--- a/06-学生侧材料/讲义/有机化学/重排反应.docx
+++ b/06-学生侧材料/讲义/有机化学/重排反应.docx
@@ -3,6 +3,146 @@
 <w:document xmlns:w="http://schemas.openxmlformats.org/wordprocessingml/2006/main" xmlns:m="http://schemas.openxmlformats.org/officeDocument/2006/math" xmlns:r="http://schemas.openxmlformats.org/officeDocument/2006/relationships" xmlns:o="urn:schemas-microsoft-com:office:office" xmlns:v="urn:schemas-microsoft-com:vml" xmlns:w10="urn:schemas-microsoft-com:office:word" xmlns:a="http://schemas.openxmlformats.org/drawingml/2006/main" xmlns:pic="http://schemas.openxmlformats.org/drawingml/2006/picture" xmlns:wp="http://schemas.openxmlformats.org/drawingml/2006/wordprocessingDrawing">
   <w:body>
     <w:bookmarkStart w:id="61" w:name="第十二讲重排反应提高班"/>
+    <w:p>
+      <w:pPr>
+        <w:spacing w:after="1800" w:before="1200" w:line="276" w:lineRule="auto"/>
+        <w:jc w:val="center"/>
+      </w:pPr>
+    </w:p>
+    <w:p>
+      <w:pPr>
+        <w:spacing w:after="320" w:before="0" w:line="276" w:lineRule="auto"/>
+        <w:jc w:val="center"/>
+      </w:pPr>
+      <w:r>
+        <w:rPr>
+          <w:rFonts w:ascii="Times New Roman" w:hAnsi="Times New Roman" w:eastAsia="SimHei" w:cs="Times New Roman"/>
+          <w:b/>
+          <w:color w:val="17324D"/>
+          <w:sz w:val="64"/>
+        </w:rPr>
+        <w:t>化学竞赛习题册</w:t>
+      </w:r>
+    </w:p>
+    <w:p>
+      <w:pPr>
+        <w:spacing w:after="120" w:before="0" w:line="276" w:lineRule="auto"/>
+        <w:jc w:val="center"/>
+      </w:pPr>
+      <w:r>
+        <w:rPr>
+          <w:rFonts w:ascii="Times New Roman" w:hAnsi="Times New Roman" w:eastAsia="SimHei" w:cs="Times New Roman"/>
+          <w:b w:val="0"/>
+          <w:color w:val="5B6975"/>
+          <w:sz w:val="32"/>
+        </w:rPr>
+        <w:t>有机化学</w:t>
+      </w:r>
+    </w:p>
+    <w:p>
+      <w:pPr>
+        <w:spacing w:after="600" w:before="0" w:line="276" w:lineRule="auto"/>
+        <w:jc w:val="center"/>
+      </w:pPr>
+      <w:r>
+        <w:rPr>
+          <w:rFonts w:ascii="Times New Roman" w:hAnsi="Times New Roman" w:eastAsia="SimHei" w:cs="Times New Roman"/>
+          <w:b/>
+          <w:color w:val="17324D"/>
+          <w:sz w:val="44"/>
+        </w:rPr>
+        <w:t>第十二讲</w:t>
+      </w:r>
+      <w:r>
+        <w:rPr>
+          <w:rFonts w:ascii="Times New Roman" w:hAnsi="Times New Roman" w:eastAsia="Times New Roman" w:cs="Times New Roman"/>
+          <w:b/>
+          <w:color w:val="17324D"/>
+          <w:sz w:val="44"/>
+        </w:rPr>
+        <w:t>：</w:t>
+      </w:r>
+      <w:r>
+        <w:rPr>
+          <w:rFonts w:ascii="Times New Roman" w:hAnsi="Times New Roman" w:eastAsia="SimHei" w:cs="Times New Roman"/>
+          <w:b/>
+          <w:color w:val="17324D"/>
+          <w:sz w:val="44"/>
+        </w:rPr>
+        <w:t>重排反应</w:t>
+      </w:r>
+      <w:r>
+        <w:rPr>
+          <w:rFonts w:ascii="Times New Roman" w:hAnsi="Times New Roman" w:eastAsia="Times New Roman" w:cs="Times New Roman"/>
+          <w:b/>
+          <w:color w:val="17324D"/>
+          <w:sz w:val="44"/>
+        </w:rPr>
+        <w:t>（</w:t>
+      </w:r>
+      <w:r>
+        <w:rPr>
+          <w:rFonts w:ascii="Times New Roman" w:hAnsi="Times New Roman" w:eastAsia="SimHei" w:cs="Times New Roman"/>
+          <w:b/>
+          <w:color w:val="17324D"/>
+          <w:sz w:val="44"/>
+        </w:rPr>
+        <w:t>提高班</w:t>
+      </w:r>
+      <w:r>
+        <w:rPr>
+          <w:rFonts w:ascii="Times New Roman" w:hAnsi="Times New Roman" w:eastAsia="Times New Roman" w:cs="Times New Roman"/>
+          <w:b/>
+          <w:color w:val="17324D"/>
+          <w:sz w:val="44"/>
+        </w:rPr>
+        <w:t>）</w:t>
+      </w:r>
+    </w:p>
+    <w:p>
+      <w:pPr>
+        <w:spacing w:after="600" w:before="120" w:line="276" w:lineRule="auto"/>
+        <w:jc w:val="center"/>
+        <w:pBdr>
+          <w:bottom w:val="single" w:sz="8" w:space="4" w:color="4A6577"/>
+        </w:pBdr>
+      </w:pPr>
+    </w:p>
+    <w:p>
+      <w:pPr>
+        <w:spacing w:after="160" w:before="0" w:line="276" w:lineRule="auto"/>
+        <w:jc w:val="center"/>
+      </w:pPr>
+      <w:r>
+        <w:rPr>
+          <w:rFonts w:ascii="Times New Roman" w:hAnsi="Times New Roman" w:eastAsia="FangSong" w:cs="Times New Roman"/>
+          <w:b w:val="0"/>
+          <w:color w:val="5B6975"/>
+          <w:sz w:val="24"/>
+        </w:rPr>
+        <w:t>日期</w:t>
+      </w:r>
+      <w:r>
+        <w:rPr>
+          <w:rFonts w:ascii="Times New Roman" w:hAnsi="Times New Roman" w:eastAsia="Times New Roman" w:cs="Times New Roman"/>
+          <w:b w:val="0"/>
+          <w:color w:val="5B6975"/>
+          <w:sz w:val="24"/>
+        </w:rPr>
+        <w:t>：2026-09-10</w:t>
+      </w:r>
+    </w:p>
+    <w:p>
+      <w:pPr>
+        <w:jc w:val="center"/>
+      </w:pPr>
+      <w:r>
+        <w:rPr>
+          <w:rFonts w:ascii="Times New Roman" w:hAnsi="Times New Roman" w:eastAsia="Times New Roman" w:cs="Times New Roman"/>
+        </w:rPr>
+        <w:br w:type="page"/>
+      </w:r>
+    </w:p>
     <w:p>
       <w:pPr>
         <w:pStyle w:val="Heading1"/>
@@ -43744,6 +43884,18 @@
         <w:rPr>
           <w:rFonts w:hint="eastAsia" w:ascii="Times New Roman" w:hAnsi="Times New Roman" w:eastAsia="FangSong" w:cs="Times New Roman"/>
         </w:rPr>
+        <w:t>有机化学</w:t>
+      </w:r>
+      <w:r>
+        <w:rPr>
+          <w:rFonts w:hint="eastAsia" w:ascii="Times New Roman" w:hAnsi="Times New Roman" w:eastAsia="Times New Roman" w:cs="Times New Roman"/>
+        </w:rPr>
+        <w:t>/</w:t>
+      </w:r>
+      <w:r>
+        <w:rPr>
+          <w:rFonts w:hint="eastAsia" w:ascii="Times New Roman" w:hAnsi="Times New Roman" w:eastAsia="FangSong" w:cs="Times New Roman"/>
+        </w:rPr>
         <w:t>亲核取代与消除反应</w:t>
       </w:r>
       <w:r>
@@ -43802,6 +43954,18 @@
           <w:rFonts w:hint="eastAsia" w:ascii="Times New Roman" w:hAnsi="Times New Roman" w:eastAsia="FangSong" w:cs="Times New Roman"/>
         </w:rPr>
         <w:t>学生讲义</w:t>
+      </w:r>
+      <w:r>
+        <w:rPr>
+          <w:rFonts w:hint="eastAsia" w:ascii="Times New Roman" w:hAnsi="Times New Roman" w:eastAsia="Times New Roman" w:cs="Times New Roman"/>
+        </w:rPr>
+        <w:t>/</w:t>
+      </w:r>
+      <w:r>
+        <w:rPr>
+          <w:rFonts w:hint="eastAsia" w:ascii="Times New Roman" w:hAnsi="Times New Roman" w:eastAsia="FangSong" w:cs="Times New Roman"/>
+        </w:rPr>
+        <w:t>有机化学</w:t>
       </w:r>
       <w:r>
         <w:rPr>

--- a/06-学生侧材料/讲义/有机化学/重排反应.docx
+++ b/06-学生侧材料/讲义/有机化学/重排反应.docx
@@ -3,146 +3,6 @@
 <w:document xmlns:w="http://schemas.openxmlformats.org/wordprocessingml/2006/main" xmlns:m="http://schemas.openxmlformats.org/officeDocument/2006/math" xmlns:r="http://schemas.openxmlformats.org/officeDocument/2006/relationships" xmlns:o="urn:schemas-microsoft-com:office:office" xmlns:v="urn:schemas-microsoft-com:vml" xmlns:w10="urn:schemas-microsoft-com:office:word" xmlns:a="http://schemas.openxmlformats.org/drawingml/2006/main" xmlns:pic="http://schemas.openxmlformats.org/drawingml/2006/picture" xmlns:wp="http://schemas.openxmlformats.org/drawingml/2006/wordprocessingDrawing">
   <w:body>
     <w:bookmarkStart w:id="61" w:name="第十二讲重排反应提高班"/>
-    <w:p>
-      <w:pPr>
-        <w:spacing w:after="1800" w:before="1200" w:line="276" w:lineRule="auto"/>
-        <w:jc w:val="center"/>
-      </w:pPr>
-    </w:p>
-    <w:p>
-      <w:pPr>
-        <w:spacing w:after="320" w:before="0" w:line="276" w:lineRule="auto"/>
-        <w:jc w:val="center"/>
-      </w:pPr>
-      <w:r>
-        <w:rPr>
-          <w:rFonts w:ascii="Times New Roman" w:hAnsi="Times New Roman" w:eastAsia="SimHei" w:cs="Times New Roman"/>
-          <w:b/>
-          <w:color w:val="17324D"/>
-          <w:sz w:val="64"/>
-        </w:rPr>
-        <w:t>化学竞赛习题册</w:t>
-      </w:r>
-    </w:p>
-    <w:p>
-      <w:pPr>
-        <w:spacing w:after="120" w:before="0" w:line="276" w:lineRule="auto"/>
-        <w:jc w:val="center"/>
-      </w:pPr>
-      <w:r>
-        <w:rPr>
-          <w:rFonts w:ascii="Times New Roman" w:hAnsi="Times New Roman" w:eastAsia="SimHei" w:cs="Times New Roman"/>
-          <w:b w:val="0"/>
-          <w:color w:val="5B6975"/>
-          <w:sz w:val="32"/>
-        </w:rPr>
-        <w:t>有机化学</w:t>
-      </w:r>
-    </w:p>
-    <w:p>
-      <w:pPr>
-        <w:spacing w:after="600" w:before="0" w:line="276" w:lineRule="auto"/>
-        <w:jc w:val="center"/>
-      </w:pPr>
-      <w:r>
-        <w:rPr>
-          <w:rFonts w:ascii="Times New Roman" w:hAnsi="Times New Roman" w:eastAsia="SimHei" w:cs="Times New Roman"/>
-          <w:b/>
-          <w:color w:val="17324D"/>
-          <w:sz w:val="44"/>
-        </w:rPr>
-        <w:t>第十二讲</w:t>
-      </w:r>
-      <w:r>
-        <w:rPr>
-          <w:rFonts w:ascii="Times New Roman" w:hAnsi="Times New Roman" w:eastAsia="Times New Roman" w:cs="Times New Roman"/>
-          <w:b/>
-          <w:color w:val="17324D"/>
-          <w:sz w:val="44"/>
-        </w:rPr>
-        <w:t>：</w:t>
-      </w:r>
-      <w:r>
-        <w:rPr>
-          <w:rFonts w:ascii="Times New Roman" w:hAnsi="Times New Roman" w:eastAsia="SimHei" w:cs="Times New Roman"/>
-          <w:b/>
-          <w:color w:val="17324D"/>
-          <w:sz w:val="44"/>
-        </w:rPr>
-        <w:t>重排反应</w:t>
-      </w:r>
-      <w:r>
-        <w:rPr>
-          <w:rFonts w:ascii="Times New Roman" w:hAnsi="Times New Roman" w:eastAsia="Times New Roman" w:cs="Times New Roman"/>
-          <w:b/>
-          <w:color w:val="17324D"/>
-          <w:sz w:val="44"/>
-        </w:rPr>
-        <w:t>（</w:t>
-      </w:r>
-      <w:r>
-        <w:rPr>
-          <w:rFonts w:ascii="Times New Roman" w:hAnsi="Times New Roman" w:eastAsia="SimHei" w:cs="Times New Roman"/>
-          <w:b/>
-          <w:color w:val="17324D"/>
-          <w:sz w:val="44"/>
-        </w:rPr>
-        <w:t>提高班</w:t>
-      </w:r>
-      <w:r>
-        <w:rPr>
-          <w:rFonts w:ascii="Times New Roman" w:hAnsi="Times New Roman" w:eastAsia="Times New Roman" w:cs="Times New Roman"/>
-          <w:b/>
-          <w:color w:val="17324D"/>
-          <w:sz w:val="44"/>
-        </w:rPr>
-        <w:t>）</w:t>
-      </w:r>
-    </w:p>
-    <w:p>
-      <w:pPr>
-        <w:spacing w:after="600" w:before="120" w:line="276" w:lineRule="auto"/>
-        <w:jc w:val="center"/>
-        <w:pBdr>
-          <w:bottom w:val="single" w:sz="8" w:space="4" w:color="4A6577"/>
-        </w:pBdr>
-      </w:pPr>
-    </w:p>
-    <w:p>
-      <w:pPr>
-        <w:spacing w:after="160" w:before="0" w:line="276" w:lineRule="auto"/>
-        <w:jc w:val="center"/>
-      </w:pPr>
-      <w:r>
-        <w:rPr>
-          <w:rFonts w:ascii="Times New Roman" w:hAnsi="Times New Roman" w:eastAsia="FangSong" w:cs="Times New Roman"/>
-          <w:b w:val="0"/>
-          <w:color w:val="5B6975"/>
-          <w:sz w:val="24"/>
-        </w:rPr>
-        <w:t>日期</w:t>
-      </w:r>
-      <w:r>
-        <w:rPr>
-          <w:rFonts w:ascii="Times New Roman" w:hAnsi="Times New Roman" w:eastAsia="Times New Roman" w:cs="Times New Roman"/>
-          <w:b w:val="0"/>
-          <w:color w:val="5B6975"/>
-          <w:sz w:val="24"/>
-        </w:rPr>
-        <w:t>：2026-09-10</w:t>
-      </w:r>
-    </w:p>
-    <w:p>
-      <w:pPr>
-        <w:jc w:val="center"/>
-      </w:pPr>
-      <w:r>
-        <w:rPr>
-          <w:rFonts w:ascii="Times New Roman" w:hAnsi="Times New Roman" w:eastAsia="Times New Roman" w:cs="Times New Roman"/>
-        </w:rPr>
-        <w:br w:type="page"/>
-      </w:r>
-    </w:p>
     <w:p>
       <w:pPr>
         <w:pStyle w:val="Heading1"/>

--- a/06-学生侧材料/讲义/有机化学/重排反应.docx
+++ b/06-学生侧材料/讲义/有机化学/重排反应.docx
@@ -6053,243 +6053,448 @@
         </w:rPr>
         <w:t xml:space="preserve">：</w:t>
       </w:r>
+      <w:r>
+        <w:rPr>
+          <w:rFonts w:ascii="Times New Roman" w:hAnsi="Times New Roman" w:eastAsia="Times New Roman" w:cs="Times New Roman"/>
+        </w:rPr>
+        <w:t xml:space="preserve"> </w:t>
+      </w:r>
+      <w:r>
+        <w:rPr>
+          <w:rFonts w:ascii="Times New Roman" w:hAnsi="Times New Roman" w:eastAsia="Times New Roman" w:cs="Times New Roman"/>
+        </w:rPr>
+        <w:t>R</w:t>
+      </w:r>
+      <w:r>
+        <w:rPr>
+          <w:rFonts w:ascii="Times New Roman" w:hAnsi="Times New Roman" w:eastAsia="Times New Roman" w:cs="Times New Roman"/>
+          <w:vertAlign w:val="subscript"/>
+        </w:rPr>
+        <w:t>2</w:t>
+      </w:r>
+      <w:r>
+        <w:rPr>
+          <w:rFonts w:ascii="Times New Roman" w:hAnsi="Times New Roman" w:eastAsia="Times New Roman" w:cs="Times New Roman"/>
+        </w:rPr>
+        <w:t>C(OH)-C(OH)R</w:t>
+      </w:r>
+      <w:r>
+        <w:rPr>
+          <w:rFonts w:ascii="Times New Roman" w:hAnsi="Times New Roman" w:eastAsia="Times New Roman" w:cs="Times New Roman"/>
+          <w:vertAlign w:val="subscript"/>
+        </w:rPr>
+        <w:t>2</w:t>
+      </w:r>
+      <w:r>
+        <w:rPr>
+          <w:rFonts w:ascii="Times New Roman" w:hAnsi="Times New Roman" w:eastAsia="Times New Roman" w:cs="Times New Roman"/>
+        </w:rPr>
+        <w:t xml:space="preserve"> —H</w:t>
+      </w:r>
+      <w:r>
+        <w:rPr>
+          <w:rFonts w:ascii="Times New Roman" w:hAnsi="Times New Roman" w:eastAsia="Times New Roman" w:cs="Times New Roman"/>
+          <w:vertAlign w:val="superscript"/>
+        </w:rPr>
+        <w:t>+</w:t>
+      </w:r>
+      <w:r>
+        <w:rPr>
+          <w:rFonts w:ascii="Times New Roman" w:hAnsi="Times New Roman" w:eastAsia="Times New Roman" w:cs="Times New Roman"/>
+        </w:rPr>
+        <w:t>, Δ→ R</w:t>
+      </w:r>
+      <w:r>
+        <w:rPr>
+          <w:rFonts w:ascii="Times New Roman" w:hAnsi="Times New Roman" w:eastAsia="Times New Roman" w:cs="Times New Roman"/>
+          <w:vertAlign w:val="subscript"/>
+        </w:rPr>
+        <w:t>2</w:t>
+      </w:r>
+      <w:r>
+        <w:rPr>
+          <w:rFonts w:ascii="Times New Roman" w:hAnsi="Times New Roman" w:eastAsia="Times New Roman" w:cs="Times New Roman"/>
+        </w:rPr>
+        <w:t>C-C(=O)R</w:t>
+      </w:r>
+      <w:r>
+        <w:rPr>
+          <w:rFonts w:ascii="Times New Roman" w:hAnsi="Times New Roman" w:eastAsia="Times New Roman" w:cs="Times New Roman"/>
+          <w:vertAlign w:val="subscript"/>
+        </w:rPr>
+        <w:t>2</w:t>
+      </w:r>
+      <w:r>
+        <w:rPr>
+          <w:rFonts w:ascii="Times New Roman" w:hAnsi="Times New Roman" w:eastAsia="Times New Roman" w:cs="Times New Roman"/>
+        </w:rPr>
+        <w:t xml:space="preserve"> + H</w:t>
+      </w:r>
+      <w:r>
+        <w:rPr>
+          <w:rFonts w:ascii="Times New Roman" w:hAnsi="Times New Roman" w:eastAsia="Times New Roman" w:cs="Times New Roman"/>
+          <w:vertAlign w:val="subscript"/>
+        </w:rPr>
+        <w:t>2</w:t>
+      </w:r>
+      <w:r>
+        <w:rPr>
+          <w:rFonts w:ascii="Times New Roman" w:hAnsi="Times New Roman" w:eastAsia="Times New Roman" w:cs="Times New Roman"/>
+        </w:rPr>
+        <w:t>O</w:t>
+      </w:r>
     </w:p>
     <w:p>
       <w:pPr>
-        <w:pStyle w:val="SourceCode"/>
+        <w:pStyle w:val="BodyText"/>
       </w:pPr>
       <w:r>
         <w:rPr>
-          <w:rStyle w:val="VerbatimChar"/>
-          <w:rFonts w:ascii="Times New Roman" w:hAnsi="Times New Roman" w:eastAsia="Times New Roman" w:cs="Times New Roman"/>
-        </w:rPr>
-        <w:t>R</w:t>
-      </w:r>
-      <w:r>
-        <w:rPr>
-          <w:rStyle w:val="VerbatimChar"/>
-          <w:rFonts w:ascii="Times New Roman" w:hAnsi="Times New Roman" w:eastAsia="Times New Roman" w:cs="Times New Roman"/>
-          <w:vertAlign w:val="subscript"/>
-        </w:rPr>
-        <w:t>2</w:t>
-      </w:r>
-      <w:r>
-        <w:rPr>
-          <w:rStyle w:val="VerbatimChar"/>
-          <w:rFonts w:ascii="Times New Roman" w:hAnsi="Times New Roman" w:eastAsia="Times New Roman" w:cs="Times New Roman"/>
-        </w:rPr>
-        <w:t>C(OH)-C(OH)R</w:t>
-      </w:r>
-      <w:r>
-        <w:rPr>
-          <w:rStyle w:val="VerbatimChar"/>
-          <w:rFonts w:ascii="Times New Roman" w:hAnsi="Times New Roman" w:eastAsia="Times New Roman" w:cs="Times New Roman"/>
-          <w:vertAlign w:val="subscript"/>
-        </w:rPr>
-        <w:t>2</w:t>
-      </w:r>
-      <w:r>
-        <w:rPr>
-          <w:rStyle w:val="VerbatimChar"/>
-          <w:rFonts w:ascii="Times New Roman" w:hAnsi="Times New Roman" w:eastAsia="Times New Roman" w:cs="Times New Roman"/>
-        </w:rPr>
-        <w:t xml:space="preserve">  —H</w:t>
-      </w:r>
-      <w:r>
-        <w:rPr>
-          <w:rStyle w:val="VerbatimChar"/>
-          <w:rFonts w:ascii="Times New Roman" w:hAnsi="Times New Roman" w:eastAsia="Times New Roman" w:cs="Times New Roman"/>
-          <w:vertAlign w:val="superscript"/>
-        </w:rPr>
-        <w:t>+</w:t>
-      </w:r>
-      <w:r>
-        <w:rPr>
-          <w:rStyle w:val="VerbatimChar"/>
-          <w:rFonts w:ascii="Times New Roman" w:hAnsi="Times New Roman" w:eastAsia="Times New Roman" w:cs="Times New Roman"/>
-        </w:rPr>
-        <w:t>, Δ→  R</w:t>
-      </w:r>
-      <w:r>
-        <w:rPr>
-          <w:rStyle w:val="VerbatimChar"/>
-          <w:rFonts w:ascii="Times New Roman" w:hAnsi="Times New Roman" w:eastAsia="Times New Roman" w:cs="Times New Roman"/>
-          <w:vertAlign w:val="subscript"/>
-        </w:rPr>
-        <w:t>2</w:t>
-      </w:r>
-      <w:r>
-        <w:rPr>
-          <w:rStyle w:val="VerbatimChar"/>
-          <w:rFonts w:ascii="Times New Roman" w:hAnsi="Times New Roman" w:eastAsia="Times New Roman" w:cs="Times New Roman"/>
-        </w:rPr>
-        <w:t>C-C(=O)R</w:t>
-      </w:r>
-      <w:r>
-        <w:rPr>
-          <w:rStyle w:val="VerbatimChar"/>
-          <w:rFonts w:ascii="Times New Roman" w:hAnsi="Times New Roman" w:eastAsia="Times New Roman" w:cs="Times New Roman"/>
-          <w:vertAlign w:val="subscript"/>
-        </w:rPr>
-        <w:t>2</w:t>
-      </w:r>
-      <w:r>
-        <w:rPr>
-          <w:rStyle w:val="VerbatimChar"/>
-          <w:rFonts w:ascii="Times New Roman" w:hAnsi="Times New Roman" w:eastAsia="Times New Roman" w:cs="Times New Roman"/>
-        </w:rPr>
-        <w:t xml:space="preserve">  +  H</w:t>
-      </w:r>
-      <w:r>
-        <w:rPr>
-          <w:rStyle w:val="VerbatimChar"/>
-          <w:rFonts w:ascii="Times New Roman" w:hAnsi="Times New Roman" w:eastAsia="Times New Roman" w:cs="Times New Roman"/>
-          <w:vertAlign w:val="subscript"/>
-        </w:rPr>
-        <w:t>2</w:t>
-      </w:r>
-      <w:r>
-        <w:rPr>
-          <w:rStyle w:val="VerbatimChar"/>
-          <w:rFonts w:ascii="Times New Roman" w:hAnsi="Times New Roman" w:eastAsia="Times New Roman" w:cs="Times New Roman"/>
-        </w:rPr>
-        <w:t>O</w:t>
+          <w:rFonts w:hint="eastAsia" w:ascii="Times New Roman" w:hAnsi="Times New Roman" w:eastAsia="Times New Roman" w:cs="Times New Roman"/>
+          <w:b/>
+          <w:bCs/>
+        </w:rPr>
+        <w:t>“</w:t>
+      </w:r>
+      <w:r>
+        <w:rPr>
+          <w:rFonts w:hint="eastAsia" w:ascii="Times New Roman" w:hAnsi="Times New Roman" w:eastAsia="FangSong" w:cs="Times New Roman"/>
+          <w:b/>
+          <w:bCs/>
+        </w:rPr>
+        <w:t>推</w:t>
+      </w:r>
+      <w:r>
+        <w:rPr>
+          <w:rFonts w:hint="eastAsia" w:ascii="Times New Roman" w:hAnsi="Times New Roman" w:eastAsia="Times New Roman" w:cs="Times New Roman"/>
+          <w:b/>
+          <w:bCs/>
+        </w:rPr>
+        <w:t>-</w:t>
+      </w:r>
+      <w:r>
+        <w:rPr>
+          <w:rFonts w:hint="eastAsia" w:ascii="Times New Roman" w:hAnsi="Times New Roman" w:eastAsia="FangSong" w:cs="Times New Roman"/>
+          <w:b/>
+          <w:bCs/>
+        </w:rPr>
+        <w:t>拉</w:t>
+      </w:r>
+      <w:r>
+        <w:rPr>
+          <w:rFonts w:hint="eastAsia" w:ascii="Times New Roman" w:hAnsi="Times New Roman" w:eastAsia="Times New Roman" w:cs="Times New Roman"/>
+          <w:b/>
+          <w:bCs/>
+        </w:rPr>
+        <w:t>”</w:t>
+      </w:r>
+      <w:r>
+        <w:rPr>
+          <w:rFonts w:hint="eastAsia" w:ascii="Times New Roman" w:hAnsi="Times New Roman" w:eastAsia="FangSong" w:cs="Times New Roman"/>
+          <w:b/>
+          <w:bCs/>
+        </w:rPr>
+        <w:t xml:space="preserve">机理</w:t>
+      </w:r>
+      <w:r>
+        <w:rPr>
+          <w:rFonts w:hint="eastAsia" w:ascii="Times New Roman" w:hAnsi="Times New Roman" w:eastAsia="Times New Roman" w:cs="Times New Roman"/>
+        </w:rPr>
+        <w:t>（</w:t>
+      </w:r>
+      <w:r>
+        <w:rPr>
+          <w:rFonts w:hint="eastAsia" w:ascii="Times New Roman" w:hAnsi="Times New Roman" w:eastAsia="FangSong" w:cs="Times New Roman"/>
+        </w:rPr>
+        <w:t>四步</w:t>
+      </w:r>
+      <w:r>
+        <w:rPr>
+          <w:rFonts w:hint="eastAsia" w:ascii="Times New Roman" w:hAnsi="Times New Roman" w:eastAsia="Times New Roman" w:cs="Times New Roman"/>
+        </w:rPr>
+        <w:t>）：</w:t>
       </w:r>
     </w:p>
     <w:p>
       <w:pPr>
-        <w:pStyle w:val="FirstParagraph"/>
+        <w:pStyle w:val="Compact"/>
+        <w:numPr>
+          <w:ilvl w:val="0"/>
+          <w:numId w:val="1003"/>
+        </w:numPr>
       </w:pPr>
       <w:r>
         <w:rPr>
-          <w:rFonts w:hint="eastAsia" w:ascii="Times New Roman" w:hAnsi="Times New Roman" w:eastAsia="Times New Roman" w:cs="Times New Roman"/>
-          <w:b/>
-          <w:bCs/>
-        </w:rPr>
-        <w:t>“</w:t>
-      </w:r>
-      <w:r>
-        <w:rPr>
-          <w:rFonts w:hint="eastAsia" w:ascii="Times New Roman" w:hAnsi="Times New Roman" w:eastAsia="FangSong" w:cs="Times New Roman"/>
-          <w:b/>
-          <w:bCs/>
-        </w:rPr>
-        <w:t>推</w:t>
-      </w:r>
-      <w:r>
-        <w:rPr>
-          <w:rFonts w:hint="eastAsia" w:ascii="Times New Roman" w:hAnsi="Times New Roman" w:eastAsia="Times New Roman" w:cs="Times New Roman"/>
-          <w:b/>
-          <w:bCs/>
-        </w:rPr>
-        <w:t>-</w:t>
-      </w:r>
-      <w:r>
-        <w:rPr>
-          <w:rFonts w:hint="eastAsia" w:ascii="Times New Roman" w:hAnsi="Times New Roman" w:eastAsia="FangSong" w:cs="Times New Roman"/>
-          <w:b/>
-          <w:bCs/>
-        </w:rPr>
-        <w:t>拉</w:t>
-      </w:r>
-      <w:r>
-        <w:rPr>
-          <w:rFonts w:hint="eastAsia" w:ascii="Times New Roman" w:hAnsi="Times New Roman" w:eastAsia="Times New Roman" w:cs="Times New Roman"/>
-          <w:b/>
-          <w:bCs/>
-        </w:rPr>
-        <w:t>”</w:t>
-      </w:r>
-      <w:r>
-        <w:rPr>
-          <w:rFonts w:hint="eastAsia" w:ascii="Times New Roman" w:hAnsi="Times New Roman" w:eastAsia="FangSong" w:cs="Times New Roman"/>
-          <w:b/>
-          <w:bCs/>
-        </w:rPr>
-        <w:t xml:space="preserve">机理</w:t>
-      </w:r>
-      <w:r>
-        <w:rPr>
-          <w:rFonts w:hint="eastAsia" w:ascii="Times New Roman" w:hAnsi="Times New Roman" w:eastAsia="Times New Roman" w:cs="Times New Roman"/>
-        </w:rPr>
-        <w:t>（</w:t>
-      </w:r>
-      <w:r>
-        <w:rPr>
-          <w:rFonts w:hint="eastAsia" w:ascii="Times New Roman" w:hAnsi="Times New Roman" w:eastAsia="FangSong" w:cs="Times New Roman"/>
-        </w:rPr>
-        <w:t>四步</w:t>
-      </w:r>
-      <w:r>
-        <w:rPr>
-          <w:rFonts w:hint="eastAsia" w:ascii="Times New Roman" w:hAnsi="Times New Roman" w:eastAsia="Times New Roman" w:cs="Times New Roman"/>
-        </w:rPr>
-        <w:t>）：</w:t>
+          <w:rFonts w:hint="eastAsia" w:ascii="Times New Roman" w:hAnsi="Times New Roman" w:eastAsia="FangSong" w:cs="Times New Roman"/>
+        </w:rPr>
+        <w:t xml:space="preserve">质子化</w:t>
+      </w:r>
+      <w:r>
+        <w:rPr>
+          <w:rFonts w:ascii="Times New Roman" w:hAnsi="Times New Roman" w:eastAsia="Times New Roman" w:cs="Times New Roman"/>
+        </w:rPr>
+        <w:t xml:space="preserve"> — </w:t>
+      </w:r>
+      <w:r>
+        <w:rPr>
+          <w:rFonts w:hint="eastAsia" w:ascii="Times New Roman" w:hAnsi="Times New Roman" w:eastAsia="FangSong" w:cs="Times New Roman"/>
+        </w:rPr>
+        <w:t xml:space="preserve">一个</w:t>
+      </w:r>
+      <w:r>
+        <w:rPr>
+          <w:rFonts w:ascii="Times New Roman" w:hAnsi="Times New Roman" w:eastAsia="Times New Roman" w:cs="Times New Roman"/>
+        </w:rPr>
+        <w:t xml:space="preserve"> OH </w:t>
+      </w:r>
+      <w:r>
+        <w:rPr>
+          <w:rFonts w:hint="eastAsia" w:ascii="Times New Roman" w:hAnsi="Times New Roman" w:eastAsia="FangSong" w:cs="Times New Roman"/>
+        </w:rPr>
+        <w:t xml:space="preserve">被</w:t>
+      </w:r>
+      <w:r>
+        <w:rPr>
+          <w:rFonts w:ascii="Times New Roman" w:hAnsi="Times New Roman" w:eastAsia="Times New Roman" w:cs="Times New Roman"/>
+        </w:rPr>
+        <w:t xml:space="preserve"> H</w:t>
+      </w:r>
+      <w:r>
+        <w:rPr>
+          <w:rFonts w:ascii="Times New Roman" w:hAnsi="Times New Roman" w:eastAsia="Times New Roman" w:cs="Times New Roman"/>
+          <w:vertAlign w:val="superscript"/>
+        </w:rPr>
+        <w:t>+</w:t>
+      </w:r>
+      <w:r>
+        <w:rPr>
+          <w:rFonts w:ascii="Times New Roman" w:hAnsi="Times New Roman" w:eastAsia="Times New Roman" w:cs="Times New Roman"/>
+        </w:rPr>
+        <w:t xml:space="preserve"> </w:t>
+      </w:r>
+      <w:r>
+        <w:rPr>
+          <w:rFonts w:hint="eastAsia" w:ascii="Times New Roman" w:hAnsi="Times New Roman" w:eastAsia="FangSong" w:cs="Times New Roman"/>
+        </w:rPr>
+        <w:t>质子化</w:t>
+      </w:r>
+      <w:r>
+        <w:rPr>
+          <w:rFonts w:hint="eastAsia" w:ascii="Times New Roman" w:hAnsi="Times New Roman" w:eastAsia="Times New Roman" w:cs="Times New Roman"/>
+        </w:rPr>
+        <w:t>（H</w:t>
+      </w:r>
+      <w:r>
+        <w:rPr>
+          <w:rFonts w:hint="eastAsia" w:ascii="Times New Roman" w:hAnsi="Times New Roman" w:eastAsia="Times New Roman" w:cs="Times New Roman"/>
+          <w:vertAlign w:val="subscript"/>
+        </w:rPr>
+        <w:t>2</w:t>
+      </w:r>
+      <w:r>
+        <w:rPr>
+          <w:rFonts w:hint="eastAsia" w:ascii="Times New Roman" w:hAnsi="Times New Roman" w:eastAsia="Times New Roman" w:cs="Times New Roman"/>
+        </w:rPr>
+        <w:t>O</w:t>
+      </w:r>
+      <w:r>
+        <w:rPr>
+          <w:rFonts w:ascii="Times New Roman" w:hAnsi="Times New Roman" w:eastAsia="Times New Roman" w:cs="Times New Roman"/>
+        </w:rPr>
+        <w:t xml:space="preserve"> </w:t>
+      </w:r>
+      <w:r>
+        <w:rPr>
+          <w:rFonts w:hint="eastAsia" w:ascii="Times New Roman" w:hAnsi="Times New Roman" w:eastAsia="FangSong" w:cs="Times New Roman"/>
+        </w:rPr>
+        <w:t>是好离去基</w:t>
+      </w:r>
+      <w:r>
+        <w:rPr>
+          <w:rFonts w:hint="eastAsia" w:ascii="Times New Roman" w:hAnsi="Times New Roman" w:eastAsia="Times New Roman" w:cs="Times New Roman"/>
+        </w:rPr>
+        <w:t>）</w:t>
       </w:r>
     </w:p>
     <w:p>
       <w:pPr>
-        <w:pStyle w:val="SourceCode"/>
+        <w:pStyle w:val="Compact"/>
+        <w:numPr>
+          <w:ilvl w:val="0"/>
+          <w:numId w:val="1003"/>
+        </w:numPr>
       </w:pPr>
       <w:r>
         <w:rPr>
-          <w:rStyle w:val="VerbatimChar"/>
-          <w:rFonts w:ascii="Times New Roman" w:hAnsi="Times New Roman" w:eastAsia="Times New Roman" w:cs="Times New Roman"/>
-        </w:rPr>
-        <w:t xml:space="preserve">Step </w:t>
-      </w:r>
-      <w:r>
-        <w:rPr>
-          <w:rStyle w:val="VerbatimChar"/>
-          <w:rFonts w:hint="eastAsia" w:ascii="Times New Roman" w:hAnsi="Times New Roman" w:eastAsia="Times New Roman" w:cs="Times New Roman"/>
-        </w:rPr>
-        <w:t>1：</w:t>
-      </w:r>
-      <w:r>
-        <w:rPr>
-          <w:rStyle w:val="VerbatimChar"/>
-          <w:rFonts w:hint="eastAsia" w:ascii="Times New Roman" w:hAnsi="Times New Roman" w:eastAsia="FangSong" w:cs="Times New Roman"/>
-        </w:rPr>
-        <w:t>质子化</w:t>
-      </w:r>
-      <w:r>
-        <w:rPr>
-          <w:rStyle w:val="VerbatimChar"/>
+          <w:rFonts w:hint="eastAsia" w:ascii="Times New Roman" w:hAnsi="Times New Roman" w:eastAsia="Times New Roman" w:cs="Times New Roman"/>
+        </w:rPr>
+        <w:t>“</w:t>
+      </w:r>
+      <w:r>
+        <w:rPr>
+          <w:rFonts w:hint="eastAsia" w:ascii="Times New Roman" w:hAnsi="Times New Roman" w:eastAsia="FangSong" w:cs="Times New Roman"/>
+        </w:rPr>
+        <w:t>拉</w:t>
+      </w:r>
+      <w:r>
+        <w:rPr>
+          <w:rFonts w:hint="eastAsia" w:ascii="Times New Roman" w:hAnsi="Times New Roman" w:eastAsia="Times New Roman" w:cs="Times New Roman"/>
+        </w:rPr>
+        <w:t>”</w:t>
+      </w:r>
+      <w:r>
+        <w:rPr>
+          <w:rFonts w:ascii="Times New Roman" w:hAnsi="Times New Roman" w:eastAsia="Times New Roman" w:cs="Times New Roman"/>
+        </w:rPr>
+        <w:t xml:space="preserve"> </w:t>
+      </w:r>
+      <w:r>
+        <w:rPr>
+          <w:rFonts w:ascii="Times New Roman" w:hAnsi="Times New Roman" w:eastAsia="Times New Roman" w:cs="Times New Roman"/>
+        </w:rPr>
+        <w:t>— H</w:t>
+      </w:r>
+      <w:r>
+        <w:rPr>
+          <w:rFonts w:ascii="Times New Roman" w:hAnsi="Times New Roman" w:eastAsia="Times New Roman" w:cs="Times New Roman"/>
+          <w:vertAlign w:val="subscript"/>
+        </w:rPr>
+        <w:t>2</w:t>
+      </w:r>
+      <w:r>
+        <w:rPr>
+          <w:rFonts w:ascii="Times New Roman" w:hAnsi="Times New Roman" w:eastAsia="Times New Roman" w:cs="Times New Roman"/>
+        </w:rPr>
+        <w:t xml:space="preserve">O </w:t>
+      </w:r>
+      <w:r>
+        <w:rPr>
+          <w:rFonts w:hint="eastAsia" w:ascii="Times New Roman" w:hAnsi="Times New Roman" w:eastAsia="FangSong" w:cs="Times New Roman"/>
+        </w:rPr>
+        <w:t xml:space="preserve">离去</w:t>
+      </w:r>
+      <w:r>
+        <w:rPr>
+          <w:rFonts w:ascii="Times New Roman" w:hAnsi="Times New Roman" w:eastAsia="Times New Roman" w:cs="Times New Roman"/>
+        </w:rPr>
+        <w:t xml:space="preserve"> → </w:t>
+      </w:r>
+      <w:r>
+        <w:rPr>
+          <w:rFonts w:hint="eastAsia" w:ascii="Times New Roman" w:hAnsi="Times New Roman" w:eastAsia="FangSong" w:cs="Times New Roman"/>
+        </w:rPr>
+        <w:t xml:space="preserve">生成碳正离子</w:t>
+      </w:r>
+    </w:p>
+    <w:p>
+      <w:pPr>
+        <w:pStyle w:val="Compact"/>
+        <w:numPr>
+          <w:ilvl w:val="0"/>
+          <w:numId w:val="1003"/>
+        </w:numPr>
+      </w:pPr>
+      <w:r>
+        <w:rPr>
+          <w:rFonts w:hint="eastAsia" w:ascii="Times New Roman" w:hAnsi="Times New Roman" w:eastAsia="Times New Roman" w:cs="Times New Roman"/>
+        </w:rPr>
+        <w:t>“</w:t>
+      </w:r>
+      <w:r>
+        <w:rPr>
+          <w:rFonts w:hint="eastAsia" w:ascii="Times New Roman" w:hAnsi="Times New Roman" w:eastAsia="FangSong" w:cs="Times New Roman"/>
+        </w:rPr>
+        <w:t>推</w:t>
+      </w:r>
+      <w:r>
+        <w:rPr>
+          <w:rFonts w:hint="eastAsia" w:ascii="Times New Roman" w:hAnsi="Times New Roman" w:eastAsia="Times New Roman" w:cs="Times New Roman"/>
+        </w:rPr>
+        <w:t>”</w:t>
+      </w:r>
+      <w:r>
+        <w:rPr>
+          <w:rFonts w:ascii="Times New Roman" w:hAnsi="Times New Roman" w:eastAsia="Times New Roman" w:cs="Times New Roman"/>
+        </w:rPr>
+        <w:t xml:space="preserve"> </w:t>
+      </w:r>
+      <w:r>
+        <w:rPr>
+          <w:rFonts w:ascii="Times New Roman" w:hAnsi="Times New Roman" w:eastAsia="Times New Roman" w:cs="Times New Roman"/>
+        </w:rPr>
+        <w:t xml:space="preserve">— </w:t>
+      </w:r>
+      <w:r>
+        <w:rPr>
+          <w:rFonts w:hint="eastAsia" w:ascii="Times New Roman" w:hAnsi="Times New Roman" w:eastAsia="FangSong" w:cs="Times New Roman"/>
+        </w:rPr>
+        <w:t xml:space="preserve">邻位</w:t>
+      </w:r>
+      <w:r>
+        <w:rPr>
+          <w:rFonts w:ascii="Times New Roman" w:hAnsi="Times New Roman" w:eastAsia="Times New Roman" w:cs="Times New Roman"/>
+        </w:rPr>
+        <w:t xml:space="preserve"> C-C </w:t>
+      </w:r>
+      <w:r>
+        <w:rPr>
+          <w:rFonts w:hint="eastAsia" w:ascii="Times New Roman" w:hAnsi="Times New Roman" w:eastAsia="FangSong" w:cs="Times New Roman"/>
+        </w:rPr>
+        <w:t xml:space="preserve">键向正电中心迁移</w:t>
+      </w:r>
+      <w:r>
+        <w:rPr>
+          <w:rFonts w:ascii="Times New Roman" w:hAnsi="Times New Roman" w:eastAsia="Times New Roman" w:cs="Times New Roman"/>
+        </w:rPr>
+        <w:t xml:space="preserve"> → </w:t>
+      </w:r>
+      <w:r>
+        <w:rPr>
+          <w:rFonts w:hint="eastAsia" w:ascii="Times New Roman" w:hAnsi="Times New Roman" w:eastAsia="FangSong" w:cs="Times New Roman"/>
+        </w:rPr>
+        <w:t xml:space="preserve">氧孤对推进形成</w:t>
+      </w:r>
+      <w:r>
+        <w:rPr>
+          <w:rFonts w:ascii="Times New Roman" w:hAnsi="Times New Roman" w:eastAsia="Times New Roman" w:cs="Times New Roman"/>
+        </w:rPr>
+        <w:t xml:space="preserve"> C=O</w:t>
+      </w:r>
+    </w:p>
+    <w:p>
+      <w:pPr>
+        <w:pStyle w:val="Compact"/>
+        <w:numPr>
+          <w:ilvl w:val="0"/>
+          <w:numId w:val="1003"/>
+        </w:numPr>
+      </w:pPr>
+      <w:r>
+        <w:rPr>
+          <w:rFonts w:hint="eastAsia" w:ascii="Times New Roman" w:hAnsi="Times New Roman" w:eastAsia="FangSong" w:cs="Times New Roman"/>
+        </w:rPr>
+        <w:t xml:space="preserve">去质子</w:t>
+      </w:r>
+      <w:r>
+        <w:rPr>
           <w:rFonts w:ascii="Times New Roman" w:hAnsi="Times New Roman" w:eastAsia="Times New Roman" w:cs="Times New Roman"/>
         </w:rPr>
         <w:t xml:space="preserve"> — </w:t>
       </w:r>
       <w:r>
         <w:rPr>
-          <w:rStyle w:val="VerbatimChar"/>
-          <w:rFonts w:hint="eastAsia" w:ascii="Times New Roman" w:hAnsi="Times New Roman" w:eastAsia="FangSong" w:cs="Times New Roman"/>
-        </w:rPr>
-        <w:t xml:space="preserve">一个</w:t>
-      </w:r>
-      <w:r>
-        <w:rPr>
-          <w:rStyle w:val="VerbatimChar"/>
-          <w:rFonts w:ascii="Times New Roman" w:hAnsi="Times New Roman" w:eastAsia="Times New Roman" w:cs="Times New Roman"/>
-        </w:rPr>
-        <w:t xml:space="preserve"> OH </w:t>
-      </w:r>
-      <w:r>
-        <w:rPr>
-          <w:rStyle w:val="VerbatimChar"/>
-          <w:rFonts w:hint="eastAsia" w:ascii="Times New Roman" w:hAnsi="Times New Roman" w:eastAsia="FangSong" w:cs="Times New Roman"/>
-        </w:rPr>
-        <w:t xml:space="preserve">被</w:t>
-      </w:r>
-      <w:r>
-        <w:rPr>
-          <w:rStyle w:val="VerbatimChar"/>
+          <w:rFonts w:hint="eastAsia" w:ascii="Times New Roman" w:hAnsi="Times New Roman" w:eastAsia="FangSong" w:cs="Times New Roman"/>
+        </w:rPr>
+        <w:t xml:space="preserve">失去</w:t>
+      </w:r>
+      <w:r>
+        <w:rPr>
           <w:rFonts w:ascii="Times New Roman" w:hAnsi="Times New Roman" w:eastAsia="Times New Roman" w:cs="Times New Roman"/>
         </w:rPr>
         <w:t xml:space="preserve"> H</w:t>
       </w:r>
       <w:r>
         <w:rPr>
-          <w:rStyle w:val="VerbatimChar"/>
           <w:rFonts w:ascii="Times New Roman" w:hAnsi="Times New Roman" w:eastAsia="Times New Roman" w:cs="Times New Roman"/>
           <w:vertAlign w:val="superscript"/>
         </w:rPr>
@@ -6297,287 +6502,12 @@
       </w:r>
       <w:r>
         <w:rPr>
-          <w:rStyle w:val="VerbatimChar"/>
-          <w:rFonts w:ascii="Times New Roman" w:hAnsi="Times New Roman" w:eastAsia="Times New Roman" w:cs="Times New Roman"/>
-        </w:rPr>
-        <w:t xml:space="preserve"> </w:t>
-      </w:r>
-      <w:r>
-        <w:rPr>
-          <w:rStyle w:val="VerbatimChar"/>
-          <w:rFonts w:hint="eastAsia" w:ascii="Times New Roman" w:hAnsi="Times New Roman" w:eastAsia="FangSong" w:cs="Times New Roman"/>
-        </w:rPr>
-        <w:t>质子化</w:t>
-      </w:r>
-      <w:r>
-        <w:rPr>
-          <w:rStyle w:val="VerbatimChar"/>
-          <w:rFonts w:hint="eastAsia" w:ascii="Times New Roman" w:hAnsi="Times New Roman" w:eastAsia="Times New Roman" w:cs="Times New Roman"/>
-        </w:rPr>
-        <w:t>（H</w:t>
-      </w:r>
-      <w:r>
-        <w:rPr>
-          <w:rStyle w:val="VerbatimChar"/>
-          <w:rFonts w:hint="eastAsia" w:ascii="Times New Roman" w:hAnsi="Times New Roman" w:eastAsia="Times New Roman" w:cs="Times New Roman"/>
-          <w:vertAlign w:val="subscript"/>
-        </w:rPr>
-        <w:t>2</w:t>
-      </w:r>
-      <w:r>
-        <w:rPr>
-          <w:rStyle w:val="VerbatimChar"/>
-          <w:rFonts w:hint="eastAsia" w:ascii="Times New Roman" w:hAnsi="Times New Roman" w:eastAsia="Times New Roman" w:cs="Times New Roman"/>
-        </w:rPr>
-        <w:t>O</w:t>
-      </w:r>
-      <w:r>
-        <w:rPr>
-          <w:rStyle w:val="VerbatimChar"/>
-          <w:rFonts w:ascii="Times New Roman" w:hAnsi="Times New Roman" w:eastAsia="Times New Roman" w:cs="Times New Roman"/>
-        </w:rPr>
-        <w:t xml:space="preserve"> </w:t>
-      </w:r>
-      <w:r>
-        <w:rPr>
-          <w:rStyle w:val="VerbatimChar"/>
-          <w:rFonts w:hint="eastAsia" w:ascii="Times New Roman" w:hAnsi="Times New Roman" w:eastAsia="FangSong" w:cs="Times New Roman"/>
-        </w:rPr>
-        <w:t>是好离去基</w:t>
-      </w:r>
-      <w:r>
-        <w:rPr>
-          <w:rStyle w:val="VerbatimChar"/>
-          <w:rFonts w:hint="eastAsia" w:ascii="Times New Roman" w:hAnsi="Times New Roman" w:eastAsia="Times New Roman" w:cs="Times New Roman"/>
-        </w:rPr>
-        <w:t>）</w:t>
-      </w:r>
-      <w:r>
-        <w:rPr>
-          <w:rFonts w:ascii="Times New Roman" w:hAnsi="Times New Roman" w:eastAsia="Times New Roman" w:cs="Times New Roman"/>
-        </w:rPr>
-        <w:br/>
-      </w:r>
-      <w:r>
-        <w:rPr>
-          <w:rStyle w:val="VerbatimChar"/>
-          <w:rFonts w:ascii="Times New Roman" w:hAnsi="Times New Roman" w:eastAsia="Times New Roman" w:cs="Times New Roman"/>
-        </w:rPr>
-        <w:t xml:space="preserve">Step </w:t>
-      </w:r>
-      <w:r>
-        <w:rPr>
-          <w:rStyle w:val="VerbatimChar"/>
-          <w:rFonts w:hint="eastAsia" w:ascii="Times New Roman" w:hAnsi="Times New Roman" w:eastAsia="Times New Roman" w:cs="Times New Roman"/>
-        </w:rPr>
-        <w:t>2："</w:t>
-      </w:r>
-      <w:r>
-        <w:rPr>
-          <w:rStyle w:val="VerbatimChar"/>
-          <w:rFonts w:hint="eastAsia" w:ascii="Times New Roman" w:hAnsi="Times New Roman" w:eastAsia="FangSong" w:cs="Times New Roman"/>
-        </w:rPr>
-        <w:t>拉</w:t>
-      </w:r>
-      <w:r>
-        <w:rPr>
-          <w:rStyle w:val="VerbatimChar"/>
-          <w:rFonts w:hint="eastAsia" w:ascii="Times New Roman" w:hAnsi="Times New Roman" w:eastAsia="Times New Roman" w:cs="Times New Roman"/>
-        </w:rPr>
-        <w:t>"</w:t>
-      </w:r>
-      <w:r>
-        <w:rPr>
-          <w:rStyle w:val="VerbatimChar"/>
-          <w:rFonts w:ascii="Times New Roman" w:hAnsi="Times New Roman" w:eastAsia="Times New Roman" w:cs="Times New Roman"/>
-        </w:rPr>
-        <w:t xml:space="preserve"> — H</w:t>
-      </w:r>
-      <w:r>
-        <w:rPr>
-          <w:rStyle w:val="VerbatimChar"/>
-          <w:rFonts w:ascii="Times New Roman" w:hAnsi="Times New Roman" w:eastAsia="Times New Roman" w:cs="Times New Roman"/>
-          <w:vertAlign w:val="subscript"/>
-        </w:rPr>
-        <w:t>2</w:t>
-      </w:r>
-      <w:r>
-        <w:rPr>
-          <w:rStyle w:val="VerbatimChar"/>
-          <w:rFonts w:ascii="Times New Roman" w:hAnsi="Times New Roman" w:eastAsia="Times New Roman" w:cs="Times New Roman"/>
-        </w:rPr>
-        <w:t xml:space="preserve">O </w:t>
-      </w:r>
-      <w:r>
-        <w:rPr>
-          <w:rStyle w:val="VerbatimChar"/>
-          <w:rFonts w:hint="eastAsia" w:ascii="Times New Roman" w:hAnsi="Times New Roman" w:eastAsia="FangSong" w:cs="Times New Roman"/>
-        </w:rPr>
-        <w:t xml:space="preserve">离去</w:t>
-      </w:r>
-      <w:r>
-        <w:rPr>
-          <w:rStyle w:val="VerbatimChar"/>
           <w:rFonts w:ascii="Times New Roman" w:hAnsi="Times New Roman" w:eastAsia="Times New Roman" w:cs="Times New Roman"/>
         </w:rPr>
         <w:t xml:space="preserve"> → </w:t>
       </w:r>
       <w:r>
         <w:rPr>
-          <w:rStyle w:val="VerbatimChar"/>
-          <w:rFonts w:hint="eastAsia" w:ascii="Times New Roman" w:hAnsi="Times New Roman" w:eastAsia="FangSong" w:cs="Times New Roman"/>
-        </w:rPr>
-        <w:t xml:space="preserve">生成碳正离子</w:t>
-      </w:r>
-      <w:r>
-        <w:rPr>
-          <w:rFonts w:ascii="Times New Roman" w:hAnsi="Times New Roman" w:eastAsia="Times New Roman" w:cs="Times New Roman"/>
-        </w:rPr>
-        <w:br/>
-      </w:r>
-      <w:r>
-        <w:rPr>
-          <w:rStyle w:val="VerbatimChar"/>
-          <w:rFonts w:ascii="Times New Roman" w:hAnsi="Times New Roman" w:eastAsia="Times New Roman" w:cs="Times New Roman"/>
-        </w:rPr>
-        <w:t xml:space="preserve">Step </w:t>
-      </w:r>
-      <w:r>
-        <w:rPr>
-          <w:rStyle w:val="VerbatimChar"/>
-          <w:rFonts w:hint="eastAsia" w:ascii="Times New Roman" w:hAnsi="Times New Roman" w:eastAsia="Times New Roman" w:cs="Times New Roman"/>
-        </w:rPr>
-        <w:t>3："</w:t>
-      </w:r>
-      <w:r>
-        <w:rPr>
-          <w:rStyle w:val="VerbatimChar"/>
-          <w:rFonts w:hint="eastAsia" w:ascii="Times New Roman" w:hAnsi="Times New Roman" w:eastAsia="FangSong" w:cs="Times New Roman"/>
-        </w:rPr>
-        <w:t>推</w:t>
-      </w:r>
-      <w:r>
-        <w:rPr>
-          <w:rStyle w:val="VerbatimChar"/>
-          <w:rFonts w:hint="eastAsia" w:ascii="Times New Roman" w:hAnsi="Times New Roman" w:eastAsia="Times New Roman" w:cs="Times New Roman"/>
-        </w:rPr>
-        <w:t>"</w:t>
-      </w:r>
-      <w:r>
-        <w:rPr>
-          <w:rStyle w:val="VerbatimChar"/>
-          <w:rFonts w:ascii="Times New Roman" w:hAnsi="Times New Roman" w:eastAsia="Times New Roman" w:cs="Times New Roman"/>
-        </w:rPr>
-        <w:t xml:space="preserve"> — </w:t>
-      </w:r>
-      <w:r>
-        <w:rPr>
-          <w:rStyle w:val="VerbatimChar"/>
-          <w:rFonts w:hint="eastAsia" w:ascii="Times New Roman" w:hAnsi="Times New Roman" w:eastAsia="FangSong" w:cs="Times New Roman"/>
-        </w:rPr>
-        <w:t xml:space="preserve">邻位</w:t>
-      </w:r>
-      <w:r>
-        <w:rPr>
-          <w:rStyle w:val="VerbatimChar"/>
-          <w:rFonts w:ascii="Times New Roman" w:hAnsi="Times New Roman" w:eastAsia="Times New Roman" w:cs="Times New Roman"/>
-        </w:rPr>
-        <w:t xml:space="preserve"> C-C </w:t>
-      </w:r>
-      <w:r>
-        <w:rPr>
-          <w:rStyle w:val="VerbatimChar"/>
-          <w:rFonts w:hint="eastAsia" w:ascii="Times New Roman" w:hAnsi="Times New Roman" w:eastAsia="FangSong" w:cs="Times New Roman"/>
-        </w:rPr>
-        <w:t xml:space="preserve">键向正电中心迁移</w:t>
-      </w:r>
-      <w:r>
-        <w:rPr>
-          <w:rStyle w:val="VerbatimChar"/>
-          <w:rFonts w:ascii="Times New Roman" w:hAnsi="Times New Roman" w:eastAsia="Times New Roman" w:cs="Times New Roman"/>
-        </w:rPr>
-        <w:t xml:space="preserve"> → </w:t>
-      </w:r>
-      <w:r>
-        <w:rPr>
-          <w:rStyle w:val="VerbatimChar"/>
-          <w:rFonts w:hint="eastAsia" w:ascii="Times New Roman" w:hAnsi="Times New Roman" w:eastAsia="FangSong" w:cs="Times New Roman"/>
-        </w:rPr>
-        <w:t xml:space="preserve">氧孤对推进形成</w:t>
-      </w:r>
-      <w:r>
-        <w:rPr>
-          <w:rStyle w:val="VerbatimChar"/>
-          <w:rFonts w:ascii="Times New Roman" w:hAnsi="Times New Roman" w:eastAsia="Times New Roman" w:cs="Times New Roman"/>
-        </w:rPr>
-        <w:t xml:space="preserve"> C=O</w:t>
-      </w:r>
-      <w:r>
-        <w:rPr>
-          <w:rFonts w:ascii="Times New Roman" w:hAnsi="Times New Roman" w:eastAsia="Times New Roman" w:cs="Times New Roman"/>
-        </w:rPr>
-        <w:br/>
-      </w:r>
-      <w:r>
-        <w:rPr>
-          <w:rStyle w:val="VerbatimChar"/>
-          <w:rFonts w:ascii="Times New Roman" w:hAnsi="Times New Roman" w:eastAsia="Times New Roman" w:cs="Times New Roman"/>
-        </w:rPr>
-        <w:t xml:space="preserve">Step </w:t>
-      </w:r>
-      <w:r>
-        <w:rPr>
-          <w:rStyle w:val="VerbatimChar"/>
-          <w:rFonts w:hint="eastAsia" w:ascii="Times New Roman" w:hAnsi="Times New Roman" w:eastAsia="Times New Roman" w:cs="Times New Roman"/>
-        </w:rPr>
-        <w:t>4：</w:t>
-      </w:r>
-      <w:r>
-        <w:rPr>
-          <w:rStyle w:val="VerbatimChar"/>
-          <w:rFonts w:hint="eastAsia" w:ascii="Times New Roman" w:hAnsi="Times New Roman" w:eastAsia="FangSong" w:cs="Times New Roman"/>
-        </w:rPr>
-        <w:t>去质子</w:t>
-      </w:r>
-      <w:r>
-        <w:rPr>
-          <w:rStyle w:val="VerbatimChar"/>
-          <w:rFonts w:ascii="Times New Roman" w:hAnsi="Times New Roman" w:eastAsia="Times New Roman" w:cs="Times New Roman"/>
-        </w:rPr>
-        <w:t xml:space="preserve"> — </w:t>
-      </w:r>
-      <w:r>
-        <w:rPr>
-          <w:rStyle w:val="VerbatimChar"/>
-          <w:rFonts w:hint="eastAsia" w:ascii="Times New Roman" w:hAnsi="Times New Roman" w:eastAsia="FangSong" w:cs="Times New Roman"/>
-        </w:rPr>
-        <w:t xml:space="preserve">失去</w:t>
-      </w:r>
-      <w:r>
-        <w:rPr>
-          <w:rStyle w:val="VerbatimChar"/>
-          <w:rFonts w:ascii="Times New Roman" w:hAnsi="Times New Roman" w:eastAsia="Times New Roman" w:cs="Times New Roman"/>
-        </w:rPr>
-        <w:t xml:space="preserve"> H</w:t>
-      </w:r>
-      <w:r>
-        <w:rPr>
-          <w:rStyle w:val="VerbatimChar"/>
-          <w:rFonts w:ascii="Times New Roman" w:hAnsi="Times New Roman" w:eastAsia="Times New Roman" w:cs="Times New Roman"/>
-          <w:vertAlign w:val="superscript"/>
-        </w:rPr>
-        <w:t>+</w:t>
-      </w:r>
-      <w:r>
-        <w:rPr>
-          <w:rStyle w:val="VerbatimChar"/>
-          <w:rFonts w:ascii="Times New Roman" w:hAnsi="Times New Roman" w:eastAsia="Times New Roman" w:cs="Times New Roman"/>
-        </w:rPr>
-        <w:t xml:space="preserve"> → </w:t>
-      </w:r>
-      <w:r>
-        <w:rPr>
-          <w:rStyle w:val="VerbatimChar"/>
           <w:rFonts w:hint="eastAsia" w:ascii="Times New Roman" w:hAnsi="Times New Roman" w:eastAsia="FangSong" w:cs="Times New Roman"/>
         </w:rPr>
         <w:t xml:space="preserve">羰基化合物</w:t>
@@ -7681,53 +7611,46 @@
     </w:p>
     <w:p>
       <w:pPr>
-        <w:pStyle w:val="SourceCode"/>
+        <w:pStyle w:val="BodyText"/>
       </w:pPr>
       <w:r>
         <w:rPr>
-          <w:rStyle w:val="VerbatimChar"/>
           <w:rFonts w:hint="eastAsia" w:ascii="Times New Roman" w:hAnsi="Times New Roman" w:eastAsia="FangSong" w:cs="Times New Roman"/>
         </w:rPr>
         <w:t>环己基</w:t>
       </w:r>
       <w:r>
         <w:rPr>
-          <w:rStyle w:val="VerbatimChar"/>
           <w:rFonts w:hint="eastAsia" w:ascii="Times New Roman" w:hAnsi="Times New Roman" w:eastAsia="Times New Roman" w:cs="Times New Roman"/>
         </w:rPr>
         <w:t>-1-</w:t>
       </w:r>
       <w:r>
         <w:rPr>
-          <w:rStyle w:val="VerbatimChar"/>
           <w:rFonts w:hint="eastAsia" w:ascii="Times New Roman" w:hAnsi="Times New Roman" w:eastAsia="FangSong" w:cs="Times New Roman"/>
         </w:rPr>
         <w:t>氨基</w:t>
       </w:r>
       <w:r>
         <w:rPr>
-          <w:rStyle w:val="VerbatimChar"/>
           <w:rFonts w:hint="eastAsia" w:ascii="Times New Roman" w:hAnsi="Times New Roman" w:eastAsia="Times New Roman" w:cs="Times New Roman"/>
         </w:rPr>
         <w:t>-2-</w:t>
       </w:r>
       <w:r>
         <w:rPr>
-          <w:rStyle w:val="VerbatimChar"/>
           <w:rFonts w:hint="eastAsia" w:ascii="Times New Roman" w:hAnsi="Times New Roman" w:eastAsia="FangSong" w:cs="Times New Roman"/>
         </w:rPr>
         <w:t>醇</w:t>
       </w:r>
       <w:r>
         <w:rPr>
-          <w:rStyle w:val="VerbatimChar"/>
           <w:rFonts w:ascii="Times New Roman" w:hAnsi="Times New Roman" w:eastAsia="Times New Roman" w:cs="Times New Roman"/>
         </w:rPr>
         <w:t xml:space="preserve"> —HNO</w:t>
       </w:r>
       <w:r>
         <w:rPr>
-          <w:rStyle w:val="VerbatimChar"/>
           <w:rFonts w:ascii="Times New Roman" w:hAnsi="Times New Roman" w:eastAsia="Times New Roman" w:cs="Times New Roman"/>
           <w:vertAlign w:val="subscript"/>
         </w:rPr>
@@ -7735,14 +7658,12 @@
       </w:r>
       <w:r>
         <w:rPr>
-          <w:rStyle w:val="VerbatimChar"/>
           <w:rFonts w:ascii="Times New Roman" w:hAnsi="Times New Roman" w:eastAsia="Times New Roman" w:cs="Times New Roman"/>
         </w:rPr>
         <w:t>→ N</w:t>
       </w:r>
       <w:r>
         <w:rPr>
-          <w:rStyle w:val="VerbatimChar"/>
           <w:rFonts w:ascii="Times New Roman" w:hAnsi="Times New Roman" w:eastAsia="Times New Roman" w:cs="Times New Roman"/>
           <w:vertAlign w:val="subscript"/>
         </w:rPr>
@@ -7750,84 +7671,72 @@
       </w:r>
       <w:r>
         <w:rPr>
-          <w:rStyle w:val="VerbatimChar"/>
           <w:rFonts w:ascii="Times New Roman" w:hAnsi="Times New Roman" w:eastAsia="Times New Roman" w:cs="Times New Roman"/>
         </w:rPr>
         <w:t xml:space="preserve"> </w:t>
       </w:r>
       <w:r>
         <w:rPr>
-          <w:rStyle w:val="VerbatimChar"/>
           <w:rFonts w:hint="eastAsia" w:ascii="Times New Roman" w:hAnsi="Times New Roman" w:eastAsia="FangSong" w:cs="Times New Roman"/>
         </w:rPr>
         <w:t xml:space="preserve">离去</w:t>
       </w:r>
       <w:r>
         <w:rPr>
-          <w:rStyle w:val="VerbatimChar"/>
           <w:rFonts w:ascii="Times New Roman" w:hAnsi="Times New Roman" w:eastAsia="Times New Roman" w:cs="Times New Roman"/>
         </w:rPr>
         <w:t xml:space="preserve"> → </w:t>
       </w:r>
       <w:r>
         <w:rPr>
-          <w:rStyle w:val="VerbatimChar"/>
           <w:rFonts w:hint="eastAsia" w:ascii="Times New Roman" w:hAnsi="Times New Roman" w:eastAsia="FangSong" w:cs="Times New Roman"/>
         </w:rPr>
         <w:t xml:space="preserve">碳正离子</w:t>
       </w:r>
       <w:r>
         <w:rPr>
-          <w:rStyle w:val="VerbatimChar"/>
           <w:rFonts w:ascii="Times New Roman" w:hAnsi="Times New Roman" w:eastAsia="Times New Roman" w:cs="Times New Roman"/>
         </w:rPr>
         <w:t xml:space="preserve"> → </w:t>
       </w:r>
       <w:r>
         <w:rPr>
-          <w:rStyle w:val="VerbatimChar"/>
           <w:rFonts w:hint="eastAsia" w:ascii="Times New Roman" w:hAnsi="Times New Roman" w:eastAsia="Times New Roman" w:cs="Times New Roman"/>
         </w:rPr>
         <w:t>1,2-</w:t>
       </w:r>
       <w:r>
         <w:rPr>
-          <w:rStyle w:val="VerbatimChar"/>
           <w:rFonts w:hint="eastAsia" w:ascii="Times New Roman" w:hAnsi="Times New Roman" w:eastAsia="FangSong" w:cs="Times New Roman"/>
         </w:rPr>
         <w:t>迁移</w:t>
       </w:r>
       <w:r>
         <w:rPr>
-          <w:rStyle w:val="VerbatimChar"/>
           <w:rFonts w:ascii="Times New Roman" w:hAnsi="Times New Roman" w:eastAsia="Times New Roman" w:cs="Times New Roman"/>
         </w:rPr>
         <w:t xml:space="preserve"> → </w:t>
       </w:r>
       <w:r>
         <w:rPr>
-          <w:rStyle w:val="VerbatimChar"/>
           <w:rFonts w:hint="eastAsia" w:ascii="Times New Roman" w:hAnsi="Times New Roman" w:eastAsia="FangSong" w:cs="Times New Roman"/>
         </w:rPr>
         <w:t>扩环酮</w:t>
       </w:r>
       <w:r>
         <w:rPr>
-          <w:rStyle w:val="VerbatimChar"/>
           <w:rFonts w:hint="eastAsia" w:ascii="Times New Roman" w:hAnsi="Times New Roman" w:eastAsia="Times New Roman" w:cs="Times New Roman"/>
         </w:rPr>
         <w:t>（</w:t>
       </w:r>
       <w:r>
         <w:rPr>
-          <w:rStyle w:val="VerbatimChar"/>
           <w:rFonts w:hint="eastAsia" w:ascii="Times New Roman" w:hAnsi="Times New Roman" w:eastAsia="FangSong" w:cs="Times New Roman"/>
         </w:rPr>
         <w:t>环庚酮</w:t>
       </w:r>
       <w:r>
         <w:rPr>
-          <w:rStyle w:val="VerbatimChar"/>
           <w:rFonts w:hint="eastAsia" w:ascii="Times New Roman" w:hAnsi="Times New Roman" w:eastAsia="Times New Roman" w:cs="Times New Roman"/>
         </w:rPr>
         <w:t>）</w:t>
@@ -7835,7 +7744,7 @@
     </w:p>
     <w:p>
       <w:pPr>
-        <w:pStyle w:val="FirstParagraph"/>
+        <w:pStyle w:val="BodyText"/>
       </w:pPr>
       <w:r>
         <w:rPr>
@@ -8176,21 +8085,20 @@
         </w:rPr>
         <w:t xml:space="preserve">：</w:t>
       </w:r>
-    </w:p>
-    <w:p>
-      <w:pPr>
-        <w:pStyle w:val="SourceCode"/>
-      </w:pPr>
-      <w:r>
-        <w:rPr>
-          <w:rStyle w:val="VerbatimChar"/>
+      <w:r>
+        <w:rPr>
+          <w:rFonts w:ascii="Times New Roman" w:hAnsi="Times New Roman" w:eastAsia="Times New Roman" w:cs="Times New Roman"/>
+        </w:rPr>
+        <w:t xml:space="preserve"> </w:t>
+      </w:r>
+      <w:r>
+        <w:rPr>
           <w:rFonts w:ascii="Times New Roman" w:hAnsi="Times New Roman" w:eastAsia="Times New Roman" w:cs="Times New Roman"/>
         </w:rPr>
         <w:t>R</w:t>
       </w:r>
       <w:r>
         <w:rPr>
-          <w:rStyle w:val="VerbatimChar"/>
           <w:rFonts w:ascii="Times New Roman" w:hAnsi="Times New Roman" w:eastAsia="Times New Roman" w:cs="Times New Roman"/>
           <w:vertAlign w:val="superscript"/>
         </w:rPr>
@@ -8198,14 +8106,12 @@
       </w:r>
       <w:r>
         <w:rPr>
-          <w:rStyle w:val="VerbatimChar"/>
           <w:rFonts w:ascii="Times New Roman" w:hAnsi="Times New Roman" w:eastAsia="Times New Roman" w:cs="Times New Roman"/>
         </w:rPr>
         <w:t>R</w:t>
       </w:r>
       <w:r>
         <w:rPr>
-          <w:rStyle w:val="VerbatimChar"/>
           <w:rFonts w:ascii="Times New Roman" w:hAnsi="Times New Roman" w:eastAsia="Times New Roman" w:cs="Times New Roman"/>
           <w:vertAlign w:val="superscript"/>
         </w:rPr>
@@ -8213,14 +8119,12 @@
       </w:r>
       <w:r>
         <w:rPr>
-          <w:rStyle w:val="VerbatimChar"/>
-          <w:rFonts w:ascii="Times New Roman" w:hAnsi="Times New Roman" w:eastAsia="Times New Roman" w:cs="Times New Roman"/>
-        </w:rPr>
-        <w:t>C=NOH  —H</w:t>
-      </w:r>
-      <w:r>
-        <w:rPr>
-          <w:rStyle w:val="VerbatimChar"/>
+          <w:rFonts w:ascii="Times New Roman" w:hAnsi="Times New Roman" w:eastAsia="Times New Roman" w:cs="Times New Roman"/>
+        </w:rPr>
+        <w:t>C=NOH —H</w:t>
+      </w:r>
+      <w:r>
+        <w:rPr>
           <w:rFonts w:ascii="Times New Roman" w:hAnsi="Times New Roman" w:eastAsia="Times New Roman" w:cs="Times New Roman"/>
           <w:vertAlign w:val="superscript"/>
         </w:rPr>
@@ -8228,14 +8132,12 @@
       </w:r>
       <w:r>
         <w:rPr>
-          <w:rStyle w:val="VerbatimChar"/>
-          <w:rFonts w:ascii="Times New Roman" w:hAnsi="Times New Roman" w:eastAsia="Times New Roman" w:cs="Times New Roman"/>
-        </w:rPr>
-        <w:t>→  R</w:t>
-      </w:r>
-      <w:r>
-        <w:rPr>
-          <w:rStyle w:val="VerbatimChar"/>
+          <w:rFonts w:ascii="Times New Roman" w:hAnsi="Times New Roman" w:eastAsia="Times New Roman" w:cs="Times New Roman"/>
+        </w:rPr>
+        <w:t>→ R</w:t>
+      </w:r>
+      <w:r>
+        <w:rPr>
           <w:rFonts w:ascii="Times New Roman" w:hAnsi="Times New Roman" w:eastAsia="Times New Roman" w:cs="Times New Roman"/>
           <w:vertAlign w:val="superscript"/>
         </w:rPr>
@@ -8243,14 +8145,12 @@
       </w:r>
       <w:r>
         <w:rPr>
-          <w:rStyle w:val="VerbatimChar"/>
           <w:rFonts w:ascii="Times New Roman" w:hAnsi="Times New Roman" w:eastAsia="Times New Roman" w:cs="Times New Roman"/>
         </w:rPr>
         <w:t>-CONHR</w:t>
       </w:r>
       <w:r>
         <w:rPr>
-          <w:rStyle w:val="VerbatimChar"/>
           <w:rFonts w:ascii="Times New Roman" w:hAnsi="Times New Roman" w:eastAsia="Times New Roman" w:cs="Times New Roman"/>
           <w:vertAlign w:val="superscript"/>
         </w:rPr>
@@ -8258,28 +8158,24 @@
       </w:r>
       <w:r>
         <w:rPr>
-          <w:rStyle w:val="VerbatimChar"/>
-          <w:rFonts w:ascii="Times New Roman" w:hAnsi="Times New Roman" w:eastAsia="Times New Roman" w:cs="Times New Roman"/>
-        </w:rPr>
-        <w:t xml:space="preserve">  </w:t>
-      </w:r>
-      <w:r>
-        <w:rPr>
-          <w:rStyle w:val="VerbatimChar"/>
+          <w:rFonts w:ascii="Times New Roman" w:hAnsi="Times New Roman" w:eastAsia="Times New Roman" w:cs="Times New Roman"/>
+        </w:rPr>
+        <w:t xml:space="preserve"> </w:t>
+      </w:r>
+      <w:r>
+        <w:rPr>
           <w:rFonts w:hint="eastAsia" w:ascii="Times New Roman" w:hAnsi="Times New Roman" w:eastAsia="FangSong" w:cs="Times New Roman"/>
         </w:rPr>
         <w:t xml:space="preserve">或</w:t>
       </w:r>
       <w:r>
         <w:rPr>
-          <w:rStyle w:val="VerbatimChar"/>
-          <w:rFonts w:ascii="Times New Roman" w:hAnsi="Times New Roman" w:eastAsia="Times New Roman" w:cs="Times New Roman"/>
-        </w:rPr>
-        <w:t xml:space="preserve">  R</w:t>
-      </w:r>
-      <w:r>
-        <w:rPr>
-          <w:rStyle w:val="VerbatimChar"/>
+          <w:rFonts w:ascii="Times New Roman" w:hAnsi="Times New Roman" w:eastAsia="Times New Roman" w:cs="Times New Roman"/>
+        </w:rPr>
+        <w:t xml:space="preserve"> R</w:t>
+      </w:r>
+      <w:r>
+        <w:rPr>
           <w:rFonts w:ascii="Times New Roman" w:hAnsi="Times New Roman" w:eastAsia="Times New Roman" w:cs="Times New Roman"/>
           <w:vertAlign w:val="superscript"/>
         </w:rPr>
@@ -8287,123 +8183,16 @@
       </w:r>
       <w:r>
         <w:rPr>
-          <w:rStyle w:val="VerbatimChar"/>
           <w:rFonts w:ascii="Times New Roman" w:hAnsi="Times New Roman" w:eastAsia="Times New Roman" w:cs="Times New Roman"/>
         </w:rPr>
         <w:t>-CONHR</w:t>
       </w:r>
       <w:r>
         <w:rPr>
-          <w:rStyle w:val="VerbatimChar"/>
           <w:rFonts w:ascii="Times New Roman" w:hAnsi="Times New Roman" w:eastAsia="Times New Roman" w:cs="Times New Roman"/>
           <w:vertAlign w:val="superscript"/>
         </w:rPr>
         <w:t>1</w:t>
-      </w:r>
-    </w:p>
-    <w:p>
-      <w:pPr>
-        <w:pStyle w:val="FirstParagraph"/>
-      </w:pPr>
-      <w:r>
-        <w:rPr>
-          <w:rFonts w:hint="eastAsia" w:ascii="Times New Roman" w:hAnsi="Times New Roman" w:eastAsia="FangSong" w:cs="Times New Roman"/>
-          <w:b/>
-          <w:bCs/>
-        </w:rPr>
-        <w:t>核心规则</w:t>
-      </w:r>
-      <w:r>
-        <w:rPr>
-          <w:rFonts w:hint="eastAsia" w:ascii="Times New Roman" w:hAnsi="Times New Roman" w:eastAsia="Times New Roman" w:cs="Times New Roman"/>
-          <w:b/>
-          <w:bCs/>
-        </w:rPr>
-        <w:t>——</w:t>
-      </w:r>
-      <w:r>
-        <w:rPr>
-          <w:rFonts w:hint="eastAsia" w:ascii="Times New Roman" w:hAnsi="Times New Roman" w:eastAsia="FangSong" w:cs="Times New Roman"/>
-          <w:b/>
-          <w:bCs/>
-        </w:rPr>
-        <w:t>反式迁移</w:t>
-      </w:r>
-      <w:r>
-        <w:rPr>
-          <w:rFonts w:hint="eastAsia" w:ascii="Times New Roman" w:hAnsi="Times New Roman" w:eastAsia="Times New Roman" w:cs="Times New Roman"/>
-          <w:b/>
-          <w:bCs/>
-        </w:rPr>
-        <w:t>（</w:t>
-      </w:r>
-      <w:r>
-        <w:rPr>
-          <w:rFonts w:hint="eastAsia" w:ascii="Times New Roman" w:hAnsi="Times New Roman" w:eastAsia="FangSong" w:cs="Times New Roman"/>
-          <w:b/>
-          <w:bCs/>
-        </w:rPr>
-        <w:t>铁律</w:t>
-      </w:r>
-      <w:r>
-        <w:rPr>
-          <w:rFonts w:hint="eastAsia" w:ascii="Times New Roman" w:hAnsi="Times New Roman" w:eastAsia="Times New Roman" w:cs="Times New Roman"/>
-          <w:b/>
-          <w:bCs/>
-        </w:rPr>
-        <w:t>）</w:t>
-      </w:r>
-      <w:r>
-        <w:rPr>
-          <w:rFonts w:hint="eastAsia" w:ascii="Times New Roman" w:hAnsi="Times New Roman" w:eastAsia="Times New Roman" w:cs="Times New Roman"/>
-        </w:rPr>
-        <w:t>：</w:t>
-      </w:r>
-      <w:r>
-        <w:rPr>
-          <w:rFonts w:hint="eastAsia" w:ascii="Times New Roman" w:hAnsi="Times New Roman" w:eastAsia="FangSong" w:cs="Times New Roman"/>
-        </w:rPr>
-        <w:t>与肟的羟基处于</w:t>
-      </w:r>
-      <w:r>
-        <w:rPr>
-          <w:rFonts w:ascii="Times New Roman" w:hAnsi="Times New Roman" w:eastAsia="Times New Roman" w:cs="Times New Roman"/>
-        </w:rPr>
-        <w:t xml:space="preserve"> </w:t>
-      </w:r>
-      <w:r>
-        <w:rPr>
-          <w:rFonts w:hint="eastAsia" w:ascii="Times New Roman" w:hAnsi="Times New Roman" w:eastAsia="FangSong" w:cs="Times New Roman"/>
-          <w:b/>
-          <w:bCs/>
-        </w:rPr>
-        <w:t>反式</w:t>
-      </w:r>
-      <w:r>
-        <w:rPr>
-          <w:rFonts w:hint="eastAsia" w:ascii="Times New Roman" w:hAnsi="Times New Roman" w:eastAsia="Times New Roman" w:cs="Times New Roman"/>
-          <w:b/>
-          <w:bCs/>
-        </w:rPr>
-        <w:t>（trans）</w:t>
-      </w:r>
-      <w:r>
-        <w:rPr>
-          <w:rFonts w:ascii="Times New Roman" w:hAnsi="Times New Roman" w:eastAsia="Times New Roman" w:cs="Times New Roman"/>
-        </w:rPr>
-        <w:t xml:space="preserve"> </w:t>
-      </w:r>
-      <w:r>
-        <w:rPr>
-          <w:rFonts w:hint="eastAsia" w:ascii="Times New Roman" w:hAnsi="Times New Roman" w:eastAsia="FangSong" w:cs="Times New Roman"/>
-        </w:rPr>
-        <w:t>的基团发生迁移</w:t>
-      </w:r>
-      <w:r>
-        <w:rPr>
-          <w:rFonts w:hint="eastAsia" w:ascii="Times New Roman" w:hAnsi="Times New Roman" w:eastAsia="Times New Roman" w:cs="Times New Roman"/>
-        </w:rPr>
-        <w:t>。</w:t>
       </w:r>
     </w:p>
     <w:p>
@@ -8416,78 +8205,166 @@
           <w:b/>
           <w:bCs/>
         </w:rPr>
-        <w:t xml:space="preserve">机理</w:t>
-      </w:r>
-      <w:r>
-        <w:rPr>
-          <w:rFonts w:hint="eastAsia" w:ascii="Times New Roman" w:hAnsi="Times New Roman" w:eastAsia="Times New Roman" w:cs="Times New Roman"/>
-        </w:rPr>
-        <w:t xml:space="preserve">：</w:t>
+        <w:t>核心规则</w:t>
+      </w:r>
+      <w:r>
+        <w:rPr>
+          <w:rFonts w:hint="eastAsia" w:ascii="Times New Roman" w:hAnsi="Times New Roman" w:eastAsia="Times New Roman" w:cs="Times New Roman"/>
+          <w:b/>
+          <w:bCs/>
+        </w:rPr>
+        <w:t>——</w:t>
+      </w:r>
+      <w:r>
+        <w:rPr>
+          <w:rFonts w:hint="eastAsia" w:ascii="Times New Roman" w:hAnsi="Times New Roman" w:eastAsia="FangSong" w:cs="Times New Roman"/>
+          <w:b/>
+          <w:bCs/>
+        </w:rPr>
+        <w:t>反式迁移</w:t>
+      </w:r>
+      <w:r>
+        <w:rPr>
+          <w:rFonts w:hint="eastAsia" w:ascii="Times New Roman" w:hAnsi="Times New Roman" w:eastAsia="Times New Roman" w:cs="Times New Roman"/>
+          <w:b/>
+          <w:bCs/>
+        </w:rPr>
+        <w:t>（</w:t>
+      </w:r>
+      <w:r>
+        <w:rPr>
+          <w:rFonts w:hint="eastAsia" w:ascii="Times New Roman" w:hAnsi="Times New Roman" w:eastAsia="FangSong" w:cs="Times New Roman"/>
+          <w:b/>
+          <w:bCs/>
+        </w:rPr>
+        <w:t>铁律</w:t>
+      </w:r>
+      <w:r>
+        <w:rPr>
+          <w:rFonts w:hint="eastAsia" w:ascii="Times New Roman" w:hAnsi="Times New Roman" w:eastAsia="Times New Roman" w:cs="Times New Roman"/>
+          <w:b/>
+          <w:bCs/>
+        </w:rPr>
+        <w:t>）</w:t>
+      </w:r>
+      <w:r>
+        <w:rPr>
+          <w:rFonts w:hint="eastAsia" w:ascii="Times New Roman" w:hAnsi="Times New Roman" w:eastAsia="Times New Roman" w:cs="Times New Roman"/>
+        </w:rPr>
+        <w:t>：</w:t>
+      </w:r>
+      <w:r>
+        <w:rPr>
+          <w:rFonts w:hint="eastAsia" w:ascii="Times New Roman" w:hAnsi="Times New Roman" w:eastAsia="FangSong" w:cs="Times New Roman"/>
+        </w:rPr>
+        <w:t>与肟的羟基处于</w:t>
+      </w:r>
+      <w:r>
+        <w:rPr>
+          <w:rFonts w:ascii="Times New Roman" w:hAnsi="Times New Roman" w:eastAsia="Times New Roman" w:cs="Times New Roman"/>
+        </w:rPr>
+        <w:t xml:space="preserve"> </w:t>
+      </w:r>
+      <w:r>
+        <w:rPr>
+          <w:rFonts w:hint="eastAsia" w:ascii="Times New Roman" w:hAnsi="Times New Roman" w:eastAsia="FangSong" w:cs="Times New Roman"/>
+          <w:b/>
+          <w:bCs/>
+        </w:rPr>
+        <w:t>反式</w:t>
+      </w:r>
+      <w:r>
+        <w:rPr>
+          <w:rFonts w:hint="eastAsia" w:ascii="Times New Roman" w:hAnsi="Times New Roman" w:eastAsia="Times New Roman" w:cs="Times New Roman"/>
+          <w:b/>
+          <w:bCs/>
+        </w:rPr>
+        <w:t>（trans）</w:t>
+      </w:r>
+      <w:r>
+        <w:rPr>
+          <w:rFonts w:ascii="Times New Roman" w:hAnsi="Times New Roman" w:eastAsia="Times New Roman" w:cs="Times New Roman"/>
+        </w:rPr>
+        <w:t xml:space="preserve"> </w:t>
+      </w:r>
+      <w:r>
+        <w:rPr>
+          <w:rFonts w:hint="eastAsia" w:ascii="Times New Roman" w:hAnsi="Times New Roman" w:eastAsia="FangSong" w:cs="Times New Roman"/>
+        </w:rPr>
+        <w:t>的基团发生迁移</w:t>
+      </w:r>
+      <w:r>
+        <w:rPr>
+          <w:rFonts w:hint="eastAsia" w:ascii="Times New Roman" w:hAnsi="Times New Roman" w:eastAsia="Times New Roman" w:cs="Times New Roman"/>
+        </w:rPr>
+        <w:t>。</w:t>
       </w:r>
     </w:p>
     <w:p>
       <w:pPr>
-        <w:pStyle w:val="SourceCode"/>
+        <w:pStyle w:val="BodyText"/>
       </w:pPr>
       <w:r>
         <w:rPr>
-          <w:rStyle w:val="VerbatimChar"/>
-          <w:rFonts w:ascii="Times New Roman" w:hAnsi="Times New Roman" w:eastAsia="Times New Roman" w:cs="Times New Roman"/>
-        </w:rPr>
-        <w:t xml:space="preserve">Step </w:t>
-      </w:r>
-      <w:r>
-        <w:rPr>
-          <w:rStyle w:val="VerbatimChar"/>
-          <w:rFonts w:hint="eastAsia" w:ascii="Times New Roman" w:hAnsi="Times New Roman" w:eastAsia="Times New Roman" w:cs="Times New Roman"/>
-        </w:rPr>
-        <w:t>1：</w:t>
-      </w:r>
-      <w:r>
-        <w:rPr>
-          <w:rStyle w:val="VerbatimChar"/>
-          <w:rFonts w:hint="eastAsia" w:ascii="Times New Roman" w:hAnsi="Times New Roman" w:eastAsia="FangSong" w:cs="Times New Roman"/>
-        </w:rPr>
-        <w:t>肟的</w:t>
-      </w:r>
-      <w:r>
-        <w:rPr>
-          <w:rStyle w:val="VerbatimChar"/>
+          <w:rFonts w:hint="eastAsia" w:ascii="Times New Roman" w:hAnsi="Times New Roman" w:eastAsia="FangSong" w:cs="Times New Roman"/>
+          <w:b/>
+          <w:bCs/>
+        </w:rPr>
+        <w:t xml:space="preserve">机理</w:t>
+      </w:r>
+      <w:r>
+        <w:rPr>
+          <w:rFonts w:hint="eastAsia" w:ascii="Times New Roman" w:hAnsi="Times New Roman" w:eastAsia="Times New Roman" w:cs="Times New Roman"/>
+        </w:rPr>
+        <w:t xml:space="preserve">：</w:t>
+      </w:r>
+    </w:p>
+    <w:p>
+      <w:pPr>
+        <w:pStyle w:val="Compact"/>
+        <w:numPr>
+          <w:ilvl w:val="0"/>
+          <w:numId w:val="1004"/>
+        </w:numPr>
+      </w:pPr>
+      <w:r>
+        <w:rPr>
+          <w:rFonts w:hint="eastAsia" w:ascii="Times New Roman" w:hAnsi="Times New Roman" w:eastAsia="FangSong" w:cs="Times New Roman"/>
+        </w:rPr>
+        <w:t xml:space="preserve">肟的</w:t>
+      </w:r>
+      <w:r>
+        <w:rPr>
           <w:rFonts w:ascii="Times New Roman" w:hAnsi="Times New Roman" w:eastAsia="Times New Roman" w:cs="Times New Roman"/>
         </w:rPr>
         <w:t xml:space="preserve"> OH </w:t>
       </w:r>
       <w:r>
         <w:rPr>
-          <w:rStyle w:val="VerbatimChar"/>
           <w:rFonts w:hint="eastAsia" w:ascii="Times New Roman" w:hAnsi="Times New Roman" w:eastAsia="FangSong" w:cs="Times New Roman"/>
         </w:rPr>
         <w:t>被质子化</w:t>
       </w:r>
       <w:r>
         <w:rPr>
-          <w:rStyle w:val="VerbatimChar"/>
           <w:rFonts w:hint="eastAsia" w:ascii="Times New Roman" w:hAnsi="Times New Roman" w:eastAsia="Times New Roman" w:cs="Times New Roman"/>
         </w:rPr>
         <w:t>（</w:t>
       </w:r>
       <w:r>
         <w:rPr>
-          <w:rStyle w:val="VerbatimChar"/>
           <w:rFonts w:hint="eastAsia" w:ascii="Times New Roman" w:hAnsi="Times New Roman" w:eastAsia="FangSong" w:cs="Times New Roman"/>
         </w:rPr>
         <w:t>或活化为</w:t>
       </w:r>
       <w:r>
         <w:rPr>
-          <w:rStyle w:val="VerbatimChar"/>
           <w:rFonts w:ascii="Times New Roman" w:hAnsi="Times New Roman" w:eastAsia="Times New Roman" w:cs="Times New Roman"/>
         </w:rPr>
         <w:t xml:space="preserve"> O-SO</w:t>
       </w:r>
       <w:r>
         <w:rPr>
-          <w:rStyle w:val="VerbatimChar"/>
           <w:rFonts w:ascii="Times New Roman" w:hAnsi="Times New Roman" w:eastAsia="Times New Roman" w:cs="Times New Roman"/>
           <w:vertAlign w:val="subscript"/>
         </w:rPr>
@@ -8495,243 +8372,184 @@
       </w:r>
       <w:r>
         <w:rPr>
-          <w:rStyle w:val="VerbatimChar"/>
           <w:rFonts w:ascii="Times New Roman" w:hAnsi="Times New Roman" w:eastAsia="Times New Roman" w:cs="Times New Roman"/>
         </w:rPr>
         <w:t xml:space="preserve">H </w:t>
       </w:r>
       <w:r>
         <w:rPr>
-          <w:rStyle w:val="VerbatimChar"/>
           <w:rFonts w:hint="eastAsia" w:ascii="Times New Roman" w:hAnsi="Times New Roman" w:eastAsia="FangSong" w:cs="Times New Roman"/>
         </w:rPr>
         <w:t>等好离去基</w:t>
       </w:r>
       <w:r>
         <w:rPr>
-          <w:rStyle w:val="VerbatimChar"/>
           <w:rFonts w:hint="eastAsia" w:ascii="Times New Roman" w:hAnsi="Times New Roman" w:eastAsia="Times New Roman" w:cs="Times New Roman"/>
         </w:rPr>
         <w:t>）</w:t>
       </w:r>
-      <w:r>
-        <w:rPr>
-          <w:rFonts w:ascii="Times New Roman" w:hAnsi="Times New Roman" w:eastAsia="Times New Roman" w:cs="Times New Roman"/>
-        </w:rPr>
-        <w:br/>
-      </w:r>
-      <w:r>
-        <w:rPr>
-          <w:rStyle w:val="VerbatimChar"/>
-          <w:rFonts w:ascii="Times New Roman" w:hAnsi="Times New Roman" w:eastAsia="Times New Roman" w:cs="Times New Roman"/>
-        </w:rPr>
-        <w:t xml:space="preserve">Step </w:t>
-      </w:r>
-      <w:r>
-        <w:rPr>
-          <w:rStyle w:val="VerbatimChar"/>
-          <w:rFonts w:hint="eastAsia" w:ascii="Times New Roman" w:hAnsi="Times New Roman" w:eastAsia="Times New Roman" w:cs="Times New Roman"/>
-        </w:rPr>
-        <w:t>2：H</w:t>
-      </w:r>
-      <w:r>
-        <w:rPr>
-          <w:rStyle w:val="VerbatimChar"/>
-          <w:rFonts w:hint="eastAsia" w:ascii="Times New Roman" w:hAnsi="Times New Roman" w:eastAsia="Times New Roman" w:cs="Times New Roman"/>
+    </w:p>
+    <w:p>
+      <w:pPr>
+        <w:pStyle w:val="Compact"/>
+        <w:numPr>
+          <w:ilvl w:val="0"/>
+          <w:numId w:val="1004"/>
+        </w:numPr>
+      </w:pPr>
+      <w:r>
+        <w:rPr>
+          <w:rFonts w:ascii="Times New Roman" w:hAnsi="Times New Roman" w:eastAsia="Times New Roman" w:cs="Times New Roman"/>
+        </w:rPr>
+        <w:t>H</w:t>
+      </w:r>
+      <w:r>
+        <w:rPr>
+          <w:rFonts w:ascii="Times New Roman" w:hAnsi="Times New Roman" w:eastAsia="Times New Roman" w:cs="Times New Roman"/>
           <w:vertAlign w:val="subscript"/>
         </w:rPr>
         <w:t>2</w:t>
       </w:r>
       <w:r>
         <w:rPr>
-          <w:rStyle w:val="VerbatimChar"/>
-          <w:rFonts w:hint="eastAsia" w:ascii="Times New Roman" w:hAnsi="Times New Roman" w:eastAsia="Times New Roman" w:cs="Times New Roman"/>
-        </w:rPr>
-        <w:t>O</w:t>
-      </w:r>
-      <w:r>
-        <w:rPr>
-          <w:rStyle w:val="VerbatimChar"/>
+          <w:rFonts w:ascii="Times New Roman" w:hAnsi="Times New Roman" w:eastAsia="Times New Roman" w:cs="Times New Roman"/>
+        </w:rPr>
+        <w:t xml:space="preserve">O </w:t>
+      </w:r>
+      <w:r>
+        <w:rPr>
+          <w:rFonts w:hint="eastAsia" w:ascii="Times New Roman" w:hAnsi="Times New Roman" w:eastAsia="FangSong" w:cs="Times New Roman"/>
+        </w:rPr>
+        <w:t xml:space="preserve">离去</w:t>
+      </w:r>
+      <w:r>
+        <w:rPr>
+          <w:rFonts w:ascii="Times New Roman" w:hAnsi="Times New Roman" w:eastAsia="Times New Roman" w:cs="Times New Roman"/>
+        </w:rPr>
+        <w:t xml:space="preserve"> → </w:t>
+      </w:r>
+      <w:r>
+        <w:rPr>
+          <w:rFonts w:hint="eastAsia" w:ascii="Times New Roman" w:hAnsi="Times New Roman" w:eastAsia="FangSong" w:cs="Times New Roman"/>
+        </w:rPr>
+        <w:t>亚胺正离子</w:t>
+      </w:r>
+      <w:r>
+        <w:rPr>
+          <w:rFonts w:hint="eastAsia" w:ascii="Times New Roman" w:hAnsi="Times New Roman" w:eastAsia="Times New Roman" w:cs="Times New Roman"/>
+        </w:rPr>
+        <w:t>（nitrilium</w:t>
+      </w:r>
+      <w:r>
+        <w:rPr>
           <w:rFonts w:ascii="Times New Roman" w:hAnsi="Times New Roman" w:eastAsia="Times New Roman" w:cs="Times New Roman"/>
         </w:rPr>
         <w:t xml:space="preserve"> </w:t>
       </w:r>
       <w:r>
         <w:rPr>
-          <w:rStyle w:val="VerbatimChar"/>
-          <w:rFonts w:hint="eastAsia" w:ascii="Times New Roman" w:hAnsi="Times New Roman" w:eastAsia="FangSong" w:cs="Times New Roman"/>
-        </w:rPr>
-        <w:t xml:space="preserve">离去</w:t>
-      </w:r>
-      <w:r>
-        <w:rPr>
-          <w:rStyle w:val="VerbatimChar"/>
+          <w:rFonts w:hint="eastAsia" w:ascii="Times New Roman" w:hAnsi="Times New Roman" w:eastAsia="Times New Roman" w:cs="Times New Roman"/>
+        </w:rPr>
+        <w:t>ion）</w:t>
+      </w:r>
+      <w:r>
+        <w:rPr>
+          <w:rFonts w:hint="eastAsia" w:ascii="Times New Roman" w:hAnsi="Times New Roman" w:eastAsia="FangSong" w:cs="Times New Roman"/>
+        </w:rPr>
+        <w:t>中间体</w:t>
+      </w:r>
+    </w:p>
+    <w:p>
+      <w:pPr>
+        <w:pStyle w:val="Compact"/>
+        <w:numPr>
+          <w:ilvl w:val="0"/>
+          <w:numId w:val="1004"/>
+        </w:numPr>
+      </w:pPr>
+      <w:r>
+        <w:rPr>
+          <w:rFonts w:hint="eastAsia" w:ascii="Times New Roman" w:hAnsi="Times New Roman" w:eastAsia="FangSong" w:cs="Times New Roman"/>
+        </w:rPr>
+        <w:t xml:space="preserve">反式基团</w:t>
+      </w:r>
+      <w:r>
+        <w:rPr>
+          <w:rFonts w:ascii="Times New Roman" w:hAnsi="Times New Roman" w:eastAsia="Times New Roman" w:cs="Times New Roman"/>
+        </w:rPr>
+        <w:t xml:space="preserve"> </w:t>
+      </w:r>
+      <w:r>
+        <w:rPr>
+          <w:rFonts w:hint="eastAsia" w:ascii="Times New Roman" w:hAnsi="Times New Roman" w:eastAsia="Times New Roman" w:cs="Times New Roman"/>
+        </w:rPr>
+        <w:t>1,2-</w:t>
+      </w:r>
+      <w:r>
+        <w:rPr>
+          <w:rFonts w:hint="eastAsia" w:ascii="Times New Roman" w:hAnsi="Times New Roman" w:eastAsia="FangSong" w:cs="Times New Roman"/>
+        </w:rPr>
+        <w:t>迁移到缺电子</w:t>
+      </w:r>
+      <w:r>
+        <w:rPr>
+          <w:rFonts w:ascii="Times New Roman" w:hAnsi="Times New Roman" w:eastAsia="Times New Roman" w:cs="Times New Roman"/>
+        </w:rPr>
+        <w:t xml:space="preserve"> N </w:t>
+      </w:r>
+      <w:r>
+        <w:rPr>
+          <w:rFonts w:hint="eastAsia" w:ascii="Times New Roman" w:hAnsi="Times New Roman" w:eastAsia="FangSong" w:cs="Times New Roman"/>
+        </w:rPr>
+        <w:t xml:space="preserve">上</w:t>
+      </w:r>
+    </w:p>
+    <w:p>
+      <w:pPr>
+        <w:pStyle w:val="Compact"/>
+        <w:numPr>
+          <w:ilvl w:val="0"/>
+          <w:numId w:val="1004"/>
+        </w:numPr>
+      </w:pPr>
+      <w:r>
+        <w:rPr>
+          <w:rFonts w:hint="eastAsia" w:ascii="Times New Roman" w:hAnsi="Times New Roman" w:eastAsia="FangSong" w:cs="Times New Roman"/>
+        </w:rPr>
+        <w:t xml:space="preserve">水进攻</w:t>
+      </w:r>
+      <w:r>
+        <w:rPr>
           <w:rFonts w:ascii="Times New Roman" w:hAnsi="Times New Roman" w:eastAsia="Times New Roman" w:cs="Times New Roman"/>
         </w:rPr>
         <w:t xml:space="preserve"> → </w:t>
       </w:r>
       <w:r>
         <w:rPr>
-          <w:rStyle w:val="VerbatimChar"/>
-          <w:rFonts w:hint="eastAsia" w:ascii="Times New Roman" w:hAnsi="Times New Roman" w:eastAsia="FangSong" w:cs="Times New Roman"/>
-        </w:rPr>
-        <w:t>亚胺正离子</w:t>
-      </w:r>
-      <w:r>
-        <w:rPr>
-          <w:rStyle w:val="VerbatimChar"/>
-          <w:rFonts w:hint="eastAsia" w:ascii="Times New Roman" w:hAnsi="Times New Roman" w:eastAsia="Times New Roman" w:cs="Times New Roman"/>
-        </w:rPr>
-        <w:t>（nitrilium</w:t>
-      </w:r>
-      <w:r>
-        <w:rPr>
-          <w:rStyle w:val="VerbatimChar"/>
-          <w:rFonts w:ascii="Times New Roman" w:hAnsi="Times New Roman" w:eastAsia="Times New Roman" w:cs="Times New Roman"/>
-        </w:rPr>
-        <w:t xml:space="preserve"> </w:t>
-      </w:r>
-      <w:r>
-        <w:rPr>
-          <w:rStyle w:val="VerbatimChar"/>
-          <w:rFonts w:hint="eastAsia" w:ascii="Times New Roman" w:hAnsi="Times New Roman" w:eastAsia="Times New Roman" w:cs="Times New Roman"/>
-        </w:rPr>
-        <w:t>ion）</w:t>
-      </w:r>
-      <w:r>
-        <w:rPr>
-          <w:rStyle w:val="VerbatimChar"/>
-          <w:rFonts w:hint="eastAsia" w:ascii="Times New Roman" w:hAnsi="Times New Roman" w:eastAsia="FangSong" w:cs="Times New Roman"/>
-        </w:rPr>
-        <w:t>中间体</w:t>
-      </w:r>
-      <w:r>
-        <w:rPr>
-          <w:rFonts w:ascii="Times New Roman" w:hAnsi="Times New Roman" w:eastAsia="Times New Roman" w:cs="Times New Roman"/>
-        </w:rPr>
-        <w:br/>
-      </w:r>
-      <w:r>
-        <w:rPr>
-          <w:rStyle w:val="VerbatimChar"/>
-          <w:rFonts w:ascii="Times New Roman" w:hAnsi="Times New Roman" w:eastAsia="Times New Roman" w:cs="Times New Roman"/>
-        </w:rPr>
-        <w:t xml:space="preserve">Step </w:t>
-      </w:r>
-      <w:r>
-        <w:rPr>
-          <w:rStyle w:val="VerbatimChar"/>
-          <w:rFonts w:hint="eastAsia" w:ascii="Times New Roman" w:hAnsi="Times New Roman" w:eastAsia="Times New Roman" w:cs="Times New Roman"/>
-        </w:rPr>
-        <w:t>3：</w:t>
-      </w:r>
-      <w:r>
-        <w:rPr>
-          <w:rStyle w:val="VerbatimChar"/>
-          <w:rFonts w:hint="eastAsia" w:ascii="Times New Roman" w:hAnsi="Times New Roman" w:eastAsia="FangSong" w:cs="Times New Roman"/>
-        </w:rPr>
-        <w:t>反式基团</w:t>
-      </w:r>
-      <w:r>
-        <w:rPr>
-          <w:rStyle w:val="VerbatimChar"/>
-          <w:rFonts w:ascii="Times New Roman" w:hAnsi="Times New Roman" w:eastAsia="Times New Roman" w:cs="Times New Roman"/>
-        </w:rPr>
-        <w:t xml:space="preserve"> </w:t>
-      </w:r>
-      <w:r>
-        <w:rPr>
-          <w:rStyle w:val="VerbatimChar"/>
-          <w:rFonts w:hint="eastAsia" w:ascii="Times New Roman" w:hAnsi="Times New Roman" w:eastAsia="Times New Roman" w:cs="Times New Roman"/>
-        </w:rPr>
-        <w:t>1,2-</w:t>
-      </w:r>
-      <w:r>
-        <w:rPr>
-          <w:rStyle w:val="VerbatimChar"/>
-          <w:rFonts w:hint="eastAsia" w:ascii="Times New Roman" w:hAnsi="Times New Roman" w:eastAsia="FangSong" w:cs="Times New Roman"/>
-        </w:rPr>
-        <w:t>迁移到缺电子</w:t>
-      </w:r>
-      <w:r>
-        <w:rPr>
-          <w:rStyle w:val="VerbatimChar"/>
-          <w:rFonts w:ascii="Times New Roman" w:hAnsi="Times New Roman" w:eastAsia="Times New Roman" w:cs="Times New Roman"/>
-        </w:rPr>
-        <w:t xml:space="preserve"> N </w:t>
-      </w:r>
-      <w:r>
-        <w:rPr>
-          <w:rStyle w:val="VerbatimChar"/>
-          <w:rFonts w:hint="eastAsia" w:ascii="Times New Roman" w:hAnsi="Times New Roman" w:eastAsia="FangSong" w:cs="Times New Roman"/>
-        </w:rPr>
-        <w:t xml:space="preserve">上</w:t>
-      </w:r>
-      <w:r>
-        <w:rPr>
-          <w:rFonts w:ascii="Times New Roman" w:hAnsi="Times New Roman" w:eastAsia="Times New Roman" w:cs="Times New Roman"/>
-        </w:rPr>
-        <w:br/>
-      </w:r>
-      <w:r>
-        <w:rPr>
-          <w:rStyle w:val="VerbatimChar"/>
-          <w:rFonts w:ascii="Times New Roman" w:hAnsi="Times New Roman" w:eastAsia="Times New Roman" w:cs="Times New Roman"/>
-        </w:rPr>
-        <w:t xml:space="preserve">Step </w:t>
-      </w:r>
-      <w:r>
-        <w:rPr>
-          <w:rStyle w:val="VerbatimChar"/>
-          <w:rFonts w:hint="eastAsia" w:ascii="Times New Roman" w:hAnsi="Times New Roman" w:eastAsia="Times New Roman" w:cs="Times New Roman"/>
-        </w:rPr>
-        <w:t>4：</w:t>
-      </w:r>
-      <w:r>
-        <w:rPr>
-          <w:rStyle w:val="VerbatimChar"/>
-          <w:rFonts w:hint="eastAsia" w:ascii="Times New Roman" w:hAnsi="Times New Roman" w:eastAsia="FangSong" w:cs="Times New Roman"/>
-        </w:rPr>
-        <w:t>水进攻</w:t>
-      </w:r>
-      <w:r>
-        <w:rPr>
-          <w:rStyle w:val="VerbatimChar"/>
+          <w:rFonts w:hint="eastAsia" w:ascii="Times New Roman" w:hAnsi="Times New Roman" w:eastAsia="FangSong" w:cs="Times New Roman"/>
+        </w:rPr>
+        <w:t xml:space="preserve">亚氨酸</w:t>
+      </w:r>
+      <w:r>
+        <w:rPr>
           <w:rFonts w:ascii="Times New Roman" w:hAnsi="Times New Roman" w:eastAsia="Times New Roman" w:cs="Times New Roman"/>
         </w:rPr>
         <w:t xml:space="preserve"> → </w:t>
       </w:r>
       <w:r>
         <w:rPr>
-          <w:rStyle w:val="VerbatimChar"/>
-          <w:rFonts w:hint="eastAsia" w:ascii="Times New Roman" w:hAnsi="Times New Roman" w:eastAsia="FangSong" w:cs="Times New Roman"/>
-        </w:rPr>
-        <w:t xml:space="preserve">亚氨酸</w:t>
-      </w:r>
-      <w:r>
-        <w:rPr>
-          <w:rStyle w:val="VerbatimChar"/>
+          <w:rFonts w:hint="eastAsia" w:ascii="Times New Roman" w:hAnsi="Times New Roman" w:eastAsia="FangSong" w:cs="Times New Roman"/>
+        </w:rPr>
+        <w:t xml:space="preserve">互变异构</w:t>
+      </w:r>
+      <w:r>
+        <w:rPr>
           <w:rFonts w:ascii="Times New Roman" w:hAnsi="Times New Roman" w:eastAsia="Times New Roman" w:cs="Times New Roman"/>
         </w:rPr>
         <w:t xml:space="preserve"> → </w:t>
       </w:r>
       <w:r>
         <w:rPr>
-          <w:rStyle w:val="VerbatimChar"/>
-          <w:rFonts w:hint="eastAsia" w:ascii="Times New Roman" w:hAnsi="Times New Roman" w:eastAsia="FangSong" w:cs="Times New Roman"/>
-        </w:rPr>
-        <w:t xml:space="preserve">互变异构</w:t>
-      </w:r>
-      <w:r>
-        <w:rPr>
-          <w:rStyle w:val="VerbatimChar"/>
-          <w:rFonts w:ascii="Times New Roman" w:hAnsi="Times New Roman" w:eastAsia="Times New Roman" w:cs="Times New Roman"/>
-        </w:rPr>
-        <w:t xml:space="preserve"> → </w:t>
-      </w:r>
-      <w:r>
-        <w:rPr>
-          <w:rStyle w:val="VerbatimChar"/>
           <w:rFonts w:hint="eastAsia" w:ascii="Times New Roman" w:hAnsi="Times New Roman" w:eastAsia="FangSong" w:cs="Times New Roman"/>
         </w:rPr>
         <w:t xml:space="preserve">酰胺</w:t>
@@ -9962,65 +9780,59 @@
         </w:rPr>
         <w:t xml:space="preserve">：</w:t>
       </w:r>
+      <w:r>
+        <w:rPr>
+          <w:rFonts w:ascii="Times New Roman" w:hAnsi="Times New Roman" w:eastAsia="Times New Roman" w:cs="Times New Roman"/>
+        </w:rPr>
+        <w:t xml:space="preserve"> </w:t>
+      </w:r>
+      <w:r>
+        <w:rPr>
+          <w:rFonts w:ascii="Times New Roman" w:hAnsi="Times New Roman" w:eastAsia="Times New Roman" w:cs="Times New Roman"/>
+        </w:rPr>
+        <w:t>R-CO-R’ + R’CO</w:t>
+      </w:r>
+      <w:r>
+        <w:rPr>
+          <w:rFonts w:ascii="Times New Roman" w:hAnsi="Times New Roman" w:eastAsia="Times New Roman" w:cs="Times New Roman"/>
+          <w:vertAlign w:val="subscript"/>
+        </w:rPr>
+        <w:t>3</w:t>
+      </w:r>
+      <w:r>
+        <w:rPr>
+          <w:rFonts w:ascii="Times New Roman" w:hAnsi="Times New Roman" w:eastAsia="Times New Roman" w:cs="Times New Roman"/>
+        </w:rPr>
+        <w:t xml:space="preserve">H → </w:t>
+      </w:r>
+      <w:r>
+        <w:rPr>
+          <w:rFonts w:hint="eastAsia" w:ascii="Times New Roman" w:hAnsi="Times New Roman" w:eastAsia="Times New Roman" w:cs="Times New Roman"/>
+        </w:rPr>
+        <w:t>R-CO-OR’（</w:t>
+      </w:r>
+      <w:r>
+        <w:rPr>
+          <w:rFonts w:hint="eastAsia" w:ascii="Times New Roman" w:hAnsi="Times New Roman" w:eastAsia="FangSong" w:cs="Times New Roman"/>
+        </w:rPr>
+        <w:t>或</w:t>
+      </w:r>
+      <w:r>
+        <w:rPr>
+          <w:rFonts w:ascii="Times New Roman" w:hAnsi="Times New Roman" w:eastAsia="Times New Roman" w:cs="Times New Roman"/>
+        </w:rPr>
+        <w:t xml:space="preserve"> </w:t>
+      </w:r>
+      <w:r>
+        <w:rPr>
+          <w:rFonts w:hint="eastAsia" w:ascii="Times New Roman" w:hAnsi="Times New Roman" w:eastAsia="Times New Roman" w:cs="Times New Roman"/>
+        </w:rPr>
+        <w:t xml:space="preserve">R’-CO-OR）</w:t>
+      </w:r>
     </w:p>
     <w:p>
       <w:pPr>
-        <w:pStyle w:val="SourceCode"/>
-      </w:pPr>
-      <w:r>
-        <w:rPr>
-          <w:rStyle w:val="VerbatimChar"/>
-          <w:rFonts w:ascii="Times New Roman" w:hAnsi="Times New Roman" w:eastAsia="Times New Roman" w:cs="Times New Roman"/>
-        </w:rPr>
-        <w:t>R-CO-R' + R'CO</w:t>
-      </w:r>
-      <w:r>
-        <w:rPr>
-          <w:rStyle w:val="VerbatimChar"/>
-          <w:rFonts w:ascii="Times New Roman" w:hAnsi="Times New Roman" w:eastAsia="Times New Roman" w:cs="Times New Roman"/>
-          <w:vertAlign w:val="subscript"/>
-        </w:rPr>
-        <w:t>3</w:t>
-      </w:r>
-      <w:r>
-        <w:rPr>
-          <w:rStyle w:val="VerbatimChar"/>
-          <w:rFonts w:ascii="Times New Roman" w:hAnsi="Times New Roman" w:eastAsia="Times New Roman" w:cs="Times New Roman"/>
-        </w:rPr>
-        <w:t xml:space="preserve">H → </w:t>
-      </w:r>
-      <w:r>
-        <w:rPr>
-          <w:rStyle w:val="VerbatimChar"/>
-          <w:rFonts w:hint="eastAsia" w:ascii="Times New Roman" w:hAnsi="Times New Roman" w:eastAsia="Times New Roman" w:cs="Times New Roman"/>
-        </w:rPr>
-        <w:t>R-CO-OR'（</w:t>
-      </w:r>
-      <w:r>
-        <w:rPr>
-          <w:rStyle w:val="VerbatimChar"/>
-          <w:rFonts w:hint="eastAsia" w:ascii="Times New Roman" w:hAnsi="Times New Roman" w:eastAsia="FangSong" w:cs="Times New Roman"/>
-        </w:rPr>
-        <w:t>或</w:t>
-      </w:r>
-      <w:r>
-        <w:rPr>
-          <w:rStyle w:val="VerbatimChar"/>
-          <w:rFonts w:ascii="Times New Roman" w:hAnsi="Times New Roman" w:eastAsia="Times New Roman" w:cs="Times New Roman"/>
-        </w:rPr>
-        <w:t xml:space="preserve"> </w:t>
-      </w:r>
-      <w:r>
-        <w:rPr>
-          <w:rStyle w:val="VerbatimChar"/>
-          <w:rFonts w:hint="eastAsia" w:ascii="Times New Roman" w:hAnsi="Times New Roman" w:eastAsia="Times New Roman" w:cs="Times New Roman"/>
-        </w:rPr>
-        <w:t xml:space="preserve">R'-CO-OR）</w:t>
-      </w:r>
-    </w:p>
-    <w:p>
-      <w:pPr>
-        <w:pStyle w:val="FirstParagraph"/>
+        <w:pStyle w:val="BodyText"/>
       </w:pPr>
       <w:r>
         <w:rPr>
@@ -13465,21 +13277,20 @@
         </w:rPr>
         <w:t xml:space="preserve">：</w:t>
       </w:r>
-    </w:p>
-    <w:p>
-      <w:pPr>
-        <w:pStyle w:val="SourceCode"/>
-      </w:pPr>
-      <w:r>
-        <w:rPr>
-          <w:rStyle w:val="VerbatimChar"/>
+      <w:r>
+        <w:rPr>
+          <w:rFonts w:ascii="Times New Roman" w:hAnsi="Times New Roman" w:eastAsia="Times New Roman" w:cs="Times New Roman"/>
+        </w:rPr>
+        <w:t xml:space="preserve"> </w:t>
+      </w:r>
+      <w:r>
+        <w:rPr>
           <w:rFonts w:ascii="Times New Roman" w:hAnsi="Times New Roman" w:eastAsia="Times New Roman" w:cs="Times New Roman"/>
         </w:rPr>
         <w:t>RCONH</w:t>
       </w:r>
       <w:r>
         <w:rPr>
-          <w:rStyle w:val="VerbatimChar"/>
           <w:rFonts w:ascii="Times New Roman" w:hAnsi="Times New Roman" w:eastAsia="Times New Roman" w:cs="Times New Roman"/>
           <w:vertAlign w:val="subscript"/>
         </w:rPr>
@@ -13487,14 +13298,12 @@
       </w:r>
       <w:r>
         <w:rPr>
-          <w:rStyle w:val="VerbatimChar"/>
           <w:rFonts w:ascii="Times New Roman" w:hAnsi="Times New Roman" w:eastAsia="Times New Roman" w:cs="Times New Roman"/>
         </w:rPr>
         <w:t xml:space="preserve"> —Br</w:t>
       </w:r>
       <w:r>
         <w:rPr>
-          <w:rStyle w:val="VerbatimChar"/>
           <w:rFonts w:ascii="Times New Roman" w:hAnsi="Times New Roman" w:eastAsia="Times New Roman" w:cs="Times New Roman"/>
           <w:vertAlign w:val="subscript"/>
         </w:rPr>
@@ -13502,21 +13311,18 @@
       </w:r>
       <w:r>
         <w:rPr>
-          <w:rStyle w:val="VerbatimChar"/>
           <w:rFonts w:ascii="Times New Roman" w:hAnsi="Times New Roman" w:eastAsia="Times New Roman" w:cs="Times New Roman"/>
         </w:rPr>
         <w:t xml:space="preserve">/NaOH→ </w:t>
       </w:r>
       <w:r>
         <w:rPr>
-          <w:rStyle w:val="VerbatimChar"/>
           <w:rFonts w:hint="eastAsia" w:ascii="Times New Roman" w:hAnsi="Times New Roman" w:eastAsia="Times New Roman" w:cs="Times New Roman"/>
         </w:rPr>
         <w:t>RCON</w:t>
       </w:r>
       <w:r>
         <w:rPr>
-          <w:rStyle w:val="VerbatimChar"/>
           <w:rFonts w:hint="eastAsia" w:ascii="Times New Roman" w:hAnsi="Times New Roman" w:eastAsia="Times New Roman" w:cs="Times New Roman"/>
           <w:vertAlign w:val="superscript"/>
         </w:rPr>
@@ -13524,28 +13330,24 @@
       </w:r>
       <w:r>
         <w:rPr>
-          <w:rStyle w:val="VerbatimChar"/>
           <w:rFonts w:hint="eastAsia" w:ascii="Times New Roman" w:hAnsi="Times New Roman" w:eastAsia="Times New Roman" w:cs="Times New Roman"/>
         </w:rPr>
         <w:t>Br（N-</w:t>
       </w:r>
       <w:r>
         <w:rPr>
-          <w:rStyle w:val="VerbatimChar"/>
           <w:rFonts w:hint="eastAsia" w:ascii="Times New Roman" w:hAnsi="Times New Roman" w:eastAsia="FangSong" w:cs="Times New Roman"/>
         </w:rPr>
         <w:t>溴代酰胺</w:t>
       </w:r>
       <w:r>
         <w:rPr>
-          <w:rStyle w:val="VerbatimChar"/>
           <w:rFonts w:hint="eastAsia" w:ascii="Times New Roman" w:hAnsi="Times New Roman" w:eastAsia="Times New Roman" w:cs="Times New Roman"/>
         </w:rPr>
         <w:t>）—OH</w:t>
       </w:r>
       <w:r>
         <w:rPr>
-          <w:rStyle w:val="VerbatimChar"/>
           <w:rFonts w:hint="eastAsia" w:ascii="Times New Roman" w:hAnsi="Times New Roman" w:eastAsia="Times New Roman" w:cs="Times New Roman"/>
           <w:vertAlign w:val="superscript"/>
         </w:rPr>
@@ -13553,35 +13355,30 @@
       </w:r>
       <w:r>
         <w:rPr>
-          <w:rStyle w:val="VerbatimChar"/>
           <w:rFonts w:hint="eastAsia" w:ascii="Times New Roman" w:hAnsi="Times New Roman" w:eastAsia="Times New Roman" w:cs="Times New Roman"/>
         </w:rPr>
         <w:t>→</w:t>
       </w:r>
       <w:r>
         <w:rPr>
-          <w:rStyle w:val="VerbatimChar"/>
           <w:rFonts w:ascii="Times New Roman" w:hAnsi="Times New Roman" w:eastAsia="Times New Roman" w:cs="Times New Roman"/>
         </w:rPr>
         <w:t xml:space="preserve"> </w:t>
       </w:r>
       <w:r>
         <w:rPr>
-          <w:rStyle w:val="VerbatimChar"/>
           <w:rFonts w:hint="eastAsia" w:ascii="Times New Roman" w:hAnsi="Times New Roman" w:eastAsia="FangSong" w:cs="Times New Roman"/>
         </w:rPr>
         <w:t xml:space="preserve">脱</w:t>
       </w:r>
       <w:r>
         <w:rPr>
-          <w:rStyle w:val="VerbatimChar"/>
           <w:rFonts w:ascii="Times New Roman" w:hAnsi="Times New Roman" w:eastAsia="Times New Roman" w:cs="Times New Roman"/>
         </w:rPr>
         <w:t xml:space="preserve"> H</w:t>
       </w:r>
       <w:r>
         <w:rPr>
-          <w:rStyle w:val="VerbatimChar"/>
           <w:rFonts w:ascii="Times New Roman" w:hAnsi="Times New Roman" w:eastAsia="Times New Roman" w:cs="Times New Roman"/>
           <w:vertAlign w:val="superscript"/>
         </w:rPr>
@@ -13589,14 +13386,12 @@
       </w:r>
       <w:r>
         <w:rPr>
-          <w:rStyle w:val="VerbatimChar"/>
           <w:rFonts w:ascii="Times New Roman" w:hAnsi="Times New Roman" w:eastAsia="Times New Roman" w:cs="Times New Roman"/>
         </w:rPr>
         <w:t xml:space="preserve"> → Br</w:t>
       </w:r>
       <w:r>
         <w:rPr>
-          <w:rStyle w:val="VerbatimChar"/>
           <w:rFonts w:ascii="Times New Roman" w:hAnsi="Times New Roman" w:eastAsia="Times New Roman" w:cs="Times New Roman"/>
           <w:vertAlign w:val="superscript"/>
         </w:rPr>
@@ -13604,44 +13399,40 @@
       </w:r>
       <w:r>
         <w:rPr>
-          <w:rStyle w:val="VerbatimChar"/>
           <w:rFonts w:ascii="Times New Roman" w:hAnsi="Times New Roman" w:eastAsia="Times New Roman" w:cs="Times New Roman"/>
         </w:rPr>
         <w:t xml:space="preserve"> </w:t>
       </w:r>
       <w:r>
         <w:rPr>
-          <w:rStyle w:val="VerbatimChar"/>
           <w:rFonts w:hint="eastAsia" w:ascii="Times New Roman" w:hAnsi="Times New Roman" w:eastAsia="FangSong" w:cs="Times New Roman"/>
         </w:rPr>
         <w:t xml:space="preserve">离去</w:t>
       </w:r>
       <w:r>
         <w:rPr>
-          <w:rStyle w:val="VerbatimChar"/>
           <w:rFonts w:ascii="Times New Roman" w:hAnsi="Times New Roman" w:eastAsia="Times New Roman" w:cs="Times New Roman"/>
         </w:rPr>
         <w:t xml:space="preserve"> + R </w:t>
       </w:r>
       <w:r>
         <w:rPr>
-          <w:rStyle w:val="VerbatimChar"/>
           <w:rFonts w:hint="eastAsia" w:ascii="Times New Roman" w:hAnsi="Times New Roman" w:eastAsia="FangSong" w:cs="Times New Roman"/>
         </w:rPr>
         <w:t xml:space="preserve">迁移</w:t>
       </w:r>
       <w:r>
         <w:rPr>
-          <w:rStyle w:val="VerbatimChar"/>
           <w:rFonts w:ascii="Times New Roman" w:hAnsi="Times New Roman" w:eastAsia="Times New Roman" w:cs="Times New Roman"/>
         </w:rPr>
         <w:t xml:space="preserve"> → RN=C=O</w:t>
       </w:r>
-    </w:p>
-    <w:p>
-      <w:pPr>
-        <w:pStyle w:val="FirstParagraph"/>
-      </w:pPr>
+      <w:r>
+        <w:rPr>
+          <w:rFonts w:ascii="Times New Roman" w:hAnsi="Times New Roman" w:eastAsia="Times New Roman" w:cs="Times New Roman"/>
+        </w:rPr>
+        <w:t xml:space="preserve"> </w:t>
+      </w:r>
       <w:r>
         <w:rPr>
           <w:rFonts w:hint="eastAsia" w:ascii="Times New Roman" w:hAnsi="Times New Roman" w:eastAsia="FangSong" w:cs="Times New Roman"/>
@@ -13803,21 +13594,20 @@
         </w:rPr>
         <w:t>：</w:t>
       </w:r>
-    </w:p>
-    <w:p>
-      <w:pPr>
-        <w:pStyle w:val="SourceCode"/>
-      </w:pPr>
-      <w:r>
-        <w:rPr>
-          <w:rStyle w:val="VerbatimChar"/>
+      <w:r>
+        <w:rPr>
+          <w:rFonts w:ascii="Times New Roman" w:hAnsi="Times New Roman" w:eastAsia="Times New Roman" w:cs="Times New Roman"/>
+        </w:rPr>
+        <w:t xml:space="preserve"> </w:t>
+      </w:r>
+      <w:r>
+        <w:rPr>
           <w:rFonts w:ascii="Times New Roman" w:hAnsi="Times New Roman" w:eastAsia="Times New Roman" w:cs="Times New Roman"/>
         </w:rPr>
         <w:t>R-COOH → R-COCl → R-CON</w:t>
       </w:r>
       <w:r>
         <w:rPr>
-          <w:rStyle w:val="VerbatimChar"/>
           <w:rFonts w:ascii="Times New Roman" w:hAnsi="Times New Roman" w:eastAsia="Times New Roman" w:cs="Times New Roman"/>
           <w:vertAlign w:val="subscript"/>
         </w:rPr>
@@ -13825,35 +13615,30 @@
       </w:r>
       <w:r>
         <w:rPr>
-          <w:rStyle w:val="VerbatimChar"/>
           <w:rFonts w:ascii="Times New Roman" w:hAnsi="Times New Roman" w:eastAsia="Times New Roman" w:cs="Times New Roman"/>
         </w:rPr>
         <w:t xml:space="preserve"> </w:t>
       </w:r>
       <w:r>
         <w:rPr>
-          <w:rStyle w:val="VerbatimChar"/>
           <w:rFonts w:hint="eastAsia" w:ascii="Times New Roman" w:hAnsi="Times New Roman" w:eastAsia="Times New Roman" w:cs="Times New Roman"/>
         </w:rPr>
         <w:t xml:space="preserve">→（Δ,</w:t>
       </w:r>
       <w:r>
         <w:rPr>
-          <w:rStyle w:val="VerbatimChar"/>
           <w:rFonts w:ascii="Times New Roman" w:hAnsi="Times New Roman" w:eastAsia="Times New Roman" w:cs="Times New Roman"/>
         </w:rPr>
         <w:t xml:space="preserve"> </w:t>
       </w:r>
       <w:r>
         <w:rPr>
-          <w:rStyle w:val="VerbatimChar"/>
           <w:rFonts w:hint="eastAsia" w:ascii="Times New Roman" w:hAnsi="Times New Roman" w:eastAsia="Times New Roman" w:cs="Times New Roman"/>
         </w:rPr>
         <w:t>-N</w:t>
       </w:r>
       <w:r>
         <w:rPr>
-          <w:rStyle w:val="VerbatimChar"/>
           <w:rFonts w:hint="eastAsia" w:ascii="Times New Roman" w:hAnsi="Times New Roman" w:eastAsia="Times New Roman" w:cs="Times New Roman"/>
           <w:vertAlign w:val="subscript"/>
         </w:rPr>
@@ -13861,28 +13646,24 @@
       </w:r>
       <w:r>
         <w:rPr>
-          <w:rStyle w:val="VerbatimChar"/>
           <w:rFonts w:hint="eastAsia" w:ascii="Times New Roman" w:hAnsi="Times New Roman" w:eastAsia="Times New Roman" w:cs="Times New Roman"/>
         </w:rPr>
         <w:t>）→</w:t>
       </w:r>
       <w:r>
         <w:rPr>
-          <w:rStyle w:val="VerbatimChar"/>
           <w:rFonts w:ascii="Times New Roman" w:hAnsi="Times New Roman" w:eastAsia="Times New Roman" w:cs="Times New Roman"/>
         </w:rPr>
         <w:t xml:space="preserve"> R-N=C=O </w:t>
       </w:r>
       <w:r>
         <w:rPr>
-          <w:rStyle w:val="VerbatimChar"/>
           <w:rFonts w:hint="eastAsia" w:ascii="Times New Roman" w:hAnsi="Times New Roman" w:eastAsia="Times New Roman" w:cs="Times New Roman"/>
         </w:rPr>
         <w:t>→（H</w:t>
       </w:r>
       <w:r>
         <w:rPr>
-          <w:rStyle w:val="VerbatimChar"/>
           <w:rFonts w:hint="eastAsia" w:ascii="Times New Roman" w:hAnsi="Times New Roman" w:eastAsia="Times New Roman" w:cs="Times New Roman"/>
           <w:vertAlign w:val="subscript"/>
         </w:rPr>
@@ -13890,21 +13671,18 @@
       </w:r>
       <w:r>
         <w:rPr>
-          <w:rStyle w:val="VerbatimChar"/>
           <w:rFonts w:hint="eastAsia" w:ascii="Times New Roman" w:hAnsi="Times New Roman" w:eastAsia="Times New Roman" w:cs="Times New Roman"/>
         </w:rPr>
         <w:t>O）→</w:t>
       </w:r>
       <w:r>
         <w:rPr>
-          <w:rStyle w:val="VerbatimChar"/>
           <w:rFonts w:ascii="Times New Roman" w:hAnsi="Times New Roman" w:eastAsia="Times New Roman" w:cs="Times New Roman"/>
         </w:rPr>
         <w:t xml:space="preserve"> R-NH</w:t>
       </w:r>
       <w:r>
         <w:rPr>
-          <w:rStyle w:val="VerbatimChar"/>
           <w:rFonts w:ascii="Times New Roman" w:hAnsi="Times New Roman" w:eastAsia="Times New Roman" w:cs="Times New Roman"/>
           <w:vertAlign w:val="subscript"/>
         </w:rPr>
@@ -13912,14 +13690,12 @@
       </w:r>
       <w:r>
         <w:rPr>
-          <w:rStyle w:val="VerbatimChar"/>
           <w:rFonts w:ascii="Times New Roman" w:hAnsi="Times New Roman" w:eastAsia="Times New Roman" w:cs="Times New Roman"/>
         </w:rPr>
         <w:t xml:space="preserve"> + CO</w:t>
       </w:r>
       <w:r>
         <w:rPr>
-          <w:rStyle w:val="VerbatimChar"/>
           <w:rFonts w:ascii="Times New Roman" w:hAnsi="Times New Roman" w:eastAsia="Times New Roman" w:cs="Times New Roman"/>
           <w:vertAlign w:val="subscript"/>
         </w:rPr>
@@ -14835,21 +14611,20 @@
         </w:rPr>
         <w:t xml:space="preserve">：</w:t>
       </w:r>
-    </w:p>
-    <w:p>
-      <w:pPr>
-        <w:pStyle w:val="SourceCode"/>
-      </w:pPr>
-      <w:r>
-        <w:rPr>
-          <w:rStyle w:val="VerbatimChar"/>
+      <w:r>
+        <w:rPr>
+          <w:rFonts w:ascii="Times New Roman" w:hAnsi="Times New Roman" w:eastAsia="Times New Roman" w:cs="Times New Roman"/>
+        </w:rPr>
+        <w:t xml:space="preserve"> </w:t>
+      </w:r>
+      <w:r>
+        <w:rPr>
           <w:rFonts w:ascii="Times New Roman" w:hAnsi="Times New Roman" w:eastAsia="Times New Roman" w:cs="Times New Roman"/>
         </w:rPr>
         <w:t>Ar-O-CH</w:t>
       </w:r>
       <w:r>
         <w:rPr>
-          <w:rStyle w:val="VerbatimChar"/>
           <w:rFonts w:ascii="Times New Roman" w:hAnsi="Times New Roman" w:eastAsia="Times New Roman" w:cs="Times New Roman"/>
           <w:vertAlign w:val="subscript"/>
         </w:rPr>
@@ -14857,14 +14632,12 @@
       </w:r>
       <w:r>
         <w:rPr>
-          <w:rStyle w:val="VerbatimChar"/>
           <w:rFonts w:ascii="Times New Roman" w:hAnsi="Times New Roman" w:eastAsia="Times New Roman" w:cs="Times New Roman"/>
         </w:rPr>
         <w:t>-CH=CH</w:t>
       </w:r>
       <w:r>
         <w:rPr>
-          <w:rStyle w:val="VerbatimChar"/>
           <w:rFonts w:ascii="Times New Roman" w:hAnsi="Times New Roman" w:eastAsia="Times New Roman" w:cs="Times New Roman"/>
           <w:vertAlign w:val="subscript"/>
         </w:rPr>
@@ -14872,14 +14645,12 @@
       </w:r>
       <w:r>
         <w:rPr>
-          <w:rStyle w:val="VerbatimChar"/>
           <w:rFonts w:ascii="Times New Roman" w:hAnsi="Times New Roman" w:eastAsia="Times New Roman" w:cs="Times New Roman"/>
         </w:rPr>
         <w:t xml:space="preserve"> —Δ (150-250°C)→ o-HO-Ar-CH</w:t>
       </w:r>
       <w:r>
         <w:rPr>
-          <w:rStyle w:val="VerbatimChar"/>
           <w:rFonts w:ascii="Times New Roman" w:hAnsi="Times New Roman" w:eastAsia="Times New Roman" w:cs="Times New Roman"/>
           <w:vertAlign w:val="subscript"/>
         </w:rPr>
@@ -14887,253 +14658,16 @@
       </w:r>
       <w:r>
         <w:rPr>
-          <w:rStyle w:val="VerbatimChar"/>
           <w:rFonts w:ascii="Times New Roman" w:hAnsi="Times New Roman" w:eastAsia="Times New Roman" w:cs="Times New Roman"/>
         </w:rPr>
         <w:t>-CH=CH</w:t>
       </w:r>
       <w:r>
         <w:rPr>
-          <w:rStyle w:val="VerbatimChar"/>
           <w:rFonts w:ascii="Times New Roman" w:hAnsi="Times New Roman" w:eastAsia="Times New Roman" w:cs="Times New Roman"/>
           <w:vertAlign w:val="subscript"/>
         </w:rPr>
         <w:t>2</w:t>
-      </w:r>
-    </w:p>
-    <w:p>
-      <w:pPr>
-        <w:pStyle w:val="FirstParagraph"/>
-      </w:pPr>
-      <w:r>
-        <w:rPr>
-          <w:rFonts w:hint="eastAsia" w:ascii="Times New Roman" w:hAnsi="Times New Roman" w:eastAsia="FangSong" w:cs="Times New Roman"/>
-          <w:b/>
-          <w:bCs/>
-        </w:rPr>
-        <w:t>核心特征</w:t>
-      </w:r>
-      <w:r>
-        <w:rPr>
-          <w:rFonts w:hint="eastAsia" w:ascii="Times New Roman" w:hAnsi="Times New Roman" w:eastAsia="Times New Roman" w:cs="Times New Roman"/>
-          <w:b/>
-          <w:bCs/>
-        </w:rPr>
-        <w:t>——</w:t>
-      </w:r>
-      <w:r>
-        <w:rPr>
-          <w:rFonts w:hint="eastAsia" w:ascii="Times New Roman" w:hAnsi="Times New Roman" w:eastAsia="FangSong" w:cs="Times New Roman"/>
-          <w:b/>
-          <w:bCs/>
-        </w:rPr>
-        <w:t>与离子型重排的根本区别</w:t>
-      </w:r>
-      <w:r>
-        <w:rPr>
-          <w:rFonts w:hint="eastAsia" w:ascii="Times New Roman" w:hAnsi="Times New Roman" w:eastAsia="Times New Roman" w:cs="Times New Roman"/>
-        </w:rPr>
-        <w:t xml:space="preserve">：</w:t>
-      </w:r>
-      <w:r>
-        <w:rPr>
-          <w:rFonts w:ascii="Times New Roman" w:hAnsi="Times New Roman" w:eastAsia="Times New Roman" w:cs="Times New Roman"/>
-        </w:rPr>
-        <w:t xml:space="preserve"> </w:t>
-      </w:r>
-      <w:r>
-        <w:rPr>
-          <w:rFonts w:ascii="Times New Roman" w:hAnsi="Times New Roman" w:eastAsia="Times New Roman" w:cs="Times New Roman"/>
-        </w:rPr>
-        <w:t xml:space="preserve">-</w:t>
-      </w:r>
-      <w:r>
-        <w:rPr>
-          <w:rFonts w:ascii="Times New Roman" w:hAnsi="Times New Roman" w:eastAsia="Times New Roman" w:cs="Times New Roman"/>
-        </w:rPr>
-        <w:t xml:space="preserve"> </w:t>
-      </w:r>
-      <w:r>
-        <w:rPr>
-          <w:rFonts w:hint="eastAsia" w:ascii="Times New Roman" w:hAnsi="Times New Roman" w:eastAsia="FangSong" w:cs="Times New Roman"/>
-          <w:b/>
-          <w:bCs/>
-        </w:rPr>
-        <w:t xml:space="preserve">一步协同</w:t>
-      </w:r>
-      <w:r>
-        <w:rPr>
-          <w:rFonts w:hint="eastAsia" w:ascii="Times New Roman" w:hAnsi="Times New Roman" w:eastAsia="Times New Roman" w:cs="Times New Roman"/>
-        </w:rPr>
-        <w:t>：</w:t>
-      </w:r>
-      <w:r>
-        <w:rPr>
-          <w:rFonts w:hint="eastAsia" w:ascii="Times New Roman" w:hAnsi="Times New Roman" w:eastAsia="FangSong" w:cs="Times New Roman"/>
-        </w:rPr>
-        <w:t>无中间体</w:t>
-      </w:r>
-      <w:r>
-        <w:rPr>
-          <w:rFonts w:hint="eastAsia" w:ascii="Times New Roman" w:hAnsi="Times New Roman" w:eastAsia="Times New Roman" w:cs="Times New Roman"/>
-        </w:rPr>
-        <w:t>，</w:t>
-      </w:r>
-      <w:r>
-        <w:rPr>
-          <w:rFonts w:hint="eastAsia" w:ascii="Times New Roman" w:hAnsi="Times New Roman" w:eastAsia="FangSong" w:cs="Times New Roman"/>
-        </w:rPr>
-        <w:t>六电子同时迁移</w:t>
-      </w:r>
-      <w:r>
-        <w:rPr>
-          <w:rFonts w:ascii="Times New Roman" w:hAnsi="Times New Roman" w:eastAsia="Times New Roman" w:cs="Times New Roman"/>
-        </w:rPr>
-        <w:t xml:space="preserve"> </w:t>
-      </w:r>
-      <w:r>
-        <w:rPr>
-          <w:rFonts w:ascii="Times New Roman" w:hAnsi="Times New Roman" w:eastAsia="Times New Roman" w:cs="Times New Roman"/>
-        </w:rPr>
-        <w:t xml:space="preserve">-</w:t>
-      </w:r>
-      <w:r>
-        <w:rPr>
-          <w:rFonts w:ascii="Times New Roman" w:hAnsi="Times New Roman" w:eastAsia="Times New Roman" w:cs="Times New Roman"/>
-        </w:rPr>
-        <w:t xml:space="preserve"> </w:t>
-      </w:r>
-      <w:r>
-        <w:rPr>
-          <w:rFonts w:hint="eastAsia" w:ascii="Times New Roman" w:hAnsi="Times New Roman" w:eastAsia="FangSong" w:cs="Times New Roman"/>
-          <w:b/>
-          <w:bCs/>
-        </w:rPr>
-        <w:t xml:space="preserve">六元环过渡态</w:t>
-      </w:r>
-      <w:r>
-        <w:rPr>
-          <w:rFonts w:hint="eastAsia" w:ascii="Times New Roman" w:hAnsi="Times New Roman" w:eastAsia="Times New Roman" w:cs="Times New Roman"/>
-        </w:rPr>
-        <w:t>（</w:t>
-      </w:r>
-      <w:r>
-        <w:rPr>
-          <w:rFonts w:hint="eastAsia" w:ascii="Times New Roman" w:hAnsi="Times New Roman" w:eastAsia="FangSong" w:cs="Times New Roman"/>
-        </w:rPr>
-        <w:t>椅式优先</w:t>
-      </w:r>
-      <w:r>
-        <w:rPr>
-          <w:rFonts w:hint="eastAsia" w:ascii="Times New Roman" w:hAnsi="Times New Roman" w:eastAsia="Times New Roman" w:cs="Times New Roman"/>
-        </w:rPr>
-        <w:t>）</w:t>
-      </w:r>
-      <w:r>
-        <w:rPr>
-          <w:rFonts w:ascii="Times New Roman" w:hAnsi="Times New Roman" w:eastAsia="Times New Roman" w:cs="Times New Roman"/>
-        </w:rPr>
-        <w:t xml:space="preserve"> </w:t>
-      </w:r>
-      <w:r>
-        <w:rPr>
-          <w:rFonts w:ascii="Times New Roman" w:hAnsi="Times New Roman" w:eastAsia="Times New Roman" w:cs="Times New Roman"/>
-        </w:rPr>
-        <w:t xml:space="preserve">-</w:t>
-      </w:r>
-      <w:r>
-        <w:rPr>
-          <w:rFonts w:ascii="Times New Roman" w:hAnsi="Times New Roman" w:eastAsia="Times New Roman" w:cs="Times New Roman"/>
-        </w:rPr>
-        <w:t xml:space="preserve"> </w:t>
-      </w:r>
-      <w:r>
-        <w:rPr>
-          <w:rFonts w:hint="eastAsia" w:ascii="Times New Roman" w:hAnsi="Times New Roman" w:eastAsia="FangSong" w:cs="Times New Roman"/>
-          <w:b/>
-          <w:bCs/>
-        </w:rPr>
-        <w:t xml:space="preserve">热驱动</w:t>
-      </w:r>
-      <w:r>
-        <w:rPr>
-          <w:rFonts w:hint="eastAsia" w:ascii="Times New Roman" w:hAnsi="Times New Roman" w:eastAsia="Times New Roman" w:cs="Times New Roman"/>
-        </w:rPr>
-        <w:t>：</w:t>
-      </w:r>
-      <w:r>
-        <w:rPr>
-          <w:rFonts w:hint="eastAsia" w:ascii="Times New Roman" w:hAnsi="Times New Roman" w:eastAsia="FangSong" w:cs="Times New Roman"/>
-        </w:rPr>
-        <w:t>仅需加热</w:t>
-      </w:r>
-      <w:r>
-        <w:rPr>
-          <w:rFonts w:hint="eastAsia" w:ascii="Times New Roman" w:hAnsi="Times New Roman" w:eastAsia="Times New Roman" w:cs="Times New Roman"/>
-        </w:rPr>
-        <w:t>，</w:t>
-      </w:r>
-      <w:r>
-        <w:rPr>
-          <w:rFonts w:hint="eastAsia" w:ascii="Times New Roman" w:hAnsi="Times New Roman" w:eastAsia="FangSong" w:cs="Times New Roman"/>
-        </w:rPr>
-        <w:t>无需酸</w:t>
-      </w:r>
-      <w:r>
-        <w:rPr>
-          <w:rFonts w:hint="eastAsia" w:ascii="Times New Roman" w:hAnsi="Times New Roman" w:eastAsia="Times New Roman" w:cs="Times New Roman"/>
-        </w:rPr>
-        <w:t>/</w:t>
-      </w:r>
-      <w:r>
-        <w:rPr>
-          <w:rFonts w:hint="eastAsia" w:ascii="Times New Roman" w:hAnsi="Times New Roman" w:eastAsia="FangSong" w:cs="Times New Roman"/>
-        </w:rPr>
-        <w:t>碱催化剂</w:t>
-      </w:r>
-      <w:r>
-        <w:rPr>
-          <w:rFonts w:ascii="Times New Roman" w:hAnsi="Times New Roman" w:eastAsia="Times New Roman" w:cs="Times New Roman"/>
-        </w:rPr>
-        <w:t xml:space="preserve"> </w:t>
-      </w:r>
-      <w:r>
-        <w:rPr>
-          <w:rFonts w:ascii="Times New Roman" w:hAnsi="Times New Roman" w:eastAsia="Times New Roman" w:cs="Times New Roman"/>
-        </w:rPr>
-        <w:t xml:space="preserve">-</w:t>
-      </w:r>
-      <w:r>
-        <w:rPr>
-          <w:rFonts w:ascii="Times New Roman" w:hAnsi="Times New Roman" w:eastAsia="Times New Roman" w:cs="Times New Roman"/>
-        </w:rPr>
-        <w:t xml:space="preserve"> </w:t>
-      </w:r>
-      <w:r>
-        <w:rPr>
-          <w:rFonts w:hint="eastAsia" w:ascii="Times New Roman" w:hAnsi="Times New Roman" w:eastAsia="FangSong" w:cs="Times New Roman"/>
-          <w:b/>
-          <w:bCs/>
-        </w:rPr>
-        <w:t xml:space="preserve">无离子中间体</w:t>
-      </w:r>
-      <w:r>
-        <w:rPr>
-          <w:rFonts w:hint="eastAsia" w:ascii="Times New Roman" w:hAnsi="Times New Roman" w:eastAsia="Times New Roman" w:cs="Times New Roman"/>
-        </w:rPr>
-        <w:t>——</w:t>
-      </w:r>
-      <w:r>
-        <w:rPr>
-          <w:rFonts w:hint="eastAsia" w:ascii="Times New Roman" w:hAnsi="Times New Roman" w:eastAsia="FangSong" w:cs="Times New Roman"/>
-        </w:rPr>
-        <w:t>不能画成碳正离子机理</w:t>
-      </w:r>
-      <w:r>
-        <w:rPr>
-          <w:rFonts w:hint="eastAsia" w:ascii="Times New Roman" w:hAnsi="Times New Roman" w:eastAsia="Times New Roman" w:cs="Times New Roman"/>
-        </w:rPr>
-        <w:t>！</w:t>
       </w:r>
     </w:p>
     <w:p>
@@ -15146,55 +14680,105 @@
           <w:b/>
           <w:bCs/>
         </w:rPr>
-        <w:t xml:space="preserve">芳香</w:t>
-      </w:r>
-      <w:r>
-        <w:rPr>
-          <w:rFonts w:ascii="Times New Roman" w:hAnsi="Times New Roman" w:eastAsia="Times New Roman" w:cs="Times New Roman"/>
-          <w:b/>
-          <w:bCs/>
-        </w:rPr>
-        <w:t xml:space="preserve"> Claisen </w:t>
-      </w:r>
-      <w:r>
-        <w:rPr>
-          <w:rFonts w:hint="eastAsia" w:ascii="Times New Roman" w:hAnsi="Times New Roman" w:eastAsia="FangSong" w:cs="Times New Roman"/>
-          <w:b/>
-          <w:bCs/>
-        </w:rPr>
-        <w:t>的</w:t>
-      </w:r>
-      <w:r>
-        <w:rPr>
-          <w:rFonts w:hint="eastAsia" w:ascii="Times New Roman" w:hAnsi="Times New Roman" w:eastAsia="Times New Roman" w:cs="Times New Roman"/>
-          <w:b/>
-          <w:bCs/>
-        </w:rPr>
-        <w:t>”</w:t>
-      </w:r>
-      <w:r>
-        <w:rPr>
-          <w:rFonts w:hint="eastAsia" w:ascii="Times New Roman" w:hAnsi="Times New Roman" w:eastAsia="FangSong" w:cs="Times New Roman"/>
-          <w:b/>
-          <w:bCs/>
-        </w:rPr>
-        <w:t>两步</w:t>
-      </w:r>
-      <w:r>
-        <w:rPr>
-          <w:rFonts w:hint="eastAsia" w:ascii="Times New Roman" w:hAnsi="Times New Roman" w:eastAsia="Times New Roman" w:cs="Times New Roman"/>
-          <w:b/>
-          <w:bCs/>
-        </w:rPr>
-        <w:t>”</w:t>
-      </w:r>
-      <w:r>
-        <w:rPr>
-          <w:rFonts w:hint="eastAsia" w:ascii="Times New Roman" w:hAnsi="Times New Roman" w:eastAsia="FangSong" w:cs="Times New Roman"/>
-          <w:b/>
-          <w:bCs/>
-        </w:rPr>
-        <w:t>过程</w:t>
+        <w:t>核心特征</w:t>
+      </w:r>
+      <w:r>
+        <w:rPr>
+          <w:rFonts w:hint="eastAsia" w:ascii="Times New Roman" w:hAnsi="Times New Roman" w:eastAsia="Times New Roman" w:cs="Times New Roman"/>
+          <w:b/>
+          <w:bCs/>
+        </w:rPr>
+        <w:t>——</w:t>
+      </w:r>
+      <w:r>
+        <w:rPr>
+          <w:rFonts w:hint="eastAsia" w:ascii="Times New Roman" w:hAnsi="Times New Roman" w:eastAsia="FangSong" w:cs="Times New Roman"/>
+          <w:b/>
+          <w:bCs/>
+        </w:rPr>
+        <w:t>与离子型重排的根本区别</w:t>
+      </w:r>
+      <w:r>
+        <w:rPr>
+          <w:rFonts w:hint="eastAsia" w:ascii="Times New Roman" w:hAnsi="Times New Roman" w:eastAsia="Times New Roman" w:cs="Times New Roman"/>
+        </w:rPr>
+        <w:t xml:space="preserve">：</w:t>
+      </w:r>
+      <w:r>
+        <w:rPr>
+          <w:rFonts w:ascii="Times New Roman" w:hAnsi="Times New Roman" w:eastAsia="Times New Roman" w:cs="Times New Roman"/>
+        </w:rPr>
+        <w:t xml:space="preserve"> </w:t>
+      </w:r>
+      <w:r>
+        <w:rPr>
+          <w:rFonts w:ascii="Times New Roman" w:hAnsi="Times New Roman" w:eastAsia="Times New Roman" w:cs="Times New Roman"/>
+        </w:rPr>
+        <w:t xml:space="preserve">-</w:t>
+      </w:r>
+      <w:r>
+        <w:rPr>
+          <w:rFonts w:ascii="Times New Roman" w:hAnsi="Times New Roman" w:eastAsia="Times New Roman" w:cs="Times New Roman"/>
+        </w:rPr>
+        <w:t xml:space="preserve"> </w:t>
+      </w:r>
+      <w:r>
+        <w:rPr>
+          <w:rFonts w:hint="eastAsia" w:ascii="Times New Roman" w:hAnsi="Times New Roman" w:eastAsia="FangSong" w:cs="Times New Roman"/>
+          <w:b/>
+          <w:bCs/>
+        </w:rPr>
+        <w:t xml:space="preserve">一步协同</w:t>
+      </w:r>
+      <w:r>
+        <w:rPr>
+          <w:rFonts w:hint="eastAsia" w:ascii="Times New Roman" w:hAnsi="Times New Roman" w:eastAsia="Times New Roman" w:cs="Times New Roman"/>
+        </w:rPr>
+        <w:t>：</w:t>
+      </w:r>
+      <w:r>
+        <w:rPr>
+          <w:rFonts w:hint="eastAsia" w:ascii="Times New Roman" w:hAnsi="Times New Roman" w:eastAsia="FangSong" w:cs="Times New Roman"/>
+        </w:rPr>
+        <w:t>无中间体</w:t>
+      </w:r>
+      <w:r>
+        <w:rPr>
+          <w:rFonts w:hint="eastAsia" w:ascii="Times New Roman" w:hAnsi="Times New Roman" w:eastAsia="Times New Roman" w:cs="Times New Roman"/>
+        </w:rPr>
+        <w:t>，</w:t>
+      </w:r>
+      <w:r>
+        <w:rPr>
+          <w:rFonts w:hint="eastAsia" w:ascii="Times New Roman" w:hAnsi="Times New Roman" w:eastAsia="FangSong" w:cs="Times New Roman"/>
+        </w:rPr>
+        <w:t>六电子同时迁移</w:t>
+      </w:r>
+      <w:r>
+        <w:rPr>
+          <w:rFonts w:ascii="Times New Roman" w:hAnsi="Times New Roman" w:eastAsia="Times New Roman" w:cs="Times New Roman"/>
+        </w:rPr>
+        <w:t xml:space="preserve"> </w:t>
+      </w:r>
+      <w:r>
+        <w:rPr>
+          <w:rFonts w:ascii="Times New Roman" w:hAnsi="Times New Roman" w:eastAsia="Times New Roman" w:cs="Times New Roman"/>
+        </w:rPr>
+        <w:t xml:space="preserve">-</w:t>
+      </w:r>
+      <w:r>
+        <w:rPr>
+          <w:rFonts w:ascii="Times New Roman" w:hAnsi="Times New Roman" w:eastAsia="Times New Roman" w:cs="Times New Roman"/>
+        </w:rPr>
+        <w:t xml:space="preserve"> </w:t>
+      </w:r>
+      <w:r>
+        <w:rPr>
+          <w:rFonts w:hint="eastAsia" w:ascii="Times New Roman" w:hAnsi="Times New Roman" w:eastAsia="FangSong" w:cs="Times New Roman"/>
+          <w:b/>
+          <w:bCs/>
+        </w:rPr>
+        <w:t xml:space="preserve">六元环过渡态</w:t>
       </w:r>
       <w:r>
         <w:rPr>
@@ -15206,7 +14790,51 @@
         <w:rPr>
           <w:rFonts w:hint="eastAsia" w:ascii="Times New Roman" w:hAnsi="Times New Roman" w:eastAsia="FangSong" w:cs="Times New Roman"/>
         </w:rPr>
-        <w:t>注意不是分步</w:t>
+        <w:t>椅式优先</w:t>
+      </w:r>
+      <w:r>
+        <w:rPr>
+          <w:rFonts w:hint="eastAsia" w:ascii="Times New Roman" w:hAnsi="Times New Roman" w:eastAsia="Times New Roman" w:cs="Times New Roman"/>
+        </w:rPr>
+        <w:t>）</w:t>
+      </w:r>
+      <w:r>
+        <w:rPr>
+          <w:rFonts w:ascii="Times New Roman" w:hAnsi="Times New Roman" w:eastAsia="Times New Roman" w:cs="Times New Roman"/>
+        </w:rPr>
+        <w:t xml:space="preserve"> </w:t>
+      </w:r>
+      <w:r>
+        <w:rPr>
+          <w:rFonts w:ascii="Times New Roman" w:hAnsi="Times New Roman" w:eastAsia="Times New Roman" w:cs="Times New Roman"/>
+        </w:rPr>
+        <w:t xml:space="preserve">-</w:t>
+      </w:r>
+      <w:r>
+        <w:rPr>
+          <w:rFonts w:ascii="Times New Roman" w:hAnsi="Times New Roman" w:eastAsia="Times New Roman" w:cs="Times New Roman"/>
+        </w:rPr>
+        <w:t xml:space="preserve"> </w:t>
+      </w:r>
+      <w:r>
+        <w:rPr>
+          <w:rFonts w:hint="eastAsia" w:ascii="Times New Roman" w:hAnsi="Times New Roman" w:eastAsia="FangSong" w:cs="Times New Roman"/>
+          <w:b/>
+          <w:bCs/>
+        </w:rPr>
+        <w:t xml:space="preserve">热驱动</w:t>
+      </w:r>
+      <w:r>
+        <w:rPr>
+          <w:rFonts w:hint="eastAsia" w:ascii="Times New Roman" w:hAnsi="Times New Roman" w:eastAsia="Times New Roman" w:cs="Times New Roman"/>
+        </w:rPr>
+        <w:t>：</w:t>
+      </w:r>
+      <w:r>
+        <w:rPr>
+          <w:rFonts w:hint="eastAsia" w:ascii="Times New Roman" w:hAnsi="Times New Roman" w:eastAsia="FangSong" w:cs="Times New Roman"/>
+        </w:rPr>
+        <w:t>仅需加热</w:t>
       </w:r>
       <w:r>
         <w:rPr>
@@ -15218,171 +14846,154 @@
         <w:rPr>
           <w:rFonts w:hint="eastAsia" w:ascii="Times New Roman" w:hAnsi="Times New Roman" w:eastAsia="FangSong" w:cs="Times New Roman"/>
         </w:rPr>
-        <w:t>而是先重排后互变异构</w:t>
-      </w:r>
-      <w:r>
-        <w:rPr>
-          <w:rFonts w:hint="eastAsia" w:ascii="Times New Roman" w:hAnsi="Times New Roman" w:eastAsia="Times New Roman" w:cs="Times New Roman"/>
-        </w:rPr>
-        <w:t>）：</w:t>
+        <w:t>无需酸</w:t>
+      </w:r>
+      <w:r>
+        <w:rPr>
+          <w:rFonts w:hint="eastAsia" w:ascii="Times New Roman" w:hAnsi="Times New Roman" w:eastAsia="Times New Roman" w:cs="Times New Roman"/>
+        </w:rPr>
+        <w:t>/</w:t>
+      </w:r>
+      <w:r>
+        <w:rPr>
+          <w:rFonts w:hint="eastAsia" w:ascii="Times New Roman" w:hAnsi="Times New Roman" w:eastAsia="FangSong" w:cs="Times New Roman"/>
+        </w:rPr>
+        <w:t>碱催化剂</w:t>
+      </w:r>
+      <w:r>
+        <w:rPr>
+          <w:rFonts w:ascii="Times New Roman" w:hAnsi="Times New Roman" w:eastAsia="Times New Roman" w:cs="Times New Roman"/>
+        </w:rPr>
+        <w:t xml:space="preserve"> </w:t>
+      </w:r>
+      <w:r>
+        <w:rPr>
+          <w:rFonts w:ascii="Times New Roman" w:hAnsi="Times New Roman" w:eastAsia="Times New Roman" w:cs="Times New Roman"/>
+        </w:rPr>
+        <w:t xml:space="preserve">-</w:t>
+      </w:r>
+      <w:r>
+        <w:rPr>
+          <w:rFonts w:ascii="Times New Roman" w:hAnsi="Times New Roman" w:eastAsia="Times New Roman" w:cs="Times New Roman"/>
+        </w:rPr>
+        <w:t xml:space="preserve"> </w:t>
+      </w:r>
+      <w:r>
+        <w:rPr>
+          <w:rFonts w:hint="eastAsia" w:ascii="Times New Roman" w:hAnsi="Times New Roman" w:eastAsia="FangSong" w:cs="Times New Roman"/>
+          <w:b/>
+          <w:bCs/>
+        </w:rPr>
+        <w:t xml:space="preserve">无离子中间体</w:t>
+      </w:r>
+      <w:r>
+        <w:rPr>
+          <w:rFonts w:hint="eastAsia" w:ascii="Times New Roman" w:hAnsi="Times New Roman" w:eastAsia="Times New Roman" w:cs="Times New Roman"/>
+        </w:rPr>
+        <w:t>——</w:t>
+      </w:r>
+      <w:r>
+        <w:rPr>
+          <w:rFonts w:hint="eastAsia" w:ascii="Times New Roman" w:hAnsi="Times New Roman" w:eastAsia="FangSong" w:cs="Times New Roman"/>
+        </w:rPr>
+        <w:t>不能画成碳正离子机理</w:t>
+      </w:r>
+      <w:r>
+        <w:rPr>
+          <w:rFonts w:hint="eastAsia" w:ascii="Times New Roman" w:hAnsi="Times New Roman" w:eastAsia="Times New Roman" w:cs="Times New Roman"/>
+        </w:rPr>
+        <w:t>！</w:t>
       </w:r>
     </w:p>
     <w:p>
       <w:pPr>
-        <w:pStyle w:val="SourceCode"/>
+        <w:pStyle w:val="BodyText"/>
       </w:pPr>
       <w:r>
         <w:rPr>
-          <w:rStyle w:val="VerbatimChar"/>
-          <w:rFonts w:ascii="Times New Roman" w:hAnsi="Times New Roman" w:eastAsia="Times New Roman" w:cs="Times New Roman"/>
-        </w:rPr>
-        <w:t xml:space="preserve">Step </w:t>
-      </w:r>
-      <w:r>
-        <w:rPr>
-          <w:rStyle w:val="VerbatimChar"/>
-          <w:rFonts w:hint="eastAsia" w:ascii="Times New Roman" w:hAnsi="Times New Roman" w:eastAsia="Times New Roman" w:cs="Times New Roman"/>
-        </w:rPr>
-        <w:t xml:space="preserve">1：[3,3]-σ</w:t>
-      </w:r>
-      <w:r>
-        <w:rPr>
-          <w:rStyle w:val="VerbatimChar"/>
-          <w:rFonts w:ascii="Times New Roman" w:hAnsi="Times New Roman" w:eastAsia="Times New Roman" w:cs="Times New Roman"/>
-        </w:rPr>
-        <w:t xml:space="preserve"> </w:t>
-      </w:r>
-      <w:r>
-        <w:rPr>
-          <w:rStyle w:val="VerbatimChar"/>
-          <w:rFonts w:hint="eastAsia" w:ascii="Times New Roman" w:hAnsi="Times New Roman" w:eastAsia="FangSong" w:cs="Times New Roman"/>
-        </w:rPr>
-        <w:t xml:space="preserve">迁移</w:t>
-      </w:r>
-      <w:r>
-        <w:rPr>
-          <w:rStyle w:val="VerbatimChar"/>
-          <w:rFonts w:ascii="Times New Roman" w:hAnsi="Times New Roman" w:eastAsia="Times New Roman" w:cs="Times New Roman"/>
-        </w:rPr>
-        <w:t xml:space="preserve"> → </w:t>
-      </w:r>
-      <w:r>
-        <w:rPr>
-          <w:rStyle w:val="VerbatimChar"/>
-          <w:rFonts w:hint="eastAsia" w:ascii="Times New Roman" w:hAnsi="Times New Roman" w:eastAsia="FangSong" w:cs="Times New Roman"/>
-        </w:rPr>
-        <w:t>邻烯丙基环己二烯酮</w:t>
-      </w:r>
-      <w:r>
-        <w:rPr>
-          <w:rStyle w:val="VerbatimChar"/>
+          <w:rFonts w:hint="eastAsia" w:ascii="Times New Roman" w:hAnsi="Times New Roman" w:eastAsia="FangSong" w:cs="Times New Roman"/>
+          <w:b/>
+          <w:bCs/>
+        </w:rPr>
+        <w:t xml:space="preserve">芳香</w:t>
+      </w:r>
+      <w:r>
+        <w:rPr>
+          <w:rFonts w:ascii="Times New Roman" w:hAnsi="Times New Roman" w:eastAsia="Times New Roman" w:cs="Times New Roman"/>
+          <w:b/>
+          <w:bCs/>
+        </w:rPr>
+        <w:t xml:space="preserve"> Claisen </w:t>
+      </w:r>
+      <w:r>
+        <w:rPr>
+          <w:rFonts w:hint="eastAsia" w:ascii="Times New Roman" w:hAnsi="Times New Roman" w:eastAsia="FangSong" w:cs="Times New Roman"/>
+          <w:b/>
+          <w:bCs/>
+        </w:rPr>
+        <w:t>的</w:t>
+      </w:r>
+      <w:r>
+        <w:rPr>
+          <w:rFonts w:hint="eastAsia" w:ascii="Times New Roman" w:hAnsi="Times New Roman" w:eastAsia="Times New Roman" w:cs="Times New Roman"/>
+          <w:b/>
+          <w:bCs/>
+        </w:rPr>
+        <w:t>”</w:t>
+      </w:r>
+      <w:r>
+        <w:rPr>
+          <w:rFonts w:hint="eastAsia" w:ascii="Times New Roman" w:hAnsi="Times New Roman" w:eastAsia="FangSong" w:cs="Times New Roman"/>
+          <w:b/>
+          <w:bCs/>
+        </w:rPr>
+        <w:t>两步</w:t>
+      </w:r>
+      <w:r>
+        <w:rPr>
+          <w:rFonts w:hint="eastAsia" w:ascii="Times New Roman" w:hAnsi="Times New Roman" w:eastAsia="Times New Roman" w:cs="Times New Roman"/>
+          <w:b/>
+          <w:bCs/>
+        </w:rPr>
+        <w:t>”</w:t>
+      </w:r>
+      <w:r>
+        <w:rPr>
+          <w:rFonts w:hint="eastAsia" w:ascii="Times New Roman" w:hAnsi="Times New Roman" w:eastAsia="FangSong" w:cs="Times New Roman"/>
+          <w:b/>
+          <w:bCs/>
+        </w:rPr>
+        <w:t>过程</w:t>
+      </w:r>
+      <w:r>
+        <w:rPr>
           <w:rFonts w:hint="eastAsia" w:ascii="Times New Roman" w:hAnsi="Times New Roman" w:eastAsia="Times New Roman" w:cs="Times New Roman"/>
         </w:rPr>
         <w:t>（</w:t>
       </w:r>
       <w:r>
         <w:rPr>
-          <w:rStyle w:val="VerbatimChar"/>
-          <w:rFonts w:hint="eastAsia" w:ascii="Times New Roman" w:hAnsi="Times New Roman" w:eastAsia="FangSong" w:cs="Times New Roman"/>
-        </w:rPr>
-        <w:t>非芳香中间体</w:t>
-      </w:r>
-      <w:r>
-        <w:rPr>
-          <w:rStyle w:val="VerbatimChar"/>
-          <w:rFonts w:hint="eastAsia" w:ascii="Times New Roman" w:hAnsi="Times New Roman" w:eastAsia="Times New Roman" w:cs="Times New Roman"/>
-        </w:rPr>
-        <w:t>）</w:t>
-      </w:r>
-      <w:r>
-        <w:rPr>
-          <w:rFonts w:ascii="Times New Roman" w:hAnsi="Times New Roman" w:eastAsia="Times New Roman" w:cs="Times New Roman"/>
-        </w:rPr>
-        <w:br/>
-      </w:r>
-      <w:r>
-        <w:rPr>
-          <w:rStyle w:val="VerbatimChar"/>
-          <w:rFonts w:ascii="Times New Roman" w:hAnsi="Times New Roman" w:eastAsia="Times New Roman" w:cs="Times New Roman"/>
-        </w:rPr>
-        <w:t xml:space="preserve">Step </w:t>
-      </w:r>
-      <w:r>
-        <w:rPr>
-          <w:rStyle w:val="VerbatimChar"/>
-          <w:rFonts w:hint="eastAsia" w:ascii="Times New Roman" w:hAnsi="Times New Roman" w:eastAsia="Times New Roman" w:cs="Times New Roman"/>
-        </w:rPr>
-        <w:t>2：</w:t>
-      </w:r>
-      <w:r>
-        <w:rPr>
-          <w:rStyle w:val="VerbatimChar"/>
-          <w:rFonts w:hint="eastAsia" w:ascii="Times New Roman" w:hAnsi="Times New Roman" w:eastAsia="FangSong" w:cs="Times New Roman"/>
-        </w:rPr>
-        <w:t>互变异构</w:t>
-      </w:r>
-      <w:r>
-        <w:rPr>
-          <w:rStyle w:val="VerbatimChar"/>
-          <w:rFonts w:hint="eastAsia" w:ascii="Times New Roman" w:hAnsi="Times New Roman" w:eastAsia="Times New Roman" w:cs="Times New Roman"/>
-        </w:rPr>
-        <w:t>（</w:t>
-      </w:r>
-      <w:r>
-        <w:rPr>
-          <w:rStyle w:val="VerbatimChar"/>
-          <w:rFonts w:hint="eastAsia" w:ascii="Times New Roman" w:hAnsi="Times New Roman" w:eastAsia="FangSong" w:cs="Times New Roman"/>
-        </w:rPr>
-        <w:t>酮</w:t>
-      </w:r>
-      <w:r>
-        <w:rPr>
-          <w:rStyle w:val="VerbatimChar"/>
-          <w:rFonts w:hint="eastAsia" w:ascii="Times New Roman" w:hAnsi="Times New Roman" w:eastAsia="Times New Roman" w:cs="Times New Roman"/>
-        </w:rPr>
-        <w:t>-</w:t>
-      </w:r>
-      <w:r>
-        <w:rPr>
-          <w:rStyle w:val="VerbatimChar"/>
-          <w:rFonts w:hint="eastAsia" w:ascii="Times New Roman" w:hAnsi="Times New Roman" w:eastAsia="FangSong" w:cs="Times New Roman"/>
-        </w:rPr>
-        <w:t>烯醇</w:t>
-      </w:r>
-      <w:r>
-        <w:rPr>
-          <w:rStyle w:val="VerbatimChar"/>
-          <w:rFonts w:hint="eastAsia" w:ascii="Times New Roman" w:hAnsi="Times New Roman" w:eastAsia="Times New Roman" w:cs="Times New Roman"/>
-        </w:rPr>
-        <w:t>）→</w:t>
-      </w:r>
-      <w:r>
-        <w:rPr>
-          <w:rStyle w:val="VerbatimChar"/>
-          <w:rFonts w:ascii="Times New Roman" w:hAnsi="Times New Roman" w:eastAsia="Times New Roman" w:cs="Times New Roman"/>
-        </w:rPr>
-        <w:t xml:space="preserve"> </w:t>
-      </w:r>
-      <w:r>
-        <w:rPr>
-          <w:rStyle w:val="VerbatimChar"/>
-          <w:rFonts w:hint="eastAsia" w:ascii="Times New Roman" w:hAnsi="Times New Roman" w:eastAsia="FangSong" w:cs="Times New Roman"/>
-        </w:rPr>
-        <w:t xml:space="preserve">恢复芳香性</w:t>
-      </w:r>
-      <w:r>
-        <w:rPr>
-          <w:rStyle w:val="VerbatimChar"/>
-          <w:rFonts w:ascii="Times New Roman" w:hAnsi="Times New Roman" w:eastAsia="Times New Roman" w:cs="Times New Roman"/>
-        </w:rPr>
-        <w:t xml:space="preserve"> → </w:t>
-      </w:r>
-      <w:r>
-        <w:rPr>
-          <w:rStyle w:val="VerbatimChar"/>
-          <w:rFonts w:hint="eastAsia" w:ascii="Times New Roman" w:hAnsi="Times New Roman" w:eastAsia="FangSong" w:cs="Times New Roman"/>
-        </w:rPr>
-        <w:t xml:space="preserve">邻烯丙基苯酚</w:t>
+          <w:rFonts w:hint="eastAsia" w:ascii="Times New Roman" w:hAnsi="Times New Roman" w:eastAsia="FangSong" w:cs="Times New Roman"/>
+        </w:rPr>
+        <w:t>注意不是分步</w:t>
+      </w:r>
+      <w:r>
+        <w:rPr>
+          <w:rFonts w:hint="eastAsia" w:ascii="Times New Roman" w:hAnsi="Times New Roman" w:eastAsia="Times New Roman" w:cs="Times New Roman"/>
+        </w:rPr>
+        <w:t>，</w:t>
+      </w:r>
+      <w:r>
+        <w:rPr>
+          <w:rFonts w:hint="eastAsia" w:ascii="Times New Roman" w:hAnsi="Times New Roman" w:eastAsia="FangSong" w:cs="Times New Roman"/>
+        </w:rPr>
+        <w:t>而是先重排后互变异构</w:t>
+      </w:r>
+      <w:r>
+        <w:rPr>
+          <w:rFonts w:hint="eastAsia" w:ascii="Times New Roman" w:hAnsi="Times New Roman" w:eastAsia="Times New Roman" w:cs="Times New Roman"/>
+        </w:rPr>
+        <w:t>）：</w:t>
       </w:r>
     </w:p>
     <w:p>
@@ -15390,7 +15001,127 @@
         <w:pStyle w:val="Compact"/>
         <w:numPr>
           <w:ilvl w:val="0"/>
-          <w:numId w:val="1003"/>
+          <w:numId w:val="1005"/>
+        </w:numPr>
+      </w:pPr>
+      <w:r>
+        <w:rPr>
+          <w:rFonts w:ascii="Times New Roman" w:hAnsi="Times New Roman" w:eastAsia="Times New Roman" w:cs="Times New Roman"/>
+        </w:rPr>
+        <w:t xml:space="preserve">[3,3]-σ </w:t>
+      </w:r>
+      <w:r>
+        <w:rPr>
+          <w:rFonts w:hint="eastAsia" w:ascii="Times New Roman" w:hAnsi="Times New Roman" w:eastAsia="FangSong" w:cs="Times New Roman"/>
+        </w:rPr>
+        <w:t xml:space="preserve">迁移</w:t>
+      </w:r>
+      <w:r>
+        <w:rPr>
+          <w:rFonts w:ascii="Times New Roman" w:hAnsi="Times New Roman" w:eastAsia="Times New Roman" w:cs="Times New Roman"/>
+        </w:rPr>
+        <w:t xml:space="preserve"> → </w:t>
+      </w:r>
+      <w:r>
+        <w:rPr>
+          <w:rFonts w:hint="eastAsia" w:ascii="Times New Roman" w:hAnsi="Times New Roman" w:eastAsia="FangSong" w:cs="Times New Roman"/>
+        </w:rPr>
+        <w:t>邻烯丙基环己二烯酮</w:t>
+      </w:r>
+      <w:r>
+        <w:rPr>
+          <w:rFonts w:hint="eastAsia" w:ascii="Times New Roman" w:hAnsi="Times New Roman" w:eastAsia="Times New Roman" w:cs="Times New Roman"/>
+        </w:rPr>
+        <w:t>（</w:t>
+      </w:r>
+      <w:r>
+        <w:rPr>
+          <w:rFonts w:hint="eastAsia" w:ascii="Times New Roman" w:hAnsi="Times New Roman" w:eastAsia="FangSong" w:cs="Times New Roman"/>
+        </w:rPr>
+        <w:t>非芳香中间体</w:t>
+      </w:r>
+      <w:r>
+        <w:rPr>
+          <w:rFonts w:hint="eastAsia" w:ascii="Times New Roman" w:hAnsi="Times New Roman" w:eastAsia="Times New Roman" w:cs="Times New Roman"/>
+        </w:rPr>
+        <w:t>）</w:t>
+      </w:r>
+    </w:p>
+    <w:p>
+      <w:pPr>
+        <w:pStyle w:val="Compact"/>
+        <w:numPr>
+          <w:ilvl w:val="0"/>
+          <w:numId w:val="1005"/>
+        </w:numPr>
+      </w:pPr>
+      <w:r>
+        <w:rPr>
+          <w:rFonts w:hint="eastAsia" w:ascii="Times New Roman" w:hAnsi="Times New Roman" w:eastAsia="FangSong" w:cs="Times New Roman"/>
+        </w:rPr>
+        <w:t>互变异构</w:t>
+      </w:r>
+      <w:r>
+        <w:rPr>
+          <w:rFonts w:hint="eastAsia" w:ascii="Times New Roman" w:hAnsi="Times New Roman" w:eastAsia="Times New Roman" w:cs="Times New Roman"/>
+        </w:rPr>
+        <w:t>（</w:t>
+      </w:r>
+      <w:r>
+        <w:rPr>
+          <w:rFonts w:hint="eastAsia" w:ascii="Times New Roman" w:hAnsi="Times New Roman" w:eastAsia="FangSong" w:cs="Times New Roman"/>
+        </w:rPr>
+        <w:t>酮</w:t>
+      </w:r>
+      <w:r>
+        <w:rPr>
+          <w:rFonts w:hint="eastAsia" w:ascii="Times New Roman" w:hAnsi="Times New Roman" w:eastAsia="Times New Roman" w:cs="Times New Roman"/>
+        </w:rPr>
+        <w:t>-</w:t>
+      </w:r>
+      <w:r>
+        <w:rPr>
+          <w:rFonts w:hint="eastAsia" w:ascii="Times New Roman" w:hAnsi="Times New Roman" w:eastAsia="FangSong" w:cs="Times New Roman"/>
+        </w:rPr>
+        <w:t>烯醇</w:t>
+      </w:r>
+      <w:r>
+        <w:rPr>
+          <w:rFonts w:hint="eastAsia" w:ascii="Times New Roman" w:hAnsi="Times New Roman" w:eastAsia="Times New Roman" w:cs="Times New Roman"/>
+        </w:rPr>
+        <w:t>）→</w:t>
+      </w:r>
+      <w:r>
+        <w:rPr>
+          <w:rFonts w:ascii="Times New Roman" w:hAnsi="Times New Roman" w:eastAsia="Times New Roman" w:cs="Times New Roman"/>
+        </w:rPr>
+        <w:t xml:space="preserve"> </w:t>
+      </w:r>
+      <w:r>
+        <w:rPr>
+          <w:rFonts w:hint="eastAsia" w:ascii="Times New Roman" w:hAnsi="Times New Roman" w:eastAsia="FangSong" w:cs="Times New Roman"/>
+        </w:rPr>
+        <w:t xml:space="preserve">恢复芳香性</w:t>
+      </w:r>
+      <w:r>
+        <w:rPr>
+          <w:rFonts w:ascii="Times New Roman" w:hAnsi="Times New Roman" w:eastAsia="Times New Roman" w:cs="Times New Roman"/>
+        </w:rPr>
+        <w:t xml:space="preserve"> → </w:t>
+      </w:r>
+      <w:r>
+        <w:rPr>
+          <w:rFonts w:hint="eastAsia" w:ascii="Times New Roman" w:hAnsi="Times New Roman" w:eastAsia="FangSong" w:cs="Times New Roman"/>
+        </w:rPr>
+        <w:t xml:space="preserve">邻烯丙基苯酚</w:t>
+      </w:r>
+    </w:p>
+    <w:p>
+      <w:pPr>
+        <w:pStyle w:val="Compact"/>
+        <w:numPr>
+          <w:ilvl w:val="0"/>
+          <w:numId w:val="1006"/>
         </w:numPr>
       </w:pPr>
       <w:r>
@@ -15542,112 +15273,100 @@
         </w:rPr>
         <w:t>）：</w:t>
       </w:r>
+      <w:r>
+        <w:rPr>
+          <w:rFonts w:ascii="Times New Roman" w:hAnsi="Times New Roman" w:eastAsia="Times New Roman" w:cs="Times New Roman"/>
+        </w:rPr>
+        <w:t xml:space="preserve"> </w:t>
+      </w:r>
+      <w:r>
+        <w:rPr>
+          <w:rFonts w:ascii="Times New Roman" w:hAnsi="Times New Roman" w:eastAsia="Times New Roman" w:cs="Times New Roman"/>
+        </w:rPr>
+        <w:t>CH</w:t>
+      </w:r>
+      <w:r>
+        <w:rPr>
+          <w:rFonts w:ascii="Times New Roman" w:hAnsi="Times New Roman" w:eastAsia="Times New Roman" w:cs="Times New Roman"/>
+          <w:vertAlign w:val="subscript"/>
+        </w:rPr>
+        <w:t>2</w:t>
+      </w:r>
+      <w:r>
+        <w:rPr>
+          <w:rFonts w:ascii="Times New Roman" w:hAnsi="Times New Roman" w:eastAsia="Times New Roman" w:cs="Times New Roman"/>
+        </w:rPr>
+        <w:t>=CH-CH</w:t>
+      </w:r>
+      <w:r>
+        <w:rPr>
+          <w:rFonts w:ascii="Times New Roman" w:hAnsi="Times New Roman" w:eastAsia="Times New Roman" w:cs="Times New Roman"/>
+          <w:vertAlign w:val="subscript"/>
+        </w:rPr>
+        <w:t>2</w:t>
+      </w:r>
+      <w:r>
+        <w:rPr>
+          <w:rFonts w:ascii="Times New Roman" w:hAnsi="Times New Roman" w:eastAsia="Times New Roman" w:cs="Times New Roman"/>
+        </w:rPr>
+        <w:t>-O-CH=CH</w:t>
+      </w:r>
+      <w:r>
+        <w:rPr>
+          <w:rFonts w:ascii="Times New Roman" w:hAnsi="Times New Roman" w:eastAsia="Times New Roman" w:cs="Times New Roman"/>
+          <w:vertAlign w:val="subscript"/>
+        </w:rPr>
+        <w:t>2</w:t>
+      </w:r>
+      <w:r>
+        <w:rPr>
+          <w:rFonts w:ascii="Times New Roman" w:hAnsi="Times New Roman" w:eastAsia="Times New Roman" w:cs="Times New Roman"/>
+        </w:rPr>
+        <w:t xml:space="preserve"> —Δ→ CH</w:t>
+      </w:r>
+      <w:r>
+        <w:rPr>
+          <w:rFonts w:ascii="Times New Roman" w:hAnsi="Times New Roman" w:eastAsia="Times New Roman" w:cs="Times New Roman"/>
+          <w:vertAlign w:val="subscript"/>
+        </w:rPr>
+        <w:t>2</w:t>
+      </w:r>
+      <w:r>
+        <w:rPr>
+          <w:rFonts w:ascii="Times New Roman" w:hAnsi="Times New Roman" w:eastAsia="Times New Roman" w:cs="Times New Roman"/>
+        </w:rPr>
+        <w:t>=CH-CH</w:t>
+      </w:r>
+      <w:r>
+        <w:rPr>
+          <w:rFonts w:ascii="Times New Roman" w:hAnsi="Times New Roman" w:eastAsia="Times New Roman" w:cs="Times New Roman"/>
+          <w:vertAlign w:val="subscript"/>
+        </w:rPr>
+        <w:t>2</w:t>
+      </w:r>
+      <w:r>
+        <w:rPr>
+          <w:rFonts w:ascii="Times New Roman" w:hAnsi="Times New Roman" w:eastAsia="Times New Roman" w:cs="Times New Roman"/>
+        </w:rPr>
+        <w:t>-CH</w:t>
+      </w:r>
+      <w:r>
+        <w:rPr>
+          <w:rFonts w:ascii="Times New Roman" w:hAnsi="Times New Roman" w:eastAsia="Times New Roman" w:cs="Times New Roman"/>
+          <w:vertAlign w:val="subscript"/>
+        </w:rPr>
+        <w:t>2</w:t>
+      </w:r>
+      <w:r>
+        <w:rPr>
+          <w:rFonts w:ascii="Times New Roman" w:hAnsi="Times New Roman" w:eastAsia="Times New Roman" w:cs="Times New Roman"/>
+        </w:rPr>
+        <w:t>-CHO</w:t>
+      </w:r>
     </w:p>
     <w:p>
       <w:pPr>
-        <w:pStyle w:val="SourceCode"/>
-      </w:pPr>
-      <w:r>
-        <w:rPr>
-          <w:rStyle w:val="VerbatimChar"/>
-          <w:rFonts w:ascii="Times New Roman" w:hAnsi="Times New Roman" w:eastAsia="Times New Roman" w:cs="Times New Roman"/>
-        </w:rPr>
-        <w:t>CH</w:t>
-      </w:r>
-      <w:r>
-        <w:rPr>
-          <w:rStyle w:val="VerbatimChar"/>
-          <w:rFonts w:ascii="Times New Roman" w:hAnsi="Times New Roman" w:eastAsia="Times New Roman" w:cs="Times New Roman"/>
-          <w:vertAlign w:val="subscript"/>
-        </w:rPr>
-        <w:t>2</w:t>
-      </w:r>
-      <w:r>
-        <w:rPr>
-          <w:rStyle w:val="VerbatimChar"/>
-          <w:rFonts w:ascii="Times New Roman" w:hAnsi="Times New Roman" w:eastAsia="Times New Roman" w:cs="Times New Roman"/>
-        </w:rPr>
-        <w:t>=CH-CH</w:t>
-      </w:r>
-      <w:r>
-        <w:rPr>
-          <w:rStyle w:val="VerbatimChar"/>
-          <w:rFonts w:ascii="Times New Roman" w:hAnsi="Times New Roman" w:eastAsia="Times New Roman" w:cs="Times New Roman"/>
-          <w:vertAlign w:val="subscript"/>
-        </w:rPr>
-        <w:t>2</w:t>
-      </w:r>
-      <w:r>
-        <w:rPr>
-          <w:rStyle w:val="VerbatimChar"/>
-          <w:rFonts w:ascii="Times New Roman" w:hAnsi="Times New Roman" w:eastAsia="Times New Roman" w:cs="Times New Roman"/>
-        </w:rPr>
-        <w:t>-O-CH=CH</w:t>
-      </w:r>
-      <w:r>
-        <w:rPr>
-          <w:rStyle w:val="VerbatimChar"/>
-          <w:rFonts w:ascii="Times New Roman" w:hAnsi="Times New Roman" w:eastAsia="Times New Roman" w:cs="Times New Roman"/>
-          <w:vertAlign w:val="subscript"/>
-        </w:rPr>
-        <w:t>2</w:t>
-      </w:r>
-      <w:r>
-        <w:rPr>
-          <w:rStyle w:val="VerbatimChar"/>
-          <w:rFonts w:ascii="Times New Roman" w:hAnsi="Times New Roman" w:eastAsia="Times New Roman" w:cs="Times New Roman"/>
-        </w:rPr>
-        <w:t xml:space="preserve"> —Δ→ CH</w:t>
-      </w:r>
-      <w:r>
-        <w:rPr>
-          <w:rStyle w:val="VerbatimChar"/>
-          <w:rFonts w:ascii="Times New Roman" w:hAnsi="Times New Roman" w:eastAsia="Times New Roman" w:cs="Times New Roman"/>
-          <w:vertAlign w:val="subscript"/>
-        </w:rPr>
-        <w:t>2</w:t>
-      </w:r>
-      <w:r>
-        <w:rPr>
-          <w:rStyle w:val="VerbatimChar"/>
-          <w:rFonts w:ascii="Times New Roman" w:hAnsi="Times New Roman" w:eastAsia="Times New Roman" w:cs="Times New Roman"/>
-        </w:rPr>
-        <w:t>=CH-CH</w:t>
-      </w:r>
-      <w:r>
-        <w:rPr>
-          <w:rStyle w:val="VerbatimChar"/>
-          <w:rFonts w:ascii="Times New Roman" w:hAnsi="Times New Roman" w:eastAsia="Times New Roman" w:cs="Times New Roman"/>
-          <w:vertAlign w:val="subscript"/>
-        </w:rPr>
-        <w:t>2</w:t>
-      </w:r>
-      <w:r>
-        <w:rPr>
-          <w:rStyle w:val="VerbatimChar"/>
-          <w:rFonts w:ascii="Times New Roman" w:hAnsi="Times New Roman" w:eastAsia="Times New Roman" w:cs="Times New Roman"/>
-        </w:rPr>
-        <w:t>-CH</w:t>
-      </w:r>
-      <w:r>
-        <w:rPr>
-          <w:rStyle w:val="VerbatimChar"/>
-          <w:rFonts w:ascii="Times New Roman" w:hAnsi="Times New Roman" w:eastAsia="Times New Roman" w:cs="Times New Roman"/>
-          <w:vertAlign w:val="subscript"/>
-        </w:rPr>
-        <w:t>2</w:t>
-      </w:r>
-      <w:r>
-        <w:rPr>
-          <w:rStyle w:val="VerbatimChar"/>
-          <w:rFonts w:ascii="Times New Roman" w:hAnsi="Times New Roman" w:eastAsia="Times New Roman" w:cs="Times New Roman"/>
-        </w:rPr>
-        <w:t>-CHO</w:t>
-      </w:r>
-    </w:p>
-    <w:p>
-      <w:pPr>
-        <w:pStyle w:val="FirstParagraph"/>
+        <w:pStyle w:val="BodyText"/>
         <w:spacing w:after="80"/>
       </w:pPr>
       <w:r>
@@ -18126,21 +17845,20 @@
         </w:rPr>
         <w:t xml:space="preserve">：</w:t>
       </w:r>
-    </w:p>
-    <w:p>
-      <w:pPr>
-        <w:pStyle w:val="SourceCode"/>
-      </w:pPr>
-      <w:r>
-        <w:rPr>
-          <w:rStyle w:val="VerbatimChar"/>
+      <w:r>
+        <w:rPr>
+          <w:rFonts w:ascii="Times New Roman" w:hAnsi="Times New Roman" w:eastAsia="Times New Roman" w:cs="Times New Roman"/>
+        </w:rPr>
+        <w:t xml:space="preserve"> </w:t>
+      </w:r>
+      <w:r>
+        <w:rPr>
           <w:rFonts w:ascii="Times New Roman" w:hAnsi="Times New Roman" w:eastAsia="Times New Roman" w:cs="Times New Roman"/>
         </w:rPr>
         <w:t>R</w:t>
       </w:r>
       <w:r>
         <w:rPr>
-          <w:rStyle w:val="VerbatimChar"/>
           <w:rFonts w:ascii="Times New Roman" w:hAnsi="Times New Roman" w:eastAsia="Times New Roman" w:cs="Times New Roman"/>
           <w:vertAlign w:val="subscript"/>
         </w:rPr>
@@ -18148,42 +17866,36 @@
       </w:r>
       <w:r>
         <w:rPr>
-          <w:rStyle w:val="VerbatimChar"/>
-          <w:rFonts w:ascii="Times New Roman" w:hAnsi="Times New Roman" w:eastAsia="Times New Roman" w:cs="Times New Roman"/>
-        </w:rPr>
-        <w:t xml:space="preserve">Si-CH(R')-OH  </w:t>
-      </w:r>
-      <w:r>
-        <w:rPr>
-          <w:rStyle w:val="VerbatimChar"/>
+          <w:rFonts w:ascii="Times New Roman" w:hAnsi="Times New Roman" w:eastAsia="Times New Roman" w:cs="Times New Roman"/>
+        </w:rPr>
+        <w:t xml:space="preserve">Si-CH(R’)-OH </w:t>
+      </w:r>
+      <w:r>
+        <w:rPr>
           <w:rFonts w:hint="eastAsia" w:ascii="Times New Roman" w:hAnsi="Times New Roman" w:eastAsia="Times New Roman" w:cs="Times New Roman"/>
         </w:rPr>
         <w:t>—</w:t>
       </w:r>
       <w:r>
         <w:rPr>
-          <w:rStyle w:val="VerbatimChar"/>
           <w:rFonts w:hint="eastAsia" w:ascii="Times New Roman" w:hAnsi="Times New Roman" w:eastAsia="FangSong" w:cs="Times New Roman"/>
         </w:rPr>
         <w:t>碱</w:t>
       </w:r>
       <w:r>
         <w:rPr>
-          <w:rStyle w:val="VerbatimChar"/>
           <w:rFonts w:hint="eastAsia" w:ascii="Times New Roman" w:hAnsi="Times New Roman" w:eastAsia="Times New Roman" w:cs="Times New Roman"/>
         </w:rPr>
         <w:t>→</w:t>
       </w:r>
       <w:r>
         <w:rPr>
-          <w:rStyle w:val="VerbatimChar"/>
-          <w:rFonts w:ascii="Times New Roman" w:hAnsi="Times New Roman" w:eastAsia="Times New Roman" w:cs="Times New Roman"/>
-        </w:rPr>
-        <w:t xml:space="preserve">  R</w:t>
-      </w:r>
-      <w:r>
-        <w:rPr>
-          <w:rStyle w:val="VerbatimChar"/>
+          <w:rFonts w:ascii="Times New Roman" w:hAnsi="Times New Roman" w:eastAsia="Times New Roman" w:cs="Times New Roman"/>
+        </w:rPr>
+        <w:t xml:space="preserve"> R</w:t>
+      </w:r>
+      <w:r>
+        <w:rPr>
           <w:rFonts w:ascii="Times New Roman" w:hAnsi="Times New Roman" w:eastAsia="Times New Roman" w:cs="Times New Roman"/>
           <w:vertAlign w:val="subscript"/>
         </w:rPr>
@@ -18191,14 +17903,12 @@
       </w:r>
       <w:r>
         <w:rPr>
-          <w:rStyle w:val="VerbatimChar"/>
-          <w:rFonts w:ascii="Times New Roman" w:hAnsi="Times New Roman" w:eastAsia="Times New Roman" w:cs="Times New Roman"/>
-        </w:rPr>
-        <w:t>Si-CH(R')-O</w:t>
-      </w:r>
-      <w:r>
-        <w:rPr>
-          <w:rStyle w:val="VerbatimChar"/>
+          <w:rFonts w:ascii="Times New Roman" w:hAnsi="Times New Roman" w:eastAsia="Times New Roman" w:cs="Times New Roman"/>
+        </w:rPr>
+        <w:t>Si-CH(R’)-O</w:t>
+      </w:r>
+      <w:r>
+        <w:rPr>
           <w:rFonts w:ascii="Times New Roman" w:hAnsi="Times New Roman" w:eastAsia="Times New Roman" w:cs="Times New Roman"/>
           <w:vertAlign w:val="superscript"/>
         </w:rPr>
@@ -18206,14 +17916,12 @@
       </w:r>
       <w:r>
         <w:rPr>
-          <w:rStyle w:val="VerbatimChar"/>
-          <w:rFonts w:ascii="Times New Roman" w:hAnsi="Times New Roman" w:eastAsia="Times New Roman" w:cs="Times New Roman"/>
-        </w:rPr>
-        <w:t xml:space="preserve">  →  R</w:t>
-      </w:r>
-      <w:r>
-        <w:rPr>
-          <w:rStyle w:val="VerbatimChar"/>
+          <w:rFonts w:ascii="Times New Roman" w:hAnsi="Times New Roman" w:eastAsia="Times New Roman" w:cs="Times New Roman"/>
+        </w:rPr>
+        <w:t xml:space="preserve"> → R</w:t>
+      </w:r>
+      <w:r>
+        <w:rPr>
           <w:rFonts w:ascii="Times New Roman" w:hAnsi="Times New Roman" w:eastAsia="Times New Roman" w:cs="Times New Roman"/>
           <w:vertAlign w:val="subscript"/>
         </w:rPr>
@@ -18221,14 +17929,12 @@
       </w:r>
       <w:r>
         <w:rPr>
-          <w:rStyle w:val="VerbatimChar"/>
           <w:rFonts w:ascii="Times New Roman" w:hAnsi="Times New Roman" w:eastAsia="Times New Roman" w:cs="Times New Roman"/>
         </w:rPr>
         <w:t>Si-O-CH</w:t>
       </w:r>
       <w:r>
         <w:rPr>
-          <w:rStyle w:val="VerbatimChar"/>
           <w:rFonts w:ascii="Times New Roman" w:hAnsi="Times New Roman" w:eastAsia="Times New Roman" w:cs="Times New Roman"/>
           <w:vertAlign w:val="superscript"/>
         </w:rPr>
@@ -18236,10 +17942,9 @@
       </w:r>
       <w:r>
         <w:rPr>
-          <w:rStyle w:val="VerbatimChar"/>
-          <w:rFonts w:ascii="Times New Roman" w:hAnsi="Times New Roman" w:eastAsia="Times New Roman" w:cs="Times New Roman"/>
-        </w:rPr>
-        <w:t>(R')</w:t>
+          <w:rFonts w:ascii="Times New Roman" w:hAnsi="Times New Roman" w:eastAsia="Times New Roman" w:cs="Times New Roman"/>
+        </w:rPr>
+        <w:t>(R’)</w:t>
       </w:r>
     </w:p>
     <w:p>
@@ -18247,7 +17952,7 @@
         <w:pStyle w:val="Compact"/>
         <w:numPr>
           <w:ilvl w:val="0"/>
-          <w:numId w:val="1004"/>
+          <w:numId w:val="1007"/>
         </w:numPr>
       </w:pPr>
       <w:r>
@@ -18280,7 +17985,7 @@
         <w:pStyle w:val="Compact"/>
         <w:numPr>
           <w:ilvl w:val="0"/>
-          <w:numId w:val="1004"/>
+          <w:numId w:val="1007"/>
         </w:numPr>
       </w:pPr>
       <w:r>
@@ -18313,7 +18018,7 @@
         <w:pStyle w:val="Compact"/>
         <w:numPr>
           <w:ilvl w:val="0"/>
-          <w:numId w:val="1004"/>
+          <w:numId w:val="1007"/>
         </w:numPr>
       </w:pPr>
       <w:r>
@@ -18874,170 +18579,122 @@
     </w:p>
     <w:p>
       <w:pPr>
-        <w:pStyle w:val="SourceCode"/>
+        <w:pStyle w:val="Compact"/>
+        <w:numPr>
+          <w:ilvl w:val="0"/>
+          <w:numId w:val="1008"/>
+        </w:numPr>
       </w:pPr>
       <w:r>
         <w:rPr>
-          <w:rStyle w:val="VerbatimChar"/>
-          <w:rFonts w:ascii="Times New Roman" w:hAnsi="Times New Roman" w:eastAsia="Times New Roman" w:cs="Times New Roman"/>
-        </w:rPr>
-        <w:t xml:space="preserve">Step </w:t>
-      </w:r>
-      <w:r>
-        <w:rPr>
-          <w:rStyle w:val="VerbatimChar"/>
-          <w:rFonts w:hint="eastAsia" w:ascii="Times New Roman" w:hAnsi="Times New Roman" w:eastAsia="Times New Roman" w:cs="Times New Roman"/>
-        </w:rPr>
-        <w:t>1：</w:t>
-      </w:r>
-      <w:r>
-        <w:rPr>
-          <w:rStyle w:val="VerbatimChar"/>
-          <w:rFonts w:hint="eastAsia" w:ascii="Times New Roman" w:hAnsi="Times New Roman" w:eastAsia="FangSong" w:cs="Times New Roman"/>
-        </w:rPr>
-        <w:t>碱夺</w:t>
-      </w:r>
-      <w:r>
-        <w:rPr>
-          <w:rStyle w:val="VerbatimChar"/>
+          <w:rFonts w:hint="eastAsia" w:ascii="Times New Roman" w:hAnsi="Times New Roman" w:eastAsia="FangSong" w:cs="Times New Roman"/>
+        </w:rPr>
+        <w:t xml:space="preserve">碱夺</w:t>
+      </w:r>
+      <w:r>
+        <w:rPr>
           <w:rFonts w:ascii="Times New Roman" w:hAnsi="Times New Roman" w:eastAsia="Times New Roman" w:cs="Times New Roman"/>
         </w:rPr>
         <w:t xml:space="preserve"> α-H → </w:t>
       </w:r>
       <w:r>
         <w:rPr>
-          <w:rStyle w:val="VerbatimChar"/>
           <w:rFonts w:hint="eastAsia" w:ascii="Times New Roman" w:hAnsi="Times New Roman" w:eastAsia="FangSong" w:cs="Times New Roman"/>
         </w:rPr>
         <w:t xml:space="preserve">烯醇负离子</w:t>
       </w:r>
-      <w:r>
-        <w:rPr>
-          <w:rFonts w:ascii="Times New Roman" w:hAnsi="Times New Roman" w:eastAsia="Times New Roman" w:cs="Times New Roman"/>
-        </w:rPr>
-        <w:br/>
-      </w:r>
-      <w:r>
-        <w:rPr>
-          <w:rStyle w:val="VerbatimChar"/>
-          <w:rFonts w:ascii="Times New Roman" w:hAnsi="Times New Roman" w:eastAsia="Times New Roman" w:cs="Times New Roman"/>
-        </w:rPr>
-        <w:t xml:space="preserve">Step </w:t>
-      </w:r>
-      <w:r>
-        <w:rPr>
-          <w:rStyle w:val="VerbatimChar"/>
-          <w:rFonts w:hint="eastAsia" w:ascii="Times New Roman" w:hAnsi="Times New Roman" w:eastAsia="Times New Roman" w:cs="Times New Roman"/>
-        </w:rPr>
-        <w:t>2：</w:t>
-      </w:r>
-      <w:r>
-        <w:rPr>
-          <w:rStyle w:val="VerbatimChar"/>
-          <w:rFonts w:hint="eastAsia" w:ascii="Times New Roman" w:hAnsi="Times New Roman" w:eastAsia="FangSong" w:cs="Times New Roman"/>
-        </w:rPr>
-        <w:t>分子内</w:t>
-      </w:r>
-      <w:r>
-        <w:rPr>
-          <w:rStyle w:val="VerbatimChar"/>
+    </w:p>
+    <w:p>
+      <w:pPr>
+        <w:pStyle w:val="Compact"/>
+        <w:numPr>
+          <w:ilvl w:val="0"/>
+          <w:numId w:val="1008"/>
+        </w:numPr>
+      </w:pPr>
+      <w:r>
+        <w:rPr>
+          <w:rFonts w:hint="eastAsia" w:ascii="Times New Roman" w:hAnsi="Times New Roman" w:eastAsia="FangSong" w:cs="Times New Roman"/>
+        </w:rPr>
+        <w:t xml:space="preserve">分子内</w:t>
+      </w:r>
+      <w:r>
+        <w:rPr>
           <w:rFonts w:ascii="Times New Roman" w:hAnsi="Times New Roman" w:eastAsia="Times New Roman" w:cs="Times New Roman"/>
         </w:rPr>
         <w:t xml:space="preserve"> </w:t>
       </w:r>
       <w:r>
         <w:rPr>
-          <w:rStyle w:val="VerbatimChar"/>
           <w:rFonts w:hint="eastAsia" w:ascii="Times New Roman" w:hAnsi="Times New Roman" w:eastAsia="Times New Roman" w:cs="Times New Roman"/>
         </w:rPr>
         <w:t>SN2（</w:t>
       </w:r>
       <w:r>
         <w:rPr>
-          <w:rStyle w:val="VerbatimChar"/>
           <w:rFonts w:hint="eastAsia" w:ascii="Times New Roman" w:hAnsi="Times New Roman" w:eastAsia="FangSong" w:cs="Times New Roman"/>
         </w:rPr>
         <w:t>卤素离去</w:t>
       </w:r>
       <w:r>
         <w:rPr>
-          <w:rStyle w:val="VerbatimChar"/>
           <w:rFonts w:hint="eastAsia" w:ascii="Times New Roman" w:hAnsi="Times New Roman" w:eastAsia="Times New Roman" w:cs="Times New Roman"/>
         </w:rPr>
         <w:t>）→</w:t>
       </w:r>
       <w:r>
         <w:rPr>
-          <w:rStyle w:val="VerbatimChar"/>
           <w:rFonts w:ascii="Times New Roman" w:hAnsi="Times New Roman" w:eastAsia="Times New Roman" w:cs="Times New Roman"/>
         </w:rPr>
         <w:t xml:space="preserve"> </w:t>
       </w:r>
       <w:r>
         <w:rPr>
-          <w:rStyle w:val="VerbatimChar"/>
           <w:rFonts w:hint="eastAsia" w:ascii="Times New Roman" w:hAnsi="Times New Roman" w:eastAsia="FangSong" w:cs="Times New Roman"/>
         </w:rPr>
         <w:t>环丙酮中间体</w:t>
       </w:r>
       <w:r>
         <w:rPr>
-          <w:rStyle w:val="VerbatimChar"/>
           <w:rFonts w:hint="eastAsia" w:ascii="Times New Roman" w:hAnsi="Times New Roman" w:eastAsia="Times New Roman" w:cs="Times New Roman"/>
         </w:rPr>
         <w:t>（</w:t>
       </w:r>
       <w:r>
         <w:rPr>
-          <w:rStyle w:val="VerbatimChar"/>
           <w:rFonts w:hint="eastAsia" w:ascii="Times New Roman" w:hAnsi="Times New Roman" w:eastAsia="FangSong" w:cs="Times New Roman"/>
         </w:rPr>
         <w:t>高度张力</w:t>
       </w:r>
       <w:r>
         <w:rPr>
-          <w:rStyle w:val="VerbatimChar"/>
           <w:rFonts w:hint="eastAsia" w:ascii="Times New Roman" w:hAnsi="Times New Roman" w:eastAsia="Times New Roman" w:cs="Times New Roman"/>
         </w:rPr>
         <w:t>）</w:t>
       </w:r>
-      <w:r>
-        <w:rPr>
-          <w:rFonts w:ascii="Times New Roman" w:hAnsi="Times New Roman" w:eastAsia="Times New Roman" w:cs="Times New Roman"/>
-        </w:rPr>
-        <w:br/>
-      </w:r>
-      <w:r>
-        <w:rPr>
-          <w:rStyle w:val="VerbatimChar"/>
-          <w:rFonts w:ascii="Times New Roman" w:hAnsi="Times New Roman" w:eastAsia="Times New Roman" w:cs="Times New Roman"/>
-        </w:rPr>
-        <w:t xml:space="preserve">Step </w:t>
-      </w:r>
-      <w:r>
-        <w:rPr>
-          <w:rStyle w:val="VerbatimChar"/>
-          <w:rFonts w:hint="eastAsia" w:ascii="Times New Roman" w:hAnsi="Times New Roman" w:eastAsia="Times New Roman" w:cs="Times New Roman"/>
-        </w:rPr>
-        <w:t>3：</w:t>
-      </w:r>
-      <w:r>
-        <w:rPr>
-          <w:rStyle w:val="VerbatimChar"/>
+    </w:p>
+    <w:p>
+      <w:pPr>
+        <w:pStyle w:val="Compact"/>
+        <w:numPr>
+          <w:ilvl w:val="0"/>
+          <w:numId w:val="1008"/>
+        </w:numPr>
+      </w:pPr>
+      <w:r>
+        <w:rPr>
           <w:rFonts w:hint="eastAsia" w:ascii="Times New Roman" w:hAnsi="Times New Roman" w:eastAsia="FangSong" w:cs="Times New Roman"/>
         </w:rPr>
         <w:t>亲核试剂</w:t>
       </w:r>
       <w:r>
         <w:rPr>
-          <w:rStyle w:val="VerbatimChar"/>
           <w:rFonts w:hint="eastAsia" w:ascii="Times New Roman" w:hAnsi="Times New Roman" w:eastAsia="Times New Roman" w:cs="Times New Roman"/>
         </w:rPr>
         <w:t>（OH</w:t>
       </w:r>
       <w:r>
         <w:rPr>
-          <w:rStyle w:val="VerbatimChar"/>
           <w:rFonts w:hint="eastAsia" w:ascii="Times New Roman" w:hAnsi="Times New Roman" w:eastAsia="Times New Roman" w:cs="Times New Roman"/>
           <w:vertAlign w:val="superscript"/>
         </w:rPr>
@@ -19045,14 +18702,12 @@
       </w:r>
       <w:r>
         <w:rPr>
-          <w:rStyle w:val="VerbatimChar"/>
           <w:rFonts w:hint="eastAsia" w:ascii="Times New Roman" w:hAnsi="Times New Roman" w:eastAsia="Times New Roman" w:cs="Times New Roman"/>
         </w:rPr>
         <w:t>/RO</w:t>
       </w:r>
       <w:r>
         <w:rPr>
-          <w:rStyle w:val="VerbatimChar"/>
           <w:rFonts w:hint="eastAsia" w:ascii="Times New Roman" w:hAnsi="Times New Roman" w:eastAsia="Times New Roman" w:cs="Times New Roman"/>
           <w:vertAlign w:val="superscript"/>
         </w:rPr>
@@ -19060,69 +18715,51 @@
       </w:r>
       <w:r>
         <w:rPr>
-          <w:rStyle w:val="VerbatimChar"/>
           <w:rFonts w:hint="eastAsia" w:ascii="Times New Roman" w:hAnsi="Times New Roman" w:eastAsia="Times New Roman" w:cs="Times New Roman"/>
         </w:rPr>
         <w:t>）</w:t>
       </w:r>
       <w:r>
         <w:rPr>
-          <w:rStyle w:val="VerbatimChar"/>
           <w:rFonts w:hint="eastAsia" w:ascii="Times New Roman" w:hAnsi="Times New Roman" w:eastAsia="FangSong" w:cs="Times New Roman"/>
         </w:rPr>
         <w:t>进攻环丙酮羰基</w:t>
       </w:r>
-      <w:r>
-        <w:rPr>
-          <w:rFonts w:ascii="Times New Roman" w:hAnsi="Times New Roman" w:eastAsia="Times New Roman" w:cs="Times New Roman"/>
-        </w:rPr>
-        <w:br/>
-      </w:r>
-      <w:r>
-        <w:rPr>
-          <w:rStyle w:val="VerbatimChar"/>
-          <w:rFonts w:ascii="Times New Roman" w:hAnsi="Times New Roman" w:eastAsia="Times New Roman" w:cs="Times New Roman"/>
-        </w:rPr>
-        <w:t xml:space="preserve">Step </w:t>
-      </w:r>
-      <w:r>
-        <w:rPr>
-          <w:rStyle w:val="VerbatimChar"/>
-          <w:rFonts w:hint="eastAsia" w:ascii="Times New Roman" w:hAnsi="Times New Roman" w:eastAsia="Times New Roman" w:cs="Times New Roman"/>
-        </w:rPr>
-        <w:t>4：</w:t>
-      </w:r>
-      <w:r>
-        <w:rPr>
-          <w:rStyle w:val="VerbatimChar"/>
-          <w:rFonts w:hint="eastAsia" w:ascii="Times New Roman" w:hAnsi="Times New Roman" w:eastAsia="FangSong" w:cs="Times New Roman"/>
-        </w:rPr>
-        <w:t>开环</w:t>
-      </w:r>
-      <w:r>
-        <w:rPr>
-          <w:rStyle w:val="VerbatimChar"/>
+    </w:p>
+    <w:p>
+      <w:pPr>
+        <w:pStyle w:val="Compact"/>
+        <w:numPr>
+          <w:ilvl w:val="0"/>
+          <w:numId w:val="1008"/>
+        </w:numPr>
+      </w:pPr>
+      <w:r>
+        <w:rPr>
+          <w:rFonts w:hint="eastAsia" w:ascii="Times New Roman" w:hAnsi="Times New Roman" w:eastAsia="FangSong" w:cs="Times New Roman"/>
+        </w:rPr>
+        <w:t xml:space="preserve">开环</w:t>
+      </w:r>
+      <w:r>
+        <w:rPr>
           <w:rFonts w:ascii="Times New Roman" w:hAnsi="Times New Roman" w:eastAsia="Times New Roman" w:cs="Times New Roman"/>
         </w:rPr>
         <w:t xml:space="preserve"> → </w:t>
       </w:r>
       <w:r>
         <w:rPr>
-          <w:rStyle w:val="VerbatimChar"/>
           <w:rFonts w:hint="eastAsia" w:ascii="Times New Roman" w:hAnsi="Times New Roman" w:eastAsia="FangSong" w:cs="Times New Roman"/>
         </w:rPr>
         <w:t>羧酸</w:t>
       </w:r>
       <w:r>
         <w:rPr>
-          <w:rStyle w:val="VerbatimChar"/>
           <w:rFonts w:hint="eastAsia" w:ascii="Times New Roman" w:hAnsi="Times New Roman" w:eastAsia="Times New Roman" w:cs="Times New Roman"/>
         </w:rPr>
         <w:t>/</w:t>
       </w:r>
       <w:r>
         <w:rPr>
-          <w:rStyle w:val="VerbatimChar"/>
           <w:rFonts w:hint="eastAsia" w:ascii="Times New Roman" w:hAnsi="Times New Roman" w:eastAsia="FangSong" w:cs="Times New Roman"/>
         </w:rPr>
         <w:t>酯</w:t>
@@ -24082,6 +23719,64 @@
         </w:rPr>
         <w:t xml:space="preserve">：</w:t>
       </w:r>
+    </w:p>
+    <w:p>
+      <w:pPr>
+        <w:pStyle w:val="Compact"/>
+        <w:numPr>
+          <w:ilvl w:val="0"/>
+          <w:numId w:val="1009"/>
+        </w:numPr>
+      </w:pPr>
+      <w:r>
+        <w:rPr>
+          <w:rFonts w:ascii="Times New Roman" w:hAnsi="Times New Roman" w:eastAsia="Times New Roman" w:cs="Times New Roman"/>
+        </w:rPr>
+        <w:t xml:space="preserve">OH </w:t>
+      </w:r>
+      <w:r>
+        <w:rPr>
+          <w:rFonts w:hint="eastAsia" w:ascii="Times New Roman" w:hAnsi="Times New Roman" w:eastAsia="FangSong" w:cs="Times New Roman"/>
+        </w:rPr>
+        <w:t xml:space="preserve">质子化</w:t>
+      </w:r>
+      <w:r>
+        <w:rPr>
+          <w:rFonts w:ascii="Times New Roman" w:hAnsi="Times New Roman" w:eastAsia="Times New Roman" w:cs="Times New Roman"/>
+        </w:rPr>
+        <w:t xml:space="preserve"> → H</w:t>
+      </w:r>
+      <w:r>
+        <w:rPr>
+          <w:rFonts w:ascii="Times New Roman" w:hAnsi="Times New Roman" w:eastAsia="Times New Roman" w:cs="Times New Roman"/>
+          <w:vertAlign w:val="subscript"/>
+        </w:rPr>
+        <w:t>2</w:t>
+      </w:r>
+      <w:r>
+        <w:rPr>
+          <w:rFonts w:ascii="Times New Roman" w:hAnsi="Times New Roman" w:eastAsia="Times New Roman" w:cs="Times New Roman"/>
+        </w:rPr>
+        <w:t xml:space="preserve">O </w:t>
+      </w:r>
+      <w:r>
+        <w:rPr>
+          <w:rFonts w:hint="eastAsia" w:ascii="Times New Roman" w:hAnsi="Times New Roman" w:eastAsia="FangSong" w:cs="Times New Roman"/>
+        </w:rPr>
+        <w:t xml:space="preserve">离去</w:t>
+      </w:r>
+      <w:r>
+        <w:rPr>
+          <w:rFonts w:ascii="Times New Roman" w:hAnsi="Times New Roman" w:eastAsia="Times New Roman" w:cs="Times New Roman"/>
+        </w:rPr>
+        <w:t xml:space="preserve"> → </w:t>
+      </w:r>
+      <w:r>
+        <w:rPr>
+          <w:rFonts w:hint="eastAsia" w:ascii="Times New Roman" w:hAnsi="Times New Roman" w:eastAsia="FangSong" w:cs="Times New Roman"/>
+        </w:rPr>
+        <w:t xml:space="preserve">生成</w:t>
+      </w:r>
       <w:r>
         <w:rPr>
           <w:rFonts w:ascii="Times New Roman" w:hAnsi="Times New Roman" w:eastAsia="Times New Roman" w:cs="Times New Roman"/>
@@ -24091,51 +23786,167 @@
       <w:r>
         <w:rPr>
           <w:rFonts w:ascii="Times New Roman" w:hAnsi="Times New Roman" w:eastAsia="Times New Roman" w:cs="Times New Roman"/>
-        </w:rPr>
-        <w:t xml:space="preserve">1. OH </w:t>
-      </w:r>
-      <w:r>
-        <w:rPr>
-          <w:rFonts w:hint="eastAsia" w:ascii="Times New Roman" w:hAnsi="Times New Roman" w:eastAsia="FangSong" w:cs="Times New Roman"/>
-        </w:rPr>
-        <w:t xml:space="preserve">质子化</w:t>
-      </w:r>
-      <w:r>
-        <w:rPr>
-          <w:rFonts w:ascii="Times New Roman" w:hAnsi="Times New Roman" w:eastAsia="Times New Roman" w:cs="Times New Roman"/>
-        </w:rPr>
-        <w:t xml:space="preserve"> → H</w:t>
+          <w:b/>
+          <w:bCs/>
+        </w:rPr>
+        <w:t xml:space="preserve">2° </w:t>
+      </w:r>
+      <w:r>
+        <w:rPr>
+          <w:rFonts w:hint="eastAsia" w:ascii="Times New Roman" w:hAnsi="Times New Roman" w:eastAsia="FangSong" w:cs="Times New Roman"/>
+          <w:b/>
+          <w:bCs/>
+        </w:rPr>
+        <w:t xml:space="preserve">碳正离子</w:t>
+      </w:r>
+      <w:r>
+        <w:rPr>
+          <w:rFonts w:hint="eastAsia" w:ascii="Times New Roman" w:hAnsi="Times New Roman" w:eastAsia="Times New Roman" w:cs="Times New Roman"/>
+        </w:rPr>
+        <w:t>（</w:t>
+      </w:r>
+      <w:r>
+        <w:rPr>
+          <w:rFonts w:hint="eastAsia" w:ascii="Times New Roman" w:hAnsi="Times New Roman" w:eastAsia="FangSong" w:cs="Times New Roman"/>
+        </w:rPr>
+        <w:t>在</w:t>
+      </w:r>
+      <w:r>
+        <w:rPr>
+          <w:rFonts w:ascii="Times New Roman" w:hAnsi="Times New Roman" w:eastAsia="Times New Roman" w:cs="Times New Roman"/>
+        </w:rPr>
+        <w:t xml:space="preserve"> C-2 </w:t>
+      </w:r>
+      <w:r>
+        <w:rPr>
+          <w:rFonts w:hint="eastAsia" w:ascii="Times New Roman" w:hAnsi="Times New Roman" w:eastAsia="FangSong" w:cs="Times New Roman"/>
+        </w:rPr>
+        <w:t>上</w:t>
+      </w:r>
+      <w:r>
+        <w:rPr>
+          <w:rFonts w:hint="eastAsia" w:ascii="Times New Roman" w:hAnsi="Times New Roman" w:eastAsia="Times New Roman" w:cs="Times New Roman"/>
+        </w:rPr>
+        <w:t>）</w:t>
+      </w:r>
+    </w:p>
+    <w:p>
+      <w:pPr>
+        <w:pStyle w:val="Compact"/>
+        <w:numPr>
+          <w:ilvl w:val="0"/>
+          <w:numId w:val="1009"/>
+        </w:numPr>
+      </w:pPr>
+      <w:r>
+        <w:rPr>
+          <w:rFonts w:hint="eastAsia" w:ascii="Times New Roman" w:hAnsi="Times New Roman" w:eastAsia="FangSong" w:cs="Times New Roman"/>
+        </w:rPr>
+        <w:t>检查可迁移性</w:t>
+      </w:r>
+      <w:r>
+        <w:rPr>
+          <w:rFonts w:hint="eastAsia" w:ascii="Times New Roman" w:hAnsi="Times New Roman" w:eastAsia="Times New Roman" w:cs="Times New Roman"/>
+        </w:rPr>
+        <w:t>：C-2</w:t>
+      </w:r>
+      <w:r>
+        <w:rPr>
+          <w:rFonts w:ascii="Times New Roman" w:hAnsi="Times New Roman" w:eastAsia="Times New Roman" w:cs="Times New Roman"/>
+        </w:rPr>
+        <w:t xml:space="preserve"> </w:t>
+      </w:r>
+      <w:r>
+        <w:rPr>
+          <w:rFonts w:hint="eastAsia" w:ascii="Times New Roman" w:hAnsi="Times New Roman" w:eastAsia="FangSong" w:cs="Times New Roman"/>
+        </w:rPr>
+        <w:t>邻位</w:t>
+      </w:r>
+      <w:r>
+        <w:rPr>
+          <w:rFonts w:hint="eastAsia" w:ascii="Times New Roman" w:hAnsi="Times New Roman" w:eastAsia="Times New Roman" w:cs="Times New Roman"/>
+        </w:rPr>
+        <w:t>（C-3）</w:t>
+      </w:r>
+      <w:r>
+        <w:rPr>
+          <w:rFonts w:hint="eastAsia" w:ascii="Times New Roman" w:hAnsi="Times New Roman" w:eastAsia="FangSong" w:cs="Times New Roman"/>
+        </w:rPr>
+        <w:t>上有</w:t>
+      </w:r>
+      <w:r>
+        <w:rPr>
+          <w:rFonts w:ascii="Times New Roman" w:hAnsi="Times New Roman" w:eastAsia="Times New Roman" w:cs="Times New Roman"/>
+        </w:rPr>
+        <w:t xml:space="preserve"> H </w:t>
+      </w:r>
+      <w:r>
+        <w:rPr>
+          <w:rFonts w:hint="eastAsia" w:ascii="Times New Roman" w:hAnsi="Times New Roman" w:eastAsia="FangSong" w:cs="Times New Roman"/>
+        </w:rPr>
+        <w:t xml:space="preserve">和</w:t>
+      </w:r>
+      <w:r>
+        <w:rPr>
+          <w:rFonts w:ascii="Times New Roman" w:hAnsi="Times New Roman" w:eastAsia="Times New Roman" w:cs="Times New Roman"/>
+        </w:rPr>
+        <w:t xml:space="preserve"> CH</w:t>
       </w:r>
       <w:r>
         <w:rPr>
           <w:rFonts w:ascii="Times New Roman" w:hAnsi="Times New Roman" w:eastAsia="Times New Roman" w:cs="Times New Roman"/>
           <w:vertAlign w:val="subscript"/>
         </w:rPr>
-        <w:t>2</w:t>
-      </w:r>
-      <w:r>
-        <w:rPr>
-          <w:rFonts w:ascii="Times New Roman" w:hAnsi="Times New Roman" w:eastAsia="Times New Roman" w:cs="Times New Roman"/>
-        </w:rPr>
-        <w:t xml:space="preserve">O </w:t>
-      </w:r>
-      <w:r>
-        <w:rPr>
-          <w:rFonts w:hint="eastAsia" w:ascii="Times New Roman" w:hAnsi="Times New Roman" w:eastAsia="FangSong" w:cs="Times New Roman"/>
-        </w:rPr>
-        <w:t xml:space="preserve">离去</w:t>
-      </w:r>
-      <w:r>
-        <w:rPr>
-          <w:rFonts w:ascii="Times New Roman" w:hAnsi="Times New Roman" w:eastAsia="Times New Roman" w:cs="Times New Roman"/>
-        </w:rPr>
-        <w:t xml:space="preserve"> → </w:t>
-      </w:r>
-      <w:r>
-        <w:rPr>
-          <w:rFonts w:hint="eastAsia" w:ascii="Times New Roman" w:hAnsi="Times New Roman" w:eastAsia="FangSong" w:cs="Times New Roman"/>
-        </w:rPr>
-        <w:t xml:space="preserve">生成</w:t>
+        <w:t>3</w:t>
+      </w:r>
+    </w:p>
+    <w:p>
+      <w:pPr>
+        <w:pStyle w:val="Compact"/>
+        <w:numPr>
+          <w:ilvl w:val="0"/>
+          <w:numId w:val="1009"/>
+        </w:numPr>
+      </w:pPr>
+      <w:r>
+        <w:rPr>
+          <w:rFonts w:hint="eastAsia" w:ascii="Times New Roman" w:hAnsi="Times New Roman" w:eastAsia="Times New Roman" w:cs="Times New Roman"/>
+          <w:b/>
+          <w:bCs/>
+        </w:rPr>
+        <w:t>1,2-</w:t>
+      </w:r>
+      <w:r>
+        <w:rPr>
+          <w:rFonts w:hint="eastAsia" w:ascii="Times New Roman" w:hAnsi="Times New Roman" w:eastAsia="FangSong" w:cs="Times New Roman"/>
+          <w:b/>
+          <w:bCs/>
+        </w:rPr>
+        <w:t>氢迁移</w:t>
+      </w:r>
+      <w:r>
+        <w:rPr>
+          <w:rFonts w:hint="eastAsia" w:ascii="Times New Roman" w:hAnsi="Times New Roman" w:eastAsia="Times New Roman" w:cs="Times New Roman"/>
+          <w:b/>
+          <w:bCs/>
+        </w:rPr>
+        <w:t>（</w:t>
+      </w:r>
+      <w:r>
+        <w:rPr>
+          <w:rFonts w:hint="eastAsia" w:ascii="Times New Roman" w:hAnsi="Times New Roman" w:eastAsia="FangSong" w:cs="Times New Roman"/>
+          <w:b/>
+          <w:bCs/>
+        </w:rPr>
+        <w:t>快</w:t>
+      </w:r>
+      <w:r>
+        <w:rPr>
+          <w:rFonts w:hint="eastAsia" w:ascii="Times New Roman" w:hAnsi="Times New Roman" w:eastAsia="Times New Roman" w:cs="Times New Roman"/>
+          <w:b/>
+          <w:bCs/>
+        </w:rPr>
+        <w:t>）</w:t>
       </w:r>
       <w:r>
         <w:rPr>
@@ -24146,10 +23957,34 @@
       <w:r>
         <w:rPr>
           <w:rFonts w:ascii="Times New Roman" w:hAnsi="Times New Roman" w:eastAsia="Times New Roman" w:cs="Times New Roman"/>
-          <w:b/>
-          <w:bCs/>
-        </w:rPr>
-        <w:t xml:space="preserve">2° </w:t>
+        </w:rPr>
+        <w:t xml:space="preserve">→ </w:t>
+      </w:r>
+      <w:r>
+        <w:rPr>
+          <w:rFonts w:hint="eastAsia" w:ascii="Times New Roman" w:hAnsi="Times New Roman" w:eastAsia="FangSong" w:cs="Times New Roman"/>
+        </w:rPr>
+        <w:t xml:space="preserve">转移到</w:t>
+      </w:r>
+      <w:r>
+        <w:rPr>
+          <w:rFonts w:ascii="Times New Roman" w:hAnsi="Times New Roman" w:eastAsia="Times New Roman" w:cs="Times New Roman"/>
+        </w:rPr>
+        <w:t xml:space="preserve"> C-2 →</w:t>
+      </w:r>
+      <w:r>
+        <w:rPr>
+          <w:rFonts w:ascii="Times New Roman" w:hAnsi="Times New Roman" w:eastAsia="Times New Roman" w:cs="Times New Roman"/>
+        </w:rPr>
+        <w:t xml:space="preserve"> </w:t>
+      </w:r>
+      <w:r>
+        <w:rPr>
+          <w:rFonts w:ascii="Times New Roman" w:hAnsi="Times New Roman" w:eastAsia="Times New Roman" w:cs="Times New Roman"/>
+          <w:b/>
+          <w:bCs/>
+        </w:rPr>
+        <w:t xml:space="preserve">3° </w:t>
       </w:r>
       <w:r>
         <w:rPr>
@@ -24175,7 +24010,7 @@
         <w:rPr>
           <w:rFonts w:ascii="Times New Roman" w:hAnsi="Times New Roman" w:eastAsia="Times New Roman" w:cs="Times New Roman"/>
         </w:rPr>
-        <w:t xml:space="preserve"> C-2 </w:t>
+        <w:t xml:space="preserve"> C-3 </w:t>
       </w:r>
       <w:r>
         <w:rPr>
@@ -24187,238 +24022,34 @@
         <w:rPr>
           <w:rFonts w:hint="eastAsia" w:ascii="Times New Roman" w:hAnsi="Times New Roman" w:eastAsia="Times New Roman" w:cs="Times New Roman"/>
         </w:rPr>
+        <w:t>，</w:t>
+      </w:r>
+      <w:r>
+        <w:rPr>
+          <w:rFonts w:hint="eastAsia" w:ascii="Times New Roman" w:hAnsi="Times New Roman" w:eastAsia="FangSong" w:cs="Times New Roman"/>
+        </w:rPr>
+        <w:t>更稳定</w:t>
+      </w:r>
+      <w:r>
+        <w:rPr>
+          <w:rFonts w:hint="eastAsia" w:ascii="Times New Roman" w:hAnsi="Times New Roman" w:eastAsia="Times New Roman" w:cs="Times New Roman"/>
+        </w:rPr>
         <w:t>）</w:t>
       </w:r>
-      <w:r>
-        <w:rPr>
-          <w:rFonts w:ascii="Times New Roman" w:hAnsi="Times New Roman" w:eastAsia="Times New Roman" w:cs="Times New Roman"/>
-        </w:rPr>
-        <w:t xml:space="preserve"> </w:t>
-      </w:r>
-      <w:r>
-        <w:rPr>
-          <w:rFonts w:ascii="Times New Roman" w:hAnsi="Times New Roman" w:eastAsia="Times New Roman" w:cs="Times New Roman"/>
-        </w:rPr>
-        <w:t xml:space="preserve">2. </w:t>
-      </w:r>
-      <w:r>
-        <w:rPr>
-          <w:rFonts w:hint="eastAsia" w:ascii="Times New Roman" w:hAnsi="Times New Roman" w:eastAsia="FangSong" w:cs="Times New Roman"/>
-        </w:rPr>
-        <w:t>检查可迁移性</w:t>
-      </w:r>
-      <w:r>
-        <w:rPr>
-          <w:rFonts w:hint="eastAsia" w:ascii="Times New Roman" w:hAnsi="Times New Roman" w:eastAsia="Times New Roman" w:cs="Times New Roman"/>
-        </w:rPr>
-        <w:t>：C-2</w:t>
-      </w:r>
-      <w:r>
-        <w:rPr>
-          <w:rFonts w:ascii="Times New Roman" w:hAnsi="Times New Roman" w:eastAsia="Times New Roman" w:cs="Times New Roman"/>
-        </w:rPr>
-        <w:t xml:space="preserve"> </w:t>
-      </w:r>
-      <w:r>
-        <w:rPr>
-          <w:rFonts w:hint="eastAsia" w:ascii="Times New Roman" w:hAnsi="Times New Roman" w:eastAsia="FangSong" w:cs="Times New Roman"/>
-        </w:rPr>
-        <w:t>邻位</w:t>
-      </w:r>
-      <w:r>
-        <w:rPr>
-          <w:rFonts w:hint="eastAsia" w:ascii="Times New Roman" w:hAnsi="Times New Roman" w:eastAsia="Times New Roman" w:cs="Times New Roman"/>
-        </w:rPr>
-        <w:t>（C-3）</w:t>
-      </w:r>
-      <w:r>
-        <w:rPr>
-          <w:rFonts w:hint="eastAsia" w:ascii="Times New Roman" w:hAnsi="Times New Roman" w:eastAsia="FangSong" w:cs="Times New Roman"/>
-        </w:rPr>
-        <w:t>上有</w:t>
-      </w:r>
-      <w:r>
-        <w:rPr>
-          <w:rFonts w:ascii="Times New Roman" w:hAnsi="Times New Roman" w:eastAsia="Times New Roman" w:cs="Times New Roman"/>
-        </w:rPr>
-        <w:t xml:space="preserve"> H </w:t>
-      </w:r>
-      <w:r>
-        <w:rPr>
-          <w:rFonts w:hint="eastAsia" w:ascii="Times New Roman" w:hAnsi="Times New Roman" w:eastAsia="FangSong" w:cs="Times New Roman"/>
-        </w:rPr>
-        <w:t xml:space="preserve">和</w:t>
-      </w:r>
-      <w:r>
-        <w:rPr>
-          <w:rFonts w:ascii="Times New Roman" w:hAnsi="Times New Roman" w:eastAsia="Times New Roman" w:cs="Times New Roman"/>
-        </w:rPr>
-        <w:t xml:space="preserve"> CH</w:t>
-      </w:r>
-      <w:r>
-        <w:rPr>
-          <w:rFonts w:ascii="Times New Roman" w:hAnsi="Times New Roman" w:eastAsia="Times New Roman" w:cs="Times New Roman"/>
-          <w:vertAlign w:val="subscript"/>
-        </w:rPr>
-        <w:t>3</w:t>
-      </w:r>
-      <w:r>
-        <w:rPr>
-          <w:rFonts w:ascii="Times New Roman" w:hAnsi="Times New Roman" w:eastAsia="Times New Roman" w:cs="Times New Roman"/>
-        </w:rPr>
-        <w:t xml:space="preserve"> </w:t>
-      </w:r>
-      <w:r>
-        <w:rPr>
-          <w:rFonts w:ascii="Times New Roman" w:hAnsi="Times New Roman" w:eastAsia="Times New Roman" w:cs="Times New Roman"/>
-        </w:rPr>
-        <w:t xml:space="preserve">3.</w:t>
-      </w:r>
-      <w:r>
-        <w:rPr>
-          <w:rFonts w:ascii="Times New Roman" w:hAnsi="Times New Roman" w:eastAsia="Times New Roman" w:cs="Times New Roman"/>
-        </w:rPr>
-        <w:t xml:space="preserve"> </w:t>
-      </w:r>
-      <w:r>
-        <w:rPr>
-          <w:rFonts w:hint="eastAsia" w:ascii="Times New Roman" w:hAnsi="Times New Roman" w:eastAsia="Times New Roman" w:cs="Times New Roman"/>
-          <w:b/>
-          <w:bCs/>
-        </w:rPr>
-        <w:t>1,2-</w:t>
-      </w:r>
-      <w:r>
-        <w:rPr>
-          <w:rFonts w:hint="eastAsia" w:ascii="Times New Roman" w:hAnsi="Times New Roman" w:eastAsia="FangSong" w:cs="Times New Roman"/>
-          <w:b/>
-          <w:bCs/>
-        </w:rPr>
-        <w:t>氢迁移</w:t>
-      </w:r>
-      <w:r>
-        <w:rPr>
-          <w:rFonts w:hint="eastAsia" w:ascii="Times New Roman" w:hAnsi="Times New Roman" w:eastAsia="Times New Roman" w:cs="Times New Roman"/>
-          <w:b/>
-          <w:bCs/>
-        </w:rPr>
-        <w:t>（</w:t>
-      </w:r>
-      <w:r>
-        <w:rPr>
-          <w:rFonts w:hint="eastAsia" w:ascii="Times New Roman" w:hAnsi="Times New Roman" w:eastAsia="FangSong" w:cs="Times New Roman"/>
-          <w:b/>
-          <w:bCs/>
-        </w:rPr>
-        <w:t>快</w:t>
-      </w:r>
-      <w:r>
-        <w:rPr>
-          <w:rFonts w:hint="eastAsia" w:ascii="Times New Roman" w:hAnsi="Times New Roman" w:eastAsia="Times New Roman" w:cs="Times New Roman"/>
-          <w:b/>
-          <w:bCs/>
-        </w:rPr>
-        <w:t>）</w:t>
-      </w:r>
-      <w:r>
-        <w:rPr>
-          <w:rFonts w:ascii="Times New Roman" w:hAnsi="Times New Roman" w:eastAsia="Times New Roman" w:cs="Times New Roman"/>
-        </w:rPr>
-        <w:t xml:space="preserve"> </w:t>
-      </w:r>
-      <w:r>
-        <w:rPr>
-          <w:rFonts w:ascii="Times New Roman" w:hAnsi="Times New Roman" w:eastAsia="Times New Roman" w:cs="Times New Roman"/>
-        </w:rPr>
-        <w:t xml:space="preserve">→ </w:t>
-      </w:r>
-      <w:r>
-        <w:rPr>
-          <w:rFonts w:hint="eastAsia" w:ascii="Times New Roman" w:hAnsi="Times New Roman" w:eastAsia="FangSong" w:cs="Times New Roman"/>
-        </w:rPr>
-        <w:t xml:space="preserve">转移到</w:t>
-      </w:r>
-      <w:r>
-        <w:rPr>
-          <w:rFonts w:ascii="Times New Roman" w:hAnsi="Times New Roman" w:eastAsia="Times New Roman" w:cs="Times New Roman"/>
-        </w:rPr>
-        <w:t xml:space="preserve"> C-2 →</w:t>
-      </w:r>
-      <w:r>
-        <w:rPr>
-          <w:rFonts w:ascii="Times New Roman" w:hAnsi="Times New Roman" w:eastAsia="Times New Roman" w:cs="Times New Roman"/>
-        </w:rPr>
-        <w:t xml:space="preserve"> </w:t>
-      </w:r>
-      <w:r>
-        <w:rPr>
-          <w:rFonts w:ascii="Times New Roman" w:hAnsi="Times New Roman" w:eastAsia="Times New Roman" w:cs="Times New Roman"/>
-          <w:b/>
-          <w:bCs/>
+    </w:p>
+    <w:p>
+      <w:pPr>
+        <w:pStyle w:val="Compact"/>
+        <w:numPr>
+          <w:ilvl w:val="0"/>
+          <w:numId w:val="1009"/>
+        </w:numPr>
+      </w:pPr>
+      <w:r>
+        <w:rPr>
+          <w:rFonts w:ascii="Times New Roman" w:hAnsi="Times New Roman" w:eastAsia="Times New Roman" w:cs="Times New Roman"/>
         </w:rPr>
         <w:t xml:space="preserve">3° </w:t>
-      </w:r>
-      <w:r>
-        <w:rPr>
-          <w:rFonts w:hint="eastAsia" w:ascii="Times New Roman" w:hAnsi="Times New Roman" w:eastAsia="FangSong" w:cs="Times New Roman"/>
-          <w:b/>
-          <w:bCs/>
-        </w:rPr>
-        <w:t xml:space="preserve">碳正离子</w:t>
-      </w:r>
-      <w:r>
-        <w:rPr>
-          <w:rFonts w:hint="eastAsia" w:ascii="Times New Roman" w:hAnsi="Times New Roman" w:eastAsia="Times New Roman" w:cs="Times New Roman"/>
-        </w:rPr>
-        <w:t>（</w:t>
-      </w:r>
-      <w:r>
-        <w:rPr>
-          <w:rFonts w:hint="eastAsia" w:ascii="Times New Roman" w:hAnsi="Times New Roman" w:eastAsia="FangSong" w:cs="Times New Roman"/>
-        </w:rPr>
-        <w:t>在</w:t>
-      </w:r>
-      <w:r>
-        <w:rPr>
-          <w:rFonts w:ascii="Times New Roman" w:hAnsi="Times New Roman" w:eastAsia="Times New Roman" w:cs="Times New Roman"/>
-        </w:rPr>
-        <w:t xml:space="preserve"> C-3 </w:t>
-      </w:r>
-      <w:r>
-        <w:rPr>
-          <w:rFonts w:hint="eastAsia" w:ascii="Times New Roman" w:hAnsi="Times New Roman" w:eastAsia="FangSong" w:cs="Times New Roman"/>
-        </w:rPr>
-        <w:t>上</w:t>
-      </w:r>
-      <w:r>
-        <w:rPr>
-          <w:rFonts w:hint="eastAsia" w:ascii="Times New Roman" w:hAnsi="Times New Roman" w:eastAsia="Times New Roman" w:cs="Times New Roman"/>
-        </w:rPr>
-        <w:t>，</w:t>
-      </w:r>
-      <w:r>
-        <w:rPr>
-          <w:rFonts w:hint="eastAsia" w:ascii="Times New Roman" w:hAnsi="Times New Roman" w:eastAsia="FangSong" w:cs="Times New Roman"/>
-        </w:rPr>
-        <w:t>更稳定</w:t>
-      </w:r>
-      <w:r>
-        <w:rPr>
-          <w:rFonts w:hint="eastAsia" w:ascii="Times New Roman" w:hAnsi="Times New Roman" w:eastAsia="Times New Roman" w:cs="Times New Roman"/>
-        </w:rPr>
-        <w:t>）</w:t>
-      </w:r>
-      <w:r>
-        <w:rPr>
-          <w:rFonts w:ascii="Times New Roman" w:hAnsi="Times New Roman" w:eastAsia="Times New Roman" w:cs="Times New Roman"/>
-        </w:rPr>
-        <w:t xml:space="preserve"> </w:t>
-      </w:r>
-      <w:r>
-        <w:rPr>
-          <w:rFonts w:ascii="Times New Roman" w:hAnsi="Times New Roman" w:eastAsia="Times New Roman" w:cs="Times New Roman"/>
-        </w:rPr>
-        <w:t xml:space="preserve">4. 3° </w:t>
       </w:r>
       <w:r>
         <w:rPr>
@@ -25403,1018 +25034,1006 @@
         </w:rPr>
         <w:t xml:space="preserve">：</w:t>
       </w:r>
-      <w:r>
-        <w:rPr>
-          <w:rFonts w:ascii="Times New Roman" w:hAnsi="Times New Roman" w:eastAsia="Times New Roman" w:cs="Times New Roman"/>
-        </w:rPr>
-        <w:t xml:space="preserve"> </w:t>
-      </w:r>
-      <w:r>
-        <w:rPr>
-          <w:rFonts w:ascii="Times New Roman" w:hAnsi="Times New Roman" w:eastAsia="Times New Roman" w:cs="Times New Roman"/>
-        </w:rPr>
-        <w:t xml:space="preserve">1. </w:t>
-      </w:r>
-      <w:r>
-        <w:rPr>
-          <w:rFonts w:hint="eastAsia" w:ascii="Times New Roman" w:hAnsi="Times New Roman" w:eastAsia="FangSong" w:cs="Times New Roman"/>
-        </w:rPr>
-        <w:t xml:space="preserve">两个</w:t>
-      </w:r>
-      <w:r>
-        <w:rPr>
-          <w:rFonts w:ascii="Times New Roman" w:hAnsi="Times New Roman" w:eastAsia="Times New Roman" w:cs="Times New Roman"/>
-        </w:rPr>
-        <w:t xml:space="preserve"> OH </w:t>
-      </w:r>
-      <w:r>
-        <w:rPr>
-          <w:rFonts w:hint="eastAsia" w:ascii="Times New Roman" w:hAnsi="Times New Roman" w:eastAsia="FangSong" w:cs="Times New Roman"/>
-        </w:rPr>
-        <w:t>环境不同</w:t>
-      </w:r>
-      <w:r>
-        <w:rPr>
-          <w:rFonts w:hint="eastAsia" w:ascii="Times New Roman" w:hAnsi="Times New Roman" w:eastAsia="Times New Roman" w:cs="Times New Roman"/>
-        </w:rPr>
-        <w:t>：</w:t>
-      </w:r>
-      <w:r>
-        <w:rPr>
-          <w:rFonts w:hint="eastAsia" w:ascii="Times New Roman" w:hAnsi="Times New Roman" w:eastAsia="FangSong" w:cs="Times New Roman"/>
-        </w:rPr>
-        <w:t>一个在</w:t>
-      </w:r>
-      <w:r>
-        <w:rPr>
-          <w:rFonts w:ascii="Times New Roman" w:hAnsi="Times New Roman" w:eastAsia="Times New Roman" w:cs="Times New Roman"/>
-        </w:rPr>
-        <w:t xml:space="preserve"> </w:t>
-      </w:r>
-      <w:r>
-        <w:rPr>
-          <w:rFonts w:hint="eastAsia" w:ascii="Times New Roman" w:hAnsi="Times New Roman" w:eastAsia="Times New Roman" w:cs="Times New Roman"/>
-        </w:rPr>
-        <w:t>C-1（</w:t>
-      </w:r>
-      <w:r>
-        <w:rPr>
-          <w:rFonts w:hint="eastAsia" w:ascii="Times New Roman" w:hAnsi="Times New Roman" w:eastAsia="FangSong" w:cs="Times New Roman"/>
-        </w:rPr>
-        <w:t>连两个</w:t>
-      </w:r>
-      <w:r>
-        <w:rPr>
-          <w:rFonts w:ascii="Times New Roman" w:hAnsi="Times New Roman" w:eastAsia="Times New Roman" w:cs="Times New Roman"/>
-        </w:rPr>
-        <w:t xml:space="preserve"> </w:t>
-      </w:r>
-      <w:r>
-        <w:rPr>
-          <w:rFonts w:hint="eastAsia" w:ascii="Times New Roman" w:hAnsi="Times New Roman" w:eastAsia="Times New Roman" w:cs="Times New Roman"/>
-        </w:rPr>
-        <w:t>Ph），</w:t>
-      </w:r>
-      <w:r>
-        <w:rPr>
-          <w:rFonts w:hint="eastAsia" w:ascii="Times New Roman" w:hAnsi="Times New Roman" w:eastAsia="FangSong" w:cs="Times New Roman"/>
-        </w:rPr>
-        <w:t>一个在</w:t>
-      </w:r>
-      <w:r>
-        <w:rPr>
-          <w:rFonts w:ascii="Times New Roman" w:hAnsi="Times New Roman" w:eastAsia="Times New Roman" w:cs="Times New Roman"/>
-        </w:rPr>
-        <w:t xml:space="preserve"> </w:t>
-      </w:r>
-      <w:r>
-        <w:rPr>
-          <w:rFonts w:hint="eastAsia" w:ascii="Times New Roman" w:hAnsi="Times New Roman" w:eastAsia="Times New Roman" w:cs="Times New Roman"/>
-        </w:rPr>
-        <w:t>C-2（</w:t>
-      </w:r>
-      <w:r>
-        <w:rPr>
-          <w:rFonts w:hint="eastAsia" w:ascii="Times New Roman" w:hAnsi="Times New Roman" w:eastAsia="FangSong" w:cs="Times New Roman"/>
-        </w:rPr>
-        <w:t>连两个</w:t>
-      </w:r>
-      <w:r>
-        <w:rPr>
-          <w:rFonts w:ascii="Times New Roman" w:hAnsi="Times New Roman" w:eastAsia="Times New Roman" w:cs="Times New Roman"/>
-        </w:rPr>
-        <w:t xml:space="preserve"> </w:t>
-      </w:r>
-      <w:r>
-        <w:rPr>
-          <w:rFonts w:hint="eastAsia" w:ascii="Times New Roman" w:hAnsi="Times New Roman" w:eastAsia="Times New Roman" w:cs="Times New Roman"/>
-        </w:rPr>
-        <w:t xml:space="preserve">Me）</w:t>
-      </w:r>
-      <w:r>
-        <w:rPr>
-          <w:rFonts w:ascii="Times New Roman" w:hAnsi="Times New Roman" w:eastAsia="Times New Roman" w:cs="Times New Roman"/>
-        </w:rPr>
-        <w:t xml:space="preserve"> </w:t>
-      </w:r>
-      <w:r>
-        <w:rPr>
-          <w:rFonts w:ascii="Times New Roman" w:hAnsi="Times New Roman" w:eastAsia="Times New Roman" w:cs="Times New Roman"/>
-        </w:rPr>
-        <w:t xml:space="preserve">2. </w:t>
-      </w:r>
-      <w:r>
-        <w:rPr>
-          <w:rFonts w:hint="eastAsia" w:ascii="Times New Roman" w:hAnsi="Times New Roman" w:eastAsia="FangSong" w:cs="Times New Roman"/>
-        </w:rPr>
-        <w:t>比较两种可能的碳正离子</w:t>
-      </w:r>
-      <w:r>
-        <w:rPr>
-          <w:rFonts w:hint="eastAsia" w:ascii="Times New Roman" w:hAnsi="Times New Roman" w:eastAsia="Times New Roman" w:cs="Times New Roman"/>
-        </w:rPr>
-        <w:t>：</w:t>
-      </w:r>
-      <w:r>
-        <w:rPr>
-          <w:rFonts w:ascii="Times New Roman" w:hAnsi="Times New Roman" w:eastAsia="Times New Roman" w:cs="Times New Roman"/>
-        </w:rPr>
-        <w:t xml:space="preserve"> </w:t>
-      </w:r>
-      <w:r>
-        <w:rPr>
-          <w:rFonts w:ascii="Times New Roman" w:hAnsi="Times New Roman" w:eastAsia="Times New Roman" w:cs="Times New Roman"/>
-        </w:rPr>
-        <w:t xml:space="preserve">- C-1 </w:t>
-      </w:r>
-      <w:r>
-        <w:rPr>
-          <w:rFonts w:hint="eastAsia" w:ascii="Times New Roman" w:hAnsi="Times New Roman" w:eastAsia="FangSong" w:cs="Times New Roman"/>
-        </w:rPr>
-        <w:t xml:space="preserve">离去</w:t>
-      </w:r>
-      <w:r>
-        <w:rPr>
-          <w:rFonts w:ascii="Times New Roman" w:hAnsi="Times New Roman" w:eastAsia="Times New Roman" w:cs="Times New Roman"/>
-        </w:rPr>
-        <w:t xml:space="preserve"> → Ph</w:t>
-      </w:r>
-      <w:r>
-        <w:rPr>
-          <w:rFonts w:ascii="Times New Roman" w:hAnsi="Times New Roman" w:eastAsia="Times New Roman" w:cs="Times New Roman"/>
-          <w:vertAlign w:val="subscript"/>
-        </w:rPr>
-        <w:t>2</w:t>
-      </w:r>
-      <w:r>
-        <w:rPr>
-          <w:rFonts w:ascii="Times New Roman" w:hAnsi="Times New Roman" w:eastAsia="Times New Roman" w:cs="Times New Roman"/>
-        </w:rPr>
-        <w:t>C</w:t>
-      </w:r>
-      <w:r>
-        <w:rPr>
-          <w:rFonts w:ascii="Times New Roman" w:hAnsi="Times New Roman" w:eastAsia="Times New Roman" w:cs="Times New Roman"/>
-          <w:vertAlign w:val="superscript"/>
-        </w:rPr>
-        <w:t>+</w:t>
-      </w:r>
-      <w:r>
-        <w:rPr>
-          <w:rFonts w:ascii="Times New Roman" w:hAnsi="Times New Roman" w:eastAsia="Times New Roman" w:cs="Times New Roman"/>
-        </w:rPr>
-        <w:t>-C(OH)Me</w:t>
-      </w:r>
-      <w:r>
-        <w:rPr>
-          <w:rFonts w:ascii="Times New Roman" w:hAnsi="Times New Roman" w:eastAsia="Times New Roman" w:cs="Times New Roman"/>
-          <w:vertAlign w:val="subscript"/>
-        </w:rPr>
-        <w:t>2</w:t>
-      </w:r>
-      <w:r>
-        <w:rPr>
-          <w:rFonts w:ascii="Times New Roman" w:hAnsi="Times New Roman" w:eastAsia="Times New Roman" w:cs="Times New Roman"/>
-        </w:rPr>
-        <w:t xml:space="preserve"> →</w:t>
-      </w:r>
-      <w:r>
-        <w:rPr>
-          <w:rFonts w:ascii="Times New Roman" w:hAnsi="Times New Roman" w:eastAsia="Times New Roman" w:cs="Times New Roman"/>
-        </w:rPr>
-        <w:t xml:space="preserve"> </w:t>
-      </w:r>
-      <w:r>
-        <w:rPr>
-          <w:rFonts w:hint="eastAsia" w:ascii="Times New Roman" w:hAnsi="Times New Roman" w:eastAsia="FangSong" w:cs="Times New Roman"/>
-          <w:b/>
-          <w:bCs/>
-        </w:rPr>
-        <w:t xml:space="preserve">苄基碳正离子</w:t>
-      </w:r>
-      <w:r>
-        <w:rPr>
-          <w:rFonts w:hint="eastAsia" w:ascii="Times New Roman" w:hAnsi="Times New Roman" w:eastAsia="Times New Roman" w:cs="Times New Roman"/>
-        </w:rPr>
-        <w:t>（</w:t>
-      </w:r>
-      <w:r>
-        <w:rPr>
-          <w:rFonts w:hint="eastAsia" w:ascii="Times New Roman" w:hAnsi="Times New Roman" w:eastAsia="FangSong" w:cs="Times New Roman"/>
-        </w:rPr>
-        <w:t>两个苯基共振稳定</w:t>
-      </w:r>
-      <w:r>
-        <w:rPr>
-          <w:rFonts w:hint="eastAsia" w:ascii="Times New Roman" w:hAnsi="Times New Roman" w:eastAsia="Times New Roman" w:cs="Times New Roman"/>
-        </w:rPr>
-        <w:t>，</w:t>
-      </w:r>
-      <w:r>
-        <w:rPr>
-          <w:rFonts w:hint="eastAsia" w:ascii="Times New Roman" w:hAnsi="Times New Roman" w:eastAsia="FangSong" w:cs="Times New Roman"/>
-        </w:rPr>
-        <w:t>非常稳定</w:t>
-      </w:r>
-      <w:r>
-        <w:rPr>
-          <w:rFonts w:hint="eastAsia" w:ascii="Times New Roman" w:hAnsi="Times New Roman" w:eastAsia="Times New Roman" w:cs="Times New Roman"/>
-        </w:rPr>
-        <w:t>）✓</w:t>
-      </w:r>
-      <w:r>
-        <w:rPr>
-          <w:rFonts w:ascii="Times New Roman" w:hAnsi="Times New Roman" w:eastAsia="Times New Roman" w:cs="Times New Roman"/>
-        </w:rPr>
-        <w:t xml:space="preserve"> </w:t>
-      </w:r>
-      <w:r>
-        <w:rPr>
-          <w:rFonts w:ascii="Times New Roman" w:hAnsi="Times New Roman" w:eastAsia="Times New Roman" w:cs="Times New Roman"/>
-        </w:rPr>
-        <w:t xml:space="preserve">- C-2 </w:t>
-      </w:r>
-      <w:r>
-        <w:rPr>
-          <w:rFonts w:hint="eastAsia" w:ascii="Times New Roman" w:hAnsi="Times New Roman" w:eastAsia="FangSong" w:cs="Times New Roman"/>
-        </w:rPr>
-        <w:t xml:space="preserve">离去</w:t>
-      </w:r>
-      <w:r>
-        <w:rPr>
-          <w:rFonts w:ascii="Times New Roman" w:hAnsi="Times New Roman" w:eastAsia="Times New Roman" w:cs="Times New Roman"/>
-        </w:rPr>
-        <w:t xml:space="preserve"> → (Ph)(HO)C-C</w:t>
-      </w:r>
-      <w:r>
-        <w:rPr>
-          <w:rFonts w:ascii="Times New Roman" w:hAnsi="Times New Roman" w:eastAsia="Times New Roman" w:cs="Times New Roman"/>
-          <w:vertAlign w:val="superscript"/>
-        </w:rPr>
-        <w:t>+</w:t>
-      </w:r>
-      <w:r>
-        <w:rPr>
-          <w:rFonts w:ascii="Times New Roman" w:hAnsi="Times New Roman" w:eastAsia="Times New Roman" w:cs="Times New Roman"/>
-        </w:rPr>
-        <w:t>Me</w:t>
-      </w:r>
-      <w:r>
-        <w:rPr>
-          <w:rFonts w:ascii="Times New Roman" w:hAnsi="Times New Roman" w:eastAsia="Times New Roman" w:cs="Times New Roman"/>
-          <w:vertAlign w:val="subscript"/>
-        </w:rPr>
-        <w:t>2</w:t>
-      </w:r>
-      <w:r>
-        <w:rPr>
-          <w:rFonts w:ascii="Times New Roman" w:hAnsi="Times New Roman" w:eastAsia="Times New Roman" w:cs="Times New Roman"/>
-        </w:rPr>
-        <w:t xml:space="preserve"> → </w:t>
-      </w:r>
-      <w:r>
-        <w:rPr>
-          <w:rFonts w:hint="eastAsia" w:ascii="Times New Roman" w:hAnsi="Times New Roman" w:eastAsia="FangSong" w:cs="Times New Roman"/>
-        </w:rPr>
-        <w:t>叔碳正离子</w:t>
-      </w:r>
-      <w:r>
-        <w:rPr>
-          <w:rFonts w:hint="eastAsia" w:ascii="Times New Roman" w:hAnsi="Times New Roman" w:eastAsia="Times New Roman" w:cs="Times New Roman"/>
-        </w:rPr>
-        <w:t>（</w:t>
-      </w:r>
-      <w:r>
-        <w:rPr>
-          <w:rFonts w:hint="eastAsia" w:ascii="Times New Roman" w:hAnsi="Times New Roman" w:eastAsia="FangSong" w:cs="Times New Roman"/>
-        </w:rPr>
-        <w:t>不如苄基稳定</w:t>
-      </w:r>
-      <w:r>
-        <w:rPr>
-          <w:rFonts w:hint="eastAsia" w:ascii="Times New Roman" w:hAnsi="Times New Roman" w:eastAsia="Times New Roman" w:cs="Times New Roman"/>
-        </w:rPr>
-        <w:t>）</w:t>
-      </w:r>
-      <w:r>
-        <w:rPr>
-          <w:rFonts w:ascii="Times New Roman" w:hAnsi="Times New Roman" w:eastAsia="Times New Roman" w:cs="Times New Roman"/>
-        </w:rPr>
-        <w:t xml:space="preserve"> </w:t>
-      </w:r>
-      <w:r>
-        <w:rPr>
-          <w:rFonts w:ascii="Times New Roman" w:hAnsi="Times New Roman" w:eastAsia="Times New Roman" w:cs="Times New Roman"/>
-        </w:rPr>
-        <w:t xml:space="preserve">3. </w:t>
-      </w:r>
-      <w:r>
-        <w:rPr>
-          <w:rFonts w:hint="eastAsia" w:ascii="Times New Roman" w:hAnsi="Times New Roman" w:eastAsia="FangSong" w:cs="Times New Roman"/>
-        </w:rPr>
-        <w:t xml:space="preserve">因此</w:t>
-      </w:r>
-      <w:r>
-        <w:rPr>
-          <w:rFonts w:ascii="Times New Roman" w:hAnsi="Times New Roman" w:eastAsia="Times New Roman" w:cs="Times New Roman"/>
-        </w:rPr>
-        <w:t xml:space="preserve"> </w:t>
-      </w:r>
-      <w:r>
-        <w:rPr>
-          <w:rFonts w:ascii="Times New Roman" w:hAnsi="Times New Roman" w:eastAsia="Times New Roman" w:cs="Times New Roman"/>
-          <w:b/>
-          <w:bCs/>
-        </w:rPr>
-        <w:t xml:space="preserve">C-1 </w:t>
-      </w:r>
-      <w:r>
-        <w:rPr>
-          <w:rFonts w:hint="eastAsia" w:ascii="Times New Roman" w:hAnsi="Times New Roman" w:eastAsia="FangSong" w:cs="Times New Roman"/>
-          <w:b/>
-          <w:bCs/>
-        </w:rPr>
-        <w:t xml:space="preserve">的</w:t>
-      </w:r>
-      <w:r>
-        <w:rPr>
-          <w:rFonts w:ascii="Times New Roman" w:hAnsi="Times New Roman" w:eastAsia="Times New Roman" w:cs="Times New Roman"/>
-          <w:b/>
-          <w:bCs/>
-        </w:rPr>
-        <w:t xml:space="preserve"> OH </w:t>
-      </w:r>
-      <w:r>
-        <w:rPr>
-          <w:rFonts w:hint="eastAsia" w:ascii="Times New Roman" w:hAnsi="Times New Roman" w:eastAsia="FangSong" w:cs="Times New Roman"/>
-          <w:b/>
-          <w:bCs/>
-        </w:rPr>
-        <w:t xml:space="preserve">优先质子化离去</w:t>
-      </w:r>
-      <w:r>
-        <w:rPr>
-          <w:rFonts w:ascii="Times New Roman" w:hAnsi="Times New Roman" w:eastAsia="Times New Roman" w:cs="Times New Roman"/>
-        </w:rPr>
-        <w:t xml:space="preserve"> </w:t>
-      </w:r>
-      <w:r>
-        <w:rPr>
-          <w:rFonts w:ascii="Times New Roman" w:hAnsi="Times New Roman" w:eastAsia="Times New Roman" w:cs="Times New Roman"/>
-        </w:rPr>
-        <w:t xml:space="preserve">4. </w:t>
-      </w:r>
-      <w:r>
-        <w:rPr>
-          <w:rFonts w:hint="eastAsia" w:ascii="Times New Roman" w:hAnsi="Times New Roman" w:eastAsia="FangSong" w:cs="Times New Roman"/>
-        </w:rPr>
-        <w:t>谁迁移</w:t>
-      </w:r>
-      <w:r>
-        <w:rPr>
-          <w:rFonts w:hint="eastAsia" w:ascii="Times New Roman" w:hAnsi="Times New Roman" w:eastAsia="Times New Roman" w:cs="Times New Roman"/>
-        </w:rPr>
-        <w:t>？C-1</w:t>
-      </w:r>
-      <w:r>
-        <w:rPr>
-          <w:rFonts w:ascii="Times New Roman" w:hAnsi="Times New Roman" w:eastAsia="Times New Roman" w:cs="Times New Roman"/>
-        </w:rPr>
-        <w:t xml:space="preserve"> </w:t>
-      </w:r>
-      <w:r>
-        <w:rPr>
-          <w:rFonts w:hint="eastAsia" w:ascii="Times New Roman" w:hAnsi="Times New Roman" w:eastAsia="FangSong" w:cs="Times New Roman"/>
-        </w:rPr>
-        <w:t xml:space="preserve">上有</w:t>
-      </w:r>
-      <w:r>
-        <w:rPr>
-          <w:rFonts w:ascii="Times New Roman" w:hAnsi="Times New Roman" w:eastAsia="Times New Roman" w:cs="Times New Roman"/>
-        </w:rPr>
-        <w:t xml:space="preserve"> Ph </w:t>
-      </w:r>
-      <w:r>
-        <w:rPr>
-          <w:rFonts w:hint="eastAsia" w:ascii="Times New Roman" w:hAnsi="Times New Roman" w:eastAsia="FangSong" w:cs="Times New Roman"/>
-        </w:rPr>
-        <w:t xml:space="preserve">和另一个</w:t>
-      </w:r>
-      <w:r>
-        <w:rPr>
-          <w:rFonts w:ascii="Times New Roman" w:hAnsi="Times New Roman" w:eastAsia="Times New Roman" w:cs="Times New Roman"/>
-        </w:rPr>
-        <w:t xml:space="preserve"> C(OH)Me</w:t>
-      </w:r>
-      <w:r>
-        <w:rPr>
-          <w:rFonts w:ascii="Times New Roman" w:hAnsi="Times New Roman" w:eastAsia="Times New Roman" w:cs="Times New Roman"/>
-          <w:vertAlign w:val="subscript"/>
-        </w:rPr>
-        <w:t>2</w:t>
-      </w:r>
-      <w:r>
-        <w:rPr>
-          <w:rFonts w:ascii="Times New Roman" w:hAnsi="Times New Roman" w:eastAsia="Times New Roman" w:cs="Times New Roman"/>
-        </w:rPr>
-        <w:t xml:space="preserve"> </w:t>
-      </w:r>
-      <w:r>
-        <w:rPr>
-          <w:rFonts w:hint="eastAsia" w:ascii="Times New Roman" w:hAnsi="Times New Roman" w:eastAsia="FangSong" w:cs="Times New Roman"/>
-        </w:rPr>
-        <w:t>基团</w:t>
-      </w:r>
-      <w:r>
-        <w:rPr>
-          <w:rFonts w:hint="eastAsia" w:ascii="Times New Roman" w:hAnsi="Times New Roman" w:eastAsia="Times New Roman" w:cs="Times New Roman"/>
-        </w:rPr>
-        <w:t>。</w:t>
-      </w:r>
-      <w:r>
-        <w:rPr>
-          <w:rFonts w:hint="eastAsia" w:ascii="Times New Roman" w:hAnsi="Times New Roman" w:eastAsia="FangSong" w:cs="Times New Roman"/>
-        </w:rPr>
-        <w:t>迁移能力</w:t>
-      </w:r>
-      <w:r>
-        <w:rPr>
-          <w:rFonts w:hint="eastAsia" w:ascii="Times New Roman" w:hAnsi="Times New Roman" w:eastAsia="Times New Roman" w:cs="Times New Roman"/>
-        </w:rPr>
-        <w:t>：</w:t>
-      </w:r>
-      <w:r>
-        <w:rPr>
-          <w:rFonts w:hint="eastAsia" w:ascii="Times New Roman" w:hAnsi="Times New Roman" w:eastAsia="FangSong" w:cs="Times New Roman"/>
-        </w:rPr>
-        <w:t>芳基</w:t>
-      </w:r>
-      <w:r>
-        <w:rPr>
-          <w:rFonts w:ascii="Times New Roman" w:hAnsi="Times New Roman" w:eastAsia="Times New Roman" w:cs="Times New Roman"/>
-        </w:rPr>
-        <w:t xml:space="preserve"> &gt; </w:t>
-      </w:r>
-      <w:r>
-        <w:rPr>
-          <w:rFonts w:hint="eastAsia" w:ascii="Times New Roman" w:hAnsi="Times New Roman" w:eastAsia="FangSong" w:cs="Times New Roman"/>
-        </w:rPr>
-        <w:t xml:space="preserve">烷基</w:t>
-      </w:r>
-      <w:r>
-        <w:rPr>
-          <w:rFonts w:ascii="Times New Roman" w:hAnsi="Times New Roman" w:eastAsia="Times New Roman" w:cs="Times New Roman"/>
-        </w:rPr>
-        <w:t xml:space="preserve"> → Ph </w:t>
-      </w:r>
-      <w:r>
-        <w:rPr>
-          <w:rFonts w:hint="eastAsia" w:ascii="Times New Roman" w:hAnsi="Times New Roman" w:eastAsia="FangSong" w:cs="Times New Roman"/>
-        </w:rPr>
-        <w:t>迁移</w:t>
-      </w:r>
-      <w:r>
-        <w:rPr>
-          <w:rFonts w:hint="eastAsia" w:ascii="Times New Roman" w:hAnsi="Times New Roman" w:eastAsia="Times New Roman" w:cs="Times New Roman"/>
-        </w:rPr>
-        <w:t>？</w:t>
-      </w:r>
-      <w:r>
-        <w:rPr>
-          <w:rFonts w:hint="eastAsia" w:ascii="Times New Roman" w:hAnsi="Times New Roman" w:eastAsia="FangSong" w:cs="Times New Roman"/>
-        </w:rPr>
-        <w:t>但</w:t>
-      </w:r>
-      <w:r>
-        <w:rPr>
-          <w:rFonts w:ascii="Times New Roman" w:hAnsi="Times New Roman" w:eastAsia="Times New Roman" w:cs="Times New Roman"/>
-        </w:rPr>
-        <w:t xml:space="preserve"> Ph </w:t>
-      </w:r>
-      <w:r>
-        <w:rPr>
-          <w:rFonts w:hint="eastAsia" w:ascii="Times New Roman" w:hAnsi="Times New Roman" w:eastAsia="FangSong" w:cs="Times New Roman"/>
-        </w:rPr>
-        <w:t xml:space="preserve">迁移后产物是</w:t>
-      </w:r>
-      <w:r>
-        <w:rPr>
-          <w:rFonts w:ascii="Times New Roman" w:hAnsi="Times New Roman" w:eastAsia="Times New Roman" w:cs="Times New Roman"/>
-        </w:rPr>
-        <w:t xml:space="preserve"> Ph</w:t>
-      </w:r>
-      <w:r>
-        <w:rPr>
-          <w:rFonts w:ascii="Times New Roman" w:hAnsi="Times New Roman" w:eastAsia="Times New Roman" w:cs="Times New Roman"/>
-          <w:vertAlign w:val="subscript"/>
-        </w:rPr>
-        <w:t>2</w:t>
-      </w:r>
-      <w:r>
-        <w:rPr>
-          <w:rFonts w:ascii="Times New Roman" w:hAnsi="Times New Roman" w:eastAsia="Times New Roman" w:cs="Times New Roman"/>
-        </w:rPr>
-        <w:t xml:space="preserve">C=O + </w:t>
-      </w:r>
-      <w:r>
-        <w:rPr>
-          <w:rFonts w:hint="eastAsia" w:ascii="Times New Roman" w:hAnsi="Times New Roman" w:eastAsia="Times New Roman" w:cs="Times New Roman"/>
-        </w:rPr>
-        <w:t>…，</w:t>
-      </w:r>
-      <w:r>
-        <w:rPr>
-          <w:rFonts w:hint="eastAsia" w:ascii="Times New Roman" w:hAnsi="Times New Roman" w:eastAsia="FangSong" w:cs="Times New Roman"/>
-        </w:rPr>
-        <w:t>需要具体分析</w:t>
-      </w:r>
-      <w:r>
-        <w:rPr>
-          <w:rFonts w:hint="eastAsia" w:ascii="Times New Roman" w:hAnsi="Times New Roman" w:eastAsia="Times New Roman" w:cs="Times New Roman"/>
-        </w:rPr>
-        <w:t>。</w:t>
-      </w:r>
-      <w:r>
-        <w:rPr>
-          <w:rFonts w:ascii="Times New Roman" w:hAnsi="Times New Roman" w:eastAsia="Times New Roman" w:cs="Times New Roman"/>
-        </w:rPr>
-        <w:t xml:space="preserve"> </w:t>
-      </w:r>
-      <w:r>
-        <w:rPr>
-          <w:rFonts w:ascii="Times New Roman" w:hAnsi="Times New Roman" w:eastAsia="Times New Roman" w:cs="Times New Roman"/>
-        </w:rPr>
-        <w:t xml:space="preserve">- </w:t>
-      </w:r>
-      <w:r>
-        <w:rPr>
-          <w:rFonts w:hint="eastAsia" w:ascii="Times New Roman" w:hAnsi="Times New Roman" w:eastAsia="FangSong" w:cs="Times New Roman"/>
-        </w:rPr>
-        <w:t>实际上</w:t>
-      </w:r>
-      <w:r>
-        <w:rPr>
-          <w:rFonts w:hint="eastAsia" w:ascii="Times New Roman" w:hAnsi="Times New Roman" w:eastAsia="Times New Roman" w:cs="Times New Roman"/>
-        </w:rPr>
-        <w:t>：Ph</w:t>
-      </w:r>
-      <w:r>
-        <w:rPr>
-          <w:rFonts w:hint="eastAsia" w:ascii="Times New Roman" w:hAnsi="Times New Roman" w:eastAsia="Times New Roman" w:cs="Times New Roman"/>
-          <w:vertAlign w:val="subscript"/>
-        </w:rPr>
-        <w:t>2</w:t>
-      </w:r>
-      <w:r>
-        <w:rPr>
-          <w:rFonts w:hint="eastAsia" w:ascii="Times New Roman" w:hAnsi="Times New Roman" w:eastAsia="Times New Roman" w:cs="Times New Roman"/>
-        </w:rPr>
-        <w:t>C</w:t>
-      </w:r>
-      <w:r>
-        <w:rPr>
-          <w:rFonts w:hint="eastAsia" w:ascii="Times New Roman" w:hAnsi="Times New Roman" w:eastAsia="Times New Roman" w:cs="Times New Roman"/>
-          <w:vertAlign w:val="superscript"/>
-        </w:rPr>
-        <w:t>+</w:t>
-      </w:r>
-      <w:r>
-        <w:rPr>
-          <w:rFonts w:ascii="Times New Roman" w:hAnsi="Times New Roman" w:eastAsia="Times New Roman" w:cs="Times New Roman"/>
-        </w:rPr>
-        <w:t xml:space="preserve"> </w:t>
-      </w:r>
-      <w:r>
-        <w:rPr>
-          <w:rFonts w:hint="eastAsia" w:ascii="Times New Roman" w:hAnsi="Times New Roman" w:eastAsia="FangSong" w:cs="Times New Roman"/>
-        </w:rPr>
-        <w:t xml:space="preserve">中的正电荷被两个</w:t>
-      </w:r>
-      <w:r>
-        <w:rPr>
-          <w:rFonts w:ascii="Times New Roman" w:hAnsi="Times New Roman" w:eastAsia="Times New Roman" w:cs="Times New Roman"/>
-        </w:rPr>
-        <w:t xml:space="preserve"> Ph </w:t>
-      </w:r>
-      <w:r>
-        <w:rPr>
-          <w:rFonts w:hint="eastAsia" w:ascii="Times New Roman" w:hAnsi="Times New Roman" w:eastAsia="FangSong" w:cs="Times New Roman"/>
-        </w:rPr>
-        <w:t>稳定</w:t>
-      </w:r>
-      <w:r>
-        <w:rPr>
-          <w:rFonts w:hint="eastAsia" w:ascii="Times New Roman" w:hAnsi="Times New Roman" w:eastAsia="Times New Roman" w:cs="Times New Roman"/>
-        </w:rPr>
-        <w:t>，C-C</w:t>
-      </w:r>
-      <w:r>
-        <w:rPr>
-          <w:rFonts w:ascii="Times New Roman" w:hAnsi="Times New Roman" w:eastAsia="Times New Roman" w:cs="Times New Roman"/>
-        </w:rPr>
-        <w:t xml:space="preserve"> </w:t>
-      </w:r>
-      <w:r>
-        <w:rPr>
-          <w:rFonts w:hint="eastAsia" w:ascii="Times New Roman" w:hAnsi="Times New Roman" w:eastAsia="FangSong" w:cs="Times New Roman"/>
-        </w:rPr>
-        <w:t xml:space="preserve">键迁移形成新</w:t>
-      </w:r>
-      <w:r>
-        <w:rPr>
-          <w:rFonts w:ascii="Times New Roman" w:hAnsi="Times New Roman" w:eastAsia="Times New Roman" w:cs="Times New Roman"/>
-        </w:rPr>
-        <w:t xml:space="preserve"> C=O → </w:t>
-      </w:r>
-      <w:r>
-        <w:rPr>
-          <w:rFonts w:hint="eastAsia" w:ascii="Times New Roman" w:hAnsi="Times New Roman" w:eastAsia="FangSong" w:cs="Times New Roman"/>
-        </w:rPr>
-        <w:t>甲基</w:t>
-      </w:r>
-      <w:r>
-        <w:rPr>
-          <w:rFonts w:hint="eastAsia" w:ascii="Times New Roman" w:hAnsi="Times New Roman" w:eastAsia="Times New Roman" w:cs="Times New Roman"/>
-        </w:rPr>
-        <w:t>（Me）</w:t>
-      </w:r>
-      <w:r>
-        <w:rPr>
-          <w:rFonts w:hint="eastAsia" w:ascii="Times New Roman" w:hAnsi="Times New Roman" w:eastAsia="FangSong" w:cs="Times New Roman"/>
-        </w:rPr>
-        <w:t>从邻位迁移到</w:t>
-      </w:r>
-      <w:r>
-        <w:rPr>
-          <w:rFonts w:ascii="Times New Roman" w:hAnsi="Times New Roman" w:eastAsia="Times New Roman" w:cs="Times New Roman"/>
-        </w:rPr>
-        <w:t xml:space="preserve"> C-1 → </w:t>
-      </w:r>
-      <w:r>
-        <w:rPr>
-          <w:rFonts w:hint="eastAsia" w:ascii="Times New Roman" w:hAnsi="Times New Roman" w:eastAsia="FangSong" w:cs="Times New Roman"/>
-        </w:rPr>
-        <w:t xml:space="preserve">生成</w:t>
-      </w:r>
-      <w:r>
-        <w:rPr>
-          <w:rFonts w:ascii="Times New Roman" w:hAnsi="Times New Roman" w:eastAsia="Times New Roman" w:cs="Times New Roman"/>
-        </w:rPr>
-        <w:t xml:space="preserve"> Ph</w:t>
-      </w:r>
-      <w:r>
-        <w:rPr>
-          <w:rFonts w:ascii="Times New Roman" w:hAnsi="Times New Roman" w:eastAsia="Times New Roman" w:cs="Times New Roman"/>
-          <w:vertAlign w:val="subscript"/>
-        </w:rPr>
-        <w:t>2</w:t>
-      </w:r>
-      <w:r>
-        <w:rPr>
-          <w:rFonts w:ascii="Times New Roman" w:hAnsi="Times New Roman" w:eastAsia="Times New Roman" w:cs="Times New Roman"/>
-        </w:rPr>
-        <w:t>C(CH</w:t>
-      </w:r>
-      <w:r>
-        <w:rPr>
-          <w:rFonts w:ascii="Times New Roman" w:hAnsi="Times New Roman" w:eastAsia="Times New Roman" w:cs="Times New Roman"/>
-          <w:vertAlign w:val="subscript"/>
-        </w:rPr>
-        <w:t>3</w:t>
-      </w:r>
-      <w:r>
-        <w:rPr>
-          <w:rFonts w:ascii="Times New Roman" w:hAnsi="Times New Roman" w:eastAsia="Times New Roman" w:cs="Times New Roman"/>
-        </w:rPr>
-        <w:t>)-C(=O)-CH</w:t>
-      </w:r>
-      <w:r>
-        <w:rPr>
-          <w:rFonts w:ascii="Times New Roman" w:hAnsi="Times New Roman" w:eastAsia="Times New Roman" w:cs="Times New Roman"/>
-          <w:vertAlign w:val="subscript"/>
-        </w:rPr>
-        <w:t>3</w:t>
-      </w:r>
-      <w:r>
-        <w:rPr>
-          <w:rFonts w:ascii="Times New Roman" w:hAnsi="Times New Roman" w:eastAsia="Times New Roman" w:cs="Times New Roman"/>
-        </w:rPr>
-        <w:t xml:space="preserve"> </w:t>
-      </w:r>
-      <w:r>
-        <w:rPr>
-          <w:rFonts w:ascii="Times New Roman" w:hAnsi="Times New Roman" w:eastAsia="Times New Roman" w:cs="Times New Roman"/>
-        </w:rPr>
-        <w:t xml:space="preserve">5. </w:t>
-      </w:r>
-      <w:r>
-        <w:rPr>
-          <w:rFonts w:hint="eastAsia" w:ascii="Times New Roman" w:hAnsi="Times New Roman" w:eastAsia="FangSong" w:cs="Times New Roman"/>
-        </w:rPr>
-        <w:t xml:space="preserve">产物为</w:t>
-      </w:r>
-      <w:r>
-        <w:rPr>
-          <w:rFonts w:ascii="Times New Roman" w:hAnsi="Times New Roman" w:eastAsia="Times New Roman" w:cs="Times New Roman"/>
-        </w:rPr>
-        <w:t xml:space="preserve"> </w:t>
-      </w:r>
-      <w:r>
-        <w:rPr>
-          <w:rFonts w:hint="eastAsia" w:ascii="Times New Roman" w:hAnsi="Times New Roman" w:eastAsia="Times New Roman" w:cs="Times New Roman"/>
-          <w:b/>
-          <w:bCs/>
-        </w:rPr>
-        <w:t>3,3-</w:t>
-      </w:r>
-      <w:r>
-        <w:rPr>
-          <w:rFonts w:hint="eastAsia" w:ascii="Times New Roman" w:hAnsi="Times New Roman" w:eastAsia="FangSong" w:cs="Times New Roman"/>
-          <w:b/>
-          <w:bCs/>
-        </w:rPr>
-        <w:t>二苯基</w:t>
-      </w:r>
-      <w:r>
-        <w:rPr>
-          <w:rFonts w:hint="eastAsia" w:ascii="Times New Roman" w:hAnsi="Times New Roman" w:eastAsia="Times New Roman" w:cs="Times New Roman"/>
-          <w:b/>
-          <w:bCs/>
-        </w:rPr>
-        <w:t>-2-</w:t>
-      </w:r>
-      <w:r>
-        <w:rPr>
-          <w:rFonts w:hint="eastAsia" w:ascii="Times New Roman" w:hAnsi="Times New Roman" w:eastAsia="FangSong" w:cs="Times New Roman"/>
-          <w:b/>
-          <w:bCs/>
-        </w:rPr>
-        <w:t>丁酮</w:t>
-      </w:r>
-      <w:r>
-        <w:rPr>
-          <w:rFonts w:hint="eastAsia" w:ascii="Times New Roman" w:hAnsi="Times New Roman" w:eastAsia="Times New Roman" w:cs="Times New Roman"/>
-        </w:rPr>
-        <w:t>（Ph</w:t>
-      </w:r>
-      <w:r>
-        <w:rPr>
-          <w:rFonts w:hint="eastAsia" w:ascii="Times New Roman" w:hAnsi="Times New Roman" w:eastAsia="Times New Roman" w:cs="Times New Roman"/>
-          <w:vertAlign w:val="subscript"/>
-        </w:rPr>
-        <w:t>2</w:t>
-      </w:r>
-      <w:r>
-        <w:rPr>
-          <w:rFonts w:hint="eastAsia" w:ascii="Times New Roman" w:hAnsi="Times New Roman" w:eastAsia="Times New Roman" w:cs="Times New Roman"/>
-        </w:rPr>
-        <w:t>C(CH</w:t>
-      </w:r>
-      <w:r>
-        <w:rPr>
-          <w:rFonts w:hint="eastAsia" w:ascii="Times New Roman" w:hAnsi="Times New Roman" w:eastAsia="Times New Roman" w:cs="Times New Roman"/>
-          <w:vertAlign w:val="subscript"/>
-        </w:rPr>
-        <w:t>3</w:t>
-      </w:r>
-      <w:r>
-        <w:rPr>
-          <w:rFonts w:hint="eastAsia" w:ascii="Times New Roman" w:hAnsi="Times New Roman" w:eastAsia="Times New Roman" w:cs="Times New Roman"/>
-        </w:rPr>
-        <w:t>)-CO-CH</w:t>
-      </w:r>
-      <w:r>
-        <w:rPr>
-          <w:rFonts w:hint="eastAsia" w:ascii="Times New Roman" w:hAnsi="Times New Roman" w:eastAsia="Times New Roman" w:cs="Times New Roman"/>
-          <w:vertAlign w:val="subscript"/>
-        </w:rPr>
-        <w:t>3</w:t>
-      </w:r>
-      <w:r>
-        <w:rPr>
-          <w:rFonts w:hint="eastAsia" w:ascii="Times New Roman" w:hAnsi="Times New Roman" w:eastAsia="Times New Roman" w:cs="Times New Roman"/>
-        </w:rPr>
-        <w:t>）——</w:t>
-      </w:r>
-      <w:r>
-        <w:rPr>
-          <w:rFonts w:hint="eastAsia" w:ascii="Times New Roman" w:hAnsi="Times New Roman" w:eastAsia="FangSong" w:cs="Times New Roman"/>
-        </w:rPr>
-        <w:t>碳数守恒</w:t>
-      </w:r>
-      <w:r>
-        <w:rPr>
-          <w:rFonts w:hint="eastAsia" w:ascii="Times New Roman" w:hAnsi="Times New Roman" w:eastAsia="Times New Roman" w:cs="Times New Roman"/>
-        </w:rPr>
-        <w:t>（</w:t>
-      </w:r>
-      <w:r>
-        <w:rPr>
-          <w:rFonts w:hint="eastAsia" w:ascii="Times New Roman" w:hAnsi="Times New Roman" w:eastAsia="FangSong" w:cs="Times New Roman"/>
-        </w:rPr>
-        <w:t>底物</w:t>
-      </w:r>
-      <w:r>
-        <w:rPr>
-          <w:rFonts w:ascii="Times New Roman" w:hAnsi="Times New Roman" w:eastAsia="Times New Roman" w:cs="Times New Roman"/>
-        </w:rPr>
-        <w:t xml:space="preserve"> C</w:t>
-      </w:r>
-      <w:r>
-        <w:rPr>
-          <w:rFonts w:ascii="Times New Roman" w:hAnsi="Times New Roman" w:eastAsia="Times New Roman" w:cs="Times New Roman"/>
-          <w:vertAlign w:val="subscript"/>
-        </w:rPr>
-        <w:t>16</w:t>
-      </w:r>
-      <w:r>
-        <w:rPr>
-          <w:rFonts w:ascii="Times New Roman" w:hAnsi="Times New Roman" w:eastAsia="Times New Roman" w:cs="Times New Roman"/>
-        </w:rPr>
-        <w:t>H</w:t>
-      </w:r>
-      <w:r>
-        <w:rPr>
-          <w:rFonts w:ascii="Times New Roman" w:hAnsi="Times New Roman" w:eastAsia="Times New Roman" w:cs="Times New Roman"/>
-          <w:vertAlign w:val="subscript"/>
-        </w:rPr>
-        <w:t>18</w:t>
-      </w:r>
-      <w:r>
-        <w:rPr>
-          <w:rFonts w:ascii="Times New Roman" w:hAnsi="Times New Roman" w:eastAsia="Times New Roman" w:cs="Times New Roman"/>
-        </w:rPr>
-        <w:t>O</w:t>
-      </w:r>
-      <w:r>
-        <w:rPr>
-          <w:rFonts w:ascii="Times New Roman" w:hAnsi="Times New Roman" w:eastAsia="Times New Roman" w:cs="Times New Roman"/>
-          <w:vertAlign w:val="subscript"/>
-        </w:rPr>
-        <w:t>2</w:t>
-      </w:r>
-      <w:r>
-        <w:rPr>
-          <w:rFonts w:ascii="Times New Roman" w:hAnsi="Times New Roman" w:eastAsia="Times New Roman" w:cs="Times New Roman"/>
-        </w:rPr>
-        <w:t xml:space="preserve"> → </w:t>
-      </w:r>
-      <w:r>
-        <w:rPr>
-          <w:rFonts w:hint="eastAsia" w:ascii="Times New Roman" w:hAnsi="Times New Roman" w:eastAsia="FangSong" w:cs="Times New Roman"/>
-        </w:rPr>
-        <w:t xml:space="preserve">产物</w:t>
-      </w:r>
-      <w:r>
-        <w:rPr>
-          <w:rFonts w:ascii="Times New Roman" w:hAnsi="Times New Roman" w:eastAsia="Times New Roman" w:cs="Times New Roman"/>
-        </w:rPr>
-        <w:t xml:space="preserve"> C</w:t>
-      </w:r>
-      <w:r>
-        <w:rPr>
-          <w:rFonts w:ascii="Times New Roman" w:hAnsi="Times New Roman" w:eastAsia="Times New Roman" w:cs="Times New Roman"/>
-          <w:vertAlign w:val="subscript"/>
-        </w:rPr>
-        <w:t>16</w:t>
-      </w:r>
-      <w:r>
-        <w:rPr>
-          <w:rFonts w:ascii="Times New Roman" w:hAnsi="Times New Roman" w:eastAsia="Times New Roman" w:cs="Times New Roman"/>
-        </w:rPr>
-        <w:t>H</w:t>
-      </w:r>
-      <w:r>
-        <w:rPr>
-          <w:rFonts w:ascii="Times New Roman" w:hAnsi="Times New Roman" w:eastAsia="Times New Roman" w:cs="Times New Roman"/>
-          <w:vertAlign w:val="subscript"/>
-        </w:rPr>
-        <w:t>16</w:t>
-      </w:r>
-      <w:r>
-        <w:rPr>
-          <w:rFonts w:ascii="Times New Roman" w:hAnsi="Times New Roman" w:eastAsia="Times New Roman" w:cs="Times New Roman"/>
-        </w:rPr>
-        <w:t xml:space="preserve">O + </w:t>
-      </w:r>
-      <w:r>
-        <w:rPr>
-          <w:rFonts w:hint="eastAsia" w:ascii="Times New Roman" w:hAnsi="Times New Roman" w:eastAsia="Times New Roman" w:cs="Times New Roman"/>
-        </w:rPr>
-        <w:t>H</w:t>
-      </w:r>
-      <w:r>
-        <w:rPr>
-          <w:rFonts w:hint="eastAsia" w:ascii="Times New Roman" w:hAnsi="Times New Roman" w:eastAsia="Times New Roman" w:cs="Times New Roman"/>
-          <w:vertAlign w:val="subscript"/>
-        </w:rPr>
-        <w:t>2</w:t>
-      </w:r>
-      <w:r>
-        <w:rPr>
-          <w:rFonts w:hint="eastAsia" w:ascii="Times New Roman" w:hAnsi="Times New Roman" w:eastAsia="Times New Roman" w:cs="Times New Roman"/>
-        </w:rPr>
-        <w:t>O），</w:t>
-      </w:r>
-      <w:r>
-        <w:rPr>
-          <w:rFonts w:hint="eastAsia" w:ascii="Times New Roman" w:hAnsi="Times New Roman" w:eastAsia="FangSong" w:cs="Times New Roman"/>
-        </w:rPr>
-        <w:t>不是</w:t>
-      </w:r>
-      <w:r>
-        <w:rPr>
-          <w:rFonts w:ascii="Times New Roman" w:hAnsi="Times New Roman" w:eastAsia="Times New Roman" w:cs="Times New Roman"/>
-        </w:rPr>
-        <w:t xml:space="preserve"> </w:t>
-      </w:r>
-      <w:r>
-        <w:rPr>
-          <w:rFonts w:hint="eastAsia" w:ascii="Times New Roman" w:hAnsi="Times New Roman" w:eastAsia="Times New Roman" w:cs="Times New Roman"/>
-        </w:rPr>
-        <w:t>Ph</w:t>
-      </w:r>
-      <w:r>
-        <w:rPr>
-          <w:rFonts w:hint="eastAsia" w:ascii="Times New Roman" w:hAnsi="Times New Roman" w:eastAsia="Times New Roman" w:cs="Times New Roman"/>
-          <w:vertAlign w:val="subscript"/>
-        </w:rPr>
-        <w:t>2</w:t>
-      </w:r>
-      <w:r>
-        <w:rPr>
-          <w:rFonts w:hint="eastAsia" w:ascii="Times New Roman" w:hAnsi="Times New Roman" w:eastAsia="Times New Roman" w:cs="Times New Roman"/>
-        </w:rPr>
-        <w:t>CH-CO-CH</w:t>
-      </w:r>
-      <w:r>
-        <w:rPr>
-          <w:rFonts w:hint="eastAsia" w:ascii="Times New Roman" w:hAnsi="Times New Roman" w:eastAsia="Times New Roman" w:cs="Times New Roman"/>
-          <w:vertAlign w:val="subscript"/>
-        </w:rPr>
-        <w:t>3</w:t>
-      </w:r>
-      <w:r>
-        <w:rPr>
-          <w:rFonts w:hint="eastAsia" w:ascii="Times New Roman" w:hAnsi="Times New Roman" w:eastAsia="Times New Roman" w:cs="Times New Roman"/>
-        </w:rPr>
-        <w:t>（</w:t>
-      </w:r>
-      <w:r>
-        <w:rPr>
-          <w:rFonts w:hint="eastAsia" w:ascii="Times New Roman" w:hAnsi="Times New Roman" w:eastAsia="FangSong" w:cs="Times New Roman"/>
-        </w:rPr>
-        <w:t>那会少一个</w:t>
-      </w:r>
-      <w:r>
-        <w:rPr>
-          <w:rFonts w:ascii="Times New Roman" w:hAnsi="Times New Roman" w:eastAsia="Times New Roman" w:cs="Times New Roman"/>
-        </w:rPr>
-        <w:t xml:space="preserve"> </w:t>
-      </w:r>
-      <w:r>
-        <w:rPr>
-          <w:rFonts w:hint="eastAsia" w:ascii="Times New Roman" w:hAnsi="Times New Roman" w:eastAsia="Times New Roman" w:cs="Times New Roman"/>
-        </w:rPr>
-        <w:t>CH</w:t>
-      </w:r>
-      <w:r>
-        <w:rPr>
-          <w:rFonts w:hint="eastAsia" w:ascii="Times New Roman" w:hAnsi="Times New Roman" w:eastAsia="Times New Roman" w:cs="Times New Roman"/>
-          <w:vertAlign w:val="subscript"/>
-        </w:rPr>
-        <w:t>3</w:t>
-      </w:r>
-      <w:r>
-        <w:rPr>
-          <w:rFonts w:hint="eastAsia" w:ascii="Times New Roman" w:hAnsi="Times New Roman" w:eastAsia="Times New Roman" w:cs="Times New Roman"/>
-        </w:rPr>
-        <w:t>）</w:t>
-      </w:r>
     </w:p>
     <w:p>
       <w:pPr>
-        <w:pStyle w:val="BodyText"/>
+        <w:pStyle w:val="Compact"/>
+        <w:numPr>
+          <w:ilvl w:val="0"/>
+          <w:numId w:val="1010"/>
+        </w:numPr>
+      </w:pPr>
+      <w:r>
+        <w:rPr>
+          <w:rFonts w:hint="eastAsia" w:ascii="Times New Roman" w:hAnsi="Times New Roman" w:eastAsia="FangSong" w:cs="Times New Roman"/>
+        </w:rPr>
+        <w:t xml:space="preserve">两个</w:t>
+      </w:r>
+      <w:r>
+        <w:rPr>
+          <w:rFonts w:ascii="Times New Roman" w:hAnsi="Times New Roman" w:eastAsia="Times New Roman" w:cs="Times New Roman"/>
+        </w:rPr>
+        <w:t xml:space="preserve"> OH </w:t>
+      </w:r>
+      <w:r>
+        <w:rPr>
+          <w:rFonts w:hint="eastAsia" w:ascii="Times New Roman" w:hAnsi="Times New Roman" w:eastAsia="FangSong" w:cs="Times New Roman"/>
+        </w:rPr>
+        <w:t>环境不同</w:t>
+      </w:r>
+      <w:r>
+        <w:rPr>
+          <w:rFonts w:hint="eastAsia" w:ascii="Times New Roman" w:hAnsi="Times New Roman" w:eastAsia="Times New Roman" w:cs="Times New Roman"/>
+        </w:rPr>
+        <w:t>：</w:t>
+      </w:r>
+      <w:r>
+        <w:rPr>
+          <w:rFonts w:hint="eastAsia" w:ascii="Times New Roman" w:hAnsi="Times New Roman" w:eastAsia="FangSong" w:cs="Times New Roman"/>
+        </w:rPr>
+        <w:t>一个在</w:t>
+      </w:r>
+      <w:r>
+        <w:rPr>
+          <w:rFonts w:ascii="Times New Roman" w:hAnsi="Times New Roman" w:eastAsia="Times New Roman" w:cs="Times New Roman"/>
+        </w:rPr>
+        <w:t xml:space="preserve"> </w:t>
+      </w:r>
+      <w:r>
+        <w:rPr>
+          <w:rFonts w:hint="eastAsia" w:ascii="Times New Roman" w:hAnsi="Times New Roman" w:eastAsia="Times New Roman" w:cs="Times New Roman"/>
+        </w:rPr>
+        <w:t>C-1（</w:t>
+      </w:r>
+      <w:r>
+        <w:rPr>
+          <w:rFonts w:hint="eastAsia" w:ascii="Times New Roman" w:hAnsi="Times New Roman" w:eastAsia="FangSong" w:cs="Times New Roman"/>
+        </w:rPr>
+        <w:t>连两个</w:t>
+      </w:r>
+      <w:r>
+        <w:rPr>
+          <w:rFonts w:ascii="Times New Roman" w:hAnsi="Times New Roman" w:eastAsia="Times New Roman" w:cs="Times New Roman"/>
+        </w:rPr>
+        <w:t xml:space="preserve"> </w:t>
+      </w:r>
+      <w:r>
+        <w:rPr>
+          <w:rFonts w:hint="eastAsia" w:ascii="Times New Roman" w:hAnsi="Times New Roman" w:eastAsia="Times New Roman" w:cs="Times New Roman"/>
+        </w:rPr>
+        <w:t>Ph），</w:t>
+      </w:r>
+      <w:r>
+        <w:rPr>
+          <w:rFonts w:hint="eastAsia" w:ascii="Times New Roman" w:hAnsi="Times New Roman" w:eastAsia="FangSong" w:cs="Times New Roman"/>
+        </w:rPr>
+        <w:t>一个在</w:t>
+      </w:r>
+      <w:r>
+        <w:rPr>
+          <w:rFonts w:ascii="Times New Roman" w:hAnsi="Times New Roman" w:eastAsia="Times New Roman" w:cs="Times New Roman"/>
+        </w:rPr>
+        <w:t xml:space="preserve"> </w:t>
+      </w:r>
+      <w:r>
+        <w:rPr>
+          <w:rFonts w:hint="eastAsia" w:ascii="Times New Roman" w:hAnsi="Times New Roman" w:eastAsia="Times New Roman" w:cs="Times New Roman"/>
+        </w:rPr>
+        <w:t>C-2（</w:t>
+      </w:r>
+      <w:r>
+        <w:rPr>
+          <w:rFonts w:hint="eastAsia" w:ascii="Times New Roman" w:hAnsi="Times New Roman" w:eastAsia="FangSong" w:cs="Times New Roman"/>
+        </w:rPr>
+        <w:t>连两个</w:t>
+      </w:r>
+      <w:r>
+        <w:rPr>
+          <w:rFonts w:ascii="Times New Roman" w:hAnsi="Times New Roman" w:eastAsia="Times New Roman" w:cs="Times New Roman"/>
+        </w:rPr>
+        <w:t xml:space="preserve"> </w:t>
+      </w:r>
+      <w:r>
+        <w:rPr>
+          <w:rFonts w:hint="eastAsia" w:ascii="Times New Roman" w:hAnsi="Times New Roman" w:eastAsia="Times New Roman" w:cs="Times New Roman"/>
+        </w:rPr>
+        <w:t xml:space="preserve">Me）</w:t>
+      </w:r>
+    </w:p>
+    <w:p>
+      <w:pPr>
+        <w:pStyle w:val="Compact"/>
+        <w:numPr>
+          <w:ilvl w:val="0"/>
+          <w:numId w:val="1010"/>
+        </w:numPr>
+      </w:pPr>
+      <w:r>
+        <w:rPr>
+          <w:rFonts w:hint="eastAsia" w:ascii="Times New Roman" w:hAnsi="Times New Roman" w:eastAsia="FangSong" w:cs="Times New Roman"/>
+        </w:rPr>
+        <w:t>比较两种可能的碳正离子</w:t>
+      </w:r>
+      <w:r>
+        <w:rPr>
+          <w:rFonts w:hint="eastAsia" w:ascii="Times New Roman" w:hAnsi="Times New Roman" w:eastAsia="Times New Roman" w:cs="Times New Roman"/>
+        </w:rPr>
+        <w:t>：</w:t>
+      </w:r>
+    </w:p>
+    <w:p>
+      <w:pPr>
+        <w:pStyle w:val="Compact"/>
+        <w:numPr>
+          <w:ilvl w:val="1"/>
+          <w:numId w:val="1011"/>
+        </w:numPr>
+      </w:pPr>
+      <w:r>
+        <w:rPr>
+          <w:rFonts w:ascii="Times New Roman" w:hAnsi="Times New Roman" w:eastAsia="Times New Roman" w:cs="Times New Roman"/>
+        </w:rPr>
+        <w:t xml:space="preserve">C-1 </w:t>
+      </w:r>
+      <w:r>
+        <w:rPr>
+          <w:rFonts w:hint="eastAsia" w:ascii="Times New Roman" w:hAnsi="Times New Roman" w:eastAsia="FangSong" w:cs="Times New Roman"/>
+        </w:rPr>
+        <w:t xml:space="preserve">离去</w:t>
+      </w:r>
+      <w:r>
+        <w:rPr>
+          <w:rFonts w:ascii="Times New Roman" w:hAnsi="Times New Roman" w:eastAsia="Times New Roman" w:cs="Times New Roman"/>
+        </w:rPr>
+        <w:t xml:space="preserve"> → Ph</w:t>
+      </w:r>
+      <w:r>
+        <w:rPr>
+          <w:rFonts w:ascii="Times New Roman" w:hAnsi="Times New Roman" w:eastAsia="Times New Roman" w:cs="Times New Roman"/>
+          <w:vertAlign w:val="subscript"/>
+        </w:rPr>
+        <w:t>2</w:t>
+      </w:r>
+      <w:r>
+        <w:rPr>
+          <w:rFonts w:ascii="Times New Roman" w:hAnsi="Times New Roman" w:eastAsia="Times New Roman" w:cs="Times New Roman"/>
+        </w:rPr>
+        <w:t>C</w:t>
+      </w:r>
+      <w:r>
+        <w:rPr>
+          <w:rFonts w:ascii="Times New Roman" w:hAnsi="Times New Roman" w:eastAsia="Times New Roman" w:cs="Times New Roman"/>
+          <w:vertAlign w:val="superscript"/>
+        </w:rPr>
+        <w:t>+</w:t>
+      </w:r>
+      <w:r>
+        <w:rPr>
+          <w:rFonts w:ascii="Times New Roman" w:hAnsi="Times New Roman" w:eastAsia="Times New Roman" w:cs="Times New Roman"/>
+        </w:rPr>
+        <w:t>-C(OH)Me</w:t>
+      </w:r>
+      <w:r>
+        <w:rPr>
+          <w:rFonts w:ascii="Times New Roman" w:hAnsi="Times New Roman" w:eastAsia="Times New Roman" w:cs="Times New Roman"/>
+          <w:vertAlign w:val="subscript"/>
+        </w:rPr>
+        <w:t>2</w:t>
+      </w:r>
+      <w:r>
+        <w:rPr>
+          <w:rFonts w:ascii="Times New Roman" w:hAnsi="Times New Roman" w:eastAsia="Times New Roman" w:cs="Times New Roman"/>
+        </w:rPr>
+        <w:t xml:space="preserve"> →</w:t>
+      </w:r>
+      <w:r>
+        <w:rPr>
+          <w:rFonts w:ascii="Times New Roman" w:hAnsi="Times New Roman" w:eastAsia="Times New Roman" w:cs="Times New Roman"/>
+        </w:rPr>
+        <w:t xml:space="preserve"> </w:t>
+      </w:r>
+      <w:r>
+        <w:rPr>
+          <w:rFonts w:hint="eastAsia" w:ascii="Times New Roman" w:hAnsi="Times New Roman" w:eastAsia="FangSong" w:cs="Times New Roman"/>
+          <w:b/>
+          <w:bCs/>
+        </w:rPr>
+        <w:t xml:space="preserve">苄基碳正离子</w:t>
+      </w:r>
+      <w:r>
+        <w:rPr>
+          <w:rFonts w:hint="eastAsia" w:ascii="Times New Roman" w:hAnsi="Times New Roman" w:eastAsia="Times New Roman" w:cs="Times New Roman"/>
+        </w:rPr>
+        <w:t>（</w:t>
+      </w:r>
+      <w:r>
+        <w:rPr>
+          <w:rFonts w:hint="eastAsia" w:ascii="Times New Roman" w:hAnsi="Times New Roman" w:eastAsia="FangSong" w:cs="Times New Roman"/>
+        </w:rPr>
+        <w:t>两个苯基共振稳定</w:t>
+      </w:r>
+      <w:r>
+        <w:rPr>
+          <w:rFonts w:hint="eastAsia" w:ascii="Times New Roman" w:hAnsi="Times New Roman" w:eastAsia="Times New Roman" w:cs="Times New Roman"/>
+        </w:rPr>
+        <w:t>，</w:t>
+      </w:r>
+      <w:r>
+        <w:rPr>
+          <w:rFonts w:hint="eastAsia" w:ascii="Times New Roman" w:hAnsi="Times New Roman" w:eastAsia="FangSong" w:cs="Times New Roman"/>
+        </w:rPr>
+        <w:t>非常稳定</w:t>
+      </w:r>
+      <w:r>
+        <w:rPr>
+          <w:rFonts w:hint="eastAsia" w:ascii="Times New Roman" w:hAnsi="Times New Roman" w:eastAsia="Times New Roman" w:cs="Times New Roman"/>
+        </w:rPr>
+        <w:t>）✓</w:t>
+      </w:r>
+    </w:p>
+    <w:p>
+      <w:pPr>
+        <w:pStyle w:val="Compact"/>
+        <w:numPr>
+          <w:ilvl w:val="1"/>
+          <w:numId w:val="1011"/>
+        </w:numPr>
+      </w:pPr>
+      <w:r>
+        <w:rPr>
+          <w:rFonts w:ascii="Times New Roman" w:hAnsi="Times New Roman" w:eastAsia="Times New Roman" w:cs="Times New Roman"/>
+        </w:rPr>
+        <w:t xml:space="preserve">C-2 </w:t>
+      </w:r>
+      <w:r>
+        <w:rPr>
+          <w:rFonts w:hint="eastAsia" w:ascii="Times New Roman" w:hAnsi="Times New Roman" w:eastAsia="FangSong" w:cs="Times New Roman"/>
+        </w:rPr>
+        <w:t xml:space="preserve">离去</w:t>
+      </w:r>
+      <w:r>
+        <w:rPr>
+          <w:rFonts w:ascii="Times New Roman" w:hAnsi="Times New Roman" w:eastAsia="Times New Roman" w:cs="Times New Roman"/>
+        </w:rPr>
+        <w:t xml:space="preserve"> → (Ph)(HO)C-C</w:t>
+      </w:r>
+      <w:r>
+        <w:rPr>
+          <w:rFonts w:ascii="Times New Roman" w:hAnsi="Times New Roman" w:eastAsia="Times New Roman" w:cs="Times New Roman"/>
+          <w:vertAlign w:val="superscript"/>
+        </w:rPr>
+        <w:t>+</w:t>
+      </w:r>
+      <w:r>
+        <w:rPr>
+          <w:rFonts w:ascii="Times New Roman" w:hAnsi="Times New Roman" w:eastAsia="Times New Roman" w:cs="Times New Roman"/>
+        </w:rPr>
+        <w:t>Me</w:t>
+      </w:r>
+      <w:r>
+        <w:rPr>
+          <w:rFonts w:ascii="Times New Roman" w:hAnsi="Times New Roman" w:eastAsia="Times New Roman" w:cs="Times New Roman"/>
+          <w:vertAlign w:val="subscript"/>
+        </w:rPr>
+        <w:t>2</w:t>
+      </w:r>
+      <w:r>
+        <w:rPr>
+          <w:rFonts w:ascii="Times New Roman" w:hAnsi="Times New Roman" w:eastAsia="Times New Roman" w:cs="Times New Roman"/>
+        </w:rPr>
+        <w:t xml:space="preserve"> → </w:t>
+      </w:r>
+      <w:r>
+        <w:rPr>
+          <w:rFonts w:hint="eastAsia" w:ascii="Times New Roman" w:hAnsi="Times New Roman" w:eastAsia="FangSong" w:cs="Times New Roman"/>
+        </w:rPr>
+        <w:t>叔碳正离子</w:t>
+      </w:r>
+      <w:r>
+        <w:rPr>
+          <w:rFonts w:hint="eastAsia" w:ascii="Times New Roman" w:hAnsi="Times New Roman" w:eastAsia="Times New Roman" w:cs="Times New Roman"/>
+        </w:rPr>
+        <w:t>（</w:t>
+      </w:r>
+      <w:r>
+        <w:rPr>
+          <w:rFonts w:hint="eastAsia" w:ascii="Times New Roman" w:hAnsi="Times New Roman" w:eastAsia="FangSong" w:cs="Times New Roman"/>
+        </w:rPr>
+        <w:t>不如苄基稳定</w:t>
+      </w:r>
+      <w:r>
+        <w:rPr>
+          <w:rFonts w:hint="eastAsia" w:ascii="Times New Roman" w:hAnsi="Times New Roman" w:eastAsia="Times New Roman" w:cs="Times New Roman"/>
+        </w:rPr>
+        <w:t>）</w:t>
+      </w:r>
+    </w:p>
+    <w:p>
+      <w:pPr>
+        <w:pStyle w:val="Compact"/>
+        <w:numPr>
+          <w:ilvl w:val="0"/>
+          <w:numId w:val="1010"/>
+        </w:numPr>
+      </w:pPr>
+      <w:r>
+        <w:rPr>
+          <w:rFonts w:hint="eastAsia" w:ascii="Times New Roman" w:hAnsi="Times New Roman" w:eastAsia="FangSong" w:cs="Times New Roman"/>
+        </w:rPr>
+        <w:t xml:space="preserve">因此</w:t>
+      </w:r>
+      <w:r>
+        <w:rPr>
+          <w:rFonts w:ascii="Times New Roman" w:hAnsi="Times New Roman" w:eastAsia="Times New Roman" w:cs="Times New Roman"/>
+        </w:rPr>
+        <w:t xml:space="preserve"> </w:t>
+      </w:r>
+      <w:r>
+        <w:rPr>
+          <w:rFonts w:ascii="Times New Roman" w:hAnsi="Times New Roman" w:eastAsia="Times New Roman" w:cs="Times New Roman"/>
+          <w:b/>
+          <w:bCs/>
+        </w:rPr>
+        <w:t xml:space="preserve">C-1 </w:t>
+      </w:r>
+      <w:r>
+        <w:rPr>
+          <w:rFonts w:hint="eastAsia" w:ascii="Times New Roman" w:hAnsi="Times New Roman" w:eastAsia="FangSong" w:cs="Times New Roman"/>
+          <w:b/>
+          <w:bCs/>
+        </w:rPr>
+        <w:t xml:space="preserve">的</w:t>
+      </w:r>
+      <w:r>
+        <w:rPr>
+          <w:rFonts w:ascii="Times New Roman" w:hAnsi="Times New Roman" w:eastAsia="Times New Roman" w:cs="Times New Roman"/>
+          <w:b/>
+          <w:bCs/>
+        </w:rPr>
+        <w:t xml:space="preserve"> OH </w:t>
+      </w:r>
+      <w:r>
+        <w:rPr>
+          <w:rFonts w:hint="eastAsia" w:ascii="Times New Roman" w:hAnsi="Times New Roman" w:eastAsia="FangSong" w:cs="Times New Roman"/>
+          <w:b/>
+          <w:bCs/>
+        </w:rPr>
+        <w:t xml:space="preserve">优先质子化离去</w:t>
+      </w:r>
+    </w:p>
+    <w:p>
+      <w:pPr>
+        <w:pStyle w:val="Compact"/>
+        <w:numPr>
+          <w:ilvl w:val="0"/>
+          <w:numId w:val="1010"/>
+        </w:numPr>
+      </w:pPr>
+      <w:r>
+        <w:rPr>
+          <w:rFonts w:hint="eastAsia" w:ascii="Times New Roman" w:hAnsi="Times New Roman" w:eastAsia="FangSong" w:cs="Times New Roman"/>
+        </w:rPr>
+        <w:t>谁迁移</w:t>
+      </w:r>
+      <w:r>
+        <w:rPr>
+          <w:rFonts w:hint="eastAsia" w:ascii="Times New Roman" w:hAnsi="Times New Roman" w:eastAsia="Times New Roman" w:cs="Times New Roman"/>
+        </w:rPr>
+        <w:t>？C-1</w:t>
+      </w:r>
+      <w:r>
+        <w:rPr>
+          <w:rFonts w:ascii="Times New Roman" w:hAnsi="Times New Roman" w:eastAsia="Times New Roman" w:cs="Times New Roman"/>
+        </w:rPr>
+        <w:t xml:space="preserve"> </w:t>
+      </w:r>
+      <w:r>
+        <w:rPr>
+          <w:rFonts w:hint="eastAsia" w:ascii="Times New Roman" w:hAnsi="Times New Roman" w:eastAsia="FangSong" w:cs="Times New Roman"/>
+        </w:rPr>
+        <w:t xml:space="preserve">上有</w:t>
+      </w:r>
+      <w:r>
+        <w:rPr>
+          <w:rFonts w:ascii="Times New Roman" w:hAnsi="Times New Roman" w:eastAsia="Times New Roman" w:cs="Times New Roman"/>
+        </w:rPr>
+        <w:t xml:space="preserve"> Ph </w:t>
+      </w:r>
+      <w:r>
+        <w:rPr>
+          <w:rFonts w:hint="eastAsia" w:ascii="Times New Roman" w:hAnsi="Times New Roman" w:eastAsia="FangSong" w:cs="Times New Roman"/>
+        </w:rPr>
+        <w:t xml:space="preserve">和另一个</w:t>
+      </w:r>
+      <w:r>
+        <w:rPr>
+          <w:rFonts w:ascii="Times New Roman" w:hAnsi="Times New Roman" w:eastAsia="Times New Roman" w:cs="Times New Roman"/>
+        </w:rPr>
+        <w:t xml:space="preserve"> C(OH)Me</w:t>
+      </w:r>
+      <w:r>
+        <w:rPr>
+          <w:rFonts w:ascii="Times New Roman" w:hAnsi="Times New Roman" w:eastAsia="Times New Roman" w:cs="Times New Roman"/>
+          <w:vertAlign w:val="subscript"/>
+        </w:rPr>
+        <w:t>2</w:t>
+      </w:r>
+      <w:r>
+        <w:rPr>
+          <w:rFonts w:ascii="Times New Roman" w:hAnsi="Times New Roman" w:eastAsia="Times New Roman" w:cs="Times New Roman"/>
+        </w:rPr>
+        <w:t xml:space="preserve"> </w:t>
+      </w:r>
+      <w:r>
+        <w:rPr>
+          <w:rFonts w:hint="eastAsia" w:ascii="Times New Roman" w:hAnsi="Times New Roman" w:eastAsia="FangSong" w:cs="Times New Roman"/>
+        </w:rPr>
+        <w:t>基团</w:t>
+      </w:r>
+      <w:r>
+        <w:rPr>
+          <w:rFonts w:hint="eastAsia" w:ascii="Times New Roman" w:hAnsi="Times New Roman" w:eastAsia="Times New Roman" w:cs="Times New Roman"/>
+        </w:rPr>
+        <w:t>。</w:t>
+      </w:r>
+      <w:r>
+        <w:rPr>
+          <w:rFonts w:hint="eastAsia" w:ascii="Times New Roman" w:hAnsi="Times New Roman" w:eastAsia="FangSong" w:cs="Times New Roman"/>
+        </w:rPr>
+        <w:t>迁移能力</w:t>
+      </w:r>
+      <w:r>
+        <w:rPr>
+          <w:rFonts w:hint="eastAsia" w:ascii="Times New Roman" w:hAnsi="Times New Roman" w:eastAsia="Times New Roman" w:cs="Times New Roman"/>
+        </w:rPr>
+        <w:t>：</w:t>
+      </w:r>
+      <w:r>
+        <w:rPr>
+          <w:rFonts w:hint="eastAsia" w:ascii="Times New Roman" w:hAnsi="Times New Roman" w:eastAsia="FangSong" w:cs="Times New Roman"/>
+        </w:rPr>
+        <w:t>芳基</w:t>
+      </w:r>
+      <w:r>
+        <w:rPr>
+          <w:rFonts w:ascii="Times New Roman" w:hAnsi="Times New Roman" w:eastAsia="Times New Roman" w:cs="Times New Roman"/>
+        </w:rPr>
+        <w:t xml:space="preserve"> &gt; </w:t>
+      </w:r>
+      <w:r>
+        <w:rPr>
+          <w:rFonts w:hint="eastAsia" w:ascii="Times New Roman" w:hAnsi="Times New Roman" w:eastAsia="FangSong" w:cs="Times New Roman"/>
+        </w:rPr>
+        <w:t xml:space="preserve">烷基</w:t>
+      </w:r>
+      <w:r>
+        <w:rPr>
+          <w:rFonts w:ascii="Times New Roman" w:hAnsi="Times New Roman" w:eastAsia="Times New Roman" w:cs="Times New Roman"/>
+        </w:rPr>
+        <w:t xml:space="preserve"> → Ph </w:t>
+      </w:r>
+      <w:r>
+        <w:rPr>
+          <w:rFonts w:hint="eastAsia" w:ascii="Times New Roman" w:hAnsi="Times New Roman" w:eastAsia="FangSong" w:cs="Times New Roman"/>
+        </w:rPr>
+        <w:t>迁移</w:t>
+      </w:r>
+      <w:r>
+        <w:rPr>
+          <w:rFonts w:hint="eastAsia" w:ascii="Times New Roman" w:hAnsi="Times New Roman" w:eastAsia="Times New Roman" w:cs="Times New Roman"/>
+        </w:rPr>
+        <w:t>？</w:t>
+      </w:r>
+      <w:r>
+        <w:rPr>
+          <w:rFonts w:hint="eastAsia" w:ascii="Times New Roman" w:hAnsi="Times New Roman" w:eastAsia="FangSong" w:cs="Times New Roman"/>
+        </w:rPr>
+        <w:t>但</w:t>
+      </w:r>
+      <w:r>
+        <w:rPr>
+          <w:rFonts w:ascii="Times New Roman" w:hAnsi="Times New Roman" w:eastAsia="Times New Roman" w:cs="Times New Roman"/>
+        </w:rPr>
+        <w:t xml:space="preserve"> Ph </w:t>
+      </w:r>
+      <w:r>
+        <w:rPr>
+          <w:rFonts w:hint="eastAsia" w:ascii="Times New Roman" w:hAnsi="Times New Roman" w:eastAsia="FangSong" w:cs="Times New Roman"/>
+        </w:rPr>
+        <w:t xml:space="preserve">迁移后产物是</w:t>
+      </w:r>
+      <w:r>
+        <w:rPr>
+          <w:rFonts w:ascii="Times New Roman" w:hAnsi="Times New Roman" w:eastAsia="Times New Roman" w:cs="Times New Roman"/>
+        </w:rPr>
+        <w:t xml:space="preserve"> Ph</w:t>
+      </w:r>
+      <w:r>
+        <w:rPr>
+          <w:rFonts w:ascii="Times New Roman" w:hAnsi="Times New Roman" w:eastAsia="Times New Roman" w:cs="Times New Roman"/>
+          <w:vertAlign w:val="subscript"/>
+        </w:rPr>
+        <w:t>2</w:t>
+      </w:r>
+      <w:r>
+        <w:rPr>
+          <w:rFonts w:ascii="Times New Roman" w:hAnsi="Times New Roman" w:eastAsia="Times New Roman" w:cs="Times New Roman"/>
+        </w:rPr>
+        <w:t xml:space="preserve">C=O + </w:t>
+      </w:r>
+      <w:r>
+        <w:rPr>
+          <w:rFonts w:hint="eastAsia" w:ascii="Times New Roman" w:hAnsi="Times New Roman" w:eastAsia="Times New Roman" w:cs="Times New Roman"/>
+        </w:rPr>
+        <w:t>…，</w:t>
+      </w:r>
+      <w:r>
+        <w:rPr>
+          <w:rFonts w:hint="eastAsia" w:ascii="Times New Roman" w:hAnsi="Times New Roman" w:eastAsia="FangSong" w:cs="Times New Roman"/>
+        </w:rPr>
+        <w:t>需要具体分析</w:t>
+      </w:r>
+      <w:r>
+        <w:rPr>
+          <w:rFonts w:hint="eastAsia" w:ascii="Times New Roman" w:hAnsi="Times New Roman" w:eastAsia="Times New Roman" w:cs="Times New Roman"/>
+        </w:rPr>
+        <w:t>。</w:t>
+      </w:r>
+    </w:p>
+    <w:p>
+      <w:pPr>
+        <w:pStyle w:val="Compact"/>
+        <w:numPr>
+          <w:ilvl w:val="1"/>
+          <w:numId w:val="1012"/>
+        </w:numPr>
+      </w:pPr>
+      <w:r>
+        <w:rPr>
+          <w:rFonts w:hint="eastAsia" w:ascii="Times New Roman" w:hAnsi="Times New Roman" w:eastAsia="FangSong" w:cs="Times New Roman"/>
+        </w:rPr>
+        <w:t>实际上</w:t>
+      </w:r>
+      <w:r>
+        <w:rPr>
+          <w:rFonts w:hint="eastAsia" w:ascii="Times New Roman" w:hAnsi="Times New Roman" w:eastAsia="Times New Roman" w:cs="Times New Roman"/>
+        </w:rPr>
+        <w:t>：Ph</w:t>
+      </w:r>
+      <w:r>
+        <w:rPr>
+          <w:rFonts w:hint="eastAsia" w:ascii="Times New Roman" w:hAnsi="Times New Roman" w:eastAsia="Times New Roman" w:cs="Times New Roman"/>
+          <w:vertAlign w:val="subscript"/>
+        </w:rPr>
+        <w:t>2</w:t>
+      </w:r>
+      <w:r>
+        <w:rPr>
+          <w:rFonts w:hint="eastAsia" w:ascii="Times New Roman" w:hAnsi="Times New Roman" w:eastAsia="Times New Roman" w:cs="Times New Roman"/>
+        </w:rPr>
+        <w:t>C</w:t>
+      </w:r>
+      <w:r>
+        <w:rPr>
+          <w:rFonts w:hint="eastAsia" w:ascii="Times New Roman" w:hAnsi="Times New Roman" w:eastAsia="Times New Roman" w:cs="Times New Roman"/>
+          <w:vertAlign w:val="superscript"/>
+        </w:rPr>
+        <w:t>+</w:t>
+      </w:r>
+      <w:r>
+        <w:rPr>
+          <w:rFonts w:ascii="Times New Roman" w:hAnsi="Times New Roman" w:eastAsia="Times New Roman" w:cs="Times New Roman"/>
+        </w:rPr>
+        <w:t xml:space="preserve"> </w:t>
+      </w:r>
+      <w:r>
+        <w:rPr>
+          <w:rFonts w:hint="eastAsia" w:ascii="Times New Roman" w:hAnsi="Times New Roman" w:eastAsia="FangSong" w:cs="Times New Roman"/>
+        </w:rPr>
+        <w:t xml:space="preserve">中的正电荷被两个</w:t>
+      </w:r>
+      <w:r>
+        <w:rPr>
+          <w:rFonts w:ascii="Times New Roman" w:hAnsi="Times New Roman" w:eastAsia="Times New Roman" w:cs="Times New Roman"/>
+        </w:rPr>
+        <w:t xml:space="preserve"> Ph </w:t>
+      </w:r>
+      <w:r>
+        <w:rPr>
+          <w:rFonts w:hint="eastAsia" w:ascii="Times New Roman" w:hAnsi="Times New Roman" w:eastAsia="FangSong" w:cs="Times New Roman"/>
+        </w:rPr>
+        <w:t>稳定</w:t>
+      </w:r>
+      <w:r>
+        <w:rPr>
+          <w:rFonts w:hint="eastAsia" w:ascii="Times New Roman" w:hAnsi="Times New Roman" w:eastAsia="Times New Roman" w:cs="Times New Roman"/>
+        </w:rPr>
+        <w:t>，C-C</w:t>
+      </w:r>
+      <w:r>
+        <w:rPr>
+          <w:rFonts w:ascii="Times New Roman" w:hAnsi="Times New Roman" w:eastAsia="Times New Roman" w:cs="Times New Roman"/>
+        </w:rPr>
+        <w:t xml:space="preserve"> </w:t>
+      </w:r>
+      <w:r>
+        <w:rPr>
+          <w:rFonts w:hint="eastAsia" w:ascii="Times New Roman" w:hAnsi="Times New Roman" w:eastAsia="FangSong" w:cs="Times New Roman"/>
+        </w:rPr>
+        <w:t xml:space="preserve">键迁移形成新</w:t>
+      </w:r>
+      <w:r>
+        <w:rPr>
+          <w:rFonts w:ascii="Times New Roman" w:hAnsi="Times New Roman" w:eastAsia="Times New Roman" w:cs="Times New Roman"/>
+        </w:rPr>
+        <w:t xml:space="preserve"> C=O → </w:t>
+      </w:r>
+      <w:r>
+        <w:rPr>
+          <w:rFonts w:hint="eastAsia" w:ascii="Times New Roman" w:hAnsi="Times New Roman" w:eastAsia="FangSong" w:cs="Times New Roman"/>
+        </w:rPr>
+        <w:t>甲基</w:t>
+      </w:r>
+      <w:r>
+        <w:rPr>
+          <w:rFonts w:hint="eastAsia" w:ascii="Times New Roman" w:hAnsi="Times New Roman" w:eastAsia="Times New Roman" w:cs="Times New Roman"/>
+        </w:rPr>
+        <w:t>（Me）</w:t>
+      </w:r>
+      <w:r>
+        <w:rPr>
+          <w:rFonts w:hint="eastAsia" w:ascii="Times New Roman" w:hAnsi="Times New Roman" w:eastAsia="FangSong" w:cs="Times New Roman"/>
+        </w:rPr>
+        <w:t>从邻位迁移到</w:t>
+      </w:r>
+      <w:r>
+        <w:rPr>
+          <w:rFonts w:ascii="Times New Roman" w:hAnsi="Times New Roman" w:eastAsia="Times New Roman" w:cs="Times New Roman"/>
+        </w:rPr>
+        <w:t xml:space="preserve"> C-1 → </w:t>
+      </w:r>
+      <w:r>
+        <w:rPr>
+          <w:rFonts w:hint="eastAsia" w:ascii="Times New Roman" w:hAnsi="Times New Roman" w:eastAsia="FangSong" w:cs="Times New Roman"/>
+        </w:rPr>
+        <w:t xml:space="preserve">生成</w:t>
+      </w:r>
+      <w:r>
+        <w:rPr>
+          <w:rFonts w:ascii="Times New Roman" w:hAnsi="Times New Roman" w:eastAsia="Times New Roman" w:cs="Times New Roman"/>
+        </w:rPr>
+        <w:t xml:space="preserve"> Ph</w:t>
+      </w:r>
+      <w:r>
+        <w:rPr>
+          <w:rFonts w:ascii="Times New Roman" w:hAnsi="Times New Roman" w:eastAsia="Times New Roman" w:cs="Times New Roman"/>
+          <w:vertAlign w:val="subscript"/>
+        </w:rPr>
+        <w:t>2</w:t>
+      </w:r>
+      <w:r>
+        <w:rPr>
+          <w:rFonts w:ascii="Times New Roman" w:hAnsi="Times New Roman" w:eastAsia="Times New Roman" w:cs="Times New Roman"/>
+        </w:rPr>
+        <w:t>C(CH</w:t>
+      </w:r>
+      <w:r>
+        <w:rPr>
+          <w:rFonts w:ascii="Times New Roman" w:hAnsi="Times New Roman" w:eastAsia="Times New Roman" w:cs="Times New Roman"/>
+          <w:vertAlign w:val="subscript"/>
+        </w:rPr>
+        <w:t>3</w:t>
+      </w:r>
+      <w:r>
+        <w:rPr>
+          <w:rFonts w:ascii="Times New Roman" w:hAnsi="Times New Roman" w:eastAsia="Times New Roman" w:cs="Times New Roman"/>
+        </w:rPr>
+        <w:t>)-C(=O)-CH</w:t>
+      </w:r>
+      <w:r>
+        <w:rPr>
+          <w:rFonts w:ascii="Times New Roman" w:hAnsi="Times New Roman" w:eastAsia="Times New Roman" w:cs="Times New Roman"/>
+          <w:vertAlign w:val="subscript"/>
+        </w:rPr>
+        <w:t>3</w:t>
+      </w:r>
+    </w:p>
+    <w:p>
+      <w:pPr>
+        <w:pStyle w:val="Compact"/>
+        <w:numPr>
+          <w:ilvl w:val="0"/>
+          <w:numId w:val="1010"/>
+        </w:numPr>
+      </w:pPr>
+      <w:r>
+        <w:rPr>
+          <w:rFonts w:hint="eastAsia" w:ascii="Times New Roman" w:hAnsi="Times New Roman" w:eastAsia="FangSong" w:cs="Times New Roman"/>
+        </w:rPr>
+        <w:t xml:space="preserve">产物为</w:t>
+      </w:r>
+      <w:r>
+        <w:rPr>
+          <w:rFonts w:ascii="Times New Roman" w:hAnsi="Times New Roman" w:eastAsia="Times New Roman" w:cs="Times New Roman"/>
+        </w:rPr>
+        <w:t xml:space="preserve"> </w:t>
+      </w:r>
+      <w:r>
+        <w:rPr>
+          <w:rFonts w:hint="eastAsia" w:ascii="Times New Roman" w:hAnsi="Times New Roman" w:eastAsia="Times New Roman" w:cs="Times New Roman"/>
+          <w:b/>
+          <w:bCs/>
+        </w:rPr>
+        <w:t>3,3-</w:t>
+      </w:r>
+      <w:r>
+        <w:rPr>
+          <w:rFonts w:hint="eastAsia" w:ascii="Times New Roman" w:hAnsi="Times New Roman" w:eastAsia="FangSong" w:cs="Times New Roman"/>
+          <w:b/>
+          <w:bCs/>
+        </w:rPr>
+        <w:t>二苯基</w:t>
+      </w:r>
+      <w:r>
+        <w:rPr>
+          <w:rFonts w:hint="eastAsia" w:ascii="Times New Roman" w:hAnsi="Times New Roman" w:eastAsia="Times New Roman" w:cs="Times New Roman"/>
+          <w:b/>
+          <w:bCs/>
+        </w:rPr>
+        <w:t>-2-</w:t>
+      </w:r>
+      <w:r>
+        <w:rPr>
+          <w:rFonts w:hint="eastAsia" w:ascii="Times New Roman" w:hAnsi="Times New Roman" w:eastAsia="FangSong" w:cs="Times New Roman"/>
+          <w:b/>
+          <w:bCs/>
+        </w:rPr>
+        <w:t>丁酮</w:t>
+      </w:r>
+      <w:r>
+        <w:rPr>
+          <w:rFonts w:hint="eastAsia" w:ascii="Times New Roman" w:hAnsi="Times New Roman" w:eastAsia="Times New Roman" w:cs="Times New Roman"/>
+        </w:rPr>
+        <w:t>（Ph</w:t>
+      </w:r>
+      <w:r>
+        <w:rPr>
+          <w:rFonts w:hint="eastAsia" w:ascii="Times New Roman" w:hAnsi="Times New Roman" w:eastAsia="Times New Roman" w:cs="Times New Roman"/>
+          <w:vertAlign w:val="subscript"/>
+        </w:rPr>
+        <w:t>2</w:t>
+      </w:r>
+      <w:r>
+        <w:rPr>
+          <w:rFonts w:hint="eastAsia" w:ascii="Times New Roman" w:hAnsi="Times New Roman" w:eastAsia="Times New Roman" w:cs="Times New Roman"/>
+        </w:rPr>
+        <w:t>C(CH</w:t>
+      </w:r>
+      <w:r>
+        <w:rPr>
+          <w:rFonts w:hint="eastAsia" w:ascii="Times New Roman" w:hAnsi="Times New Roman" w:eastAsia="Times New Roman" w:cs="Times New Roman"/>
+          <w:vertAlign w:val="subscript"/>
+        </w:rPr>
+        <w:t>3</w:t>
+      </w:r>
+      <w:r>
+        <w:rPr>
+          <w:rFonts w:hint="eastAsia" w:ascii="Times New Roman" w:hAnsi="Times New Roman" w:eastAsia="Times New Roman" w:cs="Times New Roman"/>
+        </w:rPr>
+        <w:t>)-CO-CH</w:t>
+      </w:r>
+      <w:r>
+        <w:rPr>
+          <w:rFonts w:hint="eastAsia" w:ascii="Times New Roman" w:hAnsi="Times New Roman" w:eastAsia="Times New Roman" w:cs="Times New Roman"/>
+          <w:vertAlign w:val="subscript"/>
+        </w:rPr>
+        <w:t>3</w:t>
+      </w:r>
+      <w:r>
+        <w:rPr>
+          <w:rFonts w:hint="eastAsia" w:ascii="Times New Roman" w:hAnsi="Times New Roman" w:eastAsia="Times New Roman" w:cs="Times New Roman"/>
+        </w:rPr>
+        <w:t>）——</w:t>
+      </w:r>
+      <w:r>
+        <w:rPr>
+          <w:rFonts w:hint="eastAsia" w:ascii="Times New Roman" w:hAnsi="Times New Roman" w:eastAsia="FangSong" w:cs="Times New Roman"/>
+        </w:rPr>
+        <w:t>碳数守恒</w:t>
+      </w:r>
+      <w:r>
+        <w:rPr>
+          <w:rFonts w:hint="eastAsia" w:ascii="Times New Roman" w:hAnsi="Times New Roman" w:eastAsia="Times New Roman" w:cs="Times New Roman"/>
+        </w:rPr>
+        <w:t>（</w:t>
+      </w:r>
+      <w:r>
+        <w:rPr>
+          <w:rFonts w:hint="eastAsia" w:ascii="Times New Roman" w:hAnsi="Times New Roman" w:eastAsia="FangSong" w:cs="Times New Roman"/>
+        </w:rPr>
+        <w:t>底物</w:t>
+      </w:r>
+      <w:r>
+        <w:rPr>
+          <w:rFonts w:ascii="Times New Roman" w:hAnsi="Times New Roman" w:eastAsia="Times New Roman" w:cs="Times New Roman"/>
+        </w:rPr>
+        <w:t xml:space="preserve"> C</w:t>
+      </w:r>
+      <w:r>
+        <w:rPr>
+          <w:rFonts w:ascii="Times New Roman" w:hAnsi="Times New Roman" w:eastAsia="Times New Roman" w:cs="Times New Roman"/>
+          <w:vertAlign w:val="subscript"/>
+        </w:rPr>
+        <w:t>16</w:t>
+      </w:r>
+      <w:r>
+        <w:rPr>
+          <w:rFonts w:ascii="Times New Roman" w:hAnsi="Times New Roman" w:eastAsia="Times New Roman" w:cs="Times New Roman"/>
+        </w:rPr>
+        <w:t>H</w:t>
+      </w:r>
+      <w:r>
+        <w:rPr>
+          <w:rFonts w:ascii="Times New Roman" w:hAnsi="Times New Roman" w:eastAsia="Times New Roman" w:cs="Times New Roman"/>
+          <w:vertAlign w:val="subscript"/>
+        </w:rPr>
+        <w:t>18</w:t>
+      </w:r>
+      <w:r>
+        <w:rPr>
+          <w:rFonts w:ascii="Times New Roman" w:hAnsi="Times New Roman" w:eastAsia="Times New Roman" w:cs="Times New Roman"/>
+        </w:rPr>
+        <w:t>O</w:t>
+      </w:r>
+      <w:r>
+        <w:rPr>
+          <w:rFonts w:ascii="Times New Roman" w:hAnsi="Times New Roman" w:eastAsia="Times New Roman" w:cs="Times New Roman"/>
+          <w:vertAlign w:val="subscript"/>
+        </w:rPr>
+        <w:t>2</w:t>
+      </w:r>
+      <w:r>
+        <w:rPr>
+          <w:rFonts w:ascii="Times New Roman" w:hAnsi="Times New Roman" w:eastAsia="Times New Roman" w:cs="Times New Roman"/>
+        </w:rPr>
+        <w:t xml:space="preserve"> → </w:t>
+      </w:r>
+      <w:r>
+        <w:rPr>
+          <w:rFonts w:hint="eastAsia" w:ascii="Times New Roman" w:hAnsi="Times New Roman" w:eastAsia="FangSong" w:cs="Times New Roman"/>
+        </w:rPr>
+        <w:t xml:space="preserve">产物</w:t>
+      </w:r>
+      <w:r>
+        <w:rPr>
+          <w:rFonts w:ascii="Times New Roman" w:hAnsi="Times New Roman" w:eastAsia="Times New Roman" w:cs="Times New Roman"/>
+        </w:rPr>
+        <w:t xml:space="preserve"> C</w:t>
+      </w:r>
+      <w:r>
+        <w:rPr>
+          <w:rFonts w:ascii="Times New Roman" w:hAnsi="Times New Roman" w:eastAsia="Times New Roman" w:cs="Times New Roman"/>
+          <w:vertAlign w:val="subscript"/>
+        </w:rPr>
+        <w:t>16</w:t>
+      </w:r>
+      <w:r>
+        <w:rPr>
+          <w:rFonts w:ascii="Times New Roman" w:hAnsi="Times New Roman" w:eastAsia="Times New Roman" w:cs="Times New Roman"/>
+        </w:rPr>
+        <w:t>H</w:t>
+      </w:r>
+      <w:r>
+        <w:rPr>
+          <w:rFonts w:ascii="Times New Roman" w:hAnsi="Times New Roman" w:eastAsia="Times New Roman" w:cs="Times New Roman"/>
+          <w:vertAlign w:val="subscript"/>
+        </w:rPr>
+        <w:t>16</w:t>
+      </w:r>
+      <w:r>
+        <w:rPr>
+          <w:rFonts w:ascii="Times New Roman" w:hAnsi="Times New Roman" w:eastAsia="Times New Roman" w:cs="Times New Roman"/>
+        </w:rPr>
+        <w:t xml:space="preserve">O + </w:t>
+      </w:r>
+      <w:r>
+        <w:rPr>
+          <w:rFonts w:hint="eastAsia" w:ascii="Times New Roman" w:hAnsi="Times New Roman" w:eastAsia="Times New Roman" w:cs="Times New Roman"/>
+        </w:rPr>
+        <w:t>H</w:t>
+      </w:r>
+      <w:r>
+        <w:rPr>
+          <w:rFonts w:hint="eastAsia" w:ascii="Times New Roman" w:hAnsi="Times New Roman" w:eastAsia="Times New Roman" w:cs="Times New Roman"/>
+          <w:vertAlign w:val="subscript"/>
+        </w:rPr>
+        <w:t>2</w:t>
+      </w:r>
+      <w:r>
+        <w:rPr>
+          <w:rFonts w:hint="eastAsia" w:ascii="Times New Roman" w:hAnsi="Times New Roman" w:eastAsia="Times New Roman" w:cs="Times New Roman"/>
+        </w:rPr>
+        <w:t>O），</w:t>
+      </w:r>
+      <w:r>
+        <w:rPr>
+          <w:rFonts w:hint="eastAsia" w:ascii="Times New Roman" w:hAnsi="Times New Roman" w:eastAsia="FangSong" w:cs="Times New Roman"/>
+        </w:rPr>
+        <w:t>不是</w:t>
+      </w:r>
+      <w:r>
+        <w:rPr>
+          <w:rFonts w:ascii="Times New Roman" w:hAnsi="Times New Roman" w:eastAsia="Times New Roman" w:cs="Times New Roman"/>
+        </w:rPr>
+        <w:t xml:space="preserve"> </w:t>
+      </w:r>
+      <w:r>
+        <w:rPr>
+          <w:rFonts w:hint="eastAsia" w:ascii="Times New Roman" w:hAnsi="Times New Roman" w:eastAsia="Times New Roman" w:cs="Times New Roman"/>
+        </w:rPr>
+        <w:t>Ph</w:t>
+      </w:r>
+      <w:r>
+        <w:rPr>
+          <w:rFonts w:hint="eastAsia" w:ascii="Times New Roman" w:hAnsi="Times New Roman" w:eastAsia="Times New Roman" w:cs="Times New Roman"/>
+          <w:vertAlign w:val="subscript"/>
+        </w:rPr>
+        <w:t>2</w:t>
+      </w:r>
+      <w:r>
+        <w:rPr>
+          <w:rFonts w:hint="eastAsia" w:ascii="Times New Roman" w:hAnsi="Times New Roman" w:eastAsia="Times New Roman" w:cs="Times New Roman"/>
+        </w:rPr>
+        <w:t>CH-CO-CH</w:t>
+      </w:r>
+      <w:r>
+        <w:rPr>
+          <w:rFonts w:hint="eastAsia" w:ascii="Times New Roman" w:hAnsi="Times New Roman" w:eastAsia="Times New Roman" w:cs="Times New Roman"/>
+          <w:vertAlign w:val="subscript"/>
+        </w:rPr>
+        <w:t>3</w:t>
+      </w:r>
+      <w:r>
+        <w:rPr>
+          <w:rFonts w:hint="eastAsia" w:ascii="Times New Roman" w:hAnsi="Times New Roman" w:eastAsia="Times New Roman" w:cs="Times New Roman"/>
+        </w:rPr>
+        <w:t>（</w:t>
+      </w:r>
+      <w:r>
+        <w:rPr>
+          <w:rFonts w:hint="eastAsia" w:ascii="Times New Roman" w:hAnsi="Times New Roman" w:eastAsia="FangSong" w:cs="Times New Roman"/>
+        </w:rPr>
+        <w:t>那会少一个</w:t>
+      </w:r>
+      <w:r>
+        <w:rPr>
+          <w:rFonts w:ascii="Times New Roman" w:hAnsi="Times New Roman" w:eastAsia="Times New Roman" w:cs="Times New Roman"/>
+        </w:rPr>
+        <w:t xml:space="preserve"> </w:t>
+      </w:r>
+      <w:r>
+        <w:rPr>
+          <w:rFonts w:hint="eastAsia" w:ascii="Times New Roman" w:hAnsi="Times New Roman" w:eastAsia="Times New Roman" w:cs="Times New Roman"/>
+        </w:rPr>
+        <w:t>CH</w:t>
+      </w:r>
+      <w:r>
+        <w:rPr>
+          <w:rFonts w:hint="eastAsia" w:ascii="Times New Roman" w:hAnsi="Times New Roman" w:eastAsia="Times New Roman" w:cs="Times New Roman"/>
+          <w:vertAlign w:val="subscript"/>
+        </w:rPr>
+        <w:t>3</w:t>
+      </w:r>
+      <w:r>
+        <w:rPr>
+          <w:rFonts w:hint="eastAsia" w:ascii="Times New Roman" w:hAnsi="Times New Roman" w:eastAsia="Times New Roman" w:cs="Times New Roman"/>
+        </w:rPr>
+        <w:t>）</w:t>
+      </w:r>
+    </w:p>
+    <w:p>
+      <w:pPr>
+        <w:pStyle w:val="FirstParagraph"/>
       </w:pPr>
       <w:r>
         <w:rPr>
@@ -28189,189 +27808,13 @@
         </w:rPr>
         <w:t xml:space="preserve">：</w:t>
       </w:r>
-      <w:r>
-        <w:rPr>
-          <w:rFonts w:ascii="Times New Roman" w:hAnsi="Times New Roman" w:eastAsia="Times New Roman" w:cs="Times New Roman"/>
-        </w:rPr>
-        <w:t xml:space="preserve"> </w:t>
-      </w:r>
-      <w:r>
-        <w:rPr>
-          <w:rFonts w:ascii="Times New Roman" w:hAnsi="Times New Roman" w:eastAsia="Times New Roman" w:cs="Times New Roman"/>
-        </w:rPr>
-        <w:t xml:space="preserve">1.</w:t>
-      </w:r>
-      <w:r>
-        <w:rPr>
-          <w:rFonts w:ascii="Times New Roman" w:hAnsi="Times New Roman" w:eastAsia="Times New Roman" w:cs="Times New Roman"/>
-        </w:rPr>
-        <w:t xml:space="preserve"> </w:t>
-      </w:r>
-      <w:r>
-        <w:rPr>
-          <w:rFonts w:hint="eastAsia" w:ascii="Times New Roman" w:hAnsi="Times New Roman" w:eastAsia="FangSong" w:cs="Times New Roman"/>
-          <w:b/>
-          <w:bCs/>
-        </w:rPr>
-        <w:t xml:space="preserve">错误辨认</w:t>
-      </w:r>
-      <w:r>
-        <w:rPr>
-          <w:rFonts w:hint="eastAsia" w:ascii="Times New Roman" w:hAnsi="Times New Roman" w:eastAsia="Times New Roman" w:cs="Times New Roman"/>
-        </w:rPr>
-        <w:t>：</w:t>
-      </w:r>
-      <w:r>
-        <w:rPr>
-          <w:rFonts w:hint="eastAsia" w:ascii="Times New Roman" w:hAnsi="Times New Roman" w:eastAsia="FangSong" w:cs="Times New Roman"/>
-        </w:rPr>
-        <w:t>该同学的</w:t>
-      </w:r>
-      <w:r>
-        <w:rPr>
-          <w:rFonts w:hint="eastAsia" w:ascii="Times New Roman" w:hAnsi="Times New Roman" w:eastAsia="Times New Roman" w:cs="Times New Roman"/>
-        </w:rPr>
-        <w:t>”</w:t>
-      </w:r>
-      <w:r>
-        <w:rPr>
-          <w:rFonts w:hint="eastAsia" w:ascii="Times New Roman" w:hAnsi="Times New Roman" w:eastAsia="FangSong" w:cs="Times New Roman"/>
-        </w:rPr>
-        <w:t>碳正离子机理</w:t>
-      </w:r>
-      <w:r>
-        <w:rPr>
-          <w:rFonts w:hint="eastAsia" w:ascii="Times New Roman" w:hAnsi="Times New Roman" w:eastAsia="Times New Roman" w:cs="Times New Roman"/>
-        </w:rPr>
-        <w:t>”</w:t>
-      </w:r>
-      <w:r>
-        <w:rPr>
-          <w:rFonts w:hint="eastAsia" w:ascii="Times New Roman" w:hAnsi="Times New Roman" w:eastAsia="FangSong" w:cs="Times New Roman"/>
-        </w:rPr>
-        <w:t>有三个致命问题</w:t>
-      </w:r>
-      <w:r>
-        <w:rPr>
-          <w:rFonts w:hint="eastAsia" w:ascii="Times New Roman" w:hAnsi="Times New Roman" w:eastAsia="Times New Roman" w:cs="Times New Roman"/>
-        </w:rPr>
-        <w:t>：</w:t>
-      </w:r>
-      <w:r>
-        <w:rPr>
-          <w:rFonts w:ascii="Times New Roman" w:hAnsi="Times New Roman" w:eastAsia="Times New Roman" w:cs="Times New Roman"/>
-        </w:rPr>
-        <w:t xml:space="preserve"> </w:t>
-      </w:r>
-      <w:r>
-        <w:rPr>
-          <w:rFonts w:ascii="Times New Roman" w:hAnsi="Times New Roman" w:eastAsia="Times New Roman" w:cs="Times New Roman"/>
-        </w:rPr>
-        <w:t xml:space="preserve">- O-C </w:t>
-      </w:r>
-      <w:r>
-        <w:rPr>
-          <w:rFonts w:hint="eastAsia" w:ascii="Times New Roman" w:hAnsi="Times New Roman" w:eastAsia="FangSong" w:cs="Times New Roman"/>
-        </w:rPr>
-        <w:t>键断裂需要高温且无酸</w:t>
-      </w:r>
-      <w:r>
-        <w:rPr>
-          <w:rFonts w:hint="eastAsia" w:ascii="Times New Roman" w:hAnsi="Times New Roman" w:eastAsia="Times New Roman" w:cs="Times New Roman"/>
-        </w:rPr>
-        <w:t>，</w:t>
-      </w:r>
-      <w:r>
-        <w:rPr>
-          <w:rFonts w:hint="eastAsia" w:ascii="Times New Roman" w:hAnsi="Times New Roman" w:eastAsia="FangSong" w:cs="Times New Roman"/>
-        </w:rPr>
-        <w:t>极难生成碳正离子</w:t>
-      </w:r>
-      <w:r>
-        <w:rPr>
-          <w:rFonts w:ascii="Times New Roman" w:hAnsi="Times New Roman" w:eastAsia="Times New Roman" w:cs="Times New Roman"/>
-        </w:rPr>
-        <w:t xml:space="preserve"> </w:t>
-      </w:r>
-      <w:r>
-        <w:rPr>
-          <w:rFonts w:ascii="Times New Roman" w:hAnsi="Times New Roman" w:eastAsia="Times New Roman" w:cs="Times New Roman"/>
-        </w:rPr>
-        <w:t xml:space="preserve">- </w:t>
-      </w:r>
-      <w:r>
-        <w:rPr>
-          <w:rFonts w:hint="eastAsia" w:ascii="Times New Roman" w:hAnsi="Times New Roman" w:eastAsia="FangSong" w:cs="Times New Roman"/>
-        </w:rPr>
-        <w:t>碳正离子机理预测产物不受</w:t>
-      </w:r>
-      <w:r>
-        <w:rPr>
-          <w:rFonts w:hint="eastAsia" w:ascii="Times New Roman" w:hAnsi="Times New Roman" w:eastAsia="Times New Roman" w:cs="Times New Roman"/>
-        </w:rPr>
-        <w:t>”</w:t>
-      </w:r>
-      <w:r>
-        <w:rPr>
-          <w:rFonts w:hint="eastAsia" w:ascii="Times New Roman" w:hAnsi="Times New Roman" w:eastAsia="FangSong" w:cs="Times New Roman"/>
-        </w:rPr>
-        <w:t>邻位优先</w:t>
-      </w:r>
-      <w:r>
-        <w:rPr>
-          <w:rFonts w:hint="eastAsia" w:ascii="Times New Roman" w:hAnsi="Times New Roman" w:eastAsia="Times New Roman" w:cs="Times New Roman"/>
-        </w:rPr>
-        <w:t>”</w:t>
-      </w:r>
-      <w:r>
-        <w:rPr>
-          <w:rFonts w:hint="eastAsia" w:ascii="Times New Roman" w:hAnsi="Times New Roman" w:eastAsia="FangSong" w:cs="Times New Roman"/>
-        </w:rPr>
-        <w:t>限制</w:t>
-      </w:r>
-      <w:r>
-        <w:rPr>
-          <w:rFonts w:hint="eastAsia" w:ascii="Times New Roman" w:hAnsi="Times New Roman" w:eastAsia="Times New Roman" w:cs="Times New Roman"/>
-        </w:rPr>
-        <w:t>（</w:t>
-      </w:r>
-      <w:r>
-        <w:rPr>
-          <w:rFonts w:hint="eastAsia" w:ascii="Times New Roman" w:hAnsi="Times New Roman" w:eastAsia="FangSong" w:cs="Times New Roman"/>
-        </w:rPr>
-        <w:t>可能多种产物</w:t>
-      </w:r>
-      <w:r>
-        <w:rPr>
-          <w:rFonts w:hint="eastAsia" w:ascii="Times New Roman" w:hAnsi="Times New Roman" w:eastAsia="Times New Roman" w:cs="Times New Roman"/>
-        </w:rPr>
-        <w:t>）</w:t>
-      </w:r>
-      <w:r>
-        <w:rPr>
-          <w:rFonts w:ascii="Times New Roman" w:hAnsi="Times New Roman" w:eastAsia="Times New Roman" w:cs="Times New Roman"/>
-        </w:rPr>
-        <w:t xml:space="preserve"> </w:t>
-      </w:r>
-      <w:r>
-        <w:rPr>
-          <w:rFonts w:ascii="Times New Roman" w:hAnsi="Times New Roman" w:eastAsia="Times New Roman" w:cs="Times New Roman"/>
-        </w:rPr>
-        <w:t xml:space="preserve">- </w:t>
-      </w:r>
-      <w:r>
-        <w:rPr>
-          <w:rFonts w:hint="eastAsia" w:ascii="Times New Roman" w:hAnsi="Times New Roman" w:eastAsia="FangSong" w:cs="Times New Roman"/>
-        </w:rPr>
-        <w:t xml:space="preserve">无法解释该反应的立体专一性</w:t>
-      </w:r>
     </w:p>
     <w:p>
       <w:pPr>
         <w:pStyle w:val="Compact"/>
         <w:numPr>
           <w:ilvl w:val="0"/>
-          <w:numId w:val="1005"/>
+          <w:numId w:val="1013"/>
         </w:numPr>
       </w:pPr>
       <w:r>
@@ -28380,31 +27823,43 @@
           <w:b/>
           <w:bCs/>
         </w:rPr>
-        <w:t xml:space="preserve">正确机理</w:t>
-      </w:r>
-      <w:r>
-        <w:rPr>
-          <w:rFonts w:hint="eastAsia" w:ascii="Times New Roman" w:hAnsi="Times New Roman" w:eastAsia="Times New Roman" w:cs="Times New Roman"/>
-        </w:rPr>
-        <w:t>——</w:t>
-      </w:r>
-      <w:r>
-        <w:rPr>
-          <w:rFonts w:hint="eastAsia" w:ascii="Times New Roman" w:hAnsi="Times New Roman" w:eastAsia="FangSong" w:cs="Times New Roman"/>
-        </w:rPr>
-        <w:t>协同的</w:t>
-      </w:r>
-      <w:r>
-        <w:rPr>
-          <w:rFonts w:ascii="Times New Roman" w:hAnsi="Times New Roman" w:eastAsia="Times New Roman" w:cs="Times New Roman"/>
-        </w:rPr>
-        <w:t xml:space="preserve"> [3,3]-σ </w:t>
-      </w:r>
-      <w:r>
-        <w:rPr>
-          <w:rFonts w:hint="eastAsia" w:ascii="Times New Roman" w:hAnsi="Times New Roman" w:eastAsia="FangSong" w:cs="Times New Roman"/>
-        </w:rPr>
-        <w:t>迁移</w:t>
+        <w:t xml:space="preserve">错误辨认</w:t>
+      </w:r>
+      <w:r>
+        <w:rPr>
+          <w:rFonts w:hint="eastAsia" w:ascii="Times New Roman" w:hAnsi="Times New Roman" w:eastAsia="Times New Roman" w:cs="Times New Roman"/>
+        </w:rPr>
+        <w:t>：</w:t>
+      </w:r>
+      <w:r>
+        <w:rPr>
+          <w:rFonts w:hint="eastAsia" w:ascii="Times New Roman" w:hAnsi="Times New Roman" w:eastAsia="FangSong" w:cs="Times New Roman"/>
+        </w:rPr>
+        <w:t>该同学的</w:t>
+      </w:r>
+      <w:r>
+        <w:rPr>
+          <w:rFonts w:hint="eastAsia" w:ascii="Times New Roman" w:hAnsi="Times New Roman" w:eastAsia="Times New Roman" w:cs="Times New Roman"/>
+        </w:rPr>
+        <w:t>”</w:t>
+      </w:r>
+      <w:r>
+        <w:rPr>
+          <w:rFonts w:hint="eastAsia" w:ascii="Times New Roman" w:hAnsi="Times New Roman" w:eastAsia="FangSong" w:cs="Times New Roman"/>
+        </w:rPr>
+        <w:t>碳正离子机理</w:t>
+      </w:r>
+      <w:r>
+        <w:rPr>
+          <w:rFonts w:hint="eastAsia" w:ascii="Times New Roman" w:hAnsi="Times New Roman" w:eastAsia="Times New Roman" w:cs="Times New Roman"/>
+        </w:rPr>
+        <w:t>”</w:t>
+      </w:r>
+      <w:r>
+        <w:rPr>
+          <w:rFonts w:hint="eastAsia" w:ascii="Times New Roman" w:hAnsi="Times New Roman" w:eastAsia="FangSong" w:cs="Times New Roman"/>
+        </w:rPr>
+        <w:t>有三个致命问题</w:t>
       </w:r>
       <w:r>
         <w:rPr>
@@ -28415,203 +27870,107 @@
     </w:p>
     <w:p>
       <w:pPr>
-        <w:pStyle w:val="SourceCode"/>
+        <w:pStyle w:val="Compact"/>
+        <w:numPr>
+          <w:ilvl w:val="1"/>
+          <w:numId w:val="1014"/>
+        </w:numPr>
       </w:pPr>
       <w:r>
         <w:rPr>
-          <w:rStyle w:val="VerbatimChar"/>
-          <w:rFonts w:ascii="Times New Roman" w:hAnsi="Times New Roman" w:eastAsia="Times New Roman" w:cs="Times New Roman"/>
-        </w:rPr>
-        <w:t xml:space="preserve">   O-CH</w:t>
-      </w:r>
-      <w:r>
-        <w:rPr>
-          <w:rStyle w:val="VerbatimChar"/>
-          <w:rFonts w:ascii="Times New Roman" w:hAnsi="Times New Roman" w:eastAsia="Times New Roman" w:cs="Times New Roman"/>
-          <w:vertAlign w:val="subscript"/>
-        </w:rPr>
-        <w:t>2</w:t>
-      </w:r>
-      <w:r>
-        <w:rPr>
-          <w:rStyle w:val="VerbatimChar"/>
-          <w:rFonts w:ascii="Times New Roman" w:hAnsi="Times New Roman" w:eastAsia="Times New Roman" w:cs="Times New Roman"/>
-        </w:rPr>
-        <w:t>-CH=CH</w:t>
-      </w:r>
-      <w:r>
-        <w:rPr>
-          <w:rStyle w:val="VerbatimChar"/>
-          <w:rFonts w:ascii="Times New Roman" w:hAnsi="Times New Roman" w:eastAsia="Times New Roman" w:cs="Times New Roman"/>
-          <w:vertAlign w:val="subscript"/>
-        </w:rPr>
-        <w:t>2</w:t>
-      </w:r>
-      <w:r>
-        <w:rPr>
-          <w:rStyle w:val="VerbatimChar"/>
-          <w:rFonts w:ascii="Times New Roman" w:hAnsi="Times New Roman" w:eastAsia="Times New Roman" w:cs="Times New Roman"/>
-        </w:rPr>
-        <w:t xml:space="preserve">         [3,3]-σ          OH</w:t>
-      </w:r>
-      <w:r>
-        <w:rPr>
-          <w:rFonts w:ascii="Times New Roman" w:hAnsi="Times New Roman" w:eastAsia="Times New Roman" w:cs="Times New Roman"/>
-        </w:rPr>
-        <w:br/>
-      </w:r>
-      <w:r>
-        <w:rPr>
-          <w:rStyle w:val="VerbatimChar"/>
-          <w:rFonts w:ascii="Times New Roman" w:hAnsi="Times New Roman" w:eastAsia="Times New Roman" w:cs="Times New Roman"/>
-        </w:rPr>
-        <w:t xml:space="preserve">        │             </w:t>
-      </w:r>
-      <w:r>
-        <w:rPr>
-          <w:rStyle w:val="VerbatimChar"/>
-          <w:rFonts w:hint="eastAsia" w:ascii="Times New Roman" w:hAnsi="Times New Roman" w:eastAsia="FangSong" w:cs="Times New Roman"/>
-        </w:rPr>
-        <w:t>六元环</w:t>
-      </w:r>
-      <w:r>
-        <w:rPr>
-          <w:rStyle w:val="VerbatimChar"/>
-          <w:rFonts w:hint="eastAsia" w:ascii="Times New Roman" w:hAnsi="Times New Roman" w:eastAsia="Times New Roman" w:cs="Times New Roman"/>
-        </w:rPr>
-        <w:t>TS</w:t>
-      </w:r>
-      <w:r>
-        <w:rPr>
-          <w:rStyle w:val="VerbatimChar"/>
-          <w:rFonts w:ascii="Times New Roman" w:hAnsi="Times New Roman" w:eastAsia="Times New Roman" w:cs="Times New Roman"/>
-        </w:rPr>
-        <w:t xml:space="preserve">            │</w:t>
-      </w:r>
-      <w:r>
-        <w:rPr>
-          <w:rFonts w:ascii="Times New Roman" w:hAnsi="Times New Roman" w:eastAsia="Times New Roman" w:cs="Times New Roman"/>
-        </w:rPr>
-        <w:br/>
-      </w:r>
-      <w:r>
-        <w:rPr>
-          <w:rStyle w:val="VerbatimChar"/>
-          <w:rFonts w:ascii="Times New Roman" w:hAnsi="Times New Roman" w:eastAsia="Times New Roman" w:cs="Times New Roman"/>
-        </w:rPr>
-        <w:t xml:space="preserve">        │            →                    │</w:t>
-      </w:r>
-      <w:r>
-        <w:rPr>
-          <w:rFonts w:ascii="Times New Roman" w:hAnsi="Times New Roman" w:eastAsia="Times New Roman" w:cs="Times New Roman"/>
-        </w:rPr>
-        <w:br/>
-      </w:r>
-      <w:r>
-        <w:rPr>
-          <w:rStyle w:val="VerbatimChar"/>
-          <w:rFonts w:ascii="Times New Roman" w:hAnsi="Times New Roman" w:eastAsia="Times New Roman" w:cs="Times New Roman"/>
-        </w:rPr>
-        <w:t xml:space="preserve">       Δ (200°C)                      CH</w:t>
-      </w:r>
-      <w:r>
-        <w:rPr>
-          <w:rStyle w:val="VerbatimChar"/>
-          <w:rFonts w:ascii="Times New Roman" w:hAnsi="Times New Roman" w:eastAsia="Times New Roman" w:cs="Times New Roman"/>
-          <w:vertAlign w:val="subscript"/>
-        </w:rPr>
-        <w:t>2</w:t>
-      </w:r>
-      <w:r>
-        <w:rPr>
-          <w:rStyle w:val="VerbatimChar"/>
-          <w:rFonts w:ascii="Times New Roman" w:hAnsi="Times New Roman" w:eastAsia="Times New Roman" w:cs="Times New Roman"/>
-        </w:rPr>
-        <w:t>-CH=CH</w:t>
-      </w:r>
-      <w:r>
-        <w:rPr>
-          <w:rStyle w:val="VerbatimChar"/>
-          <w:rFonts w:ascii="Times New Roman" w:hAnsi="Times New Roman" w:eastAsia="Times New Roman" w:cs="Times New Roman"/>
-          <w:vertAlign w:val="subscript"/>
-        </w:rPr>
-        <w:t>2</w:t>
-      </w:r>
-      <w:r>
-        <w:rPr>
-          <w:rFonts w:ascii="Times New Roman" w:hAnsi="Times New Roman" w:eastAsia="Times New Roman" w:cs="Times New Roman"/>
-        </w:rPr>
-        <w:br/>
-      </w:r>
-      <w:r>
-        <w:rPr>
-          <w:rStyle w:val="VerbatimChar"/>
-          <w:rFonts w:ascii="Times New Roman" w:hAnsi="Times New Roman" w:eastAsia="Times New Roman" w:cs="Times New Roman"/>
-        </w:rPr>
-        <w:t xml:space="preserve">    └─── </w:t>
-      </w:r>
-      <w:r>
-        <w:rPr>
-          <w:rStyle w:val="VerbatimChar"/>
-          <w:rFonts w:hint="eastAsia" w:ascii="Times New Roman" w:hAnsi="Times New Roman" w:eastAsia="FangSong" w:cs="Times New Roman"/>
-        </w:rPr>
-        <w:t xml:space="preserve">烯丙基芳基醚</w:t>
-      </w:r>
-      <w:r>
-        <w:rPr>
-          <w:rStyle w:val="VerbatimChar"/>
-          <w:rFonts w:ascii="Times New Roman" w:hAnsi="Times New Roman" w:eastAsia="Times New Roman" w:cs="Times New Roman"/>
-        </w:rPr>
-        <w:t xml:space="preserve"> ──→ ── </w:t>
-      </w:r>
-      <w:r>
-        <w:rPr>
-          <w:rStyle w:val="VerbatimChar"/>
-          <w:rFonts w:hint="eastAsia" w:ascii="Times New Roman" w:hAnsi="Times New Roman" w:eastAsia="FangSong" w:cs="Times New Roman"/>
-        </w:rPr>
-        <w:t xml:space="preserve">邻烯丙基环己二烯酮</w:t>
-      </w:r>
-      <w:r>
-        <w:rPr>
-          <w:rStyle w:val="VerbatimChar"/>
-          <w:rFonts w:ascii="Times New Roman" w:hAnsi="Times New Roman" w:eastAsia="Times New Roman" w:cs="Times New Roman"/>
-        </w:rPr>
-        <w:t xml:space="preserve"> </w:t>
-      </w:r>
-      <w:r>
-        <w:rPr>
-          <w:rStyle w:val="VerbatimChar"/>
-          <w:rFonts w:hint="eastAsia" w:ascii="Times New Roman" w:hAnsi="Times New Roman" w:eastAsia="Times New Roman" w:cs="Times New Roman"/>
-        </w:rPr>
-        <w:t>──</w:t>
-      </w:r>
-      <w:r>
-        <w:rPr>
-          <w:rStyle w:val="VerbatimChar"/>
-          <w:rFonts w:hint="eastAsia" w:ascii="Times New Roman" w:hAnsi="Times New Roman" w:eastAsia="FangSong" w:cs="Times New Roman"/>
-        </w:rPr>
-        <w:t>互变异构</w:t>
-      </w:r>
-      <w:r>
-        <w:rPr>
-          <w:rStyle w:val="VerbatimChar"/>
-          <w:rFonts w:hint="eastAsia" w:ascii="Times New Roman" w:hAnsi="Times New Roman" w:eastAsia="Times New Roman" w:cs="Times New Roman"/>
-        </w:rPr>
-        <w:t>──→</w:t>
-      </w:r>
-      <w:r>
-        <w:rPr>
-          <w:rStyle w:val="VerbatimChar"/>
-          <w:rFonts w:ascii="Times New Roman" w:hAnsi="Times New Roman" w:eastAsia="Times New Roman" w:cs="Times New Roman"/>
-        </w:rPr>
-        <w:t xml:space="preserve"> </w:t>
-      </w:r>
-      <w:r>
-        <w:rPr>
-          <w:rStyle w:val="VerbatimChar"/>
-          <w:rFonts w:hint="eastAsia" w:ascii="Times New Roman" w:hAnsi="Times New Roman" w:eastAsia="FangSong" w:cs="Times New Roman"/>
-        </w:rPr>
-        <w:t xml:space="preserve">邻烯丙基苯酚</w:t>
+          <w:rFonts w:ascii="Times New Roman" w:hAnsi="Times New Roman" w:eastAsia="Times New Roman" w:cs="Times New Roman"/>
+        </w:rPr>
+        <w:t xml:space="preserve">O-C </w:t>
+      </w:r>
+      <w:r>
+        <w:rPr>
+          <w:rFonts w:hint="eastAsia" w:ascii="Times New Roman" w:hAnsi="Times New Roman" w:eastAsia="FangSong" w:cs="Times New Roman"/>
+        </w:rPr>
+        <w:t>键断裂需要高温且无酸</w:t>
+      </w:r>
+      <w:r>
+        <w:rPr>
+          <w:rFonts w:hint="eastAsia" w:ascii="Times New Roman" w:hAnsi="Times New Roman" w:eastAsia="Times New Roman" w:cs="Times New Roman"/>
+        </w:rPr>
+        <w:t>，</w:t>
+      </w:r>
+      <w:r>
+        <w:rPr>
+          <w:rFonts w:hint="eastAsia" w:ascii="Times New Roman" w:hAnsi="Times New Roman" w:eastAsia="FangSong" w:cs="Times New Roman"/>
+        </w:rPr>
+        <w:t>极难生成碳正离子</w:t>
+      </w:r>
+    </w:p>
+    <w:p>
+      <w:pPr>
+        <w:pStyle w:val="Compact"/>
+        <w:numPr>
+          <w:ilvl w:val="1"/>
+          <w:numId w:val="1014"/>
+        </w:numPr>
+      </w:pPr>
+      <w:r>
+        <w:rPr>
+          <w:rFonts w:hint="eastAsia" w:ascii="Times New Roman" w:hAnsi="Times New Roman" w:eastAsia="FangSong" w:cs="Times New Roman"/>
+        </w:rPr>
+        <w:t>碳正离子机理预测产物不受</w:t>
+      </w:r>
+      <w:r>
+        <w:rPr>
+          <w:rFonts w:hint="eastAsia" w:ascii="Times New Roman" w:hAnsi="Times New Roman" w:eastAsia="Times New Roman" w:cs="Times New Roman"/>
+        </w:rPr>
+        <w:t>”</w:t>
+      </w:r>
+      <w:r>
+        <w:rPr>
+          <w:rFonts w:hint="eastAsia" w:ascii="Times New Roman" w:hAnsi="Times New Roman" w:eastAsia="FangSong" w:cs="Times New Roman"/>
+        </w:rPr>
+        <w:t>邻位优先</w:t>
+      </w:r>
+      <w:r>
+        <w:rPr>
+          <w:rFonts w:hint="eastAsia" w:ascii="Times New Roman" w:hAnsi="Times New Roman" w:eastAsia="Times New Roman" w:cs="Times New Roman"/>
+        </w:rPr>
+        <w:t>”</w:t>
+      </w:r>
+      <w:r>
+        <w:rPr>
+          <w:rFonts w:hint="eastAsia" w:ascii="Times New Roman" w:hAnsi="Times New Roman" w:eastAsia="FangSong" w:cs="Times New Roman"/>
+        </w:rPr>
+        <w:t>限制</w:t>
+      </w:r>
+      <w:r>
+        <w:rPr>
+          <w:rFonts w:hint="eastAsia" w:ascii="Times New Roman" w:hAnsi="Times New Roman" w:eastAsia="Times New Roman" w:cs="Times New Roman"/>
+        </w:rPr>
+        <w:t>（</w:t>
+      </w:r>
+      <w:r>
+        <w:rPr>
+          <w:rFonts w:hint="eastAsia" w:ascii="Times New Roman" w:hAnsi="Times New Roman" w:eastAsia="FangSong" w:cs="Times New Roman"/>
+        </w:rPr>
+        <w:t>可能多种产物</w:t>
+      </w:r>
+      <w:r>
+        <w:rPr>
+          <w:rFonts w:hint="eastAsia" w:ascii="Times New Roman" w:hAnsi="Times New Roman" w:eastAsia="Times New Roman" w:cs="Times New Roman"/>
+        </w:rPr>
+        <w:t>）</w:t>
+      </w:r>
+    </w:p>
+    <w:p>
+      <w:pPr>
+        <w:pStyle w:val="Compact"/>
+        <w:numPr>
+          <w:ilvl w:val="1"/>
+          <w:numId w:val="1014"/>
+        </w:numPr>
+      </w:pPr>
+      <w:r>
+        <w:rPr>
+          <w:rFonts w:hint="eastAsia" w:ascii="Times New Roman" w:hAnsi="Times New Roman" w:eastAsia="FangSong" w:cs="Times New Roman"/>
+        </w:rPr>
+        <w:t xml:space="preserve">无法解释该反应的立体专一性</w:t>
       </w:r>
     </w:p>
     <w:p>
@@ -28619,26 +27978,247 @@
         <w:pStyle w:val="Compact"/>
         <w:numPr>
           <w:ilvl w:val="0"/>
-          <w:numId w:val="1006"/>
+          <w:numId w:val="1013"/>
         </w:numPr>
       </w:pPr>
       <w:r>
         <w:rPr>
           <w:rFonts w:hint="eastAsia" w:ascii="Times New Roman" w:hAnsi="Times New Roman" w:eastAsia="FangSong" w:cs="Times New Roman"/>
-        </w:rPr>
-        <w:t>六电子协同重组</w:t>
-      </w:r>
-      <w:r>
-        <w:rPr>
-          <w:rFonts w:hint="eastAsia" w:ascii="Times New Roman" w:hAnsi="Times New Roman" w:eastAsia="Times New Roman" w:cs="Times New Roman"/>
-        </w:rPr>
-        <w:t>，</w:t>
-      </w:r>
-      <w:r>
-        <w:rPr>
-          <w:rFonts w:hint="eastAsia" w:ascii="Times New Roman" w:hAnsi="Times New Roman" w:eastAsia="FangSong" w:cs="Times New Roman"/>
-        </w:rPr>
-        <w:t>无中间体</w:t>
+          <w:b/>
+          <w:bCs/>
+        </w:rPr>
+        <w:t xml:space="preserve">正确机理</w:t>
+      </w:r>
+      <w:r>
+        <w:rPr>
+          <w:rFonts w:hint="eastAsia" w:ascii="Times New Roman" w:hAnsi="Times New Roman" w:eastAsia="Times New Roman" w:cs="Times New Roman"/>
+        </w:rPr>
+        <w:t>——</w:t>
+      </w:r>
+      <w:r>
+        <w:rPr>
+          <w:rFonts w:hint="eastAsia" w:ascii="Times New Roman" w:hAnsi="Times New Roman" w:eastAsia="FangSong" w:cs="Times New Roman"/>
+        </w:rPr>
+        <w:t>协同的</w:t>
+      </w:r>
+      <w:r>
+        <w:rPr>
+          <w:rFonts w:ascii="Times New Roman" w:hAnsi="Times New Roman" w:eastAsia="Times New Roman" w:cs="Times New Roman"/>
+        </w:rPr>
+        <w:t xml:space="preserve"> [3,3]-σ </w:t>
+      </w:r>
+      <w:r>
+        <w:rPr>
+          <w:rFonts w:hint="eastAsia" w:ascii="Times New Roman" w:hAnsi="Times New Roman" w:eastAsia="FangSong" w:cs="Times New Roman"/>
+        </w:rPr>
+        <w:t>迁移</w:t>
+      </w:r>
+      <w:r>
+        <w:rPr>
+          <w:rFonts w:hint="eastAsia" w:ascii="Times New Roman" w:hAnsi="Times New Roman" w:eastAsia="Times New Roman" w:cs="Times New Roman"/>
+        </w:rPr>
+        <w:t>：</w:t>
+      </w:r>
+    </w:p>
+    <w:p>
+      <w:pPr>
+        <w:pStyle w:val="SourceCode"/>
+      </w:pPr>
+      <w:r>
+        <w:rPr>
+          <w:rStyle w:val="VerbatimChar"/>
+          <w:rFonts w:ascii="Times New Roman" w:hAnsi="Times New Roman" w:eastAsia="Times New Roman" w:cs="Times New Roman"/>
+        </w:rPr>
+        <w:t xml:space="preserve">   O-CH</w:t>
+      </w:r>
+      <w:r>
+        <w:rPr>
+          <w:rStyle w:val="VerbatimChar"/>
+          <w:rFonts w:ascii="Times New Roman" w:hAnsi="Times New Roman" w:eastAsia="Times New Roman" w:cs="Times New Roman"/>
+          <w:vertAlign w:val="subscript"/>
+        </w:rPr>
+        <w:t>2</w:t>
+      </w:r>
+      <w:r>
+        <w:rPr>
+          <w:rStyle w:val="VerbatimChar"/>
+          <w:rFonts w:ascii="Times New Roman" w:hAnsi="Times New Roman" w:eastAsia="Times New Roman" w:cs="Times New Roman"/>
+        </w:rPr>
+        <w:t>-CH=CH</w:t>
+      </w:r>
+      <w:r>
+        <w:rPr>
+          <w:rStyle w:val="VerbatimChar"/>
+          <w:rFonts w:ascii="Times New Roman" w:hAnsi="Times New Roman" w:eastAsia="Times New Roman" w:cs="Times New Roman"/>
+          <w:vertAlign w:val="subscript"/>
+        </w:rPr>
+        <w:t>2</w:t>
+      </w:r>
+      <w:r>
+        <w:rPr>
+          <w:rStyle w:val="VerbatimChar"/>
+          <w:rFonts w:ascii="Times New Roman" w:hAnsi="Times New Roman" w:eastAsia="Times New Roman" w:cs="Times New Roman"/>
+        </w:rPr>
+        <w:t xml:space="preserve">         [3,3]-σ          OH</w:t>
+      </w:r>
+      <w:r>
+        <w:rPr>
+          <w:rFonts w:ascii="Times New Roman" w:hAnsi="Times New Roman" w:eastAsia="Times New Roman" w:cs="Times New Roman"/>
+        </w:rPr>
+        <w:br/>
+      </w:r>
+      <w:r>
+        <w:rPr>
+          <w:rStyle w:val="VerbatimChar"/>
+          <w:rFonts w:ascii="Times New Roman" w:hAnsi="Times New Roman" w:eastAsia="Times New Roman" w:cs="Times New Roman"/>
+        </w:rPr>
+        <w:t xml:space="preserve">        │             </w:t>
+      </w:r>
+      <w:r>
+        <w:rPr>
+          <w:rStyle w:val="VerbatimChar"/>
+          <w:rFonts w:hint="eastAsia" w:ascii="Times New Roman" w:hAnsi="Times New Roman" w:eastAsia="FangSong" w:cs="Times New Roman"/>
+        </w:rPr>
+        <w:t>六元环</w:t>
+      </w:r>
+      <w:r>
+        <w:rPr>
+          <w:rStyle w:val="VerbatimChar"/>
+          <w:rFonts w:hint="eastAsia" w:ascii="Times New Roman" w:hAnsi="Times New Roman" w:eastAsia="Times New Roman" w:cs="Times New Roman"/>
+        </w:rPr>
+        <w:t>TS</w:t>
+      </w:r>
+      <w:r>
+        <w:rPr>
+          <w:rStyle w:val="VerbatimChar"/>
+          <w:rFonts w:ascii="Times New Roman" w:hAnsi="Times New Roman" w:eastAsia="Times New Roman" w:cs="Times New Roman"/>
+        </w:rPr>
+        <w:t xml:space="preserve">            │</w:t>
+      </w:r>
+      <w:r>
+        <w:rPr>
+          <w:rFonts w:ascii="Times New Roman" w:hAnsi="Times New Roman" w:eastAsia="Times New Roman" w:cs="Times New Roman"/>
+        </w:rPr>
+        <w:br/>
+      </w:r>
+      <w:r>
+        <w:rPr>
+          <w:rStyle w:val="VerbatimChar"/>
+          <w:rFonts w:ascii="Times New Roman" w:hAnsi="Times New Roman" w:eastAsia="Times New Roman" w:cs="Times New Roman"/>
+        </w:rPr>
+        <w:t xml:space="preserve">        │            →                    │</w:t>
+      </w:r>
+      <w:r>
+        <w:rPr>
+          <w:rFonts w:ascii="Times New Roman" w:hAnsi="Times New Roman" w:eastAsia="Times New Roman" w:cs="Times New Roman"/>
+        </w:rPr>
+        <w:br/>
+      </w:r>
+      <w:r>
+        <w:rPr>
+          <w:rStyle w:val="VerbatimChar"/>
+          <w:rFonts w:ascii="Times New Roman" w:hAnsi="Times New Roman" w:eastAsia="Times New Roman" w:cs="Times New Roman"/>
+        </w:rPr>
+        <w:t xml:space="preserve">       Δ (200°C)                      CH</w:t>
+      </w:r>
+      <w:r>
+        <w:rPr>
+          <w:rStyle w:val="VerbatimChar"/>
+          <w:rFonts w:ascii="Times New Roman" w:hAnsi="Times New Roman" w:eastAsia="Times New Roman" w:cs="Times New Roman"/>
+          <w:vertAlign w:val="subscript"/>
+        </w:rPr>
+        <w:t>2</w:t>
+      </w:r>
+      <w:r>
+        <w:rPr>
+          <w:rStyle w:val="VerbatimChar"/>
+          <w:rFonts w:ascii="Times New Roman" w:hAnsi="Times New Roman" w:eastAsia="Times New Roman" w:cs="Times New Roman"/>
+        </w:rPr>
+        <w:t>-CH=CH</w:t>
+      </w:r>
+      <w:r>
+        <w:rPr>
+          <w:rStyle w:val="VerbatimChar"/>
+          <w:rFonts w:ascii="Times New Roman" w:hAnsi="Times New Roman" w:eastAsia="Times New Roman" w:cs="Times New Roman"/>
+          <w:vertAlign w:val="subscript"/>
+        </w:rPr>
+        <w:t>2</w:t>
+      </w:r>
+      <w:r>
+        <w:rPr>
+          <w:rFonts w:ascii="Times New Roman" w:hAnsi="Times New Roman" w:eastAsia="Times New Roman" w:cs="Times New Roman"/>
+        </w:rPr>
+        <w:br/>
+      </w:r>
+      <w:r>
+        <w:rPr>
+          <w:rStyle w:val="VerbatimChar"/>
+          <w:rFonts w:ascii="Times New Roman" w:hAnsi="Times New Roman" w:eastAsia="Times New Roman" w:cs="Times New Roman"/>
+        </w:rPr>
+        <w:t xml:space="preserve">    └─── </w:t>
+      </w:r>
+      <w:r>
+        <w:rPr>
+          <w:rStyle w:val="VerbatimChar"/>
+          <w:rFonts w:hint="eastAsia" w:ascii="Times New Roman" w:hAnsi="Times New Roman" w:eastAsia="FangSong" w:cs="Times New Roman"/>
+        </w:rPr>
+        <w:t xml:space="preserve">烯丙基芳基醚</w:t>
+      </w:r>
+      <w:r>
+        <w:rPr>
+          <w:rStyle w:val="VerbatimChar"/>
+          <w:rFonts w:ascii="Times New Roman" w:hAnsi="Times New Roman" w:eastAsia="Times New Roman" w:cs="Times New Roman"/>
+        </w:rPr>
+        <w:t xml:space="preserve"> ──→ ── </w:t>
+      </w:r>
+      <w:r>
+        <w:rPr>
+          <w:rStyle w:val="VerbatimChar"/>
+          <w:rFonts w:hint="eastAsia" w:ascii="Times New Roman" w:hAnsi="Times New Roman" w:eastAsia="FangSong" w:cs="Times New Roman"/>
+        </w:rPr>
+        <w:t xml:space="preserve">邻烯丙基环己二烯酮</w:t>
+      </w:r>
+      <w:r>
+        <w:rPr>
+          <w:rStyle w:val="VerbatimChar"/>
+          <w:rFonts w:ascii="Times New Roman" w:hAnsi="Times New Roman" w:eastAsia="Times New Roman" w:cs="Times New Roman"/>
+        </w:rPr>
+        <w:t xml:space="preserve"> </w:t>
+      </w:r>
+      <w:r>
+        <w:rPr>
+          <w:rStyle w:val="VerbatimChar"/>
+          <w:rFonts w:hint="eastAsia" w:ascii="Times New Roman" w:hAnsi="Times New Roman" w:eastAsia="Times New Roman" w:cs="Times New Roman"/>
+        </w:rPr>
+        <w:t>──</w:t>
+      </w:r>
+      <w:r>
+        <w:rPr>
+          <w:rStyle w:val="VerbatimChar"/>
+          <w:rFonts w:hint="eastAsia" w:ascii="Times New Roman" w:hAnsi="Times New Roman" w:eastAsia="FangSong" w:cs="Times New Roman"/>
+        </w:rPr>
+        <w:t>互变异构</w:t>
+      </w:r>
+      <w:r>
+        <w:rPr>
+          <w:rStyle w:val="VerbatimChar"/>
+          <w:rFonts w:hint="eastAsia" w:ascii="Times New Roman" w:hAnsi="Times New Roman" w:eastAsia="Times New Roman" w:cs="Times New Roman"/>
+        </w:rPr>
+        <w:t>──→</w:t>
+      </w:r>
+      <w:r>
+        <w:rPr>
+          <w:rStyle w:val="VerbatimChar"/>
+          <w:rFonts w:ascii="Times New Roman" w:hAnsi="Times New Roman" w:eastAsia="Times New Roman" w:cs="Times New Roman"/>
+        </w:rPr>
+        <w:t xml:space="preserve"> </w:t>
+      </w:r>
+      <w:r>
+        <w:rPr>
+          <w:rStyle w:val="VerbatimChar"/>
+          <w:rFonts w:hint="eastAsia" w:ascii="Times New Roman" w:hAnsi="Times New Roman" w:eastAsia="FangSong" w:cs="Times New Roman"/>
+        </w:rPr>
+        <w:t xml:space="preserve">邻烯丙基苯酚</w:t>
       </w:r>
     </w:p>
     <w:p>
@@ -28646,14 +28226,26 @@
         <w:pStyle w:val="Compact"/>
         <w:numPr>
           <w:ilvl w:val="0"/>
-          <w:numId w:val="1006"/>
+          <w:numId w:val="1015"/>
         </w:numPr>
       </w:pPr>
       <w:r>
         <w:rPr>
           <w:rFonts w:hint="eastAsia" w:ascii="Times New Roman" w:hAnsi="Times New Roman" w:eastAsia="FangSong" w:cs="Times New Roman"/>
         </w:rPr>
-        <w:t xml:space="preserve">六元环椅式过渡态</w:t>
+        <w:t>六电子协同重组</w:t>
+      </w:r>
+      <w:r>
+        <w:rPr>
+          <w:rFonts w:hint="eastAsia" w:ascii="Times New Roman" w:hAnsi="Times New Roman" w:eastAsia="Times New Roman" w:cs="Times New Roman"/>
+        </w:rPr>
+        <w:t>，</w:t>
+      </w:r>
+      <w:r>
+        <w:rPr>
+          <w:rFonts w:hint="eastAsia" w:ascii="Times New Roman" w:hAnsi="Times New Roman" w:eastAsia="FangSong" w:cs="Times New Roman"/>
+        </w:rPr>
+        <w:t>无中间体</w:t>
       </w:r>
     </w:p>
     <w:p>
@@ -28661,7 +28253,22 @@
         <w:pStyle w:val="Compact"/>
         <w:numPr>
           <w:ilvl w:val="0"/>
-          <w:numId w:val="1006"/>
+          <w:numId w:val="1015"/>
+        </w:numPr>
+      </w:pPr>
+      <w:r>
+        <w:rPr>
+          <w:rFonts w:hint="eastAsia" w:ascii="Times New Roman" w:hAnsi="Times New Roman" w:eastAsia="FangSong" w:cs="Times New Roman"/>
+        </w:rPr>
+        <w:t xml:space="preserve">六元环椅式过渡态</w:t>
+      </w:r>
+    </w:p>
+    <w:p>
+      <w:pPr>
+        <w:pStyle w:val="Compact"/>
+        <w:numPr>
+          <w:ilvl w:val="0"/>
+          <w:numId w:val="1015"/>
         </w:numPr>
       </w:pPr>
       <w:r>
@@ -30368,7 +29975,7 @@
         <w:pStyle w:val="Compact"/>
         <w:numPr>
           <w:ilvl w:val="0"/>
-          <w:numId w:val="1007"/>
+          <w:numId w:val="1016"/>
         </w:numPr>
       </w:pPr>
       <w:r>
@@ -31427,79 +31034,72 @@
         </w:rPr>
         <w:t>：</w:t>
       </w:r>
-    </w:p>
-    <w:p>
-      <w:pPr>
-        <w:pStyle w:val="SourceCode"/>
-      </w:pPr>
-      <w:r>
-        <w:rPr>
-          <w:rStyle w:val="VerbatimChar"/>
+      <w:r>
+        <w:rPr>
+          <w:rFonts w:ascii="Times New Roman" w:hAnsi="Times New Roman" w:eastAsia="Times New Roman" w:cs="Times New Roman"/>
+        </w:rPr>
+        <w:t xml:space="preserve"> </w:t>
+      </w:r>
+      <w:r>
+        <w:rPr>
           <w:rFonts w:hint="eastAsia" w:ascii="Times New Roman" w:hAnsi="Times New Roman" w:eastAsia="FangSong" w:cs="Times New Roman"/>
         </w:rPr>
         <w:t xml:space="preserve">某前体</w:t>
       </w:r>
       <w:r>
         <w:rPr>
-          <w:rStyle w:val="VerbatimChar"/>
           <w:rFonts w:ascii="Times New Roman" w:hAnsi="Times New Roman" w:eastAsia="Times New Roman" w:cs="Times New Roman"/>
         </w:rPr>
         <w:t xml:space="preserve"> → </w:t>
       </w:r>
       <w:r>
         <w:rPr>
-          <w:rStyle w:val="VerbatimChar"/>
           <w:rFonts w:hint="eastAsia" w:ascii="Times New Roman" w:hAnsi="Times New Roman" w:eastAsia="Times New Roman" w:cs="Times New Roman"/>
         </w:rPr>
         <w:t>α-</w:t>
       </w:r>
       <w:r>
         <w:rPr>
-          <w:rStyle w:val="VerbatimChar"/>
           <w:rFonts w:hint="eastAsia" w:ascii="Times New Roman" w:hAnsi="Times New Roman" w:eastAsia="FangSong" w:cs="Times New Roman"/>
         </w:rPr>
         <w:t>卤代环己酮</w:t>
       </w:r>
       <w:r>
         <w:rPr>
-          <w:rStyle w:val="VerbatimChar"/>
           <w:rFonts w:hint="eastAsia" w:ascii="Times New Roman" w:hAnsi="Times New Roman" w:eastAsia="Times New Roman" w:cs="Times New Roman"/>
         </w:rPr>
         <w:t>（Favorskii</w:t>
       </w:r>
       <w:r>
         <w:rPr>
-          <w:rStyle w:val="VerbatimChar"/>
           <w:rFonts w:ascii="Times New Roman" w:hAnsi="Times New Roman" w:eastAsia="Times New Roman" w:cs="Times New Roman"/>
         </w:rPr>
         <w:t xml:space="preserve"> </w:t>
       </w:r>
       <w:r>
         <w:rPr>
-          <w:rStyle w:val="VerbatimChar"/>
           <w:rFonts w:hint="eastAsia" w:ascii="Times New Roman" w:hAnsi="Times New Roman" w:eastAsia="FangSong" w:cs="Times New Roman"/>
         </w:rPr>
         <w:t>缩环</w:t>
       </w:r>
       <w:r>
         <w:rPr>
-          <w:rStyle w:val="VerbatimChar"/>
           <w:rFonts w:hint="eastAsia" w:ascii="Times New Roman" w:hAnsi="Times New Roman" w:eastAsia="Times New Roman" w:cs="Times New Roman"/>
         </w:rPr>
         <w:t>？）</w:t>
       </w:r>
       <w:r>
         <w:rPr>
-          <w:rStyle w:val="VerbatimChar"/>
           <w:rFonts w:hint="eastAsia" w:ascii="Times New Roman" w:hAnsi="Times New Roman" w:eastAsia="FangSong" w:cs="Times New Roman"/>
         </w:rPr>
         <w:t>或其它</w:t>
       </w:r>
-    </w:p>
-    <w:p>
-      <w:pPr>
-        <w:pStyle w:val="FirstParagraph"/>
-      </w:pPr>
+      <w:r>
+        <w:rPr>
+          <w:rFonts w:ascii="Times New Roman" w:hAnsi="Times New Roman" w:eastAsia="Times New Roman" w:cs="Times New Roman"/>
+        </w:rPr>
+        <w:t xml:space="preserve"> </w:t>
+      </w:r>
       <w:r>
         <w:rPr>
           <w:rFonts w:hint="eastAsia" w:ascii="Times New Roman" w:hAnsi="Times New Roman" w:eastAsia="FangSong" w:cs="Times New Roman"/>
@@ -38441,7 +38041,7 @@
         <w:pStyle w:val="Compact"/>
         <w:numPr>
           <w:ilvl w:val="0"/>
-          <w:numId w:val="1008"/>
+          <w:numId w:val="1017"/>
         </w:numPr>
       </w:pPr>
       <w:r>
@@ -38498,7 +38098,7 @@
         <w:pStyle w:val="Compact"/>
         <w:numPr>
           <w:ilvl w:val="1"/>
-          <w:numId w:val="1009"/>
+          <w:numId w:val="1018"/>
         </w:numPr>
       </w:pPr>
       <w:r>
@@ -38519,7 +38119,7 @@
         <w:pStyle w:val="Compact"/>
         <w:numPr>
           <w:ilvl w:val="1"/>
-          <w:numId w:val="1009"/>
+          <w:numId w:val="1018"/>
         </w:numPr>
       </w:pPr>
       <w:r>
@@ -38577,7 +38177,7 @@
         <w:pStyle w:val="Compact"/>
         <w:numPr>
           <w:ilvl w:val="1"/>
-          <w:numId w:val="1009"/>
+          <w:numId w:val="1018"/>
         </w:numPr>
       </w:pPr>
       <w:r>
@@ -38654,7 +38254,7 @@
         <w:pStyle w:val="Compact"/>
         <w:numPr>
           <w:ilvl w:val="1"/>
-          <w:numId w:val="1009"/>
+          <w:numId w:val="1018"/>
         </w:numPr>
       </w:pPr>
       <w:r>
@@ -38743,7 +38343,7 @@
         <w:pStyle w:val="Compact"/>
         <w:numPr>
           <w:ilvl w:val="0"/>
-          <w:numId w:val="1008"/>
+          <w:numId w:val="1017"/>
         </w:numPr>
       </w:pPr>
       <w:r>
@@ -38812,7 +38412,7 @@
         <w:pStyle w:val="Compact"/>
         <w:numPr>
           <w:ilvl w:val="1"/>
-          <w:numId w:val="1010"/>
+          <w:numId w:val="1019"/>
         </w:numPr>
       </w:pPr>
       <w:r>
@@ -38833,7 +38433,7 @@
         <w:pStyle w:val="Compact"/>
         <w:numPr>
           <w:ilvl w:val="1"/>
-          <w:numId w:val="1010"/>
+          <w:numId w:val="1019"/>
         </w:numPr>
       </w:pPr>
       <w:r>
@@ -38873,7 +38473,7 @@
         <w:pStyle w:val="Compact"/>
         <w:numPr>
           <w:ilvl w:val="1"/>
-          <w:numId w:val="1010"/>
+          <w:numId w:val="1019"/>
         </w:numPr>
       </w:pPr>
       <w:r>
@@ -38914,7 +38514,7 @@
         <w:pStyle w:val="Compact"/>
         <w:numPr>
           <w:ilvl w:val="1"/>
-          <w:numId w:val="1010"/>
+          <w:numId w:val="1019"/>
         </w:numPr>
       </w:pPr>
       <w:r>
@@ -38941,7 +38541,7 @@
         <w:pStyle w:val="Compact"/>
         <w:numPr>
           <w:ilvl w:val="0"/>
-          <w:numId w:val="1008"/>
+          <w:numId w:val="1017"/>
         </w:numPr>
       </w:pPr>
       <w:r>
@@ -38974,7 +38574,7 @@
         <w:pStyle w:val="Compact"/>
         <w:numPr>
           <w:ilvl w:val="1"/>
-          <w:numId w:val="1011"/>
+          <w:numId w:val="1020"/>
         </w:numPr>
       </w:pPr>
       <w:r>
@@ -39051,7 +38651,7 @@
         <w:pStyle w:val="Compact"/>
         <w:numPr>
           <w:ilvl w:val="1"/>
-          <w:numId w:val="1011"/>
+          <w:numId w:val="1020"/>
         </w:numPr>
       </w:pPr>
       <w:r>
@@ -39109,7 +38709,7 @@
       <w:pPr>
         <w:numPr>
           <w:ilvl w:val="0"/>
-          <w:numId w:val="1012"/>
+          <w:numId w:val="1021"/>
         </w:numPr>
       </w:pPr>
       <w:r>
@@ -39229,7 +38829,7 @@
       <w:pPr>
         <w:numPr>
           <w:ilvl w:val="0"/>
-          <w:numId w:val="1012"/>
+          <w:numId w:val="1021"/>
         </w:numPr>
       </w:pPr>
       <w:r>
@@ -39428,7 +39028,7 @@
       <w:pPr>
         <w:numPr>
           <w:ilvl w:val="0"/>
-          <w:numId w:val="1012"/>
+          <w:numId w:val="1021"/>
         </w:numPr>
       </w:pPr>
       <w:r>
@@ -39529,7 +39129,7 @@
       <w:pPr>
         <w:numPr>
           <w:ilvl w:val="0"/>
-          <w:numId w:val="1013"/>
+          <w:numId w:val="1022"/>
         </w:numPr>
       </w:pPr>
       <w:r>
@@ -39784,7 +39384,7 @@
       <w:pPr>
         <w:numPr>
           <w:ilvl w:val="0"/>
-          <w:numId w:val="1013"/>
+          <w:numId w:val="1022"/>
         </w:numPr>
       </w:pPr>
       <w:r>
@@ -39876,7 +39476,7 @@
       <w:pPr>
         <w:numPr>
           <w:ilvl w:val="0"/>
-          <w:numId w:val="1013"/>
+          <w:numId w:val="1022"/>
         </w:numPr>
       </w:pPr>
       <w:r>
@@ -39921,7 +39521,7 @@
         <w:pStyle w:val="Compact"/>
         <w:numPr>
           <w:ilvl w:val="1"/>
-          <w:numId w:val="1014"/>
+          <w:numId w:val="1023"/>
         </w:numPr>
       </w:pPr>
       <w:r>
@@ -39954,7 +39554,7 @@
         <w:pStyle w:val="Compact"/>
         <w:numPr>
           <w:ilvl w:val="1"/>
-          <w:numId w:val="1014"/>
+          <w:numId w:val="1023"/>
         </w:numPr>
       </w:pPr>
       <w:r>
@@ -39969,7 +39569,7 @@
         <w:pStyle w:val="Compact"/>
         <w:numPr>
           <w:ilvl w:val="1"/>
-          <w:numId w:val="1014"/>
+          <w:numId w:val="1023"/>
         </w:numPr>
       </w:pPr>
       <w:r>
@@ -40002,7 +39602,7 @@
         <w:pStyle w:val="Compact"/>
         <w:numPr>
           <w:ilvl w:val="1"/>
-          <w:numId w:val="1014"/>
+          <w:numId w:val="1023"/>
         </w:numPr>
       </w:pPr>
       <w:r>
@@ -40055,7 +39655,7 @@
         <w:pStyle w:val="Compact"/>
         <w:numPr>
           <w:ilvl w:val="1"/>
-          <w:numId w:val="1014"/>
+          <w:numId w:val="1023"/>
         </w:numPr>
       </w:pPr>
       <w:r>
@@ -40095,7 +39695,7 @@
         <w:pStyle w:val="Compact"/>
         <w:numPr>
           <w:ilvl w:val="0"/>
-          <w:numId w:val="1015"/>
+          <w:numId w:val="1024"/>
         </w:numPr>
       </w:pPr>
     </w:p>
@@ -40104,7 +39704,7 @@
         <w:pStyle w:val="Compact"/>
         <w:numPr>
           <w:ilvl w:val="1"/>
-          <w:numId w:val="1016"/>
+          <w:numId w:val="1025"/>
         </w:numPr>
       </w:pPr>
       <w:r>
@@ -40161,7 +39761,7 @@
         <w:pStyle w:val="Compact"/>
         <w:numPr>
           <w:ilvl w:val="1"/>
-          <w:numId w:val="1016"/>
+          <w:numId w:val="1025"/>
         </w:numPr>
       </w:pPr>
       <w:r>
@@ -40244,7 +39844,7 @@
         <w:pStyle w:val="Compact"/>
         <w:numPr>
           <w:ilvl w:val="1"/>
-          <w:numId w:val="1016"/>
+          <w:numId w:val="1025"/>
         </w:numPr>
       </w:pPr>
       <w:r>
@@ -40289,7 +39889,7 @@
         <w:pStyle w:val="Compact"/>
         <w:numPr>
           <w:ilvl w:val="1"/>
-          <w:numId w:val="1016"/>
+          <w:numId w:val="1025"/>
         </w:numPr>
       </w:pPr>
       <w:r>
@@ -40364,7 +39964,7 @@
         <w:pStyle w:val="Compact"/>
         <w:numPr>
           <w:ilvl w:val="0"/>
-          <w:numId w:val="1015"/>
+          <w:numId w:val="1024"/>
         </w:numPr>
       </w:pPr>
     </w:p>
@@ -40373,7 +39973,7 @@
         <w:pStyle w:val="Compact"/>
         <w:numPr>
           <w:ilvl w:val="1"/>
-          <w:numId w:val="1017"/>
+          <w:numId w:val="1026"/>
         </w:numPr>
       </w:pPr>
       <w:r>
@@ -40543,7 +40143,7 @@
       <w:pPr>
         <w:numPr>
           <w:ilvl w:val="0"/>
-          <w:numId w:val="1015"/>
+          <w:numId w:val="1024"/>
         </w:numPr>
       </w:pPr>
       <w:r>
@@ -40969,7 +40569,7 @@
       <w:pPr>
         <w:numPr>
           <w:ilvl w:val="0"/>
-          <w:numId w:val="1015"/>
+          <w:numId w:val="1024"/>
         </w:numPr>
       </w:pPr>
       <w:r>
@@ -41245,7 +40845,7 @@
       <w:pPr>
         <w:numPr>
           <w:ilvl w:val="0"/>
-          <w:numId w:val="1015"/>
+          <w:numId w:val="1024"/>
         </w:numPr>
       </w:pPr>
       <w:r>
@@ -41691,7 +41291,7 @@
       <w:pPr>
         <w:numPr>
           <w:ilvl w:val="0"/>
-          <w:numId w:val="1015"/>
+          <w:numId w:val="1024"/>
         </w:numPr>
       </w:pPr>
       <w:r>
@@ -41982,7 +41582,7 @@
       <w:pPr>
         <w:numPr>
           <w:ilvl w:val="0"/>
-          <w:numId w:val="1015"/>
+          <w:numId w:val="1024"/>
         </w:numPr>
       </w:pPr>
       <w:r>
@@ -42622,7 +42222,7 @@
       <w:pPr>
         <w:numPr>
           <w:ilvl w:val="0"/>
-          <w:numId w:val="1015"/>
+          <w:numId w:val="1024"/>
         </w:numPr>
       </w:pPr>
       <w:r>
@@ -42643,7 +42243,7 @@
         <w:pStyle w:val="Compact"/>
         <w:numPr>
           <w:ilvl w:val="1"/>
-          <w:numId w:val="1018"/>
+          <w:numId w:val="1027"/>
         </w:numPr>
       </w:pPr>
       <w:r>
@@ -42708,7 +42308,7 @@
         <w:pStyle w:val="Compact"/>
         <w:numPr>
           <w:ilvl w:val="1"/>
-          <w:numId w:val="1018"/>
+          <w:numId w:val="1027"/>
         </w:numPr>
       </w:pPr>
       <w:r>
@@ -42798,7 +42398,7 @@
         <w:pStyle w:val="Compact"/>
         <w:numPr>
           <w:ilvl w:val="1"/>
-          <w:numId w:val="1018"/>
+          <w:numId w:val="1027"/>
         </w:numPr>
       </w:pPr>
       <w:r>
@@ -42893,7 +42493,7 @@
         <w:pStyle w:val="Compact"/>
         <w:numPr>
           <w:ilvl w:val="1"/>
-          <w:numId w:val="1018"/>
+          <w:numId w:val="1027"/>
         </w:numPr>
       </w:pPr>
       <w:r>
@@ -42982,7 +42582,7 @@
         <w:pStyle w:val="Compact"/>
         <w:numPr>
           <w:ilvl w:val="0"/>
-          <w:numId w:val="1015"/>
+          <w:numId w:val="1024"/>
         </w:numPr>
       </w:pPr>
     </w:p>
@@ -42991,7 +42591,7 @@
         <w:pStyle w:val="Compact"/>
         <w:numPr>
           <w:ilvl w:val="1"/>
-          <w:numId w:val="1019"/>
+          <w:numId w:val="1028"/>
         </w:numPr>
       </w:pPr>
       <w:r>
@@ -43036,7 +42636,7 @@
         <w:pStyle w:val="Compact"/>
         <w:numPr>
           <w:ilvl w:val="1"/>
-          <w:numId w:val="1019"/>
+          <w:numId w:val="1028"/>
         </w:numPr>
       </w:pPr>
       <w:r>
@@ -43101,7 +42701,7 @@
         <w:pStyle w:val="Compact"/>
         <w:numPr>
           <w:ilvl w:val="1"/>
-          <w:numId w:val="1019"/>
+          <w:numId w:val="1028"/>
         </w:numPr>
       </w:pPr>
       <w:r>
@@ -43165,7 +42765,7 @@
         <w:pStyle w:val="Compact"/>
         <w:numPr>
           <w:ilvl w:val="1"/>
-          <w:numId w:val="1019"/>
+          <w:numId w:val="1028"/>
         </w:numPr>
       </w:pPr>
       <w:r>
@@ -43290,7 +42890,7 @@
         <w:pStyle w:val="Compact"/>
         <w:numPr>
           <w:ilvl w:val="1"/>
-          <w:numId w:val="1019"/>
+          <w:numId w:val="1028"/>
         </w:numPr>
       </w:pPr>
       <w:r>
@@ -43365,7 +42965,7 @@
         <w:pStyle w:val="Compact"/>
         <w:numPr>
           <w:ilvl w:val="0"/>
-          <w:numId w:val="1020"/>
+          <w:numId w:val="1029"/>
         </w:numPr>
       </w:pPr>
       <w:r>
@@ -43476,7 +43076,7 @@
         <w:pStyle w:val="Compact"/>
         <w:numPr>
           <w:ilvl w:val="0"/>
-          <w:numId w:val="1020"/>
+          <w:numId w:val="1029"/>
         </w:numPr>
       </w:pPr>
       <w:r>
@@ -43557,7 +43157,7 @@
         <w:pStyle w:val="Compact"/>
         <w:numPr>
           <w:ilvl w:val="0"/>
-          <w:numId w:val="1020"/>
+          <w:numId w:val="1029"/>
         </w:numPr>
       </w:pPr>
       <w:r>
@@ -43626,7 +43226,7 @@
         <w:pStyle w:val="Compact"/>
         <w:numPr>
           <w:ilvl w:val="0"/>
-          <w:numId w:val="1020"/>
+          <w:numId w:val="1029"/>
         </w:numPr>
       </w:pPr>
       <w:r>
@@ -43707,7 +43307,7 @@
         <w:pStyle w:val="Compact"/>
         <w:numPr>
           <w:ilvl w:val="0"/>
-          <w:numId w:val="1020"/>
+          <w:numId w:val="1029"/>
         </w:numPr>
       </w:pPr>
       <w:r>
@@ -43788,7 +43388,7 @@
         <w:pStyle w:val="Compact"/>
         <w:numPr>
           <w:ilvl w:val="0"/>
-          <w:numId w:val="1020"/>
+          <w:numId w:val="1029"/>
         </w:numPr>
       </w:pPr>
       <w:r>
@@ -43869,7 +43469,7 @@
         <w:pStyle w:val="Compact"/>
         <w:numPr>
           <w:ilvl w:val="0"/>
-          <w:numId w:val="1020"/>
+          <w:numId w:val="1029"/>
         </w:numPr>
       </w:pPr>
       <w:r>
@@ -43962,7 +43562,7 @@
         <w:pStyle w:val="Compact"/>
         <w:numPr>
           <w:ilvl w:val="0"/>
-          <w:numId w:val="1020"/>
+          <w:numId w:val="1029"/>
         </w:numPr>
       </w:pPr>
       <w:r>
@@ -44402,91 +44002,6 @@
     </w:lvl>
     <w:lvl w:ilvl="8">
       <w:start w:val="1"/>
-      <w:numFmt w:val="decimal"/>
-      <w:lvlText w:val="%9."/>
-      <w:lvlJc w:val="left"/>
-      <w:pPr>
-        <w:ind w:left="6480" w:hanging="360"/>
-      </w:pPr>
-    </w:lvl>
-  </w:abstractNum>
-  <w:abstractNum w:abstractNumId="99412">
-    <w:nsid w:val="00A99412"/>
-    <w:multiLevelType w:val="multilevel"/>
-    <w:lvl w:ilvl="0">
-      <w:start w:val="2"/>
-      <w:numFmt w:val="decimal"/>
-      <w:lvlText w:val="%1."/>
-      <w:lvlJc w:val="left"/>
-      <w:pPr>
-        <w:ind w:left="720" w:hanging="360"/>
-      </w:pPr>
-    </w:lvl>
-    <w:lvl w:ilvl="1">
-      <w:start w:val="2"/>
-      <w:numFmt w:val="decimal"/>
-      <w:lvlText w:val="%2."/>
-      <w:lvlJc w:val="left"/>
-      <w:pPr>
-        <w:ind w:left="1440" w:hanging="360"/>
-      </w:pPr>
-    </w:lvl>
-    <w:lvl w:ilvl="2">
-      <w:start w:val="2"/>
-      <w:numFmt w:val="decimal"/>
-      <w:lvlText w:val="%3."/>
-      <w:lvlJc w:val="left"/>
-      <w:pPr>
-        <w:ind w:left="2160" w:hanging="360"/>
-      </w:pPr>
-    </w:lvl>
-    <w:lvl w:ilvl="3">
-      <w:start w:val="2"/>
-      <w:numFmt w:val="decimal"/>
-      <w:lvlText w:val="%4."/>
-      <w:lvlJc w:val="left"/>
-      <w:pPr>
-        <w:ind w:left="2880" w:hanging="360"/>
-      </w:pPr>
-    </w:lvl>
-    <w:lvl w:ilvl="4">
-      <w:start w:val="2"/>
-      <w:numFmt w:val="decimal"/>
-      <w:lvlText w:val="%5."/>
-      <w:lvlJc w:val="left"/>
-      <w:pPr>
-        <w:ind w:left="3600" w:hanging="360"/>
-      </w:pPr>
-    </w:lvl>
-    <w:lvl w:ilvl="5">
-      <w:start w:val="2"/>
-      <w:numFmt w:val="decimal"/>
-      <w:lvlText w:val="%6."/>
-      <w:lvlJc w:val="left"/>
-      <w:pPr>
-        <w:ind w:left="4320" w:hanging="360"/>
-      </w:pPr>
-    </w:lvl>
-    <w:lvl w:ilvl="6">
-      <w:start w:val="2"/>
-      <w:numFmt w:val="decimal"/>
-      <w:lvlText w:val="%7."/>
-      <w:lvlJc w:val="left"/>
-      <w:pPr>
-        <w:ind w:left="5040" w:hanging="360"/>
-      </w:pPr>
-    </w:lvl>
-    <w:lvl w:ilvl="7">
-      <w:start w:val="2"/>
-      <w:numFmt w:val="decimal"/>
-      <w:lvlText w:val="%8."/>
-      <w:lvlJc w:val="left"/>
-      <w:pPr>
-        <w:ind w:left="5760" w:hanging="360"/>
-      </w:pPr>
-    </w:lvl>
-    <w:lvl w:ilvl="8">
-      <w:start w:val="2"/>
       <w:numFmt w:val="decimal"/>
       <w:lvlText w:val="%9."/>
       <w:lvlJc w:val="left"/>
@@ -44930,7 +44445,34 @@
     <w:abstractNumId w:val="991"/>
   </w:num>
   <w:num w:numId="1003">
-    <w:abstractNumId w:val="991"/>
+    <w:abstractNumId w:val="99411"/>
+    <w:lvlOverride w:ilvl="0">
+      <w:startOverride w:val="1"/>
+    </w:lvlOverride>
+    <w:lvlOverride w:ilvl="1">
+      <w:startOverride w:val="1"/>
+    </w:lvlOverride>
+    <w:lvlOverride w:ilvl="2">
+      <w:startOverride w:val="1"/>
+    </w:lvlOverride>
+    <w:lvlOverride w:ilvl="3">
+      <w:startOverride w:val="1"/>
+    </w:lvlOverride>
+    <w:lvlOverride w:ilvl="4">
+      <w:startOverride w:val="1"/>
+    </w:lvlOverride>
+    <w:lvlOverride w:ilvl="5">
+      <w:startOverride w:val="1"/>
+    </w:lvlOverride>
+    <w:lvlOverride w:ilvl="6">
+      <w:startOverride w:val="1"/>
+    </w:lvlOverride>
+    <w:lvlOverride w:ilvl="7">
+      <w:startOverride w:val="1"/>
+    </w:lvlOverride>
+    <w:lvlOverride w:ilvl="8">
+      <w:startOverride w:val="1"/>
+    </w:lvlOverride>
   </w:num>
   <w:num w:numId="1004">
     <w:abstractNumId w:val="99411"/>
@@ -44963,33 +44505,33 @@
     </w:lvlOverride>
   </w:num>
   <w:num w:numId="1005">
-    <w:abstractNumId w:val="99412"/>
+    <w:abstractNumId w:val="99411"/>
     <w:lvlOverride w:ilvl="0">
-      <w:startOverride w:val="2"/>
+      <w:startOverride w:val="1"/>
     </w:lvlOverride>
     <w:lvlOverride w:ilvl="1">
-      <w:startOverride w:val="2"/>
+      <w:startOverride w:val="1"/>
     </w:lvlOverride>
     <w:lvlOverride w:ilvl="2">
-      <w:startOverride w:val="2"/>
+      <w:startOverride w:val="1"/>
     </w:lvlOverride>
     <w:lvlOverride w:ilvl="3">
-      <w:startOverride w:val="2"/>
+      <w:startOverride w:val="1"/>
     </w:lvlOverride>
     <w:lvlOverride w:ilvl="4">
-      <w:startOverride w:val="2"/>
+      <w:startOverride w:val="1"/>
     </w:lvlOverride>
     <w:lvlOverride w:ilvl="5">
-      <w:startOverride w:val="2"/>
+      <w:startOverride w:val="1"/>
     </w:lvlOverride>
     <w:lvlOverride w:ilvl="6">
-      <w:startOverride w:val="2"/>
+      <w:startOverride w:val="1"/>
     </w:lvlOverride>
     <w:lvlOverride w:ilvl="7">
-      <w:startOverride w:val="2"/>
+      <w:startOverride w:val="1"/>
     </w:lvlOverride>
     <w:lvlOverride w:ilvl="8">
-      <w:startOverride w:val="2"/>
+      <w:startOverride w:val="1"/>
     </w:lvlOverride>
   </w:num>
   <w:num w:numId="1006">
@@ -45056,7 +44598,7 @@
     </w:lvlOverride>
   </w:num>
   <w:num w:numId="1009">
-    <w:abstractNumId w:val="99731"/>
+    <w:abstractNumId w:val="99411"/>
     <w:lvlOverride w:ilvl="0">
       <w:startOverride w:val="1"/>
     </w:lvlOverride>
@@ -45086,7 +44628,7 @@
     </w:lvlOverride>
   </w:num>
   <w:num w:numId="1010">
-    <w:abstractNumId w:val="99831"/>
+    <w:abstractNumId w:val="99411"/>
     <w:lvlOverride w:ilvl="0">
       <w:startOverride w:val="1"/>
     </w:lvlOverride>
@@ -45119,6 +44661,168 @@
     <w:abstractNumId w:val="991"/>
   </w:num>
   <w:num w:numId="1012">
+    <w:abstractNumId w:val="991"/>
+  </w:num>
+  <w:num w:numId="1013">
+    <w:abstractNumId w:val="99411"/>
+    <w:lvlOverride w:ilvl="0">
+      <w:startOverride w:val="1"/>
+    </w:lvlOverride>
+    <w:lvlOverride w:ilvl="1">
+      <w:startOverride w:val="1"/>
+    </w:lvlOverride>
+    <w:lvlOverride w:ilvl="2">
+      <w:startOverride w:val="1"/>
+    </w:lvlOverride>
+    <w:lvlOverride w:ilvl="3">
+      <w:startOverride w:val="1"/>
+    </w:lvlOverride>
+    <w:lvlOverride w:ilvl="4">
+      <w:startOverride w:val="1"/>
+    </w:lvlOverride>
+    <w:lvlOverride w:ilvl="5">
+      <w:startOverride w:val="1"/>
+    </w:lvlOverride>
+    <w:lvlOverride w:ilvl="6">
+      <w:startOverride w:val="1"/>
+    </w:lvlOverride>
+    <w:lvlOverride w:ilvl="7">
+      <w:startOverride w:val="1"/>
+    </w:lvlOverride>
+    <w:lvlOverride w:ilvl="8">
+      <w:startOverride w:val="1"/>
+    </w:lvlOverride>
+  </w:num>
+  <w:num w:numId="1014">
+    <w:abstractNumId w:val="991"/>
+  </w:num>
+  <w:num w:numId="1015">
+    <w:abstractNumId w:val="991"/>
+  </w:num>
+  <w:num w:numId="1016">
+    <w:abstractNumId w:val="99411"/>
+    <w:lvlOverride w:ilvl="0">
+      <w:startOverride w:val="1"/>
+    </w:lvlOverride>
+    <w:lvlOverride w:ilvl="1">
+      <w:startOverride w:val="1"/>
+    </w:lvlOverride>
+    <w:lvlOverride w:ilvl="2">
+      <w:startOverride w:val="1"/>
+    </w:lvlOverride>
+    <w:lvlOverride w:ilvl="3">
+      <w:startOverride w:val="1"/>
+    </w:lvlOverride>
+    <w:lvlOverride w:ilvl="4">
+      <w:startOverride w:val="1"/>
+    </w:lvlOverride>
+    <w:lvlOverride w:ilvl="5">
+      <w:startOverride w:val="1"/>
+    </w:lvlOverride>
+    <w:lvlOverride w:ilvl="6">
+      <w:startOverride w:val="1"/>
+    </w:lvlOverride>
+    <w:lvlOverride w:ilvl="7">
+      <w:startOverride w:val="1"/>
+    </w:lvlOverride>
+    <w:lvlOverride w:ilvl="8">
+      <w:startOverride w:val="1"/>
+    </w:lvlOverride>
+  </w:num>
+  <w:num w:numId="1017">
+    <w:abstractNumId w:val="99411"/>
+    <w:lvlOverride w:ilvl="0">
+      <w:startOverride w:val="1"/>
+    </w:lvlOverride>
+    <w:lvlOverride w:ilvl="1">
+      <w:startOverride w:val="1"/>
+    </w:lvlOverride>
+    <w:lvlOverride w:ilvl="2">
+      <w:startOverride w:val="1"/>
+    </w:lvlOverride>
+    <w:lvlOverride w:ilvl="3">
+      <w:startOverride w:val="1"/>
+    </w:lvlOverride>
+    <w:lvlOverride w:ilvl="4">
+      <w:startOverride w:val="1"/>
+    </w:lvlOverride>
+    <w:lvlOverride w:ilvl="5">
+      <w:startOverride w:val="1"/>
+    </w:lvlOverride>
+    <w:lvlOverride w:ilvl="6">
+      <w:startOverride w:val="1"/>
+    </w:lvlOverride>
+    <w:lvlOverride w:ilvl="7">
+      <w:startOverride w:val="1"/>
+    </w:lvlOverride>
+    <w:lvlOverride w:ilvl="8">
+      <w:startOverride w:val="1"/>
+    </w:lvlOverride>
+  </w:num>
+  <w:num w:numId="1018">
+    <w:abstractNumId w:val="99731"/>
+    <w:lvlOverride w:ilvl="0">
+      <w:startOverride w:val="1"/>
+    </w:lvlOverride>
+    <w:lvlOverride w:ilvl="1">
+      <w:startOverride w:val="1"/>
+    </w:lvlOverride>
+    <w:lvlOverride w:ilvl="2">
+      <w:startOverride w:val="1"/>
+    </w:lvlOverride>
+    <w:lvlOverride w:ilvl="3">
+      <w:startOverride w:val="1"/>
+    </w:lvlOverride>
+    <w:lvlOverride w:ilvl="4">
+      <w:startOverride w:val="1"/>
+    </w:lvlOverride>
+    <w:lvlOverride w:ilvl="5">
+      <w:startOverride w:val="1"/>
+    </w:lvlOverride>
+    <w:lvlOverride w:ilvl="6">
+      <w:startOverride w:val="1"/>
+    </w:lvlOverride>
+    <w:lvlOverride w:ilvl="7">
+      <w:startOverride w:val="1"/>
+    </w:lvlOverride>
+    <w:lvlOverride w:ilvl="8">
+      <w:startOverride w:val="1"/>
+    </w:lvlOverride>
+  </w:num>
+  <w:num w:numId="1019">
+    <w:abstractNumId w:val="99831"/>
+    <w:lvlOverride w:ilvl="0">
+      <w:startOverride w:val="1"/>
+    </w:lvlOverride>
+    <w:lvlOverride w:ilvl="1">
+      <w:startOverride w:val="1"/>
+    </w:lvlOverride>
+    <w:lvlOverride w:ilvl="2">
+      <w:startOverride w:val="1"/>
+    </w:lvlOverride>
+    <w:lvlOverride w:ilvl="3">
+      <w:startOverride w:val="1"/>
+    </w:lvlOverride>
+    <w:lvlOverride w:ilvl="4">
+      <w:startOverride w:val="1"/>
+    </w:lvlOverride>
+    <w:lvlOverride w:ilvl="5">
+      <w:startOverride w:val="1"/>
+    </w:lvlOverride>
+    <w:lvlOverride w:ilvl="6">
+      <w:startOverride w:val="1"/>
+    </w:lvlOverride>
+    <w:lvlOverride w:ilvl="7">
+      <w:startOverride w:val="1"/>
+    </w:lvlOverride>
+    <w:lvlOverride w:ilvl="8">
+      <w:startOverride w:val="1"/>
+    </w:lvlOverride>
+  </w:num>
+  <w:num w:numId="1020">
+    <w:abstractNumId w:val="991"/>
+  </w:num>
+  <w:num w:numId="1021">
     <w:abstractNumId w:val="99414"/>
     <w:lvlOverride w:ilvl="0">
       <w:startOverride w:val="4"/>
@@ -45148,7 +44852,7 @@
       <w:startOverride w:val="4"/>
     </w:lvlOverride>
   </w:num>
-  <w:num w:numId="1013">
+  <w:num w:numId="1022">
     <w:abstractNumId w:val="99417"/>
     <w:lvlOverride w:ilvl="0">
       <w:startOverride w:val="7"/>
@@ -45178,7 +44882,7 @@
       <w:startOverride w:val="7"/>
     </w:lvlOverride>
   </w:num>
-  <w:num w:numId="1014">
+  <w:num w:numId="1023">
     <w:abstractNumId w:val="99731"/>
     <w:lvlOverride w:ilvl="0">
       <w:startOverride w:val="1"/>
@@ -45208,7 +44912,7 @@
       <w:startOverride w:val="1"/>
     </w:lvlOverride>
   </w:num>
-  <w:num w:numId="1015">
+  <w:num w:numId="1024">
     <w:abstractNumId w:val="99411"/>
     <w:lvlOverride w:ilvl="0">
       <w:startOverride w:val="1"/>
@@ -45238,7 +44942,7 @@
       <w:startOverride w:val="1"/>
     </w:lvlOverride>
   </w:num>
-  <w:num w:numId="1016">
+  <w:num w:numId="1025">
     <w:abstractNumId w:val="99731"/>
     <w:lvlOverride w:ilvl="0">
       <w:startOverride w:val="1"/>
@@ -45268,7 +44972,7 @@
       <w:startOverride w:val="1"/>
     </w:lvlOverride>
   </w:num>
-  <w:num w:numId="1017">
+  <w:num w:numId="1026">
     <w:abstractNumId w:val="99831"/>
     <w:lvlOverride w:ilvl="0">
       <w:startOverride w:val="1"/>
@@ -45298,7 +45002,7 @@
       <w:startOverride w:val="1"/>
     </w:lvlOverride>
   </w:num>
-  <w:num w:numId="1018">
+  <w:num w:numId="1027">
     <w:abstractNumId w:val="99431"/>
     <w:lvlOverride w:ilvl="0">
       <w:startOverride w:val="1"/>
@@ -45328,7 +45032,7 @@
       <w:startOverride w:val="1"/>
     </w:lvlOverride>
   </w:num>
-  <w:num w:numId="1019">
+  <w:num w:numId="1028">
     <w:abstractNumId w:val="99731"/>
     <w:lvlOverride w:ilvl="0">
       <w:startOverride w:val="1"/>
@@ -45358,7 +45062,7 @@
       <w:startOverride w:val="1"/>
     </w:lvlOverride>
   </w:num>
-  <w:num w:numId="1020">
+  <w:num w:numId="1029">
     <w:abstractNumId w:val="991"/>
   </w:num>
 </w:numbering>

--- a/06-学生侧材料/讲义/有机化学/重排反应.docx
+++ b/06-学生侧材料/讲义/有机化学/重排反应.docx
@@ -3390,322 +3390,322 @@
       <w:r>
         <w:rPr>
           <w:rStyle w:val="VerbatimChar"/>
-          <w:rFonts w:ascii="Times New Roman" w:hAnsi="Times New Roman" w:eastAsia="Times New Roman" w:cs="Times New Roman"/>
+          <w:rFonts w:ascii="SimSun" w:hAnsi="SimSun" w:eastAsia="SimSun" w:cs="SimSun"/>
         </w:rPr>
         <w:t xml:space="preserve">Step </w:t>
       </w:r>
       <w:r>
         <w:rPr>
           <w:rStyle w:val="VerbatimChar"/>
-          <w:rFonts w:hint="eastAsia" w:ascii="Times New Roman" w:hAnsi="Times New Roman" w:eastAsia="Times New Roman" w:cs="Times New Roman"/>
+          <w:rFonts w:hint="eastAsia" w:ascii="SimSun" w:hAnsi="SimSun" w:eastAsia="SimSun" w:cs="SimSun"/>
         </w:rPr>
         <w:t>1：</w:t>
       </w:r>
       <w:r>
         <w:rPr>
           <w:rStyle w:val="VerbatimChar"/>
-          <w:rFonts w:hint="eastAsia" w:ascii="Times New Roman" w:hAnsi="Times New Roman" w:eastAsia="FangSong" w:cs="Times New Roman"/>
+          <w:rFonts w:hint="eastAsia" w:ascii="SimSun" w:hAnsi="SimSun" w:eastAsia="SimSun" w:cs="SimSun"/>
         </w:rPr>
         <w:t>认底物模板</w:t>
       </w:r>
       <w:r>
         <w:rPr>
-          <w:rFonts w:ascii="Times New Roman" w:hAnsi="Times New Roman" w:eastAsia="Times New Roman" w:cs="Times New Roman"/>
+          <w:rFonts w:ascii="SimSun" w:hAnsi="SimSun" w:eastAsia="SimSun" w:cs="SimSun"/>
         </w:rPr>
         <w:br/>
       </w:r>
       <w:r>
         <w:rPr>
           <w:rStyle w:val="VerbatimChar"/>
-          <w:rFonts w:ascii="Times New Roman" w:hAnsi="Times New Roman" w:eastAsia="Times New Roman" w:cs="Times New Roman"/>
+          <w:rFonts w:ascii="SimSun" w:hAnsi="SimSun" w:eastAsia="SimSun" w:cs="SimSun"/>
         </w:rPr>
         <w:t xml:space="preserve">  ├── </w:t>
       </w:r>
       <w:r>
         <w:rPr>
           <w:rStyle w:val="VerbatimChar"/>
-          <w:rFonts w:hint="eastAsia" w:ascii="Times New Roman" w:hAnsi="Times New Roman" w:eastAsia="FangSong" w:cs="Times New Roman"/>
+          <w:rFonts w:hint="eastAsia" w:ascii="SimSun" w:hAnsi="SimSun" w:eastAsia="SimSun" w:cs="SimSun"/>
         </w:rPr>
         <w:t>邻二醇</w:t>
       </w:r>
       <w:r>
         <w:rPr>
           <w:rStyle w:val="VerbatimChar"/>
-          <w:rFonts w:hint="eastAsia" w:ascii="Times New Roman" w:hAnsi="Times New Roman" w:eastAsia="Times New Roman" w:cs="Times New Roman"/>
+          <w:rFonts w:hint="eastAsia" w:ascii="SimSun" w:hAnsi="SimSun" w:eastAsia="SimSun" w:cs="SimSun"/>
         </w:rPr>
         <w:t>/</w:t>
       </w:r>
       <w:r>
         <w:rPr>
           <w:rStyle w:val="VerbatimChar"/>
-          <w:rFonts w:hint="eastAsia" w:ascii="Times New Roman" w:hAnsi="Times New Roman" w:eastAsia="FangSong" w:cs="Times New Roman"/>
+          <w:rFonts w:hint="eastAsia" w:ascii="SimSun" w:hAnsi="SimSun" w:eastAsia="SimSun" w:cs="SimSun"/>
         </w:rPr>
         <w:t>半缩醛样离去</w:t>
       </w:r>
       <w:r>
         <w:rPr>
           <w:rStyle w:val="VerbatimChar"/>
-          <w:rFonts w:ascii="Times New Roman" w:hAnsi="Times New Roman" w:eastAsia="Times New Roman" w:cs="Times New Roman"/>
+          <w:rFonts w:ascii="SimSun" w:hAnsi="SimSun" w:eastAsia="SimSun" w:cs="SimSun"/>
         </w:rPr>
         <w:t xml:space="preserve"> → Pinacol</w:t>
       </w:r>
       <w:r>
         <w:rPr>
-          <w:rFonts w:ascii="Times New Roman" w:hAnsi="Times New Roman" w:eastAsia="Times New Roman" w:cs="Times New Roman"/>
+          <w:rFonts w:ascii="SimSun" w:hAnsi="SimSun" w:eastAsia="SimSun" w:cs="SimSun"/>
         </w:rPr>
         <w:br/>
       </w:r>
       <w:r>
         <w:rPr>
           <w:rStyle w:val="VerbatimChar"/>
-          <w:rFonts w:ascii="Times New Roman" w:hAnsi="Times New Roman" w:eastAsia="Times New Roman" w:cs="Times New Roman"/>
+          <w:rFonts w:ascii="SimSun" w:hAnsi="SimSun" w:eastAsia="SimSun" w:cs="SimSun"/>
         </w:rPr>
         <w:t xml:space="preserve">  ├── </w:t>
       </w:r>
       <w:r>
         <w:rPr>
           <w:rStyle w:val="VerbatimChar"/>
-          <w:rFonts w:hint="eastAsia" w:ascii="Times New Roman" w:hAnsi="Times New Roman" w:eastAsia="FangSong" w:cs="Times New Roman"/>
+          <w:rFonts w:hint="eastAsia" w:ascii="SimSun" w:hAnsi="SimSun" w:eastAsia="SimSun" w:cs="SimSun"/>
         </w:rPr>
         <w:t xml:space="preserve">肟或肟活化物</w:t>
       </w:r>
       <w:r>
         <w:rPr>
           <w:rStyle w:val="VerbatimChar"/>
-          <w:rFonts w:ascii="Times New Roman" w:hAnsi="Times New Roman" w:eastAsia="Times New Roman" w:cs="Times New Roman"/>
+          <w:rFonts w:ascii="SimSun" w:hAnsi="SimSun" w:eastAsia="SimSun" w:cs="SimSun"/>
         </w:rPr>
         <w:t xml:space="preserve"> → Beckmann</w:t>
       </w:r>
       <w:r>
         <w:rPr>
-          <w:rFonts w:ascii="Times New Roman" w:hAnsi="Times New Roman" w:eastAsia="Times New Roman" w:cs="Times New Roman"/>
+          <w:rFonts w:ascii="SimSun" w:hAnsi="SimSun" w:eastAsia="SimSun" w:cs="SimSun"/>
         </w:rPr>
         <w:br/>
       </w:r>
       <w:r>
         <w:rPr>
           <w:rStyle w:val="VerbatimChar"/>
-          <w:rFonts w:ascii="Times New Roman" w:hAnsi="Times New Roman" w:eastAsia="Times New Roman" w:cs="Times New Roman"/>
+          <w:rFonts w:ascii="SimSun" w:hAnsi="SimSun" w:eastAsia="SimSun" w:cs="SimSun"/>
         </w:rPr>
         <w:t xml:space="preserve">  ├── </w:t>
       </w:r>
       <w:r>
         <w:rPr>
           <w:rStyle w:val="VerbatimChar"/>
-          <w:rFonts w:hint="eastAsia" w:ascii="Times New Roman" w:hAnsi="Times New Roman" w:eastAsia="FangSong" w:cs="Times New Roman"/>
+          <w:rFonts w:hint="eastAsia" w:ascii="SimSun" w:hAnsi="SimSun" w:eastAsia="SimSun" w:cs="SimSun"/>
         </w:rPr>
         <w:t xml:space="preserve">酮</w:t>
       </w:r>
       <w:r>
         <w:rPr>
           <w:rStyle w:val="VerbatimChar"/>
-          <w:rFonts w:ascii="Times New Roman" w:hAnsi="Times New Roman" w:eastAsia="Times New Roman" w:cs="Times New Roman"/>
+          <w:rFonts w:ascii="SimSun" w:hAnsi="SimSun" w:eastAsia="SimSun" w:cs="SimSun"/>
         </w:rPr>
         <w:t xml:space="preserve"> + </w:t>
       </w:r>
       <w:r>
         <w:rPr>
           <w:rStyle w:val="VerbatimChar"/>
-          <w:rFonts w:hint="eastAsia" w:ascii="Times New Roman" w:hAnsi="Times New Roman" w:eastAsia="FangSong" w:cs="Times New Roman"/>
+          <w:rFonts w:hint="eastAsia" w:ascii="SimSun" w:hAnsi="SimSun" w:eastAsia="SimSun" w:cs="SimSun"/>
         </w:rPr>
         <w:t xml:space="preserve">过酸</w:t>
       </w:r>
       <w:r>
         <w:rPr>
           <w:rStyle w:val="VerbatimChar"/>
-          <w:rFonts w:ascii="Times New Roman" w:hAnsi="Times New Roman" w:eastAsia="Times New Roman" w:cs="Times New Roman"/>
+          <w:rFonts w:ascii="SimSun" w:hAnsi="SimSun" w:eastAsia="SimSun" w:cs="SimSun"/>
         </w:rPr>
         <w:t xml:space="preserve"> → Baeyer-Villiger</w:t>
       </w:r>
       <w:r>
         <w:rPr>
-          <w:rFonts w:ascii="Times New Roman" w:hAnsi="Times New Roman" w:eastAsia="Times New Roman" w:cs="Times New Roman"/>
+          <w:rFonts w:ascii="SimSun" w:hAnsi="SimSun" w:eastAsia="SimSun" w:cs="SimSun"/>
         </w:rPr>
         <w:br/>
       </w:r>
       <w:r>
         <w:rPr>
           <w:rStyle w:val="VerbatimChar"/>
-          <w:rFonts w:ascii="Times New Roman" w:hAnsi="Times New Roman" w:eastAsia="Times New Roman" w:cs="Times New Roman"/>
+          <w:rFonts w:ascii="SimSun" w:hAnsi="SimSun" w:eastAsia="SimSun" w:cs="SimSun"/>
         </w:rPr>
         <w:t xml:space="preserve">  ├── </w:t>
       </w:r>
       <w:r>
         <w:rPr>
           <w:rStyle w:val="VerbatimChar"/>
-          <w:rFonts w:hint="eastAsia" w:ascii="Times New Roman" w:hAnsi="Times New Roman" w:eastAsia="FangSong" w:cs="Times New Roman"/>
+          <w:rFonts w:hint="eastAsia" w:ascii="SimSun" w:hAnsi="SimSun" w:eastAsia="SimSun" w:cs="SimSun"/>
         </w:rPr>
         <w:t xml:space="preserve">烯丙基烯醚</w:t>
       </w:r>
       <w:r>
         <w:rPr>
           <w:rStyle w:val="VerbatimChar"/>
-          <w:rFonts w:ascii="Times New Roman" w:hAnsi="Times New Roman" w:eastAsia="Times New Roman" w:cs="Times New Roman"/>
+          <w:rFonts w:ascii="SimSun" w:hAnsi="SimSun" w:eastAsia="SimSun" w:cs="SimSun"/>
         </w:rPr>
         <w:t xml:space="preserve"> / </w:t>
       </w:r>
       <w:r>
         <w:rPr>
           <w:rStyle w:val="VerbatimChar"/>
-          <w:rFonts w:hint="eastAsia" w:ascii="Times New Roman" w:hAnsi="Times New Roman" w:eastAsia="Times New Roman" w:cs="Times New Roman"/>
+          <w:rFonts w:hint="eastAsia" w:ascii="SimSun" w:hAnsi="SimSun" w:eastAsia="SimSun" w:cs="SimSun"/>
         </w:rPr>
         <w:t>1,5-</w:t>
       </w:r>
       <w:r>
         <w:rPr>
           <w:rStyle w:val="VerbatimChar"/>
-          <w:rFonts w:hint="eastAsia" w:ascii="Times New Roman" w:hAnsi="Times New Roman" w:eastAsia="FangSong" w:cs="Times New Roman"/>
+          <w:rFonts w:hint="eastAsia" w:ascii="SimSun" w:hAnsi="SimSun" w:eastAsia="SimSun" w:cs="SimSun"/>
         </w:rPr>
         <w:t>二烯</w:t>
       </w:r>
       <w:r>
         <w:rPr>
           <w:rStyle w:val="VerbatimChar"/>
-          <w:rFonts w:ascii="Times New Roman" w:hAnsi="Times New Roman" w:eastAsia="Times New Roman" w:cs="Times New Roman"/>
+          <w:rFonts w:ascii="SimSun" w:hAnsi="SimSun" w:eastAsia="SimSun" w:cs="SimSun"/>
         </w:rPr>
         <w:t xml:space="preserve"> → Claisen / Cope</w:t>
       </w:r>
       <w:r>
         <w:rPr>
-          <w:rFonts w:ascii="Times New Roman" w:hAnsi="Times New Roman" w:eastAsia="Times New Roman" w:cs="Times New Roman"/>
+          <w:rFonts w:ascii="SimSun" w:hAnsi="SimSun" w:eastAsia="SimSun" w:cs="SimSun"/>
         </w:rPr>
         <w:br/>
       </w:r>
       <w:r>
         <w:rPr>
           <w:rStyle w:val="VerbatimChar"/>
-          <w:rFonts w:ascii="Times New Roman" w:hAnsi="Times New Roman" w:eastAsia="Times New Roman" w:cs="Times New Roman"/>
+          <w:rFonts w:ascii="SimSun" w:hAnsi="SimSun" w:eastAsia="SimSun" w:cs="SimSun"/>
         </w:rPr>
         <w:t xml:space="preserve">  ├── </w:t>
       </w:r>
       <w:r>
         <w:rPr>
           <w:rStyle w:val="VerbatimChar"/>
-          <w:rFonts w:hint="eastAsia" w:ascii="Times New Roman" w:hAnsi="Times New Roman" w:eastAsia="Times New Roman" w:cs="Times New Roman"/>
+          <w:rFonts w:hint="eastAsia" w:ascii="SimSun" w:hAnsi="SimSun" w:eastAsia="SimSun" w:cs="SimSun"/>
         </w:rPr>
         <w:t>α-</w:t>
       </w:r>
       <w:r>
         <w:rPr>
           <w:rStyle w:val="VerbatimChar"/>
-          <w:rFonts w:hint="eastAsia" w:ascii="Times New Roman" w:hAnsi="Times New Roman" w:eastAsia="FangSong" w:cs="Times New Roman"/>
+          <w:rFonts w:hint="eastAsia" w:ascii="SimSun" w:hAnsi="SimSun" w:eastAsia="SimSun" w:cs="SimSun"/>
         </w:rPr>
         <w:t>硅基醇</w:t>
       </w:r>
       <w:r>
         <w:rPr>
           <w:rStyle w:val="VerbatimChar"/>
-          <w:rFonts w:ascii="Times New Roman" w:hAnsi="Times New Roman" w:eastAsia="Times New Roman" w:cs="Times New Roman"/>
+          <w:rFonts w:ascii="SimSun" w:hAnsi="SimSun" w:eastAsia="SimSun" w:cs="SimSun"/>
         </w:rPr>
         <w:t xml:space="preserve"> + </w:t>
       </w:r>
       <w:r>
         <w:rPr>
           <w:rStyle w:val="VerbatimChar"/>
-          <w:rFonts w:hint="eastAsia" w:ascii="Times New Roman" w:hAnsi="Times New Roman" w:eastAsia="FangSong" w:cs="Times New Roman"/>
+          <w:rFonts w:hint="eastAsia" w:ascii="SimSun" w:hAnsi="SimSun" w:eastAsia="SimSun" w:cs="SimSun"/>
         </w:rPr>
         <w:t xml:space="preserve">强碱</w:t>
       </w:r>
       <w:r>
         <w:rPr>
           <w:rStyle w:val="VerbatimChar"/>
-          <w:rFonts w:ascii="Times New Roman" w:hAnsi="Times New Roman" w:eastAsia="Times New Roman" w:cs="Times New Roman"/>
+          <w:rFonts w:ascii="SimSun" w:hAnsi="SimSun" w:eastAsia="SimSun" w:cs="SimSun"/>
         </w:rPr>
         <w:t xml:space="preserve"> → Brook</w:t>
       </w:r>
       <w:r>
         <w:rPr>
-          <w:rFonts w:ascii="Times New Roman" w:hAnsi="Times New Roman" w:eastAsia="Times New Roman" w:cs="Times New Roman"/>
+          <w:rFonts w:ascii="SimSun" w:hAnsi="SimSun" w:eastAsia="SimSun" w:cs="SimSun"/>
         </w:rPr>
         <w:br/>
       </w:r>
       <w:r>
         <w:rPr>
           <w:rStyle w:val="VerbatimChar"/>
-          <w:rFonts w:ascii="Times New Roman" w:hAnsi="Times New Roman" w:eastAsia="Times New Roman" w:cs="Times New Roman"/>
+          <w:rFonts w:ascii="SimSun" w:hAnsi="SimSun" w:eastAsia="SimSun" w:cs="SimSun"/>
         </w:rPr>
         <w:t xml:space="preserve">  ├── </w:t>
       </w:r>
       <w:r>
         <w:rPr>
           <w:rStyle w:val="VerbatimChar"/>
-          <w:rFonts w:hint="eastAsia" w:ascii="Times New Roman" w:hAnsi="Times New Roman" w:eastAsia="Times New Roman" w:cs="Times New Roman"/>
+          <w:rFonts w:hint="eastAsia" w:ascii="SimSun" w:hAnsi="SimSun" w:eastAsia="SimSun" w:cs="SimSun"/>
         </w:rPr>
         <w:t>α-</w:t>
       </w:r>
       <w:r>
         <w:rPr>
           <w:rStyle w:val="VerbatimChar"/>
-          <w:rFonts w:hint="eastAsia" w:ascii="Times New Roman" w:hAnsi="Times New Roman" w:eastAsia="FangSong" w:cs="Times New Roman"/>
+          <w:rFonts w:hint="eastAsia" w:ascii="SimSun" w:hAnsi="SimSun" w:eastAsia="SimSun" w:cs="SimSun"/>
         </w:rPr>
         <w:t>卤代酮</w:t>
       </w:r>
       <w:r>
         <w:rPr>
           <w:rStyle w:val="VerbatimChar"/>
-          <w:rFonts w:ascii="Times New Roman" w:hAnsi="Times New Roman" w:eastAsia="Times New Roman" w:cs="Times New Roman"/>
+          <w:rFonts w:ascii="SimSun" w:hAnsi="SimSun" w:eastAsia="SimSun" w:cs="SimSun"/>
         </w:rPr>
         <w:t xml:space="preserve"> + </w:t>
       </w:r>
       <w:r>
         <w:rPr>
           <w:rStyle w:val="VerbatimChar"/>
-          <w:rFonts w:hint="eastAsia" w:ascii="Times New Roman" w:hAnsi="Times New Roman" w:eastAsia="FangSong" w:cs="Times New Roman"/>
+          <w:rFonts w:hint="eastAsia" w:ascii="SimSun" w:hAnsi="SimSun" w:eastAsia="SimSun" w:cs="SimSun"/>
         </w:rPr>
         <w:t xml:space="preserve">碱</w:t>
       </w:r>
       <w:r>
         <w:rPr>
           <w:rStyle w:val="VerbatimChar"/>
-          <w:rFonts w:ascii="Times New Roman" w:hAnsi="Times New Roman" w:eastAsia="Times New Roman" w:cs="Times New Roman"/>
+          <w:rFonts w:ascii="SimSun" w:hAnsi="SimSun" w:eastAsia="SimSun" w:cs="SimSun"/>
         </w:rPr>
         <w:t xml:space="preserve"> → Favorskii</w:t>
       </w:r>
       <w:r>
         <w:rPr>
-          <w:rFonts w:ascii="Times New Roman" w:hAnsi="Times New Roman" w:eastAsia="Times New Roman" w:cs="Times New Roman"/>
+          <w:rFonts w:ascii="SimSun" w:hAnsi="SimSun" w:eastAsia="SimSun" w:cs="SimSun"/>
         </w:rPr>
         <w:br/>
       </w:r>
       <w:r>
         <w:rPr>
           <w:rStyle w:val="VerbatimChar"/>
-          <w:rFonts w:ascii="Times New Roman" w:hAnsi="Times New Roman" w:eastAsia="Times New Roman" w:cs="Times New Roman"/>
+          <w:rFonts w:ascii="SimSun" w:hAnsi="SimSun" w:eastAsia="SimSun" w:cs="SimSun"/>
         </w:rPr>
         <w:t xml:space="preserve">  └── </w:t>
       </w:r>
       <w:r>
         <w:rPr>
           <w:rStyle w:val="VerbatimChar"/>
-          <w:rFonts w:hint="eastAsia" w:ascii="Times New Roman" w:hAnsi="Times New Roman" w:eastAsia="FangSong" w:cs="Times New Roman"/>
+          <w:rFonts w:hint="eastAsia" w:ascii="SimSun" w:hAnsi="SimSun" w:eastAsia="SimSun" w:cs="SimSun"/>
         </w:rPr>
         <w:t xml:space="preserve">酰基叠氮</w:t>
       </w:r>
       <w:r>
         <w:rPr>
           <w:rStyle w:val="VerbatimChar"/>
-          <w:rFonts w:ascii="Times New Roman" w:hAnsi="Times New Roman" w:eastAsia="Times New Roman" w:cs="Times New Roman"/>
+          <w:rFonts w:ascii="SimSun" w:hAnsi="SimSun" w:eastAsia="SimSun" w:cs="SimSun"/>
         </w:rPr>
         <w:t xml:space="preserve"> / </w:t>
       </w:r>
       <w:r>
         <w:rPr>
           <w:rStyle w:val="VerbatimChar"/>
-          <w:rFonts w:hint="eastAsia" w:ascii="Times New Roman" w:hAnsi="Times New Roman" w:eastAsia="FangSong" w:cs="Times New Roman"/>
+          <w:rFonts w:hint="eastAsia" w:ascii="SimSun" w:hAnsi="SimSun" w:eastAsia="SimSun" w:cs="SimSun"/>
         </w:rPr>
         <w:t>酰胺</w:t>
       </w:r>
       <w:r>
         <w:rPr>
           <w:rStyle w:val="VerbatimChar"/>
-          <w:rFonts w:hint="eastAsia" w:ascii="Times New Roman" w:hAnsi="Times New Roman" w:eastAsia="Times New Roman" w:cs="Times New Roman"/>
+          <w:rFonts w:hint="eastAsia" w:ascii="SimSun" w:hAnsi="SimSun" w:eastAsia="SimSun" w:cs="SimSun"/>
         </w:rPr>
         <w:t>+Br</w:t>
       </w:r>
       <w:r>
         <w:rPr>
           <w:rStyle w:val="VerbatimChar"/>
-          <w:rFonts w:hint="eastAsia" w:ascii="Times New Roman" w:hAnsi="Times New Roman" w:eastAsia="Times New Roman" w:cs="Times New Roman"/>
+          <w:rFonts w:hint="eastAsia" w:ascii="SimSun" w:hAnsi="SimSun" w:eastAsia="SimSun" w:cs="SimSun"/>
           <w:vertAlign w:val="subscript"/>
         </w:rPr>
         <w:t>2</w:t>
@@ -3713,492 +3713,492 @@
       <w:r>
         <w:rPr>
           <w:rStyle w:val="VerbatimChar"/>
-          <w:rFonts w:ascii="Times New Roman" w:hAnsi="Times New Roman" w:eastAsia="Times New Roman" w:cs="Times New Roman"/>
+          <w:rFonts w:ascii="SimSun" w:hAnsi="SimSun" w:eastAsia="SimSun" w:cs="SimSun"/>
         </w:rPr>
         <w:t xml:space="preserve"> / </w:t>
       </w:r>
       <w:r>
         <w:rPr>
           <w:rStyle w:val="VerbatimChar"/>
-          <w:rFonts w:hint="eastAsia" w:ascii="Times New Roman" w:hAnsi="Times New Roman" w:eastAsia="FangSong" w:cs="Times New Roman"/>
+          <w:rFonts w:hint="eastAsia" w:ascii="SimSun" w:hAnsi="SimSun" w:eastAsia="SimSun" w:cs="SimSun"/>
         </w:rPr>
         <w:t xml:space="preserve">异羟肟酸</w:t>
       </w:r>
       <w:r>
         <w:rPr>
           <w:rStyle w:val="VerbatimChar"/>
-          <w:rFonts w:ascii="Times New Roman" w:hAnsi="Times New Roman" w:eastAsia="Times New Roman" w:cs="Times New Roman"/>
+          <w:rFonts w:ascii="SimSun" w:hAnsi="SimSun" w:eastAsia="SimSun" w:cs="SimSun"/>
         </w:rPr>
         <w:t xml:space="preserve"> → Curtius / Hofmann / Lossen</w:t>
       </w:r>
       <w:r>
         <w:rPr>
-          <w:rFonts w:ascii="Times New Roman" w:hAnsi="Times New Roman" w:eastAsia="Times New Roman" w:cs="Times New Roman"/>
+          <w:rFonts w:ascii="SimSun" w:hAnsi="SimSun" w:eastAsia="SimSun" w:cs="SimSun"/>
         </w:rPr>
         <w:br/>
       </w:r>
       <w:r>
         <w:rPr>
-          <w:rFonts w:ascii="Times New Roman" w:hAnsi="Times New Roman" w:eastAsia="Times New Roman" w:cs="Times New Roman"/>
+          <w:rFonts w:ascii="SimSun" w:hAnsi="SimSun" w:eastAsia="SimSun" w:cs="SimSun"/>
         </w:rPr>
         <w:br/>
       </w:r>
       <w:r>
         <w:rPr>
           <w:rStyle w:val="VerbatimChar"/>
-          <w:rFonts w:ascii="Times New Roman" w:hAnsi="Times New Roman" w:eastAsia="Times New Roman" w:cs="Times New Roman"/>
+          <w:rFonts w:ascii="SimSun" w:hAnsi="SimSun" w:eastAsia="SimSun" w:cs="SimSun"/>
         </w:rPr>
         <w:t xml:space="preserve">Step </w:t>
       </w:r>
       <w:r>
         <w:rPr>
           <w:rStyle w:val="VerbatimChar"/>
-          <w:rFonts w:hint="eastAsia" w:ascii="Times New Roman" w:hAnsi="Times New Roman" w:eastAsia="Times New Roman" w:cs="Times New Roman"/>
+          <w:rFonts w:hint="eastAsia" w:ascii="SimSun" w:hAnsi="SimSun" w:eastAsia="SimSun" w:cs="SimSun"/>
         </w:rPr>
         <w:t>2：</w:t>
       </w:r>
       <w:r>
         <w:rPr>
           <w:rStyle w:val="VerbatimChar"/>
-          <w:rFonts w:hint="eastAsia" w:ascii="Times New Roman" w:hAnsi="Times New Roman" w:eastAsia="FangSong" w:cs="Times New Roman"/>
+          <w:rFonts w:hint="eastAsia" w:ascii="SimSun" w:hAnsi="SimSun" w:eastAsia="SimSun" w:cs="SimSun"/>
         </w:rPr>
         <w:t>判迁移规则</w:t>
       </w:r>
       <w:r>
         <w:rPr>
-          <w:rFonts w:ascii="Times New Roman" w:hAnsi="Times New Roman" w:eastAsia="Times New Roman" w:cs="Times New Roman"/>
+          <w:rFonts w:ascii="SimSun" w:hAnsi="SimSun" w:eastAsia="SimSun" w:cs="SimSun"/>
         </w:rPr>
         <w:br/>
       </w:r>
       <w:r>
         <w:rPr>
           <w:rStyle w:val="VerbatimChar"/>
-          <w:rFonts w:ascii="Times New Roman" w:hAnsi="Times New Roman" w:eastAsia="Times New Roman" w:cs="Times New Roman"/>
+          <w:rFonts w:ascii="SimSun" w:hAnsi="SimSun" w:eastAsia="SimSun" w:cs="SimSun"/>
         </w:rPr>
         <w:t xml:space="preserve">  ├── Beckmann → </w:t>
       </w:r>
       <w:r>
         <w:rPr>
           <w:rStyle w:val="VerbatimChar"/>
-          <w:rFonts w:hint="eastAsia" w:ascii="Times New Roman" w:hAnsi="Times New Roman" w:eastAsia="FangSong" w:cs="Times New Roman"/>
+          <w:rFonts w:hint="eastAsia" w:ascii="SimSun" w:hAnsi="SimSun" w:eastAsia="SimSun" w:cs="SimSun"/>
         </w:rPr>
         <w:t>反式迁移</w:t>
       </w:r>
       <w:r>
         <w:rPr>
           <w:rStyle w:val="VerbatimChar"/>
-          <w:rFonts w:hint="eastAsia" w:ascii="Times New Roman" w:hAnsi="Times New Roman" w:eastAsia="Times New Roman" w:cs="Times New Roman"/>
+          <w:rFonts w:hint="eastAsia" w:ascii="SimSun" w:hAnsi="SimSun" w:eastAsia="SimSun" w:cs="SimSun"/>
         </w:rPr>
         <w:t>（</w:t>
       </w:r>
       <w:r>
         <w:rPr>
           <w:rStyle w:val="VerbatimChar"/>
-          <w:rFonts w:hint="eastAsia" w:ascii="Times New Roman" w:hAnsi="Times New Roman" w:eastAsia="FangSong" w:cs="Times New Roman"/>
+          <w:rFonts w:hint="eastAsia" w:ascii="SimSun" w:hAnsi="SimSun" w:eastAsia="SimSun" w:cs="SimSun"/>
         </w:rPr>
         <w:t>肟的</w:t>
       </w:r>
       <w:r>
         <w:rPr>
           <w:rStyle w:val="VerbatimChar"/>
-          <w:rFonts w:ascii="Times New Roman" w:hAnsi="Times New Roman" w:eastAsia="Times New Roman" w:cs="Times New Roman"/>
+          <w:rFonts w:ascii="SimSun" w:hAnsi="SimSun" w:eastAsia="SimSun" w:cs="SimSun"/>
         </w:rPr>
         <w:t xml:space="preserve"> E/Z </w:t>
       </w:r>
       <w:r>
         <w:rPr>
           <w:rStyle w:val="VerbatimChar"/>
-          <w:rFonts w:hint="eastAsia" w:ascii="Times New Roman" w:hAnsi="Times New Roman" w:eastAsia="FangSong" w:cs="Times New Roman"/>
+          <w:rFonts w:hint="eastAsia" w:ascii="SimSun" w:hAnsi="SimSun" w:eastAsia="SimSun" w:cs="SimSun"/>
         </w:rPr>
         <w:t>构型决定</w:t>
       </w:r>
       <w:r>
         <w:rPr>
           <w:rStyle w:val="VerbatimChar"/>
-          <w:rFonts w:hint="eastAsia" w:ascii="Times New Roman" w:hAnsi="Times New Roman" w:eastAsia="Times New Roman" w:cs="Times New Roman"/>
+          <w:rFonts w:hint="eastAsia" w:ascii="SimSun" w:hAnsi="SimSun" w:eastAsia="SimSun" w:cs="SimSun"/>
         </w:rPr>
         <w:t>）</w:t>
       </w:r>
       <w:r>
         <w:rPr>
-          <w:rFonts w:ascii="Times New Roman" w:hAnsi="Times New Roman" w:eastAsia="Times New Roman" w:cs="Times New Roman"/>
+          <w:rFonts w:ascii="SimSun" w:hAnsi="SimSun" w:eastAsia="SimSun" w:cs="SimSun"/>
         </w:rPr>
         <w:br/>
       </w:r>
       <w:r>
         <w:rPr>
           <w:rStyle w:val="VerbatimChar"/>
-          <w:rFonts w:ascii="Times New Roman" w:hAnsi="Times New Roman" w:eastAsia="Times New Roman" w:cs="Times New Roman"/>
+          <w:rFonts w:ascii="SimSun" w:hAnsi="SimSun" w:eastAsia="SimSun" w:cs="SimSun"/>
         </w:rPr>
         <w:t xml:space="preserve">  ├── B-V → </w:t>
       </w:r>
       <w:r>
         <w:rPr>
           <w:rStyle w:val="VerbatimChar"/>
-          <w:rFonts w:hint="eastAsia" w:ascii="Times New Roman" w:hAnsi="Times New Roman" w:eastAsia="FangSong" w:cs="Times New Roman"/>
+          <w:rFonts w:hint="eastAsia" w:ascii="SimSun" w:hAnsi="SimSun" w:eastAsia="SimSun" w:cs="SimSun"/>
         </w:rPr>
         <w:t>迁移能力顺序</w:t>
       </w:r>
       <w:r>
         <w:rPr>
           <w:rStyle w:val="VerbatimChar"/>
-          <w:rFonts w:hint="eastAsia" w:ascii="Times New Roman" w:hAnsi="Times New Roman" w:eastAsia="Times New Roman" w:cs="Times New Roman"/>
+          <w:rFonts w:hint="eastAsia" w:ascii="SimSun" w:hAnsi="SimSun" w:eastAsia="SimSun" w:cs="SimSun"/>
         </w:rPr>
         <w:t>（</w:t>
       </w:r>
       <w:r>
         <w:rPr>
           <w:rStyle w:val="VerbatimChar"/>
-          <w:rFonts w:hint="eastAsia" w:ascii="Times New Roman" w:hAnsi="Times New Roman" w:eastAsia="FangSong" w:cs="Times New Roman"/>
+          <w:rFonts w:hint="eastAsia" w:ascii="SimSun" w:hAnsi="SimSun" w:eastAsia="SimSun" w:cs="SimSun"/>
         </w:rPr>
         <w:t>更能稳正电荷的优先</w:t>
       </w:r>
       <w:r>
         <w:rPr>
           <w:rStyle w:val="VerbatimChar"/>
-          <w:rFonts w:hint="eastAsia" w:ascii="Times New Roman" w:hAnsi="Times New Roman" w:eastAsia="Times New Roman" w:cs="Times New Roman"/>
+          <w:rFonts w:hint="eastAsia" w:ascii="SimSun" w:hAnsi="SimSun" w:eastAsia="SimSun" w:cs="SimSun"/>
         </w:rPr>
         <w:t>）</w:t>
       </w:r>
       <w:r>
         <w:rPr>
-          <w:rFonts w:ascii="Times New Roman" w:hAnsi="Times New Roman" w:eastAsia="Times New Roman" w:cs="Times New Roman"/>
+          <w:rFonts w:ascii="SimSun" w:hAnsi="SimSun" w:eastAsia="SimSun" w:cs="SimSun"/>
         </w:rPr>
         <w:br/>
       </w:r>
       <w:r>
         <w:rPr>
           <w:rStyle w:val="VerbatimChar"/>
-          <w:rFonts w:ascii="Times New Roman" w:hAnsi="Times New Roman" w:eastAsia="Times New Roman" w:cs="Times New Roman"/>
+          <w:rFonts w:ascii="SimSun" w:hAnsi="SimSun" w:eastAsia="SimSun" w:cs="SimSun"/>
         </w:rPr>
         <w:t xml:space="preserve">  ├── Pinacol → </w:t>
       </w:r>
       <w:r>
         <w:rPr>
           <w:rStyle w:val="VerbatimChar"/>
-          <w:rFonts w:hint="eastAsia" w:ascii="Times New Roman" w:hAnsi="Times New Roman" w:eastAsia="FangSong" w:cs="Times New Roman"/>
+          <w:rFonts w:hint="eastAsia" w:ascii="SimSun" w:hAnsi="SimSun" w:eastAsia="SimSun" w:cs="SimSun"/>
         </w:rPr>
         <w:t>先判哪侧离去</w:t>
       </w:r>
       <w:r>
         <w:rPr>
           <w:rStyle w:val="VerbatimChar"/>
-          <w:rFonts w:hint="eastAsia" w:ascii="Times New Roman" w:hAnsi="Times New Roman" w:eastAsia="Times New Roman" w:cs="Times New Roman"/>
+          <w:rFonts w:hint="eastAsia" w:ascii="SimSun" w:hAnsi="SimSun" w:eastAsia="SimSun" w:cs="SimSun"/>
         </w:rPr>
         <w:t>（</w:t>
       </w:r>
       <w:r>
         <w:rPr>
           <w:rStyle w:val="VerbatimChar"/>
-          <w:rFonts w:hint="eastAsia" w:ascii="Times New Roman" w:hAnsi="Times New Roman" w:eastAsia="FangSong" w:cs="Times New Roman"/>
+          <w:rFonts w:hint="eastAsia" w:ascii="SimSun" w:hAnsi="SimSun" w:eastAsia="SimSun" w:cs="SimSun"/>
         </w:rPr>
         <w:t>更稳碳正离子</w:t>
       </w:r>
       <w:r>
         <w:rPr>
           <w:rStyle w:val="VerbatimChar"/>
-          <w:rFonts w:hint="eastAsia" w:ascii="Times New Roman" w:hAnsi="Times New Roman" w:eastAsia="Times New Roman" w:cs="Times New Roman"/>
+          <w:rFonts w:hint="eastAsia" w:ascii="SimSun" w:hAnsi="SimSun" w:eastAsia="SimSun" w:cs="SimSun"/>
         </w:rPr>
         <w:t>），</w:t>
       </w:r>
       <w:r>
         <w:rPr>
           <w:rStyle w:val="VerbatimChar"/>
-          <w:rFonts w:hint="eastAsia" w:ascii="Times New Roman" w:hAnsi="Times New Roman" w:eastAsia="FangSong" w:cs="Times New Roman"/>
+          <w:rFonts w:hint="eastAsia" w:ascii="SimSun" w:hAnsi="SimSun" w:eastAsia="SimSun" w:cs="SimSun"/>
         </w:rPr>
         <w:t>再判哪侧迁移</w:t>
       </w:r>
       <w:r>
         <w:rPr>
-          <w:rFonts w:ascii="Times New Roman" w:hAnsi="Times New Roman" w:eastAsia="Times New Roman" w:cs="Times New Roman"/>
+          <w:rFonts w:ascii="SimSun" w:hAnsi="SimSun" w:eastAsia="SimSun" w:cs="SimSun"/>
         </w:rPr>
         <w:br/>
       </w:r>
       <w:r>
         <w:rPr>
           <w:rStyle w:val="VerbatimChar"/>
-          <w:rFonts w:ascii="Times New Roman" w:hAnsi="Times New Roman" w:eastAsia="Times New Roman" w:cs="Times New Roman"/>
+          <w:rFonts w:ascii="SimSun" w:hAnsi="SimSun" w:eastAsia="SimSun" w:cs="SimSun"/>
         </w:rPr>
         <w:t xml:space="preserve">  ├── Claisen / Cope → [3,3]-σ </w:t>
       </w:r>
       <w:r>
         <w:rPr>
           <w:rStyle w:val="VerbatimChar"/>
-          <w:rFonts w:hint="eastAsia" w:ascii="Times New Roman" w:hAnsi="Times New Roman" w:eastAsia="FangSong" w:cs="Times New Roman"/>
+          <w:rFonts w:hint="eastAsia" w:ascii="SimSun" w:hAnsi="SimSun" w:eastAsia="SimSun" w:cs="SimSun"/>
         </w:rPr>
         <w:t xml:space="preserve">协同六元过渡态</w:t>
       </w:r>
       <w:r>
         <w:rPr>
-          <w:rFonts w:ascii="Times New Roman" w:hAnsi="Times New Roman" w:eastAsia="Times New Roman" w:cs="Times New Roman"/>
+          <w:rFonts w:ascii="SimSun" w:hAnsi="SimSun" w:eastAsia="SimSun" w:cs="SimSun"/>
         </w:rPr>
         <w:br/>
       </w:r>
       <w:r>
         <w:rPr>
           <w:rStyle w:val="VerbatimChar"/>
-          <w:rFonts w:ascii="Times New Roman" w:hAnsi="Times New Roman" w:eastAsia="Times New Roman" w:cs="Times New Roman"/>
+          <w:rFonts w:ascii="SimSun" w:hAnsi="SimSun" w:eastAsia="SimSun" w:cs="SimSun"/>
         </w:rPr>
         <w:t xml:space="preserve">  ├── Brook → Si-O </w:t>
       </w:r>
       <w:r>
         <w:rPr>
           <w:rStyle w:val="VerbatimChar"/>
-          <w:rFonts w:hint="eastAsia" w:ascii="Times New Roman" w:hAnsi="Times New Roman" w:eastAsia="FangSong" w:cs="Times New Roman"/>
+          <w:rFonts w:hint="eastAsia" w:ascii="SimSun" w:hAnsi="SimSun" w:eastAsia="SimSun" w:cs="SimSun"/>
         </w:rPr>
         <w:t xml:space="preserve">键形成驱动</w:t>
       </w:r>
       <w:r>
         <w:rPr>
-          <w:rFonts w:ascii="Times New Roman" w:hAnsi="Times New Roman" w:eastAsia="Times New Roman" w:cs="Times New Roman"/>
+          <w:rFonts w:ascii="SimSun" w:hAnsi="SimSun" w:eastAsia="SimSun" w:cs="SimSun"/>
         </w:rPr>
         <w:br/>
       </w:r>
       <w:r>
         <w:rPr>
           <w:rStyle w:val="VerbatimChar"/>
-          <w:rFonts w:ascii="Times New Roman" w:hAnsi="Times New Roman" w:eastAsia="Times New Roman" w:cs="Times New Roman"/>
+          <w:rFonts w:ascii="SimSun" w:hAnsi="SimSun" w:eastAsia="SimSun" w:cs="SimSun"/>
         </w:rPr>
         <w:t xml:space="preserve">  └── Favorskii → </w:t>
       </w:r>
       <w:r>
         <w:rPr>
           <w:rStyle w:val="VerbatimChar"/>
-          <w:rFonts w:hint="eastAsia" w:ascii="Times New Roman" w:hAnsi="Times New Roman" w:eastAsia="FangSong" w:cs="Times New Roman"/>
+          <w:rFonts w:hint="eastAsia" w:ascii="SimSun" w:hAnsi="SimSun" w:eastAsia="SimSun" w:cs="SimSun"/>
         </w:rPr>
         <w:t xml:space="preserve">环丙酮中间体</w:t>
       </w:r>
       <w:r>
         <w:rPr>
           <w:rStyle w:val="VerbatimChar"/>
-          <w:rFonts w:ascii="Times New Roman" w:hAnsi="Times New Roman" w:eastAsia="Times New Roman" w:cs="Times New Roman"/>
+          <w:rFonts w:ascii="SimSun" w:hAnsi="SimSun" w:eastAsia="SimSun" w:cs="SimSun"/>
         </w:rPr>
         <w:t xml:space="preserve"> → </w:t>
       </w:r>
       <w:r>
         <w:rPr>
           <w:rStyle w:val="VerbatimChar"/>
-          <w:rFonts w:hint="eastAsia" w:ascii="Times New Roman" w:hAnsi="Times New Roman" w:eastAsia="FangSong" w:cs="Times New Roman"/>
+          <w:rFonts w:hint="eastAsia" w:ascii="SimSun" w:hAnsi="SimSun" w:eastAsia="SimSun" w:cs="SimSun"/>
         </w:rPr>
         <w:t xml:space="preserve">开环方向由负电荷稳定性定</w:t>
       </w:r>
       <w:r>
         <w:rPr>
-          <w:rFonts w:ascii="Times New Roman" w:hAnsi="Times New Roman" w:eastAsia="Times New Roman" w:cs="Times New Roman"/>
+          <w:rFonts w:ascii="SimSun" w:hAnsi="SimSun" w:eastAsia="SimSun" w:cs="SimSun"/>
         </w:rPr>
         <w:br/>
       </w:r>
       <w:r>
         <w:rPr>
-          <w:rFonts w:ascii="Times New Roman" w:hAnsi="Times New Roman" w:eastAsia="Times New Roman" w:cs="Times New Roman"/>
+          <w:rFonts w:ascii="SimSun" w:hAnsi="SimSun" w:eastAsia="SimSun" w:cs="SimSun"/>
         </w:rPr>
         <w:br/>
       </w:r>
       <w:r>
         <w:rPr>
           <w:rStyle w:val="VerbatimChar"/>
-          <w:rFonts w:ascii="Times New Roman" w:hAnsi="Times New Roman" w:eastAsia="Times New Roman" w:cs="Times New Roman"/>
+          <w:rFonts w:ascii="SimSun" w:hAnsi="SimSun" w:eastAsia="SimSun" w:cs="SimSun"/>
         </w:rPr>
         <w:t xml:space="preserve">Step </w:t>
       </w:r>
       <w:r>
         <w:rPr>
           <w:rStyle w:val="VerbatimChar"/>
-          <w:rFonts w:hint="eastAsia" w:ascii="Times New Roman" w:hAnsi="Times New Roman" w:eastAsia="Times New Roman" w:cs="Times New Roman"/>
+          <w:rFonts w:hint="eastAsia" w:ascii="SimSun" w:hAnsi="SimSun" w:eastAsia="SimSun" w:cs="SimSun"/>
         </w:rPr>
         <w:t>3：</w:t>
       </w:r>
       <w:r>
         <w:rPr>
           <w:rStyle w:val="VerbatimChar"/>
-          <w:rFonts w:hint="eastAsia" w:ascii="Times New Roman" w:hAnsi="Times New Roman" w:eastAsia="FangSong" w:cs="Times New Roman"/>
+          <w:rFonts w:hint="eastAsia" w:ascii="SimSun" w:hAnsi="SimSun" w:eastAsia="SimSun" w:cs="SimSun"/>
         </w:rPr>
         <w:t>核产物</w:t>
       </w:r>
       <w:r>
         <w:rPr>
-          <w:rFonts w:ascii="Times New Roman" w:hAnsi="Times New Roman" w:eastAsia="Times New Roman" w:cs="Times New Roman"/>
+          <w:rFonts w:ascii="SimSun" w:hAnsi="SimSun" w:eastAsia="SimSun" w:cs="SimSun"/>
         </w:rPr>
         <w:br/>
       </w:r>
       <w:r>
         <w:rPr>
           <w:rStyle w:val="VerbatimChar"/>
-          <w:rFonts w:ascii="Times New Roman" w:hAnsi="Times New Roman" w:eastAsia="Times New Roman" w:cs="Times New Roman"/>
+          <w:rFonts w:ascii="SimSun" w:hAnsi="SimSun" w:eastAsia="SimSun" w:cs="SimSun"/>
         </w:rPr>
         <w:t xml:space="preserve">  ├── </w:t>
       </w:r>
       <w:r>
         <w:rPr>
           <w:rStyle w:val="VerbatimChar"/>
-          <w:rFonts w:hint="eastAsia" w:ascii="Times New Roman" w:hAnsi="Times New Roman" w:eastAsia="FangSong" w:cs="Times New Roman"/>
+          <w:rFonts w:hint="eastAsia" w:ascii="SimSun" w:hAnsi="SimSun" w:eastAsia="SimSun" w:cs="SimSun"/>
         </w:rPr>
         <w:t>官能团变化</w:t>
       </w:r>
       <w:r>
         <w:rPr>
           <w:rStyle w:val="VerbatimChar"/>
-          <w:rFonts w:hint="eastAsia" w:ascii="Times New Roman" w:hAnsi="Times New Roman" w:eastAsia="Times New Roman" w:cs="Times New Roman"/>
+          <w:rFonts w:hint="eastAsia" w:ascii="SimSun" w:hAnsi="SimSun" w:eastAsia="SimSun" w:cs="SimSun"/>
         </w:rPr>
         <w:t>：</w:t>
       </w:r>
       <w:r>
         <w:rPr>
           <w:rStyle w:val="VerbatimChar"/>
-          <w:rFonts w:hint="eastAsia" w:ascii="Times New Roman" w:hAnsi="Times New Roman" w:eastAsia="FangSong" w:cs="Times New Roman"/>
+          <w:rFonts w:hint="eastAsia" w:ascii="SimSun" w:hAnsi="SimSun" w:eastAsia="SimSun" w:cs="SimSun"/>
         </w:rPr>
         <w:t>酮</w:t>
       </w:r>
       <w:r>
         <w:rPr>
           <w:rStyle w:val="VerbatimChar"/>
-          <w:rFonts w:hint="eastAsia" w:ascii="Times New Roman" w:hAnsi="Times New Roman" w:eastAsia="Times New Roman" w:cs="Times New Roman"/>
+          <w:rFonts w:hint="eastAsia" w:ascii="SimSun" w:hAnsi="SimSun" w:eastAsia="SimSun" w:cs="SimSun"/>
         </w:rPr>
         <w:t>/</w:t>
       </w:r>
       <w:r>
         <w:rPr>
           <w:rStyle w:val="VerbatimChar"/>
-          <w:rFonts w:hint="eastAsia" w:ascii="Times New Roman" w:hAnsi="Times New Roman" w:eastAsia="FangSong" w:cs="Times New Roman"/>
+          <w:rFonts w:hint="eastAsia" w:ascii="SimSun" w:hAnsi="SimSun" w:eastAsia="SimSun" w:cs="SimSun"/>
         </w:rPr>
         <w:t>酰胺</w:t>
       </w:r>
       <w:r>
         <w:rPr>
           <w:rStyle w:val="VerbatimChar"/>
-          <w:rFonts w:hint="eastAsia" w:ascii="Times New Roman" w:hAnsi="Times New Roman" w:eastAsia="Times New Roman" w:cs="Times New Roman"/>
+          <w:rFonts w:hint="eastAsia" w:ascii="SimSun" w:hAnsi="SimSun" w:eastAsia="SimSun" w:cs="SimSun"/>
         </w:rPr>
         <w:t>/</w:t>
       </w:r>
       <w:r>
         <w:rPr>
           <w:rStyle w:val="VerbatimChar"/>
-          <w:rFonts w:hint="eastAsia" w:ascii="Times New Roman" w:hAnsi="Times New Roman" w:eastAsia="FangSong" w:cs="Times New Roman"/>
+          <w:rFonts w:hint="eastAsia" w:ascii="SimSun" w:hAnsi="SimSun" w:eastAsia="SimSun" w:cs="SimSun"/>
         </w:rPr>
         <w:t>酯</w:t>
       </w:r>
       <w:r>
         <w:rPr>
           <w:rStyle w:val="VerbatimChar"/>
-          <w:rFonts w:hint="eastAsia" w:ascii="Times New Roman" w:hAnsi="Times New Roman" w:eastAsia="Times New Roman" w:cs="Times New Roman"/>
+          <w:rFonts w:hint="eastAsia" w:ascii="SimSun" w:hAnsi="SimSun" w:eastAsia="SimSun" w:cs="SimSun"/>
         </w:rPr>
         <w:t>/</w:t>
       </w:r>
       <w:r>
         <w:rPr>
           <w:rStyle w:val="VerbatimChar"/>
-          <w:rFonts w:hint="eastAsia" w:ascii="Times New Roman" w:hAnsi="Times New Roman" w:eastAsia="FangSong" w:cs="Times New Roman"/>
+          <w:rFonts w:hint="eastAsia" w:ascii="SimSun" w:hAnsi="SimSun" w:eastAsia="SimSun" w:cs="SimSun"/>
         </w:rPr>
         <w:t>内酯</w:t>
       </w:r>
       <w:r>
         <w:rPr>
           <w:rStyle w:val="VerbatimChar"/>
-          <w:rFonts w:hint="eastAsia" w:ascii="Times New Roman" w:hAnsi="Times New Roman" w:eastAsia="Times New Roman" w:cs="Times New Roman"/>
+          <w:rFonts w:hint="eastAsia" w:ascii="SimSun" w:hAnsi="SimSun" w:eastAsia="SimSun" w:cs="SimSun"/>
         </w:rPr>
         <w:t>/</w:t>
       </w:r>
       <w:r>
         <w:rPr>
           <w:rStyle w:val="VerbatimChar"/>
-          <w:rFonts w:hint="eastAsia" w:ascii="Times New Roman" w:hAnsi="Times New Roman" w:eastAsia="FangSong" w:cs="Times New Roman"/>
+          <w:rFonts w:hint="eastAsia" w:ascii="SimSun" w:hAnsi="SimSun" w:eastAsia="SimSun" w:cs="SimSun"/>
         </w:rPr>
         <w:t>内酰胺</w:t>
       </w:r>
       <w:r>
         <w:rPr>
           <w:rStyle w:val="VerbatimChar"/>
-          <w:rFonts w:hint="eastAsia" w:ascii="Times New Roman" w:hAnsi="Times New Roman" w:eastAsia="Times New Roman" w:cs="Times New Roman"/>
+          <w:rFonts w:hint="eastAsia" w:ascii="SimSun" w:hAnsi="SimSun" w:eastAsia="SimSun" w:cs="SimSun"/>
         </w:rPr>
         <w:t>/</w:t>
       </w:r>
       <w:r>
         <w:rPr>
           <w:rStyle w:val="VerbatimChar"/>
-          <w:rFonts w:hint="eastAsia" w:ascii="Times New Roman" w:hAnsi="Times New Roman" w:eastAsia="FangSong" w:cs="Times New Roman"/>
+          <w:rFonts w:hint="eastAsia" w:ascii="SimSun" w:hAnsi="SimSun" w:eastAsia="SimSun" w:cs="SimSun"/>
         </w:rPr>
         <w:t>酚</w:t>
       </w:r>
       <w:r>
         <w:rPr>
           <w:rStyle w:val="VerbatimChar"/>
-          <w:rFonts w:hint="eastAsia" w:ascii="Times New Roman" w:hAnsi="Times New Roman" w:eastAsia="Times New Roman" w:cs="Times New Roman"/>
+          <w:rFonts w:hint="eastAsia" w:ascii="SimSun" w:hAnsi="SimSun" w:eastAsia="SimSun" w:cs="SimSun"/>
         </w:rPr>
         <w:t>/</w:t>
       </w:r>
       <w:r>
         <w:rPr>
           <w:rStyle w:val="VerbatimChar"/>
-          <w:rFonts w:hint="eastAsia" w:ascii="Times New Roman" w:hAnsi="Times New Roman" w:eastAsia="FangSong" w:cs="Times New Roman"/>
+          <w:rFonts w:hint="eastAsia" w:ascii="SimSun" w:hAnsi="SimSun" w:eastAsia="SimSun" w:cs="SimSun"/>
         </w:rPr>
         <w:t>羧酸</w:t>
       </w:r>
       <w:r>
         <w:rPr>
-          <w:rFonts w:ascii="Times New Roman" w:hAnsi="Times New Roman" w:eastAsia="Times New Roman" w:cs="Times New Roman"/>
+          <w:rFonts w:ascii="SimSun" w:hAnsi="SimSun" w:eastAsia="SimSun" w:cs="SimSun"/>
         </w:rPr>
         <w:br/>
       </w:r>
       <w:r>
         <w:rPr>
           <w:rStyle w:val="VerbatimChar"/>
-          <w:rFonts w:ascii="Times New Roman" w:hAnsi="Times New Roman" w:eastAsia="Times New Roman" w:cs="Times New Roman"/>
+          <w:rFonts w:ascii="SimSun" w:hAnsi="SimSun" w:eastAsia="SimSun" w:cs="SimSun"/>
         </w:rPr>
         <w:t xml:space="preserve">  └── </w:t>
       </w:r>
       <w:r>
         <w:rPr>
           <w:rStyle w:val="VerbatimChar"/>
-          <w:rFonts w:hint="eastAsia" w:ascii="Times New Roman" w:hAnsi="Times New Roman" w:eastAsia="FangSong" w:cs="Times New Roman"/>
+          <w:rFonts w:hint="eastAsia" w:ascii="SimSun" w:hAnsi="SimSun" w:eastAsia="SimSun" w:cs="SimSun"/>
         </w:rPr>
         <w:t>环尺寸变化</w:t>
       </w:r>
       <w:r>
         <w:rPr>
           <w:rStyle w:val="VerbatimChar"/>
-          <w:rFonts w:hint="eastAsia" w:ascii="Times New Roman" w:hAnsi="Times New Roman" w:eastAsia="Times New Roman" w:cs="Times New Roman"/>
+          <w:rFonts w:hint="eastAsia" w:ascii="SimSun" w:hAnsi="SimSun" w:eastAsia="SimSun" w:cs="SimSun"/>
         </w:rPr>
         <w:t>：</w:t>
       </w:r>
       <w:r>
         <w:rPr>
           <w:rStyle w:val="VerbatimChar"/>
-          <w:rFonts w:hint="eastAsia" w:ascii="Times New Roman" w:hAnsi="Times New Roman" w:eastAsia="FangSong" w:cs="Times New Roman"/>
+          <w:rFonts w:hint="eastAsia" w:ascii="SimSun" w:hAnsi="SimSun" w:eastAsia="SimSun" w:cs="SimSun"/>
         </w:rPr>
         <w:t>扩环</w:t>
       </w:r>
       <w:r>
         <w:rPr>
           <w:rStyle w:val="VerbatimChar"/>
-          <w:rFonts w:hint="eastAsia" w:ascii="Times New Roman" w:hAnsi="Times New Roman" w:eastAsia="Times New Roman" w:cs="Times New Roman"/>
+          <w:rFonts w:hint="eastAsia" w:ascii="SimSun" w:hAnsi="SimSun" w:eastAsia="SimSun" w:cs="SimSun"/>
         </w:rPr>
         <w:t>/</w:t>
       </w:r>
       <w:r>
         <w:rPr>
           <w:rStyle w:val="VerbatimChar"/>
-          <w:rFonts w:hint="eastAsia" w:ascii="Times New Roman" w:hAnsi="Times New Roman" w:eastAsia="FangSong" w:cs="Times New Roman"/>
+          <w:rFonts w:hint="eastAsia" w:ascii="SimSun" w:hAnsi="SimSun" w:eastAsia="SimSun" w:cs="SimSun"/>
         </w:rPr>
         <w:t>缩环</w:t>
       </w:r>
       <w:r>
         <w:rPr>
           <w:rStyle w:val="VerbatimChar"/>
-          <w:rFonts w:hint="eastAsia" w:ascii="Times New Roman" w:hAnsi="Times New Roman" w:eastAsia="Times New Roman" w:cs="Times New Roman"/>
+          <w:rFonts w:hint="eastAsia" w:ascii="SimSun" w:hAnsi="SimSun" w:eastAsia="SimSun" w:cs="SimSun"/>
         </w:rPr>
         <w:t>/</w:t>
       </w:r>
       <w:r>
         <w:rPr>
           <w:rStyle w:val="VerbatimChar"/>
-          <w:rFonts w:hint="eastAsia" w:ascii="Times New Roman" w:hAnsi="Times New Roman" w:eastAsia="FangSong" w:cs="Times New Roman"/>
+          <w:rFonts w:hint="eastAsia" w:ascii="SimSun" w:hAnsi="SimSun" w:eastAsia="SimSun" w:cs="SimSun"/>
         </w:rPr>
         <w:t>插入</w:t>
       </w:r>
       <w:r>
         <w:rPr>
           <w:rStyle w:val="VerbatimChar"/>
-          <w:rFonts w:hint="eastAsia" w:ascii="Times New Roman" w:hAnsi="Times New Roman" w:eastAsia="Times New Roman" w:cs="Times New Roman"/>
+          <w:rFonts w:hint="eastAsia" w:ascii="SimSun" w:hAnsi="SimSun" w:eastAsia="SimSun" w:cs="SimSun"/>
         </w:rPr>
         <w:t>O/N</w:t>
       </w:r>
@@ -4586,54 +4586,54 @@
       <w:r>
         <w:rPr>
           <w:rStyle w:val="VerbatimChar"/>
-          <w:rFonts w:ascii="Times New Roman" w:hAnsi="Times New Roman" w:eastAsia="Times New Roman" w:cs="Times New Roman"/>
+          <w:rFonts w:ascii="SimSun" w:hAnsi="SimSun" w:eastAsia="SimSun" w:cs="SimSun"/>
         </w:rPr>
         <w:t xml:space="preserve">         R             </w:t>
       </w:r>
       <w:r>
         <w:rPr>
           <w:rStyle w:val="VerbatimChar"/>
-          <w:rFonts w:hint="eastAsia" w:ascii="Times New Roman" w:hAnsi="Times New Roman" w:eastAsia="Times New Roman" w:cs="Times New Roman"/>
+          <w:rFonts w:hint="eastAsia" w:ascii="SimSun" w:hAnsi="SimSun" w:eastAsia="SimSun" w:cs="SimSun"/>
         </w:rPr>
         <w:t>Rθ+θ</w:t>
       </w:r>
       <w:r>
         <w:rPr>
           <w:rStyle w:val="VerbatimChar"/>
-          <w:rFonts w:hint="eastAsia" w:ascii="Times New Roman" w:hAnsi="Times New Roman" w:eastAsia="FangSong" w:cs="Times New Roman"/>
+          <w:rFonts w:hint="eastAsia" w:ascii="SimSun" w:hAnsi="SimSun" w:eastAsia="SimSun" w:cs="SimSun"/>
         </w:rPr>
         <w:t>稳定碳正离子</w:t>
       </w:r>
       <w:r>
         <w:rPr>
-          <w:rFonts w:ascii="Times New Roman" w:hAnsi="Times New Roman" w:eastAsia="Times New Roman" w:cs="Times New Roman"/>
+          <w:rFonts w:ascii="SimSun" w:hAnsi="SimSun" w:eastAsia="SimSun" w:cs="SimSun"/>
         </w:rPr>
         <w:br/>
       </w:r>
       <w:r>
         <w:rPr>
           <w:rStyle w:val="VerbatimChar"/>
-          <w:rFonts w:ascii="Times New Roman" w:hAnsi="Times New Roman" w:eastAsia="Times New Roman" w:cs="Times New Roman"/>
+          <w:rFonts w:ascii="SimSun" w:hAnsi="SimSun" w:eastAsia="SimSun" w:cs="SimSun"/>
         </w:rPr>
         <w:t xml:space="preserve">         |     1,2-     |</w:t>
       </w:r>
       <w:r>
         <w:rPr>
-          <w:rFonts w:ascii="Times New Roman" w:hAnsi="Times New Roman" w:eastAsia="Times New Roman" w:cs="Times New Roman"/>
+          <w:rFonts w:ascii="SimSun" w:hAnsi="SimSun" w:eastAsia="SimSun" w:cs="SimSun"/>
         </w:rPr>
         <w:br/>
       </w:r>
       <w:r>
         <w:rPr>
           <w:rStyle w:val="VerbatimChar"/>
-          <w:rFonts w:ascii="Times New Roman" w:hAnsi="Times New Roman" w:eastAsia="Times New Roman" w:cs="Times New Roman"/>
+          <w:rFonts w:ascii="SimSun" w:hAnsi="SimSun" w:eastAsia="SimSun" w:cs="SimSun"/>
         </w:rPr>
         <w:t xml:space="preserve">  R—C—C</w:t>
       </w:r>
       <w:r>
         <w:rPr>
           <w:rStyle w:val="VerbatimChar"/>
-          <w:rFonts w:ascii="Times New Roman" w:hAnsi="Times New Roman" w:eastAsia="Times New Roman" w:cs="Times New Roman"/>
+          <w:rFonts w:ascii="SimSun" w:hAnsi="SimSun" w:eastAsia="SimSun" w:cs="SimSun"/>
           <w:vertAlign w:val="superscript"/>
         </w:rPr>
         <w:t>+</w:t>
@@ -4641,14 +4641,14 @@
       <w:r>
         <w:rPr>
           <w:rStyle w:val="VerbatimChar"/>
-          <w:rFonts w:ascii="Times New Roman" w:hAnsi="Times New Roman" w:eastAsia="Times New Roman" w:cs="Times New Roman"/>
+          <w:rFonts w:ascii="SimSun" w:hAnsi="SimSun" w:eastAsia="SimSun" w:cs="SimSun"/>
         </w:rPr>
         <w:t xml:space="preserve">   →   R—C</w:t>
       </w:r>
       <w:r>
         <w:rPr>
           <w:rStyle w:val="VerbatimChar"/>
-          <w:rFonts w:ascii="Times New Roman" w:hAnsi="Times New Roman" w:eastAsia="Times New Roman" w:cs="Times New Roman"/>
+          <w:rFonts w:ascii="SimSun" w:hAnsi="SimSun" w:eastAsia="SimSun" w:cs="SimSun"/>
           <w:vertAlign w:val="superscript"/>
         </w:rPr>
         <w:t>+</w:t>
@@ -4656,102 +4656,102 @@
       <w:r>
         <w:rPr>
           <w:rStyle w:val="VerbatimChar"/>
-          <w:rFonts w:ascii="Times New Roman" w:hAnsi="Times New Roman" w:eastAsia="Times New Roman" w:cs="Times New Roman"/>
+          <w:rFonts w:ascii="SimSun" w:hAnsi="SimSun" w:eastAsia="SimSun" w:cs="SimSun"/>
         </w:rPr>
         <w:t>—C</w:t>
       </w:r>
       <w:r>
         <w:rPr>
-          <w:rFonts w:ascii="Times New Roman" w:hAnsi="Times New Roman" w:eastAsia="Times New Roman" w:cs="Times New Roman"/>
+          <w:rFonts w:ascii="SimSun" w:hAnsi="SimSun" w:eastAsia="SimSun" w:cs="SimSun"/>
         </w:rPr>
         <w:br/>
       </w:r>
       <w:r>
         <w:rPr>
           <w:rStyle w:val="VerbatimChar"/>
-          <w:rFonts w:ascii="Times New Roman" w:hAnsi="Times New Roman" w:eastAsia="Times New Roman" w:cs="Times New Roman"/>
+          <w:rFonts w:ascii="SimSun" w:hAnsi="SimSun" w:eastAsia="SimSun" w:cs="SimSun"/>
         </w:rPr>
         <w:t xml:space="preserve">    |  |    </w:t>
       </w:r>
       <w:r>
         <w:rPr>
           <w:rStyle w:val="VerbatimChar"/>
-          <w:rFonts w:hint="eastAsia" w:ascii="Times New Roman" w:hAnsi="Times New Roman" w:eastAsia="FangSong" w:cs="Times New Roman"/>
+          <w:rFonts w:hint="eastAsia" w:ascii="SimSun" w:hAnsi="SimSun" w:eastAsia="SimSun" w:cs="SimSun"/>
         </w:rPr>
         <w:t xml:space="preserve">迁移</w:t>
       </w:r>
       <w:r>
         <w:rPr>
           <w:rStyle w:val="VerbatimChar"/>
-          <w:rFonts w:ascii="Times New Roman" w:hAnsi="Times New Roman" w:eastAsia="Times New Roman" w:cs="Times New Roman"/>
+          <w:rFonts w:ascii="SimSun" w:hAnsi="SimSun" w:eastAsia="SimSun" w:cs="SimSun"/>
         </w:rPr>
         <w:t xml:space="preserve">    |  |</w:t>
       </w:r>
       <w:r>
         <w:rPr>
-          <w:rFonts w:ascii="Times New Roman" w:hAnsi="Times New Roman" w:eastAsia="Times New Roman" w:cs="Times New Roman"/>
+          <w:rFonts w:ascii="SimSun" w:hAnsi="SimSun" w:eastAsia="SimSun" w:cs="SimSun"/>
         </w:rPr>
         <w:br/>
       </w:r>
       <w:r>
         <w:rPr>
           <w:rStyle w:val="VerbatimChar"/>
-          <w:rFonts w:ascii="Times New Roman" w:hAnsi="Times New Roman" w:eastAsia="Times New Roman" w:cs="Times New Roman"/>
+          <w:rFonts w:ascii="SimSun" w:hAnsi="SimSun" w:eastAsia="SimSun" w:cs="SimSun"/>
         </w:rPr>
         <w:t xml:space="preserve">    R  H            R  H</w:t>
       </w:r>
       <w:r>
         <w:rPr>
-          <w:rFonts w:ascii="Times New Roman" w:hAnsi="Times New Roman" w:eastAsia="Times New Roman" w:cs="Times New Roman"/>
+          <w:rFonts w:ascii="SimSun" w:hAnsi="SimSun" w:eastAsia="SimSun" w:cs="SimSun"/>
         </w:rPr>
         <w:br/>
       </w:r>
       <w:r>
         <w:rPr>
           <w:rStyle w:val="VerbatimChar"/>
-          <w:rFonts w:ascii="Times New Roman" w:hAnsi="Times New Roman" w:eastAsia="Times New Roman" w:cs="Times New Roman"/>
+          <w:rFonts w:ascii="SimSun" w:hAnsi="SimSun" w:eastAsia="SimSun" w:cs="SimSun"/>
         </w:rPr>
         <w:t xml:space="preserve">  </w:t>
       </w:r>
       <w:r>
         <w:rPr>
           <w:rStyle w:val="VerbatimChar"/>
-          <w:rFonts w:hint="eastAsia" w:ascii="Times New Roman" w:hAnsi="Times New Roman" w:eastAsia="Times New Roman" w:cs="Times New Roman"/>
+          <w:rFonts w:hint="eastAsia" w:ascii="SimSun" w:hAnsi="SimSun" w:eastAsia="SimSun" w:cs="SimSun"/>
         </w:rPr>
         <w:t>(</w:t>
       </w:r>
       <w:r>
         <w:rPr>
           <w:rStyle w:val="VerbatimChar"/>
-          <w:rFonts w:hint="eastAsia" w:ascii="Times New Roman" w:hAnsi="Times New Roman" w:eastAsia="FangSong" w:cs="Times New Roman"/>
+          <w:rFonts w:hint="eastAsia" w:ascii="SimSun" w:hAnsi="SimSun" w:eastAsia="SimSun" w:cs="SimSun"/>
         </w:rPr>
         <w:t>不稳定</w:t>
       </w:r>
       <w:r>
         <w:rPr>
           <w:rStyle w:val="VerbatimChar"/>
-          <w:rFonts w:ascii="Times New Roman" w:hAnsi="Times New Roman" w:eastAsia="Times New Roman" w:cs="Times New Roman"/>
+          <w:rFonts w:ascii="SimSun" w:hAnsi="SimSun" w:eastAsia="SimSun" w:cs="SimSun"/>
         </w:rPr>
         <w:t xml:space="preserve"> 2°)      </w:t>
       </w:r>
       <w:r>
         <w:rPr>
           <w:rStyle w:val="VerbatimChar"/>
-          <w:rFonts w:hint="eastAsia" w:ascii="Times New Roman" w:hAnsi="Times New Roman" w:eastAsia="Times New Roman" w:cs="Times New Roman"/>
+          <w:rFonts w:hint="eastAsia" w:ascii="SimSun" w:hAnsi="SimSun" w:eastAsia="SimSun" w:cs="SimSun"/>
         </w:rPr>
         <w:t>(</w:t>
       </w:r>
       <w:r>
         <w:rPr>
           <w:rStyle w:val="VerbatimChar"/>
-          <w:rFonts w:hint="eastAsia" w:ascii="Times New Roman" w:hAnsi="Times New Roman" w:eastAsia="FangSong" w:cs="Times New Roman"/>
+          <w:rFonts w:hint="eastAsia" w:ascii="SimSun" w:hAnsi="SimSun" w:eastAsia="SimSun" w:cs="SimSun"/>
         </w:rPr>
         <w:t>稳定</w:t>
       </w:r>
       <w:r>
         <w:rPr>
           <w:rStyle w:val="VerbatimChar"/>
-          <w:rFonts w:ascii="Times New Roman" w:hAnsi="Times New Roman" w:eastAsia="Times New Roman" w:cs="Times New Roman"/>
+          <w:rFonts w:ascii="SimSun" w:hAnsi="SimSun" w:eastAsia="SimSun" w:cs="SimSun"/>
         </w:rPr>
         <w:t xml:space="preserve"> 3°)</w:t>
       </w:r>
@@ -4878,14 +4878,14 @@
       <w:r>
         <w:rPr>
           <w:rStyle w:val="VerbatimChar"/>
-          <w:rFonts w:ascii="Times New Roman" w:hAnsi="Times New Roman" w:eastAsia="Times New Roman" w:cs="Times New Roman"/>
+          <w:rFonts w:ascii="SimSun" w:hAnsi="SimSun" w:eastAsia="SimSun" w:cs="SimSun"/>
         </w:rPr>
         <w:t>(CH</w:t>
       </w:r>
       <w:r>
         <w:rPr>
           <w:rStyle w:val="VerbatimChar"/>
-          <w:rFonts w:ascii="Times New Roman" w:hAnsi="Times New Roman" w:eastAsia="Times New Roman" w:cs="Times New Roman"/>
+          <w:rFonts w:ascii="SimSun" w:hAnsi="SimSun" w:eastAsia="SimSun" w:cs="SimSun"/>
           <w:vertAlign w:val="subscript"/>
         </w:rPr>
         <w:t>3</w:t>
@@ -4893,14 +4893,14 @@
       <w:r>
         <w:rPr>
           <w:rStyle w:val="VerbatimChar"/>
-          <w:rFonts w:ascii="Times New Roman" w:hAnsi="Times New Roman" w:eastAsia="Times New Roman" w:cs="Times New Roman"/>
+          <w:rFonts w:ascii="SimSun" w:hAnsi="SimSun" w:eastAsia="SimSun" w:cs="SimSun"/>
         </w:rPr>
         <w:t>)</w:t>
       </w:r>
       <w:r>
         <w:rPr>
           <w:rStyle w:val="VerbatimChar"/>
-          <w:rFonts w:ascii="Times New Roman" w:hAnsi="Times New Roman" w:eastAsia="Times New Roman" w:cs="Times New Roman"/>
+          <w:rFonts w:ascii="SimSun" w:hAnsi="SimSun" w:eastAsia="SimSun" w:cs="SimSun"/>
           <w:vertAlign w:val="subscript"/>
         </w:rPr>
         <w:t>3</w:t>
@@ -4908,14 +4908,14 @@
       <w:r>
         <w:rPr>
           <w:rStyle w:val="VerbatimChar"/>
-          <w:rFonts w:ascii="Times New Roman" w:hAnsi="Times New Roman" w:eastAsia="Times New Roman" w:cs="Times New Roman"/>
+          <w:rFonts w:ascii="SimSun" w:hAnsi="SimSun" w:eastAsia="SimSun" w:cs="SimSun"/>
         </w:rPr>
         <w:t>C-CH</w:t>
       </w:r>
       <w:r>
         <w:rPr>
           <w:rStyle w:val="VerbatimChar"/>
-          <w:rFonts w:ascii="Times New Roman" w:hAnsi="Times New Roman" w:eastAsia="Times New Roman" w:cs="Times New Roman"/>
+          <w:rFonts w:ascii="SimSun" w:hAnsi="SimSun" w:eastAsia="SimSun" w:cs="SimSun"/>
           <w:vertAlign w:val="subscript"/>
         </w:rPr>
         <w:t>2</w:t>
@@ -4923,14 +4923,14 @@
       <w:r>
         <w:rPr>
           <w:rStyle w:val="VerbatimChar"/>
-          <w:rFonts w:ascii="Times New Roman" w:hAnsi="Times New Roman" w:eastAsia="Times New Roman" w:cs="Times New Roman"/>
+          <w:rFonts w:ascii="SimSun" w:hAnsi="SimSun" w:eastAsia="SimSun" w:cs="SimSun"/>
         </w:rPr>
         <w:t>-Br  →  (CH</w:t>
       </w:r>
       <w:r>
         <w:rPr>
           <w:rStyle w:val="VerbatimChar"/>
-          <w:rFonts w:ascii="Times New Roman" w:hAnsi="Times New Roman" w:eastAsia="Times New Roman" w:cs="Times New Roman"/>
+          <w:rFonts w:ascii="SimSun" w:hAnsi="SimSun" w:eastAsia="SimSun" w:cs="SimSun"/>
           <w:vertAlign w:val="subscript"/>
         </w:rPr>
         <w:t>3</w:t>
@@ -4938,14 +4938,14 @@
       <w:r>
         <w:rPr>
           <w:rStyle w:val="VerbatimChar"/>
-          <w:rFonts w:ascii="Times New Roman" w:hAnsi="Times New Roman" w:eastAsia="Times New Roman" w:cs="Times New Roman"/>
+          <w:rFonts w:ascii="SimSun" w:hAnsi="SimSun" w:eastAsia="SimSun" w:cs="SimSun"/>
         </w:rPr>
         <w:t>)</w:t>
       </w:r>
       <w:r>
         <w:rPr>
           <w:rStyle w:val="VerbatimChar"/>
-          <w:rFonts w:ascii="Times New Roman" w:hAnsi="Times New Roman" w:eastAsia="Times New Roman" w:cs="Times New Roman"/>
+          <w:rFonts w:ascii="SimSun" w:hAnsi="SimSun" w:eastAsia="SimSun" w:cs="SimSun"/>
           <w:vertAlign w:val="subscript"/>
         </w:rPr>
         <w:t>3</w:t>
@@ -4953,14 +4953,14 @@
       <w:r>
         <w:rPr>
           <w:rStyle w:val="VerbatimChar"/>
-          <w:rFonts w:ascii="Times New Roman" w:hAnsi="Times New Roman" w:eastAsia="Times New Roman" w:cs="Times New Roman"/>
+          <w:rFonts w:ascii="SimSun" w:hAnsi="SimSun" w:eastAsia="SimSun" w:cs="SimSun"/>
         </w:rPr>
         <w:t>C-CH</w:t>
       </w:r>
       <w:r>
         <w:rPr>
           <w:rStyle w:val="VerbatimChar"/>
-          <w:rFonts w:ascii="Times New Roman" w:hAnsi="Times New Roman" w:eastAsia="Times New Roman" w:cs="Times New Roman"/>
+          <w:rFonts w:ascii="SimSun" w:hAnsi="SimSun" w:eastAsia="SimSun" w:cs="SimSun"/>
           <w:vertAlign w:val="subscript"/>
         </w:rPr>
         <w:t>2</w:t>
@@ -4968,7 +4968,7 @@
       <w:r>
         <w:rPr>
           <w:rStyle w:val="VerbatimChar"/>
-          <w:rFonts w:ascii="Times New Roman" w:hAnsi="Times New Roman" w:eastAsia="Times New Roman" w:cs="Times New Roman"/>
+          <w:rFonts w:ascii="SimSun" w:hAnsi="SimSun" w:eastAsia="SimSun" w:cs="SimSun"/>
           <w:vertAlign w:val="superscript"/>
         </w:rPr>
         <w:t>+</w:t>
@@ -4976,28 +4976,28 @@
       <w:r>
         <w:rPr>
           <w:rStyle w:val="VerbatimChar"/>
-          <w:rFonts w:ascii="Times New Roman" w:hAnsi="Times New Roman" w:eastAsia="Times New Roman" w:cs="Times New Roman"/>
+          <w:rFonts w:ascii="SimSun" w:hAnsi="SimSun" w:eastAsia="SimSun" w:cs="SimSun"/>
         </w:rPr>
         <w:t xml:space="preserve">  →  </w:t>
       </w:r>
       <w:r>
         <w:rPr>
           <w:rStyle w:val="VerbatimChar"/>
-          <w:rFonts w:hint="eastAsia" w:ascii="Times New Roman" w:hAnsi="Times New Roman" w:eastAsia="FangSong" w:cs="Times New Roman"/>
+          <w:rFonts w:hint="eastAsia" w:ascii="SimSun" w:hAnsi="SimSun" w:eastAsia="SimSun" w:cs="SimSun"/>
         </w:rPr>
         <w:t xml:space="preserve">甲基迁移</w:t>
       </w:r>
       <w:r>
         <w:rPr>
           <w:rStyle w:val="VerbatimChar"/>
-          <w:rFonts w:ascii="Times New Roman" w:hAnsi="Times New Roman" w:eastAsia="Times New Roman" w:cs="Times New Roman"/>
+          <w:rFonts w:ascii="SimSun" w:hAnsi="SimSun" w:eastAsia="SimSun" w:cs="SimSun"/>
         </w:rPr>
         <w:t xml:space="preserve">  →  (CH</w:t>
       </w:r>
       <w:r>
         <w:rPr>
           <w:rStyle w:val="VerbatimChar"/>
-          <w:rFonts w:ascii="Times New Roman" w:hAnsi="Times New Roman" w:eastAsia="Times New Roman" w:cs="Times New Roman"/>
+          <w:rFonts w:ascii="SimSun" w:hAnsi="SimSun" w:eastAsia="SimSun" w:cs="SimSun"/>
           <w:vertAlign w:val="subscript"/>
         </w:rPr>
         <w:t>3</w:t>
@@ -5005,14 +5005,14 @@
       <w:r>
         <w:rPr>
           <w:rStyle w:val="VerbatimChar"/>
-          <w:rFonts w:ascii="Times New Roman" w:hAnsi="Times New Roman" w:eastAsia="Times New Roman" w:cs="Times New Roman"/>
+          <w:rFonts w:ascii="SimSun" w:hAnsi="SimSun" w:eastAsia="SimSun" w:cs="SimSun"/>
         </w:rPr>
         <w:t>)</w:t>
       </w:r>
       <w:r>
         <w:rPr>
           <w:rStyle w:val="VerbatimChar"/>
-          <w:rFonts w:ascii="Times New Roman" w:hAnsi="Times New Roman" w:eastAsia="Times New Roman" w:cs="Times New Roman"/>
+          <w:rFonts w:ascii="SimSun" w:hAnsi="SimSun" w:eastAsia="SimSun" w:cs="SimSun"/>
           <w:vertAlign w:val="subscript"/>
         </w:rPr>
         <w:t>2</w:t>
@@ -5020,14 +5020,14 @@
       <w:r>
         <w:rPr>
           <w:rStyle w:val="VerbatimChar"/>
-          <w:rFonts w:ascii="Times New Roman" w:hAnsi="Times New Roman" w:eastAsia="Times New Roman" w:cs="Times New Roman"/>
+          <w:rFonts w:ascii="SimSun" w:hAnsi="SimSun" w:eastAsia="SimSun" w:cs="SimSun"/>
         </w:rPr>
         <w:t>C</w:t>
       </w:r>
       <w:r>
         <w:rPr>
           <w:rStyle w:val="VerbatimChar"/>
-          <w:rFonts w:ascii="Times New Roman" w:hAnsi="Times New Roman" w:eastAsia="Times New Roman" w:cs="Times New Roman"/>
+          <w:rFonts w:ascii="SimSun" w:hAnsi="SimSun" w:eastAsia="SimSun" w:cs="SimSun"/>
           <w:vertAlign w:val="superscript"/>
         </w:rPr>
         <w:t>+</w:t>
@@ -5035,14 +5035,14 @@
       <w:r>
         <w:rPr>
           <w:rStyle w:val="VerbatimChar"/>
-          <w:rFonts w:ascii="Times New Roman" w:hAnsi="Times New Roman" w:eastAsia="Times New Roman" w:cs="Times New Roman"/>
+          <w:rFonts w:ascii="SimSun" w:hAnsi="SimSun" w:eastAsia="SimSun" w:cs="SimSun"/>
         </w:rPr>
         <w:t>-CH</w:t>
       </w:r>
       <w:r>
         <w:rPr>
           <w:rStyle w:val="VerbatimChar"/>
-          <w:rFonts w:ascii="Times New Roman" w:hAnsi="Times New Roman" w:eastAsia="Times New Roman" w:cs="Times New Roman"/>
+          <w:rFonts w:ascii="SimSun" w:hAnsi="SimSun" w:eastAsia="SimSun" w:cs="SimSun"/>
           <w:vertAlign w:val="subscript"/>
         </w:rPr>
         <w:t>2</w:t>
@@ -5050,14 +5050,14 @@
       <w:r>
         <w:rPr>
           <w:rStyle w:val="VerbatimChar"/>
-          <w:rFonts w:ascii="Times New Roman" w:hAnsi="Times New Roman" w:eastAsia="Times New Roman" w:cs="Times New Roman"/>
+          <w:rFonts w:ascii="SimSun" w:hAnsi="SimSun" w:eastAsia="SimSun" w:cs="SimSun"/>
         </w:rPr>
         <w:t>CH</w:t>
       </w:r>
       <w:r>
         <w:rPr>
           <w:rStyle w:val="VerbatimChar"/>
-          <w:rFonts w:ascii="Times New Roman" w:hAnsi="Times New Roman" w:eastAsia="Times New Roman" w:cs="Times New Roman"/>
+          <w:rFonts w:ascii="SimSun" w:hAnsi="SimSun" w:eastAsia="SimSun" w:cs="SimSun"/>
           <w:vertAlign w:val="subscript"/>
         </w:rPr>
         <w:t>3</w:t>
@@ -5065,14 +5065,14 @@
       <w:r>
         <w:rPr>
           <w:rStyle w:val="VerbatimChar"/>
-          <w:rFonts w:ascii="Times New Roman" w:hAnsi="Times New Roman" w:eastAsia="Times New Roman" w:cs="Times New Roman"/>
+          <w:rFonts w:ascii="SimSun" w:hAnsi="SimSun" w:eastAsia="SimSun" w:cs="SimSun"/>
         </w:rPr>
         <w:t xml:space="preserve">  →  H</w:t>
       </w:r>
       <w:r>
         <w:rPr>
           <w:rStyle w:val="VerbatimChar"/>
-          <w:rFonts w:ascii="Times New Roman" w:hAnsi="Times New Roman" w:eastAsia="Times New Roman" w:cs="Times New Roman"/>
+          <w:rFonts w:ascii="SimSun" w:hAnsi="SimSun" w:eastAsia="SimSun" w:cs="SimSun"/>
           <w:vertAlign w:val="subscript"/>
         </w:rPr>
         <w:t>2</w:t>
@@ -5080,104 +5080,104 @@
       <w:r>
         <w:rPr>
           <w:rStyle w:val="VerbatimChar"/>
-          <w:rFonts w:ascii="Times New Roman" w:hAnsi="Times New Roman" w:eastAsia="Times New Roman" w:cs="Times New Roman"/>
+          <w:rFonts w:ascii="SimSun" w:hAnsi="SimSun" w:eastAsia="SimSun" w:cs="SimSun"/>
         </w:rPr>
         <w:t xml:space="preserve">O → </w:t>
       </w:r>
       <w:r>
         <w:rPr>
           <w:rStyle w:val="VerbatimChar"/>
-          <w:rFonts w:hint="eastAsia" w:ascii="Times New Roman" w:hAnsi="Times New Roman" w:eastAsia="FangSong" w:cs="Times New Roman"/>
+          <w:rFonts w:hint="eastAsia" w:ascii="SimSun" w:hAnsi="SimSun" w:eastAsia="SimSun" w:cs="SimSun"/>
         </w:rPr>
         <w:t xml:space="preserve">叔戊醇</w:t>
       </w:r>
       <w:r>
         <w:rPr>
-          <w:rFonts w:ascii="Times New Roman" w:hAnsi="Times New Roman" w:eastAsia="Times New Roman" w:cs="Times New Roman"/>
+          <w:rFonts w:ascii="SimSun" w:hAnsi="SimSun" w:eastAsia="SimSun" w:cs="SimSun"/>
         </w:rPr>
         <w:br/>
       </w:r>
       <w:r>
         <w:rPr>
           <w:rStyle w:val="VerbatimChar"/>
-          <w:rFonts w:ascii="Times New Roman" w:hAnsi="Times New Roman" w:eastAsia="Times New Roman" w:cs="Times New Roman"/>
+          <w:rFonts w:ascii="SimSun" w:hAnsi="SimSun" w:eastAsia="SimSun" w:cs="SimSun"/>
         </w:rPr>
         <w:t xml:space="preserve">   </w:t>
       </w:r>
       <w:r>
         <w:rPr>
           <w:rStyle w:val="VerbatimChar"/>
-          <w:rFonts w:hint="eastAsia" w:ascii="Times New Roman" w:hAnsi="Times New Roman" w:eastAsia="Times New Roman" w:cs="Times New Roman"/>
+          <w:rFonts w:hint="eastAsia" w:ascii="SimSun" w:hAnsi="SimSun" w:eastAsia="SimSun" w:cs="SimSun"/>
         </w:rPr>
         <w:t>(</w:t>
       </w:r>
       <w:r>
         <w:rPr>
           <w:rStyle w:val="VerbatimChar"/>
-          <w:rFonts w:hint="eastAsia" w:ascii="Times New Roman" w:hAnsi="Times New Roman" w:eastAsia="FangSong" w:cs="Times New Roman"/>
+          <w:rFonts w:hint="eastAsia" w:ascii="SimSun" w:hAnsi="SimSun" w:eastAsia="SimSun" w:cs="SimSun"/>
         </w:rPr>
         <w:t>伯碳正离子</w:t>
       </w:r>
       <w:r>
         <w:rPr>
           <w:rStyle w:val="VerbatimChar"/>
-          <w:rFonts w:hint="eastAsia" w:ascii="Times New Roman" w:hAnsi="Times New Roman" w:eastAsia="Times New Roman" w:cs="Times New Roman"/>
+          <w:rFonts w:hint="eastAsia" w:ascii="SimSun" w:hAnsi="SimSun" w:eastAsia="SimSun" w:cs="SimSun"/>
         </w:rPr>
         <w:t>,</w:t>
       </w:r>
       <w:r>
         <w:rPr>
           <w:rStyle w:val="VerbatimChar"/>
-          <w:rFonts w:hint="eastAsia" w:ascii="Times New Roman" w:hAnsi="Times New Roman" w:eastAsia="FangSong" w:cs="Times New Roman"/>
+          <w:rFonts w:hint="eastAsia" w:ascii="SimSun" w:hAnsi="SimSun" w:eastAsia="SimSun" w:cs="SimSun"/>
         </w:rPr>
         <w:t>极不稳定</w:t>
       </w:r>
       <w:r>
         <w:rPr>
           <w:rStyle w:val="VerbatimChar"/>
-          <w:rFonts w:hint="eastAsia" w:ascii="Times New Roman" w:hAnsi="Times New Roman" w:eastAsia="Times New Roman" w:cs="Times New Roman"/>
+          <w:rFonts w:hint="eastAsia" w:ascii="SimSun" w:hAnsi="SimSun" w:eastAsia="SimSun" w:cs="SimSun"/>
         </w:rPr>
         <w:t>)</w:t>
       </w:r>
       <w:r>
         <w:rPr>
           <w:rStyle w:val="VerbatimChar"/>
-          <w:rFonts w:ascii="Times New Roman" w:hAnsi="Times New Roman" w:eastAsia="Times New Roman" w:cs="Times New Roman"/>
+          <w:rFonts w:ascii="SimSun" w:hAnsi="SimSun" w:eastAsia="SimSun" w:cs="SimSun"/>
         </w:rPr>
         <w:t xml:space="preserve">           </w:t>
       </w:r>
       <w:r>
         <w:rPr>
           <w:rStyle w:val="VerbatimChar"/>
-          <w:rFonts w:hint="eastAsia" w:ascii="Times New Roman" w:hAnsi="Times New Roman" w:eastAsia="Times New Roman" w:cs="Times New Roman"/>
+          <w:rFonts w:hint="eastAsia" w:ascii="SimSun" w:hAnsi="SimSun" w:eastAsia="SimSun" w:cs="SimSun"/>
         </w:rPr>
         <w:t>(</w:t>
       </w:r>
       <w:r>
         <w:rPr>
           <w:rStyle w:val="VerbatimChar"/>
-          <w:rFonts w:hint="eastAsia" w:ascii="Times New Roman" w:hAnsi="Times New Roman" w:eastAsia="FangSong" w:cs="Times New Roman"/>
+          <w:rFonts w:hint="eastAsia" w:ascii="SimSun" w:hAnsi="SimSun" w:eastAsia="SimSun" w:cs="SimSun"/>
         </w:rPr>
         <w:t>叔碳正离子</w:t>
       </w:r>
       <w:r>
         <w:rPr>
           <w:rStyle w:val="VerbatimChar"/>
-          <w:rFonts w:hint="eastAsia" w:ascii="Times New Roman" w:hAnsi="Times New Roman" w:eastAsia="Times New Roman" w:cs="Times New Roman"/>
+          <w:rFonts w:hint="eastAsia" w:ascii="SimSun" w:hAnsi="SimSun" w:eastAsia="SimSun" w:cs="SimSun"/>
         </w:rPr>
         <w:t>,</w:t>
       </w:r>
       <w:r>
         <w:rPr>
           <w:rStyle w:val="VerbatimChar"/>
-          <w:rFonts w:hint="eastAsia" w:ascii="Times New Roman" w:hAnsi="Times New Roman" w:eastAsia="FangSong" w:cs="Times New Roman"/>
+          <w:rFonts w:hint="eastAsia" w:ascii="SimSun" w:hAnsi="SimSun" w:eastAsia="SimSun" w:cs="SimSun"/>
         </w:rPr>
         <w:t>稳定</w:t>
       </w:r>
       <w:r>
         <w:rPr>
           <w:rStyle w:val="VerbatimChar"/>
-          <w:rFonts w:hint="eastAsia" w:ascii="Times New Roman" w:hAnsi="Times New Roman" w:eastAsia="Times New Roman" w:cs="Times New Roman"/>
+          <w:rFonts w:hint="eastAsia" w:ascii="SimSun" w:hAnsi="SimSun" w:eastAsia="SimSun" w:cs="SimSun"/>
         </w:rPr>
         <w:t>)</w:t>
       </w:r>
@@ -6841,79 +6841,72 @@
         </w:rPr>
         <w:t xml:space="preserve">：</w:t>
       </w:r>
-    </w:p>
-    <w:p>
-      <w:pPr>
-        <w:pStyle w:val="SourceCode"/>
-      </w:pPr>
-      <w:r>
-        <w:rPr>
-          <w:rStyle w:val="VerbatimChar"/>
+      <w:r>
+        <w:rPr>
+          <w:rFonts w:ascii="Times New Roman" w:hAnsi="Times New Roman" w:eastAsia="Times New Roman" w:cs="Times New Roman"/>
+        </w:rPr>
+        <w:t xml:space="preserve"> </w:t>
+      </w:r>
+      <w:r>
+        <w:rPr>
           <w:rFonts w:hint="eastAsia" w:ascii="Times New Roman" w:hAnsi="Times New Roman" w:eastAsia="FangSong" w:cs="Times New Roman"/>
         </w:rPr>
         <w:t xml:space="preserve">芳基</w:t>
       </w:r>
       <w:r>
         <w:rPr>
-          <w:rStyle w:val="VerbatimChar"/>
           <w:rFonts w:ascii="Times New Roman" w:hAnsi="Times New Roman" w:eastAsia="Times New Roman" w:cs="Times New Roman"/>
         </w:rPr>
         <w:t xml:space="preserve"> &gt; H &gt; </w:t>
       </w:r>
       <w:r>
         <w:rPr>
-          <w:rStyle w:val="VerbatimChar"/>
           <w:rFonts w:hint="eastAsia" w:ascii="Times New Roman" w:hAnsi="Times New Roman" w:eastAsia="FangSong" w:cs="Times New Roman"/>
         </w:rPr>
         <w:t xml:space="preserve">叔烷基</w:t>
       </w:r>
       <w:r>
         <w:rPr>
-          <w:rStyle w:val="VerbatimChar"/>
           <w:rFonts w:ascii="Times New Roman" w:hAnsi="Times New Roman" w:eastAsia="Times New Roman" w:cs="Times New Roman"/>
         </w:rPr>
         <w:t xml:space="preserve"> &gt; </w:t>
       </w:r>
       <w:r>
         <w:rPr>
-          <w:rStyle w:val="VerbatimChar"/>
           <w:rFonts w:hint="eastAsia" w:ascii="Times New Roman" w:hAnsi="Times New Roman" w:eastAsia="FangSong" w:cs="Times New Roman"/>
         </w:rPr>
         <w:t xml:space="preserve">仲烷基</w:t>
       </w:r>
       <w:r>
         <w:rPr>
-          <w:rStyle w:val="VerbatimChar"/>
           <w:rFonts w:ascii="Times New Roman" w:hAnsi="Times New Roman" w:eastAsia="Times New Roman" w:cs="Times New Roman"/>
         </w:rPr>
         <w:t xml:space="preserve"> &gt; </w:t>
       </w:r>
       <w:r>
         <w:rPr>
-          <w:rStyle w:val="VerbatimChar"/>
           <w:rFonts w:hint="eastAsia" w:ascii="Times New Roman" w:hAnsi="Times New Roman" w:eastAsia="FangSong" w:cs="Times New Roman"/>
         </w:rPr>
         <w:t xml:space="preserve">伯烷基</w:t>
       </w:r>
       <w:r>
         <w:rPr>
-          <w:rStyle w:val="VerbatimChar"/>
           <w:rFonts w:ascii="Times New Roman" w:hAnsi="Times New Roman" w:eastAsia="Times New Roman" w:cs="Times New Roman"/>
         </w:rPr>
         <w:t xml:space="preserve"> &gt; </w:t>
       </w:r>
       <w:r>
         <w:rPr>
-          <w:rStyle w:val="VerbatimChar"/>
           <w:rFonts w:hint="eastAsia" w:ascii="Times New Roman" w:hAnsi="Times New Roman" w:eastAsia="FangSong" w:cs="Times New Roman"/>
         </w:rPr>
         <w:t xml:space="preserve">甲基</w:t>
       </w:r>
-    </w:p>
-    <w:p>
-      <w:pPr>
-        <w:pStyle w:val="FirstParagraph"/>
-      </w:pPr>
+      <w:r>
+        <w:rPr>
+          <w:rFonts w:ascii="Times New Roman" w:hAnsi="Times New Roman" w:eastAsia="Times New Roman" w:cs="Times New Roman"/>
+        </w:rPr>
+        <w:t xml:space="preserve"> </w:t>
+      </w:r>
       <w:r>
         <w:rPr>
           <w:rFonts w:hint="eastAsia" w:ascii="Times New Roman" w:hAnsi="Times New Roman" w:eastAsia="FangSong" w:cs="Times New Roman"/>
@@ -9939,114 +9932,102 @@
         </w:rPr>
         <w:t xml:space="preserve">：</w:t>
       </w:r>
-    </w:p>
-    <w:p>
-      <w:pPr>
-        <w:pStyle w:val="SourceCode"/>
-      </w:pPr>
-      <w:r>
-        <w:rPr>
-          <w:rStyle w:val="VerbatimChar"/>
+      <w:r>
+        <w:rPr>
+          <w:rFonts w:ascii="Times New Roman" w:hAnsi="Times New Roman" w:eastAsia="Times New Roman" w:cs="Times New Roman"/>
+        </w:rPr>
+        <w:t xml:space="preserve"> </w:t>
+      </w:r>
+      <w:r>
+        <w:rPr>
           <w:rFonts w:ascii="Times New Roman" w:hAnsi="Times New Roman" w:eastAsia="Times New Roman" w:cs="Times New Roman"/>
         </w:rPr>
         <w:t xml:space="preserve">H &gt; </w:t>
       </w:r>
       <w:r>
         <w:rPr>
-          <w:rStyle w:val="VerbatimChar"/>
           <w:rFonts w:hint="eastAsia" w:ascii="Times New Roman" w:hAnsi="Times New Roman" w:eastAsia="FangSong" w:cs="Times New Roman"/>
         </w:rPr>
         <w:t xml:space="preserve">叔烷基</w:t>
       </w:r>
       <w:r>
         <w:rPr>
-          <w:rStyle w:val="VerbatimChar"/>
           <w:rFonts w:ascii="Times New Roman" w:hAnsi="Times New Roman" w:eastAsia="Times New Roman" w:cs="Times New Roman"/>
         </w:rPr>
         <w:t xml:space="preserve"> &gt; </w:t>
       </w:r>
       <w:r>
         <w:rPr>
-          <w:rStyle w:val="VerbatimChar"/>
           <w:rFonts w:hint="eastAsia" w:ascii="Times New Roman" w:hAnsi="Times New Roman" w:eastAsia="FangSong" w:cs="Times New Roman"/>
         </w:rPr>
         <w:t xml:space="preserve">环己基</w:t>
       </w:r>
       <w:r>
         <w:rPr>
-          <w:rStyle w:val="VerbatimChar"/>
           <w:rFonts w:ascii="Times New Roman" w:hAnsi="Times New Roman" w:eastAsia="Times New Roman" w:cs="Times New Roman"/>
         </w:rPr>
         <w:t xml:space="preserve"> ≈ </w:t>
       </w:r>
       <w:r>
         <w:rPr>
-          <w:rStyle w:val="VerbatimChar"/>
           <w:rFonts w:hint="eastAsia" w:ascii="Times New Roman" w:hAnsi="Times New Roman" w:eastAsia="FangSong" w:cs="Times New Roman"/>
         </w:rPr>
         <w:t xml:space="preserve">仲烷基</w:t>
       </w:r>
       <w:r>
         <w:rPr>
-          <w:rStyle w:val="VerbatimChar"/>
           <w:rFonts w:ascii="Times New Roman" w:hAnsi="Times New Roman" w:eastAsia="Times New Roman" w:cs="Times New Roman"/>
         </w:rPr>
         <w:t xml:space="preserve"> &gt; </w:t>
       </w:r>
       <w:r>
         <w:rPr>
-          <w:rStyle w:val="VerbatimChar"/>
           <w:rFonts w:hint="eastAsia" w:ascii="Times New Roman" w:hAnsi="Times New Roman" w:eastAsia="FangSong" w:cs="Times New Roman"/>
         </w:rPr>
         <w:t xml:space="preserve">苄基</w:t>
       </w:r>
       <w:r>
         <w:rPr>
-          <w:rStyle w:val="VerbatimChar"/>
           <w:rFonts w:ascii="Times New Roman" w:hAnsi="Times New Roman" w:eastAsia="Times New Roman" w:cs="Times New Roman"/>
         </w:rPr>
         <w:t xml:space="preserve"> &gt; </w:t>
       </w:r>
       <w:r>
         <w:rPr>
-          <w:rStyle w:val="VerbatimChar"/>
           <w:rFonts w:hint="eastAsia" w:ascii="Times New Roman" w:hAnsi="Times New Roman" w:eastAsia="FangSong" w:cs="Times New Roman"/>
         </w:rPr>
         <w:t xml:space="preserve">苯基</w:t>
       </w:r>
       <w:r>
         <w:rPr>
-          <w:rStyle w:val="VerbatimChar"/>
           <w:rFonts w:ascii="Times New Roman" w:hAnsi="Times New Roman" w:eastAsia="Times New Roman" w:cs="Times New Roman"/>
         </w:rPr>
         <w:t xml:space="preserve"> &gt; </w:t>
       </w:r>
       <w:r>
         <w:rPr>
-          <w:rStyle w:val="VerbatimChar"/>
           <w:rFonts w:hint="eastAsia" w:ascii="Times New Roman" w:hAnsi="Times New Roman" w:eastAsia="FangSong" w:cs="Times New Roman"/>
         </w:rPr>
         <w:t xml:space="preserve">伯烷基</w:t>
       </w:r>
       <w:r>
         <w:rPr>
-          <w:rStyle w:val="VerbatimChar"/>
           <w:rFonts w:ascii="Times New Roman" w:hAnsi="Times New Roman" w:eastAsia="Times New Roman" w:cs="Times New Roman"/>
         </w:rPr>
         <w:t xml:space="preserve"> &gt; </w:t>
       </w:r>
       <w:r>
         <w:rPr>
-          <w:rStyle w:val="VerbatimChar"/>
           <w:rFonts w:hint="eastAsia" w:ascii="Times New Roman" w:hAnsi="Times New Roman" w:eastAsia="FangSong" w:cs="Times New Roman"/>
         </w:rPr>
         <w:t xml:space="preserve">甲基</w:t>
       </w:r>
-    </w:p>
-    <w:p>
-      <w:pPr>
-        <w:pStyle w:val="FirstParagraph"/>
-      </w:pPr>
+      <w:r>
+        <w:rPr>
+          <w:rFonts w:ascii="Times New Roman" w:hAnsi="Times New Roman" w:eastAsia="Times New Roman" w:cs="Times New Roman"/>
+        </w:rPr>
+        <w:t xml:space="preserve"> </w:t>
+      </w:r>
       <w:r>
         <w:rPr>
           <w:rFonts w:hint="eastAsia" w:ascii="Times New Roman" w:hAnsi="Times New Roman" w:eastAsia="FangSong" w:cs="Times New Roman"/>
@@ -16038,14 +16019,14 @@
       <w:r>
         <w:rPr>
           <w:rStyle w:val="VerbatimChar"/>
-          <w:rFonts w:ascii="Times New Roman" w:hAnsi="Times New Roman" w:eastAsia="Times New Roman" w:cs="Times New Roman"/>
+          <w:rFonts w:ascii="SimSun" w:hAnsi="SimSun" w:eastAsia="SimSun" w:cs="SimSun"/>
         </w:rPr>
         <w:t>CH</w:t>
       </w:r>
       <w:r>
         <w:rPr>
           <w:rStyle w:val="VerbatimChar"/>
-          <w:rFonts w:ascii="Times New Roman" w:hAnsi="Times New Roman" w:eastAsia="Times New Roman" w:cs="Times New Roman"/>
+          <w:rFonts w:ascii="SimSun" w:hAnsi="SimSun" w:eastAsia="SimSun" w:cs="SimSun"/>
           <w:vertAlign w:val="subscript"/>
         </w:rPr>
         <w:t>2</w:t>
@@ -16053,14 +16034,14 @@
       <w:r>
         <w:rPr>
           <w:rStyle w:val="VerbatimChar"/>
-          <w:rFonts w:ascii="Times New Roman" w:hAnsi="Times New Roman" w:eastAsia="Times New Roman" w:cs="Times New Roman"/>
+          <w:rFonts w:ascii="SimSun" w:hAnsi="SimSun" w:eastAsia="SimSun" w:cs="SimSun"/>
         </w:rPr>
         <w:t>=CH-CH</w:t>
       </w:r>
       <w:r>
         <w:rPr>
           <w:rStyle w:val="VerbatimChar"/>
-          <w:rFonts w:ascii="Times New Roman" w:hAnsi="Times New Roman" w:eastAsia="Times New Roman" w:cs="Times New Roman"/>
+          <w:rFonts w:ascii="SimSun" w:hAnsi="SimSun" w:eastAsia="SimSun" w:cs="SimSun"/>
           <w:vertAlign w:val="subscript"/>
         </w:rPr>
         <w:t>2</w:t>
@@ -16068,14 +16049,14 @@
       <w:r>
         <w:rPr>
           <w:rStyle w:val="VerbatimChar"/>
-          <w:rFonts w:ascii="Times New Roman" w:hAnsi="Times New Roman" w:eastAsia="Times New Roman" w:cs="Times New Roman"/>
+          <w:rFonts w:ascii="SimSun" w:hAnsi="SimSun" w:eastAsia="SimSun" w:cs="SimSun"/>
         </w:rPr>
         <w:t>-CH</w:t>
       </w:r>
       <w:r>
         <w:rPr>
           <w:rStyle w:val="VerbatimChar"/>
-          <w:rFonts w:ascii="Times New Roman" w:hAnsi="Times New Roman" w:eastAsia="Times New Roman" w:cs="Times New Roman"/>
+          <w:rFonts w:ascii="SimSun" w:hAnsi="SimSun" w:eastAsia="SimSun" w:cs="SimSun"/>
           <w:vertAlign w:val="subscript"/>
         </w:rPr>
         <w:t>2</w:t>
@@ -16083,14 +16064,14 @@
       <w:r>
         <w:rPr>
           <w:rStyle w:val="VerbatimChar"/>
-          <w:rFonts w:ascii="Times New Roman" w:hAnsi="Times New Roman" w:eastAsia="Times New Roman" w:cs="Times New Roman"/>
+          <w:rFonts w:ascii="SimSun" w:hAnsi="SimSun" w:eastAsia="SimSun" w:cs="SimSun"/>
         </w:rPr>
         <w:t>-CH=CH</w:t>
       </w:r>
       <w:r>
         <w:rPr>
           <w:rStyle w:val="VerbatimChar"/>
-          <w:rFonts w:ascii="Times New Roman" w:hAnsi="Times New Roman" w:eastAsia="Times New Roman" w:cs="Times New Roman"/>
+          <w:rFonts w:ascii="SimSun" w:hAnsi="SimSun" w:eastAsia="SimSun" w:cs="SimSun"/>
           <w:vertAlign w:val="subscript"/>
         </w:rPr>
         <w:t>2</w:t>
@@ -16098,21 +16079,21 @@
       <w:r>
         <w:rPr>
           <w:rStyle w:val="VerbatimChar"/>
-          <w:rFonts w:ascii="Times New Roman" w:hAnsi="Times New Roman" w:eastAsia="Times New Roman" w:cs="Times New Roman"/>
+          <w:rFonts w:ascii="SimSun" w:hAnsi="SimSun" w:eastAsia="SimSun" w:cs="SimSun"/>
         </w:rPr>
         <w:t xml:space="preserve"> —Δ→ </w:t>
       </w:r>
       <w:r>
         <w:rPr>
           <w:rStyle w:val="VerbatimChar"/>
-          <w:rFonts w:hint="eastAsia" w:ascii="Times New Roman" w:hAnsi="Times New Roman" w:eastAsia="Times New Roman" w:cs="Times New Roman"/>
+          <w:rFonts w:hint="eastAsia" w:ascii="SimSun" w:hAnsi="SimSun" w:eastAsia="SimSun" w:cs="SimSun"/>
         </w:rPr>
         <w:t>CH</w:t>
       </w:r>
       <w:r>
         <w:rPr>
           <w:rStyle w:val="VerbatimChar"/>
-          <w:rFonts w:hint="eastAsia" w:ascii="Times New Roman" w:hAnsi="Times New Roman" w:eastAsia="Times New Roman" w:cs="Times New Roman"/>
+          <w:rFonts w:hint="eastAsia" w:ascii="SimSun" w:hAnsi="SimSun" w:eastAsia="SimSun" w:cs="SimSun"/>
           <w:vertAlign w:val="subscript"/>
         </w:rPr>
         <w:t>2</w:t>
@@ -16120,14 +16101,14 @@
       <w:r>
         <w:rPr>
           <w:rStyle w:val="VerbatimChar"/>
-          <w:rFonts w:hint="eastAsia" w:ascii="Times New Roman" w:hAnsi="Times New Roman" w:eastAsia="Times New Roman" w:cs="Times New Roman"/>
+          <w:rFonts w:hint="eastAsia" w:ascii="SimSun" w:hAnsi="SimSun" w:eastAsia="SimSun" w:cs="SimSun"/>
         </w:rPr>
         <w:t>=CH-CH</w:t>
       </w:r>
       <w:r>
         <w:rPr>
           <w:rStyle w:val="VerbatimChar"/>
-          <w:rFonts w:hint="eastAsia" w:ascii="Times New Roman" w:hAnsi="Times New Roman" w:eastAsia="Times New Roman" w:cs="Times New Roman"/>
+          <w:rFonts w:hint="eastAsia" w:ascii="SimSun" w:hAnsi="SimSun" w:eastAsia="SimSun" w:cs="SimSun"/>
           <w:vertAlign w:val="subscript"/>
         </w:rPr>
         <w:t>2</w:t>
@@ -16135,14 +16116,14 @@
       <w:r>
         <w:rPr>
           <w:rStyle w:val="VerbatimChar"/>
-          <w:rFonts w:hint="eastAsia" w:ascii="Times New Roman" w:hAnsi="Times New Roman" w:eastAsia="Times New Roman" w:cs="Times New Roman"/>
+          <w:rFonts w:hint="eastAsia" w:ascii="SimSun" w:hAnsi="SimSun" w:eastAsia="SimSun" w:cs="SimSun"/>
         </w:rPr>
         <w:t>-CH</w:t>
       </w:r>
       <w:r>
         <w:rPr>
           <w:rStyle w:val="VerbatimChar"/>
-          <w:rFonts w:hint="eastAsia" w:ascii="Times New Roman" w:hAnsi="Times New Roman" w:eastAsia="Times New Roman" w:cs="Times New Roman"/>
+          <w:rFonts w:hint="eastAsia" w:ascii="SimSun" w:hAnsi="SimSun" w:eastAsia="SimSun" w:cs="SimSun"/>
           <w:vertAlign w:val="subscript"/>
         </w:rPr>
         <w:t>2</w:t>
@@ -16150,14 +16131,14 @@
       <w:r>
         <w:rPr>
           <w:rStyle w:val="VerbatimChar"/>
-          <w:rFonts w:hint="eastAsia" w:ascii="Times New Roman" w:hAnsi="Times New Roman" w:eastAsia="Times New Roman" w:cs="Times New Roman"/>
+          <w:rFonts w:hint="eastAsia" w:ascii="SimSun" w:hAnsi="SimSun" w:eastAsia="SimSun" w:cs="SimSun"/>
         </w:rPr>
         <w:t>-CH=CH</w:t>
       </w:r>
       <w:r>
         <w:rPr>
           <w:rStyle w:val="VerbatimChar"/>
-          <w:rFonts w:hint="eastAsia" w:ascii="Times New Roman" w:hAnsi="Times New Roman" w:eastAsia="Times New Roman" w:cs="Times New Roman"/>
+          <w:rFonts w:hint="eastAsia" w:ascii="SimSun" w:hAnsi="SimSun" w:eastAsia="SimSun" w:cs="SimSun"/>
           <w:vertAlign w:val="subscript"/>
         </w:rPr>
         <w:t>2</w:t>
@@ -16165,125 +16146,125 @@
       <w:r>
         <w:rPr>
           <w:rStyle w:val="VerbatimChar"/>
-          <w:rFonts w:hint="eastAsia" w:ascii="Times New Roman" w:hAnsi="Times New Roman" w:eastAsia="Times New Roman" w:cs="Times New Roman"/>
+          <w:rFonts w:hint="eastAsia" w:ascii="SimSun" w:hAnsi="SimSun" w:eastAsia="SimSun" w:cs="SimSun"/>
         </w:rPr>
         <w:t>（</w:t>
       </w:r>
       <w:r>
         <w:rPr>
           <w:rStyle w:val="VerbatimChar"/>
-          <w:rFonts w:hint="eastAsia" w:ascii="Times New Roman" w:hAnsi="Times New Roman" w:eastAsia="FangSong" w:cs="Times New Roman"/>
+          <w:rFonts w:hint="eastAsia" w:ascii="SimSun" w:hAnsi="SimSun" w:eastAsia="SimSun" w:cs="SimSun"/>
         </w:rPr>
         <w:t>对称底物</w:t>
       </w:r>
       <w:r>
         <w:rPr>
           <w:rStyle w:val="VerbatimChar"/>
-          <w:rFonts w:hint="eastAsia" w:ascii="Times New Roman" w:hAnsi="Times New Roman" w:eastAsia="Times New Roman" w:cs="Times New Roman"/>
+          <w:rFonts w:hint="eastAsia" w:ascii="SimSun" w:hAnsi="SimSun" w:eastAsia="SimSun" w:cs="SimSun"/>
         </w:rPr>
         <w:t>，</w:t>
       </w:r>
       <w:r>
         <w:rPr>
           <w:rStyle w:val="VerbatimChar"/>
-          <w:rFonts w:hint="eastAsia" w:ascii="Times New Roman" w:hAnsi="Times New Roman" w:eastAsia="FangSong" w:cs="Times New Roman"/>
+          <w:rFonts w:hint="eastAsia" w:ascii="SimSun" w:hAnsi="SimSun" w:eastAsia="SimSun" w:cs="SimSun"/>
         </w:rPr>
         <w:t>重排后净不变</w:t>
       </w:r>
       <w:r>
         <w:rPr>
           <w:rStyle w:val="VerbatimChar"/>
-          <w:rFonts w:hint="eastAsia" w:ascii="Times New Roman" w:hAnsi="Times New Roman" w:eastAsia="Times New Roman" w:cs="Times New Roman"/>
+          <w:rFonts w:hint="eastAsia" w:ascii="SimSun" w:hAnsi="SimSun" w:eastAsia="SimSun" w:cs="SimSun"/>
         </w:rPr>
         <w:t>）</w:t>
       </w:r>
       <w:r>
         <w:rPr>
-          <w:rFonts w:ascii="Times New Roman" w:hAnsi="Times New Roman" w:eastAsia="Times New Roman" w:cs="Times New Roman"/>
+          <w:rFonts w:ascii="SimSun" w:hAnsi="SimSun" w:eastAsia="SimSun" w:cs="SimSun"/>
         </w:rPr>
         <w:br/>
       </w:r>
       <w:r>
         <w:rPr>
           <w:rStyle w:val="VerbatimChar"/>
-          <w:rFonts w:hint="eastAsia" w:ascii="Times New Roman" w:hAnsi="Times New Roman" w:eastAsia="Times New Roman" w:cs="Times New Roman"/>
+          <w:rFonts w:hint="eastAsia" w:ascii="SimSun" w:hAnsi="SimSun" w:eastAsia="SimSun" w:cs="SimSun"/>
         </w:rPr>
         <w:t>（</w:t>
       </w:r>
       <w:r>
         <w:rPr>
           <w:rStyle w:val="VerbatimChar"/>
-          <w:rFonts w:hint="eastAsia" w:ascii="Times New Roman" w:hAnsi="Times New Roman" w:eastAsia="FangSong" w:cs="Times New Roman"/>
+          <w:rFonts w:hint="eastAsia" w:ascii="SimSun" w:hAnsi="SimSun" w:eastAsia="SimSun" w:cs="SimSun"/>
         </w:rPr>
         <w:t>不对称</w:t>
       </w:r>
       <w:r>
         <w:rPr>
           <w:rStyle w:val="VerbatimChar"/>
-          <w:rFonts w:ascii="Times New Roman" w:hAnsi="Times New Roman" w:eastAsia="Times New Roman" w:cs="Times New Roman"/>
+          <w:rFonts w:ascii="SimSun" w:hAnsi="SimSun" w:eastAsia="SimSun" w:cs="SimSun"/>
         </w:rPr>
         <w:t xml:space="preserve"> </w:t>
       </w:r>
       <w:r>
         <w:rPr>
           <w:rStyle w:val="VerbatimChar"/>
-          <w:rFonts w:hint="eastAsia" w:ascii="Times New Roman" w:hAnsi="Times New Roman" w:eastAsia="Times New Roman" w:cs="Times New Roman"/>
+          <w:rFonts w:hint="eastAsia" w:ascii="SimSun" w:hAnsi="SimSun" w:eastAsia="SimSun" w:cs="SimSun"/>
         </w:rPr>
         <w:t>1,5-</w:t>
       </w:r>
       <w:r>
         <w:rPr>
           <w:rStyle w:val="VerbatimChar"/>
-          <w:rFonts w:hint="eastAsia" w:ascii="Times New Roman" w:hAnsi="Times New Roman" w:eastAsia="FangSong" w:cs="Times New Roman"/>
+          <w:rFonts w:hint="eastAsia" w:ascii="SimSun" w:hAnsi="SimSun" w:eastAsia="SimSun" w:cs="SimSun"/>
         </w:rPr>
         <w:t>二烯才生成不同的</w:t>
       </w:r>
       <w:r>
         <w:rPr>
           <w:rStyle w:val="VerbatimChar"/>
-          <w:rFonts w:ascii="Times New Roman" w:hAnsi="Times New Roman" w:eastAsia="Times New Roman" w:cs="Times New Roman"/>
+          <w:rFonts w:ascii="SimSun" w:hAnsi="SimSun" w:eastAsia="SimSun" w:cs="SimSun"/>
         </w:rPr>
         <w:t xml:space="preserve"> </w:t>
       </w:r>
       <w:r>
         <w:rPr>
           <w:rStyle w:val="VerbatimChar"/>
-          <w:rFonts w:hint="eastAsia" w:ascii="Times New Roman" w:hAnsi="Times New Roman" w:eastAsia="Times New Roman" w:cs="Times New Roman"/>
+          <w:rFonts w:hint="eastAsia" w:ascii="SimSun" w:hAnsi="SimSun" w:eastAsia="SimSun" w:cs="SimSun"/>
         </w:rPr>
         <w:t>1,5-</w:t>
       </w:r>
       <w:r>
         <w:rPr>
           <w:rStyle w:val="VerbatimChar"/>
-          <w:rFonts w:hint="eastAsia" w:ascii="Times New Roman" w:hAnsi="Times New Roman" w:eastAsia="FangSong" w:cs="Times New Roman"/>
+          <w:rFonts w:hint="eastAsia" w:ascii="SimSun" w:hAnsi="SimSun" w:eastAsia="SimSun" w:cs="SimSun"/>
         </w:rPr>
         <w:t>二烯</w:t>
       </w:r>
       <w:r>
         <w:rPr>
           <w:rStyle w:val="VerbatimChar"/>
-          <w:rFonts w:hint="eastAsia" w:ascii="Times New Roman" w:hAnsi="Times New Roman" w:eastAsia="Times New Roman" w:cs="Times New Roman"/>
+          <w:rFonts w:hint="eastAsia" w:ascii="SimSun" w:hAnsi="SimSun" w:eastAsia="SimSun" w:cs="SimSun"/>
         </w:rPr>
         <w:t>——[3,3]</w:t>
       </w:r>
       <w:r>
         <w:rPr>
           <w:rStyle w:val="VerbatimChar"/>
-          <w:rFonts w:ascii="Times New Roman" w:hAnsi="Times New Roman" w:eastAsia="Times New Roman" w:cs="Times New Roman"/>
+          <w:rFonts w:ascii="SimSun" w:hAnsi="SimSun" w:eastAsia="SimSun" w:cs="SimSun"/>
         </w:rPr>
         <w:t xml:space="preserve"> </w:t>
       </w:r>
       <w:r>
         <w:rPr>
           <w:rStyle w:val="VerbatimChar"/>
-          <w:rFonts w:hint="eastAsia" w:ascii="Times New Roman" w:hAnsi="Times New Roman" w:eastAsia="FangSong" w:cs="Times New Roman"/>
+          <w:rFonts w:hint="eastAsia" w:ascii="SimSun" w:hAnsi="SimSun" w:eastAsia="SimSun" w:cs="SimSun"/>
         </w:rPr>
         <w:t>迁移仅互换双键位置</w:t>
       </w:r>
       <w:r>
         <w:rPr>
           <w:rStyle w:val="VerbatimChar"/>
-          <w:rFonts w:hint="eastAsia" w:ascii="Times New Roman" w:hAnsi="Times New Roman" w:eastAsia="Times New Roman" w:cs="Times New Roman"/>
+          <w:rFonts w:hint="eastAsia" w:ascii="SimSun" w:hAnsi="SimSun" w:eastAsia="SimSun" w:cs="SimSun"/>
         </w:rPr>
         <w:t>）</w:t>
       </w:r>
@@ -24151,14 +24132,14 @@
       <w:r>
         <w:rPr>
           <w:rStyle w:val="VerbatimChar"/>
-          <w:rFonts w:ascii="Times New Roman" w:hAnsi="Times New Roman" w:eastAsia="Times New Roman" w:cs="Times New Roman"/>
+          <w:rFonts w:ascii="SimSun" w:hAnsi="SimSun" w:eastAsia="SimSun" w:cs="SimSun"/>
         </w:rPr>
         <w:t xml:space="preserve">  CH</w:t>
       </w:r>
       <w:r>
         <w:rPr>
           <w:rStyle w:val="VerbatimChar"/>
-          <w:rFonts w:ascii="Times New Roman" w:hAnsi="Times New Roman" w:eastAsia="Times New Roman" w:cs="Times New Roman"/>
+          <w:rFonts w:ascii="SimSun" w:hAnsi="SimSun" w:eastAsia="SimSun" w:cs="SimSun"/>
           <w:vertAlign w:val="subscript"/>
         </w:rPr>
         <w:t>3</w:t>
@@ -24166,14 +24147,14 @@
       <w:r>
         <w:rPr>
           <w:rStyle w:val="VerbatimChar"/>
-          <w:rFonts w:ascii="Times New Roman" w:hAnsi="Times New Roman" w:eastAsia="Times New Roman" w:cs="Times New Roman"/>
+          <w:rFonts w:ascii="SimSun" w:hAnsi="SimSun" w:eastAsia="SimSun" w:cs="SimSun"/>
         </w:rPr>
         <w:t xml:space="preserve">      H</w:t>
       </w:r>
       <w:r>
         <w:rPr>
           <w:rStyle w:val="VerbatimChar"/>
-          <w:rFonts w:ascii="Times New Roman" w:hAnsi="Times New Roman" w:eastAsia="Times New Roman" w:cs="Times New Roman"/>
+          <w:rFonts w:ascii="SimSun" w:hAnsi="SimSun" w:eastAsia="SimSun" w:cs="SimSun"/>
           <w:vertAlign w:val="superscript"/>
         </w:rPr>
         <w:t>+</w:t>
@@ -24181,14 +24162,14 @@
       <w:r>
         <w:rPr>
           <w:rStyle w:val="VerbatimChar"/>
-          <w:rFonts w:ascii="Times New Roman" w:hAnsi="Times New Roman" w:eastAsia="Times New Roman" w:cs="Times New Roman"/>
+          <w:rFonts w:ascii="SimSun" w:hAnsi="SimSun" w:eastAsia="SimSun" w:cs="SimSun"/>
         </w:rPr>
         <w:t>/Δ        CH</w:t>
       </w:r>
       <w:r>
         <w:rPr>
           <w:rStyle w:val="VerbatimChar"/>
-          <w:rFonts w:ascii="Times New Roman" w:hAnsi="Times New Roman" w:eastAsia="Times New Roman" w:cs="Times New Roman"/>
+          <w:rFonts w:ascii="SimSun" w:hAnsi="SimSun" w:eastAsia="SimSun" w:cs="SimSun"/>
           <w:vertAlign w:val="subscript"/>
         </w:rPr>
         <w:t>3</w:t>
@@ -24196,48 +24177,48 @@
       <w:r>
         <w:rPr>
           <w:rStyle w:val="VerbatimChar"/>
-          <w:rFonts w:ascii="Times New Roman" w:hAnsi="Times New Roman" w:eastAsia="Times New Roman" w:cs="Times New Roman"/>
+          <w:rFonts w:ascii="SimSun" w:hAnsi="SimSun" w:eastAsia="SimSun" w:cs="SimSun"/>
         </w:rPr>
         <w:t xml:space="preserve">                CH</w:t>
       </w:r>
       <w:r>
         <w:rPr>
           <w:rStyle w:val="VerbatimChar"/>
-          <w:rFonts w:ascii="Times New Roman" w:hAnsi="Times New Roman" w:eastAsia="Times New Roman" w:cs="Times New Roman"/>
+          <w:rFonts w:ascii="SimSun" w:hAnsi="SimSun" w:eastAsia="SimSun" w:cs="SimSun"/>
           <w:vertAlign w:val="subscript"/>
         </w:rPr>
         <w:t>3</w:t>
       </w:r>
       <w:r>
         <w:rPr>
-          <w:rFonts w:ascii="Times New Roman" w:hAnsi="Times New Roman" w:eastAsia="Times New Roman" w:cs="Times New Roman"/>
+          <w:rFonts w:ascii="SimSun" w:hAnsi="SimSun" w:eastAsia="SimSun" w:cs="SimSun"/>
         </w:rPr>
         <w:br/>
       </w:r>
       <w:r>
         <w:rPr>
           <w:rStyle w:val="VerbatimChar"/>
-          <w:rFonts w:ascii="Times New Roman" w:hAnsi="Times New Roman" w:eastAsia="Times New Roman" w:cs="Times New Roman"/>
+          <w:rFonts w:ascii="SimSun" w:hAnsi="SimSun" w:eastAsia="SimSun" w:cs="SimSun"/>
         </w:rPr>
         <w:t xml:space="preserve">   |        →           |      1,2-H      |</w:t>
       </w:r>
       <w:r>
         <w:rPr>
-          <w:rFonts w:ascii="Times New Roman" w:hAnsi="Times New Roman" w:eastAsia="Times New Roman" w:cs="Times New Roman"/>
+          <w:rFonts w:ascii="SimSun" w:hAnsi="SimSun" w:eastAsia="SimSun" w:cs="SimSun"/>
         </w:rPr>
         <w:br/>
       </w:r>
       <w:r>
         <w:rPr>
           <w:rStyle w:val="VerbatimChar"/>
-          <w:rFonts w:ascii="Times New Roman" w:hAnsi="Times New Roman" w:eastAsia="Times New Roman" w:cs="Times New Roman"/>
+          <w:rFonts w:ascii="SimSun" w:hAnsi="SimSun" w:eastAsia="SimSun" w:cs="SimSun"/>
         </w:rPr>
         <w:t>CH</w:t>
       </w:r>
       <w:r>
         <w:rPr>
           <w:rStyle w:val="VerbatimChar"/>
-          <w:rFonts w:ascii="Times New Roman" w:hAnsi="Times New Roman" w:eastAsia="Times New Roman" w:cs="Times New Roman"/>
+          <w:rFonts w:ascii="SimSun" w:hAnsi="SimSun" w:eastAsia="SimSun" w:cs="SimSun"/>
           <w:vertAlign w:val="subscript"/>
         </w:rPr>
         <w:t>3</w:t>
@@ -24245,14 +24226,14 @@
       <w:r>
         <w:rPr>
           <w:rStyle w:val="VerbatimChar"/>
-          <w:rFonts w:ascii="Times New Roman" w:hAnsi="Times New Roman" w:eastAsia="Times New Roman" w:cs="Times New Roman"/>
+          <w:rFonts w:ascii="SimSun" w:hAnsi="SimSun" w:eastAsia="SimSun" w:cs="SimSun"/>
         </w:rPr>
         <w:t>-C-CH-CH</w:t>
       </w:r>
       <w:r>
         <w:rPr>
           <w:rStyle w:val="VerbatimChar"/>
-          <w:rFonts w:ascii="Times New Roman" w:hAnsi="Times New Roman" w:eastAsia="Times New Roman" w:cs="Times New Roman"/>
+          <w:rFonts w:ascii="SimSun" w:hAnsi="SimSun" w:eastAsia="SimSun" w:cs="SimSun"/>
           <w:vertAlign w:val="subscript"/>
         </w:rPr>
         <w:t>3</w:t>
@@ -24260,14 +24241,14 @@
       <w:r>
         <w:rPr>
           <w:rStyle w:val="VerbatimChar"/>
-          <w:rFonts w:ascii="Times New Roman" w:hAnsi="Times New Roman" w:eastAsia="Times New Roman" w:cs="Times New Roman"/>
+          <w:rFonts w:ascii="SimSun" w:hAnsi="SimSun" w:eastAsia="SimSun" w:cs="SimSun"/>
         </w:rPr>
         <w:t xml:space="preserve">      CH</w:t>
       </w:r>
       <w:r>
         <w:rPr>
           <w:rStyle w:val="VerbatimChar"/>
-          <w:rFonts w:ascii="Times New Roman" w:hAnsi="Times New Roman" w:eastAsia="Times New Roman" w:cs="Times New Roman"/>
+          <w:rFonts w:ascii="SimSun" w:hAnsi="SimSun" w:eastAsia="SimSun" w:cs="SimSun"/>
           <w:vertAlign w:val="subscript"/>
         </w:rPr>
         <w:t>3</w:t>
@@ -24275,14 +24256,14 @@
       <w:r>
         <w:rPr>
           <w:rStyle w:val="VerbatimChar"/>
-          <w:rFonts w:ascii="Times New Roman" w:hAnsi="Times New Roman" w:eastAsia="Times New Roman" w:cs="Times New Roman"/>
+          <w:rFonts w:ascii="SimSun" w:hAnsi="SimSun" w:eastAsia="SimSun" w:cs="SimSun"/>
         </w:rPr>
         <w:t>-C</w:t>
       </w:r>
       <w:r>
         <w:rPr>
           <w:rStyle w:val="VerbatimChar"/>
-          <w:rFonts w:ascii="Times New Roman" w:hAnsi="Times New Roman" w:eastAsia="Times New Roman" w:cs="Times New Roman"/>
+          <w:rFonts w:ascii="SimSun" w:hAnsi="SimSun" w:eastAsia="SimSun" w:cs="SimSun"/>
           <w:vertAlign w:val="superscript"/>
         </w:rPr>
         <w:t>+</w:t>
@@ -24290,14 +24271,14 @@
       <w:r>
         <w:rPr>
           <w:rStyle w:val="VerbatimChar"/>
-          <w:rFonts w:ascii="Times New Roman" w:hAnsi="Times New Roman" w:eastAsia="Times New Roman" w:cs="Times New Roman"/>
+          <w:rFonts w:ascii="SimSun" w:hAnsi="SimSun" w:eastAsia="SimSun" w:cs="SimSun"/>
         </w:rPr>
         <w:t>-CH-CH</w:t>
       </w:r>
       <w:r>
         <w:rPr>
           <w:rStyle w:val="VerbatimChar"/>
-          <w:rFonts w:ascii="Times New Roman" w:hAnsi="Times New Roman" w:eastAsia="Times New Roman" w:cs="Times New Roman"/>
+          <w:rFonts w:ascii="SimSun" w:hAnsi="SimSun" w:eastAsia="SimSun" w:cs="SimSun"/>
           <w:vertAlign w:val="subscript"/>
         </w:rPr>
         <w:t>3</w:t>
@@ -24305,14 +24286,14 @@
       <w:r>
         <w:rPr>
           <w:rStyle w:val="VerbatimChar"/>
-          <w:rFonts w:ascii="Times New Roman" w:hAnsi="Times New Roman" w:eastAsia="Times New Roman" w:cs="Times New Roman"/>
+          <w:rFonts w:ascii="SimSun" w:hAnsi="SimSun" w:eastAsia="SimSun" w:cs="SimSun"/>
         </w:rPr>
         <w:t xml:space="preserve">  →  CH</w:t>
       </w:r>
       <w:r>
         <w:rPr>
           <w:rStyle w:val="VerbatimChar"/>
-          <w:rFonts w:ascii="Times New Roman" w:hAnsi="Times New Roman" w:eastAsia="Times New Roman" w:cs="Times New Roman"/>
+          <w:rFonts w:ascii="SimSun" w:hAnsi="SimSun" w:eastAsia="SimSun" w:cs="SimSun"/>
           <w:vertAlign w:val="subscript"/>
         </w:rPr>
         <w:t>3</w:t>
@@ -24320,14 +24301,14 @@
       <w:r>
         <w:rPr>
           <w:rStyle w:val="VerbatimChar"/>
-          <w:rFonts w:ascii="Times New Roman" w:hAnsi="Times New Roman" w:eastAsia="Times New Roman" w:cs="Times New Roman"/>
+          <w:rFonts w:ascii="SimSun" w:hAnsi="SimSun" w:eastAsia="SimSun" w:cs="SimSun"/>
         </w:rPr>
         <w:t>-C-CH</w:t>
       </w:r>
       <w:r>
         <w:rPr>
           <w:rStyle w:val="VerbatimChar"/>
-          <w:rFonts w:ascii="Times New Roman" w:hAnsi="Times New Roman" w:eastAsia="Times New Roman" w:cs="Times New Roman"/>
+          <w:rFonts w:ascii="SimSun" w:hAnsi="SimSun" w:eastAsia="SimSun" w:cs="SimSun"/>
           <w:vertAlign w:val="superscript"/>
         </w:rPr>
         <w:t>+</w:t>
@@ -24335,48 +24316,48 @@
       <w:r>
         <w:rPr>
           <w:rStyle w:val="VerbatimChar"/>
-          <w:rFonts w:ascii="Times New Roman" w:hAnsi="Times New Roman" w:eastAsia="Times New Roman" w:cs="Times New Roman"/>
+          <w:rFonts w:ascii="SimSun" w:hAnsi="SimSun" w:eastAsia="SimSun" w:cs="SimSun"/>
         </w:rPr>
         <w:t>-CH</w:t>
       </w:r>
       <w:r>
         <w:rPr>
           <w:rStyle w:val="VerbatimChar"/>
-          <w:rFonts w:ascii="Times New Roman" w:hAnsi="Times New Roman" w:eastAsia="Times New Roman" w:cs="Times New Roman"/>
+          <w:rFonts w:ascii="SimSun" w:hAnsi="SimSun" w:eastAsia="SimSun" w:cs="SimSun"/>
           <w:vertAlign w:val="subscript"/>
         </w:rPr>
         <w:t>3</w:t>
       </w:r>
       <w:r>
         <w:rPr>
-          <w:rFonts w:ascii="Times New Roman" w:hAnsi="Times New Roman" w:eastAsia="Times New Roman" w:cs="Times New Roman"/>
+          <w:rFonts w:ascii="SimSun" w:hAnsi="SimSun" w:eastAsia="SimSun" w:cs="SimSun"/>
         </w:rPr>
         <w:br/>
       </w:r>
       <w:r>
         <w:rPr>
           <w:rStyle w:val="VerbatimChar"/>
-          <w:rFonts w:ascii="Times New Roman" w:hAnsi="Times New Roman" w:eastAsia="Times New Roman" w:cs="Times New Roman"/>
+          <w:rFonts w:ascii="SimSun" w:hAnsi="SimSun" w:eastAsia="SimSun" w:cs="SimSun"/>
         </w:rPr>
         <w:t xml:space="preserve">   |   |               |   |              |   |</w:t>
       </w:r>
       <w:r>
         <w:rPr>
-          <w:rFonts w:ascii="Times New Roman" w:hAnsi="Times New Roman" w:eastAsia="Times New Roman" w:cs="Times New Roman"/>
+          <w:rFonts w:ascii="SimSun" w:hAnsi="SimSun" w:eastAsia="SimSun" w:cs="SimSun"/>
         </w:rPr>
         <w:br/>
       </w:r>
       <w:r>
         <w:rPr>
           <w:rStyle w:val="VerbatimChar"/>
-          <w:rFonts w:ascii="Times New Roman" w:hAnsi="Times New Roman" w:eastAsia="Times New Roman" w:cs="Times New Roman"/>
+          <w:rFonts w:ascii="SimSun" w:hAnsi="SimSun" w:eastAsia="SimSun" w:cs="SimSun"/>
         </w:rPr>
         <w:t xml:space="preserve">   OH  H              OH</w:t>
       </w:r>
       <w:r>
         <w:rPr>
           <w:rStyle w:val="VerbatimChar"/>
-          <w:rFonts w:ascii="Times New Roman" w:hAnsi="Times New Roman" w:eastAsia="Times New Roman" w:cs="Times New Roman"/>
+          <w:rFonts w:ascii="SimSun" w:hAnsi="SimSun" w:eastAsia="SimSun" w:cs="SimSun"/>
           <w:vertAlign w:val="subscript"/>
         </w:rPr>
         <w:t>2</w:t>
@@ -24384,27 +24365,27 @@
       <w:r>
         <w:rPr>
           <w:rStyle w:val="VerbatimChar"/>
-          <w:rFonts w:ascii="Times New Roman" w:hAnsi="Times New Roman" w:eastAsia="Times New Roman" w:cs="Times New Roman"/>
+          <w:rFonts w:ascii="SimSun" w:hAnsi="SimSun" w:eastAsia="SimSun" w:cs="SimSun"/>
         </w:rPr>
         <w:t xml:space="preserve"> H              H   H</w:t>
       </w:r>
       <w:r>
         <w:rPr>
-          <w:rFonts w:ascii="Times New Roman" w:hAnsi="Times New Roman" w:eastAsia="Times New Roman" w:cs="Times New Roman"/>
+          <w:rFonts w:ascii="SimSun" w:hAnsi="SimSun" w:eastAsia="SimSun" w:cs="SimSun"/>
         </w:rPr>
         <w:br/>
       </w:r>
       <w:r>
         <w:rPr>
           <w:rStyle w:val="VerbatimChar"/>
-          <w:rFonts w:ascii="Times New Roman" w:hAnsi="Times New Roman" w:eastAsia="Times New Roman" w:cs="Times New Roman"/>
+          <w:rFonts w:ascii="SimSun" w:hAnsi="SimSun" w:eastAsia="SimSun" w:cs="SimSun"/>
         </w:rPr>
         <w:t xml:space="preserve">                    └─ H</w:t>
       </w:r>
       <w:r>
         <w:rPr>
           <w:rStyle w:val="VerbatimChar"/>
-          <w:rFonts w:ascii="Times New Roman" w:hAnsi="Times New Roman" w:eastAsia="Times New Roman" w:cs="Times New Roman"/>
+          <w:rFonts w:ascii="SimSun" w:hAnsi="SimSun" w:eastAsia="SimSun" w:cs="SimSun"/>
           <w:vertAlign w:val="subscript"/>
         </w:rPr>
         <w:t>2</w:t>
@@ -24412,62 +24393,62 @@
       <w:r>
         <w:rPr>
           <w:rStyle w:val="VerbatimChar"/>
-          <w:rFonts w:ascii="Times New Roman" w:hAnsi="Times New Roman" w:eastAsia="Times New Roman" w:cs="Times New Roman"/>
+          <w:rFonts w:ascii="SimSun" w:hAnsi="SimSun" w:eastAsia="SimSun" w:cs="SimSun"/>
         </w:rPr>
         <w:t xml:space="preserve">O </w:t>
       </w:r>
       <w:r>
         <w:rPr>
           <w:rStyle w:val="VerbatimChar"/>
-          <w:rFonts w:hint="eastAsia" w:ascii="Times New Roman" w:hAnsi="Times New Roman" w:eastAsia="FangSong" w:cs="Times New Roman"/>
+          <w:rFonts w:hint="eastAsia" w:ascii="SimSun" w:hAnsi="SimSun" w:eastAsia="SimSun" w:cs="SimSun"/>
         </w:rPr>
         <w:t xml:space="preserve">离去</w:t>
       </w:r>
       <w:r>
         <w:rPr>
           <w:rStyle w:val="VerbatimChar"/>
-          <w:rFonts w:ascii="Times New Roman" w:hAnsi="Times New Roman" w:eastAsia="Times New Roman" w:cs="Times New Roman"/>
+          <w:rFonts w:ascii="SimSun" w:hAnsi="SimSun" w:eastAsia="SimSun" w:cs="SimSun"/>
         </w:rPr>
         <w:t xml:space="preserve"> ─┘   └─ 2° → 3° ─┘</w:t>
       </w:r>
       <w:r>
         <w:rPr>
-          <w:rFonts w:ascii="Times New Roman" w:hAnsi="Times New Roman" w:eastAsia="Times New Roman" w:cs="Times New Roman"/>
+          <w:rFonts w:ascii="SimSun" w:hAnsi="SimSun" w:eastAsia="SimSun" w:cs="SimSun"/>
         </w:rPr>
         <w:br/>
       </w:r>
       <w:r>
         <w:rPr>
           <w:rStyle w:val="VerbatimChar"/>
-          <w:rFonts w:ascii="Times New Roman" w:hAnsi="Times New Roman" w:eastAsia="Times New Roman" w:cs="Times New Roman"/>
+          <w:rFonts w:ascii="SimSun" w:hAnsi="SimSun" w:eastAsia="SimSun" w:cs="SimSun"/>
         </w:rPr>
         <w:t xml:space="preserve">                                            ↓ -H</w:t>
       </w:r>
       <w:r>
         <w:rPr>
           <w:rStyle w:val="VerbatimChar"/>
-          <w:rFonts w:ascii="Times New Roman" w:hAnsi="Times New Roman" w:eastAsia="Times New Roman" w:cs="Times New Roman"/>
+          <w:rFonts w:ascii="SimSun" w:hAnsi="SimSun" w:eastAsia="SimSun" w:cs="SimSun"/>
           <w:vertAlign w:val="superscript"/>
         </w:rPr>
         <w:t>+</w:t>
       </w:r>
       <w:r>
         <w:rPr>
-          <w:rFonts w:ascii="Times New Roman" w:hAnsi="Times New Roman" w:eastAsia="Times New Roman" w:cs="Times New Roman"/>
+          <w:rFonts w:ascii="SimSun" w:hAnsi="SimSun" w:eastAsia="SimSun" w:cs="SimSun"/>
         </w:rPr>
         <w:br/>
       </w:r>
       <w:r>
         <w:rPr>
           <w:rStyle w:val="VerbatimChar"/>
-          <w:rFonts w:ascii="Times New Roman" w:hAnsi="Times New Roman" w:eastAsia="Times New Roman" w:cs="Times New Roman"/>
+          <w:rFonts w:ascii="SimSun" w:hAnsi="SimSun" w:eastAsia="SimSun" w:cs="SimSun"/>
         </w:rPr>
         <w:t xml:space="preserve">                                         CH</w:t>
       </w:r>
       <w:r>
         <w:rPr>
           <w:rStyle w:val="VerbatimChar"/>
-          <w:rFonts w:ascii="Times New Roman" w:hAnsi="Times New Roman" w:eastAsia="Times New Roman" w:cs="Times New Roman"/>
+          <w:rFonts w:ascii="SimSun" w:hAnsi="SimSun" w:eastAsia="SimSun" w:cs="SimSun"/>
           <w:vertAlign w:val="subscript"/>
         </w:rPr>
         <w:t>3</w:t>
@@ -24475,111 +24456,111 @@
       <w:r>
         <w:rPr>
           <w:rStyle w:val="VerbatimChar"/>
-          <w:rFonts w:ascii="Times New Roman" w:hAnsi="Times New Roman" w:eastAsia="Times New Roman" w:cs="Times New Roman"/>
+          <w:rFonts w:ascii="SimSun" w:hAnsi="SimSun" w:eastAsia="SimSun" w:cs="SimSun"/>
         </w:rPr>
         <w:t>-C=CH-CH</w:t>
       </w:r>
       <w:r>
         <w:rPr>
           <w:rStyle w:val="VerbatimChar"/>
-          <w:rFonts w:ascii="Times New Roman" w:hAnsi="Times New Roman" w:eastAsia="Times New Roman" w:cs="Times New Roman"/>
+          <w:rFonts w:ascii="SimSun" w:hAnsi="SimSun" w:eastAsia="SimSun" w:cs="SimSun"/>
           <w:vertAlign w:val="subscript"/>
         </w:rPr>
         <w:t>3</w:t>
       </w:r>
       <w:r>
         <w:rPr>
-          <w:rFonts w:ascii="Times New Roman" w:hAnsi="Times New Roman" w:eastAsia="Times New Roman" w:cs="Times New Roman"/>
+          <w:rFonts w:ascii="SimSun" w:hAnsi="SimSun" w:eastAsia="SimSun" w:cs="SimSun"/>
         </w:rPr>
         <w:br/>
       </w:r>
       <w:r>
         <w:rPr>
           <w:rStyle w:val="VerbatimChar"/>
-          <w:rFonts w:ascii="Times New Roman" w:hAnsi="Times New Roman" w:eastAsia="Times New Roman" w:cs="Times New Roman"/>
+          <w:rFonts w:ascii="SimSun" w:hAnsi="SimSun" w:eastAsia="SimSun" w:cs="SimSun"/>
         </w:rPr>
         <w:t xml:space="preserve">                                            |</w:t>
       </w:r>
       <w:r>
         <w:rPr>
-          <w:rFonts w:ascii="Times New Roman" w:hAnsi="Times New Roman" w:eastAsia="Times New Roman" w:cs="Times New Roman"/>
+          <w:rFonts w:ascii="SimSun" w:hAnsi="SimSun" w:eastAsia="SimSun" w:cs="SimSun"/>
         </w:rPr>
         <w:br/>
       </w:r>
       <w:r>
         <w:rPr>
           <w:rStyle w:val="VerbatimChar"/>
-          <w:rFonts w:ascii="Times New Roman" w:hAnsi="Times New Roman" w:eastAsia="Times New Roman" w:cs="Times New Roman"/>
+          <w:rFonts w:ascii="SimSun" w:hAnsi="SimSun" w:eastAsia="SimSun" w:cs="SimSun"/>
         </w:rPr>
         <w:t xml:space="preserve">                                           CH</w:t>
       </w:r>
       <w:r>
         <w:rPr>
           <w:rStyle w:val="VerbatimChar"/>
-          <w:rFonts w:ascii="Times New Roman" w:hAnsi="Times New Roman" w:eastAsia="Times New Roman" w:cs="Times New Roman"/>
+          <w:rFonts w:ascii="SimSun" w:hAnsi="SimSun" w:eastAsia="SimSun" w:cs="SimSun"/>
           <w:vertAlign w:val="subscript"/>
         </w:rPr>
         <w:t>3</w:t>
       </w:r>
       <w:r>
         <w:rPr>
-          <w:rFonts w:ascii="Times New Roman" w:hAnsi="Times New Roman" w:eastAsia="Times New Roman" w:cs="Times New Roman"/>
+          <w:rFonts w:ascii="SimSun" w:hAnsi="SimSun" w:eastAsia="SimSun" w:cs="SimSun"/>
         </w:rPr>
         <w:br/>
       </w:r>
       <w:r>
         <w:rPr>
           <w:rStyle w:val="VerbatimChar"/>
-          <w:rFonts w:ascii="Times New Roman" w:hAnsi="Times New Roman" w:eastAsia="Times New Roman" w:cs="Times New Roman"/>
+          <w:rFonts w:ascii="SimSun" w:hAnsi="SimSun" w:eastAsia="SimSun" w:cs="SimSun"/>
         </w:rPr>
         <w:t xml:space="preserve">                                      </w:t>
       </w:r>
       <w:r>
         <w:rPr>
           <w:rStyle w:val="VerbatimChar"/>
-          <w:rFonts w:hint="eastAsia" w:ascii="Times New Roman" w:hAnsi="Times New Roman" w:eastAsia="Times New Roman" w:cs="Times New Roman"/>
+          <w:rFonts w:hint="eastAsia" w:ascii="SimSun" w:hAnsi="SimSun" w:eastAsia="SimSun" w:cs="SimSun"/>
         </w:rPr>
         <w:t>2-</w:t>
       </w:r>
       <w:r>
         <w:rPr>
           <w:rStyle w:val="VerbatimChar"/>
-          <w:rFonts w:hint="eastAsia" w:ascii="Times New Roman" w:hAnsi="Times New Roman" w:eastAsia="FangSong" w:cs="Times New Roman"/>
+          <w:rFonts w:hint="eastAsia" w:ascii="SimSun" w:hAnsi="SimSun" w:eastAsia="SimSun" w:cs="SimSun"/>
         </w:rPr>
         <w:t>甲基</w:t>
       </w:r>
       <w:r>
         <w:rPr>
           <w:rStyle w:val="VerbatimChar"/>
-          <w:rFonts w:hint="eastAsia" w:ascii="Times New Roman" w:hAnsi="Times New Roman" w:eastAsia="Times New Roman" w:cs="Times New Roman"/>
+          <w:rFonts w:hint="eastAsia" w:ascii="SimSun" w:hAnsi="SimSun" w:eastAsia="SimSun" w:cs="SimSun"/>
         </w:rPr>
         <w:t>-2-</w:t>
       </w:r>
       <w:r>
         <w:rPr>
           <w:rStyle w:val="VerbatimChar"/>
-          <w:rFonts w:hint="eastAsia" w:ascii="Times New Roman" w:hAnsi="Times New Roman" w:eastAsia="FangSong" w:cs="Times New Roman"/>
+          <w:rFonts w:hint="eastAsia" w:ascii="SimSun" w:hAnsi="SimSun" w:eastAsia="SimSun" w:cs="SimSun"/>
         </w:rPr>
         <w:t>丁烯</w:t>
       </w:r>
       <w:r>
         <w:rPr>
           <w:rStyle w:val="VerbatimChar"/>
-          <w:rFonts w:hint="eastAsia" w:ascii="Times New Roman" w:hAnsi="Times New Roman" w:eastAsia="Times New Roman" w:cs="Times New Roman"/>
+          <w:rFonts w:hint="eastAsia" w:ascii="SimSun" w:hAnsi="SimSun" w:eastAsia="SimSun" w:cs="SimSun"/>
         </w:rPr>
         <w:t>（</w:t>
       </w:r>
       <w:r>
         <w:rPr>
           <w:rStyle w:val="VerbatimChar"/>
-          <w:rFonts w:hint="eastAsia" w:ascii="Times New Roman" w:hAnsi="Times New Roman" w:eastAsia="FangSong" w:cs="Times New Roman"/>
+          <w:rFonts w:hint="eastAsia" w:ascii="SimSun" w:hAnsi="SimSun" w:eastAsia="SimSun" w:cs="SimSun"/>
         </w:rPr>
         <w:t>主产物</w:t>
       </w:r>
       <w:r>
         <w:rPr>
           <w:rStyle w:val="VerbatimChar"/>
-          <w:rFonts w:hint="eastAsia" w:ascii="Times New Roman" w:hAnsi="Times New Roman" w:eastAsia="Times New Roman" w:cs="Times New Roman"/>
+          <w:rFonts w:hint="eastAsia" w:ascii="SimSun" w:hAnsi="SimSun" w:eastAsia="SimSun" w:cs="SimSun"/>
         </w:rPr>
         <w:t>）</w:t>
       </w:r>
@@ -28027,14 +28008,14 @@
       <w:r>
         <w:rPr>
           <w:rStyle w:val="VerbatimChar"/>
-          <w:rFonts w:ascii="Times New Roman" w:hAnsi="Times New Roman" w:eastAsia="Times New Roman" w:cs="Times New Roman"/>
+          <w:rFonts w:ascii="SimSun" w:hAnsi="SimSun" w:eastAsia="SimSun" w:cs="SimSun"/>
         </w:rPr>
         <w:t xml:space="preserve">   O-CH</w:t>
       </w:r>
       <w:r>
         <w:rPr>
           <w:rStyle w:val="VerbatimChar"/>
-          <w:rFonts w:ascii="Times New Roman" w:hAnsi="Times New Roman" w:eastAsia="Times New Roman" w:cs="Times New Roman"/>
+          <w:rFonts w:ascii="SimSun" w:hAnsi="SimSun" w:eastAsia="SimSun" w:cs="SimSun"/>
           <w:vertAlign w:val="subscript"/>
         </w:rPr>
         <w:t>2</w:t>
@@ -28042,14 +28023,14 @@
       <w:r>
         <w:rPr>
           <w:rStyle w:val="VerbatimChar"/>
-          <w:rFonts w:ascii="Times New Roman" w:hAnsi="Times New Roman" w:eastAsia="Times New Roman" w:cs="Times New Roman"/>
+          <w:rFonts w:ascii="SimSun" w:hAnsi="SimSun" w:eastAsia="SimSun" w:cs="SimSun"/>
         </w:rPr>
         <w:t>-CH=CH</w:t>
       </w:r>
       <w:r>
         <w:rPr>
           <w:rStyle w:val="VerbatimChar"/>
-          <w:rFonts w:ascii="Times New Roman" w:hAnsi="Times New Roman" w:eastAsia="Times New Roman" w:cs="Times New Roman"/>
+          <w:rFonts w:ascii="SimSun" w:hAnsi="SimSun" w:eastAsia="SimSun" w:cs="SimSun"/>
           <w:vertAlign w:val="subscript"/>
         </w:rPr>
         <w:t>2</w:t>
@@ -28057,74 +28038,74 @@
       <w:r>
         <w:rPr>
           <w:rStyle w:val="VerbatimChar"/>
-          <w:rFonts w:ascii="Times New Roman" w:hAnsi="Times New Roman" w:eastAsia="Times New Roman" w:cs="Times New Roman"/>
+          <w:rFonts w:ascii="SimSun" w:hAnsi="SimSun" w:eastAsia="SimSun" w:cs="SimSun"/>
         </w:rPr>
         <w:t xml:space="preserve">         [3,3]-σ          OH</w:t>
       </w:r>
       <w:r>
         <w:rPr>
-          <w:rFonts w:ascii="Times New Roman" w:hAnsi="Times New Roman" w:eastAsia="Times New Roman" w:cs="Times New Roman"/>
+          <w:rFonts w:ascii="SimSun" w:hAnsi="SimSun" w:eastAsia="SimSun" w:cs="SimSun"/>
         </w:rPr>
         <w:br/>
       </w:r>
       <w:r>
         <w:rPr>
           <w:rStyle w:val="VerbatimChar"/>
-          <w:rFonts w:ascii="Times New Roman" w:hAnsi="Times New Roman" w:eastAsia="Times New Roman" w:cs="Times New Roman"/>
+          <w:rFonts w:ascii="SimSun" w:hAnsi="SimSun" w:eastAsia="SimSun" w:cs="SimSun"/>
         </w:rPr>
         <w:t xml:space="preserve">        │             </w:t>
       </w:r>
       <w:r>
         <w:rPr>
           <w:rStyle w:val="VerbatimChar"/>
-          <w:rFonts w:hint="eastAsia" w:ascii="Times New Roman" w:hAnsi="Times New Roman" w:eastAsia="FangSong" w:cs="Times New Roman"/>
+          <w:rFonts w:hint="eastAsia" w:ascii="SimSun" w:hAnsi="SimSun" w:eastAsia="SimSun" w:cs="SimSun"/>
         </w:rPr>
         <w:t>六元环</w:t>
       </w:r>
       <w:r>
         <w:rPr>
           <w:rStyle w:val="VerbatimChar"/>
-          <w:rFonts w:hint="eastAsia" w:ascii="Times New Roman" w:hAnsi="Times New Roman" w:eastAsia="Times New Roman" w:cs="Times New Roman"/>
+          <w:rFonts w:hint="eastAsia" w:ascii="SimSun" w:hAnsi="SimSun" w:eastAsia="SimSun" w:cs="SimSun"/>
         </w:rPr>
         <w:t>TS</w:t>
       </w:r>
       <w:r>
         <w:rPr>
           <w:rStyle w:val="VerbatimChar"/>
-          <w:rFonts w:ascii="Times New Roman" w:hAnsi="Times New Roman" w:eastAsia="Times New Roman" w:cs="Times New Roman"/>
+          <w:rFonts w:ascii="SimSun" w:hAnsi="SimSun" w:eastAsia="SimSun" w:cs="SimSun"/>
         </w:rPr>
         <w:t xml:space="preserve">            │</w:t>
       </w:r>
       <w:r>
         <w:rPr>
-          <w:rFonts w:ascii="Times New Roman" w:hAnsi="Times New Roman" w:eastAsia="Times New Roman" w:cs="Times New Roman"/>
+          <w:rFonts w:ascii="SimSun" w:hAnsi="SimSun" w:eastAsia="SimSun" w:cs="SimSun"/>
         </w:rPr>
         <w:br/>
       </w:r>
       <w:r>
         <w:rPr>
           <w:rStyle w:val="VerbatimChar"/>
-          <w:rFonts w:ascii="Times New Roman" w:hAnsi="Times New Roman" w:eastAsia="Times New Roman" w:cs="Times New Roman"/>
+          <w:rFonts w:ascii="SimSun" w:hAnsi="SimSun" w:eastAsia="SimSun" w:cs="SimSun"/>
         </w:rPr>
         <w:t xml:space="preserve">        │            →                    │</w:t>
       </w:r>
       <w:r>
         <w:rPr>
-          <w:rFonts w:ascii="Times New Roman" w:hAnsi="Times New Roman" w:eastAsia="Times New Roman" w:cs="Times New Roman"/>
+          <w:rFonts w:ascii="SimSun" w:hAnsi="SimSun" w:eastAsia="SimSun" w:cs="SimSun"/>
         </w:rPr>
         <w:br/>
       </w:r>
       <w:r>
         <w:rPr>
           <w:rStyle w:val="VerbatimChar"/>
-          <w:rFonts w:ascii="Times New Roman" w:hAnsi="Times New Roman" w:eastAsia="Times New Roman" w:cs="Times New Roman"/>
+          <w:rFonts w:ascii="SimSun" w:hAnsi="SimSun" w:eastAsia="SimSun" w:cs="SimSun"/>
         </w:rPr>
         <w:t xml:space="preserve">       Δ (200°C)                      CH</w:t>
       </w:r>
       <w:r>
         <w:rPr>
           <w:rStyle w:val="VerbatimChar"/>
-          <w:rFonts w:ascii="Times New Roman" w:hAnsi="Times New Roman" w:eastAsia="Times New Roman" w:cs="Times New Roman"/>
+          <w:rFonts w:ascii="SimSun" w:hAnsi="SimSun" w:eastAsia="SimSun" w:cs="SimSun"/>
           <w:vertAlign w:val="subscript"/>
         </w:rPr>
         <w:t>2</w:t>
@@ -28132,91 +28113,91 @@
       <w:r>
         <w:rPr>
           <w:rStyle w:val="VerbatimChar"/>
-          <w:rFonts w:ascii="Times New Roman" w:hAnsi="Times New Roman" w:eastAsia="Times New Roman" w:cs="Times New Roman"/>
+          <w:rFonts w:ascii="SimSun" w:hAnsi="SimSun" w:eastAsia="SimSun" w:cs="SimSun"/>
         </w:rPr>
         <w:t>-CH=CH</w:t>
       </w:r>
       <w:r>
         <w:rPr>
           <w:rStyle w:val="VerbatimChar"/>
-          <w:rFonts w:ascii="Times New Roman" w:hAnsi="Times New Roman" w:eastAsia="Times New Roman" w:cs="Times New Roman"/>
+          <w:rFonts w:ascii="SimSun" w:hAnsi="SimSun" w:eastAsia="SimSun" w:cs="SimSun"/>
           <w:vertAlign w:val="subscript"/>
         </w:rPr>
         <w:t>2</w:t>
       </w:r>
       <w:r>
         <w:rPr>
-          <w:rFonts w:ascii="Times New Roman" w:hAnsi="Times New Roman" w:eastAsia="Times New Roman" w:cs="Times New Roman"/>
+          <w:rFonts w:ascii="SimSun" w:hAnsi="SimSun" w:eastAsia="SimSun" w:cs="SimSun"/>
         </w:rPr>
         <w:br/>
       </w:r>
       <w:r>
         <w:rPr>
           <w:rStyle w:val="VerbatimChar"/>
-          <w:rFonts w:ascii="Times New Roman" w:hAnsi="Times New Roman" w:eastAsia="Times New Roman" w:cs="Times New Roman"/>
+          <w:rFonts w:ascii="SimSun" w:hAnsi="SimSun" w:eastAsia="SimSun" w:cs="SimSun"/>
         </w:rPr>
         <w:t xml:space="preserve">    └─── </w:t>
       </w:r>
       <w:r>
         <w:rPr>
           <w:rStyle w:val="VerbatimChar"/>
-          <w:rFonts w:hint="eastAsia" w:ascii="Times New Roman" w:hAnsi="Times New Roman" w:eastAsia="FangSong" w:cs="Times New Roman"/>
+          <w:rFonts w:hint="eastAsia" w:ascii="SimSun" w:hAnsi="SimSun" w:eastAsia="SimSun" w:cs="SimSun"/>
         </w:rPr>
         <w:t xml:space="preserve">烯丙基芳基醚</w:t>
       </w:r>
       <w:r>
         <w:rPr>
           <w:rStyle w:val="VerbatimChar"/>
-          <w:rFonts w:ascii="Times New Roman" w:hAnsi="Times New Roman" w:eastAsia="Times New Roman" w:cs="Times New Roman"/>
+          <w:rFonts w:ascii="SimSun" w:hAnsi="SimSun" w:eastAsia="SimSun" w:cs="SimSun"/>
         </w:rPr>
         <w:t xml:space="preserve"> ──→ ── </w:t>
       </w:r>
       <w:r>
         <w:rPr>
           <w:rStyle w:val="VerbatimChar"/>
-          <w:rFonts w:hint="eastAsia" w:ascii="Times New Roman" w:hAnsi="Times New Roman" w:eastAsia="FangSong" w:cs="Times New Roman"/>
+          <w:rFonts w:hint="eastAsia" w:ascii="SimSun" w:hAnsi="SimSun" w:eastAsia="SimSun" w:cs="SimSun"/>
         </w:rPr>
         <w:t xml:space="preserve">邻烯丙基环己二烯酮</w:t>
       </w:r>
       <w:r>
         <w:rPr>
           <w:rStyle w:val="VerbatimChar"/>
-          <w:rFonts w:ascii="Times New Roman" w:hAnsi="Times New Roman" w:eastAsia="Times New Roman" w:cs="Times New Roman"/>
+          <w:rFonts w:ascii="SimSun" w:hAnsi="SimSun" w:eastAsia="SimSun" w:cs="SimSun"/>
         </w:rPr>
         <w:t xml:space="preserve"> </w:t>
       </w:r>
       <w:r>
         <w:rPr>
           <w:rStyle w:val="VerbatimChar"/>
-          <w:rFonts w:hint="eastAsia" w:ascii="Times New Roman" w:hAnsi="Times New Roman" w:eastAsia="Times New Roman" w:cs="Times New Roman"/>
+          <w:rFonts w:hint="eastAsia" w:ascii="SimSun" w:hAnsi="SimSun" w:eastAsia="SimSun" w:cs="SimSun"/>
         </w:rPr>
         <w:t>──</w:t>
       </w:r>
       <w:r>
         <w:rPr>
           <w:rStyle w:val="VerbatimChar"/>
-          <w:rFonts w:hint="eastAsia" w:ascii="Times New Roman" w:hAnsi="Times New Roman" w:eastAsia="FangSong" w:cs="Times New Roman"/>
+          <w:rFonts w:hint="eastAsia" w:ascii="SimSun" w:hAnsi="SimSun" w:eastAsia="SimSun" w:cs="SimSun"/>
         </w:rPr>
         <w:t>互变异构</w:t>
       </w:r>
       <w:r>
         <w:rPr>
           <w:rStyle w:val="VerbatimChar"/>
-          <w:rFonts w:hint="eastAsia" w:ascii="Times New Roman" w:hAnsi="Times New Roman" w:eastAsia="Times New Roman" w:cs="Times New Roman"/>
+          <w:rFonts w:hint="eastAsia" w:ascii="SimSun" w:hAnsi="SimSun" w:eastAsia="SimSun" w:cs="SimSun"/>
         </w:rPr>
         <w:t>──→</w:t>
       </w:r>
       <w:r>
         <w:rPr>
           <w:rStyle w:val="VerbatimChar"/>
-          <w:rFonts w:ascii="Times New Roman" w:hAnsi="Times New Roman" w:eastAsia="Times New Roman" w:cs="Times New Roman"/>
+          <w:rFonts w:ascii="SimSun" w:hAnsi="SimSun" w:eastAsia="SimSun" w:cs="SimSun"/>
         </w:rPr>
         <w:t xml:space="preserve"> </w:t>
       </w:r>
       <w:r>
         <w:rPr>
           <w:rStyle w:val="VerbatimChar"/>
-          <w:rFonts w:hint="eastAsia" w:ascii="Times New Roman" w:hAnsi="Times New Roman" w:eastAsia="FangSong" w:cs="Times New Roman"/>
+          <w:rFonts w:hint="eastAsia" w:ascii="SimSun" w:hAnsi="SimSun" w:eastAsia="SimSun" w:cs="SimSun"/>
         </w:rPr>
         <w:t xml:space="preserve">邻烯丙基苯酚</w:t>
       </w:r>
@@ -28843,14 +28824,14 @@
       <w:r>
         <w:rPr>
           <w:rStyle w:val="VerbatimChar"/>
-          <w:rFonts w:ascii="Times New Roman" w:hAnsi="Times New Roman" w:eastAsia="Times New Roman" w:cs="Times New Roman"/>
+          <w:rFonts w:ascii="SimSun" w:hAnsi="SimSun" w:eastAsia="SimSun" w:cs="SimSun"/>
         </w:rPr>
         <w:t>CH</w:t>
       </w:r>
       <w:r>
         <w:rPr>
           <w:rStyle w:val="VerbatimChar"/>
-          <w:rFonts w:ascii="Times New Roman" w:hAnsi="Times New Roman" w:eastAsia="Times New Roman" w:cs="Times New Roman"/>
+          <w:rFonts w:ascii="SimSun" w:hAnsi="SimSun" w:eastAsia="SimSun" w:cs="SimSun"/>
           <w:vertAlign w:val="subscript"/>
         </w:rPr>
         <w:t>3</w:t>
@@ -28858,14 +28839,14 @@
       <w:r>
         <w:rPr>
           <w:rStyle w:val="VerbatimChar"/>
-          <w:rFonts w:ascii="Times New Roman" w:hAnsi="Times New Roman" w:eastAsia="Times New Roman" w:cs="Times New Roman"/>
+          <w:rFonts w:ascii="SimSun" w:hAnsi="SimSun" w:eastAsia="SimSun" w:cs="SimSun"/>
         </w:rPr>
         <w:t>CH</w:t>
       </w:r>
       <w:r>
         <w:rPr>
           <w:rStyle w:val="VerbatimChar"/>
-          <w:rFonts w:ascii="Times New Roman" w:hAnsi="Times New Roman" w:eastAsia="Times New Roman" w:cs="Times New Roman"/>
+          <w:rFonts w:ascii="SimSun" w:hAnsi="SimSun" w:eastAsia="SimSun" w:cs="SimSun"/>
           <w:vertAlign w:val="subscript"/>
         </w:rPr>
         <w:t>2</w:t>
@@ -28873,14 +28854,14 @@
       <w:r>
         <w:rPr>
           <w:rStyle w:val="VerbatimChar"/>
-          <w:rFonts w:ascii="Times New Roman" w:hAnsi="Times New Roman" w:eastAsia="Times New Roman" w:cs="Times New Roman"/>
+          <w:rFonts w:ascii="SimSun" w:hAnsi="SimSun" w:eastAsia="SimSun" w:cs="SimSun"/>
         </w:rPr>
         <w:t>COOH —SOCl</w:t>
       </w:r>
       <w:r>
         <w:rPr>
           <w:rStyle w:val="VerbatimChar"/>
-          <w:rFonts w:ascii="Times New Roman" w:hAnsi="Times New Roman" w:eastAsia="Times New Roman" w:cs="Times New Roman"/>
+          <w:rFonts w:ascii="SimSun" w:hAnsi="SimSun" w:eastAsia="SimSun" w:cs="SimSun"/>
           <w:vertAlign w:val="subscript"/>
         </w:rPr>
         <w:t>2</w:t>
@@ -28888,14 +28869,14 @@
       <w:r>
         <w:rPr>
           <w:rStyle w:val="VerbatimChar"/>
-          <w:rFonts w:ascii="Times New Roman" w:hAnsi="Times New Roman" w:eastAsia="Times New Roman" w:cs="Times New Roman"/>
+          <w:rFonts w:ascii="SimSun" w:hAnsi="SimSun" w:eastAsia="SimSun" w:cs="SimSun"/>
         </w:rPr>
         <w:t>→ CH</w:t>
       </w:r>
       <w:r>
         <w:rPr>
           <w:rStyle w:val="VerbatimChar"/>
-          <w:rFonts w:ascii="Times New Roman" w:hAnsi="Times New Roman" w:eastAsia="Times New Roman" w:cs="Times New Roman"/>
+          <w:rFonts w:ascii="SimSun" w:hAnsi="SimSun" w:eastAsia="SimSun" w:cs="SimSun"/>
           <w:vertAlign w:val="subscript"/>
         </w:rPr>
         <w:t>3</w:t>
@@ -28903,14 +28884,14 @@
       <w:r>
         <w:rPr>
           <w:rStyle w:val="VerbatimChar"/>
-          <w:rFonts w:ascii="Times New Roman" w:hAnsi="Times New Roman" w:eastAsia="Times New Roman" w:cs="Times New Roman"/>
+          <w:rFonts w:ascii="SimSun" w:hAnsi="SimSun" w:eastAsia="SimSun" w:cs="SimSun"/>
         </w:rPr>
         <w:t>CH</w:t>
       </w:r>
       <w:r>
         <w:rPr>
           <w:rStyle w:val="VerbatimChar"/>
-          <w:rFonts w:ascii="Times New Roman" w:hAnsi="Times New Roman" w:eastAsia="Times New Roman" w:cs="Times New Roman"/>
+          <w:rFonts w:ascii="SimSun" w:hAnsi="SimSun" w:eastAsia="SimSun" w:cs="SimSun"/>
           <w:vertAlign w:val="subscript"/>
         </w:rPr>
         <w:t>2</w:t>
@@ -28918,14 +28899,14 @@
       <w:r>
         <w:rPr>
           <w:rStyle w:val="VerbatimChar"/>
-          <w:rFonts w:ascii="Times New Roman" w:hAnsi="Times New Roman" w:eastAsia="Times New Roman" w:cs="Times New Roman"/>
+          <w:rFonts w:ascii="SimSun" w:hAnsi="SimSun" w:eastAsia="SimSun" w:cs="SimSun"/>
         </w:rPr>
         <w:t>COCl —NaN</w:t>
       </w:r>
       <w:r>
         <w:rPr>
           <w:rStyle w:val="VerbatimChar"/>
-          <w:rFonts w:ascii="Times New Roman" w:hAnsi="Times New Roman" w:eastAsia="Times New Roman" w:cs="Times New Roman"/>
+          <w:rFonts w:ascii="SimSun" w:hAnsi="SimSun" w:eastAsia="SimSun" w:cs="SimSun"/>
           <w:vertAlign w:val="subscript"/>
         </w:rPr>
         <w:t>3</w:t>
@@ -28933,14 +28914,14 @@
       <w:r>
         <w:rPr>
           <w:rStyle w:val="VerbatimChar"/>
-          <w:rFonts w:ascii="Times New Roman" w:hAnsi="Times New Roman" w:eastAsia="Times New Roman" w:cs="Times New Roman"/>
+          <w:rFonts w:ascii="SimSun" w:hAnsi="SimSun" w:eastAsia="SimSun" w:cs="SimSun"/>
         </w:rPr>
         <w:t>→ CH</w:t>
       </w:r>
       <w:r>
         <w:rPr>
           <w:rStyle w:val="VerbatimChar"/>
-          <w:rFonts w:ascii="Times New Roman" w:hAnsi="Times New Roman" w:eastAsia="Times New Roman" w:cs="Times New Roman"/>
+          <w:rFonts w:ascii="SimSun" w:hAnsi="SimSun" w:eastAsia="SimSun" w:cs="SimSun"/>
           <w:vertAlign w:val="subscript"/>
         </w:rPr>
         <w:t>3</w:t>
@@ -28948,14 +28929,14 @@
       <w:r>
         <w:rPr>
           <w:rStyle w:val="VerbatimChar"/>
-          <w:rFonts w:ascii="Times New Roman" w:hAnsi="Times New Roman" w:eastAsia="Times New Roman" w:cs="Times New Roman"/>
+          <w:rFonts w:ascii="SimSun" w:hAnsi="SimSun" w:eastAsia="SimSun" w:cs="SimSun"/>
         </w:rPr>
         <w:t>CH</w:t>
       </w:r>
       <w:r>
         <w:rPr>
           <w:rStyle w:val="VerbatimChar"/>
-          <w:rFonts w:ascii="Times New Roman" w:hAnsi="Times New Roman" w:eastAsia="Times New Roman" w:cs="Times New Roman"/>
+          <w:rFonts w:ascii="SimSun" w:hAnsi="SimSun" w:eastAsia="SimSun" w:cs="SimSun"/>
           <w:vertAlign w:val="subscript"/>
         </w:rPr>
         <w:t>2</w:t>
@@ -28963,14 +28944,14 @@
       <w:r>
         <w:rPr>
           <w:rStyle w:val="VerbatimChar"/>
-          <w:rFonts w:ascii="Times New Roman" w:hAnsi="Times New Roman" w:eastAsia="Times New Roman" w:cs="Times New Roman"/>
+          <w:rFonts w:ascii="SimSun" w:hAnsi="SimSun" w:eastAsia="SimSun" w:cs="SimSun"/>
         </w:rPr>
         <w:t>CON</w:t>
       </w:r>
       <w:r>
         <w:rPr>
           <w:rStyle w:val="VerbatimChar"/>
-          <w:rFonts w:ascii="Times New Roman" w:hAnsi="Times New Roman" w:eastAsia="Times New Roman" w:cs="Times New Roman"/>
+          <w:rFonts w:ascii="SimSun" w:hAnsi="SimSun" w:eastAsia="SimSun" w:cs="SimSun"/>
           <w:vertAlign w:val="subscript"/>
         </w:rPr>
         <w:t>3</w:t>
@@ -28978,27 +28959,27 @@
       <w:r>
         <w:rPr>
           <w:rStyle w:val="VerbatimChar"/>
-          <w:rFonts w:ascii="Times New Roman" w:hAnsi="Times New Roman" w:eastAsia="Times New Roman" w:cs="Times New Roman"/>
+          <w:rFonts w:ascii="SimSun" w:hAnsi="SimSun" w:eastAsia="SimSun" w:cs="SimSun"/>
         </w:rPr>
         <w:t xml:space="preserve"> </w:t>
       </w:r>
       <w:r>
         <w:rPr>
-          <w:rFonts w:ascii="Times New Roman" w:hAnsi="Times New Roman" w:eastAsia="Times New Roman" w:cs="Times New Roman"/>
+          <w:rFonts w:ascii="SimSun" w:hAnsi="SimSun" w:eastAsia="SimSun" w:cs="SimSun"/>
         </w:rPr>
         <w:br/>
       </w:r>
       <w:r>
         <w:rPr>
           <w:rStyle w:val="VerbatimChar"/>
-          <w:rFonts w:ascii="Times New Roman" w:hAnsi="Times New Roman" w:eastAsia="Times New Roman" w:cs="Times New Roman"/>
+          <w:rFonts w:ascii="SimSun" w:hAnsi="SimSun" w:eastAsia="SimSun" w:cs="SimSun"/>
         </w:rPr>
         <w:t xml:space="preserve">  —Δ, -N</w:t>
       </w:r>
       <w:r>
         <w:rPr>
           <w:rStyle w:val="VerbatimChar"/>
-          <w:rFonts w:ascii="Times New Roman" w:hAnsi="Times New Roman" w:eastAsia="Times New Roman" w:cs="Times New Roman"/>
+          <w:rFonts w:ascii="SimSun" w:hAnsi="SimSun" w:eastAsia="SimSun" w:cs="SimSun"/>
           <w:vertAlign w:val="subscript"/>
         </w:rPr>
         <w:t>2</w:t>
@@ -29006,21 +28987,21 @@
       <w:r>
         <w:rPr>
           <w:rStyle w:val="VerbatimChar"/>
-          <w:rFonts w:ascii="Times New Roman" w:hAnsi="Times New Roman" w:eastAsia="Times New Roman" w:cs="Times New Roman"/>
+          <w:rFonts w:ascii="SimSun" w:hAnsi="SimSun" w:eastAsia="SimSun" w:cs="SimSun"/>
         </w:rPr>
         <w:t xml:space="preserve">→ </w:t>
       </w:r>
       <w:r>
         <w:rPr>
           <w:rStyle w:val="VerbatimChar"/>
-          <w:rFonts w:hint="eastAsia" w:ascii="Times New Roman" w:hAnsi="Times New Roman" w:eastAsia="Times New Roman" w:cs="Times New Roman"/>
+          <w:rFonts w:hint="eastAsia" w:ascii="SimSun" w:hAnsi="SimSun" w:eastAsia="SimSun" w:cs="SimSun"/>
         </w:rPr>
         <w:t>CH</w:t>
       </w:r>
       <w:r>
         <w:rPr>
           <w:rStyle w:val="VerbatimChar"/>
-          <w:rFonts w:hint="eastAsia" w:ascii="Times New Roman" w:hAnsi="Times New Roman" w:eastAsia="Times New Roman" w:cs="Times New Roman"/>
+          <w:rFonts w:hint="eastAsia" w:ascii="SimSun" w:hAnsi="SimSun" w:eastAsia="SimSun" w:cs="SimSun"/>
           <w:vertAlign w:val="subscript"/>
         </w:rPr>
         <w:t>3</w:t>
@@ -29028,14 +29009,14 @@
       <w:r>
         <w:rPr>
           <w:rStyle w:val="VerbatimChar"/>
-          <w:rFonts w:hint="eastAsia" w:ascii="Times New Roman" w:hAnsi="Times New Roman" w:eastAsia="Times New Roman" w:cs="Times New Roman"/>
+          <w:rFonts w:hint="eastAsia" w:ascii="SimSun" w:hAnsi="SimSun" w:eastAsia="SimSun" w:cs="SimSun"/>
         </w:rPr>
         <w:t>CH</w:t>
       </w:r>
       <w:r>
         <w:rPr>
           <w:rStyle w:val="VerbatimChar"/>
-          <w:rFonts w:hint="eastAsia" w:ascii="Times New Roman" w:hAnsi="Times New Roman" w:eastAsia="Times New Roman" w:cs="Times New Roman"/>
+          <w:rFonts w:hint="eastAsia" w:ascii="SimSun" w:hAnsi="SimSun" w:eastAsia="SimSun" w:cs="SimSun"/>
           <w:vertAlign w:val="subscript"/>
         </w:rPr>
         <w:t>2</w:t>
@@ -29043,28 +29024,28 @@
       <w:r>
         <w:rPr>
           <w:rStyle w:val="VerbatimChar"/>
-          <w:rFonts w:hint="eastAsia" w:ascii="Times New Roman" w:hAnsi="Times New Roman" w:eastAsia="Times New Roman" w:cs="Times New Roman"/>
+          <w:rFonts w:hint="eastAsia" w:ascii="SimSun" w:hAnsi="SimSun" w:eastAsia="SimSun" w:cs="SimSun"/>
         </w:rPr>
         <w:t>-N=C=O（</w:t>
       </w:r>
       <w:r>
         <w:rPr>
           <w:rStyle w:val="VerbatimChar"/>
-          <w:rFonts w:hint="eastAsia" w:ascii="Times New Roman" w:hAnsi="Times New Roman" w:eastAsia="FangSong" w:cs="Times New Roman"/>
+          <w:rFonts w:hint="eastAsia" w:ascii="SimSun" w:hAnsi="SimSun" w:eastAsia="SimSun" w:cs="SimSun"/>
         </w:rPr>
         <w:t>异氰酸酯</w:t>
       </w:r>
       <w:r>
         <w:rPr>
           <w:rStyle w:val="VerbatimChar"/>
-          <w:rFonts w:hint="eastAsia" w:ascii="Times New Roman" w:hAnsi="Times New Roman" w:eastAsia="Times New Roman" w:cs="Times New Roman"/>
+          <w:rFonts w:hint="eastAsia" w:ascii="SimSun" w:hAnsi="SimSun" w:eastAsia="SimSun" w:cs="SimSun"/>
         </w:rPr>
         <w:t>）—H</w:t>
       </w:r>
       <w:r>
         <w:rPr>
           <w:rStyle w:val="VerbatimChar"/>
-          <w:rFonts w:hint="eastAsia" w:ascii="Times New Roman" w:hAnsi="Times New Roman" w:eastAsia="Times New Roman" w:cs="Times New Roman"/>
+          <w:rFonts w:hint="eastAsia" w:ascii="SimSun" w:hAnsi="SimSun" w:eastAsia="SimSun" w:cs="SimSun"/>
           <w:vertAlign w:val="subscript"/>
         </w:rPr>
         <w:t>2</w:t>
@@ -29072,21 +29053,21 @@
       <w:r>
         <w:rPr>
           <w:rStyle w:val="VerbatimChar"/>
-          <w:rFonts w:hint="eastAsia" w:ascii="Times New Roman" w:hAnsi="Times New Roman" w:eastAsia="Times New Roman" w:cs="Times New Roman"/>
+          <w:rFonts w:hint="eastAsia" w:ascii="SimSun" w:hAnsi="SimSun" w:eastAsia="SimSun" w:cs="SimSun"/>
         </w:rPr>
         <w:t>O→</w:t>
       </w:r>
       <w:r>
         <w:rPr>
           <w:rStyle w:val="VerbatimChar"/>
-          <w:rFonts w:ascii="Times New Roman" w:hAnsi="Times New Roman" w:eastAsia="Times New Roman" w:cs="Times New Roman"/>
+          <w:rFonts w:ascii="SimSun" w:hAnsi="SimSun" w:eastAsia="SimSun" w:cs="SimSun"/>
         </w:rPr>
         <w:t xml:space="preserve"> CH</w:t>
       </w:r>
       <w:r>
         <w:rPr>
           <w:rStyle w:val="VerbatimChar"/>
-          <w:rFonts w:ascii="Times New Roman" w:hAnsi="Times New Roman" w:eastAsia="Times New Roman" w:cs="Times New Roman"/>
+          <w:rFonts w:ascii="SimSun" w:hAnsi="SimSun" w:eastAsia="SimSun" w:cs="SimSun"/>
           <w:vertAlign w:val="subscript"/>
         </w:rPr>
         <w:t>3</w:t>
@@ -29094,14 +29075,14 @@
       <w:r>
         <w:rPr>
           <w:rStyle w:val="VerbatimChar"/>
-          <w:rFonts w:ascii="Times New Roman" w:hAnsi="Times New Roman" w:eastAsia="Times New Roman" w:cs="Times New Roman"/>
+          <w:rFonts w:ascii="SimSun" w:hAnsi="SimSun" w:eastAsia="SimSun" w:cs="SimSun"/>
         </w:rPr>
         <w:t>CH</w:t>
       </w:r>
       <w:r>
         <w:rPr>
           <w:rStyle w:val="VerbatimChar"/>
-          <w:rFonts w:ascii="Times New Roman" w:hAnsi="Times New Roman" w:eastAsia="Times New Roman" w:cs="Times New Roman"/>
+          <w:rFonts w:ascii="SimSun" w:hAnsi="SimSun" w:eastAsia="SimSun" w:cs="SimSun"/>
           <w:vertAlign w:val="subscript"/>
         </w:rPr>
         <w:t>2</w:t>
@@ -29109,14 +29090,14 @@
       <w:r>
         <w:rPr>
           <w:rStyle w:val="VerbatimChar"/>
-          <w:rFonts w:ascii="Times New Roman" w:hAnsi="Times New Roman" w:eastAsia="Times New Roman" w:cs="Times New Roman"/>
+          <w:rFonts w:ascii="SimSun" w:hAnsi="SimSun" w:eastAsia="SimSun" w:cs="SimSun"/>
         </w:rPr>
         <w:t>NH</w:t>
       </w:r>
       <w:r>
         <w:rPr>
           <w:rStyle w:val="VerbatimChar"/>
-          <w:rFonts w:ascii="Times New Roman" w:hAnsi="Times New Roman" w:eastAsia="Times New Roman" w:cs="Times New Roman"/>
+          <w:rFonts w:ascii="SimSun" w:hAnsi="SimSun" w:eastAsia="SimSun" w:cs="SimSun"/>
           <w:vertAlign w:val="subscript"/>
         </w:rPr>
         <w:t>2</w:t>
@@ -29124,14 +29105,14 @@
       <w:r>
         <w:rPr>
           <w:rStyle w:val="VerbatimChar"/>
-          <w:rFonts w:ascii="Times New Roman" w:hAnsi="Times New Roman" w:eastAsia="Times New Roman" w:cs="Times New Roman"/>
+          <w:rFonts w:ascii="SimSun" w:hAnsi="SimSun" w:eastAsia="SimSun" w:cs="SimSun"/>
         </w:rPr>
         <w:t xml:space="preserve"> + CO</w:t>
       </w:r>
       <w:r>
         <w:rPr>
           <w:rStyle w:val="VerbatimChar"/>
-          <w:rFonts w:ascii="Times New Roman" w:hAnsi="Times New Roman" w:eastAsia="Times New Roman" w:cs="Times New Roman"/>
+          <w:rFonts w:ascii="SimSun" w:hAnsi="SimSun" w:eastAsia="SimSun" w:cs="SimSun"/>
           <w:vertAlign w:val="subscript"/>
         </w:rPr>
         <w:t>2</w:t>
@@ -33815,267 +33796,267 @@
       <w:r>
         <w:rPr>
           <w:rStyle w:val="VerbatimChar"/>
-          <w:rFonts w:hint="eastAsia" w:ascii="Times New Roman" w:hAnsi="Times New Roman" w:eastAsia="FangSong" w:cs="Times New Roman"/>
+          <w:rFonts w:hint="eastAsia" w:ascii="SimSun" w:hAnsi="SimSun" w:eastAsia="SimSun" w:cs="SimSun"/>
         </w:rPr>
         <w:t xml:space="preserve">拿到一道重排题</w:t>
       </w:r>
       <w:r>
         <w:rPr>
-          <w:rFonts w:ascii="Times New Roman" w:hAnsi="Times New Roman" w:eastAsia="Times New Roman" w:cs="Times New Roman"/>
+          <w:rFonts w:ascii="SimSun" w:hAnsi="SimSun" w:eastAsia="SimSun" w:cs="SimSun"/>
         </w:rPr>
         <w:br/>
       </w:r>
       <w:r>
         <w:rPr>
           <w:rStyle w:val="VerbatimChar"/>
-          <w:rFonts w:ascii="Times New Roman" w:hAnsi="Times New Roman" w:eastAsia="Times New Roman" w:cs="Times New Roman"/>
+          <w:rFonts w:ascii="SimSun" w:hAnsi="SimSun" w:eastAsia="SimSun" w:cs="SimSun"/>
         </w:rPr>
         <w:t xml:space="preserve">│</w:t>
       </w:r>
       <w:r>
         <w:rPr>
-          <w:rFonts w:ascii="Times New Roman" w:hAnsi="Times New Roman" w:eastAsia="Times New Roman" w:cs="Times New Roman"/>
+          <w:rFonts w:ascii="SimSun" w:hAnsi="SimSun" w:eastAsia="SimSun" w:cs="SimSun"/>
         </w:rPr>
         <w:br/>
       </w:r>
       <w:r>
         <w:rPr>
           <w:rStyle w:val="VerbatimChar"/>
-          <w:rFonts w:ascii="Times New Roman" w:hAnsi="Times New Roman" w:eastAsia="Times New Roman" w:cs="Times New Roman"/>
+          <w:rFonts w:ascii="SimSun" w:hAnsi="SimSun" w:eastAsia="SimSun" w:cs="SimSun"/>
         </w:rPr>
         <w:t xml:space="preserve">├─ Step </w:t>
       </w:r>
       <w:r>
         <w:rPr>
           <w:rStyle w:val="VerbatimChar"/>
-          <w:rFonts w:hint="eastAsia" w:ascii="Times New Roman" w:hAnsi="Times New Roman" w:eastAsia="Times New Roman" w:cs="Times New Roman"/>
+          <w:rFonts w:hint="eastAsia" w:ascii="SimSun" w:hAnsi="SimSun" w:eastAsia="SimSun" w:cs="SimSun"/>
         </w:rPr>
         <w:t>1：</w:t>
       </w:r>
       <w:r>
         <w:rPr>
           <w:rStyle w:val="VerbatimChar"/>
-          <w:rFonts w:hint="eastAsia" w:ascii="Times New Roman" w:hAnsi="Times New Roman" w:eastAsia="FangSong" w:cs="Times New Roman"/>
+          <w:rFonts w:hint="eastAsia" w:ascii="SimSun" w:hAnsi="SimSun" w:eastAsia="SimSun" w:cs="SimSun"/>
         </w:rPr>
         <w:t>是不是重排题</w:t>
       </w:r>
       <w:r>
         <w:rPr>
           <w:rStyle w:val="VerbatimChar"/>
-          <w:rFonts w:hint="eastAsia" w:ascii="Times New Roman" w:hAnsi="Times New Roman" w:eastAsia="Times New Roman" w:cs="Times New Roman"/>
+          <w:rFonts w:hint="eastAsia" w:ascii="SimSun" w:hAnsi="SimSun" w:eastAsia="SimSun" w:cs="SimSun"/>
         </w:rPr>
         <w:t>？</w:t>
       </w:r>
       <w:r>
         <w:rPr>
-          <w:rFonts w:ascii="Times New Roman" w:hAnsi="Times New Roman" w:eastAsia="Times New Roman" w:cs="Times New Roman"/>
+          <w:rFonts w:ascii="SimSun" w:hAnsi="SimSun" w:eastAsia="SimSun" w:cs="SimSun"/>
         </w:rPr>
         <w:br/>
       </w:r>
       <w:r>
         <w:rPr>
           <w:rStyle w:val="VerbatimChar"/>
-          <w:rFonts w:ascii="Times New Roman" w:hAnsi="Times New Roman" w:eastAsia="Times New Roman" w:cs="Times New Roman"/>
+          <w:rFonts w:ascii="SimSun" w:hAnsi="SimSun" w:eastAsia="SimSun" w:cs="SimSun"/>
         </w:rPr>
         <w:t xml:space="preserve">│   └── </w:t>
       </w:r>
       <w:r>
         <w:rPr>
           <w:rStyle w:val="VerbatimChar"/>
-          <w:rFonts w:hint="eastAsia" w:ascii="Times New Roman" w:hAnsi="Times New Roman" w:eastAsia="FangSong" w:cs="Times New Roman"/>
+          <w:rFonts w:hint="eastAsia" w:ascii="SimSun" w:hAnsi="SimSun" w:eastAsia="SimSun" w:cs="SimSun"/>
         </w:rPr>
         <w:t>检查是否有</w:t>
       </w:r>
       <w:r>
         <w:rPr>
           <w:rStyle w:val="VerbatimChar"/>
-          <w:rFonts w:hint="eastAsia" w:ascii="Times New Roman" w:hAnsi="Times New Roman" w:eastAsia="Times New Roman" w:cs="Times New Roman"/>
+          <w:rFonts w:hint="eastAsia" w:ascii="SimSun" w:hAnsi="SimSun" w:eastAsia="SimSun" w:cs="SimSun"/>
         </w:rPr>
         <w:t>：</w:t>
       </w:r>
       <w:r>
         <w:rPr>
           <w:rStyle w:val="VerbatimChar"/>
-          <w:rFonts w:hint="eastAsia" w:ascii="Times New Roman" w:hAnsi="Times New Roman" w:eastAsia="FangSong" w:cs="Times New Roman"/>
+          <w:rFonts w:hint="eastAsia" w:ascii="SimSun" w:hAnsi="SimSun" w:eastAsia="SimSun" w:cs="SimSun"/>
         </w:rPr>
         <w:t>扩环</w:t>
       </w:r>
       <w:r>
         <w:rPr>
           <w:rStyle w:val="VerbatimChar"/>
-          <w:rFonts w:hint="eastAsia" w:ascii="Times New Roman" w:hAnsi="Times New Roman" w:eastAsia="Times New Roman" w:cs="Times New Roman"/>
+          <w:rFonts w:hint="eastAsia" w:ascii="SimSun" w:hAnsi="SimSun" w:eastAsia="SimSun" w:cs="SimSun"/>
         </w:rPr>
         <w:t>/</w:t>
       </w:r>
       <w:r>
         <w:rPr>
           <w:rStyle w:val="VerbatimChar"/>
-          <w:rFonts w:hint="eastAsia" w:ascii="Times New Roman" w:hAnsi="Times New Roman" w:eastAsia="FangSong" w:cs="Times New Roman"/>
+          <w:rFonts w:hint="eastAsia" w:ascii="SimSun" w:hAnsi="SimSun" w:eastAsia="SimSun" w:cs="SimSun"/>
         </w:rPr>
         <w:t>缩环</w:t>
       </w:r>
       <w:r>
         <w:rPr>
           <w:rStyle w:val="VerbatimChar"/>
-          <w:rFonts w:hint="eastAsia" w:ascii="Times New Roman" w:hAnsi="Times New Roman" w:eastAsia="Times New Roman" w:cs="Times New Roman"/>
+          <w:rFonts w:hint="eastAsia" w:ascii="SimSun" w:hAnsi="SimSun" w:eastAsia="SimSun" w:cs="SimSun"/>
         </w:rPr>
         <w:t>/</w:t>
       </w:r>
       <w:r>
         <w:rPr>
           <w:rStyle w:val="VerbatimChar"/>
-          <w:rFonts w:hint="eastAsia" w:ascii="Times New Roman" w:hAnsi="Times New Roman" w:eastAsia="FangSong" w:cs="Times New Roman"/>
+          <w:rFonts w:hint="eastAsia" w:ascii="SimSun" w:hAnsi="SimSun" w:eastAsia="SimSun" w:cs="SimSun"/>
         </w:rPr>
         <w:t>插</w:t>
       </w:r>
       <w:r>
         <w:rPr>
           <w:rStyle w:val="VerbatimChar"/>
-          <w:rFonts w:hint="eastAsia" w:ascii="Times New Roman" w:hAnsi="Times New Roman" w:eastAsia="Times New Roman" w:cs="Times New Roman"/>
+          <w:rFonts w:hint="eastAsia" w:ascii="SimSun" w:hAnsi="SimSun" w:eastAsia="SimSun" w:cs="SimSun"/>
         </w:rPr>
         <w:t>O</w:t>
       </w:r>
       <w:r>
         <w:rPr>
           <w:rStyle w:val="VerbatimChar"/>
-          <w:rFonts w:hint="eastAsia" w:ascii="Times New Roman" w:hAnsi="Times New Roman" w:eastAsia="FangSong" w:cs="Times New Roman"/>
+          <w:rFonts w:hint="eastAsia" w:ascii="SimSun" w:hAnsi="SimSun" w:eastAsia="SimSun" w:cs="SimSun"/>
         </w:rPr>
         <w:t>插</w:t>
       </w:r>
       <w:r>
         <w:rPr>
           <w:rStyle w:val="VerbatimChar"/>
-          <w:rFonts w:hint="eastAsia" w:ascii="Times New Roman" w:hAnsi="Times New Roman" w:eastAsia="Times New Roman" w:cs="Times New Roman"/>
+          <w:rFonts w:hint="eastAsia" w:ascii="SimSun" w:hAnsi="SimSun" w:eastAsia="SimSun" w:cs="SimSun"/>
         </w:rPr>
         <w:t>N/</w:t>
       </w:r>
       <w:r>
         <w:rPr>
           <w:rStyle w:val="VerbatimChar"/>
-          <w:rFonts w:hint="eastAsia" w:ascii="Times New Roman" w:hAnsi="Times New Roman" w:eastAsia="FangSong" w:cs="Times New Roman"/>
+          <w:rFonts w:hint="eastAsia" w:ascii="SimSun" w:hAnsi="SimSun" w:eastAsia="SimSun" w:cs="SimSun"/>
         </w:rPr>
         <w:t>骨架换位</w:t>
       </w:r>
       <w:r>
         <w:rPr>
           <w:rStyle w:val="VerbatimChar"/>
-          <w:rFonts w:hint="eastAsia" w:ascii="Times New Roman" w:hAnsi="Times New Roman" w:eastAsia="Times New Roman" w:cs="Times New Roman"/>
+          <w:rFonts w:hint="eastAsia" w:ascii="SimSun" w:hAnsi="SimSun" w:eastAsia="SimSun" w:cs="SimSun"/>
         </w:rPr>
         <w:t>/</w:t>
       </w:r>
       <w:r>
         <w:rPr>
           <w:rStyle w:val="VerbatimChar"/>
-          <w:rFonts w:hint="eastAsia" w:ascii="Times New Roman" w:hAnsi="Times New Roman" w:eastAsia="FangSong" w:cs="Times New Roman"/>
+          <w:rFonts w:hint="eastAsia" w:ascii="SimSun" w:hAnsi="SimSun" w:eastAsia="SimSun" w:cs="SimSun"/>
         </w:rPr>
         <w:t>分子式不变但键重组</w:t>
       </w:r>
       <w:r>
         <w:rPr>
-          <w:rFonts w:ascii="Times New Roman" w:hAnsi="Times New Roman" w:eastAsia="Times New Roman" w:cs="Times New Roman"/>
+          <w:rFonts w:ascii="SimSun" w:hAnsi="SimSun" w:eastAsia="SimSun" w:cs="SimSun"/>
         </w:rPr>
         <w:br/>
       </w:r>
       <w:r>
         <w:rPr>
           <w:rStyle w:val="VerbatimChar"/>
-          <w:rFonts w:ascii="Times New Roman" w:hAnsi="Times New Roman" w:eastAsia="Times New Roman" w:cs="Times New Roman"/>
+          <w:rFonts w:ascii="SimSun" w:hAnsi="SimSun" w:eastAsia="SimSun" w:cs="SimSun"/>
         </w:rPr>
         <w:t xml:space="preserve">│</w:t>
       </w:r>
       <w:r>
         <w:rPr>
-          <w:rFonts w:ascii="Times New Roman" w:hAnsi="Times New Roman" w:eastAsia="Times New Roman" w:cs="Times New Roman"/>
+          <w:rFonts w:ascii="SimSun" w:hAnsi="SimSun" w:eastAsia="SimSun" w:cs="SimSun"/>
         </w:rPr>
         <w:br/>
       </w:r>
       <w:r>
         <w:rPr>
           <w:rStyle w:val="VerbatimChar"/>
-          <w:rFonts w:ascii="Times New Roman" w:hAnsi="Times New Roman" w:eastAsia="Times New Roman" w:cs="Times New Roman"/>
+          <w:rFonts w:ascii="SimSun" w:hAnsi="SimSun" w:eastAsia="SimSun" w:cs="SimSun"/>
         </w:rPr>
         <w:t xml:space="preserve">├─ Step </w:t>
       </w:r>
       <w:r>
         <w:rPr>
           <w:rStyle w:val="VerbatimChar"/>
-          <w:rFonts w:hint="eastAsia" w:ascii="Times New Roman" w:hAnsi="Times New Roman" w:eastAsia="Times New Roman" w:cs="Times New Roman"/>
+          <w:rFonts w:hint="eastAsia" w:ascii="SimSun" w:hAnsi="SimSun" w:eastAsia="SimSun" w:cs="SimSun"/>
         </w:rPr>
         <w:t>2：</w:t>
       </w:r>
       <w:r>
         <w:rPr>
           <w:rStyle w:val="VerbatimChar"/>
-          <w:rFonts w:hint="eastAsia" w:ascii="Times New Roman" w:hAnsi="Times New Roman" w:eastAsia="FangSong" w:cs="Times New Roman"/>
+          <w:rFonts w:hint="eastAsia" w:ascii="SimSun" w:hAnsi="SimSun" w:eastAsia="SimSun" w:cs="SimSun"/>
         </w:rPr>
         <w:t>认底物模板</w:t>
       </w:r>
       <w:r>
         <w:rPr>
           <w:rStyle w:val="VerbatimChar"/>
-          <w:rFonts w:hint="eastAsia" w:ascii="Times New Roman" w:hAnsi="Times New Roman" w:eastAsia="Times New Roman" w:cs="Times New Roman"/>
+          <w:rFonts w:hint="eastAsia" w:ascii="SimSun" w:hAnsi="SimSun" w:eastAsia="SimSun" w:cs="SimSun"/>
         </w:rPr>
         <w:t>（</w:t>
       </w:r>
       <w:r>
         <w:rPr>
           <w:rStyle w:val="VerbatimChar"/>
-          <w:rFonts w:hint="eastAsia" w:ascii="Times New Roman" w:hAnsi="Times New Roman" w:eastAsia="FangSong" w:cs="Times New Roman"/>
+          <w:rFonts w:hint="eastAsia" w:ascii="SimSun" w:hAnsi="SimSun" w:eastAsia="SimSun" w:cs="SimSun"/>
         </w:rPr>
         <w:t>四大家族</w:t>
       </w:r>
       <w:r>
         <w:rPr>
           <w:rStyle w:val="VerbatimChar"/>
-          <w:rFonts w:hint="eastAsia" w:ascii="Times New Roman" w:hAnsi="Times New Roman" w:eastAsia="Times New Roman" w:cs="Times New Roman"/>
+          <w:rFonts w:hint="eastAsia" w:ascii="SimSun" w:hAnsi="SimSun" w:eastAsia="SimSun" w:cs="SimSun"/>
         </w:rPr>
         <w:t>）</w:t>
       </w:r>
       <w:r>
         <w:rPr>
-          <w:rFonts w:ascii="Times New Roman" w:hAnsi="Times New Roman" w:eastAsia="Times New Roman" w:cs="Times New Roman"/>
+          <w:rFonts w:ascii="SimSun" w:hAnsi="SimSun" w:eastAsia="SimSun" w:cs="SimSun"/>
         </w:rPr>
         <w:br/>
       </w:r>
       <w:r>
         <w:rPr>
           <w:rStyle w:val="VerbatimChar"/>
-          <w:rFonts w:ascii="Times New Roman" w:hAnsi="Times New Roman" w:eastAsia="Times New Roman" w:cs="Times New Roman"/>
+          <w:rFonts w:ascii="SimSun" w:hAnsi="SimSun" w:eastAsia="SimSun" w:cs="SimSun"/>
         </w:rPr>
         <w:t xml:space="preserve">│   ├── </w:t>
       </w:r>
       <w:r>
         <w:rPr>
           <w:rStyle w:val="VerbatimChar"/>
-          <w:rFonts w:hint="eastAsia" w:ascii="Times New Roman" w:hAnsi="Times New Roman" w:eastAsia="FangSong" w:cs="Times New Roman"/>
+          <w:rFonts w:hint="eastAsia" w:ascii="SimSun" w:hAnsi="SimSun" w:eastAsia="SimSun" w:cs="SimSun"/>
         </w:rPr>
         <w:t xml:space="preserve">邻二醇</w:t>
       </w:r>
       <w:r>
         <w:rPr>
           <w:rStyle w:val="VerbatimChar"/>
-          <w:rFonts w:ascii="Times New Roman" w:hAnsi="Times New Roman" w:eastAsia="Times New Roman" w:cs="Times New Roman"/>
+          <w:rFonts w:ascii="SimSun" w:hAnsi="SimSun" w:eastAsia="SimSun" w:cs="SimSun"/>
         </w:rPr>
         <w:t xml:space="preserve"> / </w:t>
       </w:r>
       <w:r>
         <w:rPr>
           <w:rStyle w:val="VerbatimChar"/>
-          <w:rFonts w:hint="eastAsia" w:ascii="Times New Roman" w:hAnsi="Times New Roman" w:eastAsia="FangSong" w:cs="Times New Roman"/>
+          <w:rFonts w:hint="eastAsia" w:ascii="SimSun" w:hAnsi="SimSun" w:eastAsia="SimSun" w:cs="SimSun"/>
         </w:rPr>
         <w:t>可形成</w:t>
       </w:r>
       <w:r>
         <w:rPr>
           <w:rStyle w:val="VerbatimChar"/>
-          <w:rFonts w:hint="eastAsia" w:ascii="Times New Roman" w:hAnsi="Times New Roman" w:eastAsia="Times New Roman" w:cs="Times New Roman"/>
+          <w:rFonts w:hint="eastAsia" w:ascii="SimSun" w:hAnsi="SimSun" w:eastAsia="SimSun" w:cs="SimSun"/>
         </w:rPr>
         <w:t>C</w:t>
       </w:r>
       <w:r>
         <w:rPr>
           <w:rStyle w:val="VerbatimChar"/>
-          <w:rFonts w:hint="eastAsia" w:ascii="Times New Roman" w:hAnsi="Times New Roman" w:eastAsia="Times New Roman" w:cs="Times New Roman"/>
+          <w:rFonts w:hint="eastAsia" w:ascii="SimSun" w:hAnsi="SimSun" w:eastAsia="SimSun" w:cs="SimSun"/>
           <w:vertAlign w:val="superscript"/>
         </w:rPr>
         <w:t>+</w:t>
@@ -34083,179 +34064,179 @@
       <w:r>
         <w:rPr>
           <w:rStyle w:val="VerbatimChar"/>
-          <w:rFonts w:hint="eastAsia" w:ascii="Times New Roman" w:hAnsi="Times New Roman" w:eastAsia="FangSong" w:cs="Times New Roman"/>
+          <w:rFonts w:hint="eastAsia" w:ascii="SimSun" w:hAnsi="SimSun" w:eastAsia="SimSun" w:cs="SimSun"/>
         </w:rPr>
         <w:t>的底物</w:t>
       </w:r>
       <w:r>
         <w:rPr>
           <w:rStyle w:val="VerbatimChar"/>
-          <w:rFonts w:ascii="Times New Roman" w:hAnsi="Times New Roman" w:eastAsia="Times New Roman" w:cs="Times New Roman"/>
+          <w:rFonts w:ascii="SimSun" w:hAnsi="SimSun" w:eastAsia="SimSun" w:cs="SimSun"/>
         </w:rPr>
         <w:t xml:space="preserve"> → </w:t>
       </w:r>
       <w:r>
         <w:rPr>
           <w:rStyle w:val="VerbatimChar"/>
-          <w:rFonts w:hint="eastAsia" w:ascii="Times New Roman" w:hAnsi="Times New Roman" w:eastAsia="FangSong" w:cs="Times New Roman"/>
+          <w:rFonts w:hint="eastAsia" w:ascii="SimSun" w:hAnsi="SimSun" w:eastAsia="SimSun" w:cs="SimSun"/>
         </w:rPr>
         <w:t xml:space="preserve">家族</w:t>
       </w:r>
       <w:r>
         <w:rPr>
           <w:rStyle w:val="VerbatimChar"/>
-          <w:rFonts w:ascii="Times New Roman" w:hAnsi="Times New Roman" w:eastAsia="Times New Roman" w:cs="Times New Roman"/>
+          <w:rFonts w:ascii="SimSun" w:hAnsi="SimSun" w:eastAsia="SimSun" w:cs="SimSun"/>
         </w:rPr>
         <w:t xml:space="preserve"> </w:t>
       </w:r>
       <w:r>
         <w:rPr>
           <w:rStyle w:val="VerbatimChar"/>
-          <w:rFonts w:hint="eastAsia" w:ascii="Times New Roman" w:hAnsi="Times New Roman" w:eastAsia="Times New Roman" w:cs="Times New Roman"/>
+          <w:rFonts w:hint="eastAsia" w:ascii="SimSun" w:hAnsi="SimSun" w:eastAsia="SimSun" w:cs="SimSun"/>
         </w:rPr>
         <w:t>I（</w:t>
       </w:r>
       <w:r>
         <w:rPr>
           <w:rStyle w:val="VerbatimChar"/>
-          <w:rFonts w:hint="eastAsia" w:ascii="Times New Roman" w:hAnsi="Times New Roman" w:eastAsia="FangSong" w:cs="Times New Roman"/>
+          <w:rFonts w:hint="eastAsia" w:ascii="SimSun" w:hAnsi="SimSun" w:eastAsia="SimSun" w:cs="SimSun"/>
         </w:rPr>
         <w:t>碳正离子型</w:t>
       </w:r>
       <w:r>
         <w:rPr>
           <w:rStyle w:val="VerbatimChar"/>
-          <w:rFonts w:hint="eastAsia" w:ascii="Times New Roman" w:hAnsi="Times New Roman" w:eastAsia="Times New Roman" w:cs="Times New Roman"/>
+          <w:rFonts w:hint="eastAsia" w:ascii="SimSun" w:hAnsi="SimSun" w:eastAsia="SimSun" w:cs="SimSun"/>
         </w:rPr>
         <w:t>）</w:t>
       </w:r>
       <w:r>
         <w:rPr>
-          <w:rFonts w:ascii="Times New Roman" w:hAnsi="Times New Roman" w:eastAsia="Times New Roman" w:cs="Times New Roman"/>
+          <w:rFonts w:ascii="SimSun" w:hAnsi="SimSun" w:eastAsia="SimSun" w:cs="SimSun"/>
         </w:rPr>
         <w:br/>
       </w:r>
       <w:r>
         <w:rPr>
           <w:rStyle w:val="VerbatimChar"/>
-          <w:rFonts w:ascii="Times New Roman" w:hAnsi="Times New Roman" w:eastAsia="Times New Roman" w:cs="Times New Roman"/>
+          <w:rFonts w:ascii="SimSun" w:hAnsi="SimSun" w:eastAsia="SimSun" w:cs="SimSun"/>
         </w:rPr>
         <w:t xml:space="preserve">│   │   ├── </w:t>
       </w:r>
       <w:r>
         <w:rPr>
           <w:rStyle w:val="VerbatimChar"/>
-          <w:rFonts w:hint="eastAsia" w:ascii="Times New Roman" w:hAnsi="Times New Roman" w:eastAsia="Times New Roman" w:cs="Times New Roman"/>
+          <w:rFonts w:hint="eastAsia" w:ascii="SimSun" w:hAnsi="SimSun" w:eastAsia="SimSun" w:cs="SimSun"/>
         </w:rPr>
         <w:t>1,2-</w:t>
       </w:r>
       <w:r>
         <w:rPr>
           <w:rStyle w:val="VerbatimChar"/>
-          <w:rFonts w:hint="eastAsia" w:ascii="Times New Roman" w:hAnsi="Times New Roman" w:eastAsia="FangSong" w:cs="Times New Roman"/>
+          <w:rFonts w:hint="eastAsia" w:ascii="SimSun" w:hAnsi="SimSun" w:eastAsia="SimSun" w:cs="SimSun"/>
         </w:rPr>
         <w:t>二醇</w:t>
       </w:r>
       <w:r>
         <w:rPr>
           <w:rStyle w:val="VerbatimChar"/>
-          <w:rFonts w:ascii="Times New Roman" w:hAnsi="Times New Roman" w:eastAsia="Times New Roman" w:cs="Times New Roman"/>
+          <w:rFonts w:ascii="SimSun" w:hAnsi="SimSun" w:eastAsia="SimSun" w:cs="SimSun"/>
         </w:rPr>
         <w:t xml:space="preserve"> + </w:t>
       </w:r>
       <w:r>
         <w:rPr>
           <w:rStyle w:val="VerbatimChar"/>
-          <w:rFonts w:hint="eastAsia" w:ascii="Times New Roman" w:hAnsi="Times New Roman" w:eastAsia="FangSong" w:cs="Times New Roman"/>
+          <w:rFonts w:hint="eastAsia" w:ascii="SimSun" w:hAnsi="SimSun" w:eastAsia="SimSun" w:cs="SimSun"/>
         </w:rPr>
         <w:t xml:space="preserve">酸</w:t>
       </w:r>
       <w:r>
         <w:rPr>
           <w:rStyle w:val="VerbatimChar"/>
-          <w:rFonts w:ascii="Times New Roman" w:hAnsi="Times New Roman" w:eastAsia="Times New Roman" w:cs="Times New Roman"/>
+          <w:rFonts w:ascii="SimSun" w:hAnsi="SimSun" w:eastAsia="SimSun" w:cs="SimSun"/>
         </w:rPr>
         <w:t xml:space="preserve"> → Pinacol</w:t>
       </w:r>
       <w:r>
         <w:rPr>
-          <w:rFonts w:ascii="Times New Roman" w:hAnsi="Times New Roman" w:eastAsia="Times New Roman" w:cs="Times New Roman"/>
+          <w:rFonts w:ascii="SimSun" w:hAnsi="SimSun" w:eastAsia="SimSun" w:cs="SimSun"/>
         </w:rPr>
         <w:br/>
       </w:r>
       <w:r>
         <w:rPr>
           <w:rStyle w:val="VerbatimChar"/>
-          <w:rFonts w:ascii="Times New Roman" w:hAnsi="Times New Roman" w:eastAsia="Times New Roman" w:cs="Times New Roman"/>
+          <w:rFonts w:ascii="SimSun" w:hAnsi="SimSun" w:eastAsia="SimSun" w:cs="SimSun"/>
         </w:rPr>
         <w:t xml:space="preserve">│   │   ├── SN1/E1 </w:t>
       </w:r>
       <w:r>
         <w:rPr>
           <w:rStyle w:val="VerbatimChar"/>
-          <w:rFonts w:hint="eastAsia" w:ascii="Times New Roman" w:hAnsi="Times New Roman" w:eastAsia="FangSong" w:cs="Times New Roman"/>
+          <w:rFonts w:hint="eastAsia" w:ascii="SimSun" w:hAnsi="SimSun" w:eastAsia="SimSun" w:cs="SimSun"/>
         </w:rPr>
         <w:t xml:space="preserve">溶剂解</w:t>
       </w:r>
       <w:r>
         <w:rPr>
           <w:rStyle w:val="VerbatimChar"/>
-          <w:rFonts w:ascii="Times New Roman" w:hAnsi="Times New Roman" w:eastAsia="Times New Roman" w:cs="Times New Roman"/>
+          <w:rFonts w:ascii="SimSun" w:hAnsi="SimSun" w:eastAsia="SimSun" w:cs="SimSun"/>
         </w:rPr>
         <w:t xml:space="preserve"> → Wagner-Meerwein</w:t>
       </w:r>
       <w:r>
         <w:rPr>
-          <w:rFonts w:ascii="Times New Roman" w:hAnsi="Times New Roman" w:eastAsia="Times New Roman" w:cs="Times New Roman"/>
+          <w:rFonts w:ascii="SimSun" w:hAnsi="SimSun" w:eastAsia="SimSun" w:cs="SimSun"/>
         </w:rPr>
         <w:br/>
       </w:r>
       <w:r>
         <w:rPr>
           <w:rStyle w:val="VerbatimChar"/>
-          <w:rFonts w:ascii="Times New Roman" w:hAnsi="Times New Roman" w:eastAsia="Times New Roman" w:cs="Times New Roman"/>
+          <w:rFonts w:ascii="SimSun" w:hAnsi="SimSun" w:eastAsia="SimSun" w:cs="SimSun"/>
         </w:rPr>
         <w:t xml:space="preserve">│   │   └── </w:t>
       </w:r>
       <w:r>
         <w:rPr>
           <w:rStyle w:val="VerbatimChar"/>
-          <w:rFonts w:hint="eastAsia" w:ascii="Times New Roman" w:hAnsi="Times New Roman" w:eastAsia="Times New Roman" w:cs="Times New Roman"/>
+          <w:rFonts w:hint="eastAsia" w:ascii="SimSun" w:hAnsi="SimSun" w:eastAsia="SimSun" w:cs="SimSun"/>
         </w:rPr>
         <w:t>1-</w:t>
       </w:r>
       <w:r>
         <w:rPr>
           <w:rStyle w:val="VerbatimChar"/>
-          <w:rFonts w:hint="eastAsia" w:ascii="Times New Roman" w:hAnsi="Times New Roman" w:eastAsia="FangSong" w:cs="Times New Roman"/>
+          <w:rFonts w:hint="eastAsia" w:ascii="SimSun" w:hAnsi="SimSun" w:eastAsia="SimSun" w:cs="SimSun"/>
         </w:rPr>
         <w:t>氨基</w:t>
       </w:r>
       <w:r>
         <w:rPr>
           <w:rStyle w:val="VerbatimChar"/>
-          <w:rFonts w:hint="eastAsia" w:ascii="Times New Roman" w:hAnsi="Times New Roman" w:eastAsia="Times New Roman" w:cs="Times New Roman"/>
+          <w:rFonts w:hint="eastAsia" w:ascii="SimSun" w:hAnsi="SimSun" w:eastAsia="SimSun" w:cs="SimSun"/>
         </w:rPr>
         <w:t>-2-</w:t>
       </w:r>
       <w:r>
         <w:rPr>
           <w:rStyle w:val="VerbatimChar"/>
-          <w:rFonts w:hint="eastAsia" w:ascii="Times New Roman" w:hAnsi="Times New Roman" w:eastAsia="FangSong" w:cs="Times New Roman"/>
+          <w:rFonts w:hint="eastAsia" w:ascii="SimSun" w:hAnsi="SimSun" w:eastAsia="SimSun" w:cs="SimSun"/>
         </w:rPr>
         <w:t>醇</w:t>
       </w:r>
       <w:r>
         <w:rPr>
           <w:rStyle w:val="VerbatimChar"/>
-          <w:rFonts w:ascii="Times New Roman" w:hAnsi="Times New Roman" w:eastAsia="Times New Roman" w:cs="Times New Roman"/>
+          <w:rFonts w:ascii="SimSun" w:hAnsi="SimSun" w:eastAsia="SimSun" w:cs="SimSun"/>
         </w:rPr>
         <w:t xml:space="preserve"> + HNO</w:t>
       </w:r>
       <w:r>
         <w:rPr>
           <w:rStyle w:val="VerbatimChar"/>
-          <w:rFonts w:ascii="Times New Roman" w:hAnsi="Times New Roman" w:eastAsia="Times New Roman" w:cs="Times New Roman"/>
+          <w:rFonts w:ascii="SimSun" w:hAnsi="SimSun" w:eastAsia="SimSun" w:cs="SimSun"/>
           <w:vertAlign w:val="subscript"/>
         </w:rPr>
         <w:t>2</w:t>
@@ -34263,110 +34244,110 @@
       <w:r>
         <w:rPr>
           <w:rStyle w:val="VerbatimChar"/>
-          <w:rFonts w:ascii="Times New Roman" w:hAnsi="Times New Roman" w:eastAsia="Times New Roman" w:cs="Times New Roman"/>
+          <w:rFonts w:ascii="SimSun" w:hAnsi="SimSun" w:eastAsia="SimSun" w:cs="SimSun"/>
         </w:rPr>
         <w:t xml:space="preserve"> → Demyanov</w:t>
       </w:r>
       <w:r>
         <w:rPr>
-          <w:rFonts w:ascii="Times New Roman" w:hAnsi="Times New Roman" w:eastAsia="Times New Roman" w:cs="Times New Roman"/>
+          <w:rFonts w:ascii="SimSun" w:hAnsi="SimSun" w:eastAsia="SimSun" w:cs="SimSun"/>
         </w:rPr>
         <w:br/>
       </w:r>
       <w:r>
         <w:rPr>
           <w:rStyle w:val="VerbatimChar"/>
-          <w:rFonts w:ascii="Times New Roman" w:hAnsi="Times New Roman" w:eastAsia="Times New Roman" w:cs="Times New Roman"/>
+          <w:rFonts w:ascii="SimSun" w:hAnsi="SimSun" w:eastAsia="SimSun" w:cs="SimSun"/>
         </w:rPr>
         <w:t xml:space="preserve">│   │</w:t>
       </w:r>
       <w:r>
         <w:rPr>
-          <w:rFonts w:ascii="Times New Roman" w:hAnsi="Times New Roman" w:eastAsia="Times New Roman" w:cs="Times New Roman"/>
+          <w:rFonts w:ascii="SimSun" w:hAnsi="SimSun" w:eastAsia="SimSun" w:cs="SimSun"/>
         </w:rPr>
         <w:br/>
       </w:r>
       <w:r>
         <w:rPr>
           <w:rStyle w:val="VerbatimChar"/>
-          <w:rFonts w:ascii="Times New Roman" w:hAnsi="Times New Roman" w:eastAsia="Times New Roman" w:cs="Times New Roman"/>
+          <w:rFonts w:ascii="SimSun" w:hAnsi="SimSun" w:eastAsia="SimSun" w:cs="SimSun"/>
         </w:rPr>
         <w:t xml:space="preserve">│   ├── </w:t>
       </w:r>
       <w:r>
         <w:rPr>
           <w:rStyle w:val="VerbatimChar"/>
-          <w:rFonts w:hint="eastAsia" w:ascii="Times New Roman" w:hAnsi="Times New Roman" w:eastAsia="FangSong" w:cs="Times New Roman"/>
+          <w:rFonts w:hint="eastAsia" w:ascii="SimSun" w:hAnsi="SimSun" w:eastAsia="SimSun" w:cs="SimSun"/>
         </w:rPr>
         <w:t xml:space="preserve">肟</w:t>
       </w:r>
       <w:r>
         <w:rPr>
           <w:rStyle w:val="VerbatimChar"/>
-          <w:rFonts w:ascii="Times New Roman" w:hAnsi="Times New Roman" w:eastAsia="Times New Roman" w:cs="Times New Roman"/>
+          <w:rFonts w:ascii="SimSun" w:hAnsi="SimSun" w:eastAsia="SimSun" w:cs="SimSun"/>
         </w:rPr>
         <w:t xml:space="preserve"> / </w:t>
       </w:r>
       <w:r>
         <w:rPr>
           <w:rStyle w:val="VerbatimChar"/>
-          <w:rFonts w:hint="eastAsia" w:ascii="Times New Roman" w:hAnsi="Times New Roman" w:eastAsia="FangSong" w:cs="Times New Roman"/>
+          <w:rFonts w:hint="eastAsia" w:ascii="SimSun" w:hAnsi="SimSun" w:eastAsia="SimSun" w:cs="SimSun"/>
         </w:rPr>
         <w:t>酮</w:t>
       </w:r>
       <w:r>
         <w:rPr>
           <w:rStyle w:val="VerbatimChar"/>
-          <w:rFonts w:hint="eastAsia" w:ascii="Times New Roman" w:hAnsi="Times New Roman" w:eastAsia="Times New Roman" w:cs="Times New Roman"/>
+          <w:rFonts w:hint="eastAsia" w:ascii="SimSun" w:hAnsi="SimSun" w:eastAsia="SimSun" w:cs="SimSun"/>
         </w:rPr>
         <w:t>+</w:t>
       </w:r>
       <w:r>
         <w:rPr>
           <w:rStyle w:val="VerbatimChar"/>
-          <w:rFonts w:hint="eastAsia" w:ascii="Times New Roman" w:hAnsi="Times New Roman" w:eastAsia="FangSong" w:cs="Times New Roman"/>
+          <w:rFonts w:hint="eastAsia" w:ascii="SimSun" w:hAnsi="SimSun" w:eastAsia="SimSun" w:cs="SimSun"/>
         </w:rPr>
         <w:t>过酸</w:t>
       </w:r>
       <w:r>
         <w:rPr>
           <w:rStyle w:val="VerbatimChar"/>
-          <w:rFonts w:ascii="Times New Roman" w:hAnsi="Times New Roman" w:eastAsia="Times New Roman" w:cs="Times New Roman"/>
+          <w:rFonts w:ascii="SimSun" w:hAnsi="SimSun" w:eastAsia="SimSun" w:cs="SimSun"/>
         </w:rPr>
         <w:t xml:space="preserve"> / </w:t>
       </w:r>
       <w:r>
         <w:rPr>
           <w:rStyle w:val="VerbatimChar"/>
-          <w:rFonts w:hint="eastAsia" w:ascii="Times New Roman" w:hAnsi="Times New Roman" w:eastAsia="FangSong" w:cs="Times New Roman"/>
+          <w:rFonts w:hint="eastAsia" w:ascii="SimSun" w:hAnsi="SimSun" w:eastAsia="SimSun" w:cs="SimSun"/>
         </w:rPr>
         <w:t xml:space="preserve">酰基叠氮</w:t>
       </w:r>
       <w:r>
         <w:rPr>
           <w:rStyle w:val="VerbatimChar"/>
-          <w:rFonts w:ascii="Times New Roman" w:hAnsi="Times New Roman" w:eastAsia="Times New Roman" w:cs="Times New Roman"/>
+          <w:rFonts w:ascii="SimSun" w:hAnsi="SimSun" w:eastAsia="SimSun" w:cs="SimSun"/>
         </w:rPr>
         <w:t xml:space="preserve"> / </w:t>
       </w:r>
       <w:r>
         <w:rPr>
           <w:rStyle w:val="VerbatimChar"/>
-          <w:rFonts w:hint="eastAsia" w:ascii="Times New Roman" w:hAnsi="Times New Roman" w:eastAsia="FangSong" w:cs="Times New Roman"/>
+          <w:rFonts w:hint="eastAsia" w:ascii="SimSun" w:hAnsi="SimSun" w:eastAsia="SimSun" w:cs="SimSun"/>
         </w:rPr>
         <w:t>酰胺</w:t>
       </w:r>
       <w:r>
         <w:rPr>
           <w:rStyle w:val="VerbatimChar"/>
-          <w:rFonts w:hint="eastAsia" w:ascii="Times New Roman" w:hAnsi="Times New Roman" w:eastAsia="Times New Roman" w:cs="Times New Roman"/>
+          <w:rFonts w:hint="eastAsia" w:ascii="SimSun" w:hAnsi="SimSun" w:eastAsia="SimSun" w:cs="SimSun"/>
         </w:rPr>
         <w:t>+Br</w:t>
       </w:r>
       <w:r>
         <w:rPr>
           <w:rStyle w:val="VerbatimChar"/>
-          <w:rFonts w:hint="eastAsia" w:ascii="Times New Roman" w:hAnsi="Times New Roman" w:eastAsia="Times New Roman" w:cs="Times New Roman"/>
+          <w:rFonts w:hint="eastAsia" w:ascii="SimSun" w:hAnsi="SimSun" w:eastAsia="SimSun" w:cs="SimSun"/>
           <w:vertAlign w:val="subscript"/>
         </w:rPr>
         <w:t>2</w:t>
@@ -34374,207 +34355,207 @@
       <w:r>
         <w:rPr>
           <w:rStyle w:val="VerbatimChar"/>
-          <w:rFonts w:ascii="Times New Roman" w:hAnsi="Times New Roman" w:eastAsia="Times New Roman" w:cs="Times New Roman"/>
+          <w:rFonts w:ascii="SimSun" w:hAnsi="SimSun" w:eastAsia="SimSun" w:cs="SimSun"/>
         </w:rPr>
         <w:t xml:space="preserve"> → </w:t>
       </w:r>
       <w:r>
         <w:rPr>
           <w:rStyle w:val="VerbatimChar"/>
-          <w:rFonts w:hint="eastAsia" w:ascii="Times New Roman" w:hAnsi="Times New Roman" w:eastAsia="FangSong" w:cs="Times New Roman"/>
+          <w:rFonts w:hint="eastAsia" w:ascii="SimSun" w:hAnsi="SimSun" w:eastAsia="SimSun" w:cs="SimSun"/>
         </w:rPr>
         <w:t xml:space="preserve">家族</w:t>
       </w:r>
       <w:r>
         <w:rPr>
           <w:rStyle w:val="VerbatimChar"/>
-          <w:rFonts w:ascii="Times New Roman" w:hAnsi="Times New Roman" w:eastAsia="Times New Roman" w:cs="Times New Roman"/>
+          <w:rFonts w:ascii="SimSun" w:hAnsi="SimSun" w:eastAsia="SimSun" w:cs="SimSun"/>
         </w:rPr>
         <w:t xml:space="preserve"> </w:t>
       </w:r>
       <w:r>
         <w:rPr>
           <w:rStyle w:val="VerbatimChar"/>
-          <w:rFonts w:hint="eastAsia" w:ascii="Times New Roman" w:hAnsi="Times New Roman" w:eastAsia="Times New Roman" w:cs="Times New Roman"/>
+          <w:rFonts w:hint="eastAsia" w:ascii="SimSun" w:hAnsi="SimSun" w:eastAsia="SimSun" w:cs="SimSun"/>
         </w:rPr>
         <w:t>II（</w:t>
       </w:r>
       <w:r>
         <w:rPr>
           <w:rStyle w:val="VerbatimChar"/>
-          <w:rFonts w:hint="eastAsia" w:ascii="Times New Roman" w:hAnsi="Times New Roman" w:eastAsia="FangSong" w:cs="Times New Roman"/>
+          <w:rFonts w:hint="eastAsia" w:ascii="SimSun" w:hAnsi="SimSun" w:eastAsia="SimSun" w:cs="SimSun"/>
         </w:rPr>
         <w:t>向缺电子杂原子</w:t>
       </w:r>
       <w:r>
         <w:rPr>
           <w:rStyle w:val="VerbatimChar"/>
-          <w:rFonts w:hint="eastAsia" w:ascii="Times New Roman" w:hAnsi="Times New Roman" w:eastAsia="Times New Roman" w:cs="Times New Roman"/>
+          <w:rFonts w:hint="eastAsia" w:ascii="SimSun" w:hAnsi="SimSun" w:eastAsia="SimSun" w:cs="SimSun"/>
         </w:rPr>
         <w:t>）</w:t>
       </w:r>
       <w:r>
         <w:rPr>
-          <w:rFonts w:ascii="Times New Roman" w:hAnsi="Times New Roman" w:eastAsia="Times New Roman" w:cs="Times New Roman"/>
+          <w:rFonts w:ascii="SimSun" w:hAnsi="SimSun" w:eastAsia="SimSun" w:cs="SimSun"/>
         </w:rPr>
         <w:br/>
       </w:r>
       <w:r>
         <w:rPr>
           <w:rStyle w:val="VerbatimChar"/>
-          <w:rFonts w:ascii="Times New Roman" w:hAnsi="Times New Roman" w:eastAsia="Times New Roman" w:cs="Times New Roman"/>
+          <w:rFonts w:ascii="SimSun" w:hAnsi="SimSun" w:eastAsia="SimSun" w:cs="SimSun"/>
         </w:rPr>
         <w:t xml:space="preserve">│   │   ├── </w:t>
       </w:r>
       <w:r>
         <w:rPr>
           <w:rStyle w:val="VerbatimChar"/>
-          <w:rFonts w:hint="eastAsia" w:ascii="Times New Roman" w:hAnsi="Times New Roman" w:eastAsia="FangSong" w:cs="Times New Roman"/>
+          <w:rFonts w:hint="eastAsia" w:ascii="SimSun" w:hAnsi="SimSun" w:eastAsia="SimSun" w:cs="SimSun"/>
         </w:rPr>
         <w:t xml:space="preserve">肟</w:t>
       </w:r>
       <w:r>
         <w:rPr>
           <w:rStyle w:val="VerbatimChar"/>
-          <w:rFonts w:ascii="Times New Roman" w:hAnsi="Times New Roman" w:eastAsia="Times New Roman" w:cs="Times New Roman"/>
+          <w:rFonts w:ascii="SimSun" w:hAnsi="SimSun" w:eastAsia="SimSun" w:cs="SimSun"/>
         </w:rPr>
         <w:t xml:space="preserve"> + </w:t>
       </w:r>
       <w:r>
         <w:rPr>
           <w:rStyle w:val="VerbatimChar"/>
-          <w:rFonts w:hint="eastAsia" w:ascii="Times New Roman" w:hAnsi="Times New Roman" w:eastAsia="FangSong" w:cs="Times New Roman"/>
+          <w:rFonts w:hint="eastAsia" w:ascii="SimSun" w:hAnsi="SimSun" w:eastAsia="SimSun" w:cs="SimSun"/>
         </w:rPr>
         <w:t xml:space="preserve">强酸</w:t>
       </w:r>
       <w:r>
         <w:rPr>
           <w:rStyle w:val="VerbatimChar"/>
-          <w:rFonts w:ascii="Times New Roman" w:hAnsi="Times New Roman" w:eastAsia="Times New Roman" w:cs="Times New Roman"/>
+          <w:rFonts w:ascii="SimSun" w:hAnsi="SimSun" w:eastAsia="SimSun" w:cs="SimSun"/>
         </w:rPr>
         <w:t xml:space="preserve"> → </w:t>
       </w:r>
       <w:r>
         <w:rPr>
           <w:rStyle w:val="VerbatimChar"/>
-          <w:rFonts w:hint="eastAsia" w:ascii="Times New Roman" w:hAnsi="Times New Roman" w:eastAsia="Times New Roman" w:cs="Times New Roman"/>
+          <w:rFonts w:hint="eastAsia" w:ascii="SimSun" w:hAnsi="SimSun" w:eastAsia="SimSun" w:cs="SimSun"/>
         </w:rPr>
         <w:t>Beckmann（</w:t>
       </w:r>
       <w:r>
         <w:rPr>
           <w:rStyle w:val="VerbatimChar"/>
-          <w:rFonts w:hint="eastAsia" w:ascii="Times New Roman" w:hAnsi="Times New Roman" w:eastAsia="FangSong" w:cs="Times New Roman"/>
+          <w:rFonts w:hint="eastAsia" w:ascii="SimSun" w:hAnsi="SimSun" w:eastAsia="SimSun" w:cs="SimSun"/>
         </w:rPr>
         <w:t>反式迁移</w:t>
       </w:r>
       <w:r>
         <w:rPr>
           <w:rStyle w:val="VerbatimChar"/>
-          <w:rFonts w:hint="eastAsia" w:ascii="Times New Roman" w:hAnsi="Times New Roman" w:eastAsia="Times New Roman" w:cs="Times New Roman"/>
+          <w:rFonts w:hint="eastAsia" w:ascii="SimSun" w:hAnsi="SimSun" w:eastAsia="SimSun" w:cs="SimSun"/>
         </w:rPr>
         <w:t>）</w:t>
       </w:r>
       <w:r>
         <w:rPr>
-          <w:rFonts w:ascii="Times New Roman" w:hAnsi="Times New Roman" w:eastAsia="Times New Roman" w:cs="Times New Roman"/>
+          <w:rFonts w:ascii="SimSun" w:hAnsi="SimSun" w:eastAsia="SimSun" w:cs="SimSun"/>
         </w:rPr>
         <w:br/>
       </w:r>
       <w:r>
         <w:rPr>
           <w:rStyle w:val="VerbatimChar"/>
-          <w:rFonts w:ascii="Times New Roman" w:hAnsi="Times New Roman" w:eastAsia="Times New Roman" w:cs="Times New Roman"/>
+          <w:rFonts w:ascii="SimSun" w:hAnsi="SimSun" w:eastAsia="SimSun" w:cs="SimSun"/>
         </w:rPr>
         <w:t xml:space="preserve">│   │   ├── </w:t>
       </w:r>
       <w:r>
         <w:rPr>
           <w:rStyle w:val="VerbatimChar"/>
-          <w:rFonts w:hint="eastAsia" w:ascii="Times New Roman" w:hAnsi="Times New Roman" w:eastAsia="FangSong" w:cs="Times New Roman"/>
+          <w:rFonts w:hint="eastAsia" w:ascii="SimSun" w:hAnsi="SimSun" w:eastAsia="SimSun" w:cs="SimSun"/>
         </w:rPr>
         <w:t xml:space="preserve">酮</w:t>
       </w:r>
       <w:r>
         <w:rPr>
           <w:rStyle w:val="VerbatimChar"/>
-          <w:rFonts w:ascii="Times New Roman" w:hAnsi="Times New Roman" w:eastAsia="Times New Roman" w:cs="Times New Roman"/>
+          <w:rFonts w:ascii="SimSun" w:hAnsi="SimSun" w:eastAsia="SimSun" w:cs="SimSun"/>
         </w:rPr>
         <w:t xml:space="preserve"> + </w:t>
       </w:r>
       <w:r>
         <w:rPr>
           <w:rStyle w:val="VerbatimChar"/>
-          <w:rFonts w:hint="eastAsia" w:ascii="Times New Roman" w:hAnsi="Times New Roman" w:eastAsia="FangSong" w:cs="Times New Roman"/>
+          <w:rFonts w:hint="eastAsia" w:ascii="SimSun" w:hAnsi="SimSun" w:eastAsia="SimSun" w:cs="SimSun"/>
         </w:rPr>
         <w:t xml:space="preserve">过酸</w:t>
       </w:r>
       <w:r>
         <w:rPr>
           <w:rStyle w:val="VerbatimChar"/>
-          <w:rFonts w:ascii="Times New Roman" w:hAnsi="Times New Roman" w:eastAsia="Times New Roman" w:cs="Times New Roman"/>
+          <w:rFonts w:ascii="SimSun" w:hAnsi="SimSun" w:eastAsia="SimSun" w:cs="SimSun"/>
         </w:rPr>
         <w:t xml:space="preserve"> → </w:t>
       </w:r>
       <w:r>
         <w:rPr>
           <w:rStyle w:val="VerbatimChar"/>
-          <w:rFonts w:hint="eastAsia" w:ascii="Times New Roman" w:hAnsi="Times New Roman" w:eastAsia="Times New Roman" w:cs="Times New Roman"/>
+          <w:rFonts w:hint="eastAsia" w:ascii="SimSun" w:hAnsi="SimSun" w:eastAsia="SimSun" w:cs="SimSun"/>
         </w:rPr>
         <w:t>B-V（</w:t>
       </w:r>
       <w:r>
         <w:rPr>
           <w:rStyle w:val="VerbatimChar"/>
-          <w:rFonts w:hint="eastAsia" w:ascii="Times New Roman" w:hAnsi="Times New Roman" w:eastAsia="FangSong" w:cs="Times New Roman"/>
+          <w:rFonts w:hint="eastAsia" w:ascii="SimSun" w:hAnsi="SimSun" w:eastAsia="SimSun" w:cs="SimSun"/>
         </w:rPr>
         <w:t>迁移能力排序</w:t>
       </w:r>
       <w:r>
         <w:rPr>
           <w:rStyle w:val="VerbatimChar"/>
-          <w:rFonts w:hint="eastAsia" w:ascii="Times New Roman" w:hAnsi="Times New Roman" w:eastAsia="Times New Roman" w:cs="Times New Roman"/>
+          <w:rFonts w:hint="eastAsia" w:ascii="SimSun" w:hAnsi="SimSun" w:eastAsia="SimSun" w:cs="SimSun"/>
         </w:rPr>
         <w:t>）</w:t>
       </w:r>
       <w:r>
         <w:rPr>
-          <w:rFonts w:ascii="Times New Roman" w:hAnsi="Times New Roman" w:eastAsia="Times New Roman" w:cs="Times New Roman"/>
+          <w:rFonts w:ascii="SimSun" w:hAnsi="SimSun" w:eastAsia="SimSun" w:cs="SimSun"/>
         </w:rPr>
         <w:br/>
       </w:r>
       <w:r>
         <w:rPr>
           <w:rStyle w:val="VerbatimChar"/>
-          <w:rFonts w:ascii="Times New Roman" w:hAnsi="Times New Roman" w:eastAsia="Times New Roman" w:cs="Times New Roman"/>
+          <w:rFonts w:ascii="SimSun" w:hAnsi="SimSun" w:eastAsia="SimSun" w:cs="SimSun"/>
         </w:rPr>
         <w:t xml:space="preserve">│   │   ├── </w:t>
       </w:r>
       <w:r>
         <w:rPr>
           <w:rStyle w:val="VerbatimChar"/>
-          <w:rFonts w:hint="eastAsia" w:ascii="Times New Roman" w:hAnsi="Times New Roman" w:eastAsia="FangSong" w:cs="Times New Roman"/>
+          <w:rFonts w:hint="eastAsia" w:ascii="SimSun" w:hAnsi="SimSun" w:eastAsia="SimSun" w:cs="SimSun"/>
         </w:rPr>
         <w:t xml:space="preserve">酰基叠氮</w:t>
       </w:r>
       <w:r>
         <w:rPr>
           <w:rStyle w:val="VerbatimChar"/>
-          <w:rFonts w:ascii="Times New Roman" w:hAnsi="Times New Roman" w:eastAsia="Times New Roman" w:cs="Times New Roman"/>
+          <w:rFonts w:ascii="SimSun" w:hAnsi="SimSun" w:eastAsia="SimSun" w:cs="SimSun"/>
         </w:rPr>
         <w:t xml:space="preserve"> + Δ → </w:t>
       </w:r>
       <w:r>
         <w:rPr>
           <w:rStyle w:val="VerbatimChar"/>
-          <w:rFonts w:hint="eastAsia" w:ascii="Times New Roman" w:hAnsi="Times New Roman" w:eastAsia="Times New Roman" w:cs="Times New Roman"/>
+          <w:rFonts w:hint="eastAsia" w:ascii="SimSun" w:hAnsi="SimSun" w:eastAsia="SimSun" w:cs="SimSun"/>
         </w:rPr>
         <w:t>Curtius（N</w:t>
       </w:r>
       <w:r>
         <w:rPr>
           <w:rStyle w:val="VerbatimChar"/>
-          <w:rFonts w:hint="eastAsia" w:ascii="Times New Roman" w:hAnsi="Times New Roman" w:eastAsia="Times New Roman" w:cs="Times New Roman"/>
+          <w:rFonts w:hint="eastAsia" w:ascii="SimSun" w:hAnsi="SimSun" w:eastAsia="SimSun" w:cs="SimSun"/>
           <w:vertAlign w:val="subscript"/>
         </w:rPr>
         <w:t>2</w:t>
@@ -34582,48 +34563,48 @@
       <w:r>
         <w:rPr>
           <w:rStyle w:val="VerbatimChar"/>
-          <w:rFonts w:hint="eastAsia" w:ascii="Times New Roman" w:hAnsi="Times New Roman" w:eastAsia="FangSong" w:cs="Times New Roman"/>
+          <w:rFonts w:hint="eastAsia" w:ascii="SimSun" w:hAnsi="SimSun" w:eastAsia="SimSun" w:cs="SimSun"/>
         </w:rPr>
         <w:t>驱动</w:t>
       </w:r>
       <w:r>
         <w:rPr>
           <w:rStyle w:val="VerbatimChar"/>
-          <w:rFonts w:hint="eastAsia" w:ascii="Times New Roman" w:hAnsi="Times New Roman" w:eastAsia="Times New Roman" w:cs="Times New Roman"/>
+          <w:rFonts w:hint="eastAsia" w:ascii="SimSun" w:hAnsi="SimSun" w:eastAsia="SimSun" w:cs="SimSun"/>
         </w:rPr>
         <w:t>）</w:t>
       </w:r>
       <w:r>
         <w:rPr>
-          <w:rFonts w:ascii="Times New Roman" w:hAnsi="Times New Roman" w:eastAsia="Times New Roman" w:cs="Times New Roman"/>
+          <w:rFonts w:ascii="SimSun" w:hAnsi="SimSun" w:eastAsia="SimSun" w:cs="SimSun"/>
         </w:rPr>
         <w:br/>
       </w:r>
       <w:r>
         <w:rPr>
           <w:rStyle w:val="VerbatimChar"/>
-          <w:rFonts w:ascii="Times New Roman" w:hAnsi="Times New Roman" w:eastAsia="Times New Roman" w:cs="Times New Roman"/>
+          <w:rFonts w:ascii="SimSun" w:hAnsi="SimSun" w:eastAsia="SimSun" w:cs="SimSun"/>
         </w:rPr>
         <w:t xml:space="preserve">│   │   ├── </w:t>
       </w:r>
       <w:r>
         <w:rPr>
           <w:rStyle w:val="VerbatimChar"/>
-          <w:rFonts w:hint="eastAsia" w:ascii="Times New Roman" w:hAnsi="Times New Roman" w:eastAsia="FangSong" w:cs="Times New Roman"/>
+          <w:rFonts w:hint="eastAsia" w:ascii="SimSun" w:hAnsi="SimSun" w:eastAsia="SimSun" w:cs="SimSun"/>
         </w:rPr>
         <w:t xml:space="preserve">酰胺</w:t>
       </w:r>
       <w:r>
         <w:rPr>
           <w:rStyle w:val="VerbatimChar"/>
-          <w:rFonts w:ascii="Times New Roman" w:hAnsi="Times New Roman" w:eastAsia="Times New Roman" w:cs="Times New Roman"/>
+          <w:rFonts w:ascii="SimSun" w:hAnsi="SimSun" w:eastAsia="SimSun" w:cs="SimSun"/>
         </w:rPr>
         <w:t xml:space="preserve"> + Br</w:t>
       </w:r>
       <w:r>
         <w:rPr>
           <w:rStyle w:val="VerbatimChar"/>
-          <w:rFonts w:ascii="Times New Roman" w:hAnsi="Times New Roman" w:eastAsia="Times New Roman" w:cs="Times New Roman"/>
+          <w:rFonts w:ascii="SimSun" w:hAnsi="SimSun" w:eastAsia="SimSun" w:cs="SimSun"/>
           <w:vertAlign w:val="subscript"/>
         </w:rPr>
         <w:t>2</w:t>
@@ -34631,14 +34612,14 @@
       <w:r>
         <w:rPr>
           <w:rStyle w:val="VerbatimChar"/>
-          <w:rFonts w:ascii="Times New Roman" w:hAnsi="Times New Roman" w:eastAsia="Times New Roman" w:cs="Times New Roman"/>
+          <w:rFonts w:ascii="SimSun" w:hAnsi="SimSun" w:eastAsia="SimSun" w:cs="SimSun"/>
         </w:rPr>
         <w:t>/OH</w:t>
       </w:r>
       <w:r>
         <w:rPr>
           <w:rStyle w:val="VerbatimChar"/>
-          <w:rFonts w:ascii="Times New Roman" w:hAnsi="Times New Roman" w:eastAsia="Times New Roman" w:cs="Times New Roman"/>
+          <w:rFonts w:ascii="SimSun" w:hAnsi="SimSun" w:eastAsia="SimSun" w:cs="SimSun"/>
           <w:vertAlign w:val="superscript"/>
         </w:rPr>
         <w:t>-</w:t>
@@ -34646,658 +34627,658 @@
       <w:r>
         <w:rPr>
           <w:rStyle w:val="VerbatimChar"/>
-          <w:rFonts w:ascii="Times New Roman" w:hAnsi="Times New Roman" w:eastAsia="Times New Roman" w:cs="Times New Roman"/>
+          <w:rFonts w:ascii="SimSun" w:hAnsi="SimSun" w:eastAsia="SimSun" w:cs="SimSun"/>
         </w:rPr>
         <w:t xml:space="preserve"> → Hofmann</w:t>
       </w:r>
       <w:r>
         <w:rPr>
-          <w:rFonts w:ascii="Times New Roman" w:hAnsi="Times New Roman" w:eastAsia="Times New Roman" w:cs="Times New Roman"/>
+          <w:rFonts w:ascii="SimSun" w:hAnsi="SimSun" w:eastAsia="SimSun" w:cs="SimSun"/>
         </w:rPr>
         <w:br/>
       </w:r>
       <w:r>
         <w:rPr>
           <w:rStyle w:val="VerbatimChar"/>
-          <w:rFonts w:ascii="Times New Roman" w:hAnsi="Times New Roman" w:eastAsia="Times New Roman" w:cs="Times New Roman"/>
+          <w:rFonts w:ascii="SimSun" w:hAnsi="SimSun" w:eastAsia="SimSun" w:cs="SimSun"/>
         </w:rPr>
         <w:t xml:space="preserve">│   │   └── </w:t>
       </w:r>
       <w:r>
         <w:rPr>
           <w:rStyle w:val="VerbatimChar"/>
-          <w:rFonts w:hint="eastAsia" w:ascii="Times New Roman" w:hAnsi="Times New Roman" w:eastAsia="FangSong" w:cs="Times New Roman"/>
+          <w:rFonts w:hint="eastAsia" w:ascii="SimSun" w:hAnsi="SimSun" w:eastAsia="SimSun" w:cs="SimSun"/>
         </w:rPr>
         <w:t xml:space="preserve">异羟肟酸活化酯</w:t>
       </w:r>
       <w:r>
         <w:rPr>
           <w:rStyle w:val="VerbatimChar"/>
-          <w:rFonts w:ascii="Times New Roman" w:hAnsi="Times New Roman" w:eastAsia="Times New Roman" w:cs="Times New Roman"/>
+          <w:rFonts w:ascii="SimSun" w:hAnsi="SimSun" w:eastAsia="SimSun" w:cs="SimSun"/>
         </w:rPr>
         <w:t xml:space="preserve"> → Lossen</w:t>
       </w:r>
       <w:r>
         <w:rPr>
-          <w:rFonts w:ascii="Times New Roman" w:hAnsi="Times New Roman" w:eastAsia="Times New Roman" w:cs="Times New Roman"/>
+          <w:rFonts w:ascii="SimSun" w:hAnsi="SimSun" w:eastAsia="SimSun" w:cs="SimSun"/>
         </w:rPr>
         <w:br/>
       </w:r>
       <w:r>
         <w:rPr>
           <w:rStyle w:val="VerbatimChar"/>
-          <w:rFonts w:ascii="Times New Roman" w:hAnsi="Times New Roman" w:eastAsia="Times New Roman" w:cs="Times New Roman"/>
+          <w:rFonts w:ascii="SimSun" w:hAnsi="SimSun" w:eastAsia="SimSun" w:cs="SimSun"/>
         </w:rPr>
         <w:t xml:space="preserve">│   │</w:t>
       </w:r>
       <w:r>
         <w:rPr>
-          <w:rFonts w:ascii="Times New Roman" w:hAnsi="Times New Roman" w:eastAsia="Times New Roman" w:cs="Times New Roman"/>
+          <w:rFonts w:ascii="SimSun" w:hAnsi="SimSun" w:eastAsia="SimSun" w:cs="SimSun"/>
         </w:rPr>
         <w:br/>
       </w:r>
       <w:r>
         <w:rPr>
           <w:rStyle w:val="VerbatimChar"/>
-          <w:rFonts w:ascii="Times New Roman" w:hAnsi="Times New Roman" w:eastAsia="Times New Roman" w:cs="Times New Roman"/>
+          <w:rFonts w:ascii="SimSun" w:hAnsi="SimSun" w:eastAsia="SimSun" w:cs="SimSun"/>
         </w:rPr>
         <w:t xml:space="preserve">│   ├── </w:t>
       </w:r>
       <w:r>
         <w:rPr>
           <w:rStyle w:val="VerbatimChar"/>
-          <w:rFonts w:hint="eastAsia" w:ascii="Times New Roman" w:hAnsi="Times New Roman" w:eastAsia="FangSong" w:cs="Times New Roman"/>
+          <w:rFonts w:hint="eastAsia" w:ascii="SimSun" w:hAnsi="SimSun" w:eastAsia="SimSun" w:cs="SimSun"/>
         </w:rPr>
         <w:t xml:space="preserve">烯丙基醚</w:t>
       </w:r>
       <w:r>
         <w:rPr>
           <w:rStyle w:val="VerbatimChar"/>
-          <w:rFonts w:ascii="Times New Roman" w:hAnsi="Times New Roman" w:eastAsia="Times New Roman" w:cs="Times New Roman"/>
+          <w:rFonts w:ascii="SimSun" w:hAnsi="SimSun" w:eastAsia="SimSun" w:cs="SimSun"/>
         </w:rPr>
         <w:t xml:space="preserve"> / </w:t>
       </w:r>
       <w:r>
         <w:rPr>
           <w:rStyle w:val="VerbatimChar"/>
-          <w:rFonts w:hint="eastAsia" w:ascii="Times New Roman" w:hAnsi="Times New Roman" w:eastAsia="Times New Roman" w:cs="Times New Roman"/>
+          <w:rFonts w:hint="eastAsia" w:ascii="SimSun" w:hAnsi="SimSun" w:eastAsia="SimSun" w:cs="SimSun"/>
         </w:rPr>
         <w:t>1,5-</w:t>
       </w:r>
       <w:r>
         <w:rPr>
           <w:rStyle w:val="VerbatimChar"/>
-          <w:rFonts w:hint="eastAsia" w:ascii="Times New Roman" w:hAnsi="Times New Roman" w:eastAsia="FangSong" w:cs="Times New Roman"/>
+          <w:rFonts w:hint="eastAsia" w:ascii="SimSun" w:hAnsi="SimSun" w:eastAsia="SimSun" w:cs="SimSun"/>
         </w:rPr>
         <w:t>二烯</w:t>
       </w:r>
       <w:r>
         <w:rPr>
           <w:rStyle w:val="VerbatimChar"/>
-          <w:rFonts w:ascii="Times New Roman" w:hAnsi="Times New Roman" w:eastAsia="Times New Roman" w:cs="Times New Roman"/>
+          <w:rFonts w:ascii="SimSun" w:hAnsi="SimSun" w:eastAsia="SimSun" w:cs="SimSun"/>
         </w:rPr>
         <w:t xml:space="preserve"> + </w:t>
       </w:r>
       <w:r>
         <w:rPr>
           <w:rStyle w:val="VerbatimChar"/>
-          <w:rFonts w:hint="eastAsia" w:ascii="Times New Roman" w:hAnsi="Times New Roman" w:eastAsia="FangSong" w:cs="Times New Roman"/>
+          <w:rFonts w:hint="eastAsia" w:ascii="SimSun" w:hAnsi="SimSun" w:eastAsia="SimSun" w:cs="SimSun"/>
         </w:rPr>
         <w:t xml:space="preserve">加热</w:t>
       </w:r>
       <w:r>
         <w:rPr>
           <w:rStyle w:val="VerbatimChar"/>
-          <w:rFonts w:ascii="Times New Roman" w:hAnsi="Times New Roman" w:eastAsia="Times New Roman" w:cs="Times New Roman"/>
+          <w:rFonts w:ascii="SimSun" w:hAnsi="SimSun" w:eastAsia="SimSun" w:cs="SimSun"/>
         </w:rPr>
         <w:t xml:space="preserve"> → </w:t>
       </w:r>
       <w:r>
         <w:rPr>
           <w:rStyle w:val="VerbatimChar"/>
-          <w:rFonts w:hint="eastAsia" w:ascii="Times New Roman" w:hAnsi="Times New Roman" w:eastAsia="FangSong" w:cs="Times New Roman"/>
+          <w:rFonts w:hint="eastAsia" w:ascii="SimSun" w:hAnsi="SimSun" w:eastAsia="SimSun" w:cs="SimSun"/>
         </w:rPr>
         <w:t xml:space="preserve">家族</w:t>
       </w:r>
       <w:r>
         <w:rPr>
           <w:rStyle w:val="VerbatimChar"/>
-          <w:rFonts w:ascii="Times New Roman" w:hAnsi="Times New Roman" w:eastAsia="Times New Roman" w:cs="Times New Roman"/>
+          <w:rFonts w:ascii="SimSun" w:hAnsi="SimSun" w:eastAsia="SimSun" w:cs="SimSun"/>
         </w:rPr>
         <w:t xml:space="preserve"> </w:t>
       </w:r>
       <w:r>
         <w:rPr>
           <w:rStyle w:val="VerbatimChar"/>
-          <w:rFonts w:hint="eastAsia" w:ascii="Times New Roman" w:hAnsi="Times New Roman" w:eastAsia="Times New Roman" w:cs="Times New Roman"/>
+          <w:rFonts w:hint="eastAsia" w:ascii="SimSun" w:hAnsi="SimSun" w:eastAsia="SimSun" w:cs="SimSun"/>
         </w:rPr>
         <w:t>III（</w:t>
       </w:r>
       <w:r>
         <w:rPr>
           <w:rStyle w:val="VerbatimChar"/>
-          <w:rFonts w:hint="eastAsia" w:ascii="Times New Roman" w:hAnsi="Times New Roman" w:eastAsia="FangSong" w:cs="Times New Roman"/>
+          <w:rFonts w:hint="eastAsia" w:ascii="SimSun" w:hAnsi="SimSun" w:eastAsia="SimSun" w:cs="SimSun"/>
         </w:rPr>
         <w:t>协同</w:t>
       </w:r>
       <w:r>
         <w:rPr>
           <w:rStyle w:val="VerbatimChar"/>
-          <w:rFonts w:hint="eastAsia" w:ascii="Times New Roman" w:hAnsi="Times New Roman" w:eastAsia="Times New Roman" w:cs="Times New Roman"/>
+          <w:rFonts w:hint="eastAsia" w:ascii="SimSun" w:hAnsi="SimSun" w:eastAsia="SimSun" w:cs="SimSun"/>
         </w:rPr>
         <w:t>[3,3]-σ）</w:t>
       </w:r>
       <w:r>
         <w:rPr>
-          <w:rFonts w:ascii="Times New Roman" w:hAnsi="Times New Roman" w:eastAsia="Times New Roman" w:cs="Times New Roman"/>
+          <w:rFonts w:ascii="SimSun" w:hAnsi="SimSun" w:eastAsia="SimSun" w:cs="SimSun"/>
         </w:rPr>
         <w:br/>
       </w:r>
       <w:r>
         <w:rPr>
           <w:rStyle w:val="VerbatimChar"/>
-          <w:rFonts w:ascii="Times New Roman" w:hAnsi="Times New Roman" w:eastAsia="Times New Roman" w:cs="Times New Roman"/>
+          <w:rFonts w:ascii="SimSun" w:hAnsi="SimSun" w:eastAsia="SimSun" w:cs="SimSun"/>
         </w:rPr>
         <w:t xml:space="preserve">│   │   ├── </w:t>
       </w:r>
       <w:r>
         <w:rPr>
           <w:rStyle w:val="VerbatimChar"/>
-          <w:rFonts w:hint="eastAsia" w:ascii="Times New Roman" w:hAnsi="Times New Roman" w:eastAsia="FangSong" w:cs="Times New Roman"/>
+          <w:rFonts w:hint="eastAsia" w:ascii="SimSun" w:hAnsi="SimSun" w:eastAsia="SimSun" w:cs="SimSun"/>
         </w:rPr>
         <w:t>烯丙基芳基</w:t>
       </w:r>
       <w:r>
         <w:rPr>
           <w:rStyle w:val="VerbatimChar"/>
-          <w:rFonts w:hint="eastAsia" w:ascii="Times New Roman" w:hAnsi="Times New Roman" w:eastAsia="Times New Roman" w:cs="Times New Roman"/>
+          <w:rFonts w:hint="eastAsia" w:ascii="SimSun" w:hAnsi="SimSun" w:eastAsia="SimSun" w:cs="SimSun"/>
         </w:rPr>
         <w:t>/</w:t>
       </w:r>
       <w:r>
         <w:rPr>
           <w:rStyle w:val="VerbatimChar"/>
-          <w:rFonts w:hint="eastAsia" w:ascii="Times New Roman" w:hAnsi="Times New Roman" w:eastAsia="FangSong" w:cs="Times New Roman"/>
+          <w:rFonts w:hint="eastAsia" w:ascii="SimSun" w:hAnsi="SimSun" w:eastAsia="SimSun" w:cs="SimSun"/>
         </w:rPr>
         <w:t>乙烯基醚</w:t>
       </w:r>
       <w:r>
         <w:rPr>
           <w:rStyle w:val="VerbatimChar"/>
-          <w:rFonts w:ascii="Times New Roman" w:hAnsi="Times New Roman" w:eastAsia="Times New Roman" w:cs="Times New Roman"/>
+          <w:rFonts w:ascii="SimSun" w:hAnsi="SimSun" w:eastAsia="SimSun" w:cs="SimSun"/>
         </w:rPr>
         <w:t xml:space="preserve"> → Claisen</w:t>
       </w:r>
       <w:r>
         <w:rPr>
-          <w:rFonts w:ascii="Times New Roman" w:hAnsi="Times New Roman" w:eastAsia="Times New Roman" w:cs="Times New Roman"/>
+          <w:rFonts w:ascii="SimSun" w:hAnsi="SimSun" w:eastAsia="SimSun" w:cs="SimSun"/>
         </w:rPr>
         <w:br/>
       </w:r>
       <w:r>
         <w:rPr>
           <w:rStyle w:val="VerbatimChar"/>
-          <w:rFonts w:ascii="Times New Roman" w:hAnsi="Times New Roman" w:eastAsia="Times New Roman" w:cs="Times New Roman"/>
+          <w:rFonts w:ascii="SimSun" w:hAnsi="SimSun" w:eastAsia="SimSun" w:cs="SimSun"/>
         </w:rPr>
         <w:t xml:space="preserve">│   │   └── </w:t>
       </w:r>
       <w:r>
         <w:rPr>
           <w:rStyle w:val="VerbatimChar"/>
-          <w:rFonts w:hint="eastAsia" w:ascii="Times New Roman" w:hAnsi="Times New Roman" w:eastAsia="Times New Roman" w:cs="Times New Roman"/>
+          <w:rFonts w:hint="eastAsia" w:ascii="SimSun" w:hAnsi="SimSun" w:eastAsia="SimSun" w:cs="SimSun"/>
         </w:rPr>
         <w:t>1,5-</w:t>
       </w:r>
       <w:r>
         <w:rPr>
           <w:rStyle w:val="VerbatimChar"/>
-          <w:rFonts w:hint="eastAsia" w:ascii="Times New Roman" w:hAnsi="Times New Roman" w:eastAsia="FangSong" w:cs="Times New Roman"/>
+          <w:rFonts w:hint="eastAsia" w:ascii="SimSun" w:hAnsi="SimSun" w:eastAsia="SimSun" w:cs="SimSun"/>
         </w:rPr>
         <w:t>二烯</w:t>
       </w:r>
       <w:r>
         <w:rPr>
           <w:rStyle w:val="VerbatimChar"/>
-          <w:rFonts w:ascii="Times New Roman" w:hAnsi="Times New Roman" w:eastAsia="Times New Roman" w:cs="Times New Roman"/>
+          <w:rFonts w:ascii="SimSun" w:hAnsi="SimSun" w:eastAsia="SimSun" w:cs="SimSun"/>
         </w:rPr>
         <w:t xml:space="preserve"> → Cope</w:t>
       </w:r>
       <w:r>
         <w:rPr>
-          <w:rFonts w:ascii="Times New Roman" w:hAnsi="Times New Roman" w:eastAsia="Times New Roman" w:cs="Times New Roman"/>
+          <w:rFonts w:ascii="SimSun" w:hAnsi="SimSun" w:eastAsia="SimSun" w:cs="SimSun"/>
         </w:rPr>
         <w:br/>
       </w:r>
       <w:r>
         <w:rPr>
           <w:rStyle w:val="VerbatimChar"/>
-          <w:rFonts w:ascii="Times New Roman" w:hAnsi="Times New Roman" w:eastAsia="Times New Roman" w:cs="Times New Roman"/>
+          <w:rFonts w:ascii="SimSun" w:hAnsi="SimSun" w:eastAsia="SimSun" w:cs="SimSun"/>
         </w:rPr>
         <w:t xml:space="preserve">│   │</w:t>
       </w:r>
       <w:r>
         <w:rPr>
-          <w:rFonts w:ascii="Times New Roman" w:hAnsi="Times New Roman" w:eastAsia="Times New Roman" w:cs="Times New Roman"/>
+          <w:rFonts w:ascii="SimSun" w:hAnsi="SimSun" w:eastAsia="SimSun" w:cs="SimSun"/>
         </w:rPr>
         <w:br/>
       </w:r>
       <w:r>
         <w:rPr>
           <w:rStyle w:val="VerbatimChar"/>
-          <w:rFonts w:ascii="Times New Roman" w:hAnsi="Times New Roman" w:eastAsia="Times New Roman" w:cs="Times New Roman"/>
+          <w:rFonts w:ascii="SimSun" w:hAnsi="SimSun" w:eastAsia="SimSun" w:cs="SimSun"/>
         </w:rPr>
         <w:t xml:space="preserve">│   └── </w:t>
       </w:r>
       <w:r>
         <w:rPr>
           <w:rStyle w:val="VerbatimChar"/>
-          <w:rFonts w:hint="eastAsia" w:ascii="Times New Roman" w:hAnsi="Times New Roman" w:eastAsia="Times New Roman" w:cs="Times New Roman"/>
+          <w:rFonts w:hint="eastAsia" w:ascii="SimSun" w:hAnsi="SimSun" w:eastAsia="SimSun" w:cs="SimSun"/>
         </w:rPr>
         <w:t>α-</w:t>
       </w:r>
       <w:r>
         <w:rPr>
           <w:rStyle w:val="VerbatimChar"/>
-          <w:rFonts w:hint="eastAsia" w:ascii="Times New Roman" w:hAnsi="Times New Roman" w:eastAsia="FangSong" w:cs="Times New Roman"/>
+          <w:rFonts w:hint="eastAsia" w:ascii="SimSun" w:hAnsi="SimSun" w:eastAsia="SimSun" w:cs="SimSun"/>
         </w:rPr>
         <w:t>硅基醇</w:t>
       </w:r>
       <w:r>
         <w:rPr>
           <w:rStyle w:val="VerbatimChar"/>
-          <w:rFonts w:hint="eastAsia" w:ascii="Times New Roman" w:hAnsi="Times New Roman" w:eastAsia="Times New Roman" w:cs="Times New Roman"/>
+          <w:rFonts w:hint="eastAsia" w:ascii="SimSun" w:hAnsi="SimSun" w:eastAsia="SimSun" w:cs="SimSun"/>
         </w:rPr>
         <w:t>+</w:t>
       </w:r>
       <w:r>
         <w:rPr>
           <w:rStyle w:val="VerbatimChar"/>
-          <w:rFonts w:hint="eastAsia" w:ascii="Times New Roman" w:hAnsi="Times New Roman" w:eastAsia="FangSong" w:cs="Times New Roman"/>
+          <w:rFonts w:hint="eastAsia" w:ascii="SimSun" w:hAnsi="SimSun" w:eastAsia="SimSun" w:cs="SimSun"/>
         </w:rPr>
         <w:t>碱</w:t>
       </w:r>
       <w:r>
         <w:rPr>
           <w:rStyle w:val="VerbatimChar"/>
-          <w:rFonts w:ascii="Times New Roman" w:hAnsi="Times New Roman" w:eastAsia="Times New Roman" w:cs="Times New Roman"/>
+          <w:rFonts w:ascii="SimSun" w:hAnsi="SimSun" w:eastAsia="SimSun" w:cs="SimSun"/>
         </w:rPr>
         <w:t xml:space="preserve"> / </w:t>
       </w:r>
       <w:r>
         <w:rPr>
           <w:rStyle w:val="VerbatimChar"/>
-          <w:rFonts w:hint="eastAsia" w:ascii="Times New Roman" w:hAnsi="Times New Roman" w:eastAsia="Times New Roman" w:cs="Times New Roman"/>
+          <w:rFonts w:hint="eastAsia" w:ascii="SimSun" w:hAnsi="SimSun" w:eastAsia="SimSun" w:cs="SimSun"/>
         </w:rPr>
         <w:t>α-</w:t>
       </w:r>
       <w:r>
         <w:rPr>
           <w:rStyle w:val="VerbatimChar"/>
-          <w:rFonts w:hint="eastAsia" w:ascii="Times New Roman" w:hAnsi="Times New Roman" w:eastAsia="FangSong" w:cs="Times New Roman"/>
+          <w:rFonts w:hint="eastAsia" w:ascii="SimSun" w:hAnsi="SimSun" w:eastAsia="SimSun" w:cs="SimSun"/>
         </w:rPr>
         <w:t>卤代酮</w:t>
       </w:r>
       <w:r>
         <w:rPr>
           <w:rStyle w:val="VerbatimChar"/>
-          <w:rFonts w:hint="eastAsia" w:ascii="Times New Roman" w:hAnsi="Times New Roman" w:eastAsia="Times New Roman" w:cs="Times New Roman"/>
+          <w:rFonts w:hint="eastAsia" w:ascii="SimSun" w:hAnsi="SimSun" w:eastAsia="SimSun" w:cs="SimSun"/>
         </w:rPr>
         <w:t>+</w:t>
       </w:r>
       <w:r>
         <w:rPr>
           <w:rStyle w:val="VerbatimChar"/>
-          <w:rFonts w:hint="eastAsia" w:ascii="Times New Roman" w:hAnsi="Times New Roman" w:eastAsia="FangSong" w:cs="Times New Roman"/>
+          <w:rFonts w:hint="eastAsia" w:ascii="SimSun" w:hAnsi="SimSun" w:eastAsia="SimSun" w:cs="SimSun"/>
         </w:rPr>
         <w:t>碱</w:t>
       </w:r>
       <w:r>
         <w:rPr>
           <w:rStyle w:val="VerbatimChar"/>
-          <w:rFonts w:ascii="Times New Roman" w:hAnsi="Times New Roman" w:eastAsia="Times New Roman" w:cs="Times New Roman"/>
+          <w:rFonts w:ascii="SimSun" w:hAnsi="SimSun" w:eastAsia="SimSun" w:cs="SimSun"/>
         </w:rPr>
         <w:t xml:space="preserve"> → </w:t>
       </w:r>
       <w:r>
         <w:rPr>
           <w:rStyle w:val="VerbatimChar"/>
-          <w:rFonts w:hint="eastAsia" w:ascii="Times New Roman" w:hAnsi="Times New Roman" w:eastAsia="FangSong" w:cs="Times New Roman"/>
+          <w:rFonts w:hint="eastAsia" w:ascii="SimSun" w:hAnsi="SimSun" w:eastAsia="SimSun" w:cs="SimSun"/>
         </w:rPr>
         <w:t xml:space="preserve">家族</w:t>
       </w:r>
       <w:r>
         <w:rPr>
           <w:rStyle w:val="VerbatimChar"/>
-          <w:rFonts w:ascii="Times New Roman" w:hAnsi="Times New Roman" w:eastAsia="Times New Roman" w:cs="Times New Roman"/>
+          <w:rFonts w:ascii="SimSun" w:hAnsi="SimSun" w:eastAsia="SimSun" w:cs="SimSun"/>
         </w:rPr>
         <w:t xml:space="preserve"> </w:t>
       </w:r>
       <w:r>
         <w:rPr>
           <w:rStyle w:val="VerbatimChar"/>
-          <w:rFonts w:hint="eastAsia" w:ascii="Times New Roman" w:hAnsi="Times New Roman" w:eastAsia="Times New Roman" w:cs="Times New Roman"/>
+          <w:rFonts w:hint="eastAsia" w:ascii="SimSun" w:hAnsi="SimSun" w:eastAsia="SimSun" w:cs="SimSun"/>
         </w:rPr>
         <w:t>IV（</w:t>
       </w:r>
       <w:r>
         <w:rPr>
           <w:rStyle w:val="VerbatimChar"/>
-          <w:rFonts w:hint="eastAsia" w:ascii="Times New Roman" w:hAnsi="Times New Roman" w:eastAsia="FangSong" w:cs="Times New Roman"/>
+          <w:rFonts w:hint="eastAsia" w:ascii="SimSun" w:hAnsi="SimSun" w:eastAsia="SimSun" w:cs="SimSun"/>
         </w:rPr>
         <w:t>阴离子</w:t>
       </w:r>
       <w:r>
         <w:rPr>
           <w:rStyle w:val="VerbatimChar"/>
-          <w:rFonts w:hint="eastAsia" w:ascii="Times New Roman" w:hAnsi="Times New Roman" w:eastAsia="Times New Roman" w:cs="Times New Roman"/>
+          <w:rFonts w:hint="eastAsia" w:ascii="SimSun" w:hAnsi="SimSun" w:eastAsia="SimSun" w:cs="SimSun"/>
         </w:rPr>
         <w:t>/</w:t>
       </w:r>
       <w:r>
         <w:rPr>
           <w:rStyle w:val="VerbatimChar"/>
-          <w:rFonts w:hint="eastAsia" w:ascii="Times New Roman" w:hAnsi="Times New Roman" w:eastAsia="FangSong" w:cs="Times New Roman"/>
+          <w:rFonts w:hint="eastAsia" w:ascii="SimSun" w:hAnsi="SimSun" w:eastAsia="SimSun" w:cs="SimSun"/>
         </w:rPr>
         <w:t>硅驱动</w:t>
       </w:r>
       <w:r>
         <w:rPr>
           <w:rStyle w:val="VerbatimChar"/>
-          <w:rFonts w:hint="eastAsia" w:ascii="Times New Roman" w:hAnsi="Times New Roman" w:eastAsia="Times New Roman" w:cs="Times New Roman"/>
+          <w:rFonts w:hint="eastAsia" w:ascii="SimSun" w:hAnsi="SimSun" w:eastAsia="SimSun" w:cs="SimSun"/>
         </w:rPr>
         <w:t>）</w:t>
       </w:r>
       <w:r>
         <w:rPr>
-          <w:rFonts w:ascii="Times New Roman" w:hAnsi="Times New Roman" w:eastAsia="Times New Roman" w:cs="Times New Roman"/>
+          <w:rFonts w:ascii="SimSun" w:hAnsi="SimSun" w:eastAsia="SimSun" w:cs="SimSun"/>
         </w:rPr>
         <w:br/>
       </w:r>
       <w:r>
         <w:rPr>
           <w:rStyle w:val="VerbatimChar"/>
-          <w:rFonts w:ascii="Times New Roman" w:hAnsi="Times New Roman" w:eastAsia="Times New Roman" w:cs="Times New Roman"/>
+          <w:rFonts w:ascii="SimSun" w:hAnsi="SimSun" w:eastAsia="SimSun" w:cs="SimSun"/>
         </w:rPr>
         <w:t xml:space="preserve">│       ├── </w:t>
       </w:r>
       <w:r>
         <w:rPr>
           <w:rStyle w:val="VerbatimChar"/>
-          <w:rFonts w:hint="eastAsia" w:ascii="Times New Roman" w:hAnsi="Times New Roman" w:eastAsia="Times New Roman" w:cs="Times New Roman"/>
+          <w:rFonts w:hint="eastAsia" w:ascii="SimSun" w:hAnsi="SimSun" w:eastAsia="SimSun" w:cs="SimSun"/>
         </w:rPr>
         <w:t>α-</w:t>
       </w:r>
       <w:r>
         <w:rPr>
           <w:rStyle w:val="VerbatimChar"/>
-          <w:rFonts w:hint="eastAsia" w:ascii="Times New Roman" w:hAnsi="Times New Roman" w:eastAsia="FangSong" w:cs="Times New Roman"/>
+          <w:rFonts w:hint="eastAsia" w:ascii="SimSun" w:hAnsi="SimSun" w:eastAsia="SimSun" w:cs="SimSun"/>
         </w:rPr>
         <w:t>硅基醇</w:t>
       </w:r>
       <w:r>
         <w:rPr>
           <w:rStyle w:val="VerbatimChar"/>
-          <w:rFonts w:ascii="Times New Roman" w:hAnsi="Times New Roman" w:eastAsia="Times New Roman" w:cs="Times New Roman"/>
+          <w:rFonts w:ascii="SimSun" w:hAnsi="SimSun" w:eastAsia="SimSun" w:cs="SimSun"/>
         </w:rPr>
         <w:t xml:space="preserve"> + </w:t>
       </w:r>
       <w:r>
         <w:rPr>
           <w:rStyle w:val="VerbatimChar"/>
-          <w:rFonts w:hint="eastAsia" w:ascii="Times New Roman" w:hAnsi="Times New Roman" w:eastAsia="FangSong" w:cs="Times New Roman"/>
+          <w:rFonts w:hint="eastAsia" w:ascii="SimSun" w:hAnsi="SimSun" w:eastAsia="SimSun" w:cs="SimSun"/>
         </w:rPr>
         <w:t xml:space="preserve">强碱</w:t>
       </w:r>
       <w:r>
         <w:rPr>
           <w:rStyle w:val="VerbatimChar"/>
-          <w:rFonts w:ascii="Times New Roman" w:hAnsi="Times New Roman" w:eastAsia="Times New Roman" w:cs="Times New Roman"/>
+          <w:rFonts w:ascii="SimSun" w:hAnsi="SimSun" w:eastAsia="SimSun" w:cs="SimSun"/>
         </w:rPr>
         <w:t xml:space="preserve"> → Brook</w:t>
       </w:r>
       <w:r>
         <w:rPr>
-          <w:rFonts w:ascii="Times New Roman" w:hAnsi="Times New Roman" w:eastAsia="Times New Roman" w:cs="Times New Roman"/>
+          <w:rFonts w:ascii="SimSun" w:hAnsi="SimSun" w:eastAsia="SimSun" w:cs="SimSun"/>
         </w:rPr>
         <w:br/>
       </w:r>
       <w:r>
         <w:rPr>
           <w:rStyle w:val="VerbatimChar"/>
-          <w:rFonts w:ascii="Times New Roman" w:hAnsi="Times New Roman" w:eastAsia="Times New Roman" w:cs="Times New Roman"/>
+          <w:rFonts w:ascii="SimSun" w:hAnsi="SimSun" w:eastAsia="SimSun" w:cs="SimSun"/>
         </w:rPr>
         <w:t xml:space="preserve">│       └── </w:t>
       </w:r>
       <w:r>
         <w:rPr>
           <w:rStyle w:val="VerbatimChar"/>
-          <w:rFonts w:hint="eastAsia" w:ascii="Times New Roman" w:hAnsi="Times New Roman" w:eastAsia="Times New Roman" w:cs="Times New Roman"/>
+          <w:rFonts w:hint="eastAsia" w:ascii="SimSun" w:hAnsi="SimSun" w:eastAsia="SimSun" w:cs="SimSun"/>
         </w:rPr>
         <w:t>α-</w:t>
       </w:r>
       <w:r>
         <w:rPr>
           <w:rStyle w:val="VerbatimChar"/>
-          <w:rFonts w:hint="eastAsia" w:ascii="Times New Roman" w:hAnsi="Times New Roman" w:eastAsia="FangSong" w:cs="Times New Roman"/>
+          <w:rFonts w:hint="eastAsia" w:ascii="SimSun" w:hAnsi="SimSun" w:eastAsia="SimSun" w:cs="SimSun"/>
         </w:rPr>
         <w:t>卤代酮</w:t>
       </w:r>
       <w:r>
         <w:rPr>
           <w:rStyle w:val="VerbatimChar"/>
-          <w:rFonts w:ascii="Times New Roman" w:hAnsi="Times New Roman" w:eastAsia="Times New Roman" w:cs="Times New Roman"/>
+          <w:rFonts w:ascii="SimSun" w:hAnsi="SimSun" w:eastAsia="SimSun" w:cs="SimSun"/>
         </w:rPr>
         <w:t xml:space="preserve"> + </w:t>
       </w:r>
       <w:r>
         <w:rPr>
           <w:rStyle w:val="VerbatimChar"/>
-          <w:rFonts w:hint="eastAsia" w:ascii="Times New Roman" w:hAnsi="Times New Roman" w:eastAsia="FangSong" w:cs="Times New Roman"/>
+          <w:rFonts w:hint="eastAsia" w:ascii="SimSun" w:hAnsi="SimSun" w:eastAsia="SimSun" w:cs="SimSun"/>
         </w:rPr>
         <w:t xml:space="preserve">碱</w:t>
       </w:r>
       <w:r>
         <w:rPr>
           <w:rStyle w:val="VerbatimChar"/>
-          <w:rFonts w:ascii="Times New Roman" w:hAnsi="Times New Roman" w:eastAsia="Times New Roman" w:cs="Times New Roman"/>
+          <w:rFonts w:ascii="SimSun" w:hAnsi="SimSun" w:eastAsia="SimSun" w:cs="SimSun"/>
         </w:rPr>
         <w:t xml:space="preserve"> → </w:t>
       </w:r>
       <w:r>
         <w:rPr>
           <w:rStyle w:val="VerbatimChar"/>
-          <w:rFonts w:hint="eastAsia" w:ascii="Times New Roman" w:hAnsi="Times New Roman" w:eastAsia="Times New Roman" w:cs="Times New Roman"/>
+          <w:rFonts w:hint="eastAsia" w:ascii="SimSun" w:hAnsi="SimSun" w:eastAsia="SimSun" w:cs="SimSun"/>
         </w:rPr>
         <w:t>Favorskii（</w:t>
       </w:r>
       <w:r>
         <w:rPr>
           <w:rStyle w:val="VerbatimChar"/>
-          <w:rFonts w:hint="eastAsia" w:ascii="Times New Roman" w:hAnsi="Times New Roman" w:eastAsia="FangSong" w:cs="Times New Roman"/>
+          <w:rFonts w:hint="eastAsia" w:ascii="SimSun" w:hAnsi="SimSun" w:eastAsia="SimSun" w:cs="SimSun"/>
         </w:rPr>
         <w:t>缩环</w:t>
       </w:r>
       <w:r>
         <w:rPr>
           <w:rStyle w:val="VerbatimChar"/>
-          <w:rFonts w:hint="eastAsia" w:ascii="Times New Roman" w:hAnsi="Times New Roman" w:eastAsia="Times New Roman" w:cs="Times New Roman"/>
+          <w:rFonts w:hint="eastAsia" w:ascii="SimSun" w:hAnsi="SimSun" w:eastAsia="SimSun" w:cs="SimSun"/>
         </w:rPr>
         <w:t>）</w:t>
       </w:r>
       <w:r>
         <w:rPr>
-          <w:rFonts w:ascii="Times New Roman" w:hAnsi="Times New Roman" w:eastAsia="Times New Roman" w:cs="Times New Roman"/>
+          <w:rFonts w:ascii="SimSun" w:hAnsi="SimSun" w:eastAsia="SimSun" w:cs="SimSun"/>
         </w:rPr>
         <w:br/>
       </w:r>
       <w:r>
         <w:rPr>
           <w:rStyle w:val="VerbatimChar"/>
-          <w:rFonts w:ascii="Times New Roman" w:hAnsi="Times New Roman" w:eastAsia="Times New Roman" w:cs="Times New Roman"/>
+          <w:rFonts w:ascii="SimSun" w:hAnsi="SimSun" w:eastAsia="SimSun" w:cs="SimSun"/>
         </w:rPr>
         <w:t xml:space="preserve">│</w:t>
       </w:r>
       <w:r>
         <w:rPr>
-          <w:rFonts w:ascii="Times New Roman" w:hAnsi="Times New Roman" w:eastAsia="Times New Roman" w:cs="Times New Roman"/>
+          <w:rFonts w:ascii="SimSun" w:hAnsi="SimSun" w:eastAsia="SimSun" w:cs="SimSun"/>
         </w:rPr>
         <w:br/>
       </w:r>
       <w:r>
         <w:rPr>
           <w:rStyle w:val="VerbatimChar"/>
-          <w:rFonts w:ascii="Times New Roman" w:hAnsi="Times New Roman" w:eastAsia="Times New Roman" w:cs="Times New Roman"/>
+          <w:rFonts w:ascii="SimSun" w:hAnsi="SimSun" w:eastAsia="SimSun" w:cs="SimSun"/>
         </w:rPr>
         <w:t xml:space="preserve">├─ Step </w:t>
       </w:r>
       <w:r>
         <w:rPr>
           <w:rStyle w:val="VerbatimChar"/>
-          <w:rFonts w:hint="eastAsia" w:ascii="Times New Roman" w:hAnsi="Times New Roman" w:eastAsia="Times New Roman" w:cs="Times New Roman"/>
+          <w:rFonts w:hint="eastAsia" w:ascii="SimSun" w:hAnsi="SimSun" w:eastAsia="SimSun" w:cs="SimSun"/>
         </w:rPr>
         <w:t>3：</w:t>
       </w:r>
       <w:r>
         <w:rPr>
           <w:rStyle w:val="VerbatimChar"/>
-          <w:rFonts w:hint="eastAsia" w:ascii="Times New Roman" w:hAnsi="Times New Roman" w:eastAsia="FangSong" w:cs="Times New Roman"/>
+          <w:rFonts w:hint="eastAsia" w:ascii="SimSun" w:hAnsi="SimSun" w:eastAsia="SimSun" w:cs="SimSun"/>
         </w:rPr>
         <w:t>判迁移规则</w:t>
       </w:r>
       <w:r>
         <w:rPr>
-          <w:rFonts w:ascii="Times New Roman" w:hAnsi="Times New Roman" w:eastAsia="Times New Roman" w:cs="Times New Roman"/>
+          <w:rFonts w:ascii="SimSun" w:hAnsi="SimSun" w:eastAsia="SimSun" w:cs="SimSun"/>
         </w:rPr>
         <w:br/>
       </w:r>
       <w:r>
         <w:rPr>
           <w:rStyle w:val="VerbatimChar"/>
-          <w:rFonts w:ascii="Times New Roman" w:hAnsi="Times New Roman" w:eastAsia="Times New Roman" w:cs="Times New Roman"/>
+          <w:rFonts w:ascii="SimSun" w:hAnsi="SimSun" w:eastAsia="SimSun" w:cs="SimSun"/>
         </w:rPr>
         <w:t xml:space="preserve">│   ├── Beckmann → </w:t>
       </w:r>
       <w:r>
         <w:rPr>
           <w:rStyle w:val="VerbatimChar"/>
-          <w:rFonts w:hint="eastAsia" w:ascii="Times New Roman" w:hAnsi="Times New Roman" w:eastAsia="FangSong" w:cs="Times New Roman"/>
+          <w:rFonts w:hint="eastAsia" w:ascii="SimSun" w:hAnsi="SimSun" w:eastAsia="SimSun" w:cs="SimSun"/>
         </w:rPr>
         <w:t>反式迁移</w:t>
       </w:r>
       <w:r>
         <w:rPr>
           <w:rStyle w:val="VerbatimChar"/>
-          <w:rFonts w:hint="eastAsia" w:ascii="Times New Roman" w:hAnsi="Times New Roman" w:eastAsia="Times New Roman" w:cs="Times New Roman"/>
+          <w:rFonts w:hint="eastAsia" w:ascii="SimSun" w:hAnsi="SimSun" w:eastAsia="SimSun" w:cs="SimSun"/>
         </w:rPr>
         <w:t>（E/Z</w:t>
       </w:r>
       <w:r>
         <w:rPr>
           <w:rStyle w:val="VerbatimChar"/>
-          <w:rFonts w:ascii="Times New Roman" w:hAnsi="Times New Roman" w:eastAsia="Times New Roman" w:cs="Times New Roman"/>
+          <w:rFonts w:ascii="SimSun" w:hAnsi="SimSun" w:eastAsia="SimSun" w:cs="SimSun"/>
         </w:rPr>
         <w:t xml:space="preserve"> </w:t>
       </w:r>
       <w:r>
         <w:rPr>
           <w:rStyle w:val="VerbatimChar"/>
-          <w:rFonts w:hint="eastAsia" w:ascii="Times New Roman" w:hAnsi="Times New Roman" w:eastAsia="FangSong" w:cs="Times New Roman"/>
+          <w:rFonts w:hint="eastAsia" w:ascii="SimSun" w:hAnsi="SimSun" w:eastAsia="SimSun" w:cs="SimSun"/>
         </w:rPr>
         <w:t>构型决定</w:t>
       </w:r>
       <w:r>
         <w:rPr>
           <w:rStyle w:val="VerbatimChar"/>
-          <w:rFonts w:hint="eastAsia" w:ascii="Times New Roman" w:hAnsi="Times New Roman" w:eastAsia="Times New Roman" w:cs="Times New Roman"/>
+          <w:rFonts w:hint="eastAsia" w:ascii="SimSun" w:hAnsi="SimSun" w:eastAsia="SimSun" w:cs="SimSun"/>
         </w:rPr>
         <w:t>）</w:t>
       </w:r>
       <w:r>
         <w:rPr>
-          <w:rFonts w:ascii="Times New Roman" w:hAnsi="Times New Roman" w:eastAsia="Times New Roman" w:cs="Times New Roman"/>
+          <w:rFonts w:ascii="SimSun" w:hAnsi="SimSun" w:eastAsia="SimSun" w:cs="SimSun"/>
         </w:rPr>
         <w:br/>
       </w:r>
       <w:r>
         <w:rPr>
           <w:rStyle w:val="VerbatimChar"/>
-          <w:rFonts w:ascii="Times New Roman" w:hAnsi="Times New Roman" w:eastAsia="Times New Roman" w:cs="Times New Roman"/>
+          <w:rFonts w:ascii="SimSun" w:hAnsi="SimSun" w:eastAsia="SimSun" w:cs="SimSun"/>
         </w:rPr>
         <w:t xml:space="preserve">│   ├── B-V → </w:t>
       </w:r>
       <w:r>
         <w:rPr>
           <w:rStyle w:val="VerbatimChar"/>
-          <w:rFonts w:hint="eastAsia" w:ascii="Times New Roman" w:hAnsi="Times New Roman" w:eastAsia="FangSong" w:cs="Times New Roman"/>
+          <w:rFonts w:hint="eastAsia" w:ascii="SimSun" w:hAnsi="SimSun" w:eastAsia="SimSun" w:cs="SimSun"/>
         </w:rPr>
         <w:t>迁移能力</w:t>
       </w:r>
       <w:r>
         <w:rPr>
           <w:rStyle w:val="VerbatimChar"/>
-          <w:rFonts w:hint="eastAsia" w:ascii="Times New Roman" w:hAnsi="Times New Roman" w:eastAsia="Times New Roman" w:cs="Times New Roman"/>
+          <w:rFonts w:hint="eastAsia" w:ascii="SimSun" w:hAnsi="SimSun" w:eastAsia="SimSun" w:cs="SimSun"/>
         </w:rPr>
         <w:t>（</w:t>
       </w:r>
       <w:r>
         <w:rPr>
           <w:rStyle w:val="VerbatimChar"/>
-          <w:rFonts w:hint="eastAsia" w:ascii="Times New Roman" w:hAnsi="Times New Roman" w:eastAsia="FangSong" w:cs="Times New Roman"/>
+          <w:rFonts w:hint="eastAsia" w:ascii="SimSun" w:hAnsi="SimSun" w:eastAsia="SimSun" w:cs="SimSun"/>
         </w:rPr>
         <w:t>稳正电荷能力</w:t>
       </w:r>
       <w:r>
         <w:rPr>
           <w:rStyle w:val="VerbatimChar"/>
-          <w:rFonts w:hint="eastAsia" w:ascii="Times New Roman" w:hAnsi="Times New Roman" w:eastAsia="Times New Roman" w:cs="Times New Roman"/>
+          <w:rFonts w:hint="eastAsia" w:ascii="SimSun" w:hAnsi="SimSun" w:eastAsia="SimSun" w:cs="SimSun"/>
         </w:rPr>
         <w:t>）</w:t>
       </w:r>
       <w:r>
         <w:rPr>
-          <w:rFonts w:ascii="Times New Roman" w:hAnsi="Times New Roman" w:eastAsia="Times New Roman" w:cs="Times New Roman"/>
+          <w:rFonts w:ascii="SimSun" w:hAnsi="SimSun" w:eastAsia="SimSun" w:cs="SimSun"/>
         </w:rPr>
         <w:br/>
       </w:r>
       <w:r>
         <w:rPr>
           <w:rStyle w:val="VerbatimChar"/>
-          <w:rFonts w:ascii="Times New Roman" w:hAnsi="Times New Roman" w:eastAsia="Times New Roman" w:cs="Times New Roman"/>
+          <w:rFonts w:ascii="SimSun" w:hAnsi="SimSun" w:eastAsia="SimSun" w:cs="SimSun"/>
         </w:rPr>
         <w:t xml:space="preserve">│   ├── Pinacol → </w:t>
       </w:r>
       <w:r>
         <w:rPr>
           <w:rStyle w:val="VerbatimChar"/>
-          <w:rFonts w:hint="eastAsia" w:ascii="Times New Roman" w:hAnsi="Times New Roman" w:eastAsia="FangSong" w:cs="Times New Roman"/>
+          <w:rFonts w:hint="eastAsia" w:ascii="SimSun" w:hAnsi="SimSun" w:eastAsia="SimSun" w:cs="SimSun"/>
         </w:rPr>
         <w:t>先哪侧离去</w:t>
       </w:r>
       <w:r>
         <w:rPr>
           <w:rStyle w:val="VerbatimChar"/>
-          <w:rFonts w:hint="eastAsia" w:ascii="Times New Roman" w:hAnsi="Times New Roman" w:eastAsia="Times New Roman" w:cs="Times New Roman"/>
+          <w:rFonts w:hint="eastAsia" w:ascii="SimSun" w:hAnsi="SimSun" w:eastAsia="SimSun" w:cs="SimSun"/>
         </w:rPr>
         <w:t>（</w:t>
       </w:r>
       <w:r>
         <w:rPr>
           <w:rStyle w:val="VerbatimChar"/>
-          <w:rFonts w:hint="eastAsia" w:ascii="Times New Roman" w:hAnsi="Times New Roman" w:eastAsia="FangSong" w:cs="Times New Roman"/>
+          <w:rFonts w:hint="eastAsia" w:ascii="SimSun" w:hAnsi="SimSun" w:eastAsia="SimSun" w:cs="SimSun"/>
         </w:rPr>
         <w:t>稳</w:t>
       </w:r>
       <w:r>
         <w:rPr>
           <w:rStyle w:val="VerbatimChar"/>
-          <w:rFonts w:hint="eastAsia" w:ascii="Times New Roman" w:hAnsi="Times New Roman" w:eastAsia="Times New Roman" w:cs="Times New Roman"/>
+          <w:rFonts w:hint="eastAsia" w:ascii="SimSun" w:hAnsi="SimSun" w:eastAsia="SimSun" w:cs="SimSun"/>
         </w:rPr>
         <w:t>C</w:t>
       </w:r>
       <w:r>
         <w:rPr>
           <w:rStyle w:val="VerbatimChar"/>
-          <w:rFonts w:hint="eastAsia" w:ascii="Times New Roman" w:hAnsi="Times New Roman" w:eastAsia="Times New Roman" w:cs="Times New Roman"/>
+          <w:rFonts w:hint="eastAsia" w:ascii="SimSun" w:hAnsi="SimSun" w:eastAsia="SimSun" w:cs="SimSun"/>
           <w:vertAlign w:val="superscript"/>
         </w:rPr>
         <w:t>+</w:t>
@@ -35305,377 +35286,377 @@
       <w:r>
         <w:rPr>
           <w:rStyle w:val="VerbatimChar"/>
-          <w:rFonts w:hint="eastAsia" w:ascii="Times New Roman" w:hAnsi="Times New Roman" w:eastAsia="Times New Roman" w:cs="Times New Roman"/>
+          <w:rFonts w:hint="eastAsia" w:ascii="SimSun" w:hAnsi="SimSun" w:eastAsia="SimSun" w:cs="SimSun"/>
         </w:rPr>
         <w:t>），</w:t>
       </w:r>
       <w:r>
         <w:rPr>
           <w:rStyle w:val="VerbatimChar"/>
-          <w:rFonts w:hint="eastAsia" w:ascii="Times New Roman" w:hAnsi="Times New Roman" w:eastAsia="FangSong" w:cs="Times New Roman"/>
+          <w:rFonts w:hint="eastAsia" w:ascii="SimSun" w:hAnsi="SimSun" w:eastAsia="SimSun" w:cs="SimSun"/>
         </w:rPr>
         <w:t>再哪侧迁移</w:t>
       </w:r>
       <w:r>
         <w:rPr>
-          <w:rFonts w:ascii="Times New Roman" w:hAnsi="Times New Roman" w:eastAsia="Times New Roman" w:cs="Times New Roman"/>
+          <w:rFonts w:ascii="SimSun" w:hAnsi="SimSun" w:eastAsia="SimSun" w:cs="SimSun"/>
         </w:rPr>
         <w:br/>
       </w:r>
       <w:r>
         <w:rPr>
           <w:rStyle w:val="VerbatimChar"/>
-          <w:rFonts w:ascii="Times New Roman" w:hAnsi="Times New Roman" w:eastAsia="Times New Roman" w:cs="Times New Roman"/>
+          <w:rFonts w:ascii="SimSun" w:hAnsi="SimSun" w:eastAsia="SimSun" w:cs="SimSun"/>
         </w:rPr>
         <w:t xml:space="preserve">│   ├── Claisen/Cope → </w:t>
       </w:r>
       <w:r>
         <w:rPr>
           <w:rStyle w:val="VerbatimChar"/>
-          <w:rFonts w:hint="eastAsia" w:ascii="Times New Roman" w:hAnsi="Times New Roman" w:eastAsia="FangSong" w:cs="Times New Roman"/>
+          <w:rFonts w:hint="eastAsia" w:ascii="SimSun" w:hAnsi="SimSun" w:eastAsia="SimSun" w:cs="SimSun"/>
         </w:rPr>
         <w:t>协同六元环</w:t>
       </w:r>
       <w:r>
         <w:rPr>
           <w:rStyle w:val="VerbatimChar"/>
-          <w:rFonts w:hint="eastAsia" w:ascii="Times New Roman" w:hAnsi="Times New Roman" w:eastAsia="Times New Roman" w:cs="Times New Roman"/>
+          <w:rFonts w:hint="eastAsia" w:ascii="SimSun" w:hAnsi="SimSun" w:eastAsia="SimSun" w:cs="SimSun"/>
         </w:rPr>
         <w:t>TS</w:t>
       </w:r>
       <w:r>
         <w:rPr>
-          <w:rFonts w:ascii="Times New Roman" w:hAnsi="Times New Roman" w:eastAsia="Times New Roman" w:cs="Times New Roman"/>
+          <w:rFonts w:ascii="SimSun" w:hAnsi="SimSun" w:eastAsia="SimSun" w:cs="SimSun"/>
         </w:rPr>
         <w:br/>
       </w:r>
       <w:r>
         <w:rPr>
           <w:rStyle w:val="VerbatimChar"/>
-          <w:rFonts w:ascii="Times New Roman" w:hAnsi="Times New Roman" w:eastAsia="Times New Roman" w:cs="Times New Roman"/>
+          <w:rFonts w:ascii="SimSun" w:hAnsi="SimSun" w:eastAsia="SimSun" w:cs="SimSun"/>
         </w:rPr>
         <w:t xml:space="preserve">│   ├── Brook → Si-O &gt; Si-C</w:t>
       </w:r>
       <w:r>
         <w:rPr>
-          <w:rFonts w:ascii="Times New Roman" w:hAnsi="Times New Roman" w:eastAsia="Times New Roman" w:cs="Times New Roman"/>
+          <w:rFonts w:ascii="SimSun" w:hAnsi="SimSun" w:eastAsia="SimSun" w:cs="SimSun"/>
         </w:rPr>
         <w:br/>
       </w:r>
       <w:r>
         <w:rPr>
           <w:rStyle w:val="VerbatimChar"/>
-          <w:rFonts w:ascii="Times New Roman" w:hAnsi="Times New Roman" w:eastAsia="Times New Roman" w:cs="Times New Roman"/>
+          <w:rFonts w:ascii="SimSun" w:hAnsi="SimSun" w:eastAsia="SimSun" w:cs="SimSun"/>
         </w:rPr>
         <w:t xml:space="preserve">│   └── Favorskii → </w:t>
       </w:r>
       <w:r>
         <w:rPr>
           <w:rStyle w:val="VerbatimChar"/>
-          <w:rFonts w:hint="eastAsia" w:ascii="Times New Roman" w:hAnsi="Times New Roman" w:eastAsia="FangSong" w:cs="Times New Roman"/>
+          <w:rFonts w:hint="eastAsia" w:ascii="SimSun" w:hAnsi="SimSun" w:eastAsia="SimSun" w:cs="SimSun"/>
         </w:rPr>
         <w:t xml:space="preserve">环丙酮</w:t>
       </w:r>
       <w:r>
         <w:rPr>
           <w:rStyle w:val="VerbatimChar"/>
-          <w:rFonts w:ascii="Times New Roman" w:hAnsi="Times New Roman" w:eastAsia="Times New Roman" w:cs="Times New Roman"/>
+          <w:rFonts w:ascii="SimSun" w:hAnsi="SimSun" w:eastAsia="SimSun" w:cs="SimSun"/>
         </w:rPr>
         <w:t xml:space="preserve"> → </w:t>
       </w:r>
       <w:r>
         <w:rPr>
           <w:rStyle w:val="VerbatimChar"/>
-          <w:rFonts w:hint="eastAsia" w:ascii="Times New Roman" w:hAnsi="Times New Roman" w:eastAsia="FangSong" w:cs="Times New Roman"/>
+          <w:rFonts w:hint="eastAsia" w:ascii="SimSun" w:hAnsi="SimSun" w:eastAsia="SimSun" w:cs="SimSun"/>
         </w:rPr>
         <w:t xml:space="preserve">开环方向</w:t>
       </w:r>
       <w:r>
         <w:rPr>
-          <w:rFonts w:ascii="Times New Roman" w:hAnsi="Times New Roman" w:eastAsia="Times New Roman" w:cs="Times New Roman"/>
+          <w:rFonts w:ascii="SimSun" w:hAnsi="SimSun" w:eastAsia="SimSun" w:cs="SimSun"/>
         </w:rPr>
         <w:br/>
       </w:r>
       <w:r>
         <w:rPr>
           <w:rStyle w:val="VerbatimChar"/>
-          <w:rFonts w:ascii="Times New Roman" w:hAnsi="Times New Roman" w:eastAsia="Times New Roman" w:cs="Times New Roman"/>
+          <w:rFonts w:ascii="SimSun" w:hAnsi="SimSun" w:eastAsia="SimSun" w:cs="SimSun"/>
         </w:rPr>
         <w:t xml:space="preserve">│</w:t>
       </w:r>
       <w:r>
         <w:rPr>
-          <w:rFonts w:ascii="Times New Roman" w:hAnsi="Times New Roman" w:eastAsia="Times New Roman" w:cs="Times New Roman"/>
+          <w:rFonts w:ascii="SimSun" w:hAnsi="SimSun" w:eastAsia="SimSun" w:cs="SimSun"/>
         </w:rPr>
         <w:br/>
       </w:r>
       <w:r>
         <w:rPr>
           <w:rStyle w:val="VerbatimChar"/>
-          <w:rFonts w:ascii="Times New Roman" w:hAnsi="Times New Roman" w:eastAsia="Times New Roman" w:cs="Times New Roman"/>
+          <w:rFonts w:ascii="SimSun" w:hAnsi="SimSun" w:eastAsia="SimSun" w:cs="SimSun"/>
         </w:rPr>
         <w:t xml:space="preserve">└─ Step </w:t>
       </w:r>
       <w:r>
         <w:rPr>
           <w:rStyle w:val="VerbatimChar"/>
-          <w:rFonts w:hint="eastAsia" w:ascii="Times New Roman" w:hAnsi="Times New Roman" w:eastAsia="Times New Roman" w:cs="Times New Roman"/>
+          <w:rFonts w:hint="eastAsia" w:ascii="SimSun" w:hAnsi="SimSun" w:eastAsia="SimSun" w:cs="SimSun"/>
         </w:rPr>
         <w:t>4：</w:t>
       </w:r>
       <w:r>
         <w:rPr>
           <w:rStyle w:val="VerbatimChar"/>
-          <w:rFonts w:hint="eastAsia" w:ascii="Times New Roman" w:hAnsi="Times New Roman" w:eastAsia="FangSong" w:cs="Times New Roman"/>
+          <w:rFonts w:hint="eastAsia" w:ascii="SimSun" w:hAnsi="SimSun" w:eastAsia="SimSun" w:cs="SimSun"/>
         </w:rPr>
         <w:t>核产物</w:t>
       </w:r>
       <w:r>
         <w:rPr>
-          <w:rFonts w:ascii="Times New Roman" w:hAnsi="Times New Roman" w:eastAsia="Times New Roman" w:cs="Times New Roman"/>
+          <w:rFonts w:ascii="SimSun" w:hAnsi="SimSun" w:eastAsia="SimSun" w:cs="SimSun"/>
         </w:rPr>
         <w:br/>
       </w:r>
       <w:r>
         <w:rPr>
           <w:rStyle w:val="VerbatimChar"/>
-          <w:rFonts w:ascii="Times New Roman" w:hAnsi="Times New Roman" w:eastAsia="Times New Roman" w:cs="Times New Roman"/>
+          <w:rFonts w:ascii="SimSun" w:hAnsi="SimSun" w:eastAsia="SimSun" w:cs="SimSun"/>
         </w:rPr>
         <w:t xml:space="preserve">    ├── </w:t>
       </w:r>
       <w:r>
         <w:rPr>
           <w:rStyle w:val="VerbatimChar"/>
-          <w:rFonts w:hint="eastAsia" w:ascii="Times New Roman" w:hAnsi="Times New Roman" w:eastAsia="FangSong" w:cs="Times New Roman"/>
+          <w:rFonts w:hint="eastAsia" w:ascii="SimSun" w:hAnsi="SimSun" w:eastAsia="SimSun" w:cs="SimSun"/>
         </w:rPr>
         <w:t>官能团</w:t>
       </w:r>
       <w:r>
         <w:rPr>
           <w:rStyle w:val="VerbatimChar"/>
-          <w:rFonts w:hint="eastAsia" w:ascii="Times New Roman" w:hAnsi="Times New Roman" w:eastAsia="Times New Roman" w:cs="Times New Roman"/>
+          <w:rFonts w:hint="eastAsia" w:ascii="SimSun" w:hAnsi="SimSun" w:eastAsia="SimSun" w:cs="SimSun"/>
         </w:rPr>
         <w:t>：</w:t>
       </w:r>
       <w:r>
         <w:rPr>
           <w:rStyle w:val="VerbatimChar"/>
-          <w:rFonts w:hint="eastAsia" w:ascii="Times New Roman" w:hAnsi="Times New Roman" w:eastAsia="FangSong" w:cs="Times New Roman"/>
+          <w:rFonts w:hint="eastAsia" w:ascii="SimSun" w:hAnsi="SimSun" w:eastAsia="SimSun" w:cs="SimSun"/>
         </w:rPr>
         <w:t>酮</w:t>
       </w:r>
       <w:r>
         <w:rPr>
           <w:rStyle w:val="VerbatimChar"/>
-          <w:rFonts w:hint="eastAsia" w:ascii="Times New Roman" w:hAnsi="Times New Roman" w:eastAsia="Times New Roman" w:cs="Times New Roman"/>
+          <w:rFonts w:hint="eastAsia" w:ascii="SimSun" w:hAnsi="SimSun" w:eastAsia="SimSun" w:cs="SimSun"/>
         </w:rPr>
         <w:t>/</w:t>
       </w:r>
       <w:r>
         <w:rPr>
           <w:rStyle w:val="VerbatimChar"/>
-          <w:rFonts w:hint="eastAsia" w:ascii="Times New Roman" w:hAnsi="Times New Roman" w:eastAsia="FangSong" w:cs="Times New Roman"/>
+          <w:rFonts w:hint="eastAsia" w:ascii="SimSun" w:hAnsi="SimSun" w:eastAsia="SimSun" w:cs="SimSun"/>
         </w:rPr>
         <w:t>酰胺</w:t>
       </w:r>
       <w:r>
         <w:rPr>
           <w:rStyle w:val="VerbatimChar"/>
-          <w:rFonts w:hint="eastAsia" w:ascii="Times New Roman" w:hAnsi="Times New Roman" w:eastAsia="Times New Roman" w:cs="Times New Roman"/>
+          <w:rFonts w:hint="eastAsia" w:ascii="SimSun" w:hAnsi="SimSun" w:eastAsia="SimSun" w:cs="SimSun"/>
         </w:rPr>
         <w:t>/</w:t>
       </w:r>
       <w:r>
         <w:rPr>
           <w:rStyle w:val="VerbatimChar"/>
-          <w:rFonts w:hint="eastAsia" w:ascii="Times New Roman" w:hAnsi="Times New Roman" w:eastAsia="FangSong" w:cs="Times New Roman"/>
+          <w:rFonts w:hint="eastAsia" w:ascii="SimSun" w:hAnsi="SimSun" w:eastAsia="SimSun" w:cs="SimSun"/>
         </w:rPr>
         <w:t>酯</w:t>
       </w:r>
       <w:r>
         <w:rPr>
           <w:rStyle w:val="VerbatimChar"/>
-          <w:rFonts w:hint="eastAsia" w:ascii="Times New Roman" w:hAnsi="Times New Roman" w:eastAsia="Times New Roman" w:cs="Times New Roman"/>
+          <w:rFonts w:hint="eastAsia" w:ascii="SimSun" w:hAnsi="SimSun" w:eastAsia="SimSun" w:cs="SimSun"/>
         </w:rPr>
         <w:t>/</w:t>
       </w:r>
       <w:r>
         <w:rPr>
           <w:rStyle w:val="VerbatimChar"/>
-          <w:rFonts w:hint="eastAsia" w:ascii="Times New Roman" w:hAnsi="Times New Roman" w:eastAsia="FangSong" w:cs="Times New Roman"/>
+          <w:rFonts w:hint="eastAsia" w:ascii="SimSun" w:hAnsi="SimSun" w:eastAsia="SimSun" w:cs="SimSun"/>
         </w:rPr>
         <w:t>内酯</w:t>
       </w:r>
       <w:r>
         <w:rPr>
           <w:rStyle w:val="VerbatimChar"/>
-          <w:rFonts w:hint="eastAsia" w:ascii="Times New Roman" w:hAnsi="Times New Roman" w:eastAsia="Times New Roman" w:cs="Times New Roman"/>
+          <w:rFonts w:hint="eastAsia" w:ascii="SimSun" w:hAnsi="SimSun" w:eastAsia="SimSun" w:cs="SimSun"/>
         </w:rPr>
         <w:t>/</w:t>
       </w:r>
       <w:r>
         <w:rPr>
           <w:rStyle w:val="VerbatimChar"/>
-          <w:rFonts w:hint="eastAsia" w:ascii="Times New Roman" w:hAnsi="Times New Roman" w:eastAsia="FangSong" w:cs="Times New Roman"/>
+          <w:rFonts w:hint="eastAsia" w:ascii="SimSun" w:hAnsi="SimSun" w:eastAsia="SimSun" w:cs="SimSun"/>
         </w:rPr>
         <w:t>内酰胺</w:t>
       </w:r>
       <w:r>
         <w:rPr>
           <w:rStyle w:val="VerbatimChar"/>
-          <w:rFonts w:hint="eastAsia" w:ascii="Times New Roman" w:hAnsi="Times New Roman" w:eastAsia="Times New Roman" w:cs="Times New Roman"/>
+          <w:rFonts w:hint="eastAsia" w:ascii="SimSun" w:hAnsi="SimSun" w:eastAsia="SimSun" w:cs="SimSun"/>
         </w:rPr>
         <w:t>/</w:t>
       </w:r>
       <w:r>
         <w:rPr>
           <w:rStyle w:val="VerbatimChar"/>
-          <w:rFonts w:hint="eastAsia" w:ascii="Times New Roman" w:hAnsi="Times New Roman" w:eastAsia="FangSong" w:cs="Times New Roman"/>
+          <w:rFonts w:hint="eastAsia" w:ascii="SimSun" w:hAnsi="SimSun" w:eastAsia="SimSun" w:cs="SimSun"/>
         </w:rPr>
         <w:t>酚</w:t>
       </w:r>
       <w:r>
         <w:rPr>
           <w:rStyle w:val="VerbatimChar"/>
-          <w:rFonts w:hint="eastAsia" w:ascii="Times New Roman" w:hAnsi="Times New Roman" w:eastAsia="Times New Roman" w:cs="Times New Roman"/>
+          <w:rFonts w:hint="eastAsia" w:ascii="SimSun" w:hAnsi="SimSun" w:eastAsia="SimSun" w:cs="SimSun"/>
         </w:rPr>
         <w:t>/</w:t>
       </w:r>
       <w:r>
         <w:rPr>
           <w:rStyle w:val="VerbatimChar"/>
-          <w:rFonts w:hint="eastAsia" w:ascii="Times New Roman" w:hAnsi="Times New Roman" w:eastAsia="FangSong" w:cs="Times New Roman"/>
+          <w:rFonts w:hint="eastAsia" w:ascii="SimSun" w:hAnsi="SimSun" w:eastAsia="SimSun" w:cs="SimSun"/>
         </w:rPr>
         <w:t>羧酸</w:t>
       </w:r>
       <w:r>
         <w:rPr>
           <w:rStyle w:val="VerbatimChar"/>
-          <w:rFonts w:hint="eastAsia" w:ascii="Times New Roman" w:hAnsi="Times New Roman" w:eastAsia="Times New Roman" w:cs="Times New Roman"/>
+          <w:rFonts w:hint="eastAsia" w:ascii="SimSun" w:hAnsi="SimSun" w:eastAsia="SimSun" w:cs="SimSun"/>
         </w:rPr>
         <w:t>/</w:t>
       </w:r>
       <w:r>
         <w:rPr>
           <w:rStyle w:val="VerbatimChar"/>
-          <w:rFonts w:hint="eastAsia" w:ascii="Times New Roman" w:hAnsi="Times New Roman" w:eastAsia="FangSong" w:cs="Times New Roman"/>
+          <w:rFonts w:hint="eastAsia" w:ascii="SimSun" w:hAnsi="SimSun" w:eastAsia="SimSun" w:cs="SimSun"/>
         </w:rPr>
         <w:t>胺</w:t>
       </w:r>
       <w:r>
         <w:rPr>
-          <w:rFonts w:ascii="Times New Roman" w:hAnsi="Times New Roman" w:eastAsia="Times New Roman" w:cs="Times New Roman"/>
+          <w:rFonts w:ascii="SimSun" w:hAnsi="SimSun" w:eastAsia="SimSun" w:cs="SimSun"/>
         </w:rPr>
         <w:br/>
       </w:r>
       <w:r>
         <w:rPr>
           <w:rStyle w:val="VerbatimChar"/>
-          <w:rFonts w:ascii="Times New Roman" w:hAnsi="Times New Roman" w:eastAsia="Times New Roman" w:cs="Times New Roman"/>
+          <w:rFonts w:ascii="SimSun" w:hAnsi="SimSun" w:eastAsia="SimSun" w:cs="SimSun"/>
         </w:rPr>
         <w:t xml:space="preserve">    ├── </w:t>
       </w:r>
       <w:r>
         <w:rPr>
           <w:rStyle w:val="VerbatimChar"/>
-          <w:rFonts w:hint="eastAsia" w:ascii="Times New Roman" w:hAnsi="Times New Roman" w:eastAsia="FangSong" w:cs="Times New Roman"/>
+          <w:rFonts w:hint="eastAsia" w:ascii="SimSun" w:hAnsi="SimSun" w:eastAsia="SimSun" w:cs="SimSun"/>
         </w:rPr>
         <w:t>环尺寸</w:t>
       </w:r>
       <w:r>
         <w:rPr>
           <w:rStyle w:val="VerbatimChar"/>
-          <w:rFonts w:hint="eastAsia" w:ascii="Times New Roman" w:hAnsi="Times New Roman" w:eastAsia="Times New Roman" w:cs="Times New Roman"/>
+          <w:rFonts w:hint="eastAsia" w:ascii="SimSun" w:hAnsi="SimSun" w:eastAsia="SimSun" w:cs="SimSun"/>
         </w:rPr>
         <w:t>：</w:t>
       </w:r>
       <w:r>
         <w:rPr>
           <w:rStyle w:val="VerbatimChar"/>
-          <w:rFonts w:hint="eastAsia" w:ascii="Times New Roman" w:hAnsi="Times New Roman" w:eastAsia="FangSong" w:cs="Times New Roman"/>
+          <w:rFonts w:hint="eastAsia" w:ascii="SimSun" w:hAnsi="SimSun" w:eastAsia="SimSun" w:cs="SimSun"/>
         </w:rPr>
         <w:t>扩</w:t>
       </w:r>
       <w:r>
         <w:rPr>
           <w:rStyle w:val="VerbatimChar"/>
-          <w:rFonts w:hint="eastAsia" w:ascii="Times New Roman" w:hAnsi="Times New Roman" w:eastAsia="Times New Roman" w:cs="Times New Roman"/>
+          <w:rFonts w:hint="eastAsia" w:ascii="SimSun" w:hAnsi="SimSun" w:eastAsia="SimSun" w:cs="SimSun"/>
         </w:rPr>
         <w:t>/</w:t>
       </w:r>
       <w:r>
         <w:rPr>
           <w:rStyle w:val="VerbatimChar"/>
-          <w:rFonts w:hint="eastAsia" w:ascii="Times New Roman" w:hAnsi="Times New Roman" w:eastAsia="FangSong" w:cs="Times New Roman"/>
+          <w:rFonts w:hint="eastAsia" w:ascii="SimSun" w:hAnsi="SimSun" w:eastAsia="SimSun" w:cs="SimSun"/>
         </w:rPr>
         <w:t>缩</w:t>
       </w:r>
       <w:r>
         <w:rPr>
           <w:rStyle w:val="VerbatimChar"/>
-          <w:rFonts w:hint="eastAsia" w:ascii="Times New Roman" w:hAnsi="Times New Roman" w:eastAsia="Times New Roman" w:cs="Times New Roman"/>
+          <w:rFonts w:hint="eastAsia" w:ascii="SimSun" w:hAnsi="SimSun" w:eastAsia="SimSun" w:cs="SimSun"/>
         </w:rPr>
         <w:t>/</w:t>
       </w:r>
       <w:r>
         <w:rPr>
           <w:rStyle w:val="VerbatimChar"/>
-          <w:rFonts w:hint="eastAsia" w:ascii="Times New Roman" w:hAnsi="Times New Roman" w:eastAsia="FangSong" w:cs="Times New Roman"/>
+          <w:rFonts w:hint="eastAsia" w:ascii="SimSun" w:hAnsi="SimSun" w:eastAsia="SimSun" w:cs="SimSun"/>
         </w:rPr>
         <w:t>不变</w:t>
       </w:r>
       <w:r>
         <w:rPr>
-          <w:rFonts w:ascii="Times New Roman" w:hAnsi="Times New Roman" w:eastAsia="Times New Roman" w:cs="Times New Roman"/>
+          <w:rFonts w:ascii="SimSun" w:hAnsi="SimSun" w:eastAsia="SimSun" w:cs="SimSun"/>
         </w:rPr>
         <w:br/>
       </w:r>
       <w:r>
         <w:rPr>
           <w:rStyle w:val="VerbatimChar"/>
-          <w:rFonts w:ascii="Times New Roman" w:hAnsi="Times New Roman" w:eastAsia="Times New Roman" w:cs="Times New Roman"/>
+          <w:rFonts w:ascii="SimSun" w:hAnsi="SimSun" w:eastAsia="SimSun" w:cs="SimSun"/>
         </w:rPr>
         <w:t xml:space="preserve">    └── </w:t>
       </w:r>
       <w:r>
         <w:rPr>
           <w:rStyle w:val="VerbatimChar"/>
-          <w:rFonts w:hint="eastAsia" w:ascii="Times New Roman" w:hAnsi="Times New Roman" w:eastAsia="FangSong" w:cs="Times New Roman"/>
+          <w:rFonts w:hint="eastAsia" w:ascii="SimSun" w:hAnsi="SimSun" w:eastAsia="SimSun" w:cs="SimSun"/>
         </w:rPr>
         <w:t>链长</w:t>
       </w:r>
       <w:r>
         <w:rPr>
           <w:rStyle w:val="VerbatimChar"/>
-          <w:rFonts w:hint="eastAsia" w:ascii="Times New Roman" w:hAnsi="Times New Roman" w:eastAsia="Times New Roman" w:cs="Times New Roman"/>
+          <w:rFonts w:hint="eastAsia" w:ascii="SimSun" w:hAnsi="SimSun" w:eastAsia="SimSun" w:cs="SimSun"/>
         </w:rPr>
         <w:t>：</w:t>
       </w:r>
       <w:r>
         <w:rPr>
           <w:rStyle w:val="VerbatimChar"/>
-          <w:rFonts w:hint="eastAsia" w:ascii="Times New Roman" w:hAnsi="Times New Roman" w:eastAsia="FangSong" w:cs="Times New Roman"/>
+          <w:rFonts w:hint="eastAsia" w:ascii="SimSun" w:hAnsi="SimSun" w:eastAsia="SimSun" w:cs="SimSun"/>
         </w:rPr>
         <w:t>不变</w:t>
       </w:r>
       <w:r>
         <w:rPr>
           <w:rStyle w:val="VerbatimChar"/>
-          <w:rFonts w:hint="eastAsia" w:ascii="Times New Roman" w:hAnsi="Times New Roman" w:eastAsia="Times New Roman" w:cs="Times New Roman"/>
+          <w:rFonts w:hint="eastAsia" w:ascii="SimSun" w:hAnsi="SimSun" w:eastAsia="SimSun" w:cs="SimSun"/>
         </w:rPr>
         <w:t>/</w:t>
       </w:r>
       <w:r>
         <w:rPr>
           <w:rStyle w:val="VerbatimChar"/>
-          <w:rFonts w:hint="eastAsia" w:ascii="Times New Roman" w:hAnsi="Times New Roman" w:eastAsia="FangSong" w:cs="Times New Roman"/>
+          <w:rFonts w:hint="eastAsia" w:ascii="SimSun" w:hAnsi="SimSun" w:eastAsia="SimSun" w:cs="SimSun"/>
         </w:rPr>
         <w:t>减一</w:t>
       </w:r>
       <w:r>
         <w:rPr>
           <w:rStyle w:val="VerbatimChar"/>
-          <w:rFonts w:hint="eastAsia" w:ascii="Times New Roman" w:hAnsi="Times New Roman" w:eastAsia="Times New Roman" w:cs="Times New Roman"/>
+          <w:rFonts w:hint="eastAsia" w:ascii="SimSun" w:hAnsi="SimSun" w:eastAsia="SimSun" w:cs="SimSun"/>
         </w:rPr>
         <w:t>C</w:t>
       </w:r>
@@ -38868,14 +38849,14 @@
       <w:r>
         <w:rPr>
           <w:rStyle w:val="VerbatimChar"/>
-          <w:rFonts w:ascii="Times New Roman" w:hAnsi="Times New Roman" w:eastAsia="Times New Roman" w:cs="Times New Roman"/>
+          <w:rFonts w:ascii="SimSun" w:hAnsi="SimSun" w:eastAsia="SimSun" w:cs="SimSun"/>
         </w:rPr>
         <w:t>Ph—C(OH)—C(OH)(CH</w:t>
       </w:r>
       <w:r>
         <w:rPr>
           <w:rStyle w:val="VerbatimChar"/>
-          <w:rFonts w:ascii="Times New Roman" w:hAnsi="Times New Roman" w:eastAsia="Times New Roman" w:cs="Times New Roman"/>
+          <w:rFonts w:ascii="SimSun" w:hAnsi="SimSun" w:eastAsia="SimSun" w:cs="SimSun"/>
           <w:vertAlign w:val="subscript"/>
         </w:rPr>
         <w:t>3</w:t>
@@ -38883,48 +38864,48 @@
       <w:r>
         <w:rPr>
           <w:rStyle w:val="VerbatimChar"/>
-          <w:rFonts w:ascii="Times New Roman" w:hAnsi="Times New Roman" w:eastAsia="Times New Roman" w:cs="Times New Roman"/>
+          <w:rFonts w:ascii="SimSun" w:hAnsi="SimSun" w:eastAsia="SimSun" w:cs="SimSun"/>
         </w:rPr>
         <w:t>)</w:t>
       </w:r>
       <w:r>
         <w:rPr>
           <w:rStyle w:val="VerbatimChar"/>
-          <w:rFonts w:ascii="Times New Roman" w:hAnsi="Times New Roman" w:eastAsia="Times New Roman" w:cs="Times New Roman"/>
+          <w:rFonts w:ascii="SimSun" w:hAnsi="SimSun" w:eastAsia="SimSun" w:cs="SimSun"/>
           <w:vertAlign w:val="subscript"/>
         </w:rPr>
         <w:t>2</w:t>
       </w:r>
       <w:r>
         <w:rPr>
-          <w:rFonts w:ascii="Times New Roman" w:hAnsi="Times New Roman" w:eastAsia="Times New Roman" w:cs="Times New Roman"/>
+          <w:rFonts w:ascii="SimSun" w:hAnsi="SimSun" w:eastAsia="SimSun" w:cs="SimSun"/>
         </w:rPr>
         <w:br/>
       </w:r>
       <w:r>
         <w:rPr>
           <w:rStyle w:val="VerbatimChar"/>
-          <w:rFonts w:ascii="Times New Roman" w:hAnsi="Times New Roman" w:eastAsia="Times New Roman" w:cs="Times New Roman"/>
+          <w:rFonts w:ascii="SimSun" w:hAnsi="SimSun" w:eastAsia="SimSun" w:cs="SimSun"/>
         </w:rPr>
         <w:t xml:space="preserve">     |</w:t>
       </w:r>
       <w:r>
         <w:rPr>
-          <w:rFonts w:ascii="Times New Roman" w:hAnsi="Times New Roman" w:eastAsia="Times New Roman" w:cs="Times New Roman"/>
+          <w:rFonts w:ascii="SimSun" w:hAnsi="SimSun" w:eastAsia="SimSun" w:cs="SimSun"/>
         </w:rPr>
         <w:br/>
       </w:r>
       <w:r>
         <w:rPr>
           <w:rStyle w:val="VerbatimChar"/>
-          <w:rFonts w:ascii="Times New Roman" w:hAnsi="Times New Roman" w:eastAsia="Times New Roman" w:cs="Times New Roman"/>
+          <w:rFonts w:ascii="SimSun" w:hAnsi="SimSun" w:eastAsia="SimSun" w:cs="SimSun"/>
         </w:rPr>
         <w:t xml:space="preserve">    CH</w:t>
       </w:r>
       <w:r>
         <w:rPr>
           <w:rStyle w:val="VerbatimChar"/>
-          <w:rFonts w:ascii="Times New Roman" w:hAnsi="Times New Roman" w:eastAsia="Times New Roman" w:cs="Times New Roman"/>
+          <w:rFonts w:ascii="SimSun" w:hAnsi="SimSun" w:eastAsia="SimSun" w:cs="SimSun"/>
           <w:vertAlign w:val="subscript"/>
         </w:rPr>
         <w:t>3</w:t>
@@ -45746,7 +45727,7 @@
     <ns0:name ns0:val="Verbatim Char"/>
     <ns0:basedOn ns0:val="BodyTextChar"/>
     <ns0:rPr>
-      <ns0:rFonts ns0:ascii="Times New Roman" ns0:cs="Times New Roman" ns0:eastAsia="FangSong" ns0:hAnsi="Times New Roman"/>
+      <ns0:rFonts ns0:ascii="SimSun" ns0:cs="SimSun" ns0:eastAsia="SimSun" ns0:hAnsi="SimSun"/>
       <ns0:b ns0:val="0"/>
       <ns0:sz ns0:val="20"/>
     </ns0:rPr>
@@ -45816,7 +45797,7 @@
       <w:wordWrap w:val="off"/>
     </w:pPr>
     <ns0:rPr>
-      <w:rFonts ns0:ascii="Times New Roman" ns0:hAnsi="Times New Roman" ns0:eastAsia="FangSong" ns0:cs="Times New Roman"/>
+      <w:rFonts ns0:ascii="SimSun" ns0:hAnsi="SimSun" ns0:eastAsia="SimSun" ns0:cs="SimSun"/>
     </ns0:rPr>
   </w:style>
   <w:style w:type="character" w:customStyle="1" w:styleId="KeywordTok">

--- a/06-学生侧材料/讲义/有机化学/重排反应.docx
+++ b/06-学生侧材料/讲义/有机化学/重排反应.docx
@@ -4759,322 +4759,289 @@
         </w:rPr>
         <w:t>：</w:t>
       </w:r>
-    </w:p>
-    <w:p>
-      <w:pPr>
-        <w:pStyle w:val="SourceCode"/>
-      </w:pPr>
-      <w:r>
-        <w:rPr>
-          <w:rStyle w:val="VerbatimChar"/>
-          <w:rFonts w:ascii="SimSun" w:hAnsi="SimSun" w:eastAsia="SimSun" w:cs="SimSun"/>
+      <w:r>
+        <w:rPr>
+          <w:rFonts w:ascii="Times New Roman" w:hAnsi="Times New Roman" w:eastAsia="Times New Roman" w:cs="Times New Roman"/>
+        </w:rPr>
+        <w:t xml:space="preserve"> </w:t>
+      </w:r>
+      <w:r>
+        <w:rPr>
+          <w:rFonts w:ascii="Times New Roman" w:hAnsi="Times New Roman" w:eastAsia="Times New Roman" w:cs="Times New Roman"/>
+        </w:rPr>
+        <w:t>1. (CH</w:t>
+      </w:r>
+      <w:r>
+        <w:rPr>
+          <w:rFonts w:ascii="Times New Roman" w:hAnsi="Times New Roman" w:eastAsia="Times New Roman" w:cs="Times New Roman"/>
+          <w:vertAlign w:val="subscript"/>
+        </w:rPr>
+        <w:t>3</w:t>
+      </w:r>
+      <w:r>
+        <w:rPr>
+          <w:rFonts w:ascii="Times New Roman" w:hAnsi="Times New Roman" w:eastAsia="Times New Roman" w:cs="Times New Roman"/>
+        </w:rPr>
+        <w:t>)</w:t>
+      </w:r>
+      <w:r>
+        <w:rPr>
+          <w:rFonts w:ascii="Times New Roman" w:hAnsi="Times New Roman" w:eastAsia="Times New Roman" w:cs="Times New Roman"/>
+          <w:vertAlign w:val="subscript"/>
+        </w:rPr>
+        <w:t>3</w:t>
+      </w:r>
+      <w:r>
+        <w:rPr>
+          <w:rFonts w:ascii="Times New Roman" w:hAnsi="Times New Roman" w:eastAsia="Times New Roman" w:cs="Times New Roman"/>
+        </w:rPr>
+        <w:t>C-CH</w:t>
+      </w:r>
+      <w:r>
+        <w:rPr>
+          <w:rFonts w:ascii="Times New Roman" w:hAnsi="Times New Roman" w:eastAsia="Times New Roman" w:cs="Times New Roman"/>
+          <w:vertAlign w:val="subscript"/>
+        </w:rPr>
+        <w:t>2</w:t>
+      </w:r>
+      <w:r>
+        <w:rPr>
+          <w:rFonts w:ascii="Times New Roman" w:hAnsi="Times New Roman" w:eastAsia="Times New Roman" w:cs="Times New Roman"/>
+        </w:rPr>
+        <w:t xml:space="preserve">-Br → </w:t>
+      </w:r>
+      <w:r>
+        <w:rPr>
+          <w:rFonts w:hint="eastAsia" w:ascii="Times New Roman" w:hAnsi="Times New Roman" w:eastAsia="Times New Roman" w:cs="Times New Roman"/>
         </w:rPr>
         <w:t>(CH</w:t>
       </w:r>
       <w:r>
         <w:rPr>
-          <w:rStyle w:val="VerbatimChar"/>
-          <w:rFonts w:ascii="SimSun" w:hAnsi="SimSun" w:eastAsia="SimSun" w:cs="SimSun"/>
+          <w:rFonts w:hint="eastAsia" w:ascii="Times New Roman" w:hAnsi="Times New Roman" w:eastAsia="Times New Roman" w:cs="Times New Roman"/>
           <w:vertAlign w:val="subscript"/>
         </w:rPr>
         <w:t>3</w:t>
       </w:r>
       <w:r>
         <w:rPr>
-          <w:rStyle w:val="VerbatimChar"/>
-          <w:rFonts w:ascii="SimSun" w:hAnsi="SimSun" w:eastAsia="SimSun" w:cs="SimSun"/>
+          <w:rFonts w:hint="eastAsia" w:ascii="Times New Roman" w:hAnsi="Times New Roman" w:eastAsia="Times New Roman" w:cs="Times New Roman"/>
         </w:rPr>
         <w:t>)</w:t>
       </w:r>
       <w:r>
         <w:rPr>
-          <w:rStyle w:val="VerbatimChar"/>
-          <w:rFonts w:ascii="SimSun" w:hAnsi="SimSun" w:eastAsia="SimSun" w:cs="SimSun"/>
+          <w:rFonts w:hint="eastAsia" w:ascii="Times New Roman" w:hAnsi="Times New Roman" w:eastAsia="Times New Roman" w:cs="Times New Roman"/>
           <w:vertAlign w:val="subscript"/>
         </w:rPr>
         <w:t>3</w:t>
       </w:r>
       <w:r>
         <w:rPr>
-          <w:rStyle w:val="VerbatimChar"/>
-          <w:rFonts w:ascii="SimSun" w:hAnsi="SimSun" w:eastAsia="SimSun" w:cs="SimSun"/>
+          <w:rFonts w:hint="eastAsia" w:ascii="Times New Roman" w:hAnsi="Times New Roman" w:eastAsia="Times New Roman" w:cs="Times New Roman"/>
         </w:rPr>
         <w:t>C-CH</w:t>
       </w:r>
       <w:r>
         <w:rPr>
-          <w:rStyle w:val="VerbatimChar"/>
-          <w:rFonts w:ascii="SimSun" w:hAnsi="SimSun" w:eastAsia="SimSun" w:cs="SimSun"/>
+          <w:rFonts w:hint="eastAsia" w:ascii="Times New Roman" w:hAnsi="Times New Roman" w:eastAsia="Times New Roman" w:cs="Times New Roman"/>
           <w:vertAlign w:val="subscript"/>
         </w:rPr>
         <w:t>2</w:t>
       </w:r>
       <w:r>
         <w:rPr>
-          <w:rStyle w:val="VerbatimChar"/>
-          <w:rFonts w:ascii="SimSun" w:hAnsi="SimSun" w:eastAsia="SimSun" w:cs="SimSun"/>
-        </w:rPr>
-        <w:t>-Br  →  (CH</w:t>
-      </w:r>
-      <w:r>
-        <w:rPr>
-          <w:rStyle w:val="VerbatimChar"/>
-          <w:rFonts w:ascii="SimSun" w:hAnsi="SimSun" w:eastAsia="SimSun" w:cs="SimSun"/>
+          <w:rFonts w:hint="eastAsia" w:ascii="Times New Roman" w:hAnsi="Times New Roman" w:eastAsia="Times New Roman" w:cs="Times New Roman"/>
+          <w:vertAlign w:val="superscript"/>
+        </w:rPr>
+        <w:t>+</w:t>
+      </w:r>
+      <w:r>
+        <w:rPr>
+          <w:rFonts w:hint="eastAsia" w:ascii="Times New Roman" w:hAnsi="Times New Roman" w:eastAsia="Times New Roman" w:cs="Times New Roman"/>
+        </w:rPr>
+        <w:t>（</w:t>
+      </w:r>
+      <w:r>
+        <w:rPr>
+          <w:rFonts w:hint="eastAsia" w:ascii="Times New Roman" w:hAnsi="Times New Roman" w:eastAsia="FangSong" w:cs="Times New Roman"/>
+        </w:rPr>
+        <w:t>伯碳正离子</w:t>
+      </w:r>
+      <w:r>
+        <w:rPr>
+          <w:rFonts w:hint="eastAsia" w:ascii="Times New Roman" w:hAnsi="Times New Roman" w:eastAsia="Times New Roman" w:cs="Times New Roman"/>
+        </w:rPr>
+        <w:t>，</w:t>
+      </w:r>
+      <w:r>
+        <w:rPr>
+          <w:rFonts w:hint="eastAsia" w:ascii="Times New Roman" w:hAnsi="Times New Roman" w:eastAsia="FangSong" w:cs="Times New Roman"/>
+        </w:rPr>
+        <w:t>极不稳定</w:t>
+      </w:r>
+      <w:r>
+        <w:rPr>
+          <w:rFonts w:hint="eastAsia" w:ascii="Times New Roman" w:hAnsi="Times New Roman" w:eastAsia="Times New Roman" w:cs="Times New Roman"/>
+        </w:rPr>
+        <w:t>）</w:t>
+      </w:r>
+      <w:r>
+        <w:rPr>
+          <w:rFonts w:ascii="Times New Roman" w:hAnsi="Times New Roman" w:eastAsia="Times New Roman" w:cs="Times New Roman"/>
+        </w:rPr>
+        <w:t xml:space="preserve"> </w:t>
+      </w:r>
+      <w:r>
+        <w:rPr>
+          <w:rFonts w:ascii="Times New Roman" w:hAnsi="Times New Roman" w:eastAsia="Times New Roman" w:cs="Times New Roman"/>
+        </w:rPr>
+        <w:t xml:space="preserve">2. </w:t>
+      </w:r>
+      <w:r>
+        <w:rPr>
+          <w:rFonts w:hint="eastAsia" w:ascii="Times New Roman" w:hAnsi="Times New Roman" w:eastAsia="FangSong" w:cs="Times New Roman"/>
+        </w:rPr>
+        <w:t xml:space="preserve">甲基迁移</w:t>
+      </w:r>
+      <w:r>
+        <w:rPr>
+          <w:rFonts w:ascii="Times New Roman" w:hAnsi="Times New Roman" w:eastAsia="Times New Roman" w:cs="Times New Roman"/>
+        </w:rPr>
+        <w:t xml:space="preserve"> → </w:t>
+      </w:r>
+      <w:r>
+        <w:rPr>
+          <w:rFonts w:hint="eastAsia" w:ascii="Times New Roman" w:hAnsi="Times New Roman" w:eastAsia="Times New Roman" w:cs="Times New Roman"/>
+        </w:rPr>
+        <w:t>(CH</w:t>
+      </w:r>
+      <w:r>
+        <w:rPr>
+          <w:rFonts w:hint="eastAsia" w:ascii="Times New Roman" w:hAnsi="Times New Roman" w:eastAsia="Times New Roman" w:cs="Times New Roman"/>
           <w:vertAlign w:val="subscript"/>
         </w:rPr>
         <w:t>3</w:t>
       </w:r>
       <w:r>
         <w:rPr>
-          <w:rStyle w:val="VerbatimChar"/>
-          <w:rFonts w:ascii="SimSun" w:hAnsi="SimSun" w:eastAsia="SimSun" w:cs="SimSun"/>
+          <w:rFonts w:hint="eastAsia" w:ascii="Times New Roman" w:hAnsi="Times New Roman" w:eastAsia="Times New Roman" w:cs="Times New Roman"/>
         </w:rPr>
         <w:t>)</w:t>
       </w:r>
       <w:r>
         <w:rPr>
-          <w:rStyle w:val="VerbatimChar"/>
-          <w:rFonts w:ascii="SimSun" w:hAnsi="SimSun" w:eastAsia="SimSun" w:cs="SimSun"/>
+          <w:rFonts w:hint="eastAsia" w:ascii="Times New Roman" w:hAnsi="Times New Roman" w:eastAsia="Times New Roman" w:cs="Times New Roman"/>
           <w:vertAlign w:val="subscript"/>
         </w:rPr>
+        <w:t>2</w:t>
+      </w:r>
+      <w:r>
+        <w:rPr>
+          <w:rFonts w:hint="eastAsia" w:ascii="Times New Roman" w:hAnsi="Times New Roman" w:eastAsia="Times New Roman" w:cs="Times New Roman"/>
+        </w:rPr>
+        <w:t>C</w:t>
+      </w:r>
+      <w:r>
+        <w:rPr>
+          <w:rFonts w:hint="eastAsia" w:ascii="Times New Roman" w:hAnsi="Times New Roman" w:eastAsia="Times New Roman" w:cs="Times New Roman"/>
+          <w:vertAlign w:val="superscript"/>
+        </w:rPr>
+        <w:t>+</w:t>
+      </w:r>
+      <w:r>
+        <w:rPr>
+          <w:rFonts w:hint="eastAsia" w:ascii="Times New Roman" w:hAnsi="Times New Roman" w:eastAsia="Times New Roman" w:cs="Times New Roman"/>
+        </w:rPr>
+        <w:t>-CH</w:t>
+      </w:r>
+      <w:r>
+        <w:rPr>
+          <w:rFonts w:hint="eastAsia" w:ascii="Times New Roman" w:hAnsi="Times New Roman" w:eastAsia="Times New Roman" w:cs="Times New Roman"/>
+          <w:vertAlign w:val="subscript"/>
+        </w:rPr>
+        <w:t>2</w:t>
+      </w:r>
+      <w:r>
+        <w:rPr>
+          <w:rFonts w:hint="eastAsia" w:ascii="Times New Roman" w:hAnsi="Times New Roman" w:eastAsia="Times New Roman" w:cs="Times New Roman"/>
+        </w:rPr>
+        <w:t>CH</w:t>
+      </w:r>
+      <w:r>
+        <w:rPr>
+          <w:rFonts w:hint="eastAsia" w:ascii="Times New Roman" w:hAnsi="Times New Roman" w:eastAsia="Times New Roman" w:cs="Times New Roman"/>
+          <w:vertAlign w:val="subscript"/>
+        </w:rPr>
         <w:t>3</w:t>
       </w:r>
       <w:r>
         <w:rPr>
-          <w:rStyle w:val="VerbatimChar"/>
-          <w:rFonts w:ascii="SimSun" w:hAnsi="SimSun" w:eastAsia="SimSun" w:cs="SimSun"/>
-        </w:rPr>
-        <w:t>C-CH</w:t>
-      </w:r>
-      <w:r>
-        <w:rPr>
-          <w:rStyle w:val="VerbatimChar"/>
-          <w:rFonts w:ascii="SimSun" w:hAnsi="SimSun" w:eastAsia="SimSun" w:cs="SimSun"/>
+          <w:rFonts w:hint="eastAsia" w:ascii="Times New Roman" w:hAnsi="Times New Roman" w:eastAsia="Times New Roman" w:cs="Times New Roman"/>
+        </w:rPr>
+        <w:t>（</w:t>
+      </w:r>
+      <w:r>
+        <w:rPr>
+          <w:rFonts w:hint="eastAsia" w:ascii="Times New Roman" w:hAnsi="Times New Roman" w:eastAsia="FangSong" w:cs="Times New Roman"/>
+        </w:rPr>
+        <w:t>叔碳正离子</w:t>
+      </w:r>
+      <w:r>
+        <w:rPr>
+          <w:rFonts w:hint="eastAsia" w:ascii="Times New Roman" w:hAnsi="Times New Roman" w:eastAsia="Times New Roman" w:cs="Times New Roman"/>
+        </w:rPr>
+        <w:t>，</w:t>
+      </w:r>
+      <w:r>
+        <w:rPr>
+          <w:rFonts w:hint="eastAsia" w:ascii="Times New Roman" w:hAnsi="Times New Roman" w:eastAsia="FangSong" w:cs="Times New Roman"/>
+        </w:rPr>
+        <w:t>稳定</w:t>
+      </w:r>
+      <w:r>
+        <w:rPr>
+          <w:rFonts w:hint="eastAsia" w:ascii="Times New Roman" w:hAnsi="Times New Roman" w:eastAsia="Times New Roman" w:cs="Times New Roman"/>
+        </w:rPr>
+        <w:t>）</w:t>
+      </w:r>
+      <w:r>
+        <w:rPr>
+          <w:rFonts w:ascii="Times New Roman" w:hAnsi="Times New Roman" w:eastAsia="Times New Roman" w:cs="Times New Roman"/>
+        </w:rPr>
+        <w:t xml:space="preserve"> </w:t>
+      </w:r>
+      <w:r>
+        <w:rPr>
+          <w:rFonts w:ascii="Times New Roman" w:hAnsi="Times New Roman" w:eastAsia="Times New Roman" w:cs="Times New Roman"/>
+        </w:rPr>
+        <w:t>3. H</w:t>
+      </w:r>
+      <w:r>
+        <w:rPr>
+          <w:rFonts w:ascii="Times New Roman" w:hAnsi="Times New Roman" w:eastAsia="Times New Roman" w:cs="Times New Roman"/>
           <w:vertAlign w:val="subscript"/>
         </w:rPr>
         <w:t>2</w:t>
       </w:r>
       <w:r>
         <w:rPr>
-          <w:rStyle w:val="VerbatimChar"/>
-          <w:rFonts w:ascii="SimSun" w:hAnsi="SimSun" w:eastAsia="SimSun" w:cs="SimSun"/>
-          <w:vertAlign w:val="superscript"/>
-        </w:rPr>
-        <w:t>+</w:t>
-      </w:r>
-      <w:r>
-        <w:rPr>
-          <w:rStyle w:val="VerbatimChar"/>
-          <w:rFonts w:ascii="SimSun" w:hAnsi="SimSun" w:eastAsia="SimSun" w:cs="SimSun"/>
-        </w:rPr>
-        <w:t xml:space="preserve">  →  </w:t>
-      </w:r>
-      <w:r>
-        <w:rPr>
-          <w:rStyle w:val="VerbatimChar"/>
-          <w:rFonts w:hint="eastAsia" w:ascii="SimSun" w:hAnsi="SimSun" w:eastAsia="SimSun" w:cs="SimSun"/>
-        </w:rPr>
-        <w:t xml:space="preserve">甲基迁移</w:t>
-      </w:r>
-      <w:r>
-        <w:rPr>
-          <w:rStyle w:val="VerbatimChar"/>
-          <w:rFonts w:ascii="SimSun" w:hAnsi="SimSun" w:eastAsia="SimSun" w:cs="SimSun"/>
-        </w:rPr>
-        <w:t xml:space="preserve">  →  (CH</w:t>
-      </w:r>
-      <w:r>
-        <w:rPr>
-          <w:rStyle w:val="VerbatimChar"/>
-          <w:rFonts w:ascii="SimSun" w:hAnsi="SimSun" w:eastAsia="SimSun" w:cs="SimSun"/>
-          <w:vertAlign w:val="subscript"/>
-        </w:rPr>
-        <w:t>3</w:t>
-      </w:r>
-      <w:r>
-        <w:rPr>
-          <w:rStyle w:val="VerbatimChar"/>
-          <w:rFonts w:ascii="SimSun" w:hAnsi="SimSun" w:eastAsia="SimSun" w:cs="SimSun"/>
-        </w:rPr>
-        <w:t>)</w:t>
-      </w:r>
-      <w:r>
-        <w:rPr>
-          <w:rStyle w:val="VerbatimChar"/>
-          <w:rFonts w:ascii="SimSun" w:hAnsi="SimSun" w:eastAsia="SimSun" w:cs="SimSun"/>
-          <w:vertAlign w:val="subscript"/>
-        </w:rPr>
-        <w:t>2</w:t>
-      </w:r>
-      <w:r>
-        <w:rPr>
-          <w:rStyle w:val="VerbatimChar"/>
-          <w:rFonts w:ascii="SimSun" w:hAnsi="SimSun" w:eastAsia="SimSun" w:cs="SimSun"/>
-        </w:rPr>
-        <w:t>C</w:t>
-      </w:r>
-      <w:r>
-        <w:rPr>
-          <w:rStyle w:val="VerbatimChar"/>
-          <w:rFonts w:ascii="SimSun" w:hAnsi="SimSun" w:eastAsia="SimSun" w:cs="SimSun"/>
-          <w:vertAlign w:val="superscript"/>
-        </w:rPr>
-        <w:t>+</w:t>
-      </w:r>
-      <w:r>
-        <w:rPr>
-          <w:rStyle w:val="VerbatimChar"/>
-          <w:rFonts w:ascii="SimSun" w:hAnsi="SimSun" w:eastAsia="SimSun" w:cs="SimSun"/>
-        </w:rPr>
-        <w:t>-CH</w:t>
-      </w:r>
-      <w:r>
-        <w:rPr>
-          <w:rStyle w:val="VerbatimChar"/>
-          <w:rFonts w:ascii="SimSun" w:hAnsi="SimSun" w:eastAsia="SimSun" w:cs="SimSun"/>
-          <w:vertAlign w:val="subscript"/>
-        </w:rPr>
-        <w:t>2</w:t>
-      </w:r>
-      <w:r>
-        <w:rPr>
-          <w:rStyle w:val="VerbatimChar"/>
-          <w:rFonts w:ascii="SimSun" w:hAnsi="SimSun" w:eastAsia="SimSun" w:cs="SimSun"/>
-        </w:rPr>
-        <w:t>CH</w:t>
-      </w:r>
-      <w:r>
-        <w:rPr>
-          <w:rStyle w:val="VerbatimChar"/>
-          <w:rFonts w:ascii="SimSun" w:hAnsi="SimSun" w:eastAsia="SimSun" w:cs="SimSun"/>
-          <w:vertAlign w:val="subscript"/>
-        </w:rPr>
-        <w:t>3</w:t>
-      </w:r>
-      <w:r>
-        <w:rPr>
-          <w:rStyle w:val="VerbatimChar"/>
-          <w:rFonts w:ascii="SimSun" w:hAnsi="SimSun" w:eastAsia="SimSun" w:cs="SimSun"/>
-        </w:rPr>
-        <w:t xml:space="preserve">  →  H</w:t>
-      </w:r>
-      <w:r>
-        <w:rPr>
-          <w:rStyle w:val="VerbatimChar"/>
-          <w:rFonts w:ascii="SimSun" w:hAnsi="SimSun" w:eastAsia="SimSun" w:cs="SimSun"/>
-          <w:vertAlign w:val="subscript"/>
-        </w:rPr>
-        <w:t>2</w:t>
-      </w:r>
-      <w:r>
-        <w:rPr>
-          <w:rStyle w:val="VerbatimChar"/>
-          <w:rFonts w:ascii="SimSun" w:hAnsi="SimSun" w:eastAsia="SimSun" w:cs="SimSun"/>
+          <w:rFonts w:ascii="Times New Roman" w:hAnsi="Times New Roman" w:eastAsia="Times New Roman" w:cs="Times New Roman"/>
         </w:rPr>
         <w:t xml:space="preserve">O → </w:t>
       </w:r>
       <w:r>
         <w:rPr>
-          <w:rStyle w:val="VerbatimChar"/>
-          <w:rFonts w:hint="eastAsia" w:ascii="SimSun" w:hAnsi="SimSun" w:eastAsia="SimSun" w:cs="SimSun"/>
+          <w:rFonts w:hint="eastAsia" w:ascii="Times New Roman" w:hAnsi="Times New Roman" w:eastAsia="FangSong" w:cs="Times New Roman"/>
         </w:rPr>
         <w:t xml:space="preserve">叔戊醇</w:t>
       </w:r>
       <w:r>
         <w:rPr>
-          <w:rFonts w:ascii="SimSun" w:hAnsi="SimSun" w:eastAsia="SimSun" w:cs="SimSun"/>
-        </w:rPr>
-        <w:br/>
-      </w:r>
-      <w:r>
-        <w:rPr>
-          <w:rStyle w:val="VerbatimChar"/>
-          <w:rFonts w:ascii="SimSun" w:hAnsi="SimSun" w:eastAsia="SimSun" w:cs="SimSun"/>
-        </w:rPr>
-        <w:t xml:space="preserve">   </w:t>
-      </w:r>
-      <w:r>
-        <w:rPr>
-          <w:rStyle w:val="VerbatimChar"/>
-          <w:rFonts w:hint="eastAsia" w:ascii="SimSun" w:hAnsi="SimSun" w:eastAsia="SimSun" w:cs="SimSun"/>
-        </w:rPr>
-        <w:t>(</w:t>
-      </w:r>
-      <w:r>
-        <w:rPr>
-          <w:rStyle w:val="VerbatimChar"/>
-          <w:rFonts w:hint="eastAsia" w:ascii="SimSun" w:hAnsi="SimSun" w:eastAsia="SimSun" w:cs="SimSun"/>
-        </w:rPr>
-        <w:t>伯碳正离子</w:t>
-      </w:r>
-      <w:r>
-        <w:rPr>
-          <w:rStyle w:val="VerbatimChar"/>
-          <w:rFonts w:hint="eastAsia" w:ascii="SimSun" w:hAnsi="SimSun" w:eastAsia="SimSun" w:cs="SimSun"/>
-        </w:rPr>
-        <w:t>,</w:t>
-      </w:r>
-      <w:r>
-        <w:rPr>
-          <w:rStyle w:val="VerbatimChar"/>
-          <w:rFonts w:hint="eastAsia" w:ascii="SimSun" w:hAnsi="SimSun" w:eastAsia="SimSun" w:cs="SimSun"/>
-        </w:rPr>
-        <w:t>极不稳定</w:t>
-      </w:r>
-      <w:r>
-        <w:rPr>
-          <w:rStyle w:val="VerbatimChar"/>
-          <w:rFonts w:hint="eastAsia" w:ascii="SimSun" w:hAnsi="SimSun" w:eastAsia="SimSun" w:cs="SimSun"/>
-        </w:rPr>
-        <w:t>)</w:t>
-      </w:r>
-      <w:r>
-        <w:rPr>
-          <w:rStyle w:val="VerbatimChar"/>
-          <w:rFonts w:ascii="SimSun" w:hAnsi="SimSun" w:eastAsia="SimSun" w:cs="SimSun"/>
-        </w:rPr>
-        <w:t xml:space="preserve">           </w:t>
-      </w:r>
-      <w:r>
-        <w:rPr>
-          <w:rStyle w:val="VerbatimChar"/>
-          <w:rFonts w:hint="eastAsia" w:ascii="SimSun" w:hAnsi="SimSun" w:eastAsia="SimSun" w:cs="SimSun"/>
-        </w:rPr>
-        <w:t>(</w:t>
-      </w:r>
-      <w:r>
-        <w:rPr>
-          <w:rStyle w:val="VerbatimChar"/>
-          <w:rFonts w:hint="eastAsia" w:ascii="SimSun" w:hAnsi="SimSun" w:eastAsia="SimSun" w:cs="SimSun"/>
-        </w:rPr>
-        <w:t>叔碳正离子</w:t>
-      </w:r>
-      <w:r>
-        <w:rPr>
-          <w:rStyle w:val="VerbatimChar"/>
-          <w:rFonts w:hint="eastAsia" w:ascii="SimSun" w:hAnsi="SimSun" w:eastAsia="SimSun" w:cs="SimSun"/>
-        </w:rPr>
-        <w:t>,</w:t>
-      </w:r>
-      <w:r>
-        <w:rPr>
-          <w:rStyle w:val="VerbatimChar"/>
-          <w:rFonts w:hint="eastAsia" w:ascii="SimSun" w:hAnsi="SimSun" w:eastAsia="SimSun" w:cs="SimSun"/>
-        </w:rPr>
-        <w:t>稳定</w:t>
-      </w:r>
-      <w:r>
-        <w:rPr>
-          <w:rStyle w:val="VerbatimChar"/>
-          <w:rFonts w:hint="eastAsia" w:ascii="SimSun" w:hAnsi="SimSun" w:eastAsia="SimSun" w:cs="SimSun"/>
-        </w:rPr>
-        <w:t>)</w:t>
-      </w:r>
-    </w:p>
-    <w:p>
-      <w:pPr>
-        <w:pStyle w:val="FirstParagraph"/>
-      </w:pPr>
+          <w:rFonts w:ascii="Times New Roman" w:hAnsi="Times New Roman" w:eastAsia="Times New Roman" w:cs="Times New Roman"/>
+        </w:rPr>
+        <w:t xml:space="preserve"> </w:t>
+      </w:r>
       <w:r>
         <w:rPr>
           <w:rFonts w:ascii="Times New Roman" w:hAnsi="Times New Roman" w:eastAsia="Times New Roman" w:cs="Times New Roman"/>
@@ -28671,311 +28638,261 @@
         </w:rPr>
         <w:t xml:space="preserve">：</w:t>
       </w:r>
+      <w:r>
+        <w:rPr>
+          <w:rFonts w:ascii="Times New Roman" w:hAnsi="Times New Roman" w:eastAsia="Times New Roman" w:cs="Times New Roman"/>
+        </w:rPr>
+        <w:t xml:space="preserve"> </w:t>
+      </w:r>
+      <w:r>
+        <w:rPr>
+          <w:rFonts w:ascii="Times New Roman" w:hAnsi="Times New Roman" w:eastAsia="Times New Roman" w:cs="Times New Roman"/>
+        </w:rPr>
+        <w:t>CH</w:t>
+      </w:r>
+      <w:r>
+        <w:rPr>
+          <w:rFonts w:ascii="Times New Roman" w:hAnsi="Times New Roman" w:eastAsia="Times New Roman" w:cs="Times New Roman"/>
+          <w:vertAlign w:val="subscript"/>
+        </w:rPr>
+        <w:t>3</w:t>
+      </w:r>
+      <w:r>
+        <w:rPr>
+          <w:rFonts w:ascii="Times New Roman" w:hAnsi="Times New Roman" w:eastAsia="Times New Roman" w:cs="Times New Roman"/>
+        </w:rPr>
+        <w:t>CH</w:t>
+      </w:r>
+      <w:r>
+        <w:rPr>
+          <w:rFonts w:ascii="Times New Roman" w:hAnsi="Times New Roman" w:eastAsia="Times New Roman" w:cs="Times New Roman"/>
+          <w:vertAlign w:val="subscript"/>
+        </w:rPr>
+        <w:t>2</w:t>
+      </w:r>
+      <w:r>
+        <w:rPr>
+          <w:rFonts w:ascii="Times New Roman" w:hAnsi="Times New Roman" w:eastAsia="Times New Roman" w:cs="Times New Roman"/>
+        </w:rPr>
+        <w:t>COOH —SOCl</w:t>
+      </w:r>
+      <w:r>
+        <w:rPr>
+          <w:rFonts w:ascii="Times New Roman" w:hAnsi="Times New Roman" w:eastAsia="Times New Roman" w:cs="Times New Roman"/>
+          <w:vertAlign w:val="subscript"/>
+        </w:rPr>
+        <w:t>2</w:t>
+      </w:r>
+      <w:r>
+        <w:rPr>
+          <w:rFonts w:ascii="Times New Roman" w:hAnsi="Times New Roman" w:eastAsia="Times New Roman" w:cs="Times New Roman"/>
+        </w:rPr>
+        <w:t>→ CH</w:t>
+      </w:r>
+      <w:r>
+        <w:rPr>
+          <w:rFonts w:ascii="Times New Roman" w:hAnsi="Times New Roman" w:eastAsia="Times New Roman" w:cs="Times New Roman"/>
+          <w:vertAlign w:val="subscript"/>
+        </w:rPr>
+        <w:t>3</w:t>
+      </w:r>
+      <w:r>
+        <w:rPr>
+          <w:rFonts w:ascii="Times New Roman" w:hAnsi="Times New Roman" w:eastAsia="Times New Roman" w:cs="Times New Roman"/>
+        </w:rPr>
+        <w:t>CH</w:t>
+      </w:r>
+      <w:r>
+        <w:rPr>
+          <w:rFonts w:ascii="Times New Roman" w:hAnsi="Times New Roman" w:eastAsia="Times New Roman" w:cs="Times New Roman"/>
+          <w:vertAlign w:val="subscript"/>
+        </w:rPr>
+        <w:t>2</w:t>
+      </w:r>
+      <w:r>
+        <w:rPr>
+          <w:rFonts w:ascii="Times New Roman" w:hAnsi="Times New Roman" w:eastAsia="Times New Roman" w:cs="Times New Roman"/>
+        </w:rPr>
+        <w:t>COCl —NaN</w:t>
+      </w:r>
+      <w:r>
+        <w:rPr>
+          <w:rFonts w:ascii="Times New Roman" w:hAnsi="Times New Roman" w:eastAsia="Times New Roman" w:cs="Times New Roman"/>
+          <w:vertAlign w:val="subscript"/>
+        </w:rPr>
+        <w:t>3</w:t>
+      </w:r>
+      <w:r>
+        <w:rPr>
+          <w:rFonts w:ascii="Times New Roman" w:hAnsi="Times New Roman" w:eastAsia="Times New Roman" w:cs="Times New Roman"/>
+        </w:rPr>
+        <w:t>→ CH</w:t>
+      </w:r>
+      <w:r>
+        <w:rPr>
+          <w:rFonts w:ascii="Times New Roman" w:hAnsi="Times New Roman" w:eastAsia="Times New Roman" w:cs="Times New Roman"/>
+          <w:vertAlign w:val="subscript"/>
+        </w:rPr>
+        <w:t>3</w:t>
+      </w:r>
+      <w:r>
+        <w:rPr>
+          <w:rFonts w:ascii="Times New Roman" w:hAnsi="Times New Roman" w:eastAsia="Times New Roman" w:cs="Times New Roman"/>
+        </w:rPr>
+        <w:t>CH</w:t>
+      </w:r>
+      <w:r>
+        <w:rPr>
+          <w:rFonts w:ascii="Times New Roman" w:hAnsi="Times New Roman" w:eastAsia="Times New Roman" w:cs="Times New Roman"/>
+          <w:vertAlign w:val="subscript"/>
+        </w:rPr>
+        <w:t>2</w:t>
+      </w:r>
+      <w:r>
+        <w:rPr>
+          <w:rFonts w:ascii="Times New Roman" w:hAnsi="Times New Roman" w:eastAsia="Times New Roman" w:cs="Times New Roman"/>
+        </w:rPr>
+        <w:t>CON</w:t>
+      </w:r>
+      <w:r>
+        <w:rPr>
+          <w:rFonts w:ascii="Times New Roman" w:hAnsi="Times New Roman" w:eastAsia="Times New Roman" w:cs="Times New Roman"/>
+          <w:vertAlign w:val="subscript"/>
+        </w:rPr>
+        <w:t>3</w:t>
+      </w:r>
+      <w:r>
+        <w:rPr>
+          <w:rFonts w:ascii="Times New Roman" w:hAnsi="Times New Roman" w:eastAsia="Times New Roman" w:cs="Times New Roman"/>
+        </w:rPr>
+        <w:t xml:space="preserve"> —Δ, -N</w:t>
+      </w:r>
+      <w:r>
+        <w:rPr>
+          <w:rFonts w:ascii="Times New Roman" w:hAnsi="Times New Roman" w:eastAsia="Times New Roman" w:cs="Times New Roman"/>
+          <w:vertAlign w:val="subscript"/>
+        </w:rPr>
+        <w:t>2</w:t>
+      </w:r>
+      <w:r>
+        <w:rPr>
+          <w:rFonts w:ascii="Times New Roman" w:hAnsi="Times New Roman" w:eastAsia="Times New Roman" w:cs="Times New Roman"/>
+        </w:rPr>
+        <w:t xml:space="preserve">→ </w:t>
+      </w:r>
+      <w:r>
+        <w:rPr>
+          <w:rFonts w:hint="eastAsia" w:ascii="Times New Roman" w:hAnsi="Times New Roman" w:eastAsia="Times New Roman" w:cs="Times New Roman"/>
+        </w:rPr>
+        <w:t>CH</w:t>
+      </w:r>
+      <w:r>
+        <w:rPr>
+          <w:rFonts w:hint="eastAsia" w:ascii="Times New Roman" w:hAnsi="Times New Roman" w:eastAsia="Times New Roman" w:cs="Times New Roman"/>
+          <w:vertAlign w:val="subscript"/>
+        </w:rPr>
+        <w:t>3</w:t>
+      </w:r>
+      <w:r>
+        <w:rPr>
+          <w:rFonts w:hint="eastAsia" w:ascii="Times New Roman" w:hAnsi="Times New Roman" w:eastAsia="Times New Roman" w:cs="Times New Roman"/>
+        </w:rPr>
+        <w:t>CH</w:t>
+      </w:r>
+      <w:r>
+        <w:rPr>
+          <w:rFonts w:hint="eastAsia" w:ascii="Times New Roman" w:hAnsi="Times New Roman" w:eastAsia="Times New Roman" w:cs="Times New Roman"/>
+          <w:vertAlign w:val="subscript"/>
+        </w:rPr>
+        <w:t>2</w:t>
+      </w:r>
+      <w:r>
+        <w:rPr>
+          <w:rFonts w:hint="eastAsia" w:ascii="Times New Roman" w:hAnsi="Times New Roman" w:eastAsia="Times New Roman" w:cs="Times New Roman"/>
+        </w:rPr>
+        <w:t>-N=C=O（</w:t>
+      </w:r>
+      <w:r>
+        <w:rPr>
+          <w:rFonts w:hint="eastAsia" w:ascii="Times New Roman" w:hAnsi="Times New Roman" w:eastAsia="FangSong" w:cs="Times New Roman"/>
+        </w:rPr>
+        <w:t>异氰酸酯</w:t>
+      </w:r>
+      <w:r>
+        <w:rPr>
+          <w:rFonts w:hint="eastAsia" w:ascii="Times New Roman" w:hAnsi="Times New Roman" w:eastAsia="Times New Roman" w:cs="Times New Roman"/>
+        </w:rPr>
+        <w:t>）—H</w:t>
+      </w:r>
+      <w:r>
+        <w:rPr>
+          <w:rFonts w:hint="eastAsia" w:ascii="Times New Roman" w:hAnsi="Times New Roman" w:eastAsia="Times New Roman" w:cs="Times New Roman"/>
+          <w:vertAlign w:val="subscript"/>
+        </w:rPr>
+        <w:t>2</w:t>
+      </w:r>
+      <w:r>
+        <w:rPr>
+          <w:rFonts w:hint="eastAsia" w:ascii="Times New Roman" w:hAnsi="Times New Roman" w:eastAsia="Times New Roman" w:cs="Times New Roman"/>
+        </w:rPr>
+        <w:t>O→</w:t>
+      </w:r>
+      <w:r>
+        <w:rPr>
+          <w:rFonts w:ascii="Times New Roman" w:hAnsi="Times New Roman" w:eastAsia="Times New Roman" w:cs="Times New Roman"/>
+        </w:rPr>
+        <w:t xml:space="preserve"> CH</w:t>
+      </w:r>
+      <w:r>
+        <w:rPr>
+          <w:rFonts w:ascii="Times New Roman" w:hAnsi="Times New Roman" w:eastAsia="Times New Roman" w:cs="Times New Roman"/>
+          <w:vertAlign w:val="subscript"/>
+        </w:rPr>
+        <w:t>3</w:t>
+      </w:r>
+      <w:r>
+        <w:rPr>
+          <w:rFonts w:ascii="Times New Roman" w:hAnsi="Times New Roman" w:eastAsia="Times New Roman" w:cs="Times New Roman"/>
+        </w:rPr>
+        <w:t>CH</w:t>
+      </w:r>
+      <w:r>
+        <w:rPr>
+          <w:rFonts w:ascii="Times New Roman" w:hAnsi="Times New Roman" w:eastAsia="Times New Roman" w:cs="Times New Roman"/>
+          <w:vertAlign w:val="subscript"/>
+        </w:rPr>
+        <w:t>2</w:t>
+      </w:r>
+      <w:r>
+        <w:rPr>
+          <w:rFonts w:ascii="Times New Roman" w:hAnsi="Times New Roman" w:eastAsia="Times New Roman" w:cs="Times New Roman"/>
+        </w:rPr>
+        <w:t>NH</w:t>
+      </w:r>
+      <w:r>
+        <w:rPr>
+          <w:rFonts w:ascii="Times New Roman" w:hAnsi="Times New Roman" w:eastAsia="Times New Roman" w:cs="Times New Roman"/>
+          <w:vertAlign w:val="subscript"/>
+        </w:rPr>
+        <w:t>2</w:t>
+      </w:r>
+      <w:r>
+        <w:rPr>
+          <w:rFonts w:ascii="Times New Roman" w:hAnsi="Times New Roman" w:eastAsia="Times New Roman" w:cs="Times New Roman"/>
+        </w:rPr>
+        <w:t xml:space="preserve"> + CO</w:t>
+      </w:r>
+      <w:r>
+        <w:rPr>
+          <w:rFonts w:ascii="Times New Roman" w:hAnsi="Times New Roman" w:eastAsia="Times New Roman" w:cs="Times New Roman"/>
+          <w:vertAlign w:val="subscript"/>
+        </w:rPr>
+        <w:t>2</w:t>
+      </w:r>
     </w:p>
     <w:p>
       <w:pPr>
-        <w:pStyle w:val="SourceCode"/>
-      </w:pPr>
-      <w:r>
-        <w:rPr>
-          <w:rStyle w:val="VerbatimChar"/>
-          <w:rFonts w:ascii="SimSun" w:hAnsi="SimSun" w:eastAsia="SimSun" w:cs="SimSun"/>
-        </w:rPr>
-        <w:t>CH</w:t>
-      </w:r>
-      <w:r>
-        <w:rPr>
-          <w:rStyle w:val="VerbatimChar"/>
-          <w:rFonts w:ascii="SimSun" w:hAnsi="SimSun" w:eastAsia="SimSun" w:cs="SimSun"/>
-          <w:vertAlign w:val="subscript"/>
-        </w:rPr>
-        <w:t>3</w:t>
-      </w:r>
-      <w:r>
-        <w:rPr>
-          <w:rStyle w:val="VerbatimChar"/>
-          <w:rFonts w:ascii="SimSun" w:hAnsi="SimSun" w:eastAsia="SimSun" w:cs="SimSun"/>
-        </w:rPr>
-        <w:t>CH</w:t>
-      </w:r>
-      <w:r>
-        <w:rPr>
-          <w:rStyle w:val="VerbatimChar"/>
-          <w:rFonts w:ascii="SimSun" w:hAnsi="SimSun" w:eastAsia="SimSun" w:cs="SimSun"/>
-          <w:vertAlign w:val="subscript"/>
-        </w:rPr>
-        <w:t>2</w:t>
-      </w:r>
-      <w:r>
-        <w:rPr>
-          <w:rStyle w:val="VerbatimChar"/>
-          <w:rFonts w:ascii="SimSun" w:hAnsi="SimSun" w:eastAsia="SimSun" w:cs="SimSun"/>
-        </w:rPr>
-        <w:t>COOH —SOCl</w:t>
-      </w:r>
-      <w:r>
-        <w:rPr>
-          <w:rStyle w:val="VerbatimChar"/>
-          <w:rFonts w:ascii="SimSun" w:hAnsi="SimSun" w:eastAsia="SimSun" w:cs="SimSun"/>
-          <w:vertAlign w:val="subscript"/>
-        </w:rPr>
-        <w:t>2</w:t>
-      </w:r>
-      <w:r>
-        <w:rPr>
-          <w:rStyle w:val="VerbatimChar"/>
-          <w:rFonts w:ascii="SimSun" w:hAnsi="SimSun" w:eastAsia="SimSun" w:cs="SimSun"/>
-        </w:rPr>
-        <w:t>→ CH</w:t>
-      </w:r>
-      <w:r>
-        <w:rPr>
-          <w:rStyle w:val="VerbatimChar"/>
-          <w:rFonts w:ascii="SimSun" w:hAnsi="SimSun" w:eastAsia="SimSun" w:cs="SimSun"/>
-          <w:vertAlign w:val="subscript"/>
-        </w:rPr>
-        <w:t>3</w:t>
-      </w:r>
-      <w:r>
-        <w:rPr>
-          <w:rStyle w:val="VerbatimChar"/>
-          <w:rFonts w:ascii="SimSun" w:hAnsi="SimSun" w:eastAsia="SimSun" w:cs="SimSun"/>
-        </w:rPr>
-        <w:t>CH</w:t>
-      </w:r>
-      <w:r>
-        <w:rPr>
-          <w:rStyle w:val="VerbatimChar"/>
-          <w:rFonts w:ascii="SimSun" w:hAnsi="SimSun" w:eastAsia="SimSun" w:cs="SimSun"/>
-          <w:vertAlign w:val="subscript"/>
-        </w:rPr>
-        <w:t>2</w:t>
-      </w:r>
-      <w:r>
-        <w:rPr>
-          <w:rStyle w:val="VerbatimChar"/>
-          <w:rFonts w:ascii="SimSun" w:hAnsi="SimSun" w:eastAsia="SimSun" w:cs="SimSun"/>
-        </w:rPr>
-        <w:t>COCl —NaN</w:t>
-      </w:r>
-      <w:r>
-        <w:rPr>
-          <w:rStyle w:val="VerbatimChar"/>
-          <w:rFonts w:ascii="SimSun" w:hAnsi="SimSun" w:eastAsia="SimSun" w:cs="SimSun"/>
-          <w:vertAlign w:val="subscript"/>
-        </w:rPr>
-        <w:t>3</w:t>
-      </w:r>
-      <w:r>
-        <w:rPr>
-          <w:rStyle w:val="VerbatimChar"/>
-          <w:rFonts w:ascii="SimSun" w:hAnsi="SimSun" w:eastAsia="SimSun" w:cs="SimSun"/>
-        </w:rPr>
-        <w:t>→ CH</w:t>
-      </w:r>
-      <w:r>
-        <w:rPr>
-          <w:rStyle w:val="VerbatimChar"/>
-          <w:rFonts w:ascii="SimSun" w:hAnsi="SimSun" w:eastAsia="SimSun" w:cs="SimSun"/>
-          <w:vertAlign w:val="subscript"/>
-        </w:rPr>
-        <w:t>3</w:t>
-      </w:r>
-      <w:r>
-        <w:rPr>
-          <w:rStyle w:val="VerbatimChar"/>
-          <w:rFonts w:ascii="SimSun" w:hAnsi="SimSun" w:eastAsia="SimSun" w:cs="SimSun"/>
-        </w:rPr>
-        <w:t>CH</w:t>
-      </w:r>
-      <w:r>
-        <w:rPr>
-          <w:rStyle w:val="VerbatimChar"/>
-          <w:rFonts w:ascii="SimSun" w:hAnsi="SimSun" w:eastAsia="SimSun" w:cs="SimSun"/>
-          <w:vertAlign w:val="subscript"/>
-        </w:rPr>
-        <w:t>2</w:t>
-      </w:r>
-      <w:r>
-        <w:rPr>
-          <w:rStyle w:val="VerbatimChar"/>
-          <w:rFonts w:ascii="SimSun" w:hAnsi="SimSun" w:eastAsia="SimSun" w:cs="SimSun"/>
-        </w:rPr>
-        <w:t>CON</w:t>
-      </w:r>
-      <w:r>
-        <w:rPr>
-          <w:rStyle w:val="VerbatimChar"/>
-          <w:rFonts w:ascii="SimSun" w:hAnsi="SimSun" w:eastAsia="SimSun" w:cs="SimSun"/>
-          <w:vertAlign w:val="subscript"/>
-        </w:rPr>
-        <w:t>3</w:t>
-      </w:r>
-      <w:r>
-        <w:rPr>
-          <w:rStyle w:val="VerbatimChar"/>
-          <w:rFonts w:ascii="SimSun" w:hAnsi="SimSun" w:eastAsia="SimSun" w:cs="SimSun"/>
-        </w:rPr>
-        <w:t xml:space="preserve"> </w:t>
-      </w:r>
-      <w:r>
-        <w:rPr>
-          <w:rFonts w:ascii="SimSun" w:hAnsi="SimSun" w:eastAsia="SimSun" w:cs="SimSun"/>
-        </w:rPr>
-        <w:br/>
-      </w:r>
-      <w:r>
-        <w:rPr>
-          <w:rStyle w:val="VerbatimChar"/>
-          <w:rFonts w:ascii="SimSun" w:hAnsi="SimSun" w:eastAsia="SimSun" w:cs="SimSun"/>
-        </w:rPr>
-        <w:t xml:space="preserve">  —Δ, -N</w:t>
-      </w:r>
-      <w:r>
-        <w:rPr>
-          <w:rStyle w:val="VerbatimChar"/>
-          <w:rFonts w:ascii="SimSun" w:hAnsi="SimSun" w:eastAsia="SimSun" w:cs="SimSun"/>
-          <w:vertAlign w:val="subscript"/>
-        </w:rPr>
-        <w:t>2</w:t>
-      </w:r>
-      <w:r>
-        <w:rPr>
-          <w:rStyle w:val="VerbatimChar"/>
-          <w:rFonts w:ascii="SimSun" w:hAnsi="SimSun" w:eastAsia="SimSun" w:cs="SimSun"/>
-        </w:rPr>
-        <w:t xml:space="preserve">→ </w:t>
-      </w:r>
-      <w:r>
-        <w:rPr>
-          <w:rStyle w:val="VerbatimChar"/>
-          <w:rFonts w:hint="eastAsia" w:ascii="SimSun" w:hAnsi="SimSun" w:eastAsia="SimSun" w:cs="SimSun"/>
-        </w:rPr>
-        <w:t>CH</w:t>
-      </w:r>
-      <w:r>
-        <w:rPr>
-          <w:rStyle w:val="VerbatimChar"/>
-          <w:rFonts w:hint="eastAsia" w:ascii="SimSun" w:hAnsi="SimSun" w:eastAsia="SimSun" w:cs="SimSun"/>
-          <w:vertAlign w:val="subscript"/>
-        </w:rPr>
-        <w:t>3</w:t>
-      </w:r>
-      <w:r>
-        <w:rPr>
-          <w:rStyle w:val="VerbatimChar"/>
-          <w:rFonts w:hint="eastAsia" w:ascii="SimSun" w:hAnsi="SimSun" w:eastAsia="SimSun" w:cs="SimSun"/>
-        </w:rPr>
-        <w:t>CH</w:t>
-      </w:r>
-      <w:r>
-        <w:rPr>
-          <w:rStyle w:val="VerbatimChar"/>
-          <w:rFonts w:hint="eastAsia" w:ascii="SimSun" w:hAnsi="SimSun" w:eastAsia="SimSun" w:cs="SimSun"/>
-          <w:vertAlign w:val="subscript"/>
-        </w:rPr>
-        <w:t>2</w:t>
-      </w:r>
-      <w:r>
-        <w:rPr>
-          <w:rStyle w:val="VerbatimChar"/>
-          <w:rFonts w:hint="eastAsia" w:ascii="SimSun" w:hAnsi="SimSun" w:eastAsia="SimSun" w:cs="SimSun"/>
-        </w:rPr>
-        <w:t>-N=C=O（</w:t>
-      </w:r>
-      <w:r>
-        <w:rPr>
-          <w:rStyle w:val="VerbatimChar"/>
-          <w:rFonts w:hint="eastAsia" w:ascii="SimSun" w:hAnsi="SimSun" w:eastAsia="SimSun" w:cs="SimSun"/>
-        </w:rPr>
-        <w:t>异氰酸酯</w:t>
-      </w:r>
-      <w:r>
-        <w:rPr>
-          <w:rStyle w:val="VerbatimChar"/>
-          <w:rFonts w:hint="eastAsia" w:ascii="SimSun" w:hAnsi="SimSun" w:eastAsia="SimSun" w:cs="SimSun"/>
-        </w:rPr>
-        <w:t>）—H</w:t>
-      </w:r>
-      <w:r>
-        <w:rPr>
-          <w:rStyle w:val="VerbatimChar"/>
-          <w:rFonts w:hint="eastAsia" w:ascii="SimSun" w:hAnsi="SimSun" w:eastAsia="SimSun" w:cs="SimSun"/>
-          <w:vertAlign w:val="subscript"/>
-        </w:rPr>
-        <w:t>2</w:t>
-      </w:r>
-      <w:r>
-        <w:rPr>
-          <w:rStyle w:val="VerbatimChar"/>
-          <w:rFonts w:hint="eastAsia" w:ascii="SimSun" w:hAnsi="SimSun" w:eastAsia="SimSun" w:cs="SimSun"/>
-        </w:rPr>
-        <w:t>O→</w:t>
-      </w:r>
-      <w:r>
-        <w:rPr>
-          <w:rStyle w:val="VerbatimChar"/>
-          <w:rFonts w:ascii="SimSun" w:hAnsi="SimSun" w:eastAsia="SimSun" w:cs="SimSun"/>
-        </w:rPr>
-        <w:t xml:space="preserve"> CH</w:t>
-      </w:r>
-      <w:r>
-        <w:rPr>
-          <w:rStyle w:val="VerbatimChar"/>
-          <w:rFonts w:ascii="SimSun" w:hAnsi="SimSun" w:eastAsia="SimSun" w:cs="SimSun"/>
-          <w:vertAlign w:val="subscript"/>
-        </w:rPr>
-        <w:t>3</w:t>
-      </w:r>
-      <w:r>
-        <w:rPr>
-          <w:rStyle w:val="VerbatimChar"/>
-          <w:rFonts w:ascii="SimSun" w:hAnsi="SimSun" w:eastAsia="SimSun" w:cs="SimSun"/>
-        </w:rPr>
-        <w:t>CH</w:t>
-      </w:r>
-      <w:r>
-        <w:rPr>
-          <w:rStyle w:val="VerbatimChar"/>
-          <w:rFonts w:ascii="SimSun" w:hAnsi="SimSun" w:eastAsia="SimSun" w:cs="SimSun"/>
-          <w:vertAlign w:val="subscript"/>
-        </w:rPr>
-        <w:t>2</w:t>
-      </w:r>
-      <w:r>
-        <w:rPr>
-          <w:rStyle w:val="VerbatimChar"/>
-          <w:rFonts w:ascii="SimSun" w:hAnsi="SimSun" w:eastAsia="SimSun" w:cs="SimSun"/>
-        </w:rPr>
-        <w:t>NH</w:t>
-      </w:r>
-      <w:r>
-        <w:rPr>
-          <w:rStyle w:val="VerbatimChar"/>
-          <w:rFonts w:ascii="SimSun" w:hAnsi="SimSun" w:eastAsia="SimSun" w:cs="SimSun"/>
-          <w:vertAlign w:val="subscript"/>
-        </w:rPr>
-        <w:t>2</w:t>
-      </w:r>
-      <w:r>
-        <w:rPr>
-          <w:rStyle w:val="VerbatimChar"/>
-          <w:rFonts w:ascii="SimSun" w:hAnsi="SimSun" w:eastAsia="SimSun" w:cs="SimSun"/>
-        </w:rPr>
-        <w:t xml:space="preserve"> + CO</w:t>
-      </w:r>
-      <w:r>
-        <w:rPr>
-          <w:rStyle w:val="VerbatimChar"/>
-          <w:rFonts w:ascii="SimSun" w:hAnsi="SimSun" w:eastAsia="SimSun" w:cs="SimSun"/>
-          <w:vertAlign w:val="subscript"/>
-        </w:rPr>
-        <w:t>2</w:t>
-      </w:r>
-    </w:p>
-    <w:p>
-      <w:pPr>
-        <w:pStyle w:val="FirstParagraph"/>
+        <w:pStyle w:val="BodyText"/>
       </w:pPr>
       <w:r>
         <w:rPr>

--- a/06-学生侧材料/讲义/有机化学/重排反应.docx
+++ b/06-学生侧材料/讲义/有机化学/重排反应.docx
@@ -2,7 +2,7 @@
 <file path=word/document.xml><?xml version="1.0" encoding="utf-8"?>
 <w:document xmlns:w="http://schemas.openxmlformats.org/wordprocessingml/2006/main" xmlns:m="http://schemas.openxmlformats.org/officeDocument/2006/math" xmlns:r="http://schemas.openxmlformats.org/officeDocument/2006/relationships" xmlns:o="urn:schemas-microsoft-com:office:office" xmlns:v="urn:schemas-microsoft-com:vml" xmlns:w10="urn:schemas-microsoft-com:office:word" xmlns:a="http://schemas.openxmlformats.org/drawingml/2006/main" xmlns:pic="http://schemas.openxmlformats.org/drawingml/2006/picture" xmlns:wp="http://schemas.openxmlformats.org/drawingml/2006/wordprocessingDrawing">
   <w:body>
-    <w:bookmarkStart w:id="61" w:name="第十二讲重排反应提高班"/>
+    <w:bookmarkStart w:id="64" w:name="第十二讲重排反应提高班"/>
     <w:p>
       <w:pPr>
         <w:pStyle w:val="Heading1"/>
@@ -37401,7 +37401,7 @@
     </w:p>
     <w:bookmarkEnd w:id="53"/>
     <w:bookmarkEnd w:id="54"/>
-    <w:bookmarkStart w:id="58" w:name="十二练习题"/>
+    <w:bookmarkStart w:id="61" w:name="十二练习题"/>
     <w:p>
       <w:pPr>
         <w:pStyle w:val="Heading2"/>
@@ -38095,7 +38095,7 @@
       </w:r>
     </w:p>
     <w:bookmarkEnd w:id="55"/>
-    <w:bookmarkStart w:id="56" w:name="提高训练"/>
+    <w:bookmarkStart w:id="59" w:name="提高训练"/>
     <w:p>
       <w:pPr>
         <w:pStyle w:val="Heading3"/>
@@ -38274,75 +38274,57 @@
     </w:p>
     <w:p>
       <w:pPr>
-        <w:pStyle w:val="SourceCode"/>
         <w:numPr>
           <w:ilvl w:val="0"/>
           <w:numId w:val="1000"/>
         </w:numPr>
+        <w:spacing w:before="160" w:after="80"/>
+        <w:jc w:val="center"/>
       </w:pPr>
       <w:r>
         <w:rPr>
-          <w:rStyle w:val="VerbatimChar"/>
-          <w:rFonts w:ascii="SimSun" w:hAnsi="SimSun" w:eastAsia="SimSun" w:cs="SimSun"/>
-        </w:rPr>
-        <w:t>Ph—C(OH)—C(OH)(CH</w:t>
-      </w:r>
-      <w:r>
-        <w:rPr>
-          <w:rStyle w:val="VerbatimChar"/>
-          <w:rFonts w:ascii="SimSun" w:hAnsi="SimSun" w:eastAsia="SimSun" w:cs="SimSun"/>
-          <w:vertAlign w:val="subscript"/>
-        </w:rPr>
-        <w:t>3</w:t>
-      </w:r>
-      <w:r>
-        <w:rPr>
-          <w:rStyle w:val="VerbatimChar"/>
-          <w:rFonts w:ascii="SimSun" w:hAnsi="SimSun" w:eastAsia="SimSun" w:cs="SimSun"/>
-        </w:rPr>
-        <w:t>)</w:t>
-      </w:r>
-      <w:r>
-        <w:rPr>
-          <w:rStyle w:val="VerbatimChar"/>
-          <w:rFonts w:ascii="SimSun" w:hAnsi="SimSun" w:eastAsia="SimSun" w:cs="SimSun"/>
-          <w:vertAlign w:val="subscript"/>
-        </w:rPr>
-        <w:t>2</w:t>
-      </w:r>
-      <w:r>
-        <w:rPr>
-          <w:rFonts w:ascii="SimSun" w:hAnsi="SimSun" w:eastAsia="SimSun" w:cs="SimSun"/>
-        </w:rPr>
-        <w:br/>
-      </w:r>
-      <w:r>
-        <w:rPr>
-          <w:rStyle w:val="VerbatimChar"/>
-          <w:rFonts w:ascii="SimSun" w:hAnsi="SimSun" w:eastAsia="SimSun" w:cs="SimSun"/>
-        </w:rPr>
-        <w:t xml:space="preserve">     |</w:t>
-      </w:r>
-      <w:r>
-        <w:rPr>
-          <w:rFonts w:ascii="SimSun" w:hAnsi="SimSun" w:eastAsia="SimSun" w:cs="SimSun"/>
-        </w:rPr>
-        <w:br/>
-      </w:r>
-      <w:r>
-        <w:rPr>
-          <w:rStyle w:val="VerbatimChar"/>
-          <w:rFonts w:ascii="SimSun" w:hAnsi="SimSun" w:eastAsia="SimSun" w:cs="SimSun"/>
-        </w:rPr>
-        <w:t xml:space="preserve">    CH</w:t>
-      </w:r>
-      <w:r>
-        <w:rPr>
-          <w:rStyle w:val="VerbatimChar"/>
-          <w:rFonts w:ascii="SimSun" w:hAnsi="SimSun" w:eastAsia="SimSun" w:cs="SimSun"/>
-          <w:vertAlign w:val="subscript"/>
-        </w:rPr>
-        <w:t>3</w:t>
+          <w:rFonts w:ascii="Times New Roman" w:hAnsi="Times New Roman" w:eastAsia="Times New Roman" w:cs="Times New Roman"/>
+        </w:rPr>
+        <w:drawing>
+          <wp:inline>
+            <wp:extent cx="2462906" cy="1879344"/>
+            <wp:effectExtent b="0" l="0" r="0" t="0"/>
+            <wp:docPr descr="" title="" id="57" name="Picture"/>
+            <a:graphic>
+              <a:graphicData uri="http://schemas.openxmlformats.org/drawingml/2006/picture">
+                <pic:pic>
+                  <pic:nvPicPr>
+                    <pic:cNvPr descr="be2115bb0b3b1b81cc04061d3f68a981b317b442271b193de9a354cbd882f304.png" id="58" name="Picture"/>
+                    <pic:cNvPicPr>
+                      <a:picLocks noChangeArrowheads="1" noChangeAspect="1"/>
+                    </pic:cNvPicPr>
+                  </pic:nvPicPr>
+                  <pic:blipFill>
+                    <a:blip r:embed="rId56"/>
+                    <a:stretch>
+                      <a:fillRect/>
+                    </a:stretch>
+                  </pic:blipFill>
+                  <pic:spPr bwMode="auto">
+                    <a:xfrm>
+                      <a:off x="0" y="0"/>
+                      <a:ext cx="2462906" cy="1879344"/>
+                    </a:xfrm>
+                    <a:prstGeom prst="rect">
+                      <a:avLst/>
+                    </a:prstGeom>
+                    <a:noFill/>
+                    <a:ln w="9525">
+                      <a:noFill/>
+                      <a:headEnd/>
+                      <a:tailEnd/>
+                    </a:ln>
+                  </pic:spPr>
+                </pic:pic>
+              </a:graphicData>
+            </a:graphic>
+          </wp:inline>
+        </w:drawing>
       </w:r>
     </w:p>
     <w:p>
@@ -38514,8 +38496,8 @@
         <w:t>。</w:t>
       </w:r>
     </w:p>
-    <w:bookmarkEnd w:id="56"/>
-    <w:bookmarkStart w:id="57" w:name="综合"/>
+    <w:bookmarkEnd w:id="59"/>
+    <w:bookmarkStart w:id="60" w:name="综合"/>
     <w:p>
       <w:pPr>
         <w:pStyle w:val="Heading3"/>
@@ -39090,9 +39072,9 @@
         </w:pict>
       </w:r>
     </w:p>
-    <w:bookmarkEnd w:id="57"/>
-    <w:bookmarkEnd w:id="58"/>
-    <w:bookmarkStart w:id="59" w:name="参考答案"/>
+    <w:bookmarkEnd w:id="60"/>
+    <w:bookmarkEnd w:id="61"/>
+    <w:bookmarkStart w:id="62" w:name="参考答案"/>
     <w:p>
       <w:pPr>
         <w:pStyle w:val="Heading2"/>
@@ -42349,8 +42331,8 @@
         </w:pict>
       </w:r>
     </w:p>
-    <w:bookmarkEnd w:id="59"/>
-    <w:bookmarkStart w:id="60" w:name="十三跨专题连接"/>
+    <w:bookmarkEnd w:id="62"/>
+    <w:bookmarkStart w:id="63" w:name="十三跨专题连接"/>
     <w:p>
       <w:pPr>
         <w:pStyle w:val="Heading2"/>
@@ -43087,8 +43069,8 @@
         </w:pict>
       </w:r>
     </w:p>
-    <w:bookmarkEnd w:id="60"/>
-    <w:bookmarkEnd w:id="61"/>
+    <w:bookmarkEnd w:id="63"/>
+    <w:bookmarkEnd w:id="64"/>
     <w:sectPr>
       <w:footerReference w:type="default" r:id="rId9"/>
       <w:footnotePr>
